--- a/Ausgabe/Klasse_9/02_Komplexaufgabe_zur_Algorithmierung/01_Arbeitsheft.docx
+++ b/Ausgabe/Klasse_9/02_Komplexaufgabe_zur_Algorithmierung/01_Arbeitsheft.docx
@@ -28,7 +28,7 @@
         </w:p>
       </w:sdtContent>
     </w:sdt>
-    <w:bookmarkStart w:id="9" w:name="arbeitsheft"/>
+    <w:bookmarkStart w:id="20" w:name="arbeitsheft"/>
     <w:p>
       <w:pPr>
         <w:pStyle w:val="Heading1"/>
@@ -45,8 +45,8 @@
         <w:t xml:space="preserve">Enthält das Arbeitsheft.</w:t>
       </w:r>
     </w:p>
-    <w:bookmarkEnd w:id="9"/>
-    <w:bookmarkStart w:id="14" w:name="was-ist-ein-algorithmus"/>
+    <w:bookmarkEnd w:id="20"/>
+    <w:bookmarkStart w:id="25" w:name="was-ist-ein-algorithmus"/>
     <w:p>
       <w:pPr>
         <w:pStyle w:val="Heading1"/>
@@ -55,7 +55,7 @@
         <w:t xml:space="preserve">Was ist ein Algorithmus?</w:t>
       </w:r>
     </w:p>
-    <w:bookmarkStart w:id="10" w:name="einstieg"/>
+    <w:bookmarkStart w:id="21" w:name="einstieg"/>
     <w:p>
       <w:pPr>
         <w:pStyle w:val="Heading2"/>
@@ -103,8 +103,8 @@
         </w:pict>
       </w:r>
     </w:p>
-    <w:bookmarkEnd w:id="10"/>
-    <w:bookmarkStart w:id="11" w:name="praxis"/>
+    <w:bookmarkEnd w:id="21"/>
+    <w:bookmarkStart w:id="22" w:name="praxis"/>
     <w:p>
       <w:pPr>
         <w:pStyle w:val="Heading2"/>
@@ -144,8 +144,8 @@
         </w:pict>
       </w:r>
     </w:p>
-    <w:bookmarkEnd w:id="11"/>
-    <w:bookmarkStart w:id="12" w:name="theorie"/>
+    <w:bookmarkEnd w:id="22"/>
+    <w:bookmarkStart w:id="23" w:name="theorie"/>
     <w:p>
       <w:pPr>
         <w:pStyle w:val="Heading2"/>
@@ -185,8 +185,8 @@
         </w:pict>
       </w:r>
     </w:p>
-    <w:bookmarkEnd w:id="12"/>
-    <w:bookmarkStart w:id="13" w:name="vergleicht-eure-ergebnisse"/>
+    <w:bookmarkEnd w:id="23"/>
+    <w:bookmarkStart w:id="24" w:name="vergleicht-eure-ergebnisse"/>
     <w:p>
       <w:pPr>
         <w:pStyle w:val="Heading2"/>
@@ -225,19 +225,19 @@
       </w:pPr>
       <w:r>
         <w:rPr>
+          <w:bCs/>
           <w:b/>
-          <w:bCs/>
         </w:rPr>
         <w:t xml:space="preserve">Fragen zur Diskussion</w:t>
       </w:r>
     </w:p>
     <w:p>
       <w:pPr>
-        <w:pStyle w:val="Compact"/>
         <w:numPr>
           <w:ilvl w:val="0"/>
           <w:numId w:val="1001"/>
         </w:numPr>
+        <w:pStyle w:val="Compact"/>
       </w:pPr>
       <w:r>
         <w:t xml:space="preserve">Sind alle Anleitungen gleich?</w:t>
@@ -245,11 +245,11 @@
     </w:p>
     <w:p>
       <w:pPr>
-        <w:pStyle w:val="Compact"/>
         <w:numPr>
           <w:ilvl w:val="0"/>
           <w:numId w:val="1001"/>
         </w:numPr>
+        <w:pStyle w:val="Compact"/>
       </w:pPr>
       <w:r>
         <w:t xml:space="preserve">Gibt es Unterschiede?</w:t>
@@ -257,11 +257,11 @@
     </w:p>
     <w:p>
       <w:pPr>
-        <w:pStyle w:val="Compact"/>
         <w:numPr>
           <w:ilvl w:val="0"/>
           <w:numId w:val="1001"/>
         </w:numPr>
+        <w:pStyle w:val="Compact"/>
       </w:pPr>
       <w:r>
         <w:t xml:space="preserve">Welche Anleitung lässt sich besonders gut nachvollziehen?</w:t>
@@ -269,11 +269,11 @@
     </w:p>
     <w:p>
       <w:pPr>
-        <w:pStyle w:val="Compact"/>
         <w:numPr>
           <w:ilvl w:val="0"/>
           <w:numId w:val="1001"/>
         </w:numPr>
+        <w:pStyle w:val="Compact"/>
       </w:pPr>
       <w:r>
         <w:t xml:space="preserve">Gab es Stellen, die unklar waren?</w:t>
@@ -291,8 +291,8 @@
       </w:r>
       <w:r>
         <w:rPr>
+          <w:bCs/>
           <w:b/>
-          <w:bCs/>
         </w:rPr>
         <w:t xml:space="preserve">Merke dir deine Beobachtungen.</w:t>
       </w:r>
@@ -305,9 +305,9 @@
         <w:t xml:space="preserve">Im nächsten Abschnitt untersucht ihr, wodurch eine gute Anleitung entsteht.</w:t>
       </w:r>
     </w:p>
-    <w:bookmarkEnd w:id="13"/>
-    <w:bookmarkEnd w:id="14"/>
-    <w:bookmarkStart w:id="22" w:name="entdecken"/>
+    <w:bookmarkEnd w:id="24"/>
+    <w:bookmarkEnd w:id="25"/>
+    <w:bookmarkStart w:id="33" w:name="entdecken"/>
     <w:p>
       <w:pPr>
         <w:pStyle w:val="Heading1"/>
@@ -316,7 +316,7 @@
         <w:t xml:space="preserve">Entdecken</w:t>
       </w:r>
     </w:p>
-    <w:bookmarkStart w:id="16" w:name="eine-anleitung-wird-ausprobiert"/>
+    <w:bookmarkStart w:id="27" w:name="eine-anleitung-wird-ausprobiert"/>
     <w:p>
       <w:pPr>
         <w:pStyle w:val="Heading2"/>
@@ -337,19 +337,19 @@
       <w:pPr>
         <w:pStyle w:val="Heading3"/>
       </w:pPr>
-      <w:bookmarkStart w:id="15" w:name="kakao-zubereiten"/>
+      <w:bookmarkStart w:id="26" w:name="kakao-zubereiten"/>
       <w:r>
         <w:t xml:space="preserve">Kakao zubereiten</w:t>
       </w:r>
-      <w:bookmarkEnd w:id="15"/>
-    </w:p>
-    <w:p>
-      <w:pPr>
-        <w:pStyle w:val="Compact"/>
+      <w:bookmarkEnd w:id="26"/>
+    </w:p>
+    <w:p>
+      <w:pPr>
         <w:numPr>
           <w:ilvl w:val="0"/>
           <w:numId w:val="1002"/>
         </w:numPr>
+        <w:pStyle w:val="Compact"/>
       </w:pPr>
       <w:r>
         <w:t xml:space="preserve">Rühre gut um.</w:t>
@@ -357,11 +357,11 @@
     </w:p>
     <w:p>
       <w:pPr>
-        <w:pStyle w:val="Compact"/>
         <w:numPr>
           <w:ilvl w:val="0"/>
           <w:numId w:val="1002"/>
         </w:numPr>
+        <w:pStyle w:val="Compact"/>
       </w:pPr>
       <w:r>
         <w:t xml:space="preserve">Gib zwei Teelöffel Kakaopulver dazu.</w:t>
@@ -369,11 +369,11 @@
     </w:p>
     <w:p>
       <w:pPr>
-        <w:pStyle w:val="Compact"/>
         <w:numPr>
           <w:ilvl w:val="0"/>
           <w:numId w:val="1002"/>
         </w:numPr>
+        <w:pStyle w:val="Compact"/>
       </w:pPr>
       <w:r>
         <w:t xml:space="preserve">Fülle Milch in einen Becher.</w:t>
@@ -386,8 +386,8 @@
         </w:pict>
       </w:r>
     </w:p>
-    <w:bookmarkEnd w:id="16"/>
-    <w:bookmarkStart w:id="17" w:name="praxis-1"/>
+    <w:bookmarkEnd w:id="27"/>
+    <w:bookmarkStart w:id="28" w:name="praxis-1"/>
     <w:p>
       <w:pPr>
         <w:pStyle w:val="Heading2"/>
@@ -416,8 +416,8 @@
       </w:r>
       <w:r>
         <w:rPr>
+          <w:bCs/>
           <w:b/>
-          <w:bCs/>
         </w:rPr>
         <w:t xml:space="preserve">genau in der angegebenen Reihenfolge</w:t>
       </w:r>
@@ -456,8 +456,8 @@
       </w:r>
       <w:r>
         <w:rPr>
+          <w:bCs/>
           <w:b/>
-          <w:bCs/>
         </w:rPr>
         <w:t xml:space="preserve">nichts ergänzt oder verbessert</w:t>
       </w:r>
@@ -483,8 +483,8 @@
         </w:pict>
       </w:r>
     </w:p>
-    <w:bookmarkEnd w:id="17"/>
-    <w:bookmarkStart w:id="18" w:name="theorie-1"/>
+    <w:bookmarkEnd w:id="28"/>
+    <w:bookmarkStart w:id="29" w:name="theorie-1"/>
     <w:p>
       <w:pPr>
         <w:pStyle w:val="Heading2"/>
@@ -524,8 +524,8 @@
         </w:pict>
       </w:r>
     </w:p>
-    <w:bookmarkEnd w:id="18"/>
-    <w:bookmarkStart w:id="19" w:name="gespräch"/>
+    <w:bookmarkEnd w:id="29"/>
+    <w:bookmarkStart w:id="30" w:name="gespräch"/>
     <w:p>
       <w:pPr>
         <w:pStyle w:val="Heading2"/>
@@ -552,11 +552,11 @@
     </w:p>
     <w:p>
       <w:pPr>
-        <w:pStyle w:val="Compact"/>
         <w:numPr>
           <w:ilvl w:val="0"/>
           <w:numId w:val="1003"/>
         </w:numPr>
+        <w:pStyle w:val="Compact"/>
       </w:pPr>
       <w:r>
         <w:t xml:space="preserve">Was ist beim Ausführen passiert?</w:t>
@@ -564,11 +564,11 @@
     </w:p>
     <w:p>
       <w:pPr>
-        <w:pStyle w:val="Compact"/>
         <w:numPr>
           <w:ilvl w:val="0"/>
           <w:numId w:val="1003"/>
         </w:numPr>
+        <w:pStyle w:val="Compact"/>
       </w:pPr>
       <w:r>
         <w:t xml:space="preserve">Warum war die Anleitung schwierig umzusetzen?</w:t>
@@ -576,11 +576,11 @@
     </w:p>
     <w:p>
       <w:pPr>
-        <w:pStyle w:val="Compact"/>
         <w:numPr>
           <w:ilvl w:val="0"/>
           <w:numId w:val="1003"/>
         </w:numPr>
+        <w:pStyle w:val="Compact"/>
       </w:pPr>
       <w:r>
         <w:t xml:space="preserve">Welche Informationen haben gefehlt?</w:t>
@@ -588,11 +588,11 @@
     </w:p>
     <w:p>
       <w:pPr>
-        <w:pStyle w:val="Compact"/>
         <w:numPr>
           <w:ilvl w:val="0"/>
           <w:numId w:val="1003"/>
         </w:numPr>
+        <w:pStyle w:val="Compact"/>
       </w:pPr>
       <w:r>
         <w:t xml:space="preserve">Welche Schritte hätten an einer anderen Stelle stehen müssen?</w:t>
@@ -605,8 +605,8 @@
         </w:pict>
       </w:r>
     </w:p>
-    <w:bookmarkEnd w:id="19"/>
-    <w:bookmarkStart w:id="20" w:name="kai-fragt"/>
+    <w:bookmarkEnd w:id="30"/>
+    <w:bookmarkStart w:id="31" w:name="kai-fragt"/>
     <w:p>
       <w:pPr>
         <w:pStyle w:val="Heading2"/>
@@ -629,8 +629,8 @@
       </w:pPr>
       <w:r>
         <w:rPr>
+          <w:bCs/>
           <w:b/>
-          <w:bCs/>
         </w:rPr>
         <w:t xml:space="preserve">Was soll ich umrühren?</w:t>
       </w:r>
@@ -642,8 +642,8 @@
         </w:pict>
       </w:r>
     </w:p>
-    <w:bookmarkEnd w:id="20"/>
-    <w:bookmarkStart w:id="21" w:name="auftrag"/>
+    <w:bookmarkEnd w:id="31"/>
+    <w:bookmarkStart w:id="32" w:name="auftrag"/>
     <w:p>
       <w:pPr>
         <w:pStyle w:val="Heading2"/>
@@ -684,9 +684,9 @@
         <w:t xml:space="preserve">💬 Welche Änderungen habt ihr vorgenommen?</w:t>
       </w:r>
     </w:p>
-    <w:bookmarkEnd w:id="21"/>
-    <w:bookmarkEnd w:id="22"/>
-    <w:bookmarkStart w:id="33" w:name="erarbeiten"/>
+    <w:bookmarkEnd w:id="32"/>
+    <w:bookmarkEnd w:id="33"/>
+    <w:bookmarkStart w:id="44" w:name="erarbeiten"/>
     <w:p>
       <w:pPr>
         <w:pStyle w:val="Heading1"/>
@@ -695,7 +695,7 @@
         <w:t xml:space="preserve">Erarbeiten</w:t>
       </w:r>
     </w:p>
-    <w:bookmarkStart w:id="23" w:name="was-macht-eine-gute-anleitung-aus"/>
+    <w:bookmarkStart w:id="34" w:name="was-macht-eine-gute-anleitung-aus"/>
     <w:p>
       <w:pPr>
         <w:pStyle w:val="Heading2"/>
@@ -726,8 +726,8 @@
       </w:pPr>
       <w:r>
         <w:rPr>
+          <w:bCs/>
           <w:b/>
-          <w:bCs/>
         </w:rPr>
         <w:t xml:space="preserve">Wodurch wird eine Anleitung eigentlich gut?</w:t>
       </w:r>
@@ -747,8 +747,8 @@
         </w:pict>
       </w:r>
     </w:p>
-    <w:bookmarkEnd w:id="23"/>
-    <w:bookmarkStart w:id="24" w:name="aufgabe-1"/>
+    <w:bookmarkEnd w:id="34"/>
+    <w:bookmarkStart w:id="35" w:name="aufgabe-1"/>
     <w:p>
       <w:pPr>
         <w:pStyle w:val="Heading2"/>
@@ -770,6 +770,7 @@
         <w:tblStyle w:val="Table"/>
         <w:tblW w:type="auto" w:w="0"/>
         <w:tblLook w:firstRow="1" w:lastRow="0" w:firstColumn="0" w:lastColumn="0" w:noHBand="0" w:noVBand="0" w:val="0020"/>
+        <w:jc w:val="start"/>
       </w:tblPr>
       <w:tblGrid>
         <w:gridCol w:w="3960"/>
@@ -777,13 +778,14 @@
       </w:tblGrid>
       <w:tr>
         <w:trPr>
-          <w:tblHeader w:val="on"/>
+          <w:tblHeader w:val="true"/>
         </w:trPr>
         <w:tc>
           <w:tcPr/>
           <w:p>
             <w:pPr>
               <w:pStyle w:val="Compact"/>
+              <w:jc w:val="left"/>
             </w:pPr>
             <w:r>
               <w:t xml:space="preserve">Beobachtung</w:t>
@@ -795,6 +797,7 @@
           <w:p>
             <w:pPr>
               <w:pStyle w:val="Compact"/>
+              <w:jc w:val="left"/>
             </w:pPr>
             <w:r>
               <w:t xml:space="preserve">Was sollte eine gute Anleitung können?</w:t>
@@ -808,6 +811,7 @@
           <w:p>
             <w:pPr>
               <w:pStyle w:val="Compact"/>
+              <w:jc w:val="left"/>
             </w:pPr>
             <w:r>
               <w:t xml:space="preserve">Manche Angaben waren ungenau.</w:t>
@@ -829,6 +833,7 @@
           <w:p>
             <w:pPr>
               <w:pStyle w:val="Compact"/>
+              <w:jc w:val="left"/>
             </w:pPr>
             <w:r>
               <w:t xml:space="preserve">Einige Schritte fehlten.</w:t>
@@ -850,6 +855,7 @@
           <w:p>
             <w:pPr>
               <w:pStyle w:val="Compact"/>
+              <w:jc w:val="left"/>
             </w:pPr>
             <w:r>
               <w:t xml:space="preserve">Die Reihenfolge war nicht sinnvoll.</w:t>
@@ -871,6 +877,7 @@
           <w:p>
             <w:pPr>
               <w:pStyle w:val="Compact"/>
+              <w:jc w:val="left"/>
             </w:pPr>
             <w:r>
               <w:t xml:space="preserve">Manche Anweisungen konnten nicht ausgeführt werden.</w:t>
@@ -902,8 +909,8 @@
         </w:pict>
       </w:r>
     </w:p>
-    <w:bookmarkEnd w:id="24"/>
-    <w:bookmarkStart w:id="25" w:name="aufgabe-2"/>
+    <w:bookmarkEnd w:id="35"/>
+    <w:bookmarkStart w:id="36" w:name="aufgabe-2"/>
     <w:p>
       <w:pPr>
         <w:pStyle w:val="Heading2"/>
@@ -930,11 +937,11 @@
     </w:p>
     <w:p>
       <w:pPr>
-        <w:pStyle w:val="Compact"/>
         <w:numPr>
           <w:ilvl w:val="0"/>
           <w:numId w:val="1004"/>
         </w:numPr>
+        <w:pStyle w:val="Compact"/>
       </w:pPr>
       <w:r>
         <w:t xml:space="preserve">eindeutig.</w:t>
@@ -942,11 +949,11 @@
     </w:p>
     <w:p>
       <w:pPr>
-        <w:pStyle w:val="Compact"/>
         <w:numPr>
           <w:ilvl w:val="0"/>
           <w:numId w:val="1004"/>
         </w:numPr>
+        <w:pStyle w:val="Compact"/>
       </w:pPr>
       <w:r>
         <w:t xml:space="preserve">vollständig.</w:t>
@@ -954,11 +961,11 @@
     </w:p>
     <w:p>
       <w:pPr>
-        <w:pStyle w:val="Compact"/>
         <w:numPr>
           <w:ilvl w:val="0"/>
           <w:numId w:val="1004"/>
         </w:numPr>
+        <w:pStyle w:val="Compact"/>
       </w:pPr>
       <w:r>
         <w:t xml:space="preserve">in der richtigen Reihenfolge.</w:t>
@@ -966,11 +973,11 @@
     </w:p>
     <w:p>
       <w:pPr>
-        <w:pStyle w:val="Compact"/>
         <w:numPr>
           <w:ilvl w:val="0"/>
           <w:numId w:val="1004"/>
         </w:numPr>
+        <w:pStyle w:val="Compact"/>
       </w:pPr>
       <w:r>
         <w:t xml:space="preserve">ausführbar.</w:t>
@@ -991,8 +998,8 @@
         </w:pict>
       </w:r>
     </w:p>
-    <w:bookmarkEnd w:id="25"/>
-    <w:bookmarkStart w:id="30" w:name="bedeutungen"/>
+    <w:bookmarkEnd w:id="36"/>
+    <w:bookmarkStart w:id="41" w:name="bedeutungen"/>
     <w:p>
       <w:pPr>
         <w:pStyle w:val="Heading2"/>
@@ -1001,7 +1008,7 @@
         <w:t xml:space="preserve">Bedeutungen</w:t>
       </w:r>
     </w:p>
-    <w:bookmarkStart w:id="26" w:name="eindeutig"/>
+    <w:bookmarkStart w:id="37" w:name="eindeutig"/>
     <w:p>
       <w:pPr>
         <w:pStyle w:val="Heading3"/>
@@ -1024,8 +1031,8 @@
       </w:pPr>
       <w:r>
         <w:rPr>
+          <w:bCs/>
           <w:b/>
-          <w:bCs/>
         </w:rPr>
         <w:t xml:space="preserve">Beispiel</w:t>
       </w:r>
@@ -1053,8 +1060,8 @@
         </w:pict>
       </w:r>
     </w:p>
-    <w:bookmarkEnd w:id="26"/>
-    <w:bookmarkStart w:id="27" w:name="vollständig"/>
+    <w:bookmarkEnd w:id="37"/>
+    <w:bookmarkStart w:id="38" w:name="vollständig"/>
     <w:p>
       <w:pPr>
         <w:pStyle w:val="Heading3"/>
@@ -1077,8 +1084,8 @@
       </w:pPr>
       <w:r>
         <w:rPr>
+          <w:bCs/>
           <w:b/>
-          <w:bCs/>
         </w:rPr>
         <w:t xml:space="preserve">Beispiel</w:t>
       </w:r>
@@ -1106,8 +1113,8 @@
         </w:pict>
       </w:r>
     </w:p>
-    <w:bookmarkEnd w:id="27"/>
-    <w:bookmarkStart w:id="28" w:name="richtige-reihenfolge"/>
+    <w:bookmarkEnd w:id="38"/>
+    <w:bookmarkStart w:id="39" w:name="richtige-reihenfolge"/>
     <w:p>
       <w:pPr>
         <w:pStyle w:val="Heading3"/>
@@ -1130,8 +1137,8 @@
       </w:pPr>
       <w:r>
         <w:rPr>
+          <w:bCs/>
           <w:b/>
-          <w:bCs/>
         </w:rPr>
         <w:t xml:space="preserve">Beispiel</w:t>
       </w:r>
@@ -1159,8 +1166,8 @@
         </w:pict>
       </w:r>
     </w:p>
-    <w:bookmarkEnd w:id="28"/>
-    <w:bookmarkStart w:id="29" w:name="ausführbar"/>
+    <w:bookmarkEnd w:id="39"/>
+    <w:bookmarkStart w:id="40" w:name="ausführbar"/>
     <w:p>
       <w:pPr>
         <w:pStyle w:val="Heading3"/>
@@ -1183,8 +1190,8 @@
       </w:pPr>
       <w:r>
         <w:rPr>
+          <w:bCs/>
           <w:b/>
-          <w:bCs/>
         </w:rPr>
         <w:t xml:space="preserve">Beispiel</w:t>
       </w:r>
@@ -1204,9 +1211,9 @@
         </w:pict>
       </w:r>
     </w:p>
-    <w:bookmarkEnd w:id="29"/>
-    <w:bookmarkEnd w:id="30"/>
-    <w:bookmarkStart w:id="31" w:name="kai-erklärt"/>
+    <w:bookmarkEnd w:id="40"/>
+    <w:bookmarkEnd w:id="41"/>
+    <w:bookmarkStart w:id="42" w:name="kai-erklärt"/>
     <w:p>
       <w:pPr>
         <w:pStyle w:val="Heading2"/>
@@ -1236,8 +1243,8 @@
         </w:pict>
       </w:r>
     </w:p>
-    <w:bookmarkEnd w:id="31"/>
-    <w:bookmarkStart w:id="32" w:name="aufgabe-3"/>
+    <w:bookmarkEnd w:id="42"/>
+    <w:bookmarkStart w:id="43" w:name="aufgabe-3"/>
     <w:p>
       <w:pPr>
         <w:pStyle w:val="Heading2"/>
@@ -1259,6 +1266,7 @@
         <w:tblStyle w:val="Table"/>
         <w:tblW w:type="auto" w:w="0"/>
         <w:tblLook w:firstRow="1" w:lastRow="0" w:firstColumn="0" w:lastColumn="0" w:noHBand="0" w:noVBand="0" w:val="0020"/>
+        <w:jc w:val="start"/>
       </w:tblPr>
       <w:tblGrid>
         <w:gridCol w:w="3960"/>
@@ -1266,13 +1274,14 @@
       </w:tblGrid>
       <w:tr>
         <w:trPr>
-          <w:tblHeader w:val="on"/>
+          <w:tblHeader w:val="true"/>
         </w:trPr>
         <w:tc>
           <w:tcPr/>
           <w:p>
             <w:pPr>
               <w:pStyle w:val="Compact"/>
+              <w:jc w:val="left"/>
             </w:pPr>
             <w:r>
               <w:t xml:space="preserve">Aussage</w:t>
@@ -1284,6 +1293,7 @@
           <w:p>
             <w:pPr>
               <w:pStyle w:val="Compact"/>
+              <w:jc w:val="left"/>
             </w:pPr>
             <w:r>
               <w:t xml:space="preserve">Eigenschaft</w:t>
@@ -1297,6 +1307,7 @@
           <w:p>
             <w:pPr>
               <w:pStyle w:val="Compact"/>
+              <w:jc w:val="left"/>
             </w:pPr>
             <w:r>
               <w:t xml:space="preserve">„Gib etwas Zucker dazu.“</w:t>
@@ -1318,6 +1329,7 @@
           <w:p>
             <w:pPr>
               <w:pStyle w:val="Compact"/>
+              <w:jc w:val="left"/>
             </w:pPr>
             <w:r>
               <w:t xml:space="preserve">„Backe den Kuchen.“ (Es fehlt das Rezept.)</w:t>
@@ -1339,6 +1351,7 @@
           <w:p>
             <w:pPr>
               <w:pStyle w:val="Compact"/>
+              <w:jc w:val="left"/>
             </w:pPr>
             <w:r>
               <w:t xml:space="preserve">„Setze den Deckel auf.“ bevor das Glas gefüllt wurde.</w:t>
@@ -1360,6 +1373,7 @@
           <w:p>
             <w:pPr>
               <w:pStyle w:val="Compact"/>
+              <w:jc w:val="left"/>
             </w:pPr>
             <w:r>
               <w:t xml:space="preserve">„Hole den Regenbogen.“</w:t>
@@ -1384,9 +1398,9 @@
         <w:t xml:space="preserve">Vergleicht eure Lösungen.</w:t>
       </w:r>
     </w:p>
-    <w:bookmarkEnd w:id="32"/>
-    <w:bookmarkEnd w:id="33"/>
-    <w:bookmarkStart w:id="42" w:name="merke"/>
+    <w:bookmarkEnd w:id="43"/>
+    <w:bookmarkEnd w:id="44"/>
+    <w:bookmarkStart w:id="53" w:name="merke"/>
     <w:p>
       <w:pPr>
         <w:pStyle w:val="Heading1"/>
@@ -1395,7 +1409,7 @@
         <w:t xml:space="preserve">Merke</w:t>
       </w:r>
     </w:p>
-    <w:bookmarkStart w:id="34" w:name="vom-alltag-zur-informatik"/>
+    <w:bookmarkStart w:id="45" w:name="vom-alltag-zur-informatik"/>
     <w:p>
       <w:pPr>
         <w:pStyle w:val="Heading2"/>
@@ -1422,11 +1436,11 @@
     </w:p>
     <w:p>
       <w:pPr>
-        <w:pStyle w:val="Compact"/>
         <w:numPr>
           <w:ilvl w:val="0"/>
           <w:numId w:val="1005"/>
         </w:numPr>
+        <w:pStyle w:val="Compact"/>
       </w:pPr>
       <w:r>
         <w:t xml:space="preserve">Anweisungen müssen eindeutig sein.</w:t>
@@ -1434,11 +1448,11 @@
     </w:p>
     <w:p>
       <w:pPr>
-        <w:pStyle w:val="Compact"/>
         <w:numPr>
           <w:ilvl w:val="0"/>
           <w:numId w:val="1005"/>
         </w:numPr>
+        <w:pStyle w:val="Compact"/>
       </w:pPr>
       <w:r>
         <w:t xml:space="preserve">Es dürfen keine wichtigen Schritte fehlen.</w:t>
@@ -1446,11 +1460,11 @@
     </w:p>
     <w:p>
       <w:pPr>
-        <w:pStyle w:val="Compact"/>
         <w:numPr>
           <w:ilvl w:val="0"/>
           <w:numId w:val="1005"/>
         </w:numPr>
+        <w:pStyle w:val="Compact"/>
       </w:pPr>
       <w:r>
         <w:t xml:space="preserve">Die Reihenfolge muss stimmen.</w:t>
@@ -1458,11 +1472,11 @@
     </w:p>
     <w:p>
       <w:pPr>
-        <w:pStyle w:val="Compact"/>
         <w:numPr>
           <w:ilvl w:val="0"/>
           <w:numId w:val="1005"/>
         </w:numPr>
+        <w:pStyle w:val="Compact"/>
       </w:pPr>
       <w:r>
         <w:t xml:space="preserve">Alle Schritte müssen ausführbar sein.</w:t>
@@ -1483,8 +1497,8 @@
         </w:pict>
       </w:r>
     </w:p>
-    <w:bookmarkEnd w:id="34"/>
-    <w:bookmarkStart w:id="35" w:name="merksatz"/>
+    <w:bookmarkEnd w:id="45"/>
+    <w:bookmarkStart w:id="46" w:name="merksatz"/>
     <w:p>
       <w:pPr>
         <w:pStyle w:val="Heading2"/>
@@ -1499,8 +1513,8 @@
       </w:pPr>
       <w:r>
         <w:rPr>
+          <w:bCs/>
           <w:b/>
-          <w:bCs/>
         </w:rPr>
         <w:t xml:space="preserve">Ein Algorithmus ist eine eindeutige, vollständige und ausführbare Folge von Handlungsschritten zur Lösung eines Problems.</w:t>
       </w:r>
@@ -1520,8 +1534,8 @@
         </w:pict>
       </w:r>
     </w:p>
-    <w:bookmarkEnd w:id="35"/>
-    <w:bookmarkStart w:id="36" w:name="kai-erklärt-1"/>
+    <w:bookmarkEnd w:id="46"/>
+    <w:bookmarkStart w:id="47" w:name="kai-erklärt-1"/>
     <w:p>
       <w:pPr>
         <w:pStyle w:val="Heading2"/>
@@ -1545,8 +1559,8 @@
         </w:pict>
       </w:r>
     </w:p>
-    <w:bookmarkEnd w:id="36"/>
-    <w:bookmarkStart w:id="40" w:name="merksatz-anwenden"/>
+    <w:bookmarkEnd w:id="47"/>
+    <w:bookmarkStart w:id="51" w:name="merksatz-anwenden"/>
     <w:p>
       <w:pPr>
         <w:pStyle w:val="Heading2"/>
@@ -1571,7 +1585,7 @@
         <w:t xml:space="preserve">Kreuze an und begründe deine Entscheidung.</w:t>
       </w:r>
     </w:p>
-    <w:bookmarkStart w:id="37" w:name="section"/>
+    <w:bookmarkStart w:id="48" w:name="section"/>
     <w:p>
       <w:pPr>
         <w:pStyle w:val="Heading3"/>
@@ -1626,8 +1640,8 @@
         </w:pict>
       </w:r>
     </w:p>
-    <w:bookmarkEnd w:id="37"/>
-    <w:bookmarkStart w:id="38" w:name="section-1"/>
+    <w:bookmarkEnd w:id="48"/>
+    <w:bookmarkStart w:id="49" w:name="section-1"/>
     <w:p>
       <w:pPr>
         <w:pStyle w:val="Heading3"/>
@@ -1682,8 +1696,8 @@
         </w:pict>
       </w:r>
     </w:p>
-    <w:bookmarkEnd w:id="38"/>
-    <w:bookmarkStart w:id="39" w:name="section-2"/>
+    <w:bookmarkEnd w:id="49"/>
+    <w:bookmarkStart w:id="50" w:name="section-2"/>
     <w:p>
       <w:pPr>
         <w:pStyle w:val="Heading3"/>
@@ -1738,9 +1752,9 @@
         </w:pict>
       </w:r>
     </w:p>
-    <w:bookmarkEnd w:id="39"/>
-    <w:bookmarkEnd w:id="40"/>
-    <w:bookmarkStart w:id="41" w:name="merksatz-sichern"/>
+    <w:bookmarkEnd w:id="50"/>
+    <w:bookmarkEnd w:id="51"/>
+    <w:bookmarkStart w:id="52" w:name="merksatz-sichern"/>
     <w:p>
       <w:pPr>
         <w:pStyle w:val="Heading2"/>
@@ -1786,9 +1800,9 @@
         </w:pict>
       </w:r>
     </w:p>
-    <w:bookmarkEnd w:id="41"/>
-    <w:bookmarkEnd w:id="42"/>
-    <w:bookmarkStart w:id="49" w:name="alltag-und-computer"/>
+    <w:bookmarkEnd w:id="52"/>
+    <w:bookmarkEnd w:id="53"/>
+    <w:bookmarkStart w:id="60" w:name="alltag-und-computer"/>
     <w:p>
       <w:pPr>
         <w:pStyle w:val="Heading1"/>
@@ -1797,7 +1811,7 @@
         <w:t xml:space="preserve">Alltag und Computer</w:t>
       </w:r>
     </w:p>
-    <w:bookmarkStart w:id="43" w:name="warum-brauchen-computer-algorithmen"/>
+    <w:bookmarkStart w:id="54" w:name="warum-brauchen-computer-algorithmen"/>
     <w:p>
       <w:pPr>
         <w:pStyle w:val="Heading2"/>
@@ -1824,11 +1838,11 @@
     </w:p>
     <w:p>
       <w:pPr>
-        <w:pStyle w:val="Compact"/>
         <w:numPr>
           <w:ilvl w:val="0"/>
           <w:numId w:val="1006"/>
         </w:numPr>
+        <w:pStyle w:val="Compact"/>
       </w:pPr>
       <w:r>
         <w:t xml:space="preserve">Zähne putzen</w:t>
@@ -1836,11 +1850,11 @@
     </w:p>
     <w:p>
       <w:pPr>
-        <w:pStyle w:val="Compact"/>
         <w:numPr>
           <w:ilvl w:val="0"/>
           <w:numId w:val="1006"/>
         </w:numPr>
+        <w:pStyle w:val="Compact"/>
       </w:pPr>
       <w:r>
         <w:t xml:space="preserve">Einen Schulranzen packen</w:t>
@@ -1848,11 +1862,11 @@
     </w:p>
     <w:p>
       <w:pPr>
-        <w:pStyle w:val="Compact"/>
         <w:numPr>
           <w:ilvl w:val="0"/>
           <w:numId w:val="1006"/>
         </w:numPr>
+        <w:pStyle w:val="Compact"/>
       </w:pPr>
       <w:r>
         <w:t xml:space="preserve">Einen Kakao zubereiten</w:t>
@@ -1881,8 +1895,8 @@
         </w:pict>
       </w:r>
     </w:p>
-    <w:bookmarkEnd w:id="43"/>
-    <w:bookmarkStart w:id="44" w:name="kai-erklärt-2"/>
+    <w:bookmarkEnd w:id="54"/>
+    <w:bookmarkStart w:id="55" w:name="kai-erklärt-2"/>
     <w:p>
       <w:pPr>
         <w:pStyle w:val="Heading2"/>
@@ -1914,8 +1928,8 @@
         </w:pict>
       </w:r>
     </w:p>
-    <w:bookmarkEnd w:id="44"/>
-    <w:bookmarkStart w:id="45" w:name="mensch-oder-computer"/>
+    <w:bookmarkEnd w:id="55"/>
+    <w:bookmarkStart w:id="56" w:name="mensch-oder-computer"/>
     <w:p>
       <w:pPr>
         <w:pStyle w:val="Heading2"/>
@@ -1937,6 +1951,7 @@
         <w:tblStyle w:val="Table"/>
         <w:tblW w:type="auto" w:w="0"/>
         <w:tblLook w:firstRow="1" w:lastRow="0" w:firstColumn="0" w:lastColumn="0" w:noHBand="0" w:noVBand="0" w:val="0020"/>
+        <w:jc w:val="start"/>
       </w:tblPr>
       <w:tblGrid>
         <w:gridCol w:w="2640"/>
@@ -1945,13 +1960,14 @@
       </w:tblGrid>
       <w:tr>
         <w:trPr>
-          <w:tblHeader w:val="on"/>
+          <w:tblHeader w:val="true"/>
         </w:trPr>
         <w:tc>
           <w:tcPr/>
           <w:p>
             <w:pPr>
               <w:pStyle w:val="Compact"/>
+              <w:jc w:val="left"/>
             </w:pPr>
             <w:r>
               <w:t xml:space="preserve">Aussage</w:t>
@@ -1989,6 +2005,7 @@
           <w:p>
             <w:pPr>
               <w:pStyle w:val="Compact"/>
+              <w:jc w:val="left"/>
             </w:pPr>
             <w:r>
               <w:t xml:space="preserve">Kann fehlende Informationen ergänzen.</w:t>
@@ -2026,6 +2043,7 @@
           <w:p>
             <w:pPr>
               <w:pStyle w:val="Compact"/>
+              <w:jc w:val="left"/>
             </w:pPr>
             <w:r>
               <w:t xml:space="preserve">Führt Anweisungen genau aus.</w:t>
@@ -2063,6 +2081,7 @@
           <w:p>
             <w:pPr>
               <w:pStyle w:val="Compact"/>
+              <w:jc w:val="left"/>
             </w:pPr>
             <w:r>
               <w:t xml:space="preserve">Erkennt oft, was gemeint ist.</w:t>
@@ -2100,6 +2119,7 @@
           <w:p>
             <w:pPr>
               <w:pStyle w:val="Compact"/>
+              <w:jc w:val="left"/>
             </w:pPr>
             <w:r>
               <w:t xml:space="preserve">Benötigt eindeutige Anweisungen.</w:t>
@@ -2139,8 +2159,8 @@
         </w:pict>
       </w:r>
     </w:p>
-    <w:bookmarkEnd w:id="45"/>
-    <w:bookmarkStart w:id="46" w:name="X5b1b8cc3b2716a1b3d4e01a6f35b72175239e8d"/>
+    <w:bookmarkEnd w:id="56"/>
+    <w:bookmarkStart w:id="57" w:name="X5b1b8cc3b2716a1b3d4e01a6f35b72175239e8d"/>
     <w:p>
       <w:pPr>
         <w:pStyle w:val="Heading2"/>
@@ -2169,8 +2189,8 @@
       </w:r>
       <w:r>
         <w:rPr>
+          <w:bCs/>
           <w:b/>
-          <w:bCs/>
         </w:rPr>
         <w:t xml:space="preserve">Programmiersprache</w:t>
       </w:r>
@@ -2201,8 +2221,8 @@
       </w:r>
       <w:r>
         <w:rPr>
+          <w:bCs/>
           <w:b/>
-          <w:bCs/>
         </w:rPr>
         <w:t xml:space="preserve">Scratch</w:t>
       </w:r>
@@ -2217,8 +2237,8 @@
       </w:r>
       <w:r>
         <w:rPr>
+          <w:bCs/>
           <w:b/>
-          <w:bCs/>
         </w:rPr>
         <w:t xml:space="preserve">Python</w:t>
       </w:r>
@@ -2233,8 +2253,8 @@
         </w:pict>
       </w:r>
     </w:p>
-    <w:bookmarkEnd w:id="46"/>
-    <w:bookmarkStart w:id="47" w:name="scratch-und-python"/>
+    <w:bookmarkEnd w:id="57"/>
+    <w:bookmarkStart w:id="58" w:name="scratch-und-python"/>
     <w:p>
       <w:pPr>
         <w:pStyle w:val="Heading2"/>
@@ -2247,8 +2267,8 @@
       <w:tblPr>
         <w:tblStyle w:val="Table"/>
         <w:tblW w:type="pct" w:w="5000"/>
-        <w:tblLayout w:type="fixed"/>
         <w:tblLook w:firstRow="1" w:lastRow="0" w:firstColumn="0" w:lastColumn="0" w:noHBand="0" w:noVBand="0" w:val="0020"/>
+        <w:jc w:val="start"/>
       </w:tblPr>
       <w:tblGrid>
         <w:gridCol w:w="4168"/>
@@ -2256,13 +2276,14 @@
       </w:tblGrid>
       <w:tr>
         <w:trPr>
-          <w:tblHeader w:val="on"/>
+          <w:tblHeader w:val="true"/>
         </w:trPr>
         <w:tc>
           <w:tcPr/>
           <w:p>
             <w:pPr>
               <w:pStyle w:val="Compact"/>
+              <w:jc w:val="left"/>
             </w:pPr>
             <w:r>
               <w:t xml:space="preserve">Scratch</w:t>
@@ -2274,6 +2295,7 @@
           <w:p>
             <w:pPr>
               <w:pStyle w:val="Compact"/>
+              <w:jc w:val="left"/>
             </w:pPr>
             <w:r>
               <w:t xml:space="preserve">Python</w:t>
@@ -2287,6 +2309,7 @@
           <w:p>
             <w:pPr>
               <w:pStyle w:val="Compact"/>
+              <w:jc w:val="left"/>
             </w:pPr>
             <w:r>
               <w:t xml:space="preserve">Programme werden aus Blöcken zusammengesetzt.</w:t>
@@ -2298,6 +2321,7 @@
           <w:p>
             <w:pPr>
               <w:pStyle w:val="Compact"/>
+              <w:jc w:val="left"/>
             </w:pPr>
             <w:r>
               <w:t xml:space="preserve">Programme werden als Text geschrieben.</w:t>
@@ -2311,6 +2335,7 @@
           <w:p>
             <w:pPr>
               <w:pStyle w:val="Compact"/>
+              <w:jc w:val="left"/>
             </w:pPr>
             <w:r>
               <w:t xml:space="preserve">Gut geeignet für den Einstieg.</w:t>
@@ -2322,6 +2347,7 @@
           <w:p>
             <w:pPr>
               <w:pStyle w:val="Compact"/>
+              <w:jc w:val="left"/>
             </w:pPr>
             <w:r>
               <w:t xml:space="preserve">Weit verbreitete Programmiersprache.</w:t>
@@ -2345,8 +2371,8 @@
         </w:pict>
       </w:r>
     </w:p>
-    <w:bookmarkEnd w:id="47"/>
-    <w:bookmarkStart w:id="48" w:name="ausblick"/>
+    <w:bookmarkEnd w:id="58"/>
+    <w:bookmarkStart w:id="59" w:name="ausblick"/>
     <w:p>
       <w:pPr>
         <w:pStyle w:val="Heading2"/>
@@ -2375,8 +2401,8 @@
       </w:r>
       <w:r>
         <w:rPr>
+          <w:bCs/>
           <w:b/>
-          <w:bCs/>
         </w:rPr>
         <w:t xml:space="preserve">Scratch</w:t>
       </w:r>
@@ -2396,8 +2422,8 @@
       </w:r>
       <w:r>
         <w:rPr>
+          <w:bCs/>
           <w:b/>
-          <w:bCs/>
         </w:rPr>
         <w:t xml:space="preserve">Python</w:t>
       </w:r>
@@ -2416,9 +2442,9 @@
         <w:t xml:space="preserve">So erkennst du, dass sich nur die Schreibweise ändert – die Lösungsidee bleibt dieselbe.</w:t>
       </w:r>
     </w:p>
-    <w:bookmarkEnd w:id="48"/>
-    <w:bookmarkEnd w:id="49"/>
-    <w:bookmarkStart w:id="62" w:name="algorithmen-mit-scratch-umsetzen"/>
+    <w:bookmarkEnd w:id="59"/>
+    <w:bookmarkEnd w:id="60"/>
+    <w:bookmarkStart w:id="73" w:name="algorithmen-mit-scratch-umsetzen"/>
     <w:p>
       <w:pPr>
         <w:pStyle w:val="Heading1"/>
@@ -2427,7 +2453,7 @@
         <w:t xml:space="preserve">Algorithmen mit Scratch umsetzen</w:t>
       </w:r>
     </w:p>
-    <w:bookmarkStart w:id="50" w:name="das-problem"/>
+    <w:bookmarkStart w:id="61" w:name="das-problem"/>
     <w:p>
       <w:pPr>
         <w:pStyle w:val="Heading2"/>
@@ -2466,8 +2492,8 @@
       </w:pPr>
       <w:r>
         <w:rPr>
+          <w:bCs/>
           <w:b/>
-          <w:bCs/>
         </w:rPr>
         <w:t xml:space="preserve">Was soll KAI tun?</w:t>
       </w:r>
@@ -2487,8 +2513,8 @@
         </w:pict>
       </w:r>
     </w:p>
-    <w:bookmarkEnd w:id="50"/>
-    <w:bookmarkStart w:id="51" w:name="ein-möglicher-algorithmus"/>
+    <w:bookmarkEnd w:id="61"/>
+    <w:bookmarkStart w:id="62" w:name="ein-möglicher-algorithmus"/>
     <w:p>
       <w:pPr>
         <w:pStyle w:val="Heading2"/>
@@ -2499,11 +2525,11 @@
     </w:p>
     <w:p>
       <w:pPr>
-        <w:pStyle w:val="Compact"/>
         <w:numPr>
           <w:ilvl w:val="0"/>
           <w:numId w:val="1007"/>
         </w:numPr>
+        <w:pStyle w:val="Compact"/>
       </w:pPr>
       <w:r>
         <w:t xml:space="preserve">Warte, bis das Programm gestartet wird.</w:t>
@@ -2511,11 +2537,11 @@
     </w:p>
     <w:p>
       <w:pPr>
-        <w:pStyle w:val="Compact"/>
         <w:numPr>
           <w:ilvl w:val="0"/>
           <w:numId w:val="1007"/>
         </w:numPr>
+        <w:pStyle w:val="Compact"/>
       </w:pPr>
       <w:r>
         <w:t xml:space="preserve">Sage: „Willkommen auf unserem Schulfest!“</w:t>
@@ -2536,8 +2562,8 @@
         </w:pict>
       </w:r>
     </w:p>
-    <w:bookmarkEnd w:id="51"/>
-    <w:bookmarkStart w:id="52" w:name="scratch-kennenlernen"/>
+    <w:bookmarkEnd w:id="62"/>
+    <w:bookmarkStart w:id="63" w:name="scratch-kennenlernen"/>
     <w:p>
       <w:pPr>
         <w:pStyle w:val="Heading2"/>
@@ -2585,8 +2611,8 @@
         </w:pict>
       </w:r>
     </w:p>
-    <w:bookmarkEnd w:id="52"/>
-    <w:bookmarkStart w:id="56" w:name="schritt-für-schritt"/>
+    <w:bookmarkEnd w:id="63"/>
+    <w:bookmarkStart w:id="67" w:name="schritt-für-schritt"/>
     <w:p>
       <w:pPr>
         <w:pStyle w:val="Heading2"/>
@@ -2595,7 +2621,7 @@
         <w:t xml:space="preserve">Schritt für Schritt</w:t>
       </w:r>
     </w:p>
-    <w:bookmarkStart w:id="53" w:name="schritt-1"/>
+    <w:bookmarkStart w:id="64" w:name="schritt-1"/>
     <w:p>
       <w:pPr>
         <w:pStyle w:val="Heading3"/>
@@ -2627,8 +2653,8 @@
         </w:pict>
       </w:r>
     </w:p>
-    <w:bookmarkEnd w:id="53"/>
-    <w:bookmarkStart w:id="54" w:name="schritt-2"/>
+    <w:bookmarkEnd w:id="64"/>
+    <w:bookmarkStart w:id="65" w:name="schritt-2"/>
     <w:p>
       <w:pPr>
         <w:pStyle w:val="Heading3"/>
@@ -2651,8 +2677,8 @@
       </w:pPr>
       <w:r>
         <w:rPr>
+          <w:bCs/>
           <w:b/>
-          <w:bCs/>
         </w:rPr>
         <w:t xml:space="preserve">Wenn die grüne Flagge angeklickt wird</w:t>
       </w:r>
@@ -2672,8 +2698,8 @@
         </w:pict>
       </w:r>
     </w:p>
-    <w:bookmarkEnd w:id="54"/>
-    <w:bookmarkStart w:id="55" w:name="schritt-3"/>
+    <w:bookmarkEnd w:id="65"/>
+    <w:bookmarkStart w:id="66" w:name="schritt-3"/>
     <w:p>
       <w:pPr>
         <w:pStyle w:val="Heading3"/>
@@ -2696,8 +2722,8 @@
       </w:pPr>
       <w:r>
         <w:rPr>
+          <w:bCs/>
           <w:b/>
-          <w:bCs/>
         </w:rPr>
         <w:t xml:space="preserve">Sage „Hallo!“</w:t>
       </w:r>
@@ -2733,9 +2759,9 @@
         </w:pict>
       </w:r>
     </w:p>
-    <w:bookmarkEnd w:id="55"/>
-    <w:bookmarkEnd w:id="56"/>
-    <w:bookmarkStart w:id="58" w:name="programm-testen"/>
+    <w:bookmarkEnd w:id="66"/>
+    <w:bookmarkEnd w:id="67"/>
+    <w:bookmarkStart w:id="69" w:name="programm-testen"/>
     <w:p>
       <w:pPr>
         <w:pStyle w:val="Heading2"/>
@@ -2752,7 +2778,7 @@
         <w:t xml:space="preserve">Klicke auf die grüne Flagge.</w:t>
       </w:r>
     </w:p>
-    <w:bookmarkStart w:id="57" w:name="beobachte"/>
+    <w:bookmarkStart w:id="68" w:name="beobachte"/>
     <w:p>
       <w:pPr>
         <w:pStyle w:val="Heading3"/>
@@ -2763,11 +2789,11 @@
     </w:p>
     <w:p>
       <w:pPr>
-        <w:pStyle w:val="Compact"/>
         <w:numPr>
           <w:ilvl w:val="0"/>
           <w:numId w:val="1008"/>
         </w:numPr>
+        <w:pStyle w:val="Compact"/>
       </w:pPr>
       <w:r>
         <w:t xml:space="preserve">Startet das Programm?</w:t>
@@ -2775,11 +2801,11 @@
     </w:p>
     <w:p>
       <w:pPr>
-        <w:pStyle w:val="Compact"/>
         <w:numPr>
           <w:ilvl w:val="0"/>
           <w:numId w:val="1008"/>
         </w:numPr>
+        <w:pStyle w:val="Compact"/>
       </w:pPr>
       <w:r>
         <w:t xml:space="preserve">Erscheint die Begrüßung?</w:t>
@@ -2787,11 +2813,11 @@
     </w:p>
     <w:p>
       <w:pPr>
-        <w:pStyle w:val="Compact"/>
         <w:numPr>
           <w:ilvl w:val="0"/>
           <w:numId w:val="1008"/>
         </w:numPr>
+        <w:pStyle w:val="Compact"/>
       </w:pPr>
       <w:r>
         <w:t xml:space="preserve">Ist der Text richtig?</w:t>
@@ -2804,9 +2830,9 @@
         </w:pict>
       </w:r>
     </w:p>
-    <w:bookmarkEnd w:id="57"/>
-    <w:bookmarkEnd w:id="58"/>
-    <w:bookmarkStart w:id="59" w:name="kai-erklärt-3"/>
+    <w:bookmarkEnd w:id="68"/>
+    <w:bookmarkEnd w:id="69"/>
+    <w:bookmarkStart w:id="70" w:name="kai-erklärt-3"/>
     <w:p>
       <w:pPr>
         <w:pStyle w:val="Heading2"/>
@@ -2838,8 +2864,8 @@
         </w:pict>
       </w:r>
     </w:p>
-    <w:bookmarkEnd w:id="59"/>
-    <w:bookmarkStart w:id="60" w:name="ausprobieren"/>
+    <w:bookmarkEnd w:id="70"/>
+    <w:bookmarkStart w:id="71" w:name="ausprobieren"/>
     <w:p>
       <w:pPr>
         <w:pStyle w:val="Heading2"/>
@@ -2866,11 +2892,11 @@
     </w:p>
     <w:p>
       <w:pPr>
-        <w:pStyle w:val="Compact"/>
         <w:numPr>
           <w:ilvl w:val="0"/>
           <w:numId w:val="1009"/>
         </w:numPr>
+        <w:pStyle w:val="Compact"/>
       </w:pPr>
       <w:r>
         <w:t xml:space="preserve">Begrüße die Besucher mit einem anderen Text.</w:t>
@@ -2878,11 +2904,11 @@
     </w:p>
     <w:p>
       <w:pPr>
-        <w:pStyle w:val="Compact"/>
         <w:numPr>
           <w:ilvl w:val="0"/>
           <w:numId w:val="1009"/>
         </w:numPr>
+        <w:pStyle w:val="Compact"/>
       </w:pPr>
       <w:r>
         <w:t xml:space="preserve">Lasse KAI seinen Namen nennen.</w:t>
@@ -2890,11 +2916,11 @@
     </w:p>
     <w:p>
       <w:pPr>
-        <w:pStyle w:val="Compact"/>
         <w:numPr>
           <w:ilvl w:val="0"/>
           <w:numId w:val="1009"/>
         </w:numPr>
+        <w:pStyle w:val="Compact"/>
       </w:pPr>
       <w:r>
         <w:t xml:space="preserve">Füge eine zweite Sprechblase hinzu.</w:t>
@@ -2907,8 +2933,8 @@
         </w:pict>
       </w:r>
     </w:p>
-    <w:bookmarkEnd w:id="60"/>
-    <w:bookmarkStart w:id="61" w:name="merke-1"/>
+    <w:bookmarkEnd w:id="71"/>
+    <w:bookmarkStart w:id="72" w:name="merke-1"/>
     <w:p>
       <w:pPr>
         <w:pStyle w:val="Heading2"/>
@@ -2933,9 +2959,9 @@
         <w:t xml:space="preserve">Die Blöcke beschreiben gemeinsam einen Algorithmus.</w:t>
       </w:r>
     </w:p>
-    <w:bookmarkEnd w:id="61"/>
-    <w:bookmarkEnd w:id="62"/>
-    <w:bookmarkStart w:id="73" w:name="algorithmen-mit-python-umsetzen"/>
+    <w:bookmarkEnd w:id="72"/>
+    <w:bookmarkEnd w:id="73"/>
+    <w:bookmarkStart w:id="84" w:name="algorithmen-mit-python-umsetzen"/>
     <w:p>
       <w:pPr>
         <w:pStyle w:val="Heading1"/>
@@ -2944,7 +2970,7 @@
         <w:t xml:space="preserve">Algorithmen mit Python umsetzen</w:t>
       </w:r>
     </w:p>
-    <w:bookmarkStart w:id="63" w:name="dasselbe-problem"/>
+    <w:bookmarkStart w:id="74" w:name="dasselbe-problem"/>
     <w:p>
       <w:pPr>
         <w:pStyle w:val="Heading2"/>
@@ -2973,8 +2999,8 @@
       </w:r>
       <w:r>
         <w:rPr>
+          <w:bCs/>
           <w:b/>
-          <w:bCs/>
         </w:rPr>
         <w:t xml:space="preserve">dieselbe Aufgabe</w:t>
       </w:r>
@@ -3003,11 +3029,11 @@
     </w:p>
     <w:p>
       <w:pPr>
-        <w:pStyle w:val="Compact"/>
         <w:numPr>
           <w:ilvl w:val="0"/>
           <w:numId w:val="1010"/>
         </w:numPr>
+        <w:pStyle w:val="Compact"/>
       </w:pPr>
       <w:r>
         <w:t xml:space="preserve">Warte, bis das Programm gestartet wird.</w:t>
@@ -3015,11 +3041,11 @@
     </w:p>
     <w:p>
       <w:pPr>
-        <w:pStyle w:val="Compact"/>
         <w:numPr>
           <w:ilvl w:val="0"/>
           <w:numId w:val="1010"/>
         </w:numPr>
+        <w:pStyle w:val="Compact"/>
       </w:pPr>
       <w:r>
         <w:t xml:space="preserve">Gib eine Begrüßung aus.</w:t>
@@ -3040,8 +3066,8 @@
         </w:pict>
       </w:r>
     </w:p>
-    <w:bookmarkEnd w:id="63"/>
-    <w:bookmarkStart w:id="64" w:name="python-kennenlernen"/>
+    <w:bookmarkEnd w:id="74"/>
+    <w:bookmarkStart w:id="75" w:name="python-kennenlernen"/>
     <w:p>
       <w:pPr>
         <w:pStyle w:val="Heading2"/>
@@ -3089,8 +3115,8 @@
         </w:pict>
       </w:r>
     </w:p>
-    <w:bookmarkEnd w:id="64"/>
-    <w:bookmarkStart w:id="65" w:name="das-erste-python-programm"/>
+    <w:bookmarkEnd w:id="75"/>
+    <w:bookmarkStart w:id="76" w:name="das-erste-python-programm"/>
     <w:p>
       <w:pPr>
         <w:pStyle w:val="Heading2"/>
@@ -3135,8 +3161,8 @@
         </w:pict>
       </w:r>
     </w:p>
-    <w:bookmarkEnd w:id="65"/>
-    <w:bookmarkStart w:id="66" w:name="was-passiert"/>
+    <w:bookmarkEnd w:id="76"/>
+    <w:bookmarkStart w:id="77" w:name="was-passiert"/>
     <w:p>
       <w:pPr>
         <w:pStyle w:val="Heading2"/>
@@ -3183,8 +3209,8 @@
         </w:pict>
       </w:r>
     </w:p>
-    <w:bookmarkEnd w:id="66"/>
-    <w:bookmarkStart w:id="68" w:name="programm-testen-1"/>
+    <w:bookmarkEnd w:id="77"/>
+    <w:bookmarkStart w:id="79" w:name="programm-testen-1"/>
     <w:p>
       <w:pPr>
         <w:pStyle w:val="Heading2"/>
@@ -3209,7 +3235,7 @@
         <w:t xml:space="preserve">Vergleiche die Ausgabe mit deinem Scratch-Programm.</w:t>
       </w:r>
     </w:p>
-    <w:bookmarkStart w:id="67" w:name="überlege"/>
+    <w:bookmarkStart w:id="78" w:name="überlege"/>
     <w:p>
       <w:pPr>
         <w:pStyle w:val="Heading3"/>
@@ -3220,11 +3246,11 @@
     </w:p>
     <w:p>
       <w:pPr>
-        <w:pStyle w:val="Compact"/>
         <w:numPr>
           <w:ilvl w:val="0"/>
           <w:numId w:val="1011"/>
         </w:numPr>
+        <w:pStyle w:val="Compact"/>
       </w:pPr>
       <w:r>
         <w:t xml:space="preserve">Was ist gleich?</w:t>
@@ -3232,11 +3258,11 @@
     </w:p>
     <w:p>
       <w:pPr>
-        <w:pStyle w:val="Compact"/>
         <w:numPr>
           <w:ilvl w:val="0"/>
           <w:numId w:val="1011"/>
         </w:numPr>
+        <w:pStyle w:val="Compact"/>
       </w:pPr>
       <w:r>
         <w:t xml:space="preserve">Was ist unterschiedlich?</w:t>
@@ -3249,9 +3275,9 @@
         </w:pict>
       </w:r>
     </w:p>
-    <w:bookmarkEnd w:id="67"/>
-    <w:bookmarkEnd w:id="68"/>
-    <w:bookmarkStart w:id="69" w:name="scratch-und-python-im-vergleich"/>
+    <w:bookmarkEnd w:id="78"/>
+    <w:bookmarkEnd w:id="79"/>
+    <w:bookmarkStart w:id="80" w:name="scratch-und-python-im-vergleich"/>
     <w:p>
       <w:pPr>
         <w:pStyle w:val="Heading2"/>
@@ -3264,8 +3290,8 @@
       <w:tblPr>
         <w:tblStyle w:val="Table"/>
         <w:tblW w:type="pct" w:w="5000"/>
-        <w:tblLayout w:type="fixed"/>
         <w:tblLook w:firstRow="1" w:lastRow="0" w:firstColumn="0" w:lastColumn="0" w:noHBand="0" w:noVBand="0" w:val="0020"/>
+        <w:jc w:val="start"/>
       </w:tblPr>
       <w:tblGrid>
         <w:gridCol w:w="4168"/>
@@ -3273,13 +3299,14 @@
       </w:tblGrid>
       <w:tr>
         <w:trPr>
-          <w:tblHeader w:val="on"/>
+          <w:tblHeader w:val="true"/>
         </w:trPr>
         <w:tc>
           <w:tcPr/>
           <w:p>
             <w:pPr>
               <w:pStyle w:val="Compact"/>
+              <w:jc w:val="left"/>
             </w:pPr>
             <w:r>
               <w:t xml:space="preserve">Scratch</w:t>
@@ -3291,6 +3318,7 @@
           <w:p>
             <w:pPr>
               <w:pStyle w:val="Compact"/>
+              <w:jc w:val="left"/>
             </w:pPr>
             <w:r>
               <w:t xml:space="preserve">Python</w:t>
@@ -3304,6 +3332,7 @@
           <w:p>
             <w:pPr>
               <w:pStyle w:val="Compact"/>
+              <w:jc w:val="left"/>
             </w:pPr>
             <w:r>
               <w:t xml:space="preserve">Programmblöcke</w:t>
@@ -3315,6 +3344,7 @@
           <w:p>
             <w:pPr>
               <w:pStyle w:val="Compact"/>
+              <w:jc w:val="left"/>
             </w:pPr>
             <w:r>
               <w:t xml:space="preserve">Text</w:t>
@@ -3328,6 +3358,7 @@
           <w:p>
             <w:pPr>
               <w:pStyle w:val="Compact"/>
+              <w:jc w:val="left"/>
             </w:pPr>
             <w:r>
               <w:t xml:space="preserve">Blöcke werden zusammengesetzt.</w:t>
@@ -3339,6 +3370,7 @@
           <w:p>
             <w:pPr>
               <w:pStyle w:val="Compact"/>
+              <w:jc w:val="left"/>
             </w:pPr>
             <w:r>
               <w:t xml:space="preserve">Anweisungen werden geschrieben.</w:t>
@@ -3352,6 +3384,7 @@
           <w:p>
             <w:pPr>
               <w:pStyle w:val="Compact"/>
+              <w:jc w:val="left"/>
             </w:pPr>
             <w:r>
               <w:t xml:space="preserve">Beide beschreiben einen Algorithmus.</w:t>
@@ -3363,6 +3396,7 @@
           <w:p>
             <w:pPr>
               <w:pStyle w:val="Compact"/>
+              <w:jc w:val="left"/>
             </w:pPr>
             <w:r>
               <w:t xml:space="preserve">Beide beschreiben einen Algorithmus.</w:t>
@@ -3378,8 +3412,8 @@
         </w:pict>
       </w:r>
     </w:p>
-    <w:bookmarkEnd w:id="69"/>
-    <w:bookmarkStart w:id="70" w:name="kai-erklärt-4"/>
+    <w:bookmarkEnd w:id="80"/>
+    <w:bookmarkStart w:id="81" w:name="kai-erklärt-4"/>
     <w:p>
       <w:pPr>
         <w:pStyle w:val="Heading2"/>
@@ -3411,8 +3445,8 @@
         </w:pict>
       </w:r>
     </w:p>
-    <w:bookmarkEnd w:id="70"/>
-    <w:bookmarkStart w:id="71" w:name="ausprobieren-1"/>
+    <w:bookmarkEnd w:id="81"/>
+    <w:bookmarkStart w:id="82" w:name="ausprobieren-1"/>
     <w:p>
       <w:pPr>
         <w:pStyle w:val="Heading2"/>
@@ -3439,11 +3473,11 @@
     </w:p>
     <w:p>
       <w:pPr>
-        <w:pStyle w:val="Compact"/>
         <w:numPr>
           <w:ilvl w:val="0"/>
           <w:numId w:val="1012"/>
         </w:numPr>
+        <w:pStyle w:val="Compact"/>
       </w:pPr>
       <w:r>
         <w:t xml:space="preserve">„Herzlich willkommen!“</w:t>
@@ -3451,11 +3485,11 @@
     </w:p>
     <w:p>
       <w:pPr>
-        <w:pStyle w:val="Compact"/>
         <w:numPr>
           <w:ilvl w:val="0"/>
           <w:numId w:val="1012"/>
         </w:numPr>
+        <w:pStyle w:val="Compact"/>
       </w:pPr>
       <w:r>
         <w:t xml:space="preserve">„Schön, dass du da bist.“</w:t>
@@ -3463,11 +3497,11 @@
     </w:p>
     <w:p>
       <w:pPr>
-        <w:pStyle w:val="Compact"/>
         <w:numPr>
           <w:ilvl w:val="0"/>
           <w:numId w:val="1012"/>
         </w:numPr>
+        <w:pStyle w:val="Compact"/>
       </w:pPr>
       <w:r>
         <w:t xml:space="preserve">„Viel Spaß auf unserem Schulfest!“</w:t>
@@ -3488,8 +3522,8 @@
         </w:pict>
       </w:r>
     </w:p>
-    <w:bookmarkEnd w:id="71"/>
-    <w:bookmarkStart w:id="72" w:name="merke-2"/>
+    <w:bookmarkEnd w:id="82"/>
+    <w:bookmarkStart w:id="83" w:name="merke-2"/>
     <w:p>
       <w:pPr>
         <w:pStyle w:val="Heading2"/>
@@ -3514,9 +3548,9 @@
         <w:t xml:space="preserve">Mit Python können Algorithmen so aufgeschrieben werden, dass ein Computer sie ausführen kann.</w:t>
       </w:r>
     </w:p>
-    <w:bookmarkEnd w:id="72"/>
-    <w:bookmarkEnd w:id="73"/>
-    <w:bookmarkStart w:id="116" w:name="übungen-lineare-algorithmen"/>
+    <w:bookmarkEnd w:id="83"/>
+    <w:bookmarkEnd w:id="84"/>
+    <w:bookmarkStart w:id="127" w:name="übungen-lineare-algorithmen"/>
     <w:p>
       <w:pPr>
         <w:pStyle w:val="Heading1"/>
@@ -3525,7 +3559,7 @@
         <w:t xml:space="preserve">Übungen – Lineare Algorithmen</w:t>
       </w:r>
     </w:p>
-    <w:bookmarkStart w:id="74" w:name="ziel"/>
+    <w:bookmarkStart w:id="85" w:name="ziel"/>
     <w:p>
       <w:pPr>
         <w:pStyle w:val="Heading2"/>
@@ -3554,8 +3588,8 @@
       </w:r>
       <w:r>
         <w:rPr>
+          <w:bCs/>
           <w:b/>
-          <w:bCs/>
         </w:rPr>
         <w:t xml:space="preserve">warum</w:t>
       </w:r>
@@ -3573,8 +3607,8 @@
         </w:pict>
       </w:r>
     </w:p>
-    <w:bookmarkEnd w:id="74"/>
-    <w:bookmarkStart w:id="79" w:name="erkennen"/>
+    <w:bookmarkEnd w:id="85"/>
+    <w:bookmarkStart w:id="90" w:name="erkennen"/>
     <w:p>
       <w:pPr>
         <w:pStyle w:val="Heading2"/>
@@ -3583,7 +3617,7 @@
         <w:t xml:space="preserve">1. Erkennen</w:t>
       </w:r>
     </w:p>
-    <w:bookmarkStart w:id="75" w:name="aufgabe-1-algorithmus-oder-nicht"/>
+    <w:bookmarkStart w:id="86" w:name="aufgabe-1-algorithmus-oder-nicht"/>
     <w:p>
       <w:pPr>
         <w:pStyle w:val="Heading3"/>
@@ -3608,8 +3642,8 @@
         <w:t xml:space="preserve">Begründe deine Entscheidung mit den Eigenschaften eines Algorithmus.</w:t>
       </w:r>
     </w:p>
-    <w:bookmarkEnd w:id="75"/>
-    <w:bookmarkStart w:id="76" w:name="a"/>
+    <w:bookmarkEnd w:id="86"/>
+    <w:bookmarkStart w:id="87" w:name="a"/>
     <w:p>
       <w:pPr>
         <w:pStyle w:val="Heading3"/>
@@ -3620,11 +3654,11 @@
     </w:p>
     <w:p>
       <w:pPr>
-        <w:pStyle w:val="Compact"/>
         <w:numPr>
           <w:ilvl w:val="0"/>
           <w:numId w:val="1013"/>
         </w:numPr>
+        <w:pStyle w:val="Compact"/>
       </w:pPr>
       <w:r>
         <w:t xml:space="preserve">Öffne dein Heft.</w:t>
@@ -3632,11 +3666,11 @@
     </w:p>
     <w:p>
       <w:pPr>
-        <w:pStyle w:val="Compact"/>
         <w:numPr>
           <w:ilvl w:val="0"/>
           <w:numId w:val="1013"/>
         </w:numPr>
+        <w:pStyle w:val="Compact"/>
       </w:pPr>
       <w:r>
         <w:t xml:space="preserve">Schreibe das Datum oben rechts auf die Seite.</w:t>
@@ -3644,11 +3678,11 @@
     </w:p>
     <w:p>
       <w:pPr>
-        <w:pStyle w:val="Compact"/>
         <w:numPr>
           <w:ilvl w:val="0"/>
           <w:numId w:val="1013"/>
         </w:numPr>
+        <w:pStyle w:val="Compact"/>
       </w:pPr>
       <w:r>
         <w:t xml:space="preserve">Schreibe die Überschrift „Algorithmen“ darunter.</w:t>
@@ -3660,8 +3694,8 @@
       </w:pPr>
       <w:r>
         <w:rPr>
+          <w:bCs/>
           <w:b/>
-          <w:bCs/>
         </w:rPr>
         <w:t xml:space="preserve">Bewertung:</w:t>
       </w:r>
@@ -3678,8 +3712,8 @@
       </w:pPr>
       <w:r>
         <w:rPr>
+          <w:bCs/>
           <w:b/>
-          <w:bCs/>
         </w:rPr>
         <w:t xml:space="preserve">Begründung:</w:t>
       </w:r>
@@ -3697,8 +3731,8 @@
         </w:pict>
       </w:r>
     </w:p>
-    <w:bookmarkEnd w:id="76"/>
-    <w:bookmarkStart w:id="77" w:name="b"/>
+    <w:bookmarkEnd w:id="87"/>
+    <w:bookmarkStart w:id="88" w:name="b"/>
     <w:p>
       <w:pPr>
         <w:pStyle w:val="Heading3"/>
@@ -3709,11 +3743,11 @@
     </w:p>
     <w:p>
       <w:pPr>
-        <w:pStyle w:val="Compact"/>
         <w:numPr>
           <w:ilvl w:val="0"/>
           <w:numId w:val="1014"/>
         </w:numPr>
+        <w:pStyle w:val="Compact"/>
       </w:pPr>
       <w:r>
         <w:t xml:space="preserve">Sei aufmerksam.</w:t>
@@ -3721,11 +3755,11 @@
     </w:p>
     <w:p>
       <w:pPr>
-        <w:pStyle w:val="Compact"/>
         <w:numPr>
           <w:ilvl w:val="0"/>
           <w:numId w:val="1014"/>
         </w:numPr>
+        <w:pStyle w:val="Compact"/>
       </w:pPr>
       <w:r>
         <w:t xml:space="preserve">Arbeite ordentlich.</w:t>
@@ -3733,11 +3767,11 @@
     </w:p>
     <w:p>
       <w:pPr>
-        <w:pStyle w:val="Compact"/>
         <w:numPr>
           <w:ilvl w:val="0"/>
           <w:numId w:val="1014"/>
         </w:numPr>
+        <w:pStyle w:val="Compact"/>
       </w:pPr>
       <w:r>
         <w:t xml:space="preserve">Gib dein Bestes.</w:t>
@@ -3749,8 +3783,8 @@
       </w:pPr>
       <w:r>
         <w:rPr>
+          <w:bCs/>
           <w:b/>
-          <w:bCs/>
         </w:rPr>
         <w:t xml:space="preserve">Bewertung:</w:t>
       </w:r>
@@ -3767,8 +3801,8 @@
       </w:pPr>
       <w:r>
         <w:rPr>
+          <w:bCs/>
           <w:b/>
-          <w:bCs/>
         </w:rPr>
         <w:t xml:space="preserve">Begründung:</w:t>
       </w:r>
@@ -3786,8 +3820,8 @@
         </w:pict>
       </w:r>
     </w:p>
-    <w:bookmarkEnd w:id="77"/>
-    <w:bookmarkStart w:id="78" w:name="c"/>
+    <w:bookmarkEnd w:id="88"/>
+    <w:bookmarkStart w:id="89" w:name="c"/>
     <w:p>
       <w:pPr>
         <w:pStyle w:val="Heading3"/>
@@ -3798,11 +3832,11 @@
     </w:p>
     <w:p>
       <w:pPr>
-        <w:pStyle w:val="Compact"/>
         <w:numPr>
           <w:ilvl w:val="0"/>
           <w:numId w:val="1015"/>
         </w:numPr>
+        <w:pStyle w:val="Compact"/>
       </w:pPr>
       <w:r>
         <w:t xml:space="preserve">Nimm einen leeren Becher.</w:t>
@@ -3810,11 +3844,11 @@
     </w:p>
     <w:p>
       <w:pPr>
-        <w:pStyle w:val="Compact"/>
         <w:numPr>
           <w:ilvl w:val="0"/>
           <w:numId w:val="1015"/>
         </w:numPr>
+        <w:pStyle w:val="Compact"/>
       </w:pPr>
       <w:r>
         <w:t xml:space="preserve">Stelle den Becher auf den Tisch.</w:t>
@@ -3822,11 +3856,11 @@
     </w:p>
     <w:p>
       <w:pPr>
-        <w:pStyle w:val="Compact"/>
         <w:numPr>
           <w:ilvl w:val="0"/>
           <w:numId w:val="1015"/>
         </w:numPr>
+        <w:pStyle w:val="Compact"/>
       </w:pPr>
       <w:r>
         <w:t xml:space="preserve">Fülle 250 ml Wasser in den Becher.</w:t>
@@ -3838,8 +3872,8 @@
       </w:pPr>
       <w:r>
         <w:rPr>
+          <w:bCs/>
           <w:b/>
-          <w:bCs/>
         </w:rPr>
         <w:t xml:space="preserve">Bewertung:</w:t>
       </w:r>
@@ -3856,8 +3890,8 @@
       </w:pPr>
       <w:r>
         <w:rPr>
+          <w:bCs/>
           <w:b/>
-          <w:bCs/>
         </w:rPr>
         <w:t xml:space="preserve">Begründung:</w:t>
       </w:r>
@@ -3875,9 +3909,9 @@
         </w:pict>
       </w:r>
     </w:p>
-    <w:bookmarkEnd w:id="78"/>
-    <w:bookmarkEnd w:id="79"/>
-    <w:bookmarkStart w:id="81" w:name="fehler-finden"/>
+    <w:bookmarkEnd w:id="89"/>
+    <w:bookmarkEnd w:id="90"/>
+    <w:bookmarkStart w:id="92" w:name="fehler-finden"/>
     <w:p>
       <w:pPr>
         <w:pStyle w:val="Heading2"/>
@@ -3886,7 +3920,7 @@
         <w:t xml:space="preserve">2. Fehler finden</w:t>
       </w:r>
     </w:p>
-    <w:bookmarkStart w:id="80" w:name="aufgabe-2-kai-bereitet-kakao-zu"/>
+    <w:bookmarkStart w:id="91" w:name="aufgabe-2-kai-bereitet-kakao-zu"/>
     <w:p>
       <w:pPr>
         <w:pStyle w:val="Heading3"/>
@@ -3905,11 +3939,11 @@
     </w:p>
     <w:p>
       <w:pPr>
-        <w:pStyle w:val="Compact"/>
         <w:numPr>
           <w:ilvl w:val="0"/>
           <w:numId w:val="1016"/>
         </w:numPr>
+        <w:pStyle w:val="Compact"/>
       </w:pPr>
       <w:r>
         <w:t xml:space="preserve">Rühre 20 Sekunden um.</w:t>
@@ -3917,11 +3951,11 @@
     </w:p>
     <w:p>
       <w:pPr>
-        <w:pStyle w:val="Compact"/>
         <w:numPr>
           <w:ilvl w:val="0"/>
           <w:numId w:val="1016"/>
         </w:numPr>
+        <w:pStyle w:val="Compact"/>
       </w:pPr>
       <w:r>
         <w:t xml:space="preserve">Stelle einen Becher auf den Tisch.</w:t>
@@ -3929,11 +3963,11 @@
     </w:p>
     <w:p>
       <w:pPr>
-        <w:pStyle w:val="Compact"/>
         <w:numPr>
           <w:ilvl w:val="0"/>
           <w:numId w:val="1016"/>
         </w:numPr>
+        <w:pStyle w:val="Compact"/>
       </w:pPr>
       <w:r>
         <w:t xml:space="preserve">Gib zwei Teelöffel Kakaopulver hinein.</w:t>
@@ -3941,11 +3975,11 @@
     </w:p>
     <w:p>
       <w:pPr>
-        <w:pStyle w:val="Compact"/>
         <w:numPr>
           <w:ilvl w:val="0"/>
           <w:numId w:val="1016"/>
         </w:numPr>
+        <w:pStyle w:val="Compact"/>
       </w:pPr>
       <w:r>
         <w:t xml:space="preserve">Fülle Milch ein.</w:t>
@@ -3963,8 +3997,8 @@
       </w:r>
       <w:r>
         <w:rPr>
+          <w:bCs/>
           <w:b/>
-          <w:bCs/>
         </w:rPr>
         <w:t xml:space="preserve">KAI fragt:</w:t>
       </w:r>
@@ -3997,8 +4031,8 @@
       </w:r>
       <w:r>
         <w:rPr>
+          <w:bCs/>
           <w:b/>
-          <w:bCs/>
         </w:rPr>
         <w:t xml:space="preserve">drei Probleme</w:t>
       </w:r>
@@ -4042,9 +4076,9 @@
         </w:pict>
       </w:r>
     </w:p>
-    <w:bookmarkEnd w:id="80"/>
-    <w:bookmarkEnd w:id="81"/>
-    <w:bookmarkStart w:id="83" w:name="reihenfolge"/>
+    <w:bookmarkEnd w:id="91"/>
+    <w:bookmarkEnd w:id="92"/>
+    <w:bookmarkStart w:id="94" w:name="reihenfolge"/>
     <w:p>
       <w:pPr>
         <w:pStyle w:val="Heading2"/>
@@ -4053,7 +4087,7 @@
         <w:t xml:space="preserve">3. Reihenfolge</w:t>
       </w:r>
     </w:p>
-    <w:bookmarkStart w:id="82" w:name="aufgabe-3-computerarbeitsplatz"/>
+    <w:bookmarkStart w:id="93" w:name="aufgabe-3-computerarbeitsplatz"/>
     <w:p>
       <w:pPr>
         <w:pStyle w:val="Heading3"/>
@@ -4072,11 +4106,11 @@
     </w:p>
     <w:p>
       <w:pPr>
-        <w:pStyle w:val="Compact"/>
         <w:numPr>
           <w:ilvl w:val="0"/>
           <w:numId w:val="1018"/>
         </w:numPr>
+        <w:pStyle w:val="Compact"/>
       </w:pPr>
       <w:r>
         <w:t xml:space="preserve">Melde dich mit deinem Benutzerkonto an.</w:t>
@@ -4084,11 +4118,11 @@
     </w:p>
     <w:p>
       <w:pPr>
-        <w:pStyle w:val="Compact"/>
         <w:numPr>
           <w:ilvl w:val="0"/>
           <w:numId w:val="1018"/>
         </w:numPr>
+        <w:pStyle w:val="Compact"/>
       </w:pPr>
       <w:r>
         <w:t xml:space="preserve">Schalte den Monitor ein.</w:t>
@@ -4096,11 +4130,11 @@
     </w:p>
     <w:p>
       <w:pPr>
-        <w:pStyle w:val="Compact"/>
         <w:numPr>
           <w:ilvl w:val="0"/>
           <w:numId w:val="1018"/>
         </w:numPr>
+        <w:pStyle w:val="Compact"/>
       </w:pPr>
       <w:r>
         <w:t xml:space="preserve">Starte den Computer.</w:t>
@@ -4108,11 +4142,11 @@
     </w:p>
     <w:p>
       <w:pPr>
-        <w:pStyle w:val="Compact"/>
         <w:numPr>
           <w:ilvl w:val="0"/>
           <w:numId w:val="1018"/>
         </w:numPr>
+        <w:pStyle w:val="Compact"/>
       </w:pPr>
       <w:r>
         <w:t xml:space="preserve">Öffne die benötigte Anwendung.</w:t>
@@ -4120,11 +4154,11 @@
     </w:p>
     <w:p>
       <w:pPr>
-        <w:pStyle w:val="Compact"/>
         <w:numPr>
           <w:ilvl w:val="0"/>
           <w:numId w:val="1018"/>
         </w:numPr>
+        <w:pStyle w:val="Compact"/>
       </w:pPr>
       <w:r>
         <w:t xml:space="preserve">Bearbeite die Aufgabe.</w:t>
@@ -4180,9 +4214,9 @@
         </w:pict>
       </w:r>
     </w:p>
-    <w:bookmarkEnd w:id="82"/>
-    <w:bookmarkEnd w:id="83"/>
-    <w:bookmarkStart w:id="85" w:name="vollständigkeit"/>
+    <w:bookmarkEnd w:id="93"/>
+    <w:bookmarkEnd w:id="94"/>
+    <w:bookmarkStart w:id="96" w:name="vollständigkeit"/>
     <w:p>
       <w:pPr>
         <w:pStyle w:val="Heading2"/>
@@ -4191,7 +4225,7 @@
         <w:t xml:space="preserve">4. Vollständigkeit</w:t>
       </w:r>
     </w:p>
-    <w:bookmarkStart w:id="84" w:name="aufgabe-4-brief-verschicken"/>
+    <w:bookmarkStart w:id="95" w:name="aufgabe-4-brief-verschicken"/>
     <w:p>
       <w:pPr>
         <w:pStyle w:val="Heading3"/>
@@ -4210,11 +4244,11 @@
     </w:p>
     <w:p>
       <w:pPr>
-        <w:pStyle w:val="Compact"/>
         <w:numPr>
           <w:ilvl w:val="0"/>
           <w:numId w:val="1020"/>
         </w:numPr>
+        <w:pStyle w:val="Compact"/>
       </w:pPr>
       <w:r>
         <w:t xml:space="preserve">Schreibe den Brief.</w:t>
@@ -4222,11 +4256,11 @@
     </w:p>
     <w:p>
       <w:pPr>
-        <w:pStyle w:val="Compact"/>
         <w:numPr>
           <w:ilvl w:val="0"/>
           <w:numId w:val="1020"/>
         </w:numPr>
+        <w:pStyle w:val="Compact"/>
       </w:pPr>
       <w:r>
         <w:t xml:space="preserve">Lege den Brief in einen Umschlag.</w:t>
@@ -4234,11 +4268,11 @@
     </w:p>
     <w:p>
       <w:pPr>
-        <w:pStyle w:val="Compact"/>
         <w:numPr>
           <w:ilvl w:val="0"/>
           <w:numId w:val="1020"/>
         </w:numPr>
+        <w:pStyle w:val="Compact"/>
       </w:pPr>
       <w:r>
         <w:t xml:space="preserve">Wirf den Brief in einen Briefkasten.</w:t>
@@ -4288,9 +4322,9 @@
         </w:pict>
       </w:r>
     </w:p>
-    <w:bookmarkEnd w:id="84"/>
-    <w:bookmarkEnd w:id="85"/>
-    <w:bookmarkStart w:id="91" w:name="eindeutigkeit"/>
+    <w:bookmarkEnd w:id="95"/>
+    <w:bookmarkEnd w:id="96"/>
+    <w:bookmarkStart w:id="102" w:name="eindeutigkeit"/>
     <w:p>
       <w:pPr>
         <w:pStyle w:val="Heading2"/>
@@ -4299,7 +4333,7 @@
         <w:t xml:space="preserve">5. Eindeutigkeit</w:t>
       </w:r>
     </w:p>
-    <w:bookmarkStart w:id="86" w:name="aufgabe-5-ungenaue-anweisungen"/>
+    <w:bookmarkStart w:id="97" w:name="aufgabe-5-ungenaue-anweisungen"/>
     <w:p>
       <w:pPr>
         <w:pStyle w:val="Heading3"/>
@@ -4316,8 +4350,8 @@
         <w:t xml:space="preserve">Verbessere die folgenden Anweisungen so, dass KAI möglichst wenig nachfragen muss.</w:t>
       </w:r>
     </w:p>
-    <w:bookmarkEnd w:id="86"/>
-    <w:bookmarkStart w:id="87" w:name="a-1"/>
+    <w:bookmarkEnd w:id="97"/>
+    <w:bookmarkStart w:id="98" w:name="a-1"/>
     <w:p>
       <w:pPr>
         <w:pStyle w:val="Heading3"/>
@@ -4341,8 +4375,8 @@
         </w:pict>
       </w:r>
     </w:p>
-    <w:bookmarkEnd w:id="87"/>
-    <w:bookmarkStart w:id="88" w:name="b-1"/>
+    <w:bookmarkEnd w:id="98"/>
+    <w:bookmarkStart w:id="99" w:name="b-1"/>
     <w:p>
       <w:pPr>
         <w:pStyle w:val="Heading3"/>
@@ -4366,8 +4400,8 @@
         </w:pict>
       </w:r>
     </w:p>
-    <w:bookmarkEnd w:id="88"/>
-    <w:bookmarkStart w:id="89" w:name="c-1"/>
+    <w:bookmarkEnd w:id="99"/>
+    <w:bookmarkStart w:id="100" w:name="c-1"/>
     <w:p>
       <w:pPr>
         <w:pStyle w:val="Heading3"/>
@@ -4391,8 +4425,8 @@
         </w:pict>
       </w:r>
     </w:p>
-    <w:bookmarkEnd w:id="89"/>
-    <w:bookmarkStart w:id="90" w:name="d"/>
+    <w:bookmarkEnd w:id="100"/>
+    <w:bookmarkStart w:id="101" w:name="d"/>
     <w:p>
       <w:pPr>
         <w:pStyle w:val="Heading3"/>
@@ -4423,9 +4457,9 @@
         </w:pict>
       </w:r>
     </w:p>
-    <w:bookmarkEnd w:id="90"/>
-    <w:bookmarkEnd w:id="91"/>
-    <w:bookmarkStart w:id="93" w:name="einen-algorithmus-entwickeln"/>
+    <w:bookmarkEnd w:id="101"/>
+    <w:bookmarkEnd w:id="102"/>
+    <w:bookmarkStart w:id="104" w:name="einen-algorithmus-entwickeln"/>
     <w:p>
       <w:pPr>
         <w:pStyle w:val="Heading2"/>
@@ -4434,7 +4468,7 @@
         <w:t xml:space="preserve">6. Einen Algorithmus entwickeln</w:t>
       </w:r>
     </w:p>
-    <w:bookmarkStart w:id="92" w:name="aufgabe-6-trinkflasche-füllen"/>
+    <w:bookmarkStart w:id="103" w:name="aufgabe-6-trinkflasche-füllen"/>
     <w:p>
       <w:pPr>
         <w:pStyle w:val="Heading3"/>
@@ -4469,11 +4503,11 @@
     </w:p>
     <w:p>
       <w:pPr>
-        <w:pStyle w:val="Compact"/>
         <w:numPr>
           <w:ilvl w:val="0"/>
           <w:numId w:val="1021"/>
         </w:numPr>
+        <w:pStyle w:val="Compact"/>
       </w:pPr>
       <w:r>
         <w:t xml:space="preserve">Eindeutigkeit,</w:t>
@@ -4481,11 +4515,11 @@
     </w:p>
     <w:p>
       <w:pPr>
-        <w:pStyle w:val="Compact"/>
         <w:numPr>
           <w:ilvl w:val="0"/>
           <w:numId w:val="1021"/>
         </w:numPr>
+        <w:pStyle w:val="Compact"/>
       </w:pPr>
       <w:r>
         <w:t xml:space="preserve">Vollständigkeit,</w:t>
@@ -4493,11 +4527,11 @@
     </w:p>
     <w:p>
       <w:pPr>
-        <w:pStyle w:val="Compact"/>
         <w:numPr>
           <w:ilvl w:val="0"/>
           <w:numId w:val="1021"/>
         </w:numPr>
+        <w:pStyle w:val="Compact"/>
       </w:pPr>
       <w:r>
         <w:t xml:space="preserve">Ausführbarkeit,</w:t>
@@ -4505,11 +4539,11 @@
     </w:p>
     <w:p>
       <w:pPr>
-        <w:pStyle w:val="Compact"/>
         <w:numPr>
           <w:ilvl w:val="0"/>
           <w:numId w:val="1021"/>
         </w:numPr>
+        <w:pStyle w:val="Compact"/>
       </w:pPr>
       <w:r>
         <w:t xml:space="preserve">sinnvolle Reihenfolge.</w:t>
@@ -4605,9 +4639,9 @@
         </w:pict>
       </w:r>
     </w:p>
-    <w:bookmarkEnd w:id="92"/>
-    <w:bookmarkEnd w:id="93"/>
-    <w:bookmarkStart w:id="97" w:name="testen"/>
+    <w:bookmarkEnd w:id="103"/>
+    <w:bookmarkEnd w:id="104"/>
+    <w:bookmarkStart w:id="108" w:name="testen"/>
     <w:p>
       <w:pPr>
         <w:pStyle w:val="Heading2"/>
@@ -4616,7 +4650,7 @@
         <w:t xml:space="preserve">7. Testen</w:t>
       </w:r>
     </w:p>
-    <w:bookmarkStart w:id="94" w:name="aufgabe-7-partnerprüfung"/>
+    <w:bookmarkStart w:id="105" w:name="aufgabe-7-partnerprüfung"/>
     <w:p>
       <w:pPr>
         <w:pStyle w:val="Heading3"/>
@@ -4645,8 +4679,8 @@
       </w:r>
       <w:r>
         <w:rPr>
+          <w:bCs/>
           <w:b/>
-          <w:bCs/>
         </w:rPr>
         <w:t xml:space="preserve">nur das ausführen oder gedanklich nachvollziehen, was tatsächlich dort steht</w:t>
       </w:r>
@@ -4664,11 +4698,11 @@
     </w:p>
     <w:p>
       <w:pPr>
-        <w:pStyle w:val="Compact"/>
         <w:numPr>
           <w:ilvl w:val="0"/>
           <w:numId w:val="1022"/>
         </w:numPr>
+        <w:pStyle w:val="Compact"/>
       </w:pPr>
       <w:r>
         <w:t xml:space="preserve">fehlende Informationen,</w:t>
@@ -4676,11 +4710,11 @@
     </w:p>
     <w:p>
       <w:pPr>
-        <w:pStyle w:val="Compact"/>
         <w:numPr>
           <w:ilvl w:val="0"/>
           <w:numId w:val="1022"/>
         </w:numPr>
+        <w:pStyle w:val="Compact"/>
       </w:pPr>
       <w:r>
         <w:t xml:space="preserve">mehrdeutige Formulierungen,</w:t>
@@ -4688,11 +4722,11 @@
     </w:p>
     <w:p>
       <w:pPr>
-        <w:pStyle w:val="Compact"/>
         <w:numPr>
           <w:ilvl w:val="0"/>
           <w:numId w:val="1022"/>
         </w:numPr>
+        <w:pStyle w:val="Compact"/>
       </w:pPr>
       <w:r>
         <w:t xml:space="preserve">unnötige Schritte,</w:t>
@@ -4700,11 +4734,11 @@
     </w:p>
     <w:p>
       <w:pPr>
-        <w:pStyle w:val="Compact"/>
         <w:numPr>
           <w:ilvl w:val="0"/>
           <w:numId w:val="1022"/>
         </w:numPr>
+        <w:pStyle w:val="Compact"/>
       </w:pPr>
       <w:r>
         <w:t xml:space="preserve">falsche Reihenfolgen.</w:t>
@@ -4718,8 +4752,8 @@
         <w:t xml:space="preserve">Überarbeite deinen Algorithmus danach.</w:t>
       </w:r>
     </w:p>
-    <w:bookmarkEnd w:id="94"/>
-    <w:bookmarkStart w:id="95" w:name="was-hast-du-verändert"/>
+    <w:bookmarkEnd w:id="105"/>
+    <w:bookmarkStart w:id="106" w:name="was-hast-du-verändert"/>
     <w:p>
       <w:pPr>
         <w:pStyle w:val="Heading3"/>
@@ -4742,8 +4776,8 @@
         </w:pict>
       </w:r>
     </w:p>
-    <w:bookmarkEnd w:id="95"/>
-    <w:bookmarkStart w:id="96" w:name="warum-ist-version-2-besser"/>
+    <w:bookmarkEnd w:id="106"/>
+    <w:bookmarkStart w:id="107" w:name="warum-ist-version-2-besser"/>
     <w:p>
       <w:pPr>
         <w:pStyle w:val="Heading3"/>
@@ -4773,9 +4807,9 @@
         </w:pict>
       </w:r>
     </w:p>
-    <w:bookmarkEnd w:id="96"/>
-    <w:bookmarkEnd w:id="97"/>
-    <w:bookmarkStart w:id="99" w:name="verschiedene-lösungen-vergleichen"/>
+    <w:bookmarkEnd w:id="107"/>
+    <w:bookmarkEnd w:id="108"/>
+    <w:bookmarkStart w:id="110" w:name="verschiedene-lösungen-vergleichen"/>
     <w:p>
       <w:pPr>
         <w:pStyle w:val="Heading2"/>
@@ -4784,7 +4818,7 @@
         <w:t xml:space="preserve">8. Verschiedene Lösungen vergleichen</w:t>
       </w:r>
     </w:p>
-    <w:bookmarkStart w:id="98" w:name="aufgabe-8"/>
+    <w:bookmarkStart w:id="109" w:name="aufgabe-8"/>
     <w:p>
       <w:pPr>
         <w:pStyle w:val="Heading3"/>
@@ -4807,19 +4841,19 @@
       </w:pPr>
       <w:r>
         <w:rPr>
+          <w:bCs/>
           <w:b/>
-          <w:bCs/>
         </w:rPr>
         <w:t xml:space="preserve">Algorithmus A</w:t>
       </w:r>
     </w:p>
     <w:p>
       <w:pPr>
-        <w:pStyle w:val="Compact"/>
         <w:numPr>
           <w:ilvl w:val="0"/>
           <w:numId w:val="1023"/>
         </w:numPr>
+        <w:pStyle w:val="Compact"/>
       </w:pPr>
       <w:r>
         <w:t xml:space="preserve">Nimm eine Flasche.</w:t>
@@ -4827,11 +4861,11 @@
     </w:p>
     <w:p>
       <w:pPr>
-        <w:pStyle w:val="Compact"/>
         <w:numPr>
           <w:ilvl w:val="0"/>
           <w:numId w:val="1023"/>
         </w:numPr>
+        <w:pStyle w:val="Compact"/>
       </w:pPr>
       <w:r>
         <w:t xml:space="preserve">Öffne den Wasserhahn.</w:t>
@@ -4839,11 +4873,11 @@
     </w:p>
     <w:p>
       <w:pPr>
-        <w:pStyle w:val="Compact"/>
         <w:numPr>
           <w:ilvl w:val="0"/>
           <w:numId w:val="1023"/>
         </w:numPr>
+        <w:pStyle w:val="Compact"/>
       </w:pPr>
       <w:r>
         <w:t xml:space="preserve">Halte die Flasche darunter.</w:t>
@@ -4851,11 +4885,11 @@
     </w:p>
     <w:p>
       <w:pPr>
-        <w:pStyle w:val="Compact"/>
         <w:numPr>
           <w:ilvl w:val="0"/>
           <w:numId w:val="1023"/>
         </w:numPr>
+        <w:pStyle w:val="Compact"/>
       </w:pPr>
       <w:r>
         <w:t xml:space="preserve">Fülle die Flasche.</w:t>
@@ -4863,11 +4897,11 @@
     </w:p>
     <w:p>
       <w:pPr>
-        <w:pStyle w:val="Compact"/>
         <w:numPr>
           <w:ilvl w:val="0"/>
           <w:numId w:val="1023"/>
         </w:numPr>
+        <w:pStyle w:val="Compact"/>
       </w:pPr>
       <w:r>
         <w:t xml:space="preserve">Schließe den Wasserhahn.</w:t>
@@ -4879,19 +4913,19 @@
       </w:pPr>
       <w:r>
         <w:rPr>
+          <w:bCs/>
           <w:b/>
-          <w:bCs/>
         </w:rPr>
         <w:t xml:space="preserve">Algorithmus B</w:t>
       </w:r>
     </w:p>
     <w:p>
       <w:pPr>
-        <w:pStyle w:val="Compact"/>
         <w:numPr>
           <w:ilvl w:val="0"/>
           <w:numId w:val="1024"/>
         </w:numPr>
+        <w:pStyle w:val="Compact"/>
       </w:pPr>
       <w:r>
         <w:t xml:space="preserve">Stelle eine leere Trinkflasche unter den geschlossenen Wasserhahn.</w:t>
@@ -4899,11 +4933,11 @@
     </w:p>
     <w:p>
       <w:pPr>
-        <w:pStyle w:val="Compact"/>
         <w:numPr>
           <w:ilvl w:val="0"/>
           <w:numId w:val="1024"/>
         </w:numPr>
+        <w:pStyle w:val="Compact"/>
       </w:pPr>
       <w:r>
         <w:t xml:space="preserve">Öffne die Flasche.</w:t>
@@ -4911,11 +4945,11 @@
     </w:p>
     <w:p>
       <w:pPr>
-        <w:pStyle w:val="Compact"/>
         <w:numPr>
           <w:ilvl w:val="0"/>
           <w:numId w:val="1024"/>
         </w:numPr>
+        <w:pStyle w:val="Compact"/>
       </w:pPr>
       <w:r>
         <w:t xml:space="preserve">Öffne den Wasserhahn.</w:t>
@@ -4923,11 +4957,11 @@
     </w:p>
     <w:p>
       <w:pPr>
-        <w:pStyle w:val="Compact"/>
         <w:numPr>
           <w:ilvl w:val="0"/>
           <w:numId w:val="1024"/>
         </w:numPr>
+        <w:pStyle w:val="Compact"/>
       </w:pPr>
       <w:r>
         <w:t xml:space="preserve">Fülle die Flasche bis etwa 2 cm unter den Rand.</w:t>
@@ -4935,11 +4969,11 @@
     </w:p>
     <w:p>
       <w:pPr>
-        <w:pStyle w:val="Compact"/>
         <w:numPr>
           <w:ilvl w:val="0"/>
           <w:numId w:val="1024"/>
         </w:numPr>
+        <w:pStyle w:val="Compact"/>
       </w:pPr>
       <w:r>
         <w:t xml:space="preserve">Schließe den Wasserhahn.</w:t>
@@ -4947,11 +4981,11 @@
     </w:p>
     <w:p>
       <w:pPr>
-        <w:pStyle w:val="Compact"/>
         <w:numPr>
           <w:ilvl w:val="0"/>
           <w:numId w:val="1024"/>
         </w:numPr>
+        <w:pStyle w:val="Compact"/>
       </w:pPr>
       <w:r>
         <w:t xml:space="preserve">Nimm die Flasche weg.</w:t>
@@ -4959,11 +4993,11 @@
     </w:p>
     <w:p>
       <w:pPr>
-        <w:pStyle w:val="Compact"/>
         <w:numPr>
           <w:ilvl w:val="0"/>
           <w:numId w:val="1024"/>
         </w:numPr>
+        <w:pStyle w:val="Compact"/>
       </w:pPr>
       <w:r>
         <w:t xml:space="preserve">Verschließe die Flasche.</w:t>
@@ -4979,11 +5013,11 @@
     </w:p>
     <w:p>
       <w:pPr>
-        <w:pStyle w:val="Compact"/>
         <w:numPr>
           <w:ilvl w:val="0"/>
           <w:numId w:val="1025"/>
         </w:numPr>
+        <w:pStyle w:val="Compact"/>
       </w:pPr>
       <w:r>
         <w:t xml:space="preserve">Sind beide Algorithmen grundsätzlich verständlich?</w:t>
@@ -4991,11 +5025,11 @@
     </w:p>
     <w:p>
       <w:pPr>
-        <w:pStyle w:val="Compact"/>
         <w:numPr>
           <w:ilvl w:val="0"/>
           <w:numId w:val="1025"/>
         </w:numPr>
+        <w:pStyle w:val="Compact"/>
       </w:pPr>
       <w:r>
         <w:t xml:space="preserve">Welcher Algorithmus ist eindeutiger?</w:t>
@@ -5003,11 +5037,11 @@
     </w:p>
     <w:p>
       <w:pPr>
-        <w:pStyle w:val="Compact"/>
         <w:numPr>
           <w:ilvl w:val="0"/>
           <w:numId w:val="1025"/>
         </w:numPr>
+        <w:pStyle w:val="Compact"/>
       </w:pPr>
       <w:r>
         <w:t xml:space="preserve">Welcher lässt weniger Interpretationsspielraum?</w:t>
@@ -5015,11 +5049,11 @@
     </w:p>
     <w:p>
       <w:pPr>
-        <w:pStyle w:val="Compact"/>
         <w:numPr>
           <w:ilvl w:val="0"/>
           <w:numId w:val="1025"/>
         </w:numPr>
+        <w:pStyle w:val="Compact"/>
       </w:pPr>
       <w:r>
         <w:t xml:space="preserve">Gibt es auch an Algorithmus B noch etwas zu verbessern?</w:t>
@@ -5040,9 +5074,9 @@
         </w:pict>
       </w:r>
     </w:p>
-    <w:bookmarkEnd w:id="98"/>
-    <w:bookmarkEnd w:id="99"/>
-    <w:bookmarkStart w:id="102" w:name="scratch-und-python-1"/>
+    <w:bookmarkEnd w:id="109"/>
+    <w:bookmarkEnd w:id="110"/>
+    <w:bookmarkStart w:id="113" w:name="scratch-und-python-1"/>
     <w:p>
       <w:pPr>
         <w:pStyle w:val="Heading2"/>
@@ -5051,7 +5085,7 @@
         <w:t xml:space="preserve">9. Scratch und Python</w:t>
       </w:r>
     </w:p>
-    <w:bookmarkStart w:id="100" w:name="Xb0dc84488a4f8817c9b8838836211d6c55325d7"/>
+    <w:bookmarkStart w:id="111" w:name="Xb0dc84488a4f8817c9b8838836211d6c55325d7"/>
     <w:p>
       <w:pPr>
         <w:pStyle w:val="Heading3"/>
@@ -5070,11 +5104,11 @@
     </w:p>
     <w:p>
       <w:pPr>
-        <w:pStyle w:val="Compact"/>
         <w:numPr>
           <w:ilvl w:val="0"/>
           <w:numId w:val="1026"/>
         </w:numPr>
+        <w:pStyle w:val="Compact"/>
       </w:pPr>
       <w:r>
         <w:t xml:space="preserve">„Willkommen!“</w:t>
@@ -5082,11 +5116,11 @@
     </w:p>
     <w:p>
       <w:pPr>
-        <w:pStyle w:val="Compact"/>
         <w:numPr>
           <w:ilvl w:val="0"/>
           <w:numId w:val="1026"/>
         </w:numPr>
+        <w:pStyle w:val="Compact"/>
       </w:pPr>
       <w:r>
         <w:t xml:space="preserve">„Heute ist Schulfest.“</w:t>
@@ -5094,11 +5128,11 @@
     </w:p>
     <w:p>
       <w:pPr>
-        <w:pStyle w:val="Compact"/>
         <w:numPr>
           <w:ilvl w:val="0"/>
           <w:numId w:val="1026"/>
         </w:numPr>
+        <w:pStyle w:val="Compact"/>
       </w:pPr>
       <w:r>
         <w:t xml:space="preserve">„Viel Spaß!“</w:t>
@@ -5181,11 +5215,11 @@
     </w:p>
     <w:p>
       <w:pPr>
-        <w:pStyle w:val="Compact"/>
         <w:numPr>
           <w:ilvl w:val="0"/>
           <w:numId w:val="1027"/>
         </w:numPr>
+        <w:pStyle w:val="Compact"/>
       </w:pPr>
       <w:r>
         <w:t xml:space="preserve">in Scratch oder</w:t>
@@ -5193,11 +5227,11 @@
     </w:p>
     <w:p>
       <w:pPr>
-        <w:pStyle w:val="Compact"/>
         <w:numPr>
           <w:ilvl w:val="0"/>
           <w:numId w:val="1027"/>
         </w:numPr>
+        <w:pStyle w:val="Compact"/>
       </w:pPr>
       <w:r>
         <w:t xml:space="preserve">in Python</w:t>
@@ -5211,8 +5245,8 @@
         <w:t xml:space="preserve">um.</w:t>
       </w:r>
     </w:p>
-    <w:bookmarkEnd w:id="100"/>
-    <w:bookmarkStart w:id="101" w:name="denkfrage"/>
+    <w:bookmarkEnd w:id="111"/>
+    <w:bookmarkStart w:id="112" w:name="denkfrage"/>
     <w:p>
       <w:pPr>
         <w:pStyle w:val="Heading3"/>
@@ -5263,8 +5297,8 @@
       </w:r>
       <w:r>
         <w:rPr>
+          <w:bCs/>
           <w:b/>
-          <w:bCs/>
         </w:rPr>
         <w:t xml:space="preserve">Merke:</w:t>
       </w:r>
@@ -5282,9 +5316,9 @@
         </w:pict>
       </w:r>
     </w:p>
-    <w:bookmarkEnd w:id="101"/>
-    <w:bookmarkEnd w:id="102"/>
-    <w:bookmarkStart w:id="104" w:name="fehler-erklären"/>
+    <w:bookmarkEnd w:id="112"/>
+    <w:bookmarkEnd w:id="113"/>
+    <w:bookmarkStart w:id="115" w:name="fehler-erklären"/>
     <w:p>
       <w:pPr>
         <w:pStyle w:val="Heading2"/>
@@ -5293,7 +5327,7 @@
         <w:t xml:space="preserve">10. Fehler erklären</w:t>
       </w:r>
     </w:p>
-    <w:bookmarkStart w:id="103" w:name="aufgabe-10-kai-macht-genau-das-richtige"/>
+    <w:bookmarkStart w:id="114" w:name="aufgabe-10-kai-macht-genau-das-richtige"/>
     <w:p>
       <w:pPr>
         <w:pStyle w:val="Heading3"/>
@@ -5362,9 +5396,9 @@
         </w:pict>
       </w:r>
     </w:p>
-    <w:bookmarkEnd w:id="103"/>
-    <w:bookmarkEnd w:id="104"/>
-    <w:bookmarkStart w:id="107" w:name="eigener-fehleralgorithmus"/>
+    <w:bookmarkEnd w:id="114"/>
+    <w:bookmarkEnd w:id="115"/>
+    <w:bookmarkStart w:id="118" w:name="eigener-fehleralgorithmus"/>
     <w:p>
       <w:pPr>
         <w:pStyle w:val="Heading2"/>
@@ -5397,7 +5431,7 @@
         <w:t xml:space="preserve">Eine andere Gruppe soll die Fehler finden und erklären.</w:t>
       </w:r>
     </w:p>
-    <w:bookmarkStart w:id="105" w:name="mein-fehlerhafter-algorithmus"/>
+    <w:bookmarkStart w:id="116" w:name="mein-fehlerhafter-algorithmus"/>
     <w:p>
       <w:pPr>
         <w:pStyle w:val="Heading3"/>
@@ -5434,8 +5468,8 @@
         </w:pict>
       </w:r>
     </w:p>
-    <w:bookmarkEnd w:id="105"/>
-    <w:bookmarkStart w:id="106" w:name="eingebaute-fehler"/>
+    <w:bookmarkEnd w:id="116"/>
+    <w:bookmarkStart w:id="117" w:name="eingebaute-fehler"/>
     <w:p>
       <w:pPr>
         <w:pStyle w:val="Heading3"/>
@@ -5472,9 +5506,9 @@
         </w:pict>
       </w:r>
     </w:p>
-    <w:bookmarkEnd w:id="106"/>
-    <w:bookmarkEnd w:id="107"/>
-    <w:bookmarkStart w:id="114" w:name="transfer"/>
+    <w:bookmarkEnd w:id="117"/>
+    <w:bookmarkEnd w:id="118"/>
+    <w:bookmarkStart w:id="125" w:name="transfer"/>
     <w:p>
       <w:pPr>
         <w:pStyle w:val="Heading2"/>
@@ -5483,7 +5517,7 @@
         <w:t xml:space="preserve">12. Transfer</w:t>
       </w:r>
     </w:p>
-    <w:bookmarkStart w:id="108" w:name="aufgabe-12-vom-ablauf-zum-problem"/>
+    <w:bookmarkStart w:id="119" w:name="aufgabe-12-vom-ablauf-zum-problem"/>
     <w:p>
       <w:pPr>
         <w:pStyle w:val="Heading3"/>
@@ -5510,11 +5544,11 @@
     </w:p>
     <w:p>
       <w:pPr>
-        <w:pStyle w:val="Compact"/>
         <w:numPr>
           <w:ilvl w:val="0"/>
           <w:numId w:val="1029"/>
         </w:numPr>
+        <w:pStyle w:val="Compact"/>
       </w:pPr>
       <w:r>
         <w:t xml:space="preserve">Material ausgeben,</w:t>
@@ -5522,11 +5556,11 @@
     </w:p>
     <w:p>
       <w:pPr>
-        <w:pStyle w:val="Compact"/>
         <w:numPr>
           <w:ilvl w:val="0"/>
           <w:numId w:val="1029"/>
         </w:numPr>
+        <w:pStyle w:val="Compact"/>
       </w:pPr>
       <w:r>
         <w:t xml:space="preserve">einen Computerarbeitsplatz vorbereiten,</w:t>
@@ -5534,11 +5568,11 @@
     </w:p>
     <w:p>
       <w:pPr>
-        <w:pStyle w:val="Compact"/>
         <w:numPr>
           <w:ilvl w:val="0"/>
           <w:numId w:val="1029"/>
         </w:numPr>
+        <w:pStyle w:val="Compact"/>
       </w:pPr>
       <w:r>
         <w:t xml:space="preserve">Bücher einsortieren,</w:t>
@@ -5546,11 +5580,11 @@
     </w:p>
     <w:p>
       <w:pPr>
-        <w:pStyle w:val="Compact"/>
         <w:numPr>
           <w:ilvl w:val="0"/>
           <w:numId w:val="1029"/>
         </w:numPr>
+        <w:pStyle w:val="Compact"/>
       </w:pPr>
       <w:r>
         <w:t xml:space="preserve">einen Versuchsplatz aufbauen.</w:t>
@@ -5564,8 +5598,8 @@
         <w:t xml:space="preserve">Gehe systematisch vor.</w:t>
       </w:r>
     </w:p>
-    <w:bookmarkEnd w:id="108"/>
-    <w:bookmarkStart w:id="109" w:name="problem"/>
+    <w:bookmarkEnd w:id="119"/>
+    <w:bookmarkStart w:id="120" w:name="problem"/>
     <w:p>
       <w:pPr>
         <w:pStyle w:val="Heading3"/>
@@ -5589,8 +5623,8 @@
         </w:pict>
       </w:r>
     </w:p>
-    <w:bookmarkEnd w:id="109"/>
-    <w:bookmarkStart w:id="110" w:name="eingaben-und-voraussetzungen"/>
+    <w:bookmarkEnd w:id="120"/>
+    <w:bookmarkStart w:id="121" w:name="eingaben-und-voraussetzungen"/>
     <w:p>
       <w:pPr>
         <w:pStyle w:val="Heading3"/>
@@ -5614,8 +5648,8 @@
         </w:pict>
       </w:r>
     </w:p>
-    <w:bookmarkEnd w:id="110"/>
-    <w:bookmarkStart w:id="111" w:name="algorithmus"/>
+    <w:bookmarkEnd w:id="121"/>
+    <w:bookmarkStart w:id="122" w:name="algorithmus"/>
     <w:p>
       <w:pPr>
         <w:pStyle w:val="Heading3"/>
@@ -5653,8 +5687,8 @@
         </w:pict>
       </w:r>
     </w:p>
-    <w:bookmarkEnd w:id="111"/>
-    <w:bookmarkStart w:id="112" w:name="test"/>
+    <w:bookmarkEnd w:id="122"/>
+    <w:bookmarkStart w:id="123" w:name="test"/>
     <w:p>
       <w:pPr>
         <w:pStyle w:val="Heading3"/>
@@ -5678,8 +5712,8 @@
         </w:pict>
       </w:r>
     </w:p>
-    <w:bookmarkEnd w:id="112"/>
-    <w:bookmarkStart w:id="113" w:name="verbesserung"/>
+    <w:bookmarkEnd w:id="123"/>
+    <w:bookmarkStart w:id="124" w:name="verbesserung"/>
     <w:p>
       <w:pPr>
         <w:pStyle w:val="Heading3"/>
@@ -5710,9 +5744,9 @@
         </w:pict>
       </w:r>
     </w:p>
-    <w:bookmarkEnd w:id="113"/>
-    <w:bookmarkEnd w:id="114"/>
-    <w:bookmarkStart w:id="115" w:name="plus-effizienz"/>
+    <w:bookmarkEnd w:id="124"/>
+    <w:bookmarkEnd w:id="125"/>
+    <w:bookmarkStart w:id="126" w:name="plus-effizienz"/>
     <w:p>
       <w:pPr>
         <w:pStyle w:val="Heading2"/>
@@ -5782,9 +5816,9 @@
         </w:pict>
       </w:r>
     </w:p>
-    <w:bookmarkEnd w:id="115"/>
-    <w:bookmarkEnd w:id="116"/>
-    <w:bookmarkStart w:id="123" w:name="transfer-1"/>
+    <w:bookmarkEnd w:id="126"/>
+    <w:bookmarkEnd w:id="127"/>
+    <w:bookmarkStart w:id="134" w:name="transfer-1"/>
     <w:p>
       <w:pPr>
         <w:pStyle w:val="Heading1"/>
@@ -5816,7 +5850,7 @@
         </w:pict>
       </w:r>
     </w:p>
-    <w:bookmarkStart w:id="117" w:name="aufgabe-1-frühstück-vorbereiten"/>
+    <w:bookmarkStart w:id="128" w:name="aufgabe-1-frühstück-vorbereiten"/>
     <w:p>
       <w:pPr>
         <w:pStyle w:val="Heading2"/>
@@ -5843,11 +5877,11 @@
     </w:p>
     <w:p>
       <w:pPr>
-        <w:pStyle w:val="Compact"/>
         <w:numPr>
           <w:ilvl w:val="0"/>
           <w:numId w:val="1030"/>
         </w:numPr>
+        <w:pStyle w:val="Compact"/>
       </w:pPr>
       <w:r>
         <w:t xml:space="preserve">eindeutig,</w:t>
@@ -5855,11 +5889,11 @@
     </w:p>
     <w:p>
       <w:pPr>
-        <w:pStyle w:val="Compact"/>
         <w:numPr>
           <w:ilvl w:val="0"/>
           <w:numId w:val="1030"/>
         </w:numPr>
+        <w:pStyle w:val="Compact"/>
       </w:pPr>
       <w:r>
         <w:t xml:space="preserve">vollständig,</w:t>
@@ -5867,11 +5901,11 @@
     </w:p>
     <w:p>
       <w:pPr>
-        <w:pStyle w:val="Compact"/>
         <w:numPr>
           <w:ilvl w:val="0"/>
           <w:numId w:val="1030"/>
         </w:numPr>
+        <w:pStyle w:val="Compact"/>
       </w:pPr>
       <w:r>
         <w:t xml:space="preserve">ausführbar und</w:t>
@@ -5879,11 +5913,11 @@
     </w:p>
     <w:p>
       <w:pPr>
-        <w:pStyle w:val="Compact"/>
         <w:numPr>
           <w:ilvl w:val="0"/>
           <w:numId w:val="1030"/>
         </w:numPr>
+        <w:pStyle w:val="Compact"/>
       </w:pPr>
       <w:r>
         <w:t xml:space="preserve">in der richtigen Reihenfolge</w:t>
@@ -5904,8 +5938,8 @@
         </w:pict>
       </w:r>
     </w:p>
-    <w:bookmarkEnd w:id="117"/>
-    <w:bookmarkStart w:id="118" w:name="aufgabe-2-papierflieger-falten"/>
+    <w:bookmarkEnd w:id="128"/>
+    <w:bookmarkStart w:id="129" w:name="aufgabe-2-papierflieger-falten"/>
     <w:p>
       <w:pPr>
         <w:pStyle w:val="Heading2"/>
@@ -5953,8 +5987,8 @@
         </w:pict>
       </w:r>
     </w:p>
-    <w:bookmarkEnd w:id="118"/>
-    <w:bookmarkStart w:id="119" w:name="aufgabe-3-der-schulweg"/>
+    <w:bookmarkEnd w:id="129"/>
+    <w:bookmarkStart w:id="130" w:name="aufgabe-3-der-schulweg"/>
     <w:p>
       <w:pPr>
         <w:pStyle w:val="Heading2"/>
@@ -5994,8 +6028,8 @@
         </w:pict>
       </w:r>
     </w:p>
-    <w:bookmarkEnd w:id="119"/>
-    <w:bookmarkStart w:id="120" w:name="kai-challenge"/>
+    <w:bookmarkEnd w:id="130"/>
+    <w:bookmarkStart w:id="131" w:name="kai-challenge"/>
     <w:p>
       <w:pPr>
         <w:pStyle w:val="Heading2"/>
@@ -6051,8 +6085,8 @@
         </w:pict>
       </w:r>
     </w:p>
-    <w:bookmarkEnd w:id="120"/>
-    <w:bookmarkStart w:id="121" w:name="aufgabe-4-ist-das-ein-algorithmus"/>
+    <w:bookmarkEnd w:id="131"/>
+    <w:bookmarkStart w:id="132" w:name="aufgabe-4-ist-das-ein-algorithmus"/>
     <w:p>
       <w:pPr>
         <w:pStyle w:val="Heading2"/>
@@ -6079,11 +6113,11 @@
     </w:p>
     <w:p>
       <w:pPr>
-        <w:pStyle w:val="Compact"/>
         <w:numPr>
           <w:ilvl w:val="0"/>
           <w:numId w:val="1031"/>
         </w:numPr>
+        <w:pStyle w:val="Compact"/>
       </w:pPr>
       <w:r>
         <w:t xml:space="preserve">„Sei vorsichtig.“</w:t>
@@ -6091,11 +6125,11 @@
     </w:p>
     <w:p>
       <w:pPr>
-        <w:pStyle w:val="Compact"/>
         <w:numPr>
           <w:ilvl w:val="0"/>
           <w:numId w:val="1031"/>
         </w:numPr>
+        <w:pStyle w:val="Compact"/>
       </w:pPr>
       <w:r>
         <w:t xml:space="preserve">„Arbeite ordentlich.“</w:t>
@@ -6103,11 +6137,11 @@
     </w:p>
     <w:p>
       <w:pPr>
-        <w:pStyle w:val="Compact"/>
         <w:numPr>
           <w:ilvl w:val="0"/>
           <w:numId w:val="1031"/>
         </w:numPr>
+        <w:pStyle w:val="Compact"/>
       </w:pPr>
       <w:r>
         <w:t xml:space="preserve">„Öffne die Tür.“</w:t>
@@ -6115,11 +6149,11 @@
     </w:p>
     <w:p>
       <w:pPr>
-        <w:pStyle w:val="Compact"/>
         <w:numPr>
           <w:ilvl w:val="0"/>
           <w:numId w:val="1031"/>
         </w:numPr>
+        <w:pStyle w:val="Compact"/>
       </w:pPr>
       <w:r>
         <w:t xml:space="preserve">„Lege das Heft auf den Tisch.“</w:t>
@@ -6127,11 +6161,11 @@
     </w:p>
     <w:p>
       <w:pPr>
-        <w:pStyle w:val="Compact"/>
         <w:numPr>
           <w:ilvl w:val="0"/>
           <w:numId w:val="1031"/>
         </w:numPr>
+        <w:pStyle w:val="Compact"/>
       </w:pPr>
       <w:r>
         <w:t xml:space="preserve">„Räume dein Zimmer auf.“</w:t>
@@ -6152,8 +6186,8 @@
         </w:pict>
       </w:r>
     </w:p>
-    <w:bookmarkEnd w:id="121"/>
-    <w:bookmarkStart w:id="122" w:name="aufgabe-5-eigene-idee"/>
+    <w:bookmarkEnd w:id="132"/>
+    <w:bookmarkStart w:id="133" w:name="aufgabe-5-eigene-idee"/>
     <w:p>
       <w:pPr>
         <w:pStyle w:val="Heading2"/>
@@ -6186,9 +6220,9 @@
         <w:t xml:space="preserve">Lass ihn von einer anderen Person überprüfen.</w:t>
       </w:r>
     </w:p>
-    <w:bookmarkEnd w:id="122"/>
-    <w:bookmarkEnd w:id="123"/>
-    <w:bookmarkStart w:id="135" w:name="projekt-kai-übernimmt-eine-neue-aufgabe"/>
+    <w:bookmarkEnd w:id="133"/>
+    <w:bookmarkEnd w:id="134"/>
+    <w:bookmarkStart w:id="146" w:name="projekt-kai-übernimmt-eine-neue-aufgabe"/>
     <w:p>
       <w:pPr>
         <w:pStyle w:val="Heading1"/>
@@ -6197,7 +6231,7 @@
         <w:t xml:space="preserve">Projekt – KAI übernimmt eine neue Aufgabe</w:t>
       </w:r>
     </w:p>
-    <w:bookmarkStart w:id="124" w:name="der-auftrag"/>
+    <w:bookmarkStart w:id="135" w:name="der-auftrag"/>
     <w:p>
       <w:pPr>
         <w:pStyle w:val="Heading2"/>
@@ -6237,8 +6271,8 @@
         </w:pict>
       </w:r>
     </w:p>
-    <w:bookmarkEnd w:id="124"/>
-    <w:bookmarkStart w:id="128" w:name="aufgabe"/>
+    <w:bookmarkEnd w:id="135"/>
+    <w:bookmarkStart w:id="139" w:name="aufgabe"/>
     <w:p>
       <w:pPr>
         <w:pStyle w:val="Heading2"/>
@@ -6259,8 +6293,8 @@
       </w:r>
       <w:r>
         <w:rPr>
+          <w:bCs/>
           <w:b/>
-          <w:bCs/>
         </w:rPr>
         <w:t xml:space="preserve">eine</w:t>
       </w:r>
@@ -6271,7 +6305,7 @@
         <w:t xml:space="preserve">der folgenden Aufgaben aus.</w:t>
       </w:r>
     </w:p>
-    <w:bookmarkStart w:id="125" w:name="möglichkeit-a-getränke-ausgeben"/>
+    <w:bookmarkStart w:id="136" w:name="möglichkeit-a-getränke-ausgeben"/>
     <w:p>
       <w:pPr>
         <w:pStyle w:val="Heading3"/>
@@ -6295,8 +6329,8 @@
         </w:pict>
       </w:r>
     </w:p>
-    <w:bookmarkEnd w:id="125"/>
-    <w:bookmarkStart w:id="126" w:name="möglichkeit-b-material-ausgeben"/>
+    <w:bookmarkEnd w:id="136"/>
+    <w:bookmarkStart w:id="137" w:name="möglichkeit-b-material-ausgeben"/>
     <w:p>
       <w:pPr>
         <w:pStyle w:val="Heading3"/>
@@ -6320,8 +6354,8 @@
         </w:pict>
       </w:r>
     </w:p>
-    <w:bookmarkEnd w:id="126"/>
-    <w:bookmarkStart w:id="127" w:name="möglichkeit-c-fundbüro"/>
+    <w:bookmarkEnd w:id="137"/>
+    <w:bookmarkStart w:id="138" w:name="möglichkeit-c-fundbüro"/>
     <w:p>
       <w:pPr>
         <w:pStyle w:val="Heading3"/>
@@ -6345,9 +6379,9 @@
         </w:pict>
       </w:r>
     </w:p>
-    <w:bookmarkEnd w:id="127"/>
-    <w:bookmarkEnd w:id="128"/>
-    <w:bookmarkStart w:id="129" w:name="planung"/>
+    <w:bookmarkEnd w:id="138"/>
+    <w:bookmarkEnd w:id="139"/>
+    <w:bookmarkStart w:id="140" w:name="planung"/>
     <w:p>
       <w:pPr>
         <w:pStyle w:val="Heading2"/>
@@ -6366,11 +6400,11 @@
     </w:p>
     <w:p>
       <w:pPr>
-        <w:pStyle w:val="Compact"/>
         <w:numPr>
           <w:ilvl w:val="0"/>
           <w:numId w:val="1032"/>
         </w:numPr>
+        <w:pStyle w:val="Compact"/>
       </w:pPr>
       <w:r>
         <w:t xml:space="preserve">Was ist das Ziel?</w:t>
@@ -6378,11 +6412,11 @@
     </w:p>
     <w:p>
       <w:pPr>
-        <w:pStyle w:val="Compact"/>
         <w:numPr>
           <w:ilvl w:val="0"/>
           <w:numId w:val="1032"/>
         </w:numPr>
+        <w:pStyle w:val="Compact"/>
       </w:pPr>
       <w:r>
         <w:t xml:space="preserve">Welche Schritte sind notwendig?</w:t>
@@ -6390,11 +6424,11 @@
     </w:p>
     <w:p>
       <w:pPr>
-        <w:pStyle w:val="Compact"/>
         <w:numPr>
           <w:ilvl w:val="0"/>
           <w:numId w:val="1032"/>
         </w:numPr>
+        <w:pStyle w:val="Compact"/>
       </w:pPr>
       <w:r>
         <w:t xml:space="preserve">Fehlen Informationen?</w:t>
@@ -6402,11 +6436,11 @@
     </w:p>
     <w:p>
       <w:pPr>
-        <w:pStyle w:val="Compact"/>
         <w:numPr>
           <w:ilvl w:val="0"/>
           <w:numId w:val="1032"/>
         </w:numPr>
+        <w:pStyle w:val="Compact"/>
       </w:pPr>
       <w:r>
         <w:t xml:space="preserve">Können alle Schritte ausgeführt werden?</w:t>
@@ -6419,8 +6453,8 @@
         </w:pict>
       </w:r>
     </w:p>
-    <w:bookmarkEnd w:id="129"/>
-    <w:bookmarkStart w:id="130" w:name="entwickelt-euren-algorithmus"/>
+    <w:bookmarkEnd w:id="140"/>
+    <w:bookmarkStart w:id="141" w:name="entwickelt-euren-algorithmus"/>
     <w:p>
       <w:pPr>
         <w:pStyle w:val="Heading2"/>
@@ -6447,11 +6481,11 @@
     </w:p>
     <w:p>
       <w:pPr>
-        <w:pStyle w:val="Compact"/>
         <w:numPr>
           <w:ilvl w:val="0"/>
           <w:numId w:val="1033"/>
         </w:numPr>
+        <w:pStyle w:val="Compact"/>
       </w:pPr>
       <w:r>
         <w:t xml:space="preserve">eindeutig,</w:t>
@@ -6459,11 +6493,11 @@
     </w:p>
     <w:p>
       <w:pPr>
-        <w:pStyle w:val="Compact"/>
         <w:numPr>
           <w:ilvl w:val="0"/>
           <w:numId w:val="1033"/>
         </w:numPr>
+        <w:pStyle w:val="Compact"/>
       </w:pPr>
       <w:r>
         <w:t xml:space="preserve">vollständig,</w:t>
@@ -6471,11 +6505,11 @@
     </w:p>
     <w:p>
       <w:pPr>
-        <w:pStyle w:val="Compact"/>
         <w:numPr>
           <w:ilvl w:val="0"/>
           <w:numId w:val="1033"/>
         </w:numPr>
+        <w:pStyle w:val="Compact"/>
       </w:pPr>
       <w:r>
         <w:t xml:space="preserve">ausführbar und</w:t>
@@ -6483,11 +6517,11 @@
     </w:p>
     <w:p>
       <w:pPr>
-        <w:pStyle w:val="Compact"/>
         <w:numPr>
           <w:ilvl w:val="0"/>
           <w:numId w:val="1033"/>
         </w:numPr>
+        <w:pStyle w:val="Compact"/>
       </w:pPr>
       <w:r>
         <w:t xml:space="preserve">richtig geordnet</w:t>
@@ -6508,8 +6542,8 @@
         </w:pict>
       </w:r>
     </w:p>
-    <w:bookmarkEnd w:id="130"/>
-    <w:bookmarkStart w:id="131" w:name="test-1"/>
+    <w:bookmarkEnd w:id="141"/>
+    <w:bookmarkStart w:id="142" w:name="test-1"/>
     <w:p>
       <w:pPr>
         <w:pStyle w:val="Heading2"/>
@@ -6546,8 +6580,8 @@
       </w:r>
       <w:r>
         <w:rPr>
+          <w:bCs/>
           <w:b/>
-          <w:bCs/>
         </w:rPr>
         <w:t xml:space="preserve">genau so aus, wie er beschrieben wurde.</w:t>
       </w:r>
@@ -6562,11 +6596,11 @@
     </w:p>
     <w:p>
       <w:pPr>
-        <w:pStyle w:val="Compact"/>
         <w:numPr>
           <w:ilvl w:val="0"/>
           <w:numId w:val="1034"/>
         </w:numPr>
+        <w:pStyle w:val="Compact"/>
       </w:pPr>
       <w:r>
         <w:t xml:space="preserve">Wo entstehen Fragen?</w:t>
@@ -6574,11 +6608,11 @@
     </w:p>
     <w:p>
       <w:pPr>
-        <w:pStyle w:val="Compact"/>
         <w:numPr>
           <w:ilvl w:val="0"/>
           <w:numId w:val="1034"/>
         </w:numPr>
+        <w:pStyle w:val="Compact"/>
       </w:pPr>
       <w:r>
         <w:t xml:space="preserve">Welche Schritte fehlen?</w:t>
@@ -6586,11 +6620,11 @@
     </w:p>
     <w:p>
       <w:pPr>
-        <w:pStyle w:val="Compact"/>
         <w:numPr>
           <w:ilvl w:val="0"/>
           <w:numId w:val="1034"/>
         </w:numPr>
+        <w:pStyle w:val="Compact"/>
       </w:pPr>
       <w:r>
         <w:t xml:space="preserve">Welche Formulierungen sind unklar?</w:t>
@@ -6603,8 +6637,8 @@
         </w:pict>
       </w:r>
     </w:p>
-    <w:bookmarkEnd w:id="131"/>
-    <w:bookmarkStart w:id="132" w:name="überarbeitet-euren-algorithmus"/>
+    <w:bookmarkEnd w:id="142"/>
+    <w:bookmarkStart w:id="143" w:name="überarbeitet-euren-algorithmus"/>
     <w:p>
       <w:pPr>
         <w:pStyle w:val="Heading2"/>
@@ -6628,8 +6662,8 @@
         </w:pict>
       </w:r>
     </w:p>
-    <w:bookmarkEnd w:id="132"/>
-    <w:bookmarkStart w:id="133" w:name="präsentation"/>
+    <w:bookmarkEnd w:id="143"/>
+    <w:bookmarkStart w:id="144" w:name="präsentation"/>
     <w:p>
       <w:pPr>
         <w:pStyle w:val="Heading2"/>
@@ -6656,11 +6690,11 @@
     </w:p>
     <w:p>
       <w:pPr>
-        <w:pStyle w:val="Compact"/>
         <w:numPr>
           <w:ilvl w:val="0"/>
           <w:numId w:val="1035"/>
         </w:numPr>
+        <w:pStyle w:val="Compact"/>
       </w:pPr>
       <w:r>
         <w:t xml:space="preserve">welche Schwierigkeiten aufgetreten sind,</w:t>
@@ -6668,11 +6702,11 @@
     </w:p>
     <w:p>
       <w:pPr>
-        <w:pStyle w:val="Compact"/>
         <w:numPr>
           <w:ilvl w:val="0"/>
           <w:numId w:val="1035"/>
         </w:numPr>
+        <w:pStyle w:val="Compact"/>
       </w:pPr>
       <w:r>
         <w:t xml:space="preserve">welche Änderungen ihr vorgenommen habt und</w:t>
@@ -6680,11 +6714,11 @@
     </w:p>
     <w:p>
       <w:pPr>
-        <w:pStyle w:val="Compact"/>
         <w:numPr>
           <w:ilvl w:val="0"/>
           <w:numId w:val="1035"/>
         </w:numPr>
+        <w:pStyle w:val="Compact"/>
       </w:pPr>
       <w:r>
         <w:t xml:space="preserve">warum euer Algorithmus jetzt besser funktioniert.</w:t>
@@ -6697,8 +6731,8 @@
         </w:pict>
       </w:r>
     </w:p>
-    <w:bookmarkEnd w:id="133"/>
-    <w:bookmarkStart w:id="134" w:name="kai-erklärt-5"/>
+    <w:bookmarkEnd w:id="144"/>
+    <w:bookmarkStart w:id="145" w:name="kai-erklärt-5"/>
     <w:p>
       <w:pPr>
         <w:pStyle w:val="Heading2"/>
@@ -6723,9 +6757,9 @@
         <w:t xml:space="preserve">Testen und Verbessern gehören zur Entwicklung dazu.</w:t>
       </w:r>
     </w:p>
-    <w:bookmarkEnd w:id="134"/>
-    <w:bookmarkEnd w:id="135"/>
-    <w:bookmarkStart w:id="145" w:name="kompetenzcheck"/>
+    <w:bookmarkEnd w:id="145"/>
+    <w:bookmarkEnd w:id="146"/>
+    <w:bookmarkStart w:id="156" w:name="kompetenzcheck"/>
     <w:p>
       <w:pPr>
         <w:pStyle w:val="Heading1"/>
@@ -6734,7 +6768,7 @@
         <w:t xml:space="preserve">Kompetenzcheck</w:t>
       </w:r>
     </w:p>
-    <w:bookmarkStart w:id="136" w:name="das-kann-ich"/>
+    <w:bookmarkStart w:id="147" w:name="das-kann-ich"/>
     <w:p>
       <w:pPr>
         <w:pStyle w:val="Heading2"/>
@@ -6758,8 +6792,8 @@
         </w:pict>
       </w:r>
     </w:p>
-    <w:bookmarkEnd w:id="136"/>
-    <w:bookmarkStart w:id="139" w:name="aufgabe-1-algorithmus-erkennen"/>
+    <w:bookmarkEnd w:id="147"/>
+    <w:bookmarkStart w:id="150" w:name="aufgabe-1-algorithmus-erkennen"/>
     <w:p>
       <w:pPr>
         <w:pStyle w:val="Heading2"/>
@@ -6784,7 +6818,7 @@
         <w:t xml:space="preserve">Begründe deine Entscheidung.</w:t>
       </w:r>
     </w:p>
-    <w:bookmarkStart w:id="137" w:name="a-2"/>
+    <w:bookmarkStart w:id="148" w:name="a-2"/>
     <w:p>
       <w:pPr>
         <w:pStyle w:val="Heading3"/>
@@ -6795,11 +6829,11 @@
     </w:p>
     <w:p>
       <w:pPr>
-        <w:pStyle w:val="Compact"/>
         <w:numPr>
           <w:ilvl w:val="0"/>
           <w:numId w:val="1036"/>
         </w:numPr>
+        <w:pStyle w:val="Compact"/>
       </w:pPr>
       <w:r>
         <w:t xml:space="preserve">Öffne das Heft.</w:t>
@@ -6807,11 +6841,11 @@
     </w:p>
     <w:p>
       <w:pPr>
-        <w:pStyle w:val="Compact"/>
         <w:numPr>
           <w:ilvl w:val="0"/>
           <w:numId w:val="1036"/>
         </w:numPr>
+        <w:pStyle w:val="Compact"/>
       </w:pPr>
       <w:r>
         <w:t xml:space="preserve">Schreibe die Überschrift.</w:t>
@@ -6819,11 +6853,11 @@
     </w:p>
     <w:p>
       <w:pPr>
-        <w:pStyle w:val="Compact"/>
         <w:numPr>
           <w:ilvl w:val="0"/>
           <w:numId w:val="1036"/>
         </w:numPr>
+        <w:pStyle w:val="Compact"/>
       </w:pPr>
       <w:r>
         <w:t xml:space="preserve">Löse Aufgabe 1.</w:t>
@@ -6852,8 +6886,8 @@
         </w:pict>
       </w:r>
     </w:p>
-    <w:bookmarkEnd w:id="137"/>
-    <w:bookmarkStart w:id="138" w:name="b-2"/>
+    <w:bookmarkEnd w:id="148"/>
+    <w:bookmarkStart w:id="149" w:name="b-2"/>
     <w:p>
       <w:pPr>
         <w:pStyle w:val="Heading3"/>
@@ -6864,11 +6898,11 @@
     </w:p>
     <w:p>
       <w:pPr>
-        <w:pStyle w:val="Compact"/>
         <w:numPr>
           <w:ilvl w:val="0"/>
           <w:numId w:val="1037"/>
         </w:numPr>
+        <w:pStyle w:val="Compact"/>
       </w:pPr>
       <w:r>
         <w:t xml:space="preserve">Sei aufmerksam.</w:t>
@@ -6876,11 +6910,11 @@
     </w:p>
     <w:p>
       <w:pPr>
-        <w:pStyle w:val="Compact"/>
         <w:numPr>
           <w:ilvl w:val="0"/>
           <w:numId w:val="1037"/>
         </w:numPr>
+        <w:pStyle w:val="Compact"/>
       </w:pPr>
       <w:r>
         <w:t xml:space="preserve">Arbeite ordentlich.</w:t>
@@ -6888,11 +6922,11 @@
     </w:p>
     <w:p>
       <w:pPr>
-        <w:pStyle w:val="Compact"/>
         <w:numPr>
           <w:ilvl w:val="0"/>
           <w:numId w:val="1037"/>
         </w:numPr>
+        <w:pStyle w:val="Compact"/>
       </w:pPr>
       <w:r>
         <w:t xml:space="preserve">Gib dein Bestes.</w:t>
@@ -6921,9 +6955,9 @@
         </w:pict>
       </w:r>
     </w:p>
-    <w:bookmarkEnd w:id="138"/>
-    <w:bookmarkEnd w:id="139"/>
-    <w:bookmarkStart w:id="140" w:name="aufgabe-2-fehler-finden"/>
+    <w:bookmarkEnd w:id="149"/>
+    <w:bookmarkEnd w:id="150"/>
+    <w:bookmarkStart w:id="151" w:name="aufgabe-2-fehler-finden"/>
     <w:p>
       <w:pPr>
         <w:pStyle w:val="Heading2"/>
@@ -6942,11 +6976,11 @@
     </w:p>
     <w:p>
       <w:pPr>
-        <w:pStyle w:val="Compact"/>
         <w:numPr>
           <w:ilvl w:val="0"/>
           <w:numId w:val="1038"/>
         </w:numPr>
+        <w:pStyle w:val="Compact"/>
       </w:pPr>
       <w:r>
         <w:t xml:space="preserve">Rühre um.</w:t>
@@ -6954,11 +6988,11 @@
     </w:p>
     <w:p>
       <w:pPr>
-        <w:pStyle w:val="Compact"/>
         <w:numPr>
           <w:ilvl w:val="0"/>
           <w:numId w:val="1038"/>
         </w:numPr>
+        <w:pStyle w:val="Compact"/>
       </w:pPr>
       <w:r>
         <w:t xml:space="preserve">Nimm eine Tasse.</w:t>
@@ -6966,11 +7000,11 @@
     </w:p>
     <w:p>
       <w:pPr>
-        <w:pStyle w:val="Compact"/>
         <w:numPr>
           <w:ilvl w:val="0"/>
           <w:numId w:val="1038"/>
         </w:numPr>
+        <w:pStyle w:val="Compact"/>
       </w:pPr>
       <w:r>
         <w:t xml:space="preserve">Gib Kakaopulver hinein.</w:t>
@@ -6978,11 +7012,11 @@
     </w:p>
     <w:p>
       <w:pPr>
-        <w:pStyle w:val="Compact"/>
         <w:numPr>
           <w:ilvl w:val="0"/>
           <w:numId w:val="1038"/>
         </w:numPr>
+        <w:pStyle w:val="Compact"/>
       </w:pPr>
       <w:r>
         <w:t xml:space="preserve">Gieße Milch ein.</w:t>
@@ -7017,8 +7051,8 @@
         </w:pict>
       </w:r>
     </w:p>
-    <w:bookmarkEnd w:id="140"/>
-    <w:bookmarkStart w:id="141" w:name="aufgabe-3-algorithmus-entwickeln"/>
+    <w:bookmarkEnd w:id="151"/>
+    <w:bookmarkStart w:id="152" w:name="aufgabe-3-algorithmus-entwickeln"/>
     <w:p>
       <w:pPr>
         <w:pStyle w:val="Heading2"/>
@@ -7041,8 +7075,8 @@
       </w:pPr>
       <w:r>
         <w:rPr>
+          <w:bCs/>
           <w:b/>
-          <w:bCs/>
         </w:rPr>
         <w:t xml:space="preserve">Aufgabe:</w:t>
       </w:r>
@@ -7065,11 +7099,11 @@
     </w:p>
     <w:p>
       <w:pPr>
-        <w:pStyle w:val="Compact"/>
         <w:numPr>
           <w:ilvl w:val="0"/>
           <w:numId w:val="1039"/>
         </w:numPr>
+        <w:pStyle w:val="Compact"/>
       </w:pPr>
       <w:r>
         <w:t xml:space="preserve">Eindeutigkeit,</w:t>
@@ -7077,11 +7111,11 @@
     </w:p>
     <w:p>
       <w:pPr>
-        <w:pStyle w:val="Compact"/>
         <w:numPr>
           <w:ilvl w:val="0"/>
           <w:numId w:val="1039"/>
         </w:numPr>
+        <w:pStyle w:val="Compact"/>
       </w:pPr>
       <w:r>
         <w:t xml:space="preserve">Vollständigkeit,</w:t>
@@ -7089,11 +7123,11 @@
     </w:p>
     <w:p>
       <w:pPr>
-        <w:pStyle w:val="Compact"/>
         <w:numPr>
           <w:ilvl w:val="0"/>
           <w:numId w:val="1039"/>
         </w:numPr>
+        <w:pStyle w:val="Compact"/>
       </w:pPr>
       <w:r>
         <w:t xml:space="preserve">richtige Reihenfolge und</w:t>
@@ -7101,11 +7135,11 @@
     </w:p>
     <w:p>
       <w:pPr>
-        <w:pStyle w:val="Compact"/>
         <w:numPr>
           <w:ilvl w:val="0"/>
           <w:numId w:val="1039"/>
         </w:numPr>
+        <w:pStyle w:val="Compact"/>
       </w:pPr>
       <w:r>
         <w:t xml:space="preserve">Ausführbarkeit.</w:t>
@@ -7139,8 +7173,8 @@
         </w:pict>
       </w:r>
     </w:p>
-    <w:bookmarkEnd w:id="141"/>
-    <w:bookmarkStart w:id="142" w:name="aufgabe-4-darstellungen-vergleichen"/>
+    <w:bookmarkEnd w:id="152"/>
+    <w:bookmarkStart w:id="153" w:name="aufgabe-4-darstellungen-vergleichen"/>
     <w:p>
       <w:pPr>
         <w:pStyle w:val="Heading2"/>
@@ -7186,8 +7220,8 @@
         </w:pict>
       </w:r>
     </w:p>
-    <w:bookmarkEnd w:id="142"/>
-    <w:bookmarkStart w:id="143" w:name="selbsteinschätzung"/>
+    <w:bookmarkEnd w:id="153"/>
+    <w:bookmarkStart w:id="154" w:name="selbsteinschätzung"/>
     <w:p>
       <w:pPr>
         <w:pStyle w:val="Heading2"/>
@@ -7209,6 +7243,7 @@
         <w:tblStyle w:val="Table"/>
         <w:tblW w:type="auto" w:w="0"/>
         <w:tblLook w:firstRow="1" w:lastRow="0" w:firstColumn="0" w:lastColumn="0" w:noHBand="0" w:noVBand="0" w:val="0020"/>
+        <w:jc w:val="start"/>
       </w:tblPr>
       <w:tblGrid>
         <w:gridCol w:w="1980"/>
@@ -7218,13 +7253,14 @@
       </w:tblGrid>
       <w:tr>
         <w:trPr>
-          <w:tblHeader w:val="on"/>
+          <w:tblHeader w:val="true"/>
         </w:trPr>
         <w:tc>
           <w:tcPr/>
           <w:p>
             <w:pPr>
               <w:pStyle w:val="Compact"/>
+              <w:jc w:val="left"/>
             </w:pPr>
             <w:r>
               <w:t xml:space="preserve">Aussage</w:t>
@@ -7274,6 +7310,7 @@
           <w:p>
             <w:pPr>
               <w:pStyle w:val="Compact"/>
+              <w:jc w:val="left"/>
             </w:pPr>
             <w:r>
               <w:t xml:space="preserve">einen Algorithmus erkennen</w:t>
@@ -7323,6 +7360,7 @@
           <w:p>
             <w:pPr>
               <w:pStyle w:val="Compact"/>
+              <w:jc w:val="left"/>
             </w:pPr>
             <w:r>
               <w:t xml:space="preserve">einen Algorithmus entwickeln</w:t>
@@ -7372,6 +7410,7 @@
           <w:p>
             <w:pPr>
               <w:pStyle w:val="Compact"/>
+              <w:jc w:val="left"/>
             </w:pPr>
             <w:r>
               <w:t xml:space="preserve">Fehler in Algorithmen finden</w:t>
@@ -7421,6 +7460,7 @@
           <w:p>
             <w:pPr>
               <w:pStyle w:val="Compact"/>
+              <w:jc w:val="left"/>
             </w:pPr>
             <w:r>
               <w:t xml:space="preserve">Algorithmen verbessern</w:t>
@@ -7470,6 +7510,7 @@
           <w:p>
             <w:pPr>
               <w:pStyle w:val="Compact"/>
+              <w:jc w:val="left"/>
             </w:pPr>
             <w:r>
               <w:t xml:space="preserve">Algorithmen in Scratch darstellen</w:t>
@@ -7519,6 +7560,7 @@
           <w:p>
             <w:pPr>
               <w:pStyle w:val="Compact"/>
+              <w:jc w:val="left"/>
             </w:pPr>
             <w:r>
               <w:t xml:space="preserve">Algorithmen in Python darstellen</w:t>
@@ -7570,8 +7612,8 @@
         </w:pict>
       </w:r>
     </w:p>
-    <w:bookmarkEnd w:id="143"/>
-    <w:bookmarkStart w:id="144" w:name="geschafft"/>
+    <w:bookmarkEnd w:id="154"/>
+    <w:bookmarkStart w:id="155" w:name="geschafft"/>
     <w:p>
       <w:pPr>
         <w:pStyle w:val="Heading2"/>
@@ -7596,9 +7638,9 @@
         <w:t xml:space="preserve">Dort lernst du Algorithmen kennen, die Entscheidungen treffen.</w:t>
       </w:r>
     </w:p>
-    <w:bookmarkEnd w:id="144"/>
-    <w:bookmarkEnd w:id="145"/>
-    <w:bookmarkStart w:id="156" w:name="X1fe86ddd3f4edc47bc3f740cbc88faf3705b9d2"/>
+    <w:bookmarkEnd w:id="155"/>
+    <w:bookmarkEnd w:id="156"/>
+    <w:bookmarkStart w:id="167" w:name="X1fe86ddd3f4edc47bc3f740cbc88faf3705b9d2"/>
     <w:p>
       <w:pPr>
         <w:pStyle w:val="Heading1"/>
@@ -7607,7 +7649,7 @@
         <w:t xml:space="preserve">Projektstart – Von der Übung zur Komplexaufgabe</w:t>
       </w:r>
     </w:p>
-    <w:bookmarkStart w:id="146" w:name="jetzt-beginnt-das-eigentliche-projekt"/>
+    <w:bookmarkStart w:id="157" w:name="jetzt-beginnt-das-eigentliche-projekt"/>
     <w:p>
       <w:pPr>
         <w:pStyle w:val="Heading2"/>
@@ -7636,8 +7678,8 @@
       </w:r>
       <w:r>
         <w:rPr>
+          <w:bCs/>
           <w:b/>
-          <w:bCs/>
         </w:rPr>
         <w:t xml:space="preserve">eigenen informatischen Lösung</w:t>
       </w:r>
@@ -7657,8 +7699,8 @@
       </w:r>
       <w:r>
         <w:rPr>
+          <w:bCs/>
           <w:b/>
-          <w:bCs/>
         </w:rPr>
         <w:t xml:space="preserve">Wichtig:</w:t>
       </w:r>
@@ -7676,8 +7718,8 @@
         </w:pict>
       </w:r>
     </w:p>
-    <w:bookmarkEnd w:id="146"/>
-    <w:bookmarkStart w:id="147" w:name="was-ist-ein-projekt"/>
+    <w:bookmarkEnd w:id="157"/>
+    <w:bookmarkStart w:id="158" w:name="was-ist-ein-projekt"/>
     <w:p>
       <w:pPr>
         <w:pStyle w:val="Heading2"/>
@@ -7696,11 +7738,11 @@
     </w:p>
     <w:p>
       <w:pPr>
-        <w:pStyle w:val="Compact"/>
         <w:numPr>
           <w:ilvl w:val="0"/>
           <w:numId w:val="1040"/>
         </w:numPr>
+        <w:pStyle w:val="Compact"/>
       </w:pPr>
       <w:r>
         <w:t xml:space="preserve">ein klares Ziel,</w:t>
@@ -7708,11 +7750,11 @@
     </w:p>
     <w:p>
       <w:pPr>
-        <w:pStyle w:val="Compact"/>
         <w:numPr>
           <w:ilvl w:val="0"/>
           <w:numId w:val="1040"/>
         </w:numPr>
+        <w:pStyle w:val="Compact"/>
       </w:pPr>
       <w:r>
         <w:t xml:space="preserve">einen Anfang und ein Ende,</w:t>
@@ -7720,11 +7762,11 @@
     </w:p>
     <w:p>
       <w:pPr>
-        <w:pStyle w:val="Compact"/>
         <w:numPr>
           <w:ilvl w:val="0"/>
           <w:numId w:val="1040"/>
         </w:numPr>
+        <w:pStyle w:val="Compact"/>
       </w:pPr>
       <w:r>
         <w:t xml:space="preserve">mehrere Arbeitsschritte,</w:t>
@@ -7732,11 +7774,11 @@
     </w:p>
     <w:p>
       <w:pPr>
-        <w:pStyle w:val="Compact"/>
         <w:numPr>
           <w:ilvl w:val="0"/>
           <w:numId w:val="1040"/>
         </w:numPr>
+        <w:pStyle w:val="Compact"/>
       </w:pPr>
       <w:r>
         <w:t xml:space="preserve">Aufgaben, die geplant werden müssen,</w:t>
@@ -7744,11 +7786,11 @@
     </w:p>
     <w:p>
       <w:pPr>
-        <w:pStyle w:val="Compact"/>
         <w:numPr>
           <w:ilvl w:val="0"/>
           <w:numId w:val="1040"/>
         </w:numPr>
+        <w:pStyle w:val="Compact"/>
       </w:pPr>
       <w:r>
         <w:t xml:space="preserve">ein Ergebnis, das vorgestellt werden kann.</w:t>
@@ -7769,8 +7811,8 @@
         </w:pict>
       </w:r>
     </w:p>
-    <w:bookmarkEnd w:id="147"/>
-    <w:bookmarkStart w:id="148" w:name="der-projektauftrag"/>
+    <w:bookmarkEnd w:id="158"/>
+    <w:bookmarkStart w:id="159" w:name="der-projektauftrag"/>
     <w:p>
       <w:pPr>
         <w:pStyle w:val="Heading2"/>
@@ -7791,8 +7833,8 @@
       </w:r>
       <w:r>
         <w:rPr>
+          <w:bCs/>
           <w:b/>
-          <w:bCs/>
         </w:rPr>
         <w:t xml:space="preserve">einfache Problemstellung</w:t>
       </w:r>
@@ -7810,11 +7852,11 @@
     </w:p>
     <w:p>
       <w:pPr>
-        <w:pStyle w:val="Compact"/>
         <w:numPr>
           <w:ilvl w:val="0"/>
           <w:numId w:val="1041"/>
         </w:numPr>
+        <w:pStyle w:val="Compact"/>
       </w:pPr>
       <w:r>
         <w:t xml:space="preserve">ein kleines Computerspiel,</w:t>
@@ -7822,11 +7864,11 @@
     </w:p>
     <w:p>
       <w:pPr>
-        <w:pStyle w:val="Compact"/>
         <w:numPr>
           <w:ilvl w:val="0"/>
           <w:numId w:val="1041"/>
         </w:numPr>
+        <w:pStyle w:val="Compact"/>
       </w:pPr>
       <w:r>
         <w:t xml:space="preserve">eine Simulation,</w:t>
@@ -7834,11 +7876,11 @@
     </w:p>
     <w:p>
       <w:pPr>
-        <w:pStyle w:val="Compact"/>
         <w:numPr>
           <w:ilvl w:val="0"/>
           <w:numId w:val="1041"/>
         </w:numPr>
+        <w:pStyle w:val="Compact"/>
       </w:pPr>
       <w:r>
         <w:t xml:space="preserve">eine grafische Anwendung,</w:t>
@@ -7846,11 +7888,11 @@
     </w:p>
     <w:p>
       <w:pPr>
-        <w:pStyle w:val="Compact"/>
         <w:numPr>
           <w:ilvl w:val="0"/>
           <w:numId w:val="1041"/>
         </w:numPr>
+        <w:pStyle w:val="Compact"/>
       </w:pPr>
       <w:r>
         <w:t xml:space="preserve">ein digitaler Helfer für das Schulfest,</w:t>
@@ -7858,11 +7900,11 @@
     </w:p>
     <w:p>
       <w:pPr>
-        <w:pStyle w:val="Compact"/>
         <w:numPr>
           <w:ilvl w:val="0"/>
           <w:numId w:val="1041"/>
         </w:numPr>
+        <w:pStyle w:val="Compact"/>
       </w:pPr>
       <w:r>
         <w:t xml:space="preserve">eine kleine Steuerung oder Robotik-Aufgabe, wenn passende Technik vorhanden ist.</w:t>
@@ -7883,8 +7925,8 @@
         </w:pict>
       </w:r>
     </w:p>
-    <w:bookmarkEnd w:id="148"/>
-    <w:bookmarkStart w:id="149" w:name="unser-team"/>
+    <w:bookmarkEnd w:id="159"/>
+    <w:bookmarkStart w:id="160" w:name="unser-team"/>
     <w:p>
       <w:pPr>
         <w:pStyle w:val="Heading2"/>
@@ -7899,8 +7941,8 @@
       </w:pPr>
       <w:r>
         <w:rPr>
+          <w:bCs/>
           <w:b/>
-          <w:bCs/>
         </w:rPr>
         <w:t xml:space="preserve">Teamname:</w:t>
       </w:r>
@@ -7917,8 +7959,8 @@
       </w:pPr>
       <w:r>
         <w:rPr>
+          <w:bCs/>
           <w:b/>
-          <w:bCs/>
         </w:rPr>
         <w:t xml:space="preserve">Mitglieder:</w:t>
       </w:r>
@@ -7943,8 +7985,8 @@
         </w:pict>
       </w:r>
     </w:p>
-    <w:bookmarkEnd w:id="149"/>
-    <w:bookmarkStart w:id="150" w:name="unsere-erste-idee"/>
+    <w:bookmarkEnd w:id="160"/>
+    <w:bookmarkStart w:id="161" w:name="unsere-erste-idee"/>
     <w:p>
       <w:pPr>
         <w:pStyle w:val="Heading2"/>
@@ -8004,8 +8046,8 @@
         </w:pict>
       </w:r>
     </w:p>
-    <w:bookmarkEnd w:id="150"/>
-    <w:bookmarkStart w:id="152" w:name="rollen-im-team"/>
+    <w:bookmarkEnd w:id="161"/>
+    <w:bookmarkStart w:id="163" w:name="rollen-im-team"/>
     <w:p>
       <w:pPr>
         <w:pStyle w:val="Heading2"/>
@@ -8026,8 +8068,8 @@
       </w:r>
       <w:r>
         <w:rPr>
+          <w:bCs/>
           <w:b/>
-          <w:bCs/>
         </w:rPr>
         <w:t xml:space="preserve">keine festen Berufe</w:t>
       </w:r>
@@ -8045,11 +8087,11 @@
     </w:p>
     <w:p>
       <w:pPr>
-        <w:pStyle w:val="Compact"/>
         <w:numPr>
           <w:ilvl w:val="0"/>
           <w:numId w:val="1042"/>
         </w:numPr>
+        <w:pStyle w:val="Compact"/>
       </w:pPr>
       <w:r>
         <w:t xml:space="preserve">Planung</w:t>
@@ -8057,11 +8099,11 @@
     </w:p>
     <w:p>
       <w:pPr>
-        <w:pStyle w:val="Compact"/>
         <w:numPr>
           <w:ilvl w:val="0"/>
           <w:numId w:val="1042"/>
         </w:numPr>
+        <w:pStyle w:val="Compact"/>
       </w:pPr>
       <w:r>
         <w:t xml:space="preserve">Umsetzung</w:t>
@@ -8069,11 +8111,11 @@
     </w:p>
     <w:p>
       <w:pPr>
-        <w:pStyle w:val="Compact"/>
         <w:numPr>
           <w:ilvl w:val="0"/>
           <w:numId w:val="1042"/>
         </w:numPr>
+        <w:pStyle w:val="Compact"/>
       </w:pPr>
       <w:r>
         <w:t xml:space="preserve">Test</w:t>
@@ -8081,11 +8123,11 @@
     </w:p>
     <w:p>
       <w:pPr>
-        <w:pStyle w:val="Compact"/>
         <w:numPr>
           <w:ilvl w:val="0"/>
           <w:numId w:val="1042"/>
         </w:numPr>
+        <w:pStyle w:val="Compact"/>
       </w:pPr>
       <w:r>
         <w:t xml:space="preserve">Dokumentation</w:t>
@@ -8093,17 +8135,17 @@
     </w:p>
     <w:p>
       <w:pPr>
-        <w:pStyle w:val="Compact"/>
         <w:numPr>
           <w:ilvl w:val="0"/>
           <w:numId w:val="1042"/>
         </w:numPr>
+        <w:pStyle w:val="Compact"/>
       </w:pPr>
       <w:r>
         <w:t xml:space="preserve">Präsentation</w:t>
       </w:r>
     </w:p>
-    <w:bookmarkStart w:id="151" w:name="unsere-erste-rollenverteilung"/>
+    <w:bookmarkStart w:id="162" w:name="unsere-erste-rollenverteilung"/>
     <w:p>
       <w:pPr>
         <w:pStyle w:val="Heading3"/>
@@ -8117,6 +8159,7 @@
         <w:tblStyle w:val="Table"/>
         <w:tblW w:type="auto" w:w="0"/>
         <w:tblLook w:firstRow="1" w:lastRow="0" w:firstColumn="0" w:lastColumn="0" w:noHBand="0" w:noVBand="0" w:val="0020"/>
+        <w:jc w:val="start"/>
       </w:tblPr>
       <w:tblGrid>
         <w:gridCol w:w="3960"/>
@@ -8124,13 +8167,14 @@
       </w:tblGrid>
       <w:tr>
         <w:trPr>
-          <w:tblHeader w:val="on"/>
+          <w:tblHeader w:val="true"/>
         </w:trPr>
         <w:tc>
           <w:tcPr/>
           <w:p>
             <w:pPr>
               <w:pStyle w:val="Compact"/>
+              <w:jc w:val="left"/>
             </w:pPr>
             <w:r>
               <w:t xml:space="preserve">Aufgabe</w:t>
@@ -8142,6 +8186,7 @@
           <w:p>
             <w:pPr>
               <w:pStyle w:val="Compact"/>
+              <w:jc w:val="left"/>
             </w:pPr>
             <w:r>
               <w:t xml:space="preserve">Verantwortlich</w:t>
@@ -8155,6 +8200,7 @@
           <w:p>
             <w:pPr>
               <w:pStyle w:val="Compact"/>
+              <w:jc w:val="left"/>
             </w:pPr>
             <w:r>
               <w:t xml:space="preserve">Planung</w:t>
@@ -8176,6 +8222,7 @@
           <w:p>
             <w:pPr>
               <w:pStyle w:val="Compact"/>
+              <w:jc w:val="left"/>
             </w:pPr>
             <w:r>
               <w:t xml:space="preserve">Umsetzung</w:t>
@@ -8197,6 +8244,7 @@
           <w:p>
             <w:pPr>
               <w:pStyle w:val="Compact"/>
+              <w:jc w:val="left"/>
             </w:pPr>
             <w:r>
               <w:t xml:space="preserve">Test</w:t>
@@ -8218,6 +8266,7 @@
           <w:p>
             <w:pPr>
               <w:pStyle w:val="Compact"/>
+              <w:jc w:val="left"/>
             </w:pPr>
             <w:r>
               <w:t xml:space="preserve">Dokumentation</w:t>
@@ -8239,6 +8288,7 @@
           <w:p>
             <w:pPr>
               <w:pStyle w:val="Compact"/>
+              <w:jc w:val="left"/>
             </w:pPr>
             <w:r>
               <w:t xml:space="preserve">Präsentation</w:t>
@@ -8262,9 +8312,9 @@
         </w:pict>
       </w:r>
     </w:p>
-    <w:bookmarkEnd w:id="151"/>
-    <w:bookmarkEnd w:id="152"/>
-    <w:bookmarkStart w:id="153" w:name="der-qualitätskreislauf"/>
+    <w:bookmarkEnd w:id="162"/>
+    <w:bookmarkEnd w:id="163"/>
+    <w:bookmarkStart w:id="164" w:name="der-qualitätskreislauf"/>
     <w:p>
       <w:pPr>
         <w:pStyle w:val="Heading2"/>
@@ -8388,8 +8438,8 @@
         </w:pict>
       </w:r>
     </w:p>
-    <w:bookmarkEnd w:id="153"/>
-    <w:bookmarkStart w:id="154" w:name="projektregeln"/>
+    <w:bookmarkEnd w:id="164"/>
+    <w:bookmarkStart w:id="165" w:name="projektregeln"/>
     <w:p>
       <w:pPr>
         <w:pStyle w:val="Heading2"/>
@@ -8408,11 +8458,11 @@
     </w:p>
     <w:p>
       <w:pPr>
-        <w:pStyle w:val="Compact"/>
         <w:numPr>
           <w:ilvl w:val="0"/>
           <w:numId w:val="1043"/>
         </w:numPr>
+        <w:pStyle w:val="Compact"/>
       </w:pPr>
       <w:r>
         <w:t xml:space="preserve">Entscheidungen gemeinsam zu treffen,</w:t>
@@ -8420,11 +8470,11 @@
     </w:p>
     <w:p>
       <w:pPr>
-        <w:pStyle w:val="Compact"/>
         <w:numPr>
           <w:ilvl w:val="0"/>
           <w:numId w:val="1043"/>
         </w:numPr>
+        <w:pStyle w:val="Compact"/>
       </w:pPr>
       <w:r>
         <w:t xml:space="preserve">Arbeitsergebnisse regelmäßig zu speichern,</w:t>
@@ -8432,11 +8482,11 @@
     </w:p>
     <w:p>
       <w:pPr>
-        <w:pStyle w:val="Compact"/>
         <w:numPr>
           <w:ilvl w:val="0"/>
           <w:numId w:val="1043"/>
         </w:numPr>
+        <w:pStyle w:val="Compact"/>
       </w:pPr>
       <w:r>
         <w:t xml:space="preserve">Änderungen nachvollziehbar zu dokumentieren,</w:t>
@@ -8444,11 +8494,11 @@
     </w:p>
     <w:p>
       <w:pPr>
-        <w:pStyle w:val="Compact"/>
         <w:numPr>
           <w:ilvl w:val="0"/>
           <w:numId w:val="1043"/>
         </w:numPr>
+        <w:pStyle w:val="Compact"/>
       </w:pPr>
       <w:r>
         <w:t xml:space="preserve">Probleme früh anzusprechen,</w:t>
@@ -8456,11 +8506,11 @@
     </w:p>
     <w:p>
       <w:pPr>
-        <w:pStyle w:val="Compact"/>
         <w:numPr>
           <w:ilvl w:val="0"/>
           <w:numId w:val="1043"/>
         </w:numPr>
+        <w:pStyle w:val="Compact"/>
       </w:pPr>
       <w:r>
         <w:t xml:space="preserve">Lösungen zu testen,</w:t>
@@ -8468,11 +8518,11 @@
     </w:p>
     <w:p>
       <w:pPr>
-        <w:pStyle w:val="Compact"/>
         <w:numPr>
           <w:ilvl w:val="0"/>
           <w:numId w:val="1043"/>
         </w:numPr>
+        <w:pStyle w:val="Compact"/>
       </w:pPr>
       <w:r>
         <w:t xml:space="preserve">andere Teammitglieder zu unterstützen.</w:t>
@@ -8485,8 +8535,8 @@
         </w:pict>
       </w:r>
     </w:p>
-    <w:bookmarkEnd w:id="154"/>
-    <w:bookmarkStart w:id="155" w:name="startcheck"/>
+    <w:bookmarkEnd w:id="165"/>
+    <w:bookmarkStart w:id="166" w:name="startcheck"/>
     <w:p>
       <w:pPr>
         <w:pStyle w:val="Heading2"/>
@@ -8497,74 +8547,74 @@
     </w:p>
     <w:p>
       <w:pPr>
-        <w:pStyle w:val="Compact"/>
         <w:numPr>
           <w:ilvl w:val="0"/>
           <w:numId w:val="1044"/>
         </w:numPr>
-      </w:pPr>
-      <w:r>
-        <w:t xml:space="preserve">Wir kennen unser Problem.</w:t>
-      </w:r>
-    </w:p>
-    <w:p>
-      <w:pPr>
-        <w:pStyle w:val="Compact"/>
-        <w:numPr>
-          <w:ilvl w:val="0"/>
-          <w:numId w:val="1045"/>
-        </w:numPr>
-      </w:pPr>
-      <w:r>
-        <w:t xml:space="preserve">Wir haben ein gemeinsames Ziel.</w:t>
-      </w:r>
-    </w:p>
-    <w:p>
-      <w:pPr>
-        <w:pStyle w:val="Compact"/>
-        <w:numPr>
-          <w:ilvl w:val="0"/>
-          <w:numId w:val="1046"/>
-        </w:numPr>
-      </w:pPr>
-      <w:r>
-        <w:t xml:space="preserve">Wir wissen, wer im Team arbeitet.</w:t>
-      </w:r>
-    </w:p>
-    <w:p>
-      <w:pPr>
-        <w:pStyle w:val="Compact"/>
-        <w:numPr>
-          <w:ilvl w:val="0"/>
-          <w:numId w:val="1047"/>
-        </w:numPr>
-      </w:pPr>
-      <w:r>
-        <w:t xml:space="preserve">Wir kennen den Zeitrahmen.</w:t>
-      </w:r>
-    </w:p>
-    <w:p>
-      <w:pPr>
-        <w:pStyle w:val="Compact"/>
-        <w:numPr>
-          <w:ilvl w:val="0"/>
-          <w:numId w:val="1048"/>
-        </w:numPr>
-      </w:pPr>
-      <w:r>
-        <w:t xml:space="preserve">Wir wissen, wo unsere Dateien gespeichert werden.</w:t>
-      </w:r>
-    </w:p>
-    <w:p>
-      <w:pPr>
-        <w:pStyle w:val="Compact"/>
-        <w:numPr>
-          <w:ilvl w:val="0"/>
-          <w:numId w:val="1049"/>
-        </w:numPr>
-      </w:pPr>
-      <w:r>
-        <w:t xml:space="preserve">Wir haben einen ersten Plan.</w:t>
+        <w:pStyle w:val="Compact"/>
+      </w:pPr>
+      <w:r>
+        <w:t xml:space="preserve">☐ Wir kennen unser Problem.</w:t>
+      </w:r>
+    </w:p>
+    <w:p>
+      <w:pPr>
+        <w:numPr>
+          <w:ilvl w:val="0"/>
+          <w:numId w:val="1044"/>
+        </w:numPr>
+        <w:pStyle w:val="Compact"/>
+      </w:pPr>
+      <w:r>
+        <w:t xml:space="preserve">☐ Wir haben ein gemeinsames Ziel.</w:t>
+      </w:r>
+    </w:p>
+    <w:p>
+      <w:pPr>
+        <w:numPr>
+          <w:ilvl w:val="0"/>
+          <w:numId w:val="1044"/>
+        </w:numPr>
+        <w:pStyle w:val="Compact"/>
+      </w:pPr>
+      <w:r>
+        <w:t xml:space="preserve">☐ Wir wissen, wer im Team arbeitet.</w:t>
+      </w:r>
+    </w:p>
+    <w:p>
+      <w:pPr>
+        <w:numPr>
+          <w:ilvl w:val="0"/>
+          <w:numId w:val="1044"/>
+        </w:numPr>
+        <w:pStyle w:val="Compact"/>
+      </w:pPr>
+      <w:r>
+        <w:t xml:space="preserve">☐ Wir kennen den Zeitrahmen.</w:t>
+      </w:r>
+    </w:p>
+    <w:p>
+      <w:pPr>
+        <w:numPr>
+          <w:ilvl w:val="0"/>
+          <w:numId w:val="1044"/>
+        </w:numPr>
+        <w:pStyle w:val="Compact"/>
+      </w:pPr>
+      <w:r>
+        <w:t xml:space="preserve">☐ Wir wissen, wo unsere Dateien gespeichert werden.</w:t>
+      </w:r>
+    </w:p>
+    <w:p>
+      <w:pPr>
+        <w:numPr>
+          <w:ilvl w:val="0"/>
+          <w:numId w:val="1044"/>
+        </w:numPr>
+        <w:pStyle w:val="Compact"/>
+      </w:pPr>
+      <w:r>
+        <w:t xml:space="preserve">☐ Wir haben einen ersten Plan.</w:t>
       </w:r>
     </w:p>
     <w:p>
@@ -8575,9 +8625,9 @@
         <w:t xml:space="preserve">Wenn ihr alle Punkte beantworten könnt, beginnt die Problemanalyse.</w:t>
       </w:r>
     </w:p>
-    <w:bookmarkEnd w:id="155"/>
-    <w:bookmarkEnd w:id="156"/>
-    <w:bookmarkStart w:id="173" w:name="X5fcebfba1a68adbdf1018d8e779eaec79c036c9"/>
+    <w:bookmarkEnd w:id="166"/>
+    <w:bookmarkEnd w:id="167"/>
+    <w:bookmarkStart w:id="184" w:name="X5fcebfba1a68adbdf1018d8e779eaec79c036c9"/>
     <w:p>
       <w:pPr>
         <w:pStyle w:val="Heading1"/>
@@ -8586,7 +8636,7 @@
         <w:t xml:space="preserve">Problemanalyse – Was müssen wir eigentlich lösen?</w:t>
       </w:r>
     </w:p>
-    <w:bookmarkStart w:id="157" w:name="nicht-sofort-programmieren"/>
+    <w:bookmarkStart w:id="168" w:name="nicht-sofort-programmieren"/>
     <w:p>
       <w:pPr>
         <w:pStyle w:val="Heading2"/>
@@ -8631,8 +8681,8 @@
       </w:r>
       <w:r>
         <w:rPr>
+          <w:bCs/>
           <w:b/>
-          <w:bCs/>
         </w:rPr>
         <w:t xml:space="preserve">welches Problem ihr lösen wollt</w:t>
       </w:r>
@@ -8647,8 +8697,8 @@
         </w:pict>
       </w:r>
     </w:p>
-    <w:bookmarkEnd w:id="157"/>
-    <w:bookmarkStart w:id="158" w:name="problem-beschreiben"/>
+    <w:bookmarkEnd w:id="168"/>
+    <w:bookmarkStart w:id="169" w:name="problem-beschreiben"/>
     <w:p>
       <w:pPr>
         <w:pStyle w:val="Heading2"/>
@@ -8671,8 +8721,8 @@
       </w:pPr>
       <w:r>
         <w:rPr>
+          <w:bCs/>
           <w:b/>
-          <w:bCs/>
         </w:rPr>
         <w:t xml:space="preserve">Unser Problem ist:</w:t>
       </w:r>
@@ -8698,8 +8748,8 @@
         </w:pict>
       </w:r>
     </w:p>
-    <w:bookmarkEnd w:id="158"/>
-    <w:bookmarkStart w:id="159" w:name="ziel-beschreiben"/>
+    <w:bookmarkEnd w:id="169"/>
+    <w:bookmarkStart w:id="170" w:name="ziel-beschreiben"/>
     <w:p>
       <w:pPr>
         <w:pStyle w:val="Heading2"/>
@@ -8722,8 +8772,8 @@
       </w:pPr>
       <w:r>
         <w:rPr>
+          <w:bCs/>
           <w:b/>
-          <w:bCs/>
         </w:rPr>
         <w:t xml:space="preserve">Am Ende soll unsere Lösung …</w:t>
       </w:r>
@@ -8749,8 +8799,8 @@
         </w:pict>
       </w:r>
     </w:p>
-    <w:bookmarkEnd w:id="159"/>
-    <w:bookmarkStart w:id="160" w:name="zielgruppe"/>
+    <w:bookmarkEnd w:id="170"/>
+    <w:bookmarkStart w:id="171" w:name="zielgruppe"/>
     <w:p>
       <w:pPr>
         <w:pStyle w:val="Heading2"/>
@@ -8769,62 +8819,62 @@
     </w:p>
     <w:p>
       <w:pPr>
-        <w:pStyle w:val="Compact"/>
-        <w:numPr>
-          <w:ilvl w:val="0"/>
-          <w:numId w:val="1050"/>
-        </w:numPr>
-      </w:pPr>
-      <w:r>
-        <w:t xml:space="preserve">Schülerinnen und Schüler</w:t>
-      </w:r>
-    </w:p>
-    <w:p>
-      <w:pPr>
-        <w:pStyle w:val="Compact"/>
-        <w:numPr>
-          <w:ilvl w:val="0"/>
-          <w:numId w:val="1051"/>
-        </w:numPr>
-      </w:pPr>
-      <w:r>
-        <w:t xml:space="preserve">Lehrkräfte</w:t>
-      </w:r>
-    </w:p>
-    <w:p>
-      <w:pPr>
-        <w:pStyle w:val="Compact"/>
-        <w:numPr>
-          <w:ilvl w:val="0"/>
-          <w:numId w:val="1052"/>
-        </w:numPr>
-      </w:pPr>
-      <w:r>
-        <w:t xml:space="preserve">Besucher eines Schulfestes</w:t>
-      </w:r>
-    </w:p>
-    <w:p>
-      <w:pPr>
-        <w:pStyle w:val="Compact"/>
-        <w:numPr>
-          <w:ilvl w:val="0"/>
-          <w:numId w:val="1053"/>
-        </w:numPr>
-      </w:pPr>
-      <w:r>
-        <w:t xml:space="preserve">Kinder</w:t>
-      </w:r>
-    </w:p>
-    <w:p>
-      <w:pPr>
-        <w:pStyle w:val="Compact"/>
-        <w:numPr>
-          <w:ilvl w:val="0"/>
-          <w:numId w:val="1054"/>
-        </w:numPr>
-      </w:pPr>
-      <w:r>
-        <w:t xml:space="preserve">andere: ______________________________</w:t>
+        <w:numPr>
+          <w:ilvl w:val="0"/>
+          <w:numId w:val="1045"/>
+        </w:numPr>
+        <w:pStyle w:val="Compact"/>
+      </w:pPr>
+      <w:r>
+        <w:t xml:space="preserve">☐ Schülerinnen und Schüler</w:t>
+      </w:r>
+    </w:p>
+    <w:p>
+      <w:pPr>
+        <w:numPr>
+          <w:ilvl w:val="0"/>
+          <w:numId w:val="1045"/>
+        </w:numPr>
+        <w:pStyle w:val="Compact"/>
+      </w:pPr>
+      <w:r>
+        <w:t xml:space="preserve">☐ Lehrkräfte</w:t>
+      </w:r>
+    </w:p>
+    <w:p>
+      <w:pPr>
+        <w:numPr>
+          <w:ilvl w:val="0"/>
+          <w:numId w:val="1045"/>
+        </w:numPr>
+        <w:pStyle w:val="Compact"/>
+      </w:pPr>
+      <w:r>
+        <w:t xml:space="preserve">☐ Besucher eines Schulfestes</w:t>
+      </w:r>
+    </w:p>
+    <w:p>
+      <w:pPr>
+        <w:numPr>
+          <w:ilvl w:val="0"/>
+          <w:numId w:val="1045"/>
+        </w:numPr>
+        <w:pStyle w:val="Compact"/>
+      </w:pPr>
+      <w:r>
+        <w:t xml:space="preserve">☐ Kinder</w:t>
+      </w:r>
+    </w:p>
+    <w:p>
+      <w:pPr>
+        <w:numPr>
+          <w:ilvl w:val="0"/>
+          <w:numId w:val="1045"/>
+        </w:numPr>
+        <w:pStyle w:val="Compact"/>
+      </w:pPr>
+      <w:r>
+        <w:t xml:space="preserve">☐ andere: ______________________________</w:t>
       </w:r>
     </w:p>
     <w:p>
@@ -8856,8 +8906,8 @@
         </w:pict>
       </w:r>
     </w:p>
-    <w:bookmarkEnd w:id="160"/>
-    <w:bookmarkStart w:id="165" w:name="Xf7b9c48f7794619faea0afbfc8db270f698cf46"/>
+    <w:bookmarkEnd w:id="171"/>
+    <w:bookmarkStart w:id="176" w:name="Xf7b9c48f7794619faea0afbfc8db270f698cf46"/>
     <w:p>
       <w:pPr>
         <w:pStyle w:val="Heading2"/>
@@ -8882,7 +8932,7 @@
         <w:t xml:space="preserve">Übertragt es auf euer Projekt.</w:t>
       </w:r>
     </w:p>
-    <w:bookmarkStart w:id="161" w:name="eingabe"/>
+    <w:bookmarkStart w:id="172" w:name="eingabe"/>
     <w:p>
       <w:pPr>
         <w:pStyle w:val="Heading3"/>
@@ -8906,8 +8956,8 @@
         </w:pict>
       </w:r>
     </w:p>
-    <w:bookmarkEnd w:id="161"/>
-    <w:bookmarkStart w:id="162" w:name="verarbeitung"/>
+    <w:bookmarkEnd w:id="172"/>
+    <w:bookmarkStart w:id="173" w:name="verarbeitung"/>
     <w:p>
       <w:pPr>
         <w:pStyle w:val="Heading3"/>
@@ -8931,8 +8981,8 @@
         </w:pict>
       </w:r>
     </w:p>
-    <w:bookmarkEnd w:id="162"/>
-    <w:bookmarkStart w:id="163" w:name="ausgabe"/>
+    <w:bookmarkEnd w:id="173"/>
+    <w:bookmarkStart w:id="174" w:name="ausgabe"/>
     <w:p>
       <w:pPr>
         <w:pStyle w:val="Heading3"/>
@@ -8956,8 +9006,8 @@
         </w:pict>
       </w:r>
     </w:p>
-    <w:bookmarkEnd w:id="163"/>
-    <w:bookmarkStart w:id="164" w:name="speicherung"/>
+    <w:bookmarkEnd w:id="174"/>
+    <w:bookmarkStart w:id="175" w:name="speicherung"/>
     <w:p>
       <w:pPr>
         <w:pStyle w:val="Heading3"/>
@@ -8988,9 +9038,9 @@
         </w:pict>
       </w:r>
     </w:p>
-    <w:bookmarkEnd w:id="164"/>
-    <w:bookmarkEnd w:id="165"/>
-    <w:bookmarkStart w:id="168" w:name="anforderungen"/>
+    <w:bookmarkEnd w:id="175"/>
+    <w:bookmarkEnd w:id="176"/>
+    <w:bookmarkStart w:id="179" w:name="anforderungen"/>
     <w:p>
       <w:pPr>
         <w:pStyle w:val="Heading2"/>
@@ -9011,8 +9061,8 @@
       </w:r>
       <w:r>
         <w:rPr>
+          <w:bCs/>
           <w:b/>
-          <w:bCs/>
         </w:rPr>
         <w:t xml:space="preserve">Anforderung</w:t>
       </w:r>
@@ -9023,7 +9073,7 @@
         <w:t xml:space="preserve">beschreibt, was eure Lösung leisten soll.</w:t>
       </w:r>
     </w:p>
-    <w:bookmarkStart w:id="166" w:name="muss-anforderungen"/>
+    <w:bookmarkStart w:id="177" w:name="muss-anforderungen"/>
     <w:p>
       <w:pPr>
         <w:pStyle w:val="Heading3"/>
@@ -9061,8 +9111,8 @@
         </w:pict>
       </w:r>
     </w:p>
-    <w:bookmarkEnd w:id="166"/>
-    <w:bookmarkStart w:id="167" w:name="kann-anforderungen"/>
+    <w:bookmarkEnd w:id="177"/>
+    <w:bookmarkStart w:id="178" w:name="kann-anforderungen"/>
     <w:p>
       <w:pPr>
         <w:pStyle w:val="Heading3"/>
@@ -9107,9 +9157,9 @@
         </w:pict>
       </w:r>
     </w:p>
-    <w:bookmarkEnd w:id="167"/>
-    <w:bookmarkEnd w:id="168"/>
-    <w:bookmarkStart w:id="169" w:name="grenzen-festlegen"/>
+    <w:bookmarkEnd w:id="178"/>
+    <w:bookmarkEnd w:id="179"/>
+    <w:bookmarkStart w:id="180" w:name="grenzen-festlegen"/>
     <w:p>
       <w:pPr>
         <w:pStyle w:val="Heading2"/>
@@ -9138,8 +9188,8 @@
       </w:r>
       <w:r>
         <w:rPr>
+          <w:bCs/>
           <w:b/>
-          <w:bCs/>
         </w:rPr>
         <w:t xml:space="preserve">bewusst nicht</w:t>
       </w:r>
@@ -9171,8 +9221,8 @@
         </w:pict>
       </w:r>
     </w:p>
-    <w:bookmarkEnd w:id="169"/>
-    <w:bookmarkStart w:id="172" w:name="prüfen"/>
+    <w:bookmarkEnd w:id="180"/>
+    <w:bookmarkStart w:id="183" w:name="prüfen"/>
     <w:p>
       <w:pPr>
         <w:pStyle w:val="Heading2"/>
@@ -9199,11 +9249,11 @@
     </w:p>
     <w:p>
       <w:pPr>
-        <w:pStyle w:val="Compact"/>
-        <w:numPr>
-          <w:ilvl w:val="0"/>
-          <w:numId w:val="1057"/>
-        </w:numPr>
+        <w:numPr>
+          <w:ilvl w:val="0"/>
+          <w:numId w:val="1048"/>
+        </w:numPr>
+        <w:pStyle w:val="Compact"/>
       </w:pPr>
       <w:r>
         <w:t xml:space="preserve">Verstehen wir das Problem?</w:t>
@@ -9211,11 +9261,11 @@
     </w:p>
     <w:p>
       <w:pPr>
-        <w:pStyle w:val="Compact"/>
-        <w:numPr>
-          <w:ilvl w:val="0"/>
-          <w:numId w:val="1057"/>
-        </w:numPr>
+        <w:numPr>
+          <w:ilvl w:val="0"/>
+          <w:numId w:val="1048"/>
+        </w:numPr>
+        <w:pStyle w:val="Compact"/>
       </w:pPr>
       <w:r>
         <w:t xml:space="preserve">Ist das Ziel eindeutig?</w:t>
@@ -9223,11 +9273,11 @@
     </w:p>
     <w:p>
       <w:pPr>
-        <w:pStyle w:val="Compact"/>
-        <w:numPr>
-          <w:ilvl w:val="0"/>
-          <w:numId w:val="1057"/>
-        </w:numPr>
+        <w:numPr>
+          <w:ilvl w:val="0"/>
+          <w:numId w:val="1048"/>
+        </w:numPr>
+        <w:pStyle w:val="Compact"/>
       </w:pPr>
       <w:r>
         <w:t xml:space="preserve">Sind die Muss-Anforderungen überprüfbar?</w:t>
@@ -9235,17 +9285,17 @@
     </w:p>
     <w:p>
       <w:pPr>
-        <w:pStyle w:val="Compact"/>
-        <w:numPr>
-          <w:ilvl w:val="0"/>
-          <w:numId w:val="1057"/>
-        </w:numPr>
+        <w:numPr>
+          <w:ilvl w:val="0"/>
+          <w:numId w:val="1048"/>
+        </w:numPr>
+        <w:pStyle w:val="Compact"/>
       </w:pPr>
       <w:r>
         <w:t xml:space="preserve">Fehlen wichtige Informationen?</w:t>
       </w:r>
     </w:p>
-    <w:bookmarkStart w:id="170" w:name="rückmeldung-des-anderen-teams"/>
+    <w:bookmarkStart w:id="181" w:name="rückmeldung-des-anderen-teams"/>
     <w:p>
       <w:pPr>
         <w:pStyle w:val="Heading3"/>
@@ -9268,8 +9318,8 @@
         </w:pict>
       </w:r>
     </w:p>
-    <w:bookmarkEnd w:id="170"/>
-    <w:bookmarkStart w:id="171" w:name="das-ändern-wir-danach"/>
+    <w:bookmarkEnd w:id="181"/>
+    <w:bookmarkStart w:id="182" w:name="das-ändern-wir-danach"/>
     <w:p>
       <w:pPr>
         <w:pStyle w:val="Heading3"/>
@@ -9304,8 +9354,8 @@
       </w:r>
       <w:r>
         <w:rPr>
+          <w:bCs/>
           <w:b/>
-          <w:bCs/>
         </w:rPr>
         <w:t xml:space="preserve">Merke:</w:t>
       </w:r>
@@ -9316,10 +9366,10 @@
         <w:t xml:space="preserve">Je besser ein Problem verstanden ist, desto einfacher lässt sich eine passende Lösung entwickeln.</w:t>
       </w:r>
     </w:p>
-    <w:bookmarkEnd w:id="171"/>
-    <w:bookmarkEnd w:id="172"/>
-    <w:bookmarkEnd w:id="173"/>
-    <w:bookmarkStart w:id="186" w:name="lösungsentwurf-und-planung"/>
+    <w:bookmarkEnd w:id="182"/>
+    <w:bookmarkEnd w:id="183"/>
+    <w:bookmarkEnd w:id="184"/>
+    <w:bookmarkStart w:id="197" w:name="lösungsentwurf-und-planung"/>
     <w:p>
       <w:pPr>
         <w:pStyle w:val="Heading1"/>
@@ -9328,7 +9378,7 @@
         <w:t xml:space="preserve">Lösungsentwurf und Planung</w:t>
       </w:r>
     </w:p>
-    <w:bookmarkStart w:id="174" w:name="vom-problem-zur-lösung"/>
+    <w:bookmarkStart w:id="185" w:name="vom-problem-zur-lösung"/>
     <w:p>
       <w:pPr>
         <w:pStyle w:val="Heading2"/>
@@ -9368,8 +9418,8 @@
         </w:pict>
       </w:r>
     </w:p>
-    <w:bookmarkEnd w:id="174"/>
-    <w:bookmarkStart w:id="177" w:name="lösungsideen-sammeln"/>
+    <w:bookmarkEnd w:id="185"/>
+    <w:bookmarkStart w:id="188" w:name="lösungsideen-sammeln"/>
     <w:p>
       <w:pPr>
         <w:pStyle w:val="Heading2"/>
@@ -9386,7 +9436,7 @@
         <w:t xml:space="preserve">Notiert mindestens zwei mögliche Lösungsansätze.</w:t>
       </w:r>
     </w:p>
-    <w:bookmarkStart w:id="175" w:name="idee-a"/>
+    <w:bookmarkStart w:id="186" w:name="idee-a"/>
     <w:p>
       <w:pPr>
         <w:pStyle w:val="Heading3"/>
@@ -9409,8 +9459,8 @@
         </w:pict>
       </w:r>
     </w:p>
-    <w:bookmarkEnd w:id="175"/>
-    <w:bookmarkStart w:id="176" w:name="idee-b"/>
+    <w:bookmarkEnd w:id="186"/>
+    <w:bookmarkStart w:id="187" w:name="idee-b"/>
     <w:p>
       <w:pPr>
         <w:pStyle w:val="Heading3"/>
@@ -9440,9 +9490,9 @@
         </w:pict>
       </w:r>
     </w:p>
-    <w:bookmarkEnd w:id="176"/>
-    <w:bookmarkEnd w:id="177"/>
-    <w:bookmarkStart w:id="180" w:name="ideen-vergleichen"/>
+    <w:bookmarkEnd w:id="187"/>
+    <w:bookmarkEnd w:id="188"/>
+    <w:bookmarkStart w:id="191" w:name="ideen-vergleichen"/>
     <w:p>
       <w:pPr>
         <w:pStyle w:val="Heading2"/>
@@ -9456,6 +9506,7 @@
         <w:tblStyle w:val="Table"/>
         <w:tblW w:type="auto" w:w="0"/>
         <w:tblLook w:firstRow="1" w:lastRow="0" w:firstColumn="0" w:lastColumn="0" w:noHBand="0" w:noVBand="0" w:val="0020"/>
+        <w:jc w:val="start"/>
       </w:tblPr>
       <w:tblGrid>
         <w:gridCol w:w="2640"/>
@@ -9464,13 +9515,14 @@
       </w:tblGrid>
       <w:tr>
         <w:trPr>
-          <w:tblHeader w:val="on"/>
+          <w:tblHeader w:val="true"/>
         </w:trPr>
         <w:tc>
           <w:tcPr/>
           <w:p>
             <w:pPr>
               <w:pStyle w:val="Compact"/>
+              <w:jc w:val="left"/>
             </w:pPr>
             <w:r>
               <w:t xml:space="preserve">Kriterium</w:t>
@@ -9508,6 +9560,7 @@
           <w:p>
             <w:pPr>
               <w:pStyle w:val="Compact"/>
+              <w:jc w:val="left"/>
             </w:pPr>
             <w:r>
               <w:t xml:space="preserve">erfüllt die Muss-Anforderungen</w:t>
@@ -9537,6 +9590,7 @@
           <w:p>
             <w:pPr>
               <w:pStyle w:val="Compact"/>
+              <w:jc w:val="left"/>
             </w:pPr>
             <w:r>
               <w:t xml:space="preserve">verständlich</w:t>
@@ -9566,6 +9620,7 @@
           <w:p>
             <w:pPr>
               <w:pStyle w:val="Compact"/>
+              <w:jc w:val="left"/>
             </w:pPr>
             <w:r>
               <w:t xml:space="preserve">im Zeitrahmen umsetzbar</w:t>
@@ -9595,6 +9650,7 @@
           <w:p>
             <w:pPr>
               <w:pStyle w:val="Compact"/>
+              <w:jc w:val="left"/>
             </w:pPr>
             <w:r>
               <w:t xml:space="preserve">gut testbar</w:t>
@@ -9624,6 +9680,7 @@
           <w:p>
             <w:pPr>
               <w:pStyle w:val="Compact"/>
+              <w:jc w:val="left"/>
             </w:pPr>
             <w:r>
               <w:t xml:space="preserve">gut erweiterbar</w:t>
@@ -9648,7 +9705,7 @@
         </w:tc>
       </w:tr>
     </w:tbl>
-    <w:bookmarkStart w:id="178" w:name="unsere-entscheidung"/>
+    <w:bookmarkStart w:id="189" w:name="unsere-entscheidung"/>
     <w:p>
       <w:pPr>
         <w:pStyle w:val="Heading3"/>
@@ -9672,8 +9729,8 @@
         </w:pict>
       </w:r>
     </w:p>
-    <w:bookmarkEnd w:id="178"/>
-    <w:bookmarkStart w:id="179" w:name="begründung"/>
+    <w:bookmarkEnd w:id="189"/>
+    <w:bookmarkStart w:id="190" w:name="begründung"/>
     <w:p>
       <w:pPr>
         <w:pStyle w:val="Heading3"/>
@@ -9703,9 +9760,9 @@
         </w:pict>
       </w:r>
     </w:p>
-    <w:bookmarkEnd w:id="179"/>
-    <w:bookmarkEnd w:id="180"/>
-    <w:bookmarkStart w:id="181" w:name="algorithmus-entwerfen"/>
+    <w:bookmarkEnd w:id="190"/>
+    <w:bookmarkEnd w:id="191"/>
+    <w:bookmarkStart w:id="192" w:name="algorithmus-entwerfen"/>
     <w:p>
       <w:pPr>
         <w:pStyle w:val="Heading2"/>
@@ -9820,8 +9877,8 @@
         </w:pict>
       </w:r>
     </w:p>
-    <w:bookmarkEnd w:id="181"/>
-    <w:bookmarkStart w:id="182" w:name="umsetzung-wählen"/>
+    <w:bookmarkEnd w:id="192"/>
+    <w:bookmarkStart w:id="193" w:name="umsetzung-wählen"/>
     <w:p>
       <w:pPr>
         <w:pStyle w:val="Heading2"/>
@@ -9840,50 +9897,50 @@
     </w:p>
     <w:p>
       <w:pPr>
-        <w:pStyle w:val="Compact"/>
-        <w:numPr>
-          <w:ilvl w:val="0"/>
-          <w:numId w:val="1058"/>
-        </w:numPr>
-      </w:pPr>
-      <w:r>
-        <w:t xml:space="preserve">Scratch</w:t>
-      </w:r>
-    </w:p>
-    <w:p>
-      <w:pPr>
-        <w:pStyle w:val="Compact"/>
-        <w:numPr>
-          <w:ilvl w:val="0"/>
-          <w:numId w:val="1059"/>
-        </w:numPr>
-      </w:pPr>
-      <w:r>
-        <w:t xml:space="preserve">Python</w:t>
-      </w:r>
-    </w:p>
-    <w:p>
-      <w:pPr>
-        <w:pStyle w:val="Compact"/>
-        <w:numPr>
-          <w:ilvl w:val="0"/>
-          <w:numId w:val="1060"/>
-        </w:numPr>
-      </w:pPr>
-      <w:r>
-        <w:t xml:space="preserve">andere Software: __________________________</w:t>
-      </w:r>
-    </w:p>
-    <w:p>
-      <w:pPr>
-        <w:pStyle w:val="Compact"/>
-        <w:numPr>
-          <w:ilvl w:val="0"/>
-          <w:numId w:val="1061"/>
-        </w:numPr>
-      </w:pPr>
-      <w:r>
-        <w:t xml:space="preserve">Hardware/Robotik: _________________________</w:t>
+        <w:numPr>
+          <w:ilvl w:val="0"/>
+          <w:numId w:val="1049"/>
+        </w:numPr>
+        <w:pStyle w:val="Compact"/>
+      </w:pPr>
+      <w:r>
+        <w:t xml:space="preserve">☐ Scratch</w:t>
+      </w:r>
+    </w:p>
+    <w:p>
+      <w:pPr>
+        <w:numPr>
+          <w:ilvl w:val="0"/>
+          <w:numId w:val="1049"/>
+        </w:numPr>
+        <w:pStyle w:val="Compact"/>
+      </w:pPr>
+      <w:r>
+        <w:t xml:space="preserve">☐ Python</w:t>
+      </w:r>
+    </w:p>
+    <w:p>
+      <w:pPr>
+        <w:numPr>
+          <w:ilvl w:val="0"/>
+          <w:numId w:val="1049"/>
+        </w:numPr>
+        <w:pStyle w:val="Compact"/>
+      </w:pPr>
+      <w:r>
+        <w:t xml:space="preserve">☐ andere Software: __________________________</w:t>
+      </w:r>
+    </w:p>
+    <w:p>
+      <w:pPr>
+        <w:numPr>
+          <w:ilvl w:val="0"/>
+          <w:numId w:val="1049"/>
+        </w:numPr>
+        <w:pStyle w:val="Compact"/>
+      </w:pPr>
+      <w:r>
+        <w:t xml:space="preserve">☐ Hardware/Robotik: _________________________</w:t>
       </w:r>
     </w:p>
     <w:p>
@@ -9915,8 +9972,8 @@
         </w:pict>
       </w:r>
     </w:p>
-    <w:bookmarkEnd w:id="182"/>
-    <w:bookmarkStart w:id="183" w:name="projekt-in-kleine-aufgaben-zerlegen"/>
+    <w:bookmarkEnd w:id="193"/>
+    <w:bookmarkStart w:id="194" w:name="projekt-in-kleine-aufgaben-zerlegen"/>
     <w:p>
       <w:pPr>
         <w:pStyle w:val="Heading2"/>
@@ -9938,6 +9995,7 @@
         <w:tblStyle w:val="Table"/>
         <w:tblW w:type="auto" w:w="0"/>
         <w:tblLook w:firstRow="1" w:lastRow="0" w:firstColumn="0" w:lastColumn="0" w:noHBand="0" w:noVBand="0" w:val="0020"/>
+        <w:jc w:val="start"/>
       </w:tblPr>
       <w:tblGrid>
         <w:gridCol w:w="1980"/>
@@ -9947,7 +10005,7 @@
       </w:tblGrid>
       <w:tr>
         <w:trPr>
-          <w:tblHeader w:val="on"/>
+          <w:tblHeader w:val="true"/>
         </w:trPr>
         <w:tc>
           <w:tcPr/>
@@ -9966,6 +10024,7 @@
           <w:p>
             <w:pPr>
               <w:pStyle w:val="Compact"/>
+              <w:jc w:val="left"/>
             </w:pPr>
             <w:r>
               <w:t xml:space="preserve">Teilaufgabe</w:t>
@@ -9977,6 +10036,7 @@
           <w:p>
             <w:pPr>
               <w:pStyle w:val="Compact"/>
+              <w:jc w:val="left"/>
             </w:pPr>
             <w:r>
               <w:t xml:space="preserve">Verantwortlich</w:t>
@@ -9988,6 +10048,7 @@
           <w:p>
             <w:pPr>
               <w:pStyle w:val="Compact"/>
+              <w:jc w:val="left"/>
             </w:pPr>
             <w:r>
               <w:t xml:space="preserve">Status</w:t>
@@ -10029,6 +10090,7 @@
           <w:p>
             <w:pPr>
               <w:pStyle w:val="Compact"/>
+              <w:jc w:val="left"/>
             </w:pPr>
             <w:r>
               <w:t xml:space="preserve">offen</w:t>
@@ -10070,6 +10132,7 @@
           <w:p>
             <w:pPr>
               <w:pStyle w:val="Compact"/>
+              <w:jc w:val="left"/>
             </w:pPr>
             <w:r>
               <w:t xml:space="preserve">offen</w:t>
@@ -10111,6 +10174,7 @@
           <w:p>
             <w:pPr>
               <w:pStyle w:val="Compact"/>
+              <w:jc w:val="left"/>
             </w:pPr>
             <w:r>
               <w:t xml:space="preserve">offen</w:t>
@@ -10152,6 +10216,7 @@
           <w:p>
             <w:pPr>
               <w:pStyle w:val="Compact"/>
+              <w:jc w:val="left"/>
             </w:pPr>
             <w:r>
               <w:t xml:space="preserve">offen</w:t>
@@ -10193,6 +10258,7 @@
           <w:p>
             <w:pPr>
               <w:pStyle w:val="Compact"/>
+              <w:jc w:val="left"/>
             </w:pPr>
             <w:r>
               <w:t xml:space="preserve">offen</w:t>
@@ -10208,8 +10274,8 @@
         </w:pict>
       </w:r>
     </w:p>
-    <w:bookmarkEnd w:id="183"/>
-    <w:bookmarkStart w:id="184" w:name="erste-lauffähige-version"/>
+    <w:bookmarkEnd w:id="194"/>
+    <w:bookmarkStart w:id="195" w:name="erste-lauffähige-version"/>
     <w:p>
       <w:pPr>
         <w:pStyle w:val="Heading2"/>
@@ -10230,8 +10296,8 @@
       </w:r>
       <w:r>
         <w:rPr>
+          <w:bCs/>
           <w:b/>
-          <w:bCs/>
         </w:rPr>
         <w:t xml:space="preserve">kleine Version, die bereits funktioniert</w:t>
       </w:r>
@@ -10295,8 +10361,8 @@
       </w:r>
       <w:r>
         <w:rPr>
+          <w:bCs/>
           <w:b/>
-          <w:bCs/>
         </w:rPr>
         <w:t xml:space="preserve">Inkrementell arbeiten:</w:t>
       </w:r>
@@ -10314,8 +10380,8 @@
         </w:pict>
       </w:r>
     </w:p>
-    <w:bookmarkEnd w:id="184"/>
-    <w:bookmarkStart w:id="185" w:name="planungscheck"/>
+    <w:bookmarkEnd w:id="195"/>
+    <w:bookmarkStart w:id="196" w:name="planungscheck"/>
     <w:p>
       <w:pPr>
         <w:pStyle w:val="Heading2"/>
@@ -10326,67 +10392,67 @@
     </w:p>
     <w:p>
       <w:pPr>
-        <w:pStyle w:val="Compact"/>
-        <w:numPr>
-          <w:ilvl w:val="0"/>
-          <w:numId w:val="1062"/>
-        </w:numPr>
-      </w:pPr>
-      <w:r>
-        <w:t xml:space="preserve">Unsere Lösung erfüllt die Muss-Anforderungen.</w:t>
-      </w:r>
-    </w:p>
-    <w:p>
-      <w:pPr>
-        <w:pStyle w:val="Compact"/>
-        <w:numPr>
-          <w:ilvl w:val="0"/>
-          <w:numId w:val="1063"/>
-        </w:numPr>
-      </w:pPr>
-      <w:r>
-        <w:t xml:space="preserve">Wir haben einen Algorithmus oder Ablaufentwurf.</w:t>
-      </w:r>
-    </w:p>
-    <w:p>
-      <w:pPr>
-        <w:pStyle w:val="Compact"/>
-        <w:numPr>
-          <w:ilvl w:val="0"/>
-          <w:numId w:val="1064"/>
-        </w:numPr>
-      </w:pPr>
-      <w:r>
-        <w:t xml:space="preserve">Wir haben passende Werkzeuge gewählt.</w:t>
-      </w:r>
-    </w:p>
-    <w:p>
-      <w:pPr>
-        <w:pStyle w:val="Compact"/>
-        <w:numPr>
-          <w:ilvl w:val="0"/>
-          <w:numId w:val="1065"/>
-        </w:numPr>
-      </w:pPr>
-      <w:r>
-        <w:t xml:space="preserve">Das Projekt ist in Teilaufgaben zerlegt.</w:t>
-      </w:r>
-    </w:p>
-    <w:p>
-      <w:pPr>
-        <w:pStyle w:val="Compact"/>
-        <w:numPr>
-          <w:ilvl w:val="0"/>
-          <w:numId w:val="1066"/>
-        </w:numPr>
-      </w:pPr>
-      <w:r>
-        <w:t xml:space="preserve">Wir wissen, was Version 1 können soll.</w:t>
-      </w:r>
-    </w:p>
-    <w:bookmarkEnd w:id="185"/>
-    <w:bookmarkEnd w:id="186"/>
-    <w:bookmarkStart w:id="199" w:name="Xc03165e95680d2e49cd7d1b211952edb308f5f9"/>
+        <w:numPr>
+          <w:ilvl w:val="0"/>
+          <w:numId w:val="1050"/>
+        </w:numPr>
+        <w:pStyle w:val="Compact"/>
+      </w:pPr>
+      <w:r>
+        <w:t xml:space="preserve">☐ Unsere Lösung erfüllt die Muss-Anforderungen.</w:t>
+      </w:r>
+    </w:p>
+    <w:p>
+      <w:pPr>
+        <w:numPr>
+          <w:ilvl w:val="0"/>
+          <w:numId w:val="1050"/>
+        </w:numPr>
+        <w:pStyle w:val="Compact"/>
+      </w:pPr>
+      <w:r>
+        <w:t xml:space="preserve">☐ Wir haben einen Algorithmus oder Ablaufentwurf.</w:t>
+      </w:r>
+    </w:p>
+    <w:p>
+      <w:pPr>
+        <w:numPr>
+          <w:ilvl w:val="0"/>
+          <w:numId w:val="1050"/>
+        </w:numPr>
+        <w:pStyle w:val="Compact"/>
+      </w:pPr>
+      <w:r>
+        <w:t xml:space="preserve">☐ Wir haben passende Werkzeuge gewählt.</w:t>
+      </w:r>
+    </w:p>
+    <w:p>
+      <w:pPr>
+        <w:numPr>
+          <w:ilvl w:val="0"/>
+          <w:numId w:val="1050"/>
+        </w:numPr>
+        <w:pStyle w:val="Compact"/>
+      </w:pPr>
+      <w:r>
+        <w:t xml:space="preserve">☐ Das Projekt ist in Teilaufgaben zerlegt.</w:t>
+      </w:r>
+    </w:p>
+    <w:p>
+      <w:pPr>
+        <w:numPr>
+          <w:ilvl w:val="0"/>
+          <w:numId w:val="1050"/>
+        </w:numPr>
+        <w:pStyle w:val="Compact"/>
+      </w:pPr>
+      <w:r>
+        <w:t xml:space="preserve">☐ Wir wissen, was Version 1 können soll.</w:t>
+      </w:r>
+    </w:p>
+    <w:bookmarkEnd w:id="196"/>
+    <w:bookmarkEnd w:id="197"/>
+    <w:bookmarkStart w:id="210" w:name="Xc03165e95680d2e49cd7d1b211952edb308f5f9"/>
     <w:p>
       <w:pPr>
         <w:pStyle w:val="Heading1"/>
@@ -10395,7 +10461,7 @@
         <w:t xml:space="preserve">Umsetzung – Aus dem Entwurf wird eine funktionierende Lösung</w:t>
       </w:r>
     </w:p>
-    <w:bookmarkStart w:id="187" w:name="kleine-schritte"/>
+    <w:bookmarkStart w:id="198" w:name="kleine-schritte"/>
     <w:p>
       <w:pPr>
         <w:pStyle w:val="Heading2"/>
@@ -10510,8 +10576,8 @@
         </w:pict>
       </w:r>
     </w:p>
-    <w:bookmarkEnd w:id="187"/>
-    <w:bookmarkStart w:id="190" w:name="version-1"/>
+    <w:bookmarkEnd w:id="198"/>
+    <w:bookmarkStart w:id="201" w:name="version-1"/>
     <w:p>
       <w:pPr>
         <w:pStyle w:val="Heading2"/>
@@ -10535,7 +10601,7 @@
         </w:pict>
       </w:r>
     </w:p>
-    <w:bookmarkStart w:id="188" w:name="ergebnis"/>
+    <w:bookmarkStart w:id="199" w:name="ergebnis"/>
     <w:p>
       <w:pPr>
         <w:pStyle w:val="Heading3"/>
@@ -10546,42 +10612,42 @@
     </w:p>
     <w:p>
       <w:pPr>
-        <w:pStyle w:val="Compact"/>
-        <w:numPr>
-          <w:ilvl w:val="0"/>
-          <w:numId w:val="1067"/>
-        </w:numPr>
-      </w:pPr>
-      <w:r>
-        <w:t xml:space="preserve">funktioniert</w:t>
-      </w:r>
-    </w:p>
-    <w:p>
-      <w:pPr>
-        <w:pStyle w:val="Compact"/>
-        <w:numPr>
-          <w:ilvl w:val="0"/>
-          <w:numId w:val="1068"/>
-        </w:numPr>
-      </w:pPr>
-      <w:r>
-        <w:t xml:space="preserve">funktioniert teilweise</w:t>
-      </w:r>
-    </w:p>
-    <w:p>
-      <w:pPr>
-        <w:pStyle w:val="Compact"/>
-        <w:numPr>
-          <w:ilvl w:val="0"/>
-          <w:numId w:val="1069"/>
-        </w:numPr>
-      </w:pPr>
-      <w:r>
-        <w:t xml:space="preserve">funktioniert noch nicht</w:t>
-      </w:r>
-    </w:p>
-    <w:bookmarkEnd w:id="188"/>
-    <w:bookmarkStart w:id="189" w:name="beobachtung"/>
+        <w:numPr>
+          <w:ilvl w:val="0"/>
+          <w:numId w:val="1051"/>
+        </w:numPr>
+        <w:pStyle w:val="Compact"/>
+      </w:pPr>
+      <w:r>
+        <w:t xml:space="preserve">☐ funktioniert</w:t>
+      </w:r>
+    </w:p>
+    <w:p>
+      <w:pPr>
+        <w:numPr>
+          <w:ilvl w:val="0"/>
+          <w:numId w:val="1051"/>
+        </w:numPr>
+        <w:pStyle w:val="Compact"/>
+      </w:pPr>
+      <w:r>
+        <w:t xml:space="preserve">☐ funktioniert teilweise</w:t>
+      </w:r>
+    </w:p>
+    <w:p>
+      <w:pPr>
+        <w:numPr>
+          <w:ilvl w:val="0"/>
+          <w:numId w:val="1051"/>
+        </w:numPr>
+        <w:pStyle w:val="Compact"/>
+      </w:pPr>
+      <w:r>
+        <w:t xml:space="preserve">☐ funktioniert noch nicht</w:t>
+      </w:r>
+    </w:p>
+    <w:bookmarkEnd w:id="199"/>
+    <w:bookmarkStart w:id="200" w:name="beobachtung"/>
     <w:p>
       <w:pPr>
         <w:pStyle w:val="Heading3"/>
@@ -10611,9 +10677,9 @@
         </w:pict>
       </w:r>
     </w:p>
-    <w:bookmarkEnd w:id="189"/>
-    <w:bookmarkEnd w:id="190"/>
-    <w:bookmarkStart w:id="191" w:name="entwicklungsprotokoll"/>
+    <w:bookmarkEnd w:id="200"/>
+    <w:bookmarkEnd w:id="201"/>
+    <w:bookmarkStart w:id="202" w:name="entwicklungsprotokoll"/>
     <w:p>
       <w:pPr>
         <w:pStyle w:val="Heading2"/>
@@ -10635,6 +10701,7 @@
         <w:tblStyle w:val="Table"/>
         <w:tblW w:type="auto" w:w="0"/>
         <w:tblLook w:firstRow="1" w:lastRow="0" w:firstColumn="0" w:lastColumn="0" w:noHBand="0" w:noVBand="0" w:val="0020"/>
+        <w:jc w:val="start"/>
       </w:tblPr>
       <w:tblGrid>
         <w:gridCol w:w="2640"/>
@@ -10643,13 +10710,14 @@
       </w:tblGrid>
       <w:tr>
         <w:trPr>
-          <w:tblHeader w:val="on"/>
+          <w:tblHeader w:val="true"/>
         </w:trPr>
         <w:tc>
           <w:tcPr/>
           <w:p>
             <w:pPr>
               <w:pStyle w:val="Compact"/>
+              <w:jc w:val="left"/>
             </w:pPr>
             <w:r>
               <w:t xml:space="preserve">Version</w:t>
@@ -10661,6 +10729,7 @@
           <w:p>
             <w:pPr>
               <w:pStyle w:val="Compact"/>
+              <w:jc w:val="left"/>
             </w:pPr>
             <w:r>
               <w:t xml:space="preserve">Änderung</w:t>
@@ -10672,6 +10741,7 @@
           <w:p>
             <w:pPr>
               <w:pStyle w:val="Compact"/>
+              <w:jc w:val="left"/>
             </w:pPr>
             <w:r>
               <w:t xml:space="preserve">Ergebnis des Tests</w:t>
@@ -10685,6 +10755,7 @@
           <w:p>
             <w:pPr>
               <w:pStyle w:val="Compact"/>
+              <w:jc w:val="left"/>
             </w:pPr>
             <w:r>
               <w:t xml:space="preserve">0.1</w:t>
@@ -10714,6 +10785,7 @@
           <w:p>
             <w:pPr>
               <w:pStyle w:val="Compact"/>
+              <w:jc w:val="left"/>
             </w:pPr>
             <w:r>
               <w:t xml:space="preserve">0.2</w:t>
@@ -10743,6 +10815,7 @@
           <w:p>
             <w:pPr>
               <w:pStyle w:val="Compact"/>
+              <w:jc w:val="left"/>
             </w:pPr>
             <w:r>
               <w:t xml:space="preserve">0.3</w:t>
@@ -10772,6 +10845,7 @@
           <w:p>
             <w:pPr>
               <w:pStyle w:val="Compact"/>
+              <w:jc w:val="left"/>
             </w:pPr>
             <w:r>
               <w:t xml:space="preserve">0.4</w:t>
@@ -10803,8 +10877,8 @@
         </w:pict>
       </w:r>
     </w:p>
-    <w:bookmarkEnd w:id="191"/>
-    <w:bookmarkStart w:id="192" w:name="wenn-etwas-nicht-funktioniert"/>
+    <w:bookmarkEnd w:id="202"/>
+    <w:bookmarkStart w:id="203" w:name="wenn-etwas-nicht-funktioniert"/>
     <w:p>
       <w:pPr>
         <w:pStyle w:val="Heading2"/>
@@ -10831,11 +10905,11 @@
     </w:p>
     <w:p>
       <w:pPr>
-        <w:pStyle w:val="Compact"/>
-        <w:numPr>
-          <w:ilvl w:val="0"/>
-          <w:numId w:val="1070"/>
-        </w:numPr>
+        <w:numPr>
+          <w:ilvl w:val="0"/>
+          <w:numId w:val="1052"/>
+        </w:numPr>
+        <w:pStyle w:val="Compact"/>
       </w:pPr>
       <w:r>
         <w:t xml:space="preserve">Was sollte passieren?</w:t>
@@ -10843,11 +10917,11 @@
     </w:p>
     <w:p>
       <w:pPr>
-        <w:pStyle w:val="Compact"/>
-        <w:numPr>
-          <w:ilvl w:val="0"/>
-          <w:numId w:val="1070"/>
-        </w:numPr>
+        <w:numPr>
+          <w:ilvl w:val="0"/>
+          <w:numId w:val="1052"/>
+        </w:numPr>
+        <w:pStyle w:val="Compact"/>
       </w:pPr>
       <w:r>
         <w:t xml:space="preserve">Was passiert tatsächlich?</w:t>
@@ -10855,11 +10929,11 @@
     </w:p>
     <w:p>
       <w:pPr>
-        <w:pStyle w:val="Compact"/>
-        <w:numPr>
-          <w:ilvl w:val="0"/>
-          <w:numId w:val="1070"/>
-        </w:numPr>
+        <w:numPr>
+          <w:ilvl w:val="0"/>
+          <w:numId w:val="1052"/>
+        </w:numPr>
+        <w:pStyle w:val="Compact"/>
       </w:pPr>
       <w:r>
         <w:t xml:space="preserve">An welcher Stelle unterscheiden sich Erwartung und Ergebnis?</w:t>
@@ -10867,11 +10941,11 @@
     </w:p>
     <w:p>
       <w:pPr>
-        <w:pStyle w:val="Compact"/>
-        <w:numPr>
-          <w:ilvl w:val="0"/>
-          <w:numId w:val="1070"/>
-        </w:numPr>
+        <w:numPr>
+          <w:ilvl w:val="0"/>
+          <w:numId w:val="1052"/>
+        </w:numPr>
+        <w:pStyle w:val="Compact"/>
       </w:pPr>
       <w:r>
         <w:t xml:space="preserve">Welche Anweisung könnte dafür verantwortlich sein?</w:t>
@@ -10879,11 +10953,11 @@
     </w:p>
     <w:p>
       <w:pPr>
-        <w:pStyle w:val="Compact"/>
-        <w:numPr>
-          <w:ilvl w:val="0"/>
-          <w:numId w:val="1070"/>
-        </w:numPr>
+        <w:numPr>
+          <w:ilvl w:val="0"/>
+          <w:numId w:val="1052"/>
+        </w:numPr>
+        <w:pStyle w:val="Compact"/>
       </w:pPr>
       <w:r>
         <w:t xml:space="preserve">Ändert</w:t>
@@ -10893,8 +10967,8 @@
       </w:r>
       <w:r>
         <w:rPr>
+          <w:bCs/>
           <w:b/>
-          <w:bCs/>
         </w:rPr>
         <w:t xml:space="preserve">eine</w:t>
       </w:r>
@@ -10907,11 +10981,11 @@
     </w:p>
     <w:p>
       <w:pPr>
-        <w:pStyle w:val="Compact"/>
-        <w:numPr>
-          <w:ilvl w:val="0"/>
-          <w:numId w:val="1070"/>
-        </w:numPr>
+        <w:numPr>
+          <w:ilvl w:val="0"/>
+          <w:numId w:val="1052"/>
+        </w:numPr>
+        <w:pStyle w:val="Compact"/>
       </w:pPr>
       <w:r>
         <w:t xml:space="preserve">Testet erneut.</w:t>
@@ -10924,8 +10998,8 @@
         </w:pict>
       </w:r>
     </w:p>
-    <w:bookmarkEnd w:id="192"/>
-    <w:bookmarkStart w:id="193" w:name="kai-fragt-1"/>
+    <w:bookmarkEnd w:id="203"/>
+    <w:bookmarkStart w:id="204" w:name="kai-fragt-1"/>
     <w:p>
       <w:pPr>
         <w:pStyle w:val="Heading2"/>
@@ -10957,8 +11031,8 @@
         </w:pict>
       </w:r>
     </w:p>
-    <w:bookmarkEnd w:id="193"/>
-    <w:bookmarkStart w:id="197" w:name="kommunikation-im-team"/>
+    <w:bookmarkEnd w:id="204"/>
+    <w:bookmarkStart w:id="208" w:name="kommunikation-im-team"/>
     <w:p>
       <w:pPr>
         <w:pStyle w:val="Heading2"/>
@@ -10977,11 +11051,11 @@
     </w:p>
     <w:p>
       <w:pPr>
-        <w:pStyle w:val="Compact"/>
-        <w:numPr>
-          <w:ilvl w:val="0"/>
-          <w:numId w:val="1071"/>
-        </w:numPr>
+        <w:numPr>
+          <w:ilvl w:val="0"/>
+          <w:numId w:val="1053"/>
+        </w:numPr>
+        <w:pStyle w:val="Compact"/>
       </w:pPr>
       <w:r>
         <w:t xml:space="preserve">Was ist fertig?</w:t>
@@ -10989,11 +11063,11 @@
     </w:p>
     <w:p>
       <w:pPr>
-        <w:pStyle w:val="Compact"/>
-        <w:numPr>
-          <w:ilvl w:val="0"/>
-          <w:numId w:val="1071"/>
-        </w:numPr>
+        <w:numPr>
+          <w:ilvl w:val="0"/>
+          <w:numId w:val="1053"/>
+        </w:numPr>
+        <w:pStyle w:val="Compact"/>
       </w:pPr>
       <w:r>
         <w:t xml:space="preserve">Wo gibt es Probleme?</w:t>
@@ -11001,11 +11075,11 @@
     </w:p>
     <w:p>
       <w:pPr>
-        <w:pStyle w:val="Compact"/>
-        <w:numPr>
-          <w:ilvl w:val="0"/>
-          <w:numId w:val="1071"/>
-        </w:numPr>
+        <w:numPr>
+          <w:ilvl w:val="0"/>
+          <w:numId w:val="1053"/>
+        </w:numPr>
+        <w:pStyle w:val="Compact"/>
       </w:pPr>
       <w:r>
         <w:t xml:space="preserve">Wer benötigt Unterstützung?</w:t>
@@ -11013,17 +11087,17 @@
     </w:p>
     <w:p>
       <w:pPr>
-        <w:pStyle w:val="Compact"/>
-        <w:numPr>
-          <w:ilvl w:val="0"/>
-          <w:numId w:val="1071"/>
-        </w:numPr>
+        <w:numPr>
+          <w:ilvl w:val="0"/>
+          <w:numId w:val="1053"/>
+        </w:numPr>
+        <w:pStyle w:val="Compact"/>
       </w:pPr>
       <w:r>
         <w:t xml:space="preserve">Welche Aufgabe kommt als Nächstes?</w:t>
       </w:r>
     </w:p>
-    <w:bookmarkStart w:id="194" w:name="unser-aktueller-stand"/>
+    <w:bookmarkStart w:id="205" w:name="unser-aktueller-stand"/>
     <w:p>
       <w:pPr>
         <w:pStyle w:val="Heading3"/>
@@ -11046,8 +11120,8 @@
         </w:pict>
       </w:r>
     </w:p>
-    <w:bookmarkEnd w:id="194"/>
-    <w:bookmarkStart w:id="195" w:name="unser-größtes-problem"/>
+    <w:bookmarkEnd w:id="205"/>
+    <w:bookmarkStart w:id="206" w:name="unser-größtes-problem"/>
     <w:p>
       <w:pPr>
         <w:pStyle w:val="Heading3"/>
@@ -11063,8 +11137,8 @@
         </w:pict>
       </w:r>
     </w:p>
-    <w:bookmarkEnd w:id="195"/>
-    <w:bookmarkStart w:id="196" w:name="unser-nächster-schritt"/>
+    <w:bookmarkEnd w:id="206"/>
+    <w:bookmarkStart w:id="207" w:name="unser-nächster-schritt"/>
     <w:p>
       <w:pPr>
         <w:pStyle w:val="Heading3"/>
@@ -11087,9 +11161,9 @@
         </w:pict>
       </w:r>
     </w:p>
-    <w:bookmarkEnd w:id="196"/>
-    <w:bookmarkEnd w:id="197"/>
-    <w:bookmarkStart w:id="198" w:name="zwischenstand-sichern"/>
+    <w:bookmarkEnd w:id="207"/>
+    <w:bookmarkEnd w:id="208"/>
+    <w:bookmarkStart w:id="209" w:name="zwischenstand-sichern"/>
     <w:p>
       <w:pPr>
         <w:pStyle w:val="Heading2"/>
@@ -11100,55 +11174,55 @@
     </w:p>
     <w:p>
       <w:pPr>
-        <w:pStyle w:val="Compact"/>
-        <w:numPr>
-          <w:ilvl w:val="0"/>
-          <w:numId w:val="1072"/>
-        </w:numPr>
-      </w:pPr>
-      <w:r>
-        <w:t xml:space="preserve">Alle aktuellen Dateien gespeichert.</w:t>
-      </w:r>
-    </w:p>
-    <w:p>
-      <w:pPr>
-        <w:pStyle w:val="Compact"/>
-        <w:numPr>
-          <w:ilvl w:val="0"/>
-          <w:numId w:val="1073"/>
-        </w:numPr>
-      </w:pPr>
-      <w:r>
-        <w:t xml:space="preserve">Dateinamen sind verständlich.</w:t>
-      </w:r>
-    </w:p>
-    <w:p>
-      <w:pPr>
-        <w:pStyle w:val="Compact"/>
-        <w:numPr>
-          <w:ilvl w:val="0"/>
-          <w:numId w:val="1074"/>
-        </w:numPr>
-      </w:pPr>
-      <w:r>
-        <w:t xml:space="preserve">Teammitglieder kennen den Speicherort.</w:t>
-      </w:r>
-    </w:p>
-    <w:p>
-      <w:pPr>
-        <w:pStyle w:val="Compact"/>
-        <w:numPr>
-          <w:ilvl w:val="0"/>
-          <w:numId w:val="1075"/>
-        </w:numPr>
-      </w:pPr>
-      <w:r>
-        <w:t xml:space="preserve">Entwicklungsprotokoll aktualisiert.</w:t>
-      </w:r>
-    </w:p>
-    <w:bookmarkEnd w:id="198"/>
-    <w:bookmarkEnd w:id="199"/>
-    <w:bookmarkStart w:id="213" w:name="testen-und-verbessern"/>
+        <w:numPr>
+          <w:ilvl w:val="0"/>
+          <w:numId w:val="1054"/>
+        </w:numPr>
+        <w:pStyle w:val="Compact"/>
+      </w:pPr>
+      <w:r>
+        <w:t xml:space="preserve">☐ Alle aktuellen Dateien gespeichert.</w:t>
+      </w:r>
+    </w:p>
+    <w:p>
+      <w:pPr>
+        <w:numPr>
+          <w:ilvl w:val="0"/>
+          <w:numId w:val="1054"/>
+        </w:numPr>
+        <w:pStyle w:val="Compact"/>
+      </w:pPr>
+      <w:r>
+        <w:t xml:space="preserve">☐ Dateinamen sind verständlich.</w:t>
+      </w:r>
+    </w:p>
+    <w:p>
+      <w:pPr>
+        <w:numPr>
+          <w:ilvl w:val="0"/>
+          <w:numId w:val="1054"/>
+        </w:numPr>
+        <w:pStyle w:val="Compact"/>
+      </w:pPr>
+      <w:r>
+        <w:t xml:space="preserve">☐ Teammitglieder kennen den Speicherort.</w:t>
+      </w:r>
+    </w:p>
+    <w:p>
+      <w:pPr>
+        <w:numPr>
+          <w:ilvl w:val="0"/>
+          <w:numId w:val="1054"/>
+        </w:numPr>
+        <w:pStyle w:val="Compact"/>
+      </w:pPr>
+      <w:r>
+        <w:t xml:space="preserve">☐ Entwicklungsprotokoll aktualisiert.</w:t>
+      </w:r>
+    </w:p>
+    <w:bookmarkEnd w:id="209"/>
+    <w:bookmarkEnd w:id="210"/>
+    <w:bookmarkStart w:id="224" w:name="testen-und-verbessern"/>
     <w:p>
       <w:pPr>
         <w:pStyle w:val="Heading1"/>
@@ -11157,7 +11231,7 @@
         <w:t xml:space="preserve">Testen und Verbessern</w:t>
       </w:r>
     </w:p>
-    <w:bookmarkStart w:id="200" w:name="es-läuft-reicht-nicht"/>
+    <w:bookmarkStart w:id="211" w:name="es-läuft-reicht-nicht"/>
     <w:p>
       <w:pPr>
         <w:pStyle w:val="Heading2"/>
@@ -11213,8 +11287,8 @@
         </w:pict>
       </w:r>
     </w:p>
-    <w:bookmarkEnd w:id="200"/>
-    <w:bookmarkStart w:id="202" w:name="testfälle-entwickeln"/>
+    <w:bookmarkEnd w:id="211"/>
+    <w:bookmarkStart w:id="213" w:name="testfälle-entwickeln"/>
     <w:p>
       <w:pPr>
         <w:pStyle w:val="Heading2"/>
@@ -11233,11 +11307,11 @@
     </w:p>
     <w:p>
       <w:pPr>
-        <w:pStyle w:val="Compact"/>
-        <w:numPr>
-          <w:ilvl w:val="0"/>
-          <w:numId w:val="1076"/>
-        </w:numPr>
+        <w:numPr>
+          <w:ilvl w:val="0"/>
+          <w:numId w:val="1055"/>
+        </w:numPr>
+        <w:pStyle w:val="Compact"/>
       </w:pPr>
       <w:r>
         <w:t xml:space="preserve">eine Ausgangssituation,</w:t>
@@ -11245,11 +11319,11 @@
     </w:p>
     <w:p>
       <w:pPr>
-        <w:pStyle w:val="Compact"/>
-        <w:numPr>
-          <w:ilvl w:val="0"/>
-          <w:numId w:val="1076"/>
-        </w:numPr>
+        <w:numPr>
+          <w:ilvl w:val="0"/>
+          <w:numId w:val="1055"/>
+        </w:numPr>
+        <w:pStyle w:val="Compact"/>
       </w:pPr>
       <w:r>
         <w:t xml:space="preserve">eine Eingabe oder Aktion,</w:t>
@@ -11257,17 +11331,17 @@
     </w:p>
     <w:p>
       <w:pPr>
-        <w:pStyle w:val="Compact"/>
-        <w:numPr>
-          <w:ilvl w:val="0"/>
-          <w:numId w:val="1076"/>
-        </w:numPr>
+        <w:numPr>
+          <w:ilvl w:val="0"/>
+          <w:numId w:val="1055"/>
+        </w:numPr>
+        <w:pStyle w:val="Compact"/>
       </w:pPr>
       <w:r>
         <w:t xml:space="preserve">das erwartete Ergebnis.</w:t>
       </w:r>
     </w:p>
-    <w:bookmarkStart w:id="201" w:name="beispiel"/>
+    <w:bookmarkStart w:id="212" w:name="beispiel"/>
     <w:p>
       <w:pPr>
         <w:pStyle w:val="Heading3"/>
@@ -11281,6 +11355,7 @@
         <w:tblStyle w:val="Table"/>
         <w:tblW w:type="auto" w:w="0"/>
         <w:tblLook w:firstRow="1" w:lastRow="0" w:firstColumn="0" w:lastColumn="0" w:noHBand="0" w:noVBand="0" w:val="0020"/>
+        <w:jc w:val="start"/>
       </w:tblPr>
       <w:tblGrid>
         <w:gridCol w:w="2640"/>
@@ -11289,13 +11364,14 @@
       </w:tblGrid>
       <w:tr>
         <w:trPr>
-          <w:tblHeader w:val="on"/>
+          <w:tblHeader w:val="true"/>
         </w:trPr>
         <w:tc>
           <w:tcPr/>
           <w:p>
             <w:pPr>
               <w:pStyle w:val="Compact"/>
+              <w:jc w:val="left"/>
             </w:pPr>
             <w:r>
               <w:t xml:space="preserve">Eingabe/Aktion</w:t>
@@ -11307,6 +11383,7 @@
           <w:p>
             <w:pPr>
               <w:pStyle w:val="Compact"/>
+              <w:jc w:val="left"/>
             </w:pPr>
             <w:r>
               <w:t xml:space="preserve">Erwartetes Ergebnis</w:t>
@@ -11318,6 +11395,7 @@
           <w:p>
             <w:pPr>
               <w:pStyle w:val="Compact"/>
+              <w:jc w:val="left"/>
             </w:pPr>
             <w:r>
               <w:t xml:space="preserve">Tatsächliches Ergebnis</w:t>
@@ -11331,6 +11409,7 @@
           <w:p>
             <w:pPr>
               <w:pStyle w:val="Compact"/>
+              <w:jc w:val="left"/>
             </w:pPr>
             <w:r>
               <w:t xml:space="preserve">Start</w:t>
@@ -11342,6 +11421,7 @@
           <w:p>
             <w:pPr>
               <w:pStyle w:val="Compact"/>
+              <w:jc w:val="left"/>
             </w:pPr>
             <w:r>
               <w:t xml:space="preserve">Begrüßung erscheint</w:t>
@@ -11353,6 +11433,7 @@
           <w:p>
             <w:pPr>
               <w:pStyle w:val="Compact"/>
+              <w:jc w:val="left"/>
             </w:pPr>
             <w:r>
               <w:t xml:space="preserve">Begrüßung erscheint</w:t>
@@ -11368,9 +11449,9 @@
         </w:pict>
       </w:r>
     </w:p>
-    <w:bookmarkEnd w:id="201"/>
-    <w:bookmarkEnd w:id="202"/>
-    <w:bookmarkStart w:id="203" w:name="unsere-testfälle"/>
+    <w:bookmarkEnd w:id="212"/>
+    <w:bookmarkEnd w:id="213"/>
+    <w:bookmarkStart w:id="214" w:name="unsere-testfälle"/>
     <w:p>
       <w:pPr>
         <w:pStyle w:val="Heading2"/>
@@ -11383,8 +11464,8 @@
       <w:tblPr>
         <w:tblStyle w:val="Table"/>
         <w:tblW w:type="pct" w:w="5000"/>
-        <w:tblLayout w:type="fixed"/>
         <w:tblLook w:firstRow="1" w:lastRow="0" w:firstColumn="0" w:lastColumn="0" w:noHBand="0" w:noVBand="0" w:val="0020"/>
+        <w:jc w:val="start"/>
       </w:tblPr>
       <w:tblGrid>
         <w:gridCol w:w="1760"/>
@@ -11395,7 +11476,7 @@
       </w:tblGrid>
       <w:tr>
         <w:trPr>
-          <w:tblHeader w:val="on"/>
+          <w:tblHeader w:val="true"/>
         </w:trPr>
         <w:tc>
           <w:tcPr/>
@@ -11414,6 +11495,7 @@
           <w:p>
             <w:pPr>
               <w:pStyle w:val="Compact"/>
+              <w:jc w:val="left"/>
             </w:pPr>
             <w:r>
               <w:t xml:space="preserve">Eingabe/Aktion</w:t>
@@ -11425,6 +11507,7 @@
           <w:p>
             <w:pPr>
               <w:pStyle w:val="Compact"/>
+              <w:jc w:val="left"/>
             </w:pPr>
             <w:r>
               <w:t xml:space="preserve">Erwartetes Ergebnis</w:t>
@@ -11436,6 +11519,7 @@
           <w:p>
             <w:pPr>
               <w:pStyle w:val="Compact"/>
+              <w:jc w:val="left"/>
             </w:pPr>
             <w:r>
               <w:t xml:space="preserve">Tatsächliches Ergebnis</w:t>
@@ -11693,8 +11777,8 @@
         </w:pict>
       </w:r>
     </w:p>
-    <w:bookmarkEnd w:id="203"/>
-    <w:bookmarkStart w:id="204" w:name="muss-anforderungen-testen"/>
+    <w:bookmarkEnd w:id="214"/>
+    <w:bookmarkStart w:id="215" w:name="muss-anforderungen-testen"/>
     <w:p>
       <w:pPr>
         <w:pStyle w:val="Heading2"/>
@@ -11716,6 +11800,7 @@
         <w:tblStyle w:val="Table"/>
         <w:tblW w:type="auto" w:w="0"/>
         <w:tblLook w:firstRow="1" w:lastRow="0" w:firstColumn="0" w:lastColumn="0" w:noHBand="0" w:noVBand="0" w:val="0020"/>
+        <w:jc w:val="start"/>
       </w:tblPr>
       <w:tblGrid>
         <w:gridCol w:w="1980"/>
@@ -11725,13 +11810,14 @@
       </w:tblGrid>
       <w:tr>
         <w:trPr>
-          <w:tblHeader w:val="on"/>
+          <w:tblHeader w:val="true"/>
         </w:trPr>
         <w:tc>
           <w:tcPr/>
           <w:p>
             <w:pPr>
               <w:pStyle w:val="Compact"/>
+              <w:jc w:val="left"/>
             </w:pPr>
             <w:r>
               <w:t xml:space="preserve">Anforderung</w:t>
@@ -11781,6 +11867,7 @@
           <w:p>
             <w:pPr>
               <w:pStyle w:val="Compact"/>
+              <w:jc w:val="left"/>
             </w:pPr>
             <w:r>
               <w:t xml:space="preserve">1</w:t>
@@ -11818,6 +11905,7 @@
           <w:p>
             <w:pPr>
               <w:pStyle w:val="Compact"/>
+              <w:jc w:val="left"/>
             </w:pPr>
             <w:r>
               <w:t xml:space="preserve">2</w:t>
@@ -11855,6 +11943,7 @@
           <w:p>
             <w:pPr>
               <w:pStyle w:val="Compact"/>
+              <w:jc w:val="left"/>
             </w:pPr>
             <w:r>
               <w:t xml:space="preserve">3</w:t>
@@ -11894,8 +11983,8 @@
         </w:pict>
       </w:r>
     </w:p>
-    <w:bookmarkEnd w:id="204"/>
-    <w:bookmarkStart w:id="207" w:name="fremdtest"/>
+    <w:bookmarkEnd w:id="215"/>
+    <w:bookmarkStart w:id="218" w:name="fremdtest"/>
     <w:p>
       <w:pPr>
         <w:pStyle w:val="Heading2"/>
@@ -11920,7 +12009,7 @@
         <w:t xml:space="preserve">Die Testperson darf zunächst keine Erklärung erhalten.</w:t>
       </w:r>
     </w:p>
-    <w:bookmarkStart w:id="205" w:name="beobachtet"/>
+    <w:bookmarkStart w:id="216" w:name="beobachtet"/>
     <w:p>
       <w:pPr>
         <w:pStyle w:val="Heading3"/>
@@ -11931,11 +12020,11 @@
     </w:p>
     <w:p>
       <w:pPr>
-        <w:pStyle w:val="Compact"/>
-        <w:numPr>
-          <w:ilvl w:val="0"/>
-          <w:numId w:val="1077"/>
-        </w:numPr>
+        <w:numPr>
+          <w:ilvl w:val="0"/>
+          <w:numId w:val="1056"/>
+        </w:numPr>
+        <w:pStyle w:val="Compact"/>
       </w:pPr>
       <w:r>
         <w:t xml:space="preserve">Versteht sie die Bedienung?</w:t>
@@ -11943,11 +12032,11 @@
     </w:p>
     <w:p>
       <w:pPr>
-        <w:pStyle w:val="Compact"/>
-        <w:numPr>
-          <w:ilvl w:val="0"/>
-          <w:numId w:val="1077"/>
-        </w:numPr>
+        <w:numPr>
+          <w:ilvl w:val="0"/>
+          <w:numId w:val="1056"/>
+        </w:numPr>
+        <w:pStyle w:val="Compact"/>
       </w:pPr>
       <w:r>
         <w:t xml:space="preserve">Funktionieren alle wichtigen Wege?</w:t>
@@ -11955,11 +12044,11 @@
     </w:p>
     <w:p>
       <w:pPr>
-        <w:pStyle w:val="Compact"/>
-        <w:numPr>
-          <w:ilvl w:val="0"/>
-          <w:numId w:val="1077"/>
-        </w:numPr>
+        <w:numPr>
+          <w:ilvl w:val="0"/>
+          <w:numId w:val="1056"/>
+        </w:numPr>
+        <w:pStyle w:val="Compact"/>
       </w:pPr>
       <w:r>
         <w:t xml:space="preserve">Gibt es unerwartete Ergebnisse?</w:t>
@@ -11967,18 +12056,18 @@
     </w:p>
     <w:p>
       <w:pPr>
-        <w:pStyle w:val="Compact"/>
-        <w:numPr>
-          <w:ilvl w:val="0"/>
-          <w:numId w:val="1077"/>
-        </w:numPr>
+        <w:numPr>
+          <w:ilvl w:val="0"/>
+          <w:numId w:val="1056"/>
+        </w:numPr>
+        <w:pStyle w:val="Compact"/>
       </w:pPr>
       <w:r>
         <w:t xml:space="preserve">Sind Hinweise verständlich?</w:t>
       </w:r>
     </w:p>
-    <w:bookmarkEnd w:id="205"/>
-    <w:bookmarkStart w:id="206" w:name="rückmeldung"/>
+    <w:bookmarkEnd w:id="216"/>
+    <w:bookmarkStart w:id="217" w:name="rückmeldung"/>
     <w:p>
       <w:pPr>
         <w:pStyle w:val="Heading3"/>
@@ -12008,9 +12097,9 @@
         </w:pict>
       </w:r>
     </w:p>
-    <w:bookmarkEnd w:id="206"/>
-    <w:bookmarkEnd w:id="207"/>
-    <w:bookmarkStart w:id="211" w:name="fehler-priorisieren"/>
+    <w:bookmarkEnd w:id="217"/>
+    <w:bookmarkEnd w:id="218"/>
+    <w:bookmarkStart w:id="222" w:name="fehler-priorisieren"/>
     <w:p>
       <w:pPr>
         <w:pStyle w:val="Heading2"/>
@@ -12027,7 +12116,7 @@
         <w:t xml:space="preserve">Nicht jeder Fehler ist gleich wichtig.</w:t>
       </w:r>
     </w:p>
-    <w:bookmarkStart w:id="208" w:name="kritisch"/>
+    <w:bookmarkStart w:id="219" w:name="kritisch"/>
     <w:p>
       <w:pPr>
         <w:pStyle w:val="Heading3"/>
@@ -12044,8 +12133,8 @@
         <w:t xml:space="preserve">Die Kernfunktion funktioniert nicht.</w:t>
       </w:r>
     </w:p>
-    <w:bookmarkEnd w:id="208"/>
-    <w:bookmarkStart w:id="209" w:name="wichtig"/>
+    <w:bookmarkEnd w:id="219"/>
+    <w:bookmarkStart w:id="220" w:name="wichtig"/>
     <w:p>
       <w:pPr>
         <w:pStyle w:val="Heading3"/>
@@ -12062,8 +12151,8 @@
         <w:t xml:space="preserve">Die Lösung funktioniert, aber eine wichtige Funktion ist fehlerhaft.</w:t>
       </w:r>
     </w:p>
-    <w:bookmarkEnd w:id="209"/>
-    <w:bookmarkStart w:id="210" w:name="klein"/>
+    <w:bookmarkEnd w:id="220"/>
+    <w:bookmarkStart w:id="221" w:name="klein"/>
     <w:p>
       <w:pPr>
         <w:pStyle w:val="Heading3"/>
@@ -12085,6 +12174,7 @@
         <w:tblStyle w:val="Table"/>
         <w:tblW w:type="auto" w:w="0"/>
         <w:tblLook w:firstRow="1" w:lastRow="0" w:firstColumn="0" w:lastColumn="0" w:noHBand="0" w:noVBand="0" w:val="0020"/>
+        <w:jc w:val="start"/>
       </w:tblPr>
       <w:tblGrid>
         <w:gridCol w:w="2640"/>
@@ -12093,13 +12183,14 @@
       </w:tblGrid>
       <w:tr>
         <w:trPr>
-          <w:tblHeader w:val="on"/>
+          <w:tblHeader w:val="true"/>
         </w:trPr>
         <w:tc>
           <w:tcPr/>
           <w:p>
             <w:pPr>
               <w:pStyle w:val="Compact"/>
+              <w:jc w:val="left"/>
             </w:pPr>
             <w:r>
               <w:t xml:space="preserve">Fehler</w:t>
@@ -12111,6 +12202,7 @@
           <w:p>
             <w:pPr>
               <w:pStyle w:val="Compact"/>
+              <w:jc w:val="left"/>
             </w:pPr>
             <w:r>
               <w:t xml:space="preserve">Priorität</w:t>
@@ -12122,6 +12214,7 @@
           <w:p>
             <w:pPr>
               <w:pStyle w:val="Compact"/>
+              <w:jc w:val="left"/>
             </w:pPr>
             <w:r>
               <w:t xml:space="preserve">Änderung</w:t>
@@ -12215,9 +12308,9 @@
         </w:pict>
       </w:r>
     </w:p>
-    <w:bookmarkEnd w:id="210"/>
-    <w:bookmarkEnd w:id="211"/>
-    <w:bookmarkStart w:id="212" w:name="qualitätskreislauf"/>
+    <w:bookmarkEnd w:id="221"/>
+    <w:bookmarkEnd w:id="222"/>
+    <w:bookmarkStart w:id="223" w:name="qualitätskreislauf"/>
     <w:p>
       <w:pPr>
         <w:pStyle w:val="Heading2"/>
@@ -12348,9 +12441,9 @@
         </w:pict>
       </w:r>
     </w:p>
-    <w:bookmarkEnd w:id="212"/>
-    <w:bookmarkEnd w:id="213"/>
-    <w:bookmarkStart w:id="230" w:name="Xe931c42aac3179b4bf7628331a1f8f075d03c70"/>
+    <w:bookmarkEnd w:id="223"/>
+    <w:bookmarkEnd w:id="224"/>
+    <w:bookmarkStart w:id="241" w:name="Xe931c42aac3179b4bf7628331a1f8f075d03c70"/>
     <w:p>
       <w:pPr>
         <w:pStyle w:val="Heading1"/>
@@ -12359,7 +12452,7 @@
         <w:t xml:space="preserve">Dokumentation – Den Lösungsweg nachvollziehbar machen</w:t>
       </w:r>
     </w:p>
-    <w:bookmarkStart w:id="214" w:name="dokumentation-ist-teil-des-projekts"/>
+    <w:bookmarkStart w:id="225" w:name="dokumentation-ist-teil-des-projekts"/>
     <w:p>
       <w:pPr>
         <w:pStyle w:val="Heading2"/>
@@ -12388,8 +12481,8 @@
       </w:r>
       <w:r>
         <w:rPr>
+          <w:bCs/>
           <w:b/>
-          <w:bCs/>
         </w:rPr>
         <w:t xml:space="preserve">wie</w:t>
       </w:r>
@@ -12407,8 +12500,8 @@
         </w:pict>
       </w:r>
     </w:p>
-    <w:bookmarkEnd w:id="214"/>
-    <w:bookmarkStart w:id="222" w:name="eure-projektdokumentation"/>
+    <w:bookmarkEnd w:id="225"/>
+    <w:bookmarkStart w:id="233" w:name="eure-projektdokumentation"/>
     <w:p>
       <w:pPr>
         <w:pStyle w:val="Heading2"/>
@@ -12425,7 +12518,7 @@
         <w:t xml:space="preserve">Sie sollte mindestens enthalten:</w:t>
       </w:r>
     </w:p>
-    <w:bookmarkStart w:id="215" w:name="projektziel"/>
+    <w:bookmarkStart w:id="226" w:name="projektziel"/>
     <w:p>
       <w:pPr>
         <w:pStyle w:val="Heading3"/>
@@ -12449,8 +12542,8 @@
         </w:pict>
       </w:r>
     </w:p>
-    <w:bookmarkEnd w:id="215"/>
-    <w:bookmarkStart w:id="216" w:name="anforderungen-1"/>
+    <w:bookmarkEnd w:id="226"/>
+    <w:bookmarkStart w:id="227" w:name="anforderungen-1"/>
     <w:p>
       <w:pPr>
         <w:pStyle w:val="Heading3"/>
@@ -12474,8 +12567,8 @@
         </w:pict>
       </w:r>
     </w:p>
-    <w:bookmarkEnd w:id="216"/>
-    <w:bookmarkStart w:id="217" w:name="lösungsentwurf"/>
+    <w:bookmarkEnd w:id="227"/>
+    <w:bookmarkStart w:id="228" w:name="lösungsentwurf"/>
     <w:p>
       <w:pPr>
         <w:pStyle w:val="Heading3"/>
@@ -12499,8 +12592,8 @@
         </w:pict>
       </w:r>
     </w:p>
-    <w:bookmarkEnd w:id="217"/>
-    <w:bookmarkStart w:id="218" w:name="umsetzung"/>
+    <w:bookmarkEnd w:id="228"/>
+    <w:bookmarkStart w:id="229" w:name="umsetzung"/>
     <w:p>
       <w:pPr>
         <w:pStyle w:val="Heading3"/>
@@ -12524,8 +12617,8 @@
         </w:pict>
       </w:r>
     </w:p>
-    <w:bookmarkEnd w:id="218"/>
-    <w:bookmarkStart w:id="219" w:name="test-2"/>
+    <w:bookmarkEnd w:id="229"/>
+    <w:bookmarkStart w:id="230" w:name="test-2"/>
     <w:p>
       <w:pPr>
         <w:pStyle w:val="Heading3"/>
@@ -12549,8 +12642,8 @@
         </w:pict>
       </w:r>
     </w:p>
-    <w:bookmarkEnd w:id="219"/>
-    <w:bookmarkStart w:id="220" w:name="verbesserungen"/>
+    <w:bookmarkEnd w:id="230"/>
+    <w:bookmarkStart w:id="231" w:name="verbesserungen"/>
     <w:p>
       <w:pPr>
         <w:pStyle w:val="Heading3"/>
@@ -12574,8 +12667,8 @@
         </w:pict>
       </w:r>
     </w:p>
-    <w:bookmarkEnd w:id="220"/>
-    <w:bookmarkStart w:id="221" w:name="ergebnis-1"/>
+    <w:bookmarkEnd w:id="231"/>
+    <w:bookmarkStart w:id="232" w:name="ergebnis-1"/>
     <w:p>
       <w:pPr>
         <w:pStyle w:val="Heading3"/>
@@ -12606,9 +12699,9 @@
         </w:pict>
       </w:r>
     </w:p>
-    <w:bookmarkEnd w:id="221"/>
-    <w:bookmarkEnd w:id="222"/>
-    <w:bookmarkStart w:id="226" w:name="entscheidungen-dokumentieren"/>
+    <w:bookmarkEnd w:id="232"/>
+    <w:bookmarkEnd w:id="233"/>
+    <w:bookmarkStart w:id="237" w:name="entscheidungen-dokumentieren"/>
     <w:p>
       <w:pPr>
         <w:pStyle w:val="Heading2"/>
@@ -12625,7 +12718,7 @@
         <w:t xml:space="preserve">Notiert mindestens eine wichtige Entscheidung.</w:t>
       </w:r>
     </w:p>
-    <w:bookmarkStart w:id="223" w:name="entscheidung"/>
+    <w:bookmarkStart w:id="234" w:name="entscheidung"/>
     <w:p>
       <w:pPr>
         <w:pStyle w:val="Heading3"/>
@@ -12641,8 +12734,8 @@
         </w:pict>
       </w:r>
     </w:p>
-    <w:bookmarkEnd w:id="223"/>
-    <w:bookmarkStart w:id="224" w:name="welche-alternativen-gab-es"/>
+    <w:bookmarkEnd w:id="234"/>
+    <w:bookmarkStart w:id="235" w:name="welche-alternativen-gab-es"/>
     <w:p>
       <w:pPr>
         <w:pStyle w:val="Heading3"/>
@@ -12658,8 +12751,8 @@
         </w:pict>
       </w:r>
     </w:p>
-    <w:bookmarkEnd w:id="224"/>
-    <w:bookmarkStart w:id="225" w:name="warum-habt-ihr-euch-so-entschieden"/>
+    <w:bookmarkEnd w:id="235"/>
+    <w:bookmarkStart w:id="236" w:name="warum-habt-ihr-euch-so-entschieden"/>
     <w:p>
       <w:pPr>
         <w:pStyle w:val="Heading3"/>
@@ -12682,9 +12775,9 @@
         </w:pict>
       </w:r>
     </w:p>
-    <w:bookmarkEnd w:id="225"/>
-    <w:bookmarkEnd w:id="226"/>
-    <w:bookmarkStart w:id="227" w:name="schwierigkeiten"/>
+    <w:bookmarkEnd w:id="236"/>
+    <w:bookmarkEnd w:id="237"/>
+    <w:bookmarkStart w:id="238" w:name="schwierigkeiten"/>
     <w:p>
       <w:pPr>
         <w:pStyle w:val="Heading2"/>
@@ -12730,8 +12823,8 @@
         </w:pict>
       </w:r>
     </w:p>
-    <w:bookmarkEnd w:id="227"/>
-    <w:bookmarkStart w:id="228" w:name="zusammenarbeit"/>
+    <w:bookmarkEnd w:id="238"/>
+    <w:bookmarkStart w:id="239" w:name="zusammenarbeit"/>
     <w:p>
       <w:pPr>
         <w:pStyle w:val="Heading2"/>
@@ -12792,8 +12885,8 @@
         </w:pict>
       </w:r>
     </w:p>
-    <w:bookmarkEnd w:id="228"/>
-    <w:bookmarkStart w:id="229" w:name="dokumentationscheck"/>
+    <w:bookmarkEnd w:id="239"/>
+    <w:bookmarkStart w:id="240" w:name="dokumentationscheck"/>
     <w:p>
       <w:pPr>
         <w:pStyle w:val="Heading2"/>
@@ -12804,103 +12897,103 @@
     </w:p>
     <w:p>
       <w:pPr>
-        <w:pStyle w:val="Compact"/>
-        <w:numPr>
-          <w:ilvl w:val="0"/>
-          <w:numId w:val="1078"/>
-        </w:numPr>
-      </w:pPr>
-      <w:r>
-        <w:t xml:space="preserve">Problem beschrieben</w:t>
-      </w:r>
-    </w:p>
-    <w:p>
-      <w:pPr>
-        <w:pStyle w:val="Compact"/>
-        <w:numPr>
-          <w:ilvl w:val="0"/>
-          <w:numId w:val="1079"/>
-        </w:numPr>
-      </w:pPr>
-      <w:r>
-        <w:t xml:space="preserve">Anforderungen genannt</w:t>
-      </w:r>
-    </w:p>
-    <w:p>
-      <w:pPr>
-        <w:pStyle w:val="Compact"/>
-        <w:numPr>
-          <w:ilvl w:val="0"/>
-          <w:numId w:val="1080"/>
-        </w:numPr>
-      </w:pPr>
-      <w:r>
-        <w:t xml:space="preserve">Lösungsweg nachvollziehbar</w:t>
-      </w:r>
-    </w:p>
-    <w:p>
-      <w:pPr>
-        <w:pStyle w:val="Compact"/>
-        <w:numPr>
-          <w:ilvl w:val="0"/>
-          <w:numId w:val="1081"/>
-        </w:numPr>
-      </w:pPr>
-      <w:r>
-        <w:t xml:space="preserve">verwendete Werkzeuge genannt</w:t>
-      </w:r>
-    </w:p>
-    <w:p>
-      <w:pPr>
-        <w:pStyle w:val="Compact"/>
-        <w:numPr>
-          <w:ilvl w:val="0"/>
-          <w:numId w:val="1082"/>
-        </w:numPr>
-      </w:pPr>
-      <w:r>
-        <w:t xml:space="preserve">Tests beschrieben</w:t>
-      </w:r>
-    </w:p>
-    <w:p>
-      <w:pPr>
-        <w:pStyle w:val="Compact"/>
-        <w:numPr>
-          <w:ilvl w:val="0"/>
-          <w:numId w:val="1083"/>
-        </w:numPr>
-      </w:pPr>
-      <w:r>
-        <w:t xml:space="preserve">wichtige Verbesserungen dokumentiert</w:t>
-      </w:r>
-    </w:p>
-    <w:p>
-      <w:pPr>
-        <w:pStyle w:val="Compact"/>
-        <w:numPr>
-          <w:ilvl w:val="0"/>
-          <w:numId w:val="1084"/>
-        </w:numPr>
-      </w:pPr>
-      <w:r>
-        <w:t xml:space="preserve">Ergebnis erklärt</w:t>
-      </w:r>
-    </w:p>
-    <w:p>
-      <w:pPr>
-        <w:pStyle w:val="Compact"/>
-        <w:numPr>
-          <w:ilvl w:val="0"/>
-          <w:numId w:val="1085"/>
-        </w:numPr>
-      </w:pPr>
-      <w:r>
-        <w:t xml:space="preserve">Quellen angegeben, falls externe Inhalte verwendet wurden</w:t>
-      </w:r>
-    </w:p>
-    <w:bookmarkEnd w:id="229"/>
-    <w:bookmarkEnd w:id="230"/>
-    <w:bookmarkStart w:id="245" w:name="präsentation-und-reflexion"/>
+        <w:numPr>
+          <w:ilvl w:val="0"/>
+          <w:numId w:val="1057"/>
+        </w:numPr>
+        <w:pStyle w:val="Compact"/>
+      </w:pPr>
+      <w:r>
+        <w:t xml:space="preserve">☐ Problem beschrieben</w:t>
+      </w:r>
+    </w:p>
+    <w:p>
+      <w:pPr>
+        <w:numPr>
+          <w:ilvl w:val="0"/>
+          <w:numId w:val="1057"/>
+        </w:numPr>
+        <w:pStyle w:val="Compact"/>
+      </w:pPr>
+      <w:r>
+        <w:t xml:space="preserve">☐ Anforderungen genannt</w:t>
+      </w:r>
+    </w:p>
+    <w:p>
+      <w:pPr>
+        <w:numPr>
+          <w:ilvl w:val="0"/>
+          <w:numId w:val="1057"/>
+        </w:numPr>
+        <w:pStyle w:val="Compact"/>
+      </w:pPr>
+      <w:r>
+        <w:t xml:space="preserve">☐ Lösungsweg nachvollziehbar</w:t>
+      </w:r>
+    </w:p>
+    <w:p>
+      <w:pPr>
+        <w:numPr>
+          <w:ilvl w:val="0"/>
+          <w:numId w:val="1057"/>
+        </w:numPr>
+        <w:pStyle w:val="Compact"/>
+      </w:pPr>
+      <w:r>
+        <w:t xml:space="preserve">☐ verwendete Werkzeuge genannt</w:t>
+      </w:r>
+    </w:p>
+    <w:p>
+      <w:pPr>
+        <w:numPr>
+          <w:ilvl w:val="0"/>
+          <w:numId w:val="1057"/>
+        </w:numPr>
+        <w:pStyle w:val="Compact"/>
+      </w:pPr>
+      <w:r>
+        <w:t xml:space="preserve">☐ Tests beschrieben</w:t>
+      </w:r>
+    </w:p>
+    <w:p>
+      <w:pPr>
+        <w:numPr>
+          <w:ilvl w:val="0"/>
+          <w:numId w:val="1057"/>
+        </w:numPr>
+        <w:pStyle w:val="Compact"/>
+      </w:pPr>
+      <w:r>
+        <w:t xml:space="preserve">☐ wichtige Verbesserungen dokumentiert</w:t>
+      </w:r>
+    </w:p>
+    <w:p>
+      <w:pPr>
+        <w:numPr>
+          <w:ilvl w:val="0"/>
+          <w:numId w:val="1057"/>
+        </w:numPr>
+        <w:pStyle w:val="Compact"/>
+      </w:pPr>
+      <w:r>
+        <w:t xml:space="preserve">☐ Ergebnis erklärt</w:t>
+      </w:r>
+    </w:p>
+    <w:p>
+      <w:pPr>
+        <w:numPr>
+          <w:ilvl w:val="0"/>
+          <w:numId w:val="1057"/>
+        </w:numPr>
+        <w:pStyle w:val="Compact"/>
+      </w:pPr>
+      <w:r>
+        <w:t xml:space="preserve">☐ Quellen angegeben, falls externe Inhalte verwendet wurden</w:t>
+      </w:r>
+    </w:p>
+    <w:bookmarkEnd w:id="240"/>
+    <w:bookmarkEnd w:id="241"/>
+    <w:bookmarkStart w:id="256" w:name="präsentation-und-reflexion"/>
     <w:p>
       <w:pPr>
         <w:pStyle w:val="Heading1"/>
@@ -12909,7 +13002,7 @@
         <w:t xml:space="preserve">Präsentation und Reflexion</w:t>
       </w:r>
     </w:p>
-    <w:bookmarkStart w:id="231" w:name="euer-ergebnis-vorstellen"/>
+    <w:bookmarkStart w:id="242" w:name="euer-ergebnis-vorstellen"/>
     <w:p>
       <w:pPr>
         <w:pStyle w:val="Heading2"/>
@@ -12941,8 +13034,8 @@
         </w:pict>
       </w:r>
     </w:p>
-    <w:bookmarkEnd w:id="231"/>
-    <w:bookmarkStart w:id="238" w:name="präsentationsstruktur"/>
+    <w:bookmarkEnd w:id="242"/>
+    <w:bookmarkStart w:id="249" w:name="präsentationsstruktur"/>
     <w:p>
       <w:pPr>
         <w:pStyle w:val="Heading2"/>
@@ -12951,7 +13044,7 @@
         <w:t xml:space="preserve">Präsentationsstruktur</w:t>
       </w:r>
     </w:p>
-    <w:bookmarkStart w:id="232" w:name="problem-1"/>
+    <w:bookmarkStart w:id="243" w:name="problem-1"/>
     <w:p>
       <w:pPr>
         <w:pStyle w:val="Heading3"/>
@@ -12968,8 +13061,8 @@
         <w:t xml:space="preserve">Was sollte gelöst werden?</w:t>
       </w:r>
     </w:p>
-    <w:bookmarkEnd w:id="232"/>
-    <w:bookmarkStart w:id="233" w:name="ziel-1"/>
+    <w:bookmarkEnd w:id="243"/>
+    <w:bookmarkStart w:id="244" w:name="ziel-1"/>
     <w:p>
       <w:pPr>
         <w:pStyle w:val="Heading3"/>
@@ -12986,8 +13079,8 @@
         <w:t xml:space="preserve">Was sollte eure Lösung können?</w:t>
       </w:r>
     </w:p>
-    <w:bookmarkEnd w:id="233"/>
-    <w:bookmarkStart w:id="234" w:name="lösungsweg"/>
+    <w:bookmarkEnd w:id="244"/>
+    <w:bookmarkStart w:id="245" w:name="lösungsweg"/>
     <w:p>
       <w:pPr>
         <w:pStyle w:val="Heading3"/>
@@ -13004,8 +13097,8 @@
         <w:t xml:space="preserve">Wie seid ihr vorgegangen?</w:t>
       </w:r>
     </w:p>
-    <w:bookmarkEnd w:id="234"/>
-    <w:bookmarkStart w:id="235" w:name="ergebnis-2"/>
+    <w:bookmarkEnd w:id="245"/>
+    <w:bookmarkStart w:id="246" w:name="ergebnis-2"/>
     <w:p>
       <w:pPr>
         <w:pStyle w:val="Heading3"/>
@@ -13022,8 +13115,8 @@
         <w:t xml:space="preserve">Zeigt eure funktionierende Lösung.</w:t>
       </w:r>
     </w:p>
-    <w:bookmarkEnd w:id="235"/>
-    <w:bookmarkStart w:id="236" w:name="test-und-verbesserung"/>
+    <w:bookmarkEnd w:id="246"/>
+    <w:bookmarkStart w:id="247" w:name="test-und-verbesserung"/>
     <w:p>
       <w:pPr>
         <w:pStyle w:val="Heading3"/>
@@ -13040,8 +13133,8 @@
         <w:t xml:space="preserve">Welche Fehler oder Schwächen habt ihr gefunden?</w:t>
       </w:r>
     </w:p>
-    <w:bookmarkEnd w:id="236"/>
-    <w:bookmarkStart w:id="237" w:name="erkenntnis"/>
+    <w:bookmarkEnd w:id="247"/>
+    <w:bookmarkStart w:id="248" w:name="erkenntnis"/>
     <w:p>
       <w:pPr>
         <w:pStyle w:val="Heading3"/>
@@ -13065,9 +13158,9 @@
         </w:pict>
       </w:r>
     </w:p>
-    <w:bookmarkEnd w:id="237"/>
-    <w:bookmarkEnd w:id="238"/>
-    <w:bookmarkStart w:id="239" w:name="präsentationsregeln"/>
+    <w:bookmarkEnd w:id="248"/>
+    <w:bookmarkEnd w:id="249"/>
+    <w:bookmarkStart w:id="250" w:name="präsentationsregeln"/>
     <w:p>
       <w:pPr>
         <w:pStyle w:val="Heading2"/>
@@ -13078,11 +13171,11 @@
     </w:p>
     <w:p>
       <w:pPr>
-        <w:pStyle w:val="Compact"/>
-        <w:numPr>
-          <w:ilvl w:val="0"/>
-          <w:numId w:val="1086"/>
-        </w:numPr>
+        <w:numPr>
+          <w:ilvl w:val="0"/>
+          <w:numId w:val="1058"/>
+        </w:numPr>
+        <w:pStyle w:val="Compact"/>
       </w:pPr>
       <w:r>
         <w:t xml:space="preserve">kurze und verständliche Erklärungen,</w:t>
@@ -13090,11 +13183,11 @@
     </w:p>
     <w:p>
       <w:pPr>
-        <w:pStyle w:val="Compact"/>
-        <w:numPr>
-          <w:ilvl w:val="0"/>
-          <w:numId w:val="1086"/>
-        </w:numPr>
+        <w:numPr>
+          <w:ilvl w:val="0"/>
+          <w:numId w:val="1058"/>
+        </w:numPr>
+        <w:pStyle w:val="Compact"/>
       </w:pPr>
       <w:r>
         <w:t xml:space="preserve">nicht den gesamten Quellcode vorlesen,</w:t>
@@ -13102,11 +13195,11 @@
     </w:p>
     <w:p>
       <w:pPr>
-        <w:pStyle w:val="Compact"/>
-        <w:numPr>
-          <w:ilvl w:val="0"/>
-          <w:numId w:val="1086"/>
-        </w:numPr>
+        <w:numPr>
+          <w:ilvl w:val="0"/>
+          <w:numId w:val="1058"/>
+        </w:numPr>
+        <w:pStyle w:val="Compact"/>
       </w:pPr>
       <w:r>
         <w:t xml:space="preserve">wichtige Teile praktisch zeigen,</w:t>
@@ -13114,11 +13207,11 @@
     </w:p>
     <w:p>
       <w:pPr>
-        <w:pStyle w:val="Compact"/>
-        <w:numPr>
-          <w:ilvl w:val="0"/>
-          <w:numId w:val="1086"/>
-        </w:numPr>
+        <w:numPr>
+          <w:ilvl w:val="0"/>
+          <w:numId w:val="1058"/>
+        </w:numPr>
+        <w:pStyle w:val="Compact"/>
       </w:pPr>
       <w:r>
         <w:t xml:space="preserve">alle Teammitglieder beteiligen,</w:t>
@@ -13126,11 +13219,11 @@
     </w:p>
     <w:p>
       <w:pPr>
-        <w:pStyle w:val="Compact"/>
-        <w:numPr>
-          <w:ilvl w:val="0"/>
-          <w:numId w:val="1086"/>
-        </w:numPr>
+        <w:numPr>
+          <w:ilvl w:val="0"/>
+          <w:numId w:val="1058"/>
+        </w:numPr>
+        <w:pStyle w:val="Compact"/>
       </w:pPr>
       <w:r>
         <w:t xml:space="preserve">Fragen beantworten können.</w:t>
@@ -13143,8 +13236,8 @@
         </w:pict>
       </w:r>
     </w:p>
-    <w:bookmarkEnd w:id="239"/>
-    <w:bookmarkStart w:id="244" w:name="vorbereitung"/>
+    <w:bookmarkEnd w:id="250"/>
+    <w:bookmarkStart w:id="255" w:name="vorbereitung"/>
     <w:p>
       <w:pPr>
         <w:pStyle w:val="Heading2"/>
@@ -13153,7 +13246,7 @@
         <w:t xml:space="preserve">Vorbereitung</w:t>
       </w:r>
     </w:p>
-    <w:bookmarkStart w:id="240" w:name="unser-wichtigster-satz-zum-problem"/>
+    <w:bookmarkStart w:id="251" w:name="unser-wichtigster-satz-zum-problem"/>
     <w:p>
       <w:pPr>
         <w:pStyle w:val="Heading3"/>
@@ -13169,8 +13262,8 @@
         </w:pict>
       </w:r>
     </w:p>
-    <w:bookmarkEnd w:id="240"/>
-    <w:bookmarkStart w:id="241" w:name="das-müssen-wir-unbedingt-zeigen"/>
+    <w:bookmarkEnd w:id="251"/>
+    <w:bookmarkStart w:id="252" w:name="das-müssen-wir-unbedingt-zeigen"/>
     <w:p>
       <w:pPr>
         <w:pStyle w:val="Heading3"/>
@@ -13186,8 +13279,8 @@
         </w:pict>
       </w:r>
     </w:p>
-    <w:bookmarkEnd w:id="241"/>
-    <w:bookmarkStart w:id="242" w:name="unser-wichtigster-test"/>
+    <w:bookmarkEnd w:id="252"/>
+    <w:bookmarkStart w:id="253" w:name="unser-wichtigster-test"/>
     <w:p>
       <w:pPr>
         <w:pStyle w:val="Heading3"/>
@@ -13203,8 +13296,8 @@
         </w:pict>
       </w:r>
     </w:p>
-    <w:bookmarkEnd w:id="242"/>
-    <w:bookmarkStart w:id="243" w:name="unsere-größte-verbesserung"/>
+    <w:bookmarkEnd w:id="253"/>
+    <w:bookmarkStart w:id="254" w:name="unsere-größte-verbesserung"/>
     <w:p>
       <w:pPr>
         <w:pStyle w:val="Heading3"/>
@@ -13227,10 +13320,10 @@
         </w:pict>
       </w:r>
     </w:p>
-    <w:bookmarkEnd w:id="243"/>
-    <w:bookmarkEnd w:id="244"/>
-    <w:bookmarkEnd w:id="245"/>
-    <w:bookmarkStart w:id="251" w:name="reflexion"/>
+    <w:bookmarkEnd w:id="254"/>
+    <w:bookmarkEnd w:id="255"/>
+    <w:bookmarkEnd w:id="256"/>
+    <w:bookmarkStart w:id="262" w:name="reflexion"/>
     <w:p>
       <w:pPr>
         <w:pStyle w:val="Heading1"/>
@@ -13239,7 +13332,7 @@
         <w:t xml:space="preserve">Reflexion</w:t>
       </w:r>
     </w:p>
-    <w:bookmarkStart w:id="246" w:name="über-das-ergebnis"/>
+    <w:bookmarkStart w:id="257" w:name="über-das-ergebnis"/>
     <w:p>
       <w:pPr>
         <w:pStyle w:val="Heading2"/>
@@ -13300,8 +13393,8 @@
         </w:pict>
       </w:r>
     </w:p>
-    <w:bookmarkEnd w:id="246"/>
-    <w:bookmarkStart w:id="247" w:name="über-den-lösungsweg"/>
+    <w:bookmarkEnd w:id="257"/>
+    <w:bookmarkStart w:id="258" w:name="über-den-lösungsweg"/>
     <w:p>
       <w:pPr>
         <w:pStyle w:val="Heading2"/>
@@ -13362,8 +13455,8 @@
         </w:pict>
       </w:r>
     </w:p>
-    <w:bookmarkEnd w:id="247"/>
-    <w:bookmarkStart w:id="248" w:name="über-die-zusammenarbeit"/>
+    <w:bookmarkEnd w:id="258"/>
+    <w:bookmarkStart w:id="259" w:name="über-die-zusammenarbeit"/>
     <w:p>
       <w:pPr>
         <w:pStyle w:val="Heading2"/>
@@ -13424,8 +13517,8 @@
         </w:pict>
       </w:r>
     </w:p>
-    <w:bookmarkEnd w:id="248"/>
-    <w:bookmarkStart w:id="249" w:name="über-das-lernen"/>
+    <w:bookmarkEnd w:id="259"/>
+    <w:bookmarkStart w:id="260" w:name="über-das-lernen"/>
     <w:p>
       <w:pPr>
         <w:pStyle w:val="Heading2"/>
@@ -13494,8 +13587,8 @@
         </w:pict>
       </w:r>
     </w:p>
-    <w:bookmarkEnd w:id="249"/>
-    <w:bookmarkStart w:id="250" w:name="abschluss"/>
+    <w:bookmarkEnd w:id="260"/>
+    <w:bookmarkStart w:id="261" w:name="abschluss"/>
     <w:p>
       <w:pPr>
         <w:pStyle w:val="Heading2"/>
@@ -13516,15 +13609,15 @@
       </w:r>
       <w:r>
         <w:rPr>
+          <w:bCs/>
           <w:b/>
-          <w:bCs/>
         </w:rPr>
         <w:t xml:space="preserve">Gute Problemlösung bedeutet nicht, sofort die richtige Antwort zu kennen. Gute Problemlösung bedeutet, systematisch einen Weg zur Lösung zu entwickeln, ihn zu prüfen und zu verbessern.</w:t>
       </w:r>
     </w:p>
-    <w:bookmarkEnd w:id="250"/>
-    <w:bookmarkEnd w:id="251"/>
-    <w:bookmarkStart w:id="260" w:name="X6e92bfeba7b9a3ceacd550ab6419a2317638c22"/>
+    <w:bookmarkEnd w:id="261"/>
+    <w:bookmarkEnd w:id="262"/>
+    <w:bookmarkStart w:id="271" w:name="X6e92bfeba7b9a3ceacd550ab6419a2317638c22"/>
     <w:p>
       <w:pPr>
         <w:pStyle w:val="Heading1"/>
@@ -13533,7 +13626,7 @@
         <w:t xml:space="preserve">Arbeitsheft – Komplexaufgabe 1: Lineare Algorithmen</w:t>
       </w:r>
     </w:p>
-    <w:bookmarkStart w:id="252" w:name="ausgangssituation"/>
+    <w:bookmarkStart w:id="263" w:name="ausgangssituation"/>
     <w:p>
       <w:pPr>
         <w:pStyle w:val="Heading2"/>
@@ -13550,8 +13643,8 @@
         <w:t xml:space="preserve">Für das Schulfest soll ein Programm entwickelt werden, das Eingaben verarbeitet und Ergebnisse berechnet.</w:t>
       </w:r>
     </w:p>
-    <w:bookmarkEnd w:id="252"/>
-    <w:bookmarkStart w:id="253" w:name="kompetenzziele"/>
+    <w:bookmarkEnd w:id="263"/>
+    <w:bookmarkStart w:id="264" w:name="kompetenzziele"/>
     <w:p>
       <w:pPr>
         <w:pStyle w:val="Heading2"/>
@@ -13568,8 +13661,8 @@
         <w:t xml:space="preserve">Lineare Algorithmen lesen, entwickeln und in Pseudocode, PAP und Python darstellen.</w:t>
       </w:r>
     </w:p>
-    <w:bookmarkEnd w:id="253"/>
-    <w:bookmarkStart w:id="254" w:name="aufgabe-1-1"/>
+    <w:bookmarkEnd w:id="264"/>
+    <w:bookmarkStart w:id="265" w:name="aufgabe-1-1"/>
     <w:p>
       <w:pPr>
         <w:pStyle w:val="Heading2"/>
@@ -13586,8 +13679,8 @@
         <w:t xml:space="preserve">Beschreibe den Ablauf zur Berechnung des Gesamtpreises aus Anzahl und Einzelpreis.</w:t>
       </w:r>
     </w:p>
-    <w:bookmarkEnd w:id="254"/>
-    <w:bookmarkStart w:id="255" w:name="aufgabe-2-1"/>
+    <w:bookmarkEnd w:id="265"/>
+    <w:bookmarkStart w:id="266" w:name="aufgabe-2-1"/>
     <w:p>
       <w:pPr>
         <w:pStyle w:val="Heading2"/>
@@ -13604,8 +13697,8 @@
         <w:t xml:space="preserve">Erstelle ein PAP für die Berechnung.</w:t>
       </w:r>
     </w:p>
-    <w:bookmarkEnd w:id="255"/>
-    <w:bookmarkStart w:id="256" w:name="aufgabe-3-1"/>
+    <w:bookmarkEnd w:id="266"/>
+    <w:bookmarkStart w:id="267" w:name="aufgabe-3-1"/>
     <w:p>
       <w:pPr>
         <w:pStyle w:val="Heading2"/>
@@ -13622,8 +13715,8 @@
         <w:t xml:space="preserve">Formuliere den Algorithmus als Pseudocode.</w:t>
       </w:r>
     </w:p>
-    <w:bookmarkEnd w:id="256"/>
-    <w:bookmarkStart w:id="257" w:name="aufgabe-4"/>
+    <w:bookmarkEnd w:id="267"/>
+    <w:bookmarkStart w:id="268" w:name="aufgabe-4"/>
     <w:p>
       <w:pPr>
         <w:pStyle w:val="Heading2"/>
@@ -13640,8 +13733,8 @@
         <w:t xml:space="preserve">Übertrage den Algorithmus nach Python.</w:t>
       </w:r>
     </w:p>
-    <w:bookmarkEnd w:id="257"/>
-    <w:bookmarkStart w:id="258" w:name="transfer-2"/>
+    <w:bookmarkEnd w:id="268"/>
+    <w:bookmarkStart w:id="269" w:name="transfer-2"/>
     <w:p>
       <w:pPr>
         <w:pStyle w:val="Heading2"/>
@@ -13658,8 +13751,8 @@
         <w:t xml:space="preserve">Entwickle einen Algorithmus zur Berechnung des Durchschnitts aus drei Messwerten.</w:t>
       </w:r>
     </w:p>
-    <w:bookmarkEnd w:id="258"/>
-    <w:bookmarkStart w:id="259" w:name="kompetenzcheck-1"/>
+    <w:bookmarkEnd w:id="269"/>
+    <w:bookmarkStart w:id="270" w:name="kompetenzcheck-1"/>
     <w:p>
       <w:pPr>
         <w:pStyle w:val="Heading2"/>
@@ -13676,13 +13769,9 @@
         <w:t xml:space="preserve">Erkläre den Unterschied zwischen Variable, Zuweisung und Ausgabe.</w:t>
       </w:r>
     </w:p>
-    <w:bookmarkEnd w:id="259"/>
-    <w:bookmarkEnd w:id="260"/>
-    <w:sectPr>
-      <w:footnotePr>
-        <w:numRestart w:val="eachSect"/>
-      </w:footnotePr>
-    </w:sectPr>
+    <w:bookmarkEnd w:id="270"/>
+    <w:bookmarkEnd w:id="271"/>
+    <w:sectPr/>
   </w:body>
 </w:document>
 </file>
@@ -13713,14 +13802,14 @@
 <file path=word/numbering.xml><?xml version="1.0" encoding="utf-8"?>
 <w:numbering xmlns:w="http://schemas.openxmlformats.org/wordprocessingml/2006/main">
   <w:abstractNum w:abstractNumId="990">
-    <w:nsid w:val="0000A990"/>
+    <w:nsid w:val="A990"/>
     <w:multiLevelType w:val="multilevel"/>
     <w:lvl w:ilvl="0">
       <w:numFmt w:val="bullet"/>
       <w:lvlText w:val=" "/>
       <w:lvlJc w:val="left"/>
       <w:pPr>
-        <w:ind w:left="720" w:hanging="360"/>
+        <w:ind w:left="720" w:hanging="480"/>
       </w:pPr>
     </w:lvl>
     <w:lvl w:ilvl="1">
@@ -13728,7 +13817,7 @@
       <w:lvlText w:val=" "/>
       <w:lvlJc w:val="left"/>
       <w:pPr>
-        <w:ind w:left="1440" w:hanging="360"/>
+        <w:ind w:left="1440" w:hanging="480"/>
       </w:pPr>
     </w:lvl>
     <w:lvl w:ilvl="2">
@@ -13736,7 +13825,7 @@
       <w:lvlText w:val=" "/>
       <w:lvlJc w:val="left"/>
       <w:pPr>
-        <w:ind w:left="2160" w:hanging="360"/>
+        <w:ind w:left="2160" w:hanging="480"/>
       </w:pPr>
     </w:lvl>
     <w:lvl w:ilvl="3">
@@ -13744,7 +13833,7 @@
       <w:lvlText w:val=" "/>
       <w:lvlJc w:val="left"/>
       <w:pPr>
-        <w:ind w:left="2880" w:hanging="360"/>
+        <w:ind w:left="2880" w:hanging="480"/>
       </w:pPr>
     </w:lvl>
     <w:lvl w:ilvl="4">
@@ -13752,7 +13841,7 @@
       <w:lvlText w:val=" "/>
       <w:lvlJc w:val="left"/>
       <w:pPr>
-        <w:ind w:left="3600" w:hanging="360"/>
+        <w:ind w:left="3600" w:hanging="480"/>
       </w:pPr>
     </w:lvl>
     <w:lvl w:ilvl="5">
@@ -13760,7 +13849,7 @@
       <w:lvlText w:val=" "/>
       <w:lvlJc w:val="left"/>
       <w:pPr>
-        <w:ind w:left="4320" w:hanging="360"/>
+        <w:ind w:left="4320" w:hanging="480"/>
       </w:pPr>
     </w:lvl>
     <w:lvl w:ilvl="6">
@@ -13768,7 +13857,7 @@
       <w:lvlText w:val=" "/>
       <w:lvlJc w:val="left"/>
       <w:pPr>
-        <w:ind w:left="5040" w:hanging="360"/>
+        <w:ind w:left="5040" w:hanging="480"/>
       </w:pPr>
     </w:lvl>
     <w:lvl w:ilvl="7">
@@ -13776,7 +13865,7 @@
       <w:lvlText w:val=" "/>
       <w:lvlJc w:val="left"/>
       <w:pPr>
-        <w:ind w:left="5760" w:hanging="360"/>
+        <w:ind w:left="5760" w:hanging="480"/>
       </w:pPr>
     </w:lvl>
     <w:lvl w:ilvl="8">
@@ -13784,115 +13873,88 @@
       <w:lvlText w:val=" "/>
       <w:lvlJc w:val="left"/>
       <w:pPr>
-        <w:ind w:left="6480" w:hanging="360"/>
+        <w:ind w:left="6480" w:hanging="480"/>
       </w:pPr>
     </w:lvl>
   </w:abstractNum>
   <w:abstractNum w:abstractNumId="991">
-    <w:nsid w:val="0000A991"/>
+    <w:nsid w:val="A991"/>
     <w:multiLevelType w:val="multilevel"/>
     <w:lvl w:ilvl="0">
       <w:numFmt w:val="bullet"/>
-      <w:lvlText w:val=""/>
+      <w:lvlText w:val="•"/>
       <w:lvlJc w:val="left"/>
       <w:pPr>
-        <w:ind w:left="720" w:hanging="360"/>
-      </w:pPr>
-      <w:rPr>
-        <w:rFonts w:ascii="Symbol" w:hAnsi="Symbol" w:cs="Symbol" w:hint="default"/>
-      </w:rPr>
+        <w:ind w:left="720" w:hanging="480"/>
+      </w:pPr>
     </w:lvl>
     <w:lvl w:ilvl="1">
       <w:numFmt w:val="bullet"/>
-      <w:lvlText w:val="o"/>
+      <w:lvlText w:val="–"/>
       <w:lvlJc w:val="left"/>
       <w:pPr>
-        <w:ind w:left="1440" w:hanging="360"/>
-      </w:pPr>
-      <w:rPr>
-        <w:rFonts w:ascii="Courier New" w:hAnsi="Courier New" w:cs="Courier New" w:hint="default"/>
-      </w:rPr>
+        <w:ind w:left="1440" w:hanging="480"/>
+      </w:pPr>
     </w:lvl>
     <w:lvl w:ilvl="2">
       <w:numFmt w:val="bullet"/>
-      <w:lvlText w:val=""/>
+      <w:lvlText w:val="•"/>
       <w:lvlJc w:val="left"/>
       <w:pPr>
-        <w:ind w:left="2160" w:hanging="360"/>
-      </w:pPr>
-      <w:rPr>
-        <w:rFonts w:ascii="Wingdings" w:hAnsi="Wingdings" w:cs="Wingdings" w:hint="default"/>
-      </w:rPr>
+        <w:ind w:left="2160" w:hanging="480"/>
+      </w:pPr>
     </w:lvl>
     <w:lvl w:ilvl="3">
       <w:numFmt w:val="bullet"/>
-      <w:lvlText w:val=""/>
+      <w:lvlText w:val="–"/>
       <w:lvlJc w:val="left"/>
       <w:pPr>
-        <w:ind w:left="2880" w:hanging="360"/>
-      </w:pPr>
-      <w:rPr>
-        <w:rFonts w:ascii="Symbol" w:hAnsi="Symbol" w:cs="Symbol" w:hint="default"/>
-      </w:rPr>
+        <w:ind w:left="2880" w:hanging="480"/>
+      </w:pPr>
     </w:lvl>
     <w:lvl w:ilvl="4">
       <w:numFmt w:val="bullet"/>
-      <w:lvlText w:val="o"/>
+      <w:lvlText w:val="•"/>
       <w:lvlJc w:val="left"/>
       <w:pPr>
-        <w:ind w:left="3600" w:hanging="360"/>
-      </w:pPr>
-      <w:rPr>
-        <w:rFonts w:ascii="Courier New" w:hAnsi="Courier New" w:cs="Courier New" w:hint="default"/>
-      </w:rPr>
+        <w:ind w:left="3600" w:hanging="480"/>
+      </w:pPr>
     </w:lvl>
     <w:lvl w:ilvl="5">
       <w:numFmt w:val="bullet"/>
-      <w:lvlText w:val=""/>
+      <w:lvlText w:val="–"/>
       <w:lvlJc w:val="left"/>
       <w:pPr>
-        <w:ind w:left="4320" w:hanging="360"/>
-      </w:pPr>
-      <w:rPr>
-        <w:rFonts w:ascii="Wingdings" w:hAnsi="Wingdings" w:cs="Wingdings" w:hint="default"/>
-      </w:rPr>
+        <w:ind w:left="4320" w:hanging="480"/>
+      </w:pPr>
     </w:lvl>
     <w:lvl w:ilvl="6">
       <w:numFmt w:val="bullet"/>
-      <w:lvlText w:val=""/>
+      <w:lvlText w:val="•"/>
       <w:lvlJc w:val="left"/>
       <w:pPr>
-        <w:ind w:left="5040" w:hanging="360"/>
-      </w:pPr>
-      <w:rPr>
-        <w:rFonts w:ascii="Symbol" w:hAnsi="Symbol" w:cs="Symbol" w:hint="default"/>
-      </w:rPr>
+        <w:ind w:left="5040" w:hanging="480"/>
+      </w:pPr>
     </w:lvl>
     <w:lvl w:ilvl="7">
       <w:numFmt w:val="bullet"/>
-      <w:lvlText w:val="o"/>
+      <w:lvlText w:val="–"/>
       <w:lvlJc w:val="left"/>
       <w:pPr>
-        <w:ind w:left="5760" w:hanging="360"/>
-      </w:pPr>
-      <w:rPr>
-        <w:rFonts w:ascii="Courier New" w:hAnsi="Courier New" w:cs="Courier New" w:hint="default"/>
-      </w:rPr>
+        <w:ind w:left="5760" w:hanging="480"/>
+      </w:pPr>
     </w:lvl>
     <w:lvl w:ilvl="8">
       <w:numFmt w:val="bullet"/>
-      <w:lvlText w:val=""/>
+      <w:lvlText w:val="•"/>
       <w:lvlJc w:val="left"/>
       <w:pPr>
-        <w:ind w:left="6480" w:hanging="360"/>
-      </w:pPr>
-      <w:rPr>
-        <w:rFonts w:ascii="Wingdings" w:hAnsi="Wingdings" w:cs="Wingdings" w:hint="default"/>
-      </w:rPr>
+        <w:ind w:left="6480" w:hanging="480"/>
+      </w:pPr>
     </w:lvl>
   </w:abstractNum>
   <w:abstractNum w:abstractNumId="99411">
-    <w:nsid w:val="00A99411"/>
+    <w:nsid w:val="A99411"/>
     <w:multiLevelType w:val="multilevel"/>
     <w:lvl w:ilvl="0">
       <w:start w:val="1"/>
@@ -13900,7 +13962,7 @@
       <w:lvlText w:val="%1."/>
       <w:lvlJc w:val="left"/>
       <w:pPr>
-        <w:ind w:left="720" w:hanging="360"/>
+        <w:ind w:left="720" w:hanging="480"/>
       </w:pPr>
     </w:lvl>
     <w:lvl w:ilvl="1">
@@ -13909,7 +13971,7 @@
       <w:lvlText w:val="%2."/>
       <w:lvlJc w:val="left"/>
       <w:pPr>
-        <w:ind w:left="1440" w:hanging="360"/>
+        <w:ind w:left="1440" w:hanging="480"/>
       </w:pPr>
     </w:lvl>
     <w:lvl w:ilvl="2">
@@ -13918,7 +13980,7 @@
       <w:lvlText w:val="%3."/>
       <w:lvlJc w:val="left"/>
       <w:pPr>
-        <w:ind w:left="2160" w:hanging="360"/>
+        <w:ind w:left="2160" w:hanging="480"/>
       </w:pPr>
     </w:lvl>
     <w:lvl w:ilvl="3">
@@ -13927,7 +13989,7 @@
       <w:lvlText w:val="%4."/>
       <w:lvlJc w:val="left"/>
       <w:pPr>
-        <w:ind w:left="2880" w:hanging="360"/>
+        <w:ind w:left="2880" w:hanging="480"/>
       </w:pPr>
     </w:lvl>
     <w:lvl w:ilvl="4">
@@ -13936,7 +13998,7 @@
       <w:lvlText w:val="%5."/>
       <w:lvlJc w:val="left"/>
       <w:pPr>
-        <w:ind w:left="3600" w:hanging="360"/>
+        <w:ind w:left="3600" w:hanging="480"/>
       </w:pPr>
     </w:lvl>
     <w:lvl w:ilvl="5">
@@ -13945,7 +14007,7 @@
       <w:lvlText w:val="%6."/>
       <w:lvlJc w:val="left"/>
       <w:pPr>
-        <w:ind w:left="4320" w:hanging="360"/>
+        <w:ind w:left="4320" w:hanging="480"/>
       </w:pPr>
     </w:lvl>
     <w:lvl w:ilvl="6">
@@ -13954,7 +14016,7 @@
       <w:lvlText w:val="%7."/>
       <w:lvlJc w:val="left"/>
       <w:pPr>
-        <w:ind w:left="5040" w:hanging="360"/>
+        <w:ind w:left="5040" w:hanging="480"/>
       </w:pPr>
     </w:lvl>
     <w:lvl w:ilvl="7">
@@ -13963,7 +14025,7 @@
       <w:lvlText w:val="%8."/>
       <w:lvlJc w:val="left"/>
       <w:pPr>
-        <w:ind w:left="5760" w:hanging="360"/>
+        <w:ind w:left="5760" w:hanging="480"/>
       </w:pPr>
     </w:lvl>
     <w:lvl w:ilvl="8">
@@ -13972,83 +14034,7 @@
       <w:lvlText w:val="%9."/>
       <w:lvlJc w:val="left"/>
       <w:pPr>
-        <w:ind w:left="6480" w:hanging="360"/>
-      </w:pPr>
-    </w:lvl>
-  </w:abstractNum>
-  <w:abstractNum w:abstractNumId="992">
-    <w:nsid w:val="0000A992"/>
-    <w:multiLevelType w:val="multilevel"/>
-    <w:lvl w:ilvl="0">
-      <w:numFmt w:val="bullet"/>
-      <w:lvlText w:val="☐"/>
-      <w:lvlJc w:val="left"/>
-      <w:pPr>
-        <w:ind w:left="720" w:hanging="360"/>
-      </w:pPr>
-    </w:lvl>
-    <w:lvl w:ilvl="1">
-      <w:numFmt w:val="bullet"/>
-      <w:lvlText w:val="☐"/>
-      <w:lvlJc w:val="left"/>
-      <w:pPr>
-        <w:ind w:left="1440" w:hanging="360"/>
-      </w:pPr>
-    </w:lvl>
-    <w:lvl w:ilvl="2">
-      <w:numFmt w:val="bullet"/>
-      <w:lvlText w:val="☐"/>
-      <w:lvlJc w:val="left"/>
-      <w:pPr>
-        <w:ind w:left="2160" w:hanging="360"/>
-      </w:pPr>
-    </w:lvl>
-    <w:lvl w:ilvl="3">
-      <w:numFmt w:val="bullet"/>
-      <w:lvlText w:val="☐"/>
-      <w:lvlJc w:val="left"/>
-      <w:pPr>
-        <w:ind w:left="2880" w:hanging="360"/>
-      </w:pPr>
-    </w:lvl>
-    <w:lvl w:ilvl="4">
-      <w:numFmt w:val="bullet"/>
-      <w:lvlText w:val="☐"/>
-      <w:lvlJc w:val="left"/>
-      <w:pPr>
-        <w:ind w:left="3600" w:hanging="360"/>
-      </w:pPr>
-    </w:lvl>
-    <w:lvl w:ilvl="5">
-      <w:numFmt w:val="bullet"/>
-      <w:lvlText w:val="☐"/>
-      <w:lvlJc w:val="left"/>
-      <w:pPr>
-        <w:ind w:left="4320" w:hanging="360"/>
-      </w:pPr>
-    </w:lvl>
-    <w:lvl w:ilvl="6">
-      <w:numFmt w:val="bullet"/>
-      <w:lvlText w:val="☐"/>
-      <w:lvlJc w:val="left"/>
-      <w:pPr>
-        <w:ind w:left="5040" w:hanging="360"/>
-      </w:pPr>
-    </w:lvl>
-    <w:lvl w:ilvl="7">
-      <w:numFmt w:val="bullet"/>
-      <w:lvlText w:val="☐"/>
-      <w:lvlJc w:val="left"/>
-      <w:pPr>
-        <w:ind w:left="5760" w:hanging="360"/>
-      </w:pPr>
-    </w:lvl>
-    <w:lvl w:ilvl="8">
-      <w:numFmt w:val="bullet"/>
-      <w:lvlText w:val="☐"/>
-      <w:lvlJc w:val="left"/>
-      <w:pPr>
-        <w:ind w:left="6480" w:hanging="360"/>
+        <w:ind w:left="6480" w:hanging="480"/>
       </w:pPr>
     </w:lvl>
   </w:abstractNum>
@@ -14671,213 +14657,129 @@
     <w:abstractNumId w:val="991"/>
   </w:num>
   <w:num w:numId="1044">
-    <w:abstractNumId w:val="992"/>
+    <w:abstractNumId w:val="991"/>
   </w:num>
   <w:num w:numId="1045">
-    <w:abstractNumId w:val="992"/>
+    <w:abstractNumId w:val="991"/>
   </w:num>
   <w:num w:numId="1046">
-    <w:abstractNumId w:val="992"/>
+    <w:abstractNumId w:val="99411"/>
+    <w:lvlOverride w:ilvl="0">
+      <w:startOverride w:val="1"/>
+    </w:lvlOverride>
+    <w:lvlOverride w:ilvl="1">
+      <w:startOverride w:val="1"/>
+    </w:lvlOverride>
+    <w:lvlOverride w:ilvl="2">
+      <w:startOverride w:val="1"/>
+    </w:lvlOverride>
+    <w:lvlOverride w:ilvl="3">
+      <w:startOverride w:val="1"/>
+    </w:lvlOverride>
+    <w:lvlOverride w:ilvl="4">
+      <w:startOverride w:val="1"/>
+    </w:lvlOverride>
+    <w:lvlOverride w:ilvl="5">
+      <w:startOverride w:val="1"/>
+    </w:lvlOverride>
+    <w:lvlOverride w:ilvl="6">
+      <w:startOverride w:val="1"/>
+    </w:lvlOverride>
+    <w:lvlOverride w:ilvl="7">
+      <w:startOverride w:val="1"/>
+    </w:lvlOverride>
+    <w:lvlOverride w:ilvl="8">
+      <w:startOverride w:val="1"/>
+    </w:lvlOverride>
   </w:num>
   <w:num w:numId="1047">
-    <w:abstractNumId w:val="992"/>
+    <w:abstractNumId w:val="99411"/>
+    <w:lvlOverride w:ilvl="0">
+      <w:startOverride w:val="1"/>
+    </w:lvlOverride>
+    <w:lvlOverride w:ilvl="1">
+      <w:startOverride w:val="1"/>
+    </w:lvlOverride>
+    <w:lvlOverride w:ilvl="2">
+      <w:startOverride w:val="1"/>
+    </w:lvlOverride>
+    <w:lvlOverride w:ilvl="3">
+      <w:startOverride w:val="1"/>
+    </w:lvlOverride>
+    <w:lvlOverride w:ilvl="4">
+      <w:startOverride w:val="1"/>
+    </w:lvlOverride>
+    <w:lvlOverride w:ilvl="5">
+      <w:startOverride w:val="1"/>
+    </w:lvlOverride>
+    <w:lvlOverride w:ilvl="6">
+      <w:startOverride w:val="1"/>
+    </w:lvlOverride>
+    <w:lvlOverride w:ilvl="7">
+      <w:startOverride w:val="1"/>
+    </w:lvlOverride>
+    <w:lvlOverride w:ilvl="8">
+      <w:startOverride w:val="1"/>
+    </w:lvlOverride>
   </w:num>
   <w:num w:numId="1048">
-    <w:abstractNumId w:val="992"/>
+    <w:abstractNumId w:val="991"/>
   </w:num>
   <w:num w:numId="1049">
-    <w:abstractNumId w:val="992"/>
+    <w:abstractNumId w:val="991"/>
   </w:num>
   <w:num w:numId="1050">
-    <w:abstractNumId w:val="992"/>
+    <w:abstractNumId w:val="991"/>
   </w:num>
   <w:num w:numId="1051">
-    <w:abstractNumId w:val="992"/>
+    <w:abstractNumId w:val="991"/>
   </w:num>
   <w:num w:numId="1052">
-    <w:abstractNumId w:val="992"/>
+    <w:abstractNumId w:val="99411"/>
+    <w:lvlOverride w:ilvl="0">
+      <w:startOverride w:val="1"/>
+    </w:lvlOverride>
+    <w:lvlOverride w:ilvl="1">
+      <w:startOverride w:val="1"/>
+    </w:lvlOverride>
+    <w:lvlOverride w:ilvl="2">
+      <w:startOverride w:val="1"/>
+    </w:lvlOverride>
+    <w:lvlOverride w:ilvl="3">
+      <w:startOverride w:val="1"/>
+    </w:lvlOverride>
+    <w:lvlOverride w:ilvl="4">
+      <w:startOverride w:val="1"/>
+    </w:lvlOverride>
+    <w:lvlOverride w:ilvl="5">
+      <w:startOverride w:val="1"/>
+    </w:lvlOverride>
+    <w:lvlOverride w:ilvl="6">
+      <w:startOverride w:val="1"/>
+    </w:lvlOverride>
+    <w:lvlOverride w:ilvl="7">
+      <w:startOverride w:val="1"/>
+    </w:lvlOverride>
+    <w:lvlOverride w:ilvl="8">
+      <w:startOverride w:val="1"/>
+    </w:lvlOverride>
   </w:num>
   <w:num w:numId="1053">
-    <w:abstractNumId w:val="992"/>
+    <w:abstractNumId w:val="991"/>
   </w:num>
   <w:num w:numId="1054">
-    <w:abstractNumId w:val="992"/>
+    <w:abstractNumId w:val="991"/>
   </w:num>
   <w:num w:numId="1055">
-    <w:abstractNumId w:val="99411"/>
-    <w:lvlOverride w:ilvl="0">
-      <w:startOverride w:val="1"/>
-    </w:lvlOverride>
-    <w:lvlOverride w:ilvl="1">
-      <w:startOverride w:val="1"/>
-    </w:lvlOverride>
-    <w:lvlOverride w:ilvl="2">
-      <w:startOverride w:val="1"/>
-    </w:lvlOverride>
-    <w:lvlOverride w:ilvl="3">
-      <w:startOverride w:val="1"/>
-    </w:lvlOverride>
-    <w:lvlOverride w:ilvl="4">
-      <w:startOverride w:val="1"/>
-    </w:lvlOverride>
-    <w:lvlOverride w:ilvl="5">
-      <w:startOverride w:val="1"/>
-    </w:lvlOverride>
-    <w:lvlOverride w:ilvl="6">
-      <w:startOverride w:val="1"/>
-    </w:lvlOverride>
-    <w:lvlOverride w:ilvl="7">
-      <w:startOverride w:val="1"/>
-    </w:lvlOverride>
-    <w:lvlOverride w:ilvl="8">
-      <w:startOverride w:val="1"/>
-    </w:lvlOverride>
+    <w:abstractNumId w:val="991"/>
   </w:num>
   <w:num w:numId="1056">
-    <w:abstractNumId w:val="99411"/>
-    <w:lvlOverride w:ilvl="0">
-      <w:startOverride w:val="1"/>
-    </w:lvlOverride>
-    <w:lvlOverride w:ilvl="1">
-      <w:startOverride w:val="1"/>
-    </w:lvlOverride>
-    <w:lvlOverride w:ilvl="2">
-      <w:startOverride w:val="1"/>
-    </w:lvlOverride>
-    <w:lvlOverride w:ilvl="3">
-      <w:startOverride w:val="1"/>
-    </w:lvlOverride>
-    <w:lvlOverride w:ilvl="4">
-      <w:startOverride w:val="1"/>
-    </w:lvlOverride>
-    <w:lvlOverride w:ilvl="5">
-      <w:startOverride w:val="1"/>
-    </w:lvlOverride>
-    <w:lvlOverride w:ilvl="6">
-      <w:startOverride w:val="1"/>
-    </w:lvlOverride>
-    <w:lvlOverride w:ilvl="7">
-      <w:startOverride w:val="1"/>
-    </w:lvlOverride>
-    <w:lvlOverride w:ilvl="8">
-      <w:startOverride w:val="1"/>
-    </w:lvlOverride>
+    <w:abstractNumId w:val="991"/>
   </w:num>
   <w:num w:numId="1057">
     <w:abstractNumId w:val="991"/>
   </w:num>
   <w:num w:numId="1058">
-    <w:abstractNumId w:val="992"/>
-  </w:num>
-  <w:num w:numId="1059">
-    <w:abstractNumId w:val="992"/>
-  </w:num>
-  <w:num w:numId="1060">
-    <w:abstractNumId w:val="992"/>
-  </w:num>
-  <w:num w:numId="1061">
-    <w:abstractNumId w:val="992"/>
-  </w:num>
-  <w:num w:numId="1062">
-    <w:abstractNumId w:val="992"/>
-  </w:num>
-  <w:num w:numId="1063">
-    <w:abstractNumId w:val="992"/>
-  </w:num>
-  <w:num w:numId="1064">
-    <w:abstractNumId w:val="992"/>
-  </w:num>
-  <w:num w:numId="1065">
-    <w:abstractNumId w:val="992"/>
-  </w:num>
-  <w:num w:numId="1066">
-    <w:abstractNumId w:val="992"/>
-  </w:num>
-  <w:num w:numId="1067">
-    <w:abstractNumId w:val="992"/>
-  </w:num>
-  <w:num w:numId="1068">
-    <w:abstractNumId w:val="992"/>
-  </w:num>
-  <w:num w:numId="1069">
-    <w:abstractNumId w:val="992"/>
-  </w:num>
-  <w:num w:numId="1070">
-    <w:abstractNumId w:val="99411"/>
-    <w:lvlOverride w:ilvl="0">
-      <w:startOverride w:val="1"/>
-    </w:lvlOverride>
-    <w:lvlOverride w:ilvl="1">
-      <w:startOverride w:val="1"/>
-    </w:lvlOverride>
-    <w:lvlOverride w:ilvl="2">
-      <w:startOverride w:val="1"/>
-    </w:lvlOverride>
-    <w:lvlOverride w:ilvl="3">
-      <w:startOverride w:val="1"/>
-    </w:lvlOverride>
-    <w:lvlOverride w:ilvl="4">
-      <w:startOverride w:val="1"/>
-    </w:lvlOverride>
-    <w:lvlOverride w:ilvl="5">
-      <w:startOverride w:val="1"/>
-    </w:lvlOverride>
-    <w:lvlOverride w:ilvl="6">
-      <w:startOverride w:val="1"/>
-    </w:lvlOverride>
-    <w:lvlOverride w:ilvl="7">
-      <w:startOverride w:val="1"/>
-    </w:lvlOverride>
-    <w:lvlOverride w:ilvl="8">
-      <w:startOverride w:val="1"/>
-    </w:lvlOverride>
-  </w:num>
-  <w:num w:numId="1071">
-    <w:abstractNumId w:val="991"/>
-  </w:num>
-  <w:num w:numId="1072">
-    <w:abstractNumId w:val="992"/>
-  </w:num>
-  <w:num w:numId="1073">
-    <w:abstractNumId w:val="992"/>
-  </w:num>
-  <w:num w:numId="1074">
-    <w:abstractNumId w:val="992"/>
-  </w:num>
-  <w:num w:numId="1075">
-    <w:abstractNumId w:val="992"/>
-  </w:num>
-  <w:num w:numId="1076">
-    <w:abstractNumId w:val="991"/>
-  </w:num>
-  <w:num w:numId="1077">
-    <w:abstractNumId w:val="991"/>
-  </w:num>
-  <w:num w:numId="1078">
-    <w:abstractNumId w:val="992"/>
-  </w:num>
-  <w:num w:numId="1079">
-    <w:abstractNumId w:val="992"/>
-  </w:num>
-  <w:num w:numId="1080">
-    <w:abstractNumId w:val="992"/>
-  </w:num>
-  <w:num w:numId="1081">
-    <w:abstractNumId w:val="992"/>
-  </w:num>
-  <w:num w:numId="1082">
-    <w:abstractNumId w:val="992"/>
-  </w:num>
-  <w:num w:numId="1083">
-    <w:abstractNumId w:val="992"/>
-  </w:num>
-  <w:num w:numId="1084">
-    <w:abstractNumId w:val="992"/>
-  </w:num>
-  <w:num w:numId="1085">
-    <w:abstractNumId w:val="992"/>
-  </w:num>
-  <w:num w:numId="1086">
     <w:abstractNumId w:val="991"/>
   </w:num>
 </w:numbering>
@@ -14888,10 +14790,10 @@
   <w:docDefaults>
     <w:rPrDefault>
       <w:rPr>
-        <w:rFonts w:asciiTheme="minorHAnsi" w:cstheme="minorBidi" w:eastAsiaTheme="minorEastAsia" w:hAnsiTheme="minorHAnsi"/>
+        <w:rFonts w:asciiTheme="minorHAnsi" w:cstheme="minorBidi" w:eastAsiaTheme="minorHAnsi" w:hAnsiTheme="minorHAnsi"/>
         <w:sz w:val="24"/>
         <w:szCs w:val="24"/>
-        <w:lang w:bidi="ar-SA" w:eastAsia="zh-CN" w:val="de-DE"/>
+        <w:lang w:bidi="ar-SA" w:eastAsia="en-US" w:val="de-DE"/>
       </w:rPr>
     </w:rPrDefault>
     <w:pPrDefault>
@@ -14909,10 +14811,10 @@
     <w:name w:val="Body Text"/>
     <w:basedOn w:val="Normal"/>
     <w:link w:val="BodyTextChar"/>
-    <w:qFormat/>
     <w:pPr>
       <w:spacing w:after="180" w:before="180"/>
     </w:pPr>
+    <w:qFormat/>
   </w:style>
   <w:style w:customStyle="1" w:styleId="FirstParagraph" w:type="paragraph">
     <w:name w:val="First Paragraph"/>
@@ -14932,94 +14834,57 @@
     <w:name w:val="Title"/>
     <w:basedOn w:val="Normal"/>
     <w:next w:val="BodyText"/>
-    <w:link w:val="TitleChar"/>
-    <w:uiPriority w:val="10"/>
     <w:qFormat/>
-    <w:rsid w:val="00A10FD9"/>
     <w:pPr>
-      <w:spacing w:after="80" w:line="240" w:lineRule="auto"/>
-      <w:contextualSpacing/>
+      <w:keepNext/>
+      <w:keepLines/>
+      <w:spacing w:after="240" w:before="480"/>
       <w:jc w:val="center"/>
     </w:pPr>
     <w:rPr>
       <w:rFonts w:asciiTheme="majorHAnsi" w:cstheme="majorBidi" w:eastAsiaTheme="majorEastAsia" w:hAnsiTheme="majorHAnsi"/>
-      <w:sz w:val="56"/>
-      <w:szCs w:val="56"/>
-    </w:rPr>
-  </w:style>
-  <w:style w:customStyle="1" w:styleId="TitleChar" w:type="character">
-    <w:name w:val="Title Char"/>
-    <w:basedOn w:val="DefaultParagraphFont"/>
-    <w:link w:val="Title"/>
-    <w:uiPriority w:val="10"/>
-    <w:rsid w:val="00A10FD9"/>
-    <w:rPr>
-      <w:rFonts w:asciiTheme="majorHAnsi" w:cstheme="majorBidi" w:eastAsiaTheme="majorEastAsia" w:hAnsiTheme="majorHAnsi"/>
-      <w:sz w:val="56"/>
-      <w:szCs w:val="56"/>
+      <w:b/>
+      <w:bCs/>
+      <w:color w:themeColor="accent1" w:themeShade="B5" w:val="345A8A"/>
+      <w:sz w:val="36"/>
+      <w:szCs w:val="36"/>
     </w:rPr>
   </w:style>
   <w:style w:styleId="Subtitle" w:type="paragraph">
     <w:name w:val="Subtitle"/>
     <w:basedOn w:val="Title"/>
     <w:next w:val="BodyText"/>
-    <w:link w:val="SubtitleChar"/>
-    <w:uiPriority w:val="11"/>
     <w:qFormat/>
-    <w:rsid w:val="00A10FD9"/>
     <w:pPr>
-      <w:numPr>
-        <w:ilvl w:val="1"/>
-      </w:numPr>
+      <w:keepNext/>
+      <w:keepLines/>
+      <w:spacing w:after="240" w:before="240"/>
+      <w:jc w:val="center"/>
     </w:pPr>
     <w:rPr>
-      <w:rFonts w:cstheme="majorBidi" w:eastAsiaTheme="majorEastAsia"/>
-      <w:spacing w:val="15"/>
-      <w:sz w:val="28"/>
-      <w:szCs w:val="28"/>
-    </w:rPr>
-  </w:style>
-  <w:style w:customStyle="1" w:styleId="SubtitleChar" w:type="character">
-    <w:name w:val="Subtitle Char"/>
-    <w:basedOn w:val="DefaultParagraphFont"/>
-    <w:link w:val="Subtitle"/>
-    <w:uiPriority w:val="11"/>
-    <w:rsid w:val="00A10FD9"/>
-    <w:rPr>
-      <w:rFonts w:cstheme="majorBidi" w:eastAsiaTheme="majorEastAsia"/>
-      <w:color w:themeColor="text1" w:themeTint="A6" w:val="595959"/>
-      <w:spacing w:val="15"/>
-      <w:sz w:val="28"/>
-      <w:szCs w:val="28"/>
+      <w:sz w:val="30"/>
+      <w:szCs w:val="30"/>
     </w:rPr>
   </w:style>
   <w:style w:customStyle="1" w:styleId="Author" w:type="paragraph">
     <w:name w:val="Author"/>
-    <w:basedOn w:val="Title"/>
     <w:next w:val="BodyText"/>
     <w:qFormat/>
     <w:pPr>
       <w:keepNext/>
       <w:keepLines/>
+      <w:jc w:val="center"/>
     </w:pPr>
-    <w:rPr>
-      <w:sz w:val="24"/>
-      <w:szCs w:val="24"/>
-    </w:rPr>
   </w:style>
   <w:style w:styleId="Date" w:type="paragraph">
     <w:name w:val="Date"/>
-    <w:basedOn w:val="Title"/>
     <w:next w:val="BodyText"/>
     <w:qFormat/>
     <w:pPr>
       <w:keepNext/>
       <w:keepLines/>
+      <w:jc w:val="center"/>
     </w:pPr>
-    <w:rPr>
-      <w:sz w:val="24"/>
-      <w:szCs w:val="24"/>
-    </w:rPr>
   </w:style>
   <w:style w:customStyle="1" w:styleId="AbstractTitle" w:type="paragraph">
     <w:name w:val="Abstract Title"/>
@@ -15029,13 +14894,15 @@
     <w:pPr>
       <w:keepNext/>
       <w:keepLines/>
+      <w:jc w:val="center"/>
       <w:spacing w:after="0" w:before="300"/>
-      <w:jc w:val="center"/>
     </w:pPr>
     <w:rPr>
-      <w:b/>
       <w:sz w:val="20"/>
       <w:szCs w:val="20"/>
+      <w:b/>
+      <w:color w:val="345A8A"/>
+      &gt;
     </w:rPr>
   </w:style>
   <w:style w:customStyle="1" w:styleId="Abstract" w:type="paragraph">
@@ -15062,321 +14929,191 @@
     <w:rPr/>
   </w:style>
   <w:style w:styleId="Heading1" w:type="paragraph">
-    <w:name w:val="heading 1"/>
+    <w:name w:val="Heading 1"/>
     <w:basedOn w:val="Normal"/>
     <w:next w:val="BodyText"/>
-    <w:link w:val="Heading1Char"/>
     <w:uiPriority w:val="9"/>
     <w:qFormat/>
-    <w:rsid w:val="00A10FD9"/>
     <w:pPr>
       <w:keepNext/>
       <w:keepLines/>
-      <w:spacing w:after="80" w:before="360"/>
+      <w:spacing w:after="0" w:before="480"/>
       <w:outlineLvl w:val="0"/>
     </w:pPr>
     <w:rPr>
       <w:rFonts w:asciiTheme="majorHAnsi" w:cstheme="majorBidi" w:eastAsiaTheme="majorEastAsia" w:hAnsiTheme="majorHAnsi"/>
-      <w:color w:themeColor="accent1" w:themeShade="BF" w:val="0F4761"/>
-      <w:sz w:val="40"/>
-      <w:szCs w:val="40"/>
+      <w:b/>
+      <w:bCs/>
+      <w:color w:themeColor="accent1" w:val="4F81BD"/>
+      <w:sz w:val="32"/>
+      <w:szCs w:val="32"/>
     </w:rPr>
   </w:style>
   <w:style w:styleId="Heading2" w:type="paragraph">
-    <w:name w:val="heading 2"/>
+    <w:name w:val="Heading 2"/>
     <w:basedOn w:val="Normal"/>
     <w:next w:val="BodyText"/>
-    <w:link w:val="Heading2Char"/>
     <w:uiPriority w:val="9"/>
-    <w:semiHidden/>
     <w:unhideWhenUsed/>
     <w:qFormat/>
-    <w:rsid w:val="00A10FD9"/>
     <w:pPr>
       <w:keepNext/>
       <w:keepLines/>
-      <w:spacing w:after="80" w:before="160"/>
+      <w:spacing w:after="0" w:before="200"/>
       <w:outlineLvl w:val="1"/>
     </w:pPr>
     <w:rPr>
       <w:rFonts w:asciiTheme="majorHAnsi" w:cstheme="majorBidi" w:eastAsiaTheme="majorEastAsia" w:hAnsiTheme="majorHAnsi"/>
-      <w:color w:themeColor="accent1" w:themeShade="BF" w:val="0F4761"/>
-      <w:sz w:val="32"/>
-      <w:szCs w:val="32"/>
-    </w:rPr>
-  </w:style>
-  <w:style w:styleId="Heading3" w:type="paragraph">
-    <w:name w:val="heading 3"/>
-    <w:basedOn w:val="Normal"/>
-    <w:next w:val="BodyText"/>
-    <w:link w:val="Heading3Char"/>
-    <w:uiPriority w:val="9"/>
-    <w:semiHidden/>
-    <w:unhideWhenUsed/>
-    <w:qFormat/>
-    <w:rsid w:val="00A10FD9"/>
-    <w:pPr>
-      <w:keepNext/>
-      <w:keepLines/>
-      <w:spacing w:after="80" w:before="160"/>
-      <w:outlineLvl w:val="2"/>
-    </w:pPr>
-    <w:rPr>
-      <w:rFonts w:cstheme="majorBidi" w:eastAsiaTheme="majorEastAsia"/>
-      <w:color w:themeColor="accent1" w:themeShade="BF" w:val="0F4761"/>
+      <w:b/>
+      <w:bCs/>
+      <w:color w:themeColor="accent1" w:val="4F81BD"/>
       <w:sz w:val="28"/>
       <w:szCs w:val="28"/>
     </w:rPr>
   </w:style>
-  <w:style w:styleId="Heading4" w:type="paragraph">
-    <w:name w:val="heading 4"/>
+  <w:style w:styleId="Heading3" w:type="paragraph">
+    <w:name w:val="Heading 3"/>
     <w:basedOn w:val="Normal"/>
     <w:next w:val="BodyText"/>
-    <w:link w:val="Heading4Char"/>
     <w:uiPriority w:val="9"/>
-    <w:semiHidden/>
     <w:unhideWhenUsed/>
     <w:qFormat/>
-    <w:rsid w:val="00A10FD9"/>
     <w:pPr>
       <w:keepNext/>
       <w:keepLines/>
-      <w:spacing w:after="40" w:before="80"/>
+      <w:spacing w:after="0" w:before="200"/>
+      <w:outlineLvl w:val="2"/>
+    </w:pPr>
+    <w:rPr>
+      <w:rFonts w:asciiTheme="majorHAnsi" w:cstheme="majorBidi" w:eastAsiaTheme="majorEastAsia" w:hAnsiTheme="majorHAnsi"/>
+      <w:b/>
+      <w:bCs/>
+      <w:color w:themeColor="accent1" w:val="4F81BD"/>
+      <w:sz w:val="24"/>
+      <w:szCs w:val="24"/>
+    </w:rPr>
+  </w:style>
+  <w:style w:styleId="Heading4" w:type="paragraph">
+    <w:name w:val="Heading 4"/>
+    <w:basedOn w:val="Normal"/>
+    <w:next w:val="BodyText"/>
+    <w:uiPriority w:val="9"/>
+    <w:unhideWhenUsed/>
+    <w:qFormat/>
+    <w:pPr>
+      <w:keepNext/>
+      <w:keepLines/>
+      <w:spacing w:after="0" w:before="200"/>
       <w:outlineLvl w:val="3"/>
     </w:pPr>
     <w:rPr>
-      <w:rFonts w:cstheme="majorBidi" w:eastAsiaTheme="majorEastAsia"/>
+      <w:rFonts w:asciiTheme="majorHAnsi" w:cstheme="majorBidi" w:eastAsiaTheme="majorEastAsia" w:hAnsiTheme="majorHAnsi"/>
       <w:i/>
-      <w:iCs/>
-      <w:color w:themeColor="accent1" w:themeShade="BF" w:val="0F4761"/>
+      <w:bCs/>
+      <w:color w:themeColor="accent1" w:val="4F81BD"/>
+      <w:sz w:val="24"/>
+      <w:szCs w:val="24"/>
     </w:rPr>
   </w:style>
   <w:style w:styleId="Heading5" w:type="paragraph">
-    <w:name w:val="heading 5"/>
+    <w:name w:val="Heading 5"/>
     <w:basedOn w:val="Normal"/>
     <w:next w:val="BodyText"/>
-    <w:link w:val="Heading5Char"/>
     <w:uiPriority w:val="9"/>
-    <w:semiHidden/>
     <w:unhideWhenUsed/>
     <w:qFormat/>
-    <w:rsid w:val="00A10FD9"/>
     <w:pPr>
       <w:keepNext/>
       <w:keepLines/>
-      <w:spacing w:after="40" w:before="80"/>
+      <w:spacing w:after="0" w:before="200"/>
       <w:outlineLvl w:val="4"/>
     </w:pPr>
     <w:rPr>
-      <w:rFonts w:cstheme="majorBidi" w:eastAsiaTheme="majorEastAsia"/>
-      <w:color w:themeColor="accent1" w:themeShade="BF" w:val="0F4761"/>
+      <w:rFonts w:asciiTheme="majorHAnsi" w:cstheme="majorBidi" w:eastAsiaTheme="majorEastAsia" w:hAnsiTheme="majorHAnsi"/>
+      <w:iCs/>
+      <w:color w:themeColor="accent1" w:val="4F81BD"/>
+      <w:sz w:val="24"/>
+      <w:szCs w:val="24"/>
     </w:rPr>
   </w:style>
   <w:style w:styleId="Heading6" w:type="paragraph">
-    <w:name w:val="heading 6"/>
+    <w:name w:val="Heading 6"/>
     <w:basedOn w:val="Normal"/>
     <w:next w:val="BodyText"/>
-    <w:link w:val="Heading6Char"/>
     <w:uiPriority w:val="9"/>
-    <w:semiHidden/>
     <w:unhideWhenUsed/>
     <w:qFormat/>
-    <w:rsid w:val="00A10FD9"/>
     <w:pPr>
       <w:keepNext/>
       <w:keepLines/>
-      <w:spacing w:after="0" w:before="40"/>
+      <w:spacing w:after="0" w:before="200"/>
       <w:outlineLvl w:val="5"/>
     </w:pPr>
     <w:rPr>
-      <w:rFonts w:cstheme="majorBidi" w:eastAsiaTheme="majorEastAsia"/>
-      <w:i/>
-      <w:iCs/>
-      <w:color w:themeColor="text1" w:themeTint="A6" w:val="595959"/>
+      <w:rFonts w:asciiTheme="majorHAnsi" w:cstheme="majorBidi" w:eastAsiaTheme="majorEastAsia" w:hAnsiTheme="majorHAnsi"/>
+      <w:color w:themeColor="accent1" w:val="4F81BD"/>
+      <w:sz w:val="24"/>
+      <w:szCs w:val="24"/>
     </w:rPr>
   </w:style>
   <w:style w:styleId="Heading7" w:type="paragraph">
-    <w:name w:val="heading 7"/>
+    <w:name w:val="Heading 7"/>
     <w:basedOn w:val="Normal"/>
     <w:next w:val="BodyText"/>
-    <w:link w:val="Heading7Char"/>
     <w:uiPriority w:val="9"/>
-    <w:semiHidden/>
     <w:unhideWhenUsed/>
     <w:qFormat/>
-    <w:rsid w:val="00A10FD9"/>
     <w:pPr>
       <w:keepNext/>
       <w:keepLines/>
-      <w:spacing w:after="0" w:before="40"/>
+      <w:spacing w:after="0" w:before="200"/>
       <w:outlineLvl w:val="6"/>
     </w:pPr>
     <w:rPr>
-      <w:rFonts w:cstheme="majorBidi" w:eastAsiaTheme="majorEastAsia"/>
-      <w:color w:themeColor="text1" w:themeTint="A6" w:val="595959"/>
+      <w:rFonts w:asciiTheme="majorHAnsi" w:cstheme="majorBidi" w:eastAsiaTheme="majorEastAsia" w:hAnsiTheme="majorHAnsi"/>
+      <w:color w:themeColor="accent1" w:val="4F81BD"/>
+      <w:sz w:val="24"/>
+      <w:szCs w:val="24"/>
     </w:rPr>
   </w:style>
   <w:style w:styleId="Heading8" w:type="paragraph">
-    <w:name w:val="heading 8"/>
+    <w:name w:val="Heading 8"/>
     <w:basedOn w:val="Normal"/>
     <w:next w:val="BodyText"/>
-    <w:link w:val="Heading8Char"/>
     <w:uiPriority w:val="9"/>
-    <w:semiHidden/>
     <w:unhideWhenUsed/>
     <w:qFormat/>
-    <w:rsid w:val="00A10FD9"/>
     <w:pPr>
       <w:keepNext/>
       <w:keepLines/>
-      <w:spacing w:after="0"/>
+      <w:spacing w:after="0" w:before="200"/>
       <w:outlineLvl w:val="7"/>
     </w:pPr>
     <w:rPr>
-      <w:rFonts w:cstheme="majorBidi" w:eastAsiaTheme="majorEastAsia"/>
-      <w:i/>
-      <w:iCs/>
-      <w:color w:themeColor="text1" w:themeTint="D8" w:val="272727"/>
+      <w:rFonts w:asciiTheme="majorHAnsi" w:cstheme="majorBidi" w:eastAsiaTheme="majorEastAsia" w:hAnsiTheme="majorHAnsi"/>
+      <w:color w:themeColor="accent1" w:val="4F81BD"/>
+      <w:sz w:val="24"/>
+      <w:szCs w:val="24"/>
     </w:rPr>
   </w:style>
   <w:style w:styleId="Heading9" w:type="paragraph">
-    <w:name w:val="heading 9"/>
+    <w:name w:val="Heading 9"/>
     <w:basedOn w:val="Normal"/>
     <w:next w:val="BodyText"/>
-    <w:link w:val="Heading9Char"/>
     <w:uiPriority w:val="9"/>
-    <w:semiHidden/>
     <w:unhideWhenUsed/>
     <w:qFormat/>
-    <w:rsid w:val="00A10FD9"/>
     <w:pPr>
       <w:keepNext/>
       <w:keepLines/>
-      <w:spacing w:after="0"/>
+      <w:spacing w:after="0" w:before="200"/>
       <w:outlineLvl w:val="8"/>
     </w:pPr>
     <w:rPr>
-      <w:rFonts w:cstheme="majorBidi" w:eastAsiaTheme="majorEastAsia"/>
-      <w:color w:themeColor="text1" w:themeTint="D8" w:val="272727"/>
-    </w:rPr>
-  </w:style>
-  <w:style w:customStyle="1" w:styleId="Heading1Char" w:type="character">
-    <w:name w:val="Heading 1 Char"/>
-    <w:basedOn w:val="DefaultParagraphFont"/>
-    <w:link w:val="Heading1"/>
-    <w:uiPriority w:val="9"/>
-    <w:rsid w:val="00A10FD9"/>
-    <w:rPr>
       <w:rFonts w:asciiTheme="majorHAnsi" w:cstheme="majorBidi" w:eastAsiaTheme="majorEastAsia" w:hAnsiTheme="majorHAnsi"/>
-      <w:color w:themeColor="accent1" w:themeShade="BF" w:val="0F4761"/>
-      <w:sz w:val="40"/>
-      <w:szCs w:val="40"/>
-    </w:rPr>
-  </w:style>
-  <w:style w:customStyle="1" w:styleId="Heading2Char" w:type="character">
-    <w:name w:val="Heading 2 Char"/>
-    <w:basedOn w:val="DefaultParagraphFont"/>
-    <w:link w:val="Heading2"/>
-    <w:uiPriority w:val="9"/>
-    <w:semiHidden/>
-    <w:rsid w:val="00A10FD9"/>
-    <w:rPr>
-      <w:rFonts w:asciiTheme="majorHAnsi" w:cstheme="majorBidi" w:eastAsiaTheme="majorEastAsia" w:hAnsiTheme="majorHAnsi"/>
-      <w:color w:themeColor="accent1" w:themeShade="BF" w:val="0F4761"/>
-      <w:sz w:val="32"/>
-      <w:szCs w:val="32"/>
-    </w:rPr>
-  </w:style>
-  <w:style w:customStyle="1" w:styleId="Heading3Char" w:type="character">
-    <w:name w:val="Heading 3 Char"/>
-    <w:basedOn w:val="DefaultParagraphFont"/>
-    <w:link w:val="Heading3"/>
-    <w:uiPriority w:val="9"/>
-    <w:semiHidden/>
-    <w:rsid w:val="00A10FD9"/>
-    <w:rPr>
-      <w:rFonts w:cstheme="majorBidi" w:eastAsiaTheme="majorEastAsia"/>
-      <w:color w:themeColor="accent1" w:themeShade="BF" w:val="0F4761"/>
-      <w:sz w:val="28"/>
-      <w:szCs w:val="28"/>
-    </w:rPr>
-  </w:style>
-  <w:style w:customStyle="1" w:styleId="Heading4Char" w:type="character">
-    <w:name w:val="Heading 4 Char"/>
-    <w:basedOn w:val="DefaultParagraphFont"/>
-    <w:link w:val="Heading4"/>
-    <w:uiPriority w:val="9"/>
-    <w:semiHidden/>
-    <w:rsid w:val="00A10FD9"/>
-    <w:rPr>
-      <w:rFonts w:cstheme="majorBidi" w:eastAsiaTheme="majorEastAsia"/>
-      <w:i/>
-      <w:iCs/>
-      <w:color w:themeColor="accent1" w:themeShade="BF" w:val="0F4761"/>
-    </w:rPr>
-  </w:style>
-  <w:style w:customStyle="1" w:styleId="Heading5Char" w:type="character">
-    <w:name w:val="Heading 5 Char"/>
-    <w:basedOn w:val="DefaultParagraphFont"/>
-    <w:link w:val="Heading5"/>
-    <w:uiPriority w:val="9"/>
-    <w:semiHidden/>
-    <w:rsid w:val="00A10FD9"/>
-    <w:rPr>
-      <w:rFonts w:cstheme="majorBidi" w:eastAsiaTheme="majorEastAsia"/>
-      <w:color w:themeColor="accent1" w:themeShade="BF" w:val="0F4761"/>
-    </w:rPr>
-  </w:style>
-  <w:style w:customStyle="1" w:styleId="Heading6Char" w:type="character">
-    <w:name w:val="Heading 6 Char"/>
-    <w:basedOn w:val="DefaultParagraphFont"/>
-    <w:link w:val="Heading6"/>
-    <w:uiPriority w:val="9"/>
-    <w:semiHidden/>
-    <w:rsid w:val="00A10FD9"/>
-    <w:rPr>
-      <w:rFonts w:cstheme="majorBidi" w:eastAsiaTheme="majorEastAsia"/>
-      <w:i/>
-      <w:iCs/>
-      <w:color w:themeColor="text1" w:themeTint="A6" w:val="595959"/>
-    </w:rPr>
-  </w:style>
-  <w:style w:customStyle="1" w:styleId="Heading7Char" w:type="character">
-    <w:name w:val="Heading 7 Char"/>
-    <w:basedOn w:val="DefaultParagraphFont"/>
-    <w:link w:val="Heading7"/>
-    <w:uiPriority w:val="9"/>
-    <w:semiHidden/>
-    <w:rsid w:val="00A10FD9"/>
-    <w:rPr>
-      <w:rFonts w:cstheme="majorBidi" w:eastAsiaTheme="majorEastAsia"/>
-      <w:color w:themeColor="text1" w:themeTint="A6" w:val="595959"/>
-    </w:rPr>
-  </w:style>
-  <w:style w:customStyle="1" w:styleId="Heading8Char" w:type="character">
-    <w:name w:val="Heading 8 Char"/>
-    <w:basedOn w:val="DefaultParagraphFont"/>
-    <w:link w:val="Heading8"/>
-    <w:uiPriority w:val="9"/>
-    <w:semiHidden/>
-    <w:rsid w:val="00A10FD9"/>
-    <w:rPr>
-      <w:rFonts w:cstheme="majorBidi" w:eastAsiaTheme="majorEastAsia"/>
-      <w:i/>
-      <w:iCs/>
-      <w:color w:themeColor="text1" w:themeTint="D8" w:val="272727"/>
-    </w:rPr>
-  </w:style>
-  <w:style w:customStyle="1" w:styleId="Heading9Char" w:type="character">
-    <w:name w:val="Heading 9 Char"/>
-    <w:basedOn w:val="DefaultParagraphFont"/>
-    <w:link w:val="Heading9"/>
-    <w:uiPriority w:val="9"/>
-    <w:semiHidden/>
-    <w:rsid w:val="00A10FD9"/>
-    <w:rPr>
-      <w:rFonts w:cstheme="majorBidi" w:eastAsiaTheme="majorEastAsia"/>
-      <w:color w:themeColor="text1" w:themeTint="D8" w:val="272727"/>
+      <w:color w:themeColor="accent1" w:val="4F81BD"/>
+      <w:sz w:val="24"/>
+      <w:szCs w:val="24"/>
     </w:rPr>
   </w:style>
   <w:style w:styleId="BlockText" w:type="paragraph">
@@ -15399,18 +15136,6 @@
     <w:unhideWhenUsed/>
     <w:qFormat/>
   </w:style>
-  <w:style w:styleId="FootnoteBlockText" w:type="paragraph">
-    <w:name w:val="Footnote Block Text"/>
-    <w:basedOn w:val="FootnoteText"/>
-    <w:next w:val="FootnoteText"/>
-    <w:uiPriority w:val="9"/>
-    <w:unhideWhenUsed/>
-    <w:qFormat/>
-    <w:pPr>
-      <w:spacing w:after="100" w:before="100"/>
-      <w:ind w:firstLine="0" w:left="480" w:right="480"/>
-    </w:pPr>
-  </w:style>
   <w:style w:default="1" w:styleId="DefaultParagraphFont" w:type="character">
     <w:name w:val="Default Paragraph Font"/>
     <w:semiHidden/>
@@ -15432,11 +15157,18 @@
       </w:tblCellMar>
     </w:tblPr>
     <w:tblStylePr w:type="firstRow">
+      <w:tblPr>
+        <w:jc w:val="left"/>
+        <w:tblInd w:type="dxa" w:w="0"/>
+      </w:tblPr>
+      <w:trPr>
+        <w:jc w:val="left"/>
+      </w:trPr>
       <w:tcPr>
+        <w:vAlign w:val="bottom"/>
         <w:tcBorders>
           <w:bottom w:val="single"/>
         </w:tcBorders>
-        <w:vAlign w:val="bottom"/>
       </w:tcPr>
     </w:tblStylePr>
   </w:style>
@@ -15551,8 +15283,8 @@
     <w:name w:val="KeywordTok"/>
     <w:basedOn w:val="VerbatimChar"/>
     <w:rPr>
+      <w:color w:val="007020"/>
       <w:b/>
-      <w:color w:val="007020"/>
     </w:rPr>
   </w:style>
   <w:style w:type="character" w:customStyle="1" w:styleId="DataTypeTok">
@@ -15629,42 +15361,42 @@
     <w:name w:val="ImportTok"/>
     <w:basedOn w:val="VerbatimChar"/>
     <w:rPr>
+      <w:color w:val="008000"/>
       <w:b/>
-      <w:color w:val="008000"/>
     </w:rPr>
   </w:style>
   <w:style w:type="character" w:customStyle="1" w:styleId="CommentTok">
     <w:name w:val="CommentTok"/>
     <w:basedOn w:val="VerbatimChar"/>
     <w:rPr>
+      <w:color w:val="60a0b0"/>
       <w:i/>
-      <w:color w:val="60a0b0"/>
     </w:rPr>
   </w:style>
   <w:style w:type="character" w:customStyle="1" w:styleId="DocumentationTok">
     <w:name w:val="DocumentationTok"/>
     <w:basedOn w:val="VerbatimChar"/>
     <w:rPr>
+      <w:color w:val="ba2121"/>
       <w:i/>
-      <w:color w:val="ba2121"/>
     </w:rPr>
   </w:style>
   <w:style w:type="character" w:customStyle="1" w:styleId="AnnotationTok">
     <w:name w:val="AnnotationTok"/>
     <w:basedOn w:val="VerbatimChar"/>
     <w:rPr>
+      <w:color w:val="60a0b0"/>
       <w:b/>
       <w:i/>
-      <w:color w:val="60a0b0"/>
     </w:rPr>
   </w:style>
   <w:style w:type="character" w:customStyle="1" w:styleId="CommentVarTok">
     <w:name w:val="CommentVarTok"/>
     <w:basedOn w:val="VerbatimChar"/>
     <w:rPr>
+      <w:color w:val="60a0b0"/>
       <w:b/>
       <w:i/>
-      <w:color w:val="60a0b0"/>
     </w:rPr>
   </w:style>
   <w:style w:type="character" w:customStyle="1" w:styleId="OtherTok">
@@ -15692,8 +15424,8 @@
     <w:name w:val="ControlFlowTok"/>
     <w:basedOn w:val="VerbatimChar"/>
     <w:rPr>
+      <w:color w:val="007020"/>
       <w:b/>
-      <w:color w:val="007020"/>
     </w:rPr>
   </w:style>
   <w:style w:type="character" w:customStyle="1" w:styleId="OperatorTok">
@@ -15738,34 +15470,34 @@
     <w:name w:val="InformationTok"/>
     <w:basedOn w:val="VerbatimChar"/>
     <w:rPr>
+      <w:color w:val="60a0b0"/>
       <w:b/>
       <w:i/>
-      <w:color w:val="60a0b0"/>
     </w:rPr>
   </w:style>
   <w:style w:type="character" w:customStyle="1" w:styleId="WarningTok">
     <w:name w:val="WarningTok"/>
     <w:basedOn w:val="VerbatimChar"/>
     <w:rPr>
+      <w:color w:val="60a0b0"/>
       <w:b/>
       <w:i/>
-      <w:color w:val="60a0b0"/>
     </w:rPr>
   </w:style>
   <w:style w:type="character" w:customStyle="1" w:styleId="AlertTok">
     <w:name w:val="AlertTok"/>
     <w:basedOn w:val="VerbatimChar"/>
     <w:rPr>
+      <w:color w:val="ff0000"/>
       <w:b/>
-      <w:color w:val="ff0000"/>
     </w:rPr>
   </w:style>
   <w:style w:type="character" w:customStyle="1" w:styleId="ErrorTok">
     <w:name w:val="ErrorTok"/>
     <w:basedOn w:val="VerbatimChar"/>
     <w:rPr>
+      <w:color w:val="ff0000"/>
       <w:b/>
-      <w:color w:val="ff0000"/>
     </w:rPr>
   </w:style>
   <w:style w:type="character" w:customStyle="1" w:styleId="NormalTok">
@@ -15787,44 +15519,44 @@
         <a:sysClr val="window" lastClr="FFFFFF"/>
       </a:lt1>
       <a:dk2>
-        <a:srgbClr val="0E2841"/>
+        <a:srgbClr val="1F497D"/>
       </a:dk2>
       <a:lt2>
-        <a:srgbClr val="E8E8E8"/>
+        <a:srgbClr val="EEECE1"/>
       </a:lt2>
       <a:accent1>
-        <a:srgbClr val="156082"/>
+        <a:srgbClr val="4F81BD"/>
       </a:accent1>
       <a:accent2>
-        <a:srgbClr val="E97132"/>
+        <a:srgbClr val="C0504D"/>
       </a:accent2>
       <a:accent3>
-        <a:srgbClr val="196B24"/>
+        <a:srgbClr val="9BBB59"/>
       </a:accent3>
       <a:accent4>
-        <a:srgbClr val="0F9ED5"/>
+        <a:srgbClr val="8064A2"/>
       </a:accent4>
       <a:accent5>
-        <a:srgbClr val="A02B93"/>
+        <a:srgbClr val="4BACC6"/>
       </a:accent5>
       <a:accent6>
-        <a:srgbClr val="4EA72E"/>
+        <a:srgbClr val="F79646"/>
       </a:accent6>
       <a:hlink>
-        <a:srgbClr val="467886"/>
+        <a:srgbClr val="0000FF"/>
       </a:hlink>
       <a:folHlink>
-        <a:srgbClr val="96607D"/>
+        <a:srgbClr val="800080"/>
       </a:folHlink>
     </a:clrScheme>
     <a:fontScheme name="Office">
       <a:majorFont>
-        <a:latin typeface="Aptos Display" panose="02110004020202020204"/>
+        <a:latin typeface="Calibri"/>
         <a:ea typeface=""/>
         <a:cs typeface=""/>
-        <a:font script="Jpan" typeface="游ゴシック Light"/>
+        <a:font script="Jpan" typeface="ＭＳ ゴシック"/>
         <a:font script="Hang" typeface="맑은 고딕"/>
-        <a:font script="Hans" typeface="等线 Light"/>
+        <a:font script="Hans" typeface="宋体"/>
         <a:font script="Hant" typeface="新細明體"/>
         <a:font script="Arab" typeface="Times New Roman"/>
         <a:font script="Hebr" typeface="Times New Roman"/>
@@ -15851,32 +15583,14 @@
         <a:font script="Mong" typeface="Mongolian Baiti"/>
         <a:font script="Viet" typeface="Times New Roman"/>
         <a:font script="Uigh" typeface="Microsoft Uighur"/>
-        <a:font script="Geor" typeface="Sylfaen"/>
-        <a:font script="Armn" typeface="Arial"/>
-        <a:font script="Bugi" typeface="Leelawadee UI"/>
-        <a:font script="Bopo" typeface="Microsoft JhengHei"/>
-        <a:font script="Java" typeface="Javanese Text"/>
-        <a:font script="Lisu" typeface="Segoe UI"/>
-        <a:font script="Mymr" typeface="Myanmar Text"/>
-        <a:font script="Nkoo" typeface="Ebrima"/>
-        <a:font script="Olck" typeface="Nirmala UI"/>
-        <a:font script="Osma" typeface="Ebrima"/>
-        <a:font script="Phag" typeface="Phagspa"/>
-        <a:font script="Syrn" typeface="Estrangelo Edessa"/>
-        <a:font script="Syrj" typeface="Estrangelo Edessa"/>
-        <a:font script="Syre" typeface="Estrangelo Edessa"/>
-        <a:font script="Sora" typeface="Nirmala UI"/>
-        <a:font script="Tale" typeface="Microsoft Tai Le"/>
-        <a:font script="Talu" typeface="Microsoft New Tai Lue"/>
-        <a:font script="Tfng" typeface="Ebrima"/>
       </a:majorFont>
       <a:minorFont>
-        <a:latin typeface="Aptos" panose="02110004020202020204"/>
+        <a:latin typeface="Cambria"/>
         <a:ea typeface=""/>
         <a:cs typeface=""/>
-        <a:font script="Jpan" typeface="游明朝"/>
+        <a:font script="Jpan" typeface="ＭＳ 明朝"/>
         <a:font script="Hang" typeface="맑은 고딕"/>
-        <a:font script="Hans" typeface="等线"/>
+        <a:font script="Hans" typeface="宋体"/>
         <a:font script="Hant" typeface="新細明體"/>
         <a:font script="Arab" typeface="Arial"/>
         <a:font script="Hebr" typeface="Arial"/>
@@ -15903,24 +15617,6 @@
         <a:font script="Mong" typeface="Mongolian Baiti"/>
         <a:font script="Viet" typeface="Arial"/>
         <a:font script="Uigh" typeface="Microsoft Uighur"/>
-        <a:font script="Geor" typeface="Sylfaen"/>
-        <a:font script="Armn" typeface="Arial"/>
-        <a:font script="Bugi" typeface="Leelawadee UI"/>
-        <a:font script="Bopo" typeface="Microsoft JhengHei"/>
-        <a:font script="Java" typeface="Javanese Text"/>
-        <a:font script="Lisu" typeface="Segoe UI"/>
-        <a:font script="Mymr" typeface="Myanmar Text"/>
-        <a:font script="Nkoo" typeface="Ebrima"/>
-        <a:font script="Olck" typeface="Nirmala UI"/>
-        <a:font script="Osma" typeface="Ebrima"/>
-        <a:font script="Phag" typeface="Phagspa"/>
-        <a:font script="Syrn" typeface="Estrangelo Edessa"/>
-        <a:font script="Syrj" typeface="Estrangelo Edessa"/>
-        <a:font script="Syre" typeface="Estrangelo Edessa"/>
-        <a:font script="Sora" typeface="Nirmala UI"/>
-        <a:font script="Tale" typeface="Microsoft Tai Le"/>
-        <a:font script="Talu" typeface="Microsoft New Tai Lue"/>
-        <a:font script="Tfng" typeface="Ebrima"/>
       </a:minorFont>
     </a:fontScheme>
     <a:fmtScheme name="Office">
@@ -15932,141 +15628,200 @@
           <a:gsLst>
             <a:gs pos="0">
               <a:schemeClr val="phClr">
-                <a:lumMod val="110000"/>
-                <a:satMod val="105000"/>
-                <a:tint val="67000"/>
+                <a:tint val="50000"/>
+                <a:satMod val="300000"/>
               </a:schemeClr>
             </a:gs>
-            <a:gs pos="50000">
+            <a:gs pos="35000">
               <a:schemeClr val="phClr">
-                <a:lumMod val="105000"/>
-                <a:satMod val="103000"/>
-                <a:tint val="73000"/>
+                <a:tint val="37000"/>
+                <a:satMod val="300000"/>
               </a:schemeClr>
             </a:gs>
             <a:gs pos="100000">
               <a:schemeClr val="phClr">
-                <a:lumMod val="105000"/>
-                <a:satMod val="109000"/>
-                <a:tint val="81000"/>
+                <a:tint val="15000"/>
+                <a:satMod val="350000"/>
               </a:schemeClr>
             </a:gs>
           </a:gsLst>
-          <a:lin ang="5400000" scaled="0"/>
+          <a:lin ang="16200000" scaled="1"/>
         </a:gradFill>
         <a:gradFill rotWithShape="1">
           <a:gsLst>
             <a:gs pos="0">
               <a:schemeClr val="phClr">
-                <a:satMod val="103000"/>
-                <a:lumMod val="102000"/>
-                <a:tint val="94000"/>
-              </a:schemeClr>
-            </a:gs>
-            <a:gs pos="50000">
-              <a:schemeClr val="phClr">
-                <a:satMod val="110000"/>
-                <a:lumMod val="100000"/>
+                <a:tint val="100000"/>
                 <a:shade val="100000"/>
+                <a:satMod val="130000"/>
               </a:schemeClr>
             </a:gs>
             <a:gs pos="100000">
               <a:schemeClr val="phClr">
-                <a:lumMod val="99000"/>
-                <a:satMod val="120000"/>
-                <a:shade val="78000"/>
+                <a:tint val="50000"/>
+                <a:shade val="100000"/>
+                <a:satMod val="350000"/>
               </a:schemeClr>
             </a:gs>
           </a:gsLst>
-          <a:lin ang="5400000" scaled="0"/>
+          <a:lin ang="16200000" scaled="0"/>
         </a:gradFill>
       </a:fillStyleLst>
       <a:lnStyleLst>
-        <a:ln w="6350" cap="flat" cmpd="sng" algn="ctr">
+        <a:ln w="9525" cap="flat" cmpd="sng" algn="ctr">
+          <a:solidFill>
+            <a:schemeClr val="phClr">
+              <a:shade val="95000"/>
+              <a:satMod val="105000"/>
+            </a:schemeClr>
+          </a:solidFill>
+          <a:prstDash val="solid"/>
+        </a:ln>
+        <a:ln w="25400" cap="flat" cmpd="sng" algn="ctr">
           <a:solidFill>
             <a:schemeClr val="phClr"/>
           </a:solidFill>
           <a:prstDash val="solid"/>
-          <a:miter lim="800000"/>
         </a:ln>
-        <a:ln w="12700" cap="flat" cmpd="sng" algn="ctr">
+        <a:ln w="38100" cap="flat" cmpd="sng" algn="ctr">
           <a:solidFill>
             <a:schemeClr val="phClr"/>
           </a:solidFill>
           <a:prstDash val="solid"/>
-          <a:miter lim="800000"/>
-        </a:ln>
-        <a:ln w="19050" cap="flat" cmpd="sng" algn="ctr">
-          <a:solidFill>
-            <a:schemeClr val="phClr"/>
-          </a:solidFill>
-          <a:prstDash val="solid"/>
-          <a:miter lim="800000"/>
         </a:ln>
       </a:lnStyleLst>
       <a:effectStyleLst>
         <a:effectStyle>
-          <a:effectLst/>
-        </a:effectStyle>
-        <a:effectStyle>
-          <a:effectLst/>
+          <a:effectLst>
+            <a:outerShdw blurRad="40000" dist="20000" dir="5400000" rotWithShape="0">
+              <a:srgbClr val="000000">
+                <a:alpha val="38000"/>
+              </a:srgbClr>
+            </a:outerShdw>
+          </a:effectLst>
         </a:effectStyle>
         <a:effectStyle>
           <a:effectLst>
-            <a:outerShdw blurRad="57150" dist="19050" dir="5400000" algn="ctr" rotWithShape="0">
+            <a:outerShdw blurRad="40000" dist="23000" dir="5400000" rotWithShape="0">
               <a:srgbClr val="000000">
-                <a:alpha val="63000"/>
+                <a:alpha val="35000"/>
               </a:srgbClr>
             </a:outerShdw>
           </a:effectLst>
+        </a:effectStyle>
+        <a:effectStyle>
+          <a:effectLst>
+            <a:outerShdw blurRad="40000" dist="23000" dir="5400000" rotWithShape="0">
+              <a:srgbClr val="000000">
+                <a:alpha val="35000"/>
+              </a:srgbClr>
+            </a:outerShdw>
+          </a:effectLst>
+          <a:scene3d>
+            <a:camera prst="orthographicFront">
+              <a:rot lat="0" lon="0" rev="0"/>
+            </a:camera>
+            <a:lightRig rig="threePt" dir="t">
+              <a:rot lat="0" lon="0" rev="1200000"/>
+            </a:lightRig>
+          </a:scene3d>
+          <a:sp3d>
+            <a:bevelT w="63500" h="25400"/>
+          </a:sp3d>
         </a:effectStyle>
       </a:effectStyleLst>
       <a:bgFillStyleLst>
         <a:solidFill>
           <a:schemeClr val="phClr"/>
         </a:solidFill>
-        <a:solidFill>
-          <a:schemeClr val="phClr">
-            <a:tint val="95000"/>
-            <a:satMod val="170000"/>
-          </a:schemeClr>
-        </a:solidFill>
         <a:gradFill rotWithShape="1">
           <a:gsLst>
             <a:gs pos="0">
               <a:schemeClr val="phClr">
-                <a:tint val="93000"/>
-                <a:satMod val="150000"/>
-                <a:shade val="98000"/>
-                <a:lumMod val="102000"/>
+                <a:tint val="40000"/>
+                <a:satMod val="350000"/>
               </a:schemeClr>
             </a:gs>
-            <a:gs pos="50000">
+            <a:gs pos="40000">
               <a:schemeClr val="phClr">
-                <a:tint val="98000"/>
-                <a:satMod val="130000"/>
-                <a:shade val="90000"/>
-                <a:lumMod val="103000"/>
+                <a:tint val="45000"/>
+                <a:shade val="99000"/>
+                <a:satMod val="350000"/>
               </a:schemeClr>
             </a:gs>
             <a:gs pos="100000">
               <a:schemeClr val="phClr">
-                <a:shade val="63000"/>
-                <a:satMod val="120000"/>
+                <a:shade val="20000"/>
+                <a:satMod val="255000"/>
               </a:schemeClr>
             </a:gs>
           </a:gsLst>
-          <a:lin ang="5400000" scaled="0"/>
+          <a:path path="circle">
+            <a:fillToRect l="50000" t="-80000" r="50000" b="180000"/>
+          </a:path>
+        </a:gradFill>
+        <a:gradFill rotWithShape="1">
+          <a:gsLst>
+            <a:gs pos="0">
+              <a:schemeClr val="phClr">
+                <a:tint val="80000"/>
+                <a:satMod val="300000"/>
+              </a:schemeClr>
+            </a:gs>
+            <a:gs pos="100000">
+              <a:schemeClr val="phClr">
+                <a:shade val="30000"/>
+                <a:satMod val="200000"/>
+              </a:schemeClr>
+            </a:gs>
+          </a:gsLst>
+          <a:path path="circle">
+            <a:fillToRect l="50000" t="50000" r="50000" b="50000"/>
+          </a:path>
         </a:gradFill>
       </a:bgFillStyleLst>
     </a:fmtScheme>
   </a:themeElements>
-  <a:objectDefaults/>
+  <a:objectDefaults>
+    <a:spDef>
+      <a:spPr/>
+      <a:bodyPr/>
+      <a:lstStyle/>
+      <a:style>
+        <a:lnRef idx="1">
+          <a:schemeClr val="accent1"/>
+        </a:lnRef>
+        <a:fillRef idx="3">
+          <a:schemeClr val="accent1"/>
+        </a:fillRef>
+        <a:effectRef idx="2">
+          <a:schemeClr val="accent1"/>
+        </a:effectRef>
+        <a:fontRef idx="minor">
+          <a:schemeClr val="lt1"/>
+        </a:fontRef>
+      </a:style>
+    </a:spDef>
+    <a:lnDef>
+      <a:spPr/>
+      <a:bodyPr/>
+      <a:lstStyle/>
+      <a:style>
+        <a:lnRef idx="2">
+          <a:schemeClr val="accent1"/>
+        </a:lnRef>
+        <a:fillRef idx="0">
+          <a:schemeClr val="accent1"/>
+        </a:fillRef>
+        <a:effectRef idx="1">
+          <a:schemeClr val="accent1"/>
+        </a:effectRef>
+        <a:fontRef idx="minor">
+          <a:schemeClr val="tx1"/>
+        </a:fontRef>
+      </a:style>
+    </a:lnDef>
+  </a:objectDefaults>
   <a:extraClrSchemeLst/>
-  <a:extLst>
-    <a:ext uri="{05A4C25C-085E-4340-85A3-A5531E510DB2}">
-      <thm15:themeFamily xmlns:thm15="http://schemas.microsoft.com/office/thememl/2012/main" name="Office Theme" id="{2E142A2C-CD16-42D6-873A-C26D2A0506FA}" vid="{1BDDFF52-6CD6-40A5-AB3C-68EB2F1E4D0A}"/>
-    </a:ext>
-  </a:extLst>
 </a:theme>
 </file>
--- a/Ausgabe/Klasse_9/02_Komplexaufgabe_zur_Algorithmierung/01_Arbeitsheft.docx
+++ b/Ausgabe/Klasse_9/02_Komplexaufgabe_zur_Algorithmierung/01_Arbeitsheft.docx
@@ -13952,7 +13952,7 @@
       <w:rPr>
         <w:sz w:val="16"/>
       </w:rPr>
-      <w:t>Unterrichtsmaterial Oberschule Sachsen · Version v0.4.0-319-gc4b6538-dirty · Build 16.08.2026</w:t>
+      <w:t>Unterrichtsmaterial Oberschule Sachsen · Version v0.4.0-322-g516fad1-dirty · Build 17.08.2026</w:t>
     </w:r>
   </w:p>
 </w:ftr>

--- a/Ausgabe/Klasse_9/02_Komplexaufgabe_zur_Algorithmierung/01_Arbeitsheft.docx
+++ b/Ausgabe/Klasse_9/02_Komplexaufgabe_zur_Algorithmierung/01_Arbeitsheft.docx
@@ -13952,7 +13952,7 @@
       <w:rPr>
         <w:sz w:val="16"/>
       </w:rPr>
-      <w:t>Unterrichtsmaterial Oberschule Sachsen · Version v0.4.0-322-g516fad1-dirty · Build 17.08.2026</w:t>
+      <w:t>Unterrichtsmaterial Oberschule Sachsen · Version v0.4.0-327-g8416f81-dirty · Build 17.08.2026</w:t>
     </w:r>
   </w:p>
 </w:ftr>

--- a/Ausgabe/Klasse_9/02_Komplexaufgabe_zur_Algorithmierung/01_Arbeitsheft.docx
+++ b/Ausgabe/Klasse_9/02_Komplexaufgabe_zur_Algorithmierung/01_Arbeitsheft.docx
@@ -13952,7 +13952,7 @@
       <w:rPr>
         <w:sz w:val="16"/>
       </w:rPr>
-      <w:t>Unterrichtsmaterial Oberschule Sachsen · Version v0.4.0-327-g8416f81-dirty · Build 17.08.2026</w:t>
+      <w:t>Unterrichtsmaterial Oberschule Sachsen · Version v0.4.0-333-gbccbada-dirty · Build 17.08.2026</w:t>
     </w:r>
   </w:p>
 </w:ftr>

--- a/Ausgabe/Klasse_9/02_Komplexaufgabe_zur_Algorithmierung/01_Arbeitsheft.docx
+++ b/Ausgabe/Klasse_9/02_Komplexaufgabe_zur_Algorithmierung/01_Arbeitsheft.docx
@@ -13952,7 +13952,7 @@
       <w:rPr>
         <w:sz w:val="16"/>
       </w:rPr>
-      <w:t>Unterrichtsmaterial Oberschule Sachsen · Version v0.4.0-333-gbccbada-dirty · Build 17.08.2026</w:t>
+      <w:t>Unterrichtsmaterial Oberschule Sachsen · Version v0.4.0-341-g0b15cca-dirty · Build 17.08.2026</w:t>
     </w:r>
   </w:p>
 </w:ftr>

--- a/Ausgabe/Klasse_9/02_Komplexaufgabe_zur_Algorithmierung/01_Arbeitsheft.docx
+++ b/Ausgabe/Klasse_9/02_Komplexaufgabe_zur_Algorithmierung/01_Arbeitsheft.docx
@@ -13952,7 +13952,7 @@
       <w:rPr>
         <w:sz w:val="16"/>
       </w:rPr>
-      <w:t>Unterrichtsmaterial Oberschule Sachsen · Version v0.4.0-341-g0b15cca-dirty · Build 17.08.2026</w:t>
+      <w:t>Unterrichtsmaterial Oberschule Sachsen · Version v0.4.0-356-g3db0967-dirty · Build 17.08.2026</w:t>
     </w:r>
   </w:p>
 </w:ftr>

--- a/Ausgabe/Klasse_9/02_Komplexaufgabe_zur_Algorithmierung/01_Arbeitsheft.docx
+++ b/Ausgabe/Klasse_9/02_Komplexaufgabe_zur_Algorithmierung/01_Arbeitsheft.docx
@@ -13952,7 +13952,7 @@
       <w:rPr>
         <w:sz w:val="16"/>
       </w:rPr>
-      <w:t>Unterrichtsmaterial Oberschule Sachsen · Version v0.4.0-356-g3db0967-dirty · Build 17.08.2026</w:t>
+      <w:t>Unterrichtsmaterial Oberschule Sachsen · Version v0.4.0-376-gf442749-dirty · Build 17.08.2026</w:t>
     </w:r>
   </w:p>
 </w:ftr>

--- a/Ausgabe/Klasse_9/02_Komplexaufgabe_zur_Algorithmierung/01_Arbeitsheft.docx
+++ b/Ausgabe/Klasse_9/02_Komplexaufgabe_zur_Algorithmierung/01_Arbeitsheft.docx
@@ -13952,7 +13952,7 @@
       <w:rPr>
         <w:sz w:val="16"/>
       </w:rPr>
-      <w:t>Unterrichtsmaterial Oberschule Sachsen · Version v0.4.0-356-g3db0967-dirty · Build 17.08.2026</w:t>
+      <w:t>Unterrichtsmaterial Oberschule Sachsen · Version v0.4.0-376-g6ba679b-dirty · Build 17.08.2026</w:t>
     </w:r>
   </w:p>
 </w:ftr>

--- a/Ausgabe/Klasse_9/02_Komplexaufgabe_zur_Algorithmierung/01_Arbeitsheft.docx
+++ b/Ausgabe/Klasse_9/02_Komplexaufgabe_zur_Algorithmierung/01_Arbeitsheft.docx
@@ -13952,7 +13952,7 @@
       <w:rPr>
         <w:sz w:val="16"/>
       </w:rPr>
-      <w:t>Unterrichtsmaterial Oberschule Sachsen · Version v0.4.0-356-g3db0967-dirty · Build 17.08.2026</w:t>
+      <w:t>Unterrichtsmaterial Oberschule Sachsen · Version v0.4.0-378-g61c0f2a-dirty · Build 17.08.2026</w:t>
     </w:r>
   </w:p>
 </w:ftr>

--- a/Ausgabe/Klasse_9/02_Komplexaufgabe_zur_Algorithmierung/01_Arbeitsheft.docx
+++ b/Ausgabe/Klasse_9/02_Komplexaufgabe_zur_Algorithmierung/01_Arbeitsheft.docx
@@ -13952,7 +13952,7 @@
       <w:rPr>
         <w:sz w:val="16"/>
       </w:rPr>
-      <w:t>Unterrichtsmaterial Oberschule Sachsen · Version v0.4.0-356-g3db0967-dirty · Build 17.08.2026</w:t>
+      <w:t>Unterrichtsmaterial Oberschule Sachsen · Version v0.4.0-367-gb55ec7c-dirty · Build 17.08.2026</w:t>
     </w:r>
   </w:p>
 </w:ftr>

--- a/Ausgabe/Klasse_9/02_Komplexaufgabe_zur_Algorithmierung/01_Arbeitsheft.docx
+++ b/Ausgabe/Klasse_9/02_Komplexaufgabe_zur_Algorithmierung/01_Arbeitsheft.docx
@@ -13952,7 +13952,7 @@
       <w:rPr>
         <w:sz w:val="16"/>
       </w:rPr>
-      <w:t>Unterrichtsmaterial Oberschule Sachsen · Version v0.4.0-376-gf442749-dirty · Build 17.08.2026</w:t>
+      <w:t>Unterrichtsmaterial Oberschule Sachsen · Version v0.4.0-410-g8744ce6-dirty · Build 17.08.2026</w:t>
     </w:r>
   </w:p>
 </w:ftr>

--- a/Ausgabe/Klasse_9/02_Komplexaufgabe_zur_Algorithmierung/01_Arbeitsheft.docx
+++ b/Ausgabe/Klasse_9/02_Komplexaufgabe_zur_Algorithmierung/01_Arbeitsheft.docx
@@ -13952,7 +13952,7 @@
       <w:rPr>
         <w:sz w:val="16"/>
       </w:rPr>
-      <w:t>Unterrichtsmaterial Oberschule Sachsen · Version v0.4.0-410-g8744ce6-dirty · Build 17.08.2026</w:t>
+      <w:t>Unterrichtsmaterial Oberschule Sachsen · Version v0.4.0-444-gad95bb4-dirty · Build 18.08.2026</w:t>
     </w:r>
   </w:p>
 </w:ftr>

--- a/Ausgabe/Klasse_9/02_Komplexaufgabe_zur_Algorithmierung/01_Arbeitsheft.docx
+++ b/Ausgabe/Klasse_9/02_Komplexaufgabe_zur_Algorithmierung/01_Arbeitsheft.docx
@@ -1848,7 +1848,7 @@
     </w:p>
     <w:bookmarkEnd w:id="52"/>
     <w:bookmarkEnd w:id="53"/>
-    <w:bookmarkStart w:id="54" w:name="beispiele"/>
+    <w:bookmarkStart w:id="59" w:name="beispiele"/>
     <w:p>
       <w:pPr>
         <w:pStyle w:val="Heading1"/>
@@ -1858,12 +1858,589 @@
       </w:r>
     </w:p>
     <w:p>
+      <w:pPr>
+        <w:pStyle w:val="FirstParagraph"/>
+      </w:pPr>
+      <w:r>
+        <w:t xml:space="preserve">Algorithmen begegnen dir im Alltag und in Computerprogrammen. Entscheidend ist nicht das Thema, sondern dass die Lösung als eindeutige, ausführbare und endliche Folge von Schritten beschrieben werden kann.</w:t>
+      </w:r>
+    </w:p>
+    <w:bookmarkStart w:id="54" w:name="beispiel-1-größere-zahl-bestimmen"/>
+    <w:p>
+      <w:pPr>
+        <w:pStyle w:val="Heading2"/>
+      </w:pPr>
+      <w:r>
+        <w:t xml:space="preserve">Beispiel 1 – Größere Zahl bestimmen</w:t>
+      </w:r>
+    </w:p>
+    <w:p>
+      <w:pPr>
+        <w:pStyle w:val="FirstParagraph"/>
+      </w:pPr>
+      <w:r>
+        <w:t xml:space="preserve">Eingabe: zwei Zahlen</w:t>
+      </w:r>
+      <w:r>
+        <w:t xml:space="preserve"> </w:t>
+      </w:r>
+      <w:r>
+        <w:rPr>
+          <w:rStyle w:val="VerbatimChar"/>
+        </w:rPr>
+        <w:t xml:space="preserve">a</w:t>
+      </w:r>
+      <w:r>
+        <w:t xml:space="preserve"> </w:t>
+      </w:r>
+      <w:r>
+        <w:t xml:space="preserve">und</w:t>
+      </w:r>
+      <w:r>
+        <w:t xml:space="preserve"> </w:t>
+      </w:r>
+      <w:r>
+        <w:rPr>
+          <w:rStyle w:val="VerbatimChar"/>
+        </w:rPr>
+        <w:t xml:space="preserve">b</w:t>
+      </w:r>
+      <w:r>
+        <w:t xml:space="preserve">.</w:t>
+      </w:r>
+    </w:p>
+    <w:p>
+      <w:pPr>
+        <w:pStyle w:val="BodyText"/>
+      </w:pPr>
+      <w:r>
+        <w:t xml:space="preserve">Pseudocode:</w:t>
+      </w:r>
+    </w:p>
+    <w:p>
+      <w:pPr>
+        <w:pStyle w:val="SourceCode"/>
+      </w:pPr>
+      <w:r>
+        <w:rPr>
+          <w:rStyle w:val="VerbatimChar"/>
+        </w:rPr>
+        <w:t xml:space="preserve">wenn a &gt; b dann</w:t>
+      </w:r>
+      <w:r>
+        <w:br/>
+      </w:r>
+      <w:r>
+        <w:rPr>
+          <w:rStyle w:val="VerbatimChar"/>
+        </w:rPr>
+        <w:t xml:space="preserve">    gib a aus</w:t>
+      </w:r>
+      <w:r>
+        <w:br/>
+      </w:r>
+      <w:r>
+        <w:rPr>
+          <w:rStyle w:val="VerbatimChar"/>
+        </w:rPr>
+        <w:t xml:space="preserve">sonst</w:t>
+      </w:r>
+      <w:r>
+        <w:br/>
+      </w:r>
+      <w:r>
+        <w:rPr>
+          <w:rStyle w:val="VerbatimChar"/>
+        </w:rPr>
+        <w:t xml:space="preserve">    gib b aus</w:t>
+      </w:r>
+      <w:r>
+        <w:br/>
+      </w:r>
+      <w:r>
+        <w:rPr>
+          <w:rStyle w:val="VerbatimChar"/>
+        </w:rPr>
+        <w:t xml:space="preserve">ende wenn</w:t>
+      </w:r>
+    </w:p>
+    <w:p>
+      <w:pPr>
+        <w:pStyle w:val="FirstParagraph"/>
+      </w:pPr>
+      <w:r>
+        <w:t xml:space="preserve">Teste den Ablauf mit</w:t>
+      </w:r>
+      <w:r>
+        <w:t xml:space="preserve"> </w:t>
+      </w:r>
+      <w:r>
+        <w:rPr>
+          <w:rStyle w:val="VerbatimChar"/>
+        </w:rPr>
+        <w:t xml:space="preserve">(8, 3)</w:t>
+      </w:r>
+      <w:r>
+        <w:t xml:space="preserve">,</w:t>
+      </w:r>
+      <w:r>
+        <w:t xml:space="preserve"> </w:t>
+      </w:r>
+      <w:r>
+        <w:rPr>
+          <w:rStyle w:val="VerbatimChar"/>
+        </w:rPr>
+        <w:t xml:space="preserve">(2, 9)</w:t>
+      </w:r>
+      <w:r>
+        <w:t xml:space="preserve"> </w:t>
+      </w:r>
+      <w:r>
+        <w:t xml:space="preserve">und</w:t>
+      </w:r>
+      <w:r>
+        <w:t xml:space="preserve"> </w:t>
+      </w:r>
+      <w:r>
+        <w:rPr>
+          <w:rStyle w:val="VerbatimChar"/>
+        </w:rPr>
+        <w:t xml:space="preserve">(5, 5)</w:t>
+      </w:r>
+      <w:r>
+        <w:t xml:space="preserve">. Was fällt beim letzten Test auf? Ergänze den Algorithmus so, dass Gleichheit ausdrücklich behandelt wird.</w:t>
+      </w:r>
+    </w:p>
+    <w:bookmarkEnd w:id="54"/>
+    <w:bookmarkStart w:id="55" w:name="beispiel-2-summe-von-1-bis-n"/>
+    <w:p>
+      <w:pPr>
+        <w:pStyle w:val="Heading2"/>
+      </w:pPr>
+      <w:r>
+        <w:t xml:space="preserve">Beispiel 2 – Summe von 1 bis n</w:t>
+      </w:r>
+    </w:p>
+    <w:p>
+      <w:pPr>
+        <w:pStyle w:val="FirstParagraph"/>
+      </w:pPr>
+      <w:r>
+        <w:t xml:space="preserve">Für eine positive ganze Zahl</w:t>
+      </w:r>
+      <w:r>
+        <w:t xml:space="preserve"> </w:t>
+      </w:r>
+      <w:r>
+        <w:rPr>
+          <w:rStyle w:val="VerbatimChar"/>
+        </w:rPr>
+        <w:t xml:space="preserve">n</w:t>
+      </w:r>
+      <w:r>
+        <w:t xml:space="preserve"> </w:t>
+      </w:r>
+      <w:r>
+        <w:t xml:space="preserve">soll die Summe</w:t>
+      </w:r>
+      <w:r>
+        <w:t xml:space="preserve"> </w:t>
+      </w:r>
+      <w:r>
+        <w:rPr>
+          <w:rStyle w:val="VerbatimChar"/>
+        </w:rPr>
+        <w:t xml:space="preserve">1 + 2 + ... + n</w:t>
+      </w:r>
+      <w:r>
+        <w:t xml:space="preserve"> </w:t>
+      </w:r>
+      <w:r>
+        <w:t xml:space="preserve">berechnet werden.</w:t>
+      </w:r>
+    </w:p>
+    <w:p>
+      <w:pPr>
+        <w:pStyle w:val="SourceCode"/>
+      </w:pPr>
+      <w:r>
+        <w:rPr>
+          <w:rStyle w:val="VerbatimChar"/>
+        </w:rPr>
+        <w:t xml:space="preserve">summe ← 0</w:t>
+      </w:r>
+      <w:r>
+        <w:br/>
+      </w:r>
+      <w:r>
+        <w:rPr>
+          <w:rStyle w:val="VerbatimChar"/>
+        </w:rPr>
+        <w:t xml:space="preserve">für zahl von 1 bis n</w:t>
+      </w:r>
+      <w:r>
+        <w:br/>
+      </w:r>
+      <w:r>
+        <w:rPr>
+          <w:rStyle w:val="VerbatimChar"/>
+        </w:rPr>
+        <w:t xml:space="preserve">    summe ← summe + zahl</w:t>
+      </w:r>
+      <w:r>
+        <w:br/>
+      </w:r>
+      <w:r>
+        <w:rPr>
+          <w:rStyle w:val="VerbatimChar"/>
+        </w:rPr>
+        <w:t xml:space="preserve">ende für</w:t>
+      </w:r>
+      <w:r>
+        <w:br/>
+      </w:r>
+      <w:r>
+        <w:rPr>
+          <w:rStyle w:val="VerbatimChar"/>
+        </w:rPr>
+        <w:t xml:space="preserve">gib summe aus</w:t>
+      </w:r>
+    </w:p>
+    <w:p>
+      <w:pPr>
+        <w:pStyle w:val="FirstParagraph"/>
+      </w:pPr>
+      <w:r>
+        <w:t xml:space="preserve">Führe den Algorithmus für</w:t>
+      </w:r>
+      <w:r>
+        <w:t xml:space="preserve"> </w:t>
+      </w:r>
+      <w:r>
+        <w:rPr>
+          <w:rStyle w:val="VerbatimChar"/>
+        </w:rPr>
+        <w:t xml:space="preserve">n = 4</w:t>
+      </w:r>
+      <w:r>
+        <w:t xml:space="preserve"> </w:t>
+      </w:r>
+      <w:r>
+        <w:t xml:space="preserve">schrittweise in einer Tabelle aus. Notiere nach jedem Schleifendurchlauf</w:t>
+      </w:r>
+      <w:r>
+        <w:t xml:space="preserve"> </w:t>
+      </w:r>
+      <w:r>
+        <w:rPr>
+          <w:rStyle w:val="VerbatimChar"/>
+        </w:rPr>
+        <w:t xml:space="preserve">zahl</w:t>
+      </w:r>
+      <w:r>
+        <w:t xml:space="preserve"> </w:t>
+      </w:r>
+      <w:r>
+        <w:t xml:space="preserve">und</w:t>
+      </w:r>
+      <w:r>
+        <w:t xml:space="preserve"> </w:t>
+      </w:r>
+      <w:r>
+        <w:rPr>
+          <w:rStyle w:val="VerbatimChar"/>
+        </w:rPr>
+        <w:t xml:space="preserve">summe</w:t>
+      </w:r>
+      <w:r>
+        <w:t xml:space="preserve">.</w:t>
+      </w:r>
+    </w:p>
+    <w:bookmarkEnd w:id="55"/>
+    <w:bookmarkStart w:id="56" w:name="beispiel-3-eingabe-prüfen"/>
+    <w:p>
+      <w:pPr>
+        <w:pStyle w:val="Heading2"/>
+      </w:pPr>
+      <w:r>
+        <w:t xml:space="preserve">Beispiel 3 – Eingabe prüfen</w:t>
+      </w:r>
+    </w:p>
+    <w:p>
+      <w:pPr>
+        <w:pStyle w:val="FirstParagraph"/>
+      </w:pPr>
+      <w:r>
+        <w:t xml:space="preserve">Ein Programm darf nur Werte von 1 bis 10 akzeptieren.</w:t>
+      </w:r>
+    </w:p>
+    <w:p>
+      <w:pPr>
+        <w:pStyle w:val="SourceCode"/>
+      </w:pPr>
+      <w:r>
+        <w:rPr>
+          <w:rStyle w:val="VerbatimChar"/>
+        </w:rPr>
+        <w:t xml:space="preserve">wiederhole</w:t>
+      </w:r>
+      <w:r>
+        <w:br/>
+      </w:r>
+      <w:r>
+        <w:rPr>
+          <w:rStyle w:val="VerbatimChar"/>
+        </w:rPr>
+        <w:t xml:space="preserve">    lies wert ein</w:t>
+      </w:r>
+      <w:r>
+        <w:br/>
+      </w:r>
+      <w:r>
+        <w:rPr>
+          <w:rStyle w:val="VerbatimChar"/>
+        </w:rPr>
+        <w:t xml:space="preserve">solange wert &lt; 1 oder wert &gt; 10</w:t>
+      </w:r>
+      <w:r>
+        <w:br/>
+      </w:r>
+      <w:r>
+        <w:rPr>
+          <w:rStyle w:val="VerbatimChar"/>
+        </w:rPr>
+        <w:t xml:space="preserve">gib wert aus</w:t>
+      </w:r>
+    </w:p>
+    <w:p>
+      <w:pPr>
+        <w:pStyle w:val="FirstParagraph"/>
+      </w:pPr>
+      <w:r>
+        <w:t xml:space="preserve">Erkläre, warum hier eine bedingte Wiederholung sinnvoller ist als eine feste Wiederholungszahl.</w:t>
+      </w:r>
+    </w:p>
+    <w:bookmarkEnd w:id="56"/>
+    <w:bookmarkStart w:id="57" w:name="beispiel-4-algorithmus-testen"/>
+    <w:p>
+      <w:pPr>
+        <w:pStyle w:val="Heading2"/>
+      </w:pPr>
+      <w:r>
+        <w:t xml:space="preserve">Beispiel 4 – Algorithmus testen</w:t>
+      </w:r>
+    </w:p>
+    <w:p>
+      <w:pPr>
+        <w:pStyle w:val="FirstParagraph"/>
+      </w:pPr>
+      <w:r>
+        <w:t xml:space="preserve">Entwirf für Beispiel 1 mindestens drei Testfälle. Ein guter Testsatz enthält neben typischen Werten auch Rand- oder Sonderfälle.</w:t>
+      </w:r>
+    </w:p>
+    <w:p>
+      <w:pPr>
+        <w:pStyle w:val="BodyText"/>
+      </w:pPr>
+      <w:r>
+        <w:t xml:space="preserve">Nutze die Tabelle:</w:t>
+      </w:r>
+    </w:p>
+    <w:tbl>
+      <w:tblPr>
+        <w:tblStyle w:val="Table"/>
+        <w:tblW w:type="pct" w:w="5000"/>
+        <w:tblLook w:firstRow="1" w:lastRow="0" w:firstColumn="0" w:lastColumn="0" w:noHBand="0" w:noVBand="0" w:val="0020"/>
+        <w:jc w:val="start"/>
+      </w:tblPr>
+      <w:tblGrid>
+        <w:gridCol w:w="1980"/>
+        <w:gridCol w:w="1980"/>
+        <w:gridCol w:w="1980"/>
+        <w:gridCol w:w="1980"/>
+      </w:tblGrid>
+      <w:tr>
+        <w:trPr>
+          <w:tblHeader w:val="true"/>
+        </w:trPr>
+        <w:tc>
+          <w:tcPr/>
+          <w:p>
+            <w:pPr>
+              <w:pStyle w:val="Compact"/>
+              <w:jc w:val="left"/>
+            </w:pPr>
+            <w:r>
+              <w:t xml:space="preserve">Eingabe</w:t>
+            </w:r>
+          </w:p>
+        </w:tc>
+        <w:tc>
+          <w:tcPr/>
+          <w:p>
+            <w:pPr>
+              <w:pStyle w:val="Compact"/>
+              <w:jc w:val="left"/>
+            </w:pPr>
+            <w:r>
+              <w:t xml:space="preserve">erwartetes Ergebnis</w:t>
+            </w:r>
+          </w:p>
+        </w:tc>
+        <w:tc>
+          <w:tcPr/>
+          <w:p>
+            <w:pPr>
+              <w:pStyle w:val="Compact"/>
+              <w:jc w:val="left"/>
+            </w:pPr>
+            <w:r>
+              <w:t xml:space="preserve">tatsächliches Ergebnis</w:t>
+            </w:r>
+          </w:p>
+        </w:tc>
+        <w:tc>
+          <w:tcPr/>
+          <w:p>
+            <w:pPr>
+              <w:pStyle w:val="Compact"/>
+              <w:jc w:val="left"/>
+            </w:pPr>
+            <w:r>
+              <w:t xml:space="preserve">Änderung nötig?</w:t>
+            </w:r>
+          </w:p>
+        </w:tc>
+      </w:tr>
+      <w:tr>
+        <w:tc>
+          <w:tcPr/>
+          <w:p>
+            <w:pPr>
+              <w:pStyle w:val="Compact"/>
+            </w:pPr>
+          </w:p>
+        </w:tc>
+        <w:tc>
+          <w:tcPr/>
+          <w:p>
+            <w:pPr>
+              <w:pStyle w:val="Compact"/>
+            </w:pPr>
+          </w:p>
+        </w:tc>
+        <w:tc>
+          <w:tcPr/>
+          <w:p>
+            <w:pPr>
+              <w:pStyle w:val="Compact"/>
+            </w:pPr>
+          </w:p>
+        </w:tc>
+        <w:tc>
+          <w:tcPr/>
+          <w:p>
+            <w:pPr>
+              <w:pStyle w:val="Compact"/>
+            </w:pPr>
+          </w:p>
+        </w:tc>
+      </w:tr>
+      <w:tr>
+        <w:tc>
+          <w:tcPr/>
+          <w:p>
+            <w:pPr>
+              <w:pStyle w:val="Compact"/>
+            </w:pPr>
+          </w:p>
+        </w:tc>
+        <w:tc>
+          <w:tcPr/>
+          <w:p>
+            <w:pPr>
+              <w:pStyle w:val="Compact"/>
+            </w:pPr>
+          </w:p>
+        </w:tc>
+        <w:tc>
+          <w:tcPr/>
+          <w:p>
+            <w:pPr>
+              <w:pStyle w:val="Compact"/>
+            </w:pPr>
+          </w:p>
+        </w:tc>
+        <w:tc>
+          <w:tcPr/>
+          <w:p>
+            <w:pPr>
+              <w:pStyle w:val="Compact"/>
+            </w:pPr>
+          </w:p>
+        </w:tc>
+      </w:tr>
+      <w:tr>
+        <w:tc>
+          <w:tcPr/>
+          <w:p>
+            <w:pPr>
+              <w:pStyle w:val="Compact"/>
+            </w:pPr>
+          </w:p>
+        </w:tc>
+        <w:tc>
+          <w:tcPr/>
+          <w:p>
+            <w:pPr>
+              <w:pStyle w:val="Compact"/>
+            </w:pPr>
+          </w:p>
+        </w:tc>
+        <w:tc>
+          <w:tcPr/>
+          <w:p>
+            <w:pPr>
+              <w:pStyle w:val="Compact"/>
+            </w:pPr>
+          </w:p>
+        </w:tc>
+        <w:tc>
+          <w:tcPr/>
+          <w:p>
+            <w:pPr>
+              <w:pStyle w:val="Compact"/>
+            </w:pPr>
+          </w:p>
+        </w:tc>
+      </w:tr>
+    </w:tbl>
+    <w:bookmarkEnd w:id="57"/>
+    <w:bookmarkStart w:id="58" w:name="transfer"/>
+    <w:p>
+      <w:pPr>
+        <w:pStyle w:val="Heading2"/>
+      </w:pPr>
+      <w:r>
+        <w:t xml:space="preserve">Transfer</w:t>
+      </w:r>
+    </w:p>
+    <w:p>
+      <w:pPr>
+        <w:pStyle w:val="FirstParagraph"/>
+      </w:pPr>
+      <w:r>
+        <w:t xml:space="preserve">Beschreibe einen eigenen kleinen Algorithmus zunächst in Alltagssprache und anschließend als Pseudocode oder Struktogramm. Markiere Sequenz, Auswahl und Wiederholung, soweit sie vorkommen.</w:t>
+      </w:r>
+    </w:p>
+    <w:p>
       <w:r>
         <w:br w:type="page"/>
       </w:r>
     </w:p>
-    <w:bookmarkEnd w:id="54"/>
-    <w:bookmarkStart w:id="61" w:name="alltag-und-computer"/>
+    <w:bookmarkEnd w:id="58"/>
+    <w:bookmarkEnd w:id="59"/>
+    <w:bookmarkStart w:id="66" w:name="alltag-und-computer"/>
     <w:p>
       <w:pPr>
         <w:pStyle w:val="Heading1"/>
@@ -1872,7 +2449,7 @@
         <w:t xml:space="preserve">Alltag und Computer</w:t>
       </w:r>
     </w:p>
-    <w:bookmarkStart w:id="55" w:name="warum-brauchen-computer-algorithmen"/>
+    <w:bookmarkStart w:id="60" w:name="warum-brauchen-computer-algorithmen"/>
     <w:p>
       <w:pPr>
         <w:pStyle w:val="Heading2"/>
@@ -1956,8 +2533,8 @@
         </w:pict>
       </w:r>
     </w:p>
-    <w:bookmarkEnd w:id="55"/>
-    <w:bookmarkStart w:id="56" w:name="kai-erklärt-2"/>
+    <w:bookmarkEnd w:id="60"/>
+    <w:bookmarkStart w:id="61" w:name="kai-erklärt-2"/>
     <w:p>
       <w:pPr>
         <w:pStyle w:val="Heading2"/>
@@ -1989,8 +2566,8 @@
         </w:pict>
       </w:r>
     </w:p>
-    <w:bookmarkEnd w:id="56"/>
-    <w:bookmarkStart w:id="57" w:name="mensch-oder-computer"/>
+    <w:bookmarkEnd w:id="61"/>
+    <w:bookmarkStart w:id="62" w:name="mensch-oder-computer"/>
     <w:p>
       <w:pPr>
         <w:pStyle w:val="Heading2"/>
@@ -2220,8 +2797,8 @@
         </w:pict>
       </w:r>
     </w:p>
-    <w:bookmarkEnd w:id="57"/>
-    <w:bookmarkStart w:id="58" w:name="X5b1b8cc3b2716a1b3d4e01a6f35b72175239e8d"/>
+    <w:bookmarkEnd w:id="62"/>
+    <w:bookmarkStart w:id="63" w:name="X5b1b8cc3b2716a1b3d4e01a6f35b72175239e8d"/>
     <w:p>
       <w:pPr>
         <w:pStyle w:val="Heading2"/>
@@ -2314,8 +2891,8 @@
         </w:pict>
       </w:r>
     </w:p>
-    <w:bookmarkEnd w:id="58"/>
-    <w:bookmarkStart w:id="59" w:name="scratch-und-python"/>
+    <w:bookmarkEnd w:id="63"/>
+    <w:bookmarkStart w:id="64" w:name="scratch-und-python"/>
     <w:p>
       <w:pPr>
         <w:pStyle w:val="Heading2"/>
@@ -2432,8 +3009,8 @@
         </w:pict>
       </w:r>
     </w:p>
-    <w:bookmarkEnd w:id="59"/>
-    <w:bookmarkStart w:id="60" w:name="ausblick"/>
+    <w:bookmarkEnd w:id="64"/>
+    <w:bookmarkStart w:id="65" w:name="ausblick"/>
     <w:p>
       <w:pPr>
         <w:pStyle w:val="Heading2"/>
@@ -2508,9 +3085,9 @@
         <w:br w:type="page"/>
       </w:r>
     </w:p>
-    <w:bookmarkEnd w:id="60"/>
-    <w:bookmarkEnd w:id="61"/>
-    <w:bookmarkStart w:id="74" w:name="algorithmen-mit-scratch-umsetzen"/>
+    <w:bookmarkEnd w:id="65"/>
+    <w:bookmarkEnd w:id="66"/>
+    <w:bookmarkStart w:id="79" w:name="algorithmen-mit-scratch-umsetzen"/>
     <w:p>
       <w:pPr>
         <w:pStyle w:val="Heading1"/>
@@ -2519,7 +3096,7 @@
         <w:t xml:space="preserve">Algorithmen mit Scratch umsetzen</w:t>
       </w:r>
     </w:p>
-    <w:bookmarkStart w:id="62" w:name="das-problem"/>
+    <w:bookmarkStart w:id="67" w:name="das-problem"/>
     <w:p>
       <w:pPr>
         <w:pStyle w:val="Heading2"/>
@@ -2579,8 +3156,8 @@
         </w:pict>
       </w:r>
     </w:p>
-    <w:bookmarkEnd w:id="62"/>
-    <w:bookmarkStart w:id="63" w:name="ein-möglicher-algorithmus"/>
+    <w:bookmarkEnd w:id="67"/>
+    <w:bookmarkStart w:id="68" w:name="ein-möglicher-algorithmus"/>
     <w:p>
       <w:pPr>
         <w:pStyle w:val="Heading2"/>
@@ -2628,8 +3205,8 @@
         </w:pict>
       </w:r>
     </w:p>
-    <w:bookmarkEnd w:id="63"/>
-    <w:bookmarkStart w:id="64" w:name="scratch-kennenlernen"/>
+    <w:bookmarkEnd w:id="68"/>
+    <w:bookmarkStart w:id="69" w:name="scratch-kennenlernen"/>
     <w:p>
       <w:pPr>
         <w:pStyle w:val="Heading2"/>
@@ -2677,8 +3254,8 @@
         </w:pict>
       </w:r>
     </w:p>
-    <w:bookmarkEnd w:id="64"/>
-    <w:bookmarkStart w:id="68" w:name="schritt-für-schritt"/>
+    <w:bookmarkEnd w:id="69"/>
+    <w:bookmarkStart w:id="73" w:name="schritt-für-schritt"/>
     <w:p>
       <w:pPr>
         <w:pStyle w:val="Heading2"/>
@@ -2687,7 +3264,7 @@
         <w:t xml:space="preserve">Schritt für Schritt</w:t>
       </w:r>
     </w:p>
-    <w:bookmarkStart w:id="65" w:name="schritt-1"/>
+    <w:bookmarkStart w:id="70" w:name="schritt-1"/>
     <w:p>
       <w:pPr>
         <w:pStyle w:val="Heading3"/>
@@ -2719,8 +3296,8 @@
         </w:pict>
       </w:r>
     </w:p>
-    <w:bookmarkEnd w:id="65"/>
-    <w:bookmarkStart w:id="66" w:name="schritt-2"/>
+    <w:bookmarkEnd w:id="70"/>
+    <w:bookmarkStart w:id="71" w:name="schritt-2"/>
     <w:p>
       <w:pPr>
         <w:pStyle w:val="Heading3"/>
@@ -2764,8 +3341,8 @@
         </w:pict>
       </w:r>
     </w:p>
-    <w:bookmarkEnd w:id="66"/>
-    <w:bookmarkStart w:id="67" w:name="schritt-3"/>
+    <w:bookmarkEnd w:id="71"/>
+    <w:bookmarkStart w:id="72" w:name="schritt-3"/>
     <w:p>
       <w:pPr>
         <w:pStyle w:val="Heading3"/>
@@ -2825,9 +3402,9 @@
         </w:pict>
       </w:r>
     </w:p>
-    <w:bookmarkEnd w:id="67"/>
-    <w:bookmarkEnd w:id="68"/>
-    <w:bookmarkStart w:id="70" w:name="programm-testen"/>
+    <w:bookmarkEnd w:id="72"/>
+    <w:bookmarkEnd w:id="73"/>
+    <w:bookmarkStart w:id="75" w:name="programm-testen"/>
     <w:p>
       <w:pPr>
         <w:pStyle w:val="Heading2"/>
@@ -2844,7 +3421,7 @@
         <w:t xml:space="preserve">Klicke auf die grüne Flagge.</w:t>
       </w:r>
     </w:p>
-    <w:bookmarkStart w:id="69" w:name="beobachte"/>
+    <w:bookmarkStart w:id="74" w:name="beobachte"/>
     <w:p>
       <w:pPr>
         <w:pStyle w:val="Heading3"/>
@@ -2896,9 +3473,9 @@
         </w:pict>
       </w:r>
     </w:p>
-    <w:bookmarkEnd w:id="69"/>
-    <w:bookmarkEnd w:id="70"/>
-    <w:bookmarkStart w:id="71" w:name="kai-erklärt-3"/>
+    <w:bookmarkEnd w:id="74"/>
+    <w:bookmarkEnd w:id="75"/>
+    <w:bookmarkStart w:id="76" w:name="kai-erklärt-3"/>
     <w:p>
       <w:pPr>
         <w:pStyle w:val="Heading2"/>
@@ -2930,8 +3507,8 @@
         </w:pict>
       </w:r>
     </w:p>
-    <w:bookmarkEnd w:id="71"/>
-    <w:bookmarkStart w:id="72" w:name="ausprobieren"/>
+    <w:bookmarkEnd w:id="76"/>
+    <w:bookmarkStart w:id="77" w:name="ausprobieren"/>
     <w:p>
       <w:pPr>
         <w:pStyle w:val="Heading2"/>
@@ -2999,8 +3576,8 @@
         </w:pict>
       </w:r>
     </w:p>
-    <w:bookmarkEnd w:id="72"/>
-    <w:bookmarkStart w:id="73" w:name="merke-1"/>
+    <w:bookmarkEnd w:id="77"/>
+    <w:bookmarkStart w:id="78" w:name="merke-1"/>
     <w:p>
       <w:pPr>
         <w:pStyle w:val="Heading2"/>
@@ -3030,9 +3607,9 @@
         <w:br w:type="page"/>
       </w:r>
     </w:p>
-    <w:bookmarkEnd w:id="73"/>
-    <w:bookmarkEnd w:id="74"/>
-    <w:bookmarkStart w:id="85" w:name="algorithmen-mit-python-umsetzen"/>
+    <w:bookmarkEnd w:id="78"/>
+    <w:bookmarkEnd w:id="79"/>
+    <w:bookmarkStart w:id="90" w:name="algorithmen-mit-python-umsetzen"/>
     <w:p>
       <w:pPr>
         <w:pStyle w:val="Heading1"/>
@@ -3041,7 +3618,7 @@
         <w:t xml:space="preserve">Algorithmen mit Python umsetzen</w:t>
       </w:r>
     </w:p>
-    <w:bookmarkStart w:id="75" w:name="dasselbe-problem"/>
+    <w:bookmarkStart w:id="80" w:name="dasselbe-problem"/>
     <w:p>
       <w:pPr>
         <w:pStyle w:val="Heading2"/>
@@ -3137,8 +3714,8 @@
         </w:pict>
       </w:r>
     </w:p>
-    <w:bookmarkEnd w:id="75"/>
-    <w:bookmarkStart w:id="76" w:name="python-kennenlernen"/>
+    <w:bookmarkEnd w:id="80"/>
+    <w:bookmarkStart w:id="81" w:name="python-kennenlernen"/>
     <w:p>
       <w:pPr>
         <w:pStyle w:val="Heading2"/>
@@ -3186,8 +3763,8 @@
         </w:pict>
       </w:r>
     </w:p>
-    <w:bookmarkEnd w:id="76"/>
-    <w:bookmarkStart w:id="77" w:name="das-erste-python-programm"/>
+    <w:bookmarkEnd w:id="81"/>
+    <w:bookmarkStart w:id="82" w:name="das-erste-python-programm"/>
     <w:p>
       <w:pPr>
         <w:pStyle w:val="Heading2"/>
@@ -3232,8 +3809,8 @@
         </w:pict>
       </w:r>
     </w:p>
-    <w:bookmarkEnd w:id="77"/>
-    <w:bookmarkStart w:id="78" w:name="was-passiert"/>
+    <w:bookmarkEnd w:id="82"/>
+    <w:bookmarkStart w:id="83" w:name="was-passiert"/>
     <w:p>
       <w:pPr>
         <w:pStyle w:val="Heading2"/>
@@ -3280,8 +3857,8 @@
         </w:pict>
       </w:r>
     </w:p>
-    <w:bookmarkEnd w:id="78"/>
-    <w:bookmarkStart w:id="80" w:name="programm-testen-1"/>
+    <w:bookmarkEnd w:id="83"/>
+    <w:bookmarkStart w:id="85" w:name="programm-testen-1"/>
     <w:p>
       <w:pPr>
         <w:pStyle w:val="Heading2"/>
@@ -3306,7 +3883,7 @@
         <w:t xml:space="preserve">Vergleiche die Ausgabe mit deinem Scratch-Programm.</w:t>
       </w:r>
     </w:p>
-    <w:bookmarkStart w:id="79" w:name="überlege"/>
+    <w:bookmarkStart w:id="84" w:name="überlege"/>
     <w:p>
       <w:pPr>
         <w:pStyle w:val="Heading3"/>
@@ -3346,9 +3923,9 @@
         </w:pict>
       </w:r>
     </w:p>
-    <w:bookmarkEnd w:id="79"/>
-    <w:bookmarkEnd w:id="80"/>
-    <w:bookmarkStart w:id="81" w:name="scratch-und-python-im-vergleich"/>
+    <w:bookmarkEnd w:id="84"/>
+    <w:bookmarkEnd w:id="85"/>
+    <w:bookmarkStart w:id="86" w:name="scratch-und-python-im-vergleich"/>
     <w:p>
       <w:pPr>
         <w:pStyle w:val="Heading2"/>
@@ -3483,8 +4060,8 @@
         </w:pict>
       </w:r>
     </w:p>
-    <w:bookmarkEnd w:id="81"/>
-    <w:bookmarkStart w:id="82" w:name="kai-erklärt-4"/>
+    <w:bookmarkEnd w:id="86"/>
+    <w:bookmarkStart w:id="87" w:name="kai-erklärt-4"/>
     <w:p>
       <w:pPr>
         <w:pStyle w:val="Heading2"/>
@@ -3516,8 +4093,8 @@
         </w:pict>
       </w:r>
     </w:p>
-    <w:bookmarkEnd w:id="82"/>
-    <w:bookmarkStart w:id="83" w:name="ausprobieren-1"/>
+    <w:bookmarkEnd w:id="87"/>
+    <w:bookmarkStart w:id="88" w:name="ausprobieren-1"/>
     <w:p>
       <w:pPr>
         <w:pStyle w:val="Heading2"/>
@@ -3593,8 +4170,8 @@
         </w:pict>
       </w:r>
     </w:p>
-    <w:bookmarkEnd w:id="83"/>
-    <w:bookmarkStart w:id="84" w:name="merke-2"/>
+    <w:bookmarkEnd w:id="88"/>
+    <w:bookmarkStart w:id="89" w:name="merke-2"/>
     <w:p>
       <w:pPr>
         <w:pStyle w:val="Heading2"/>
@@ -3624,9 +4201,9 @@
         <w:br w:type="page"/>
       </w:r>
     </w:p>
-    <w:bookmarkEnd w:id="84"/>
-    <w:bookmarkEnd w:id="85"/>
-    <w:bookmarkStart w:id="128" w:name="übungen-lineare-algorithmen"/>
+    <w:bookmarkEnd w:id="89"/>
+    <w:bookmarkEnd w:id="90"/>
+    <w:bookmarkStart w:id="133" w:name="übungen-lineare-algorithmen"/>
     <w:p>
       <w:pPr>
         <w:pStyle w:val="Heading1"/>
@@ -3635,7 +4212,7 @@
         <w:t xml:space="preserve">Übungen – Lineare Algorithmen</w:t>
       </w:r>
     </w:p>
-    <w:bookmarkStart w:id="86" w:name="ziel"/>
+    <w:bookmarkStart w:id="91" w:name="ziel"/>
     <w:p>
       <w:pPr>
         <w:pStyle w:val="Heading2"/>
@@ -3683,8 +4260,8 @@
         </w:pict>
       </w:r>
     </w:p>
-    <w:bookmarkEnd w:id="86"/>
-    <w:bookmarkStart w:id="91" w:name="erkennen"/>
+    <w:bookmarkEnd w:id="91"/>
+    <w:bookmarkStart w:id="96" w:name="erkennen"/>
     <w:p>
       <w:pPr>
         <w:pStyle w:val="Heading2"/>
@@ -3693,7 +4270,7 @@
         <w:t xml:space="preserve">1. Erkennen</w:t>
       </w:r>
     </w:p>
-    <w:bookmarkStart w:id="87" w:name="aufgabe-1-algorithmus-oder-nicht"/>
+    <w:bookmarkStart w:id="92" w:name="aufgabe-1-algorithmus-oder-nicht"/>
     <w:p>
       <w:pPr>
         <w:pStyle w:val="Heading3"/>
@@ -3718,8 +4295,8 @@
         <w:t xml:space="preserve">Begründe deine Entscheidung mit den Eigenschaften eines Algorithmus.</w:t>
       </w:r>
     </w:p>
-    <w:bookmarkEnd w:id="87"/>
-    <w:bookmarkStart w:id="88" w:name="a"/>
+    <w:bookmarkEnd w:id="92"/>
+    <w:bookmarkStart w:id="93" w:name="a"/>
     <w:p>
       <w:pPr>
         <w:pStyle w:val="Heading3"/>
@@ -3807,8 +4384,8 @@
         </w:pict>
       </w:r>
     </w:p>
-    <w:bookmarkEnd w:id="88"/>
-    <w:bookmarkStart w:id="89" w:name="b"/>
+    <w:bookmarkEnd w:id="93"/>
+    <w:bookmarkStart w:id="94" w:name="b"/>
     <w:p>
       <w:pPr>
         <w:pStyle w:val="Heading3"/>
@@ -3896,8 +4473,8 @@
         </w:pict>
       </w:r>
     </w:p>
-    <w:bookmarkEnd w:id="89"/>
-    <w:bookmarkStart w:id="90" w:name="c"/>
+    <w:bookmarkEnd w:id="94"/>
+    <w:bookmarkStart w:id="95" w:name="c"/>
     <w:p>
       <w:pPr>
         <w:pStyle w:val="Heading3"/>
@@ -3985,9 +4562,9 @@
         </w:pict>
       </w:r>
     </w:p>
-    <w:bookmarkEnd w:id="90"/>
-    <w:bookmarkEnd w:id="91"/>
-    <w:bookmarkStart w:id="93" w:name="fehler-finden"/>
+    <w:bookmarkEnd w:id="95"/>
+    <w:bookmarkEnd w:id="96"/>
+    <w:bookmarkStart w:id="98" w:name="fehler-finden"/>
     <w:p>
       <w:pPr>
         <w:pStyle w:val="Heading2"/>
@@ -3996,7 +4573,7 @@
         <w:t xml:space="preserve">2. Fehler finden</w:t>
       </w:r>
     </w:p>
-    <w:bookmarkStart w:id="92" w:name="aufgabe-2-kai-bereitet-kakao-zu"/>
+    <w:bookmarkStart w:id="97" w:name="aufgabe-2-kai-bereitet-kakao-zu"/>
     <w:p>
       <w:pPr>
         <w:pStyle w:val="Heading3"/>
@@ -4152,9 +4729,9 @@
         </w:pict>
       </w:r>
     </w:p>
-    <w:bookmarkEnd w:id="92"/>
-    <w:bookmarkEnd w:id="93"/>
-    <w:bookmarkStart w:id="95" w:name="reihenfolge"/>
+    <w:bookmarkEnd w:id="97"/>
+    <w:bookmarkEnd w:id="98"/>
+    <w:bookmarkStart w:id="100" w:name="reihenfolge"/>
     <w:p>
       <w:pPr>
         <w:pStyle w:val="Heading2"/>
@@ -4163,7 +4740,7 @@
         <w:t xml:space="preserve">3. Reihenfolge</w:t>
       </w:r>
     </w:p>
-    <w:bookmarkStart w:id="94" w:name="aufgabe-3-computerarbeitsplatz"/>
+    <w:bookmarkStart w:id="99" w:name="aufgabe-3-computerarbeitsplatz"/>
     <w:p>
       <w:pPr>
         <w:pStyle w:val="Heading3"/>
@@ -4290,9 +4867,9 @@
         </w:pict>
       </w:r>
     </w:p>
-    <w:bookmarkEnd w:id="94"/>
-    <w:bookmarkEnd w:id="95"/>
-    <w:bookmarkStart w:id="97" w:name="vollständigkeit"/>
+    <w:bookmarkEnd w:id="99"/>
+    <w:bookmarkEnd w:id="100"/>
+    <w:bookmarkStart w:id="102" w:name="vollständigkeit"/>
     <w:p>
       <w:pPr>
         <w:pStyle w:val="Heading2"/>
@@ -4301,7 +4878,7 @@
         <w:t xml:space="preserve">4. Vollständigkeit</w:t>
       </w:r>
     </w:p>
-    <w:bookmarkStart w:id="96" w:name="aufgabe-4-brief-verschicken"/>
+    <w:bookmarkStart w:id="101" w:name="aufgabe-4-brief-verschicken"/>
     <w:p>
       <w:pPr>
         <w:pStyle w:val="Heading3"/>
@@ -4398,9 +4975,9 @@
         </w:pict>
       </w:r>
     </w:p>
-    <w:bookmarkEnd w:id="96"/>
-    <w:bookmarkEnd w:id="97"/>
-    <w:bookmarkStart w:id="103" w:name="eindeutigkeit"/>
+    <w:bookmarkEnd w:id="101"/>
+    <w:bookmarkEnd w:id="102"/>
+    <w:bookmarkStart w:id="108" w:name="eindeutigkeit"/>
     <w:p>
       <w:pPr>
         <w:pStyle w:val="Heading2"/>
@@ -4409,7 +4986,7 @@
         <w:t xml:space="preserve">5. Eindeutigkeit</w:t>
       </w:r>
     </w:p>
-    <w:bookmarkStart w:id="98" w:name="aufgabe-5-ungenaue-anweisungen"/>
+    <w:bookmarkStart w:id="103" w:name="aufgabe-5-ungenaue-anweisungen"/>
     <w:p>
       <w:pPr>
         <w:pStyle w:val="Heading3"/>
@@ -4426,8 +5003,8 @@
         <w:t xml:space="preserve">Verbessere die folgenden Anweisungen so, dass KAI möglichst wenig nachfragen muss.</w:t>
       </w:r>
     </w:p>
-    <w:bookmarkEnd w:id="98"/>
-    <w:bookmarkStart w:id="99" w:name="a-1"/>
+    <w:bookmarkEnd w:id="103"/>
+    <w:bookmarkStart w:id="104" w:name="a-1"/>
     <w:p>
       <w:pPr>
         <w:pStyle w:val="Heading3"/>
@@ -4451,8 +5028,8 @@
         </w:pict>
       </w:r>
     </w:p>
-    <w:bookmarkEnd w:id="99"/>
-    <w:bookmarkStart w:id="100" w:name="b-1"/>
+    <w:bookmarkEnd w:id="104"/>
+    <w:bookmarkStart w:id="105" w:name="b-1"/>
     <w:p>
       <w:pPr>
         <w:pStyle w:val="Heading3"/>
@@ -4476,8 +5053,8 @@
         </w:pict>
       </w:r>
     </w:p>
-    <w:bookmarkEnd w:id="100"/>
-    <w:bookmarkStart w:id="101" w:name="c-1"/>
+    <w:bookmarkEnd w:id="105"/>
+    <w:bookmarkStart w:id="106" w:name="c-1"/>
     <w:p>
       <w:pPr>
         <w:pStyle w:val="Heading3"/>
@@ -4501,8 +5078,8 @@
         </w:pict>
       </w:r>
     </w:p>
-    <w:bookmarkEnd w:id="101"/>
-    <w:bookmarkStart w:id="102" w:name="d"/>
+    <w:bookmarkEnd w:id="106"/>
+    <w:bookmarkStart w:id="107" w:name="d"/>
     <w:p>
       <w:pPr>
         <w:pStyle w:val="Heading3"/>
@@ -4533,9 +5110,9 @@
         </w:pict>
       </w:r>
     </w:p>
-    <w:bookmarkEnd w:id="102"/>
-    <w:bookmarkEnd w:id="103"/>
-    <w:bookmarkStart w:id="105" w:name="einen-algorithmus-entwickeln"/>
+    <w:bookmarkEnd w:id="107"/>
+    <w:bookmarkEnd w:id="108"/>
+    <w:bookmarkStart w:id="110" w:name="einen-algorithmus-entwickeln"/>
     <w:p>
       <w:pPr>
         <w:pStyle w:val="Heading2"/>
@@ -4544,7 +5121,7 @@
         <w:t xml:space="preserve">6. Einen Algorithmus entwickeln</w:t>
       </w:r>
     </w:p>
-    <w:bookmarkStart w:id="104" w:name="aufgabe-6-trinkflasche-füllen"/>
+    <w:bookmarkStart w:id="109" w:name="aufgabe-6-trinkflasche-füllen"/>
     <w:p>
       <w:pPr>
         <w:pStyle w:val="Heading3"/>
@@ -4715,9 +5292,9 @@
         </w:pict>
       </w:r>
     </w:p>
-    <w:bookmarkEnd w:id="104"/>
-    <w:bookmarkEnd w:id="105"/>
-    <w:bookmarkStart w:id="109" w:name="testen"/>
+    <w:bookmarkEnd w:id="109"/>
+    <w:bookmarkEnd w:id="110"/>
+    <w:bookmarkStart w:id="114" w:name="testen"/>
     <w:p>
       <w:pPr>
         <w:pStyle w:val="Heading2"/>
@@ -4726,7 +5303,7 @@
         <w:t xml:space="preserve">7. Testen</w:t>
       </w:r>
     </w:p>
-    <w:bookmarkStart w:id="106" w:name="aufgabe-7-partnerprüfung"/>
+    <w:bookmarkStart w:id="111" w:name="aufgabe-7-partnerprüfung"/>
     <w:p>
       <w:pPr>
         <w:pStyle w:val="Heading3"/>
@@ -4828,8 +5405,8 @@
         <w:t xml:space="preserve">Überarbeite deinen Algorithmus danach.</w:t>
       </w:r>
     </w:p>
-    <w:bookmarkEnd w:id="106"/>
-    <w:bookmarkStart w:id="107" w:name="was-hast-du-verändert"/>
+    <w:bookmarkEnd w:id="111"/>
+    <w:bookmarkStart w:id="112" w:name="was-hast-du-verändert"/>
     <w:p>
       <w:pPr>
         <w:pStyle w:val="Heading3"/>
@@ -4852,8 +5429,8 @@
         </w:pict>
       </w:r>
     </w:p>
-    <w:bookmarkEnd w:id="107"/>
-    <w:bookmarkStart w:id="108" w:name="warum-ist-version-2-besser"/>
+    <w:bookmarkEnd w:id="112"/>
+    <w:bookmarkStart w:id="113" w:name="warum-ist-version-2-besser"/>
     <w:p>
       <w:pPr>
         <w:pStyle w:val="Heading3"/>
@@ -4883,9 +5460,9 @@
         </w:pict>
       </w:r>
     </w:p>
-    <w:bookmarkEnd w:id="108"/>
-    <w:bookmarkEnd w:id="109"/>
-    <w:bookmarkStart w:id="111" w:name="verschiedene-lösungen-vergleichen"/>
+    <w:bookmarkEnd w:id="113"/>
+    <w:bookmarkEnd w:id="114"/>
+    <w:bookmarkStart w:id="116" w:name="verschiedene-lösungen-vergleichen"/>
     <w:p>
       <w:pPr>
         <w:pStyle w:val="Heading2"/>
@@ -4894,7 +5471,7 @@
         <w:t xml:space="preserve">8. Verschiedene Lösungen vergleichen</w:t>
       </w:r>
     </w:p>
-    <w:bookmarkStart w:id="110" w:name="aufgabe-8"/>
+    <w:bookmarkStart w:id="115" w:name="aufgabe-8"/>
     <w:p>
       <w:pPr>
         <w:pStyle w:val="Heading3"/>
@@ -5150,9 +5727,9 @@
         </w:pict>
       </w:r>
     </w:p>
-    <w:bookmarkEnd w:id="110"/>
-    <w:bookmarkEnd w:id="111"/>
-    <w:bookmarkStart w:id="114" w:name="scratch-und-python-1"/>
+    <w:bookmarkEnd w:id="115"/>
+    <w:bookmarkEnd w:id="116"/>
+    <w:bookmarkStart w:id="119" w:name="scratch-und-python-1"/>
     <w:p>
       <w:pPr>
         <w:pStyle w:val="Heading2"/>
@@ -5161,7 +5738,7 @@
         <w:t xml:space="preserve">9. Scratch und Python</w:t>
       </w:r>
     </w:p>
-    <w:bookmarkStart w:id="112" w:name="Xb0dc84488a4f8817c9b8838836211d6c55325d7"/>
+    <w:bookmarkStart w:id="117" w:name="Xb0dc84488a4f8817c9b8838836211d6c55325d7"/>
     <w:p>
       <w:pPr>
         <w:pStyle w:val="Heading3"/>
@@ -5321,8 +5898,8 @@
         <w:t xml:space="preserve">um.</w:t>
       </w:r>
     </w:p>
-    <w:bookmarkEnd w:id="112"/>
-    <w:bookmarkStart w:id="113" w:name="denkfrage"/>
+    <w:bookmarkEnd w:id="117"/>
+    <w:bookmarkStart w:id="118" w:name="denkfrage"/>
     <w:p>
       <w:pPr>
         <w:pStyle w:val="Heading3"/>
@@ -5392,9 +5969,9 @@
         </w:pict>
       </w:r>
     </w:p>
-    <w:bookmarkEnd w:id="113"/>
-    <w:bookmarkEnd w:id="114"/>
-    <w:bookmarkStart w:id="116" w:name="fehler-erklären"/>
+    <w:bookmarkEnd w:id="118"/>
+    <w:bookmarkEnd w:id="119"/>
+    <w:bookmarkStart w:id="121" w:name="fehler-erklären"/>
     <w:p>
       <w:pPr>
         <w:pStyle w:val="Heading2"/>
@@ -5403,7 +5980,7 @@
         <w:t xml:space="preserve">10. Fehler erklären</w:t>
       </w:r>
     </w:p>
-    <w:bookmarkStart w:id="115" w:name="aufgabe-10-kai-macht-genau-das-richtige"/>
+    <w:bookmarkStart w:id="120" w:name="aufgabe-10-kai-macht-genau-das-richtige"/>
     <w:p>
       <w:pPr>
         <w:pStyle w:val="Heading3"/>
@@ -5472,9 +6049,9 @@
         </w:pict>
       </w:r>
     </w:p>
-    <w:bookmarkEnd w:id="115"/>
-    <w:bookmarkEnd w:id="116"/>
-    <w:bookmarkStart w:id="119" w:name="eigener-fehleralgorithmus"/>
+    <w:bookmarkEnd w:id="120"/>
+    <w:bookmarkEnd w:id="121"/>
+    <w:bookmarkStart w:id="124" w:name="eigener-fehleralgorithmus"/>
     <w:p>
       <w:pPr>
         <w:pStyle w:val="Heading2"/>
@@ -5507,7 +6084,7 @@
         <w:t xml:space="preserve">Eine andere Gruppe soll die Fehler finden und erklären.</w:t>
       </w:r>
     </w:p>
-    <w:bookmarkStart w:id="117" w:name="mein-fehlerhafter-algorithmus"/>
+    <w:bookmarkStart w:id="122" w:name="mein-fehlerhafter-algorithmus"/>
     <w:p>
       <w:pPr>
         <w:pStyle w:val="Heading3"/>
@@ -5544,8 +6121,8 @@
         </w:pict>
       </w:r>
     </w:p>
-    <w:bookmarkEnd w:id="117"/>
-    <w:bookmarkStart w:id="118" w:name="eingebaute-fehler"/>
+    <w:bookmarkEnd w:id="122"/>
+    <w:bookmarkStart w:id="123" w:name="eingebaute-fehler"/>
     <w:p>
       <w:pPr>
         <w:pStyle w:val="Heading3"/>
@@ -5582,9 +6159,9 @@
         </w:pict>
       </w:r>
     </w:p>
-    <w:bookmarkEnd w:id="118"/>
-    <w:bookmarkEnd w:id="119"/>
-    <w:bookmarkStart w:id="126" w:name="transfer"/>
+    <w:bookmarkEnd w:id="123"/>
+    <w:bookmarkEnd w:id="124"/>
+    <w:bookmarkStart w:id="131" w:name="transfer-1"/>
     <w:p>
       <w:pPr>
         <w:pStyle w:val="Heading2"/>
@@ -5593,7 +6170,7 @@
         <w:t xml:space="preserve">12. Transfer</w:t>
       </w:r>
     </w:p>
-    <w:bookmarkStart w:id="120" w:name="aufgabe-12-vom-ablauf-zum-problem"/>
+    <w:bookmarkStart w:id="125" w:name="aufgabe-12-vom-ablauf-zum-problem"/>
     <w:p>
       <w:pPr>
         <w:pStyle w:val="Heading3"/>
@@ -5674,8 +6251,8 @@
         <w:t xml:space="preserve">Gehe systematisch vor.</w:t>
       </w:r>
     </w:p>
-    <w:bookmarkEnd w:id="120"/>
-    <w:bookmarkStart w:id="121" w:name="problem"/>
+    <w:bookmarkEnd w:id="125"/>
+    <w:bookmarkStart w:id="126" w:name="problem"/>
     <w:p>
       <w:pPr>
         <w:pStyle w:val="Heading3"/>
@@ -5699,8 +6276,8 @@
         </w:pict>
       </w:r>
     </w:p>
-    <w:bookmarkEnd w:id="121"/>
-    <w:bookmarkStart w:id="122" w:name="eingaben-und-voraussetzungen"/>
+    <w:bookmarkEnd w:id="126"/>
+    <w:bookmarkStart w:id="127" w:name="eingaben-und-voraussetzungen"/>
     <w:p>
       <w:pPr>
         <w:pStyle w:val="Heading3"/>
@@ -5724,8 +6301,8 @@
         </w:pict>
       </w:r>
     </w:p>
-    <w:bookmarkEnd w:id="122"/>
-    <w:bookmarkStart w:id="123" w:name="algorithmus"/>
+    <w:bookmarkEnd w:id="127"/>
+    <w:bookmarkStart w:id="128" w:name="algorithmus"/>
     <w:p>
       <w:pPr>
         <w:pStyle w:val="Heading3"/>
@@ -5763,8 +6340,8 @@
         </w:pict>
       </w:r>
     </w:p>
-    <w:bookmarkEnd w:id="123"/>
-    <w:bookmarkStart w:id="124" w:name="test"/>
+    <w:bookmarkEnd w:id="128"/>
+    <w:bookmarkStart w:id="129" w:name="test"/>
     <w:p>
       <w:pPr>
         <w:pStyle w:val="Heading3"/>
@@ -5788,8 +6365,8 @@
         </w:pict>
       </w:r>
     </w:p>
-    <w:bookmarkEnd w:id="124"/>
-    <w:bookmarkStart w:id="125" w:name="verbesserung"/>
+    <w:bookmarkEnd w:id="129"/>
+    <w:bookmarkStart w:id="130" w:name="verbesserung"/>
     <w:p>
       <w:pPr>
         <w:pStyle w:val="Heading3"/>
@@ -5820,9 +6397,9 @@
         </w:pict>
       </w:r>
     </w:p>
-    <w:bookmarkEnd w:id="125"/>
-    <w:bookmarkEnd w:id="126"/>
-    <w:bookmarkStart w:id="127" w:name="plus-effizienz"/>
+    <w:bookmarkEnd w:id="130"/>
+    <w:bookmarkEnd w:id="131"/>
+    <w:bookmarkStart w:id="132" w:name="plus-effizienz"/>
     <w:p>
       <w:pPr>
         <w:pStyle w:val="Heading2"/>
@@ -5897,9 +6474,9 @@
         <w:br w:type="page"/>
       </w:r>
     </w:p>
-    <w:bookmarkEnd w:id="127"/>
-    <w:bookmarkEnd w:id="128"/>
-    <w:bookmarkStart w:id="135" w:name="transfer-1"/>
+    <w:bookmarkEnd w:id="132"/>
+    <w:bookmarkEnd w:id="133"/>
+    <w:bookmarkStart w:id="140" w:name="transfer-2"/>
     <w:p>
       <w:pPr>
         <w:pStyle w:val="Heading1"/>
@@ -5931,7 +6508,7 @@
         </w:pict>
       </w:r>
     </w:p>
-    <w:bookmarkStart w:id="129" w:name="aufgabe-1-frühstück-vorbereiten"/>
+    <w:bookmarkStart w:id="134" w:name="aufgabe-1-frühstück-vorbereiten"/>
     <w:p>
       <w:pPr>
         <w:pStyle w:val="Heading2"/>
@@ -6019,8 +6596,8 @@
         </w:pict>
       </w:r>
     </w:p>
-    <w:bookmarkEnd w:id="129"/>
-    <w:bookmarkStart w:id="130" w:name="aufgabe-2-papierflieger-falten"/>
+    <w:bookmarkEnd w:id="134"/>
+    <w:bookmarkStart w:id="135" w:name="aufgabe-2-papierflieger-falten"/>
     <w:p>
       <w:pPr>
         <w:pStyle w:val="Heading2"/>
@@ -6068,8 +6645,8 @@
         </w:pict>
       </w:r>
     </w:p>
-    <w:bookmarkEnd w:id="130"/>
-    <w:bookmarkStart w:id="131" w:name="aufgabe-3-der-schulweg"/>
+    <w:bookmarkEnd w:id="135"/>
+    <w:bookmarkStart w:id="136" w:name="aufgabe-3-der-schulweg"/>
     <w:p>
       <w:pPr>
         <w:pStyle w:val="Heading2"/>
@@ -6109,8 +6686,8 @@
         </w:pict>
       </w:r>
     </w:p>
-    <w:bookmarkEnd w:id="131"/>
-    <w:bookmarkStart w:id="132" w:name="kai-challenge"/>
+    <w:bookmarkEnd w:id="136"/>
+    <w:bookmarkStart w:id="137" w:name="kai-challenge"/>
     <w:p>
       <w:pPr>
         <w:pStyle w:val="Heading2"/>
@@ -6166,8 +6743,8 @@
         </w:pict>
       </w:r>
     </w:p>
-    <w:bookmarkEnd w:id="132"/>
-    <w:bookmarkStart w:id="133" w:name="aufgabe-4-ist-das-ein-algorithmus"/>
+    <w:bookmarkEnd w:id="137"/>
+    <w:bookmarkStart w:id="138" w:name="aufgabe-4-ist-das-ein-algorithmus"/>
     <w:p>
       <w:pPr>
         <w:pStyle w:val="Heading2"/>
@@ -6267,8 +6844,8 @@
         </w:pict>
       </w:r>
     </w:p>
-    <w:bookmarkEnd w:id="133"/>
-    <w:bookmarkStart w:id="134" w:name="aufgabe-5-eigene-idee"/>
+    <w:bookmarkEnd w:id="138"/>
+    <w:bookmarkStart w:id="139" w:name="aufgabe-5-eigene-idee"/>
     <w:p>
       <w:pPr>
         <w:pStyle w:val="Heading2"/>
@@ -6306,9 +6883,9 @@
         <w:br w:type="page"/>
       </w:r>
     </w:p>
-    <w:bookmarkEnd w:id="134"/>
-    <w:bookmarkEnd w:id="135"/>
-    <w:bookmarkStart w:id="147" w:name="projekt-kai-übernimmt-eine-neue-aufgabe"/>
+    <w:bookmarkEnd w:id="139"/>
+    <w:bookmarkEnd w:id="140"/>
+    <w:bookmarkStart w:id="152" w:name="projekt-kai-übernimmt-eine-neue-aufgabe"/>
     <w:p>
       <w:pPr>
         <w:pStyle w:val="Heading1"/>
@@ -6317,7 +6894,7 @@
         <w:t xml:space="preserve">Projekt – KAI übernimmt eine neue Aufgabe</w:t>
       </w:r>
     </w:p>
-    <w:bookmarkStart w:id="136" w:name="der-auftrag"/>
+    <w:bookmarkStart w:id="141" w:name="der-auftrag"/>
     <w:p>
       <w:pPr>
         <w:pStyle w:val="Heading2"/>
@@ -6357,8 +6934,8 @@
         </w:pict>
       </w:r>
     </w:p>
-    <w:bookmarkEnd w:id="136"/>
-    <w:bookmarkStart w:id="140" w:name="aufgabe"/>
+    <w:bookmarkEnd w:id="141"/>
+    <w:bookmarkStart w:id="145" w:name="aufgabe"/>
     <w:p>
       <w:pPr>
         <w:pStyle w:val="Heading2"/>
@@ -6391,7 +6968,7 @@
         <w:t xml:space="preserve">der folgenden Aufgaben aus.</w:t>
       </w:r>
     </w:p>
-    <w:bookmarkStart w:id="137" w:name="möglichkeit-a-getränke-ausgeben"/>
+    <w:bookmarkStart w:id="142" w:name="möglichkeit-a-getränke-ausgeben"/>
     <w:p>
       <w:pPr>
         <w:pStyle w:val="Heading3"/>
@@ -6415,8 +6992,8 @@
         </w:pict>
       </w:r>
     </w:p>
-    <w:bookmarkEnd w:id="137"/>
-    <w:bookmarkStart w:id="138" w:name="möglichkeit-b-material-ausgeben"/>
+    <w:bookmarkEnd w:id="142"/>
+    <w:bookmarkStart w:id="143" w:name="möglichkeit-b-material-ausgeben"/>
     <w:p>
       <w:pPr>
         <w:pStyle w:val="Heading3"/>
@@ -6440,8 +7017,8 @@
         </w:pict>
       </w:r>
     </w:p>
-    <w:bookmarkEnd w:id="138"/>
-    <w:bookmarkStart w:id="139" w:name="möglichkeit-c-fundbüro"/>
+    <w:bookmarkEnd w:id="143"/>
+    <w:bookmarkStart w:id="144" w:name="möglichkeit-c-fundbüro"/>
     <w:p>
       <w:pPr>
         <w:pStyle w:val="Heading3"/>
@@ -6465,9 +7042,9 @@
         </w:pict>
       </w:r>
     </w:p>
-    <w:bookmarkEnd w:id="139"/>
-    <w:bookmarkEnd w:id="140"/>
-    <w:bookmarkStart w:id="141" w:name="planung"/>
+    <w:bookmarkEnd w:id="144"/>
+    <w:bookmarkEnd w:id="145"/>
+    <w:bookmarkStart w:id="146" w:name="planung"/>
     <w:p>
       <w:pPr>
         <w:pStyle w:val="Heading2"/>
@@ -6539,8 +7116,8 @@
         </w:pict>
       </w:r>
     </w:p>
-    <w:bookmarkEnd w:id="141"/>
-    <w:bookmarkStart w:id="142" w:name="entwickelt-euren-algorithmus"/>
+    <w:bookmarkEnd w:id="146"/>
+    <w:bookmarkStart w:id="147" w:name="entwickelt-euren-algorithmus"/>
     <w:p>
       <w:pPr>
         <w:pStyle w:val="Heading2"/>
@@ -6628,8 +7205,8 @@
         </w:pict>
       </w:r>
     </w:p>
-    <w:bookmarkEnd w:id="142"/>
-    <w:bookmarkStart w:id="143" w:name="test-1"/>
+    <w:bookmarkEnd w:id="147"/>
+    <w:bookmarkStart w:id="148" w:name="test-1"/>
     <w:p>
       <w:pPr>
         <w:pStyle w:val="Heading2"/>
@@ -6723,8 +7300,8 @@
         </w:pict>
       </w:r>
     </w:p>
-    <w:bookmarkEnd w:id="143"/>
-    <w:bookmarkStart w:id="144" w:name="überarbeitet-euren-algorithmus"/>
+    <w:bookmarkEnd w:id="148"/>
+    <w:bookmarkStart w:id="149" w:name="überarbeitet-euren-algorithmus"/>
     <w:p>
       <w:pPr>
         <w:pStyle w:val="Heading2"/>
@@ -6748,8 +7325,8 @@
         </w:pict>
       </w:r>
     </w:p>
-    <w:bookmarkEnd w:id="144"/>
-    <w:bookmarkStart w:id="145" w:name="präsentation"/>
+    <w:bookmarkEnd w:id="149"/>
+    <w:bookmarkStart w:id="150" w:name="präsentation"/>
     <w:p>
       <w:pPr>
         <w:pStyle w:val="Heading2"/>
@@ -6817,8 +7394,8 @@
         </w:pict>
       </w:r>
     </w:p>
-    <w:bookmarkEnd w:id="145"/>
-    <w:bookmarkStart w:id="146" w:name="kai-erklärt-5"/>
+    <w:bookmarkEnd w:id="150"/>
+    <w:bookmarkStart w:id="151" w:name="kai-erklärt-5"/>
     <w:p>
       <w:pPr>
         <w:pStyle w:val="Heading2"/>
@@ -6848,9 +7425,9 @@
         <w:br w:type="page"/>
       </w:r>
     </w:p>
-    <w:bookmarkEnd w:id="146"/>
-    <w:bookmarkEnd w:id="147"/>
-    <w:bookmarkStart w:id="148" w:name="reflexion"/>
+    <w:bookmarkEnd w:id="151"/>
+    <w:bookmarkEnd w:id="152"/>
+    <w:bookmarkStart w:id="153" w:name="reflexion"/>
     <w:p>
       <w:pPr>
         <w:pStyle w:val="Heading1"/>
@@ -6864,8 +7441,8 @@
         <w:br w:type="page"/>
       </w:r>
     </w:p>
-    <w:bookmarkEnd w:id="148"/>
-    <w:bookmarkStart w:id="158" w:name="kompetenzcheck"/>
+    <w:bookmarkEnd w:id="153"/>
+    <w:bookmarkStart w:id="163" w:name="kompetenzcheck"/>
     <w:p>
       <w:pPr>
         <w:pStyle w:val="Heading1"/>
@@ -6874,7 +7451,7 @@
         <w:t xml:space="preserve">Kompetenzcheck</w:t>
       </w:r>
     </w:p>
-    <w:bookmarkStart w:id="149" w:name="das-kann-ich"/>
+    <w:bookmarkStart w:id="154" w:name="das-kann-ich"/>
     <w:p>
       <w:pPr>
         <w:pStyle w:val="Heading2"/>
@@ -6898,8 +7475,8 @@
         </w:pict>
       </w:r>
     </w:p>
-    <w:bookmarkEnd w:id="149"/>
-    <w:bookmarkStart w:id="152" w:name="aufgabe-1-algorithmus-erkennen"/>
+    <w:bookmarkEnd w:id="154"/>
+    <w:bookmarkStart w:id="157" w:name="aufgabe-1-algorithmus-erkennen"/>
     <w:p>
       <w:pPr>
         <w:pStyle w:val="Heading2"/>
@@ -6924,7 +7501,7 @@
         <w:t xml:space="preserve">Begründe deine Entscheidung.</w:t>
       </w:r>
     </w:p>
-    <w:bookmarkStart w:id="150" w:name="a-2"/>
+    <w:bookmarkStart w:id="155" w:name="a-2"/>
     <w:p>
       <w:pPr>
         <w:pStyle w:val="Heading3"/>
@@ -6992,8 +7569,8 @@
         </w:pict>
       </w:r>
     </w:p>
-    <w:bookmarkEnd w:id="150"/>
-    <w:bookmarkStart w:id="151" w:name="b-2"/>
+    <w:bookmarkEnd w:id="155"/>
+    <w:bookmarkStart w:id="156" w:name="b-2"/>
     <w:p>
       <w:pPr>
         <w:pStyle w:val="Heading3"/>
@@ -7061,9 +7638,9 @@
         </w:pict>
       </w:r>
     </w:p>
-    <w:bookmarkEnd w:id="151"/>
-    <w:bookmarkEnd w:id="152"/>
-    <w:bookmarkStart w:id="153" w:name="aufgabe-2-fehler-finden"/>
+    <w:bookmarkEnd w:id="156"/>
+    <w:bookmarkEnd w:id="157"/>
+    <w:bookmarkStart w:id="158" w:name="aufgabe-2-fehler-finden"/>
     <w:p>
       <w:pPr>
         <w:pStyle w:val="Heading2"/>
@@ -7157,8 +7734,8 @@
         </w:pict>
       </w:r>
     </w:p>
-    <w:bookmarkEnd w:id="153"/>
-    <w:bookmarkStart w:id="154" w:name="aufgabe-3-algorithmus-entwickeln"/>
+    <w:bookmarkEnd w:id="158"/>
+    <w:bookmarkStart w:id="159" w:name="aufgabe-3-algorithmus-entwickeln"/>
     <w:p>
       <w:pPr>
         <w:pStyle w:val="Heading2"/>
@@ -7279,8 +7856,8 @@
         </w:pict>
       </w:r>
     </w:p>
-    <w:bookmarkEnd w:id="154"/>
-    <w:bookmarkStart w:id="155" w:name="aufgabe-4-darstellungen-vergleichen"/>
+    <w:bookmarkEnd w:id="159"/>
+    <w:bookmarkStart w:id="160" w:name="aufgabe-4-darstellungen-vergleichen"/>
     <w:p>
       <w:pPr>
         <w:pStyle w:val="Heading2"/>
@@ -7326,8 +7903,8 @@
         </w:pict>
       </w:r>
     </w:p>
-    <w:bookmarkEnd w:id="155"/>
-    <w:bookmarkStart w:id="156" w:name="selbsteinschätzung"/>
+    <w:bookmarkEnd w:id="160"/>
+    <w:bookmarkStart w:id="161" w:name="selbsteinschätzung"/>
     <w:p>
       <w:pPr>
         <w:pStyle w:val="Heading2"/>
@@ -7718,8 +8295,8 @@
         </w:pict>
       </w:r>
     </w:p>
-    <w:bookmarkEnd w:id="156"/>
-    <w:bookmarkStart w:id="157" w:name="geschafft"/>
+    <w:bookmarkEnd w:id="161"/>
+    <w:bookmarkStart w:id="162" w:name="geschafft"/>
     <w:p>
       <w:pPr>
         <w:pStyle w:val="Heading2"/>
@@ -7749,9 +8326,9 @@
         <w:br w:type="page"/>
       </w:r>
     </w:p>
-    <w:bookmarkEnd w:id="157"/>
-    <w:bookmarkEnd w:id="158"/>
-    <w:bookmarkStart w:id="169" w:name="X1fe86ddd3f4edc47bc3f740cbc88faf3705b9d2"/>
+    <w:bookmarkEnd w:id="162"/>
+    <w:bookmarkEnd w:id="163"/>
+    <w:bookmarkStart w:id="174" w:name="X1fe86ddd3f4edc47bc3f740cbc88faf3705b9d2"/>
     <w:p>
       <w:pPr>
         <w:pStyle w:val="Heading1"/>
@@ -7760,7 +8337,7 @@
         <w:t xml:space="preserve">Projektstart – Von der Übung zur Komplexaufgabe</w:t>
       </w:r>
     </w:p>
-    <w:bookmarkStart w:id="159" w:name="jetzt-beginnt-das-eigentliche-projekt"/>
+    <w:bookmarkStart w:id="164" w:name="jetzt-beginnt-das-eigentliche-projekt"/>
     <w:p>
       <w:pPr>
         <w:pStyle w:val="Heading2"/>
@@ -7829,8 +8406,8 @@
         </w:pict>
       </w:r>
     </w:p>
-    <w:bookmarkEnd w:id="159"/>
-    <w:bookmarkStart w:id="160" w:name="was-ist-ein-projekt"/>
+    <w:bookmarkEnd w:id="164"/>
+    <w:bookmarkStart w:id="165" w:name="was-ist-ein-projekt"/>
     <w:p>
       <w:pPr>
         <w:pStyle w:val="Heading2"/>
@@ -7922,8 +8499,8 @@
         </w:pict>
       </w:r>
     </w:p>
-    <w:bookmarkEnd w:id="160"/>
-    <w:bookmarkStart w:id="161" w:name="der-projektauftrag"/>
+    <w:bookmarkEnd w:id="165"/>
+    <w:bookmarkStart w:id="166" w:name="der-projektauftrag"/>
     <w:p>
       <w:pPr>
         <w:pStyle w:val="Heading2"/>
@@ -8036,8 +8613,8 @@
         </w:pict>
       </w:r>
     </w:p>
-    <w:bookmarkEnd w:id="161"/>
-    <w:bookmarkStart w:id="162" w:name="unser-team"/>
+    <w:bookmarkEnd w:id="166"/>
+    <w:bookmarkStart w:id="167" w:name="unser-team"/>
     <w:p>
       <w:pPr>
         <w:pStyle w:val="Heading2"/>
@@ -8096,8 +8673,8 @@
         </w:pict>
       </w:r>
     </w:p>
-    <w:bookmarkEnd w:id="162"/>
-    <w:bookmarkStart w:id="163" w:name="unsere-erste-idee"/>
+    <w:bookmarkEnd w:id="167"/>
+    <w:bookmarkStart w:id="168" w:name="unsere-erste-idee"/>
     <w:p>
       <w:pPr>
         <w:pStyle w:val="Heading2"/>
@@ -8157,8 +8734,8 @@
         </w:pict>
       </w:r>
     </w:p>
-    <w:bookmarkEnd w:id="163"/>
-    <w:bookmarkStart w:id="165" w:name="rollen-im-team"/>
+    <w:bookmarkEnd w:id="168"/>
+    <w:bookmarkStart w:id="170" w:name="rollen-im-team"/>
     <w:p>
       <w:pPr>
         <w:pStyle w:val="Heading2"/>
@@ -8256,7 +8833,7 @@
         <w:t xml:space="preserve">Präsentation</w:t>
       </w:r>
     </w:p>
-    <w:bookmarkStart w:id="164" w:name="unsere-erste-rollenverteilung"/>
+    <w:bookmarkStart w:id="169" w:name="unsere-erste-rollenverteilung"/>
     <w:p>
       <w:pPr>
         <w:pStyle w:val="Heading3"/>
@@ -8423,9 +9000,9 @@
         </w:pict>
       </w:r>
     </w:p>
-    <w:bookmarkEnd w:id="164"/>
-    <w:bookmarkEnd w:id="165"/>
-    <w:bookmarkStart w:id="166" w:name="der-qualitätskreislauf"/>
+    <w:bookmarkEnd w:id="169"/>
+    <w:bookmarkEnd w:id="170"/>
+    <w:bookmarkStart w:id="171" w:name="der-qualitätskreislauf"/>
     <w:p>
       <w:pPr>
         <w:pStyle w:val="Heading2"/>
@@ -8549,8 +9126,8 @@
         </w:pict>
       </w:r>
     </w:p>
-    <w:bookmarkEnd w:id="166"/>
-    <w:bookmarkStart w:id="167" w:name="projektregeln"/>
+    <w:bookmarkEnd w:id="171"/>
+    <w:bookmarkStart w:id="172" w:name="projektregeln"/>
     <w:p>
       <w:pPr>
         <w:pStyle w:val="Heading2"/>
@@ -8646,8 +9223,8 @@
         </w:pict>
       </w:r>
     </w:p>
-    <w:bookmarkEnd w:id="167"/>
-    <w:bookmarkStart w:id="168" w:name="startcheck"/>
+    <w:bookmarkEnd w:id="172"/>
+    <w:bookmarkStart w:id="173" w:name="startcheck"/>
     <w:p>
       <w:pPr>
         <w:pStyle w:val="Heading2"/>
@@ -8741,9 +9318,9 @@
         <w:br w:type="page"/>
       </w:r>
     </w:p>
-    <w:bookmarkEnd w:id="168"/>
-    <w:bookmarkEnd w:id="169"/>
-    <w:bookmarkStart w:id="186" w:name="X5fcebfba1a68adbdf1018d8e779eaec79c036c9"/>
+    <w:bookmarkEnd w:id="173"/>
+    <w:bookmarkEnd w:id="174"/>
+    <w:bookmarkStart w:id="191" w:name="X5fcebfba1a68adbdf1018d8e779eaec79c036c9"/>
     <w:p>
       <w:pPr>
         <w:pStyle w:val="Heading1"/>
@@ -8752,7 +9329,7 @@
         <w:t xml:space="preserve">Problemanalyse – Was müssen wir eigentlich lösen?</w:t>
       </w:r>
     </w:p>
-    <w:bookmarkStart w:id="170" w:name="nicht-sofort-programmieren"/>
+    <w:bookmarkStart w:id="175" w:name="nicht-sofort-programmieren"/>
     <w:p>
       <w:pPr>
         <w:pStyle w:val="Heading2"/>
@@ -8813,8 +9390,8 @@
         </w:pict>
       </w:r>
     </w:p>
-    <w:bookmarkEnd w:id="170"/>
-    <w:bookmarkStart w:id="171" w:name="problem-beschreiben"/>
+    <w:bookmarkEnd w:id="175"/>
+    <w:bookmarkStart w:id="176" w:name="problem-beschreiben"/>
     <w:p>
       <w:pPr>
         <w:pStyle w:val="Heading2"/>
@@ -8864,8 +9441,8 @@
         </w:pict>
       </w:r>
     </w:p>
-    <w:bookmarkEnd w:id="171"/>
-    <w:bookmarkStart w:id="172" w:name="ziel-beschreiben"/>
+    <w:bookmarkEnd w:id="176"/>
+    <w:bookmarkStart w:id="177" w:name="ziel-beschreiben"/>
     <w:p>
       <w:pPr>
         <w:pStyle w:val="Heading2"/>
@@ -8915,8 +9492,8 @@
         </w:pict>
       </w:r>
     </w:p>
-    <w:bookmarkEnd w:id="172"/>
-    <w:bookmarkStart w:id="173" w:name="zielgruppe"/>
+    <w:bookmarkEnd w:id="177"/>
+    <w:bookmarkStart w:id="178" w:name="zielgruppe"/>
     <w:p>
       <w:pPr>
         <w:pStyle w:val="Heading2"/>
@@ -9022,8 +9599,8 @@
         </w:pict>
       </w:r>
     </w:p>
-    <w:bookmarkEnd w:id="173"/>
-    <w:bookmarkStart w:id="178" w:name="Xf7b9c48f7794619faea0afbfc8db270f698cf46"/>
+    <w:bookmarkEnd w:id="178"/>
+    <w:bookmarkStart w:id="183" w:name="Xf7b9c48f7794619faea0afbfc8db270f698cf46"/>
     <w:p>
       <w:pPr>
         <w:pStyle w:val="Heading2"/>
@@ -9048,7 +9625,7 @@
         <w:t xml:space="preserve">Übertragt es auf euer Projekt.</w:t>
       </w:r>
     </w:p>
-    <w:bookmarkStart w:id="174" w:name="eingabe"/>
+    <w:bookmarkStart w:id="179" w:name="eingabe"/>
     <w:p>
       <w:pPr>
         <w:pStyle w:val="Heading3"/>
@@ -9072,8 +9649,8 @@
         </w:pict>
       </w:r>
     </w:p>
-    <w:bookmarkEnd w:id="174"/>
-    <w:bookmarkStart w:id="175" w:name="verarbeitung"/>
+    <w:bookmarkEnd w:id="179"/>
+    <w:bookmarkStart w:id="180" w:name="verarbeitung"/>
     <w:p>
       <w:pPr>
         <w:pStyle w:val="Heading3"/>
@@ -9097,8 +9674,8 @@
         </w:pict>
       </w:r>
     </w:p>
-    <w:bookmarkEnd w:id="175"/>
-    <w:bookmarkStart w:id="176" w:name="ausgabe"/>
+    <w:bookmarkEnd w:id="180"/>
+    <w:bookmarkStart w:id="181" w:name="ausgabe"/>
     <w:p>
       <w:pPr>
         <w:pStyle w:val="Heading3"/>
@@ -9122,8 +9699,8 @@
         </w:pict>
       </w:r>
     </w:p>
-    <w:bookmarkEnd w:id="176"/>
-    <w:bookmarkStart w:id="177" w:name="speicherung"/>
+    <w:bookmarkEnd w:id="181"/>
+    <w:bookmarkStart w:id="182" w:name="speicherung"/>
     <w:p>
       <w:pPr>
         <w:pStyle w:val="Heading3"/>
@@ -9154,9 +9731,9 @@
         </w:pict>
       </w:r>
     </w:p>
-    <w:bookmarkEnd w:id="177"/>
-    <w:bookmarkEnd w:id="178"/>
-    <w:bookmarkStart w:id="181" w:name="anforderungen"/>
+    <w:bookmarkEnd w:id="182"/>
+    <w:bookmarkEnd w:id="183"/>
+    <w:bookmarkStart w:id="186" w:name="anforderungen"/>
     <w:p>
       <w:pPr>
         <w:pStyle w:val="Heading2"/>
@@ -9189,7 +9766,7 @@
         <w:t xml:space="preserve">beschreibt, was eure Lösung leisten soll.</w:t>
       </w:r>
     </w:p>
-    <w:bookmarkStart w:id="179" w:name="muss-anforderungen"/>
+    <w:bookmarkStart w:id="184" w:name="muss-anforderungen"/>
     <w:p>
       <w:pPr>
         <w:pStyle w:val="Heading3"/>
@@ -9227,8 +9804,8 @@
         </w:pict>
       </w:r>
     </w:p>
-    <w:bookmarkEnd w:id="179"/>
-    <w:bookmarkStart w:id="180" w:name="kann-anforderungen"/>
+    <w:bookmarkEnd w:id="184"/>
+    <w:bookmarkStart w:id="185" w:name="kann-anforderungen"/>
     <w:p>
       <w:pPr>
         <w:pStyle w:val="Heading3"/>
@@ -9273,9 +9850,9 @@
         </w:pict>
       </w:r>
     </w:p>
-    <w:bookmarkEnd w:id="180"/>
-    <w:bookmarkEnd w:id="181"/>
-    <w:bookmarkStart w:id="182" w:name="grenzen-festlegen"/>
+    <w:bookmarkEnd w:id="185"/>
+    <w:bookmarkEnd w:id="186"/>
+    <w:bookmarkStart w:id="187" w:name="grenzen-festlegen"/>
     <w:p>
       <w:pPr>
         <w:pStyle w:val="Heading2"/>
@@ -9337,8 +9914,8 @@
         </w:pict>
       </w:r>
     </w:p>
-    <w:bookmarkEnd w:id="182"/>
-    <w:bookmarkStart w:id="185" w:name="prüfen"/>
+    <w:bookmarkEnd w:id="187"/>
+    <w:bookmarkStart w:id="190" w:name="prüfen"/>
     <w:p>
       <w:pPr>
         <w:pStyle w:val="Heading2"/>
@@ -9411,7 +9988,7 @@
         <w:t xml:space="preserve">Fehlen wichtige Informationen?</w:t>
       </w:r>
     </w:p>
-    <w:bookmarkStart w:id="183" w:name="rückmeldung-des-anderen-teams"/>
+    <w:bookmarkStart w:id="188" w:name="rückmeldung-des-anderen-teams"/>
     <w:p>
       <w:pPr>
         <w:pStyle w:val="Heading3"/>
@@ -9434,8 +10011,8 @@
         </w:pict>
       </w:r>
     </w:p>
-    <w:bookmarkEnd w:id="183"/>
-    <w:bookmarkStart w:id="184" w:name="das-ändern-wir-danach"/>
+    <w:bookmarkEnd w:id="188"/>
+    <w:bookmarkStart w:id="189" w:name="das-ändern-wir-danach"/>
     <w:p>
       <w:pPr>
         <w:pStyle w:val="Heading3"/>
@@ -9487,10 +10064,10 @@
         <w:br w:type="page"/>
       </w:r>
     </w:p>
-    <w:bookmarkEnd w:id="184"/>
-    <w:bookmarkEnd w:id="185"/>
-    <w:bookmarkEnd w:id="186"/>
-    <w:bookmarkStart w:id="199" w:name="lösungsentwurf-und-planung"/>
+    <w:bookmarkEnd w:id="189"/>
+    <w:bookmarkEnd w:id="190"/>
+    <w:bookmarkEnd w:id="191"/>
+    <w:bookmarkStart w:id="204" w:name="lösungsentwurf-und-planung"/>
     <w:p>
       <w:pPr>
         <w:pStyle w:val="Heading1"/>
@@ -9499,7 +10076,7 @@
         <w:t xml:space="preserve">Lösungsentwurf und Planung</w:t>
       </w:r>
     </w:p>
-    <w:bookmarkStart w:id="187" w:name="vom-problem-zur-lösung"/>
+    <w:bookmarkStart w:id="192" w:name="vom-problem-zur-lösung"/>
     <w:p>
       <w:pPr>
         <w:pStyle w:val="Heading2"/>
@@ -9539,8 +10116,8 @@
         </w:pict>
       </w:r>
     </w:p>
-    <w:bookmarkEnd w:id="187"/>
-    <w:bookmarkStart w:id="190" w:name="lösungsideen-sammeln"/>
+    <w:bookmarkEnd w:id="192"/>
+    <w:bookmarkStart w:id="195" w:name="lösungsideen-sammeln"/>
     <w:p>
       <w:pPr>
         <w:pStyle w:val="Heading2"/>
@@ -9557,7 +10134,7 @@
         <w:t xml:space="preserve">Notiert mindestens zwei mögliche Lösungsansätze.</w:t>
       </w:r>
     </w:p>
-    <w:bookmarkStart w:id="188" w:name="idee-a"/>
+    <w:bookmarkStart w:id="193" w:name="idee-a"/>
     <w:p>
       <w:pPr>
         <w:pStyle w:val="Heading3"/>
@@ -9580,8 +10157,8 @@
         </w:pict>
       </w:r>
     </w:p>
-    <w:bookmarkEnd w:id="188"/>
-    <w:bookmarkStart w:id="189" w:name="idee-b"/>
+    <w:bookmarkEnd w:id="193"/>
+    <w:bookmarkStart w:id="194" w:name="idee-b"/>
     <w:p>
       <w:pPr>
         <w:pStyle w:val="Heading3"/>
@@ -9611,9 +10188,9 @@
         </w:pict>
       </w:r>
     </w:p>
-    <w:bookmarkEnd w:id="189"/>
-    <w:bookmarkEnd w:id="190"/>
-    <w:bookmarkStart w:id="193" w:name="ideen-vergleichen"/>
+    <w:bookmarkEnd w:id="194"/>
+    <w:bookmarkEnd w:id="195"/>
+    <w:bookmarkStart w:id="198" w:name="ideen-vergleichen"/>
     <w:p>
       <w:pPr>
         <w:pStyle w:val="Heading2"/>
@@ -9826,7 +10403,7 @@
         </w:tc>
       </w:tr>
     </w:tbl>
-    <w:bookmarkStart w:id="191" w:name="unsere-entscheidung"/>
+    <w:bookmarkStart w:id="196" w:name="unsere-entscheidung"/>
     <w:p>
       <w:pPr>
         <w:pStyle w:val="Heading3"/>
@@ -9850,8 +10427,8 @@
         </w:pict>
       </w:r>
     </w:p>
-    <w:bookmarkEnd w:id="191"/>
-    <w:bookmarkStart w:id="192" w:name="begründung"/>
+    <w:bookmarkEnd w:id="196"/>
+    <w:bookmarkStart w:id="197" w:name="begründung"/>
     <w:p>
       <w:pPr>
         <w:pStyle w:val="Heading3"/>
@@ -9881,9 +10458,9 @@
         </w:pict>
       </w:r>
     </w:p>
-    <w:bookmarkEnd w:id="192"/>
-    <w:bookmarkEnd w:id="193"/>
-    <w:bookmarkStart w:id="194" w:name="algorithmus-entwerfen"/>
+    <w:bookmarkEnd w:id="197"/>
+    <w:bookmarkEnd w:id="198"/>
+    <w:bookmarkStart w:id="199" w:name="algorithmus-entwerfen"/>
     <w:p>
       <w:pPr>
         <w:pStyle w:val="Heading2"/>
@@ -9998,8 +10575,8 @@
         </w:pict>
       </w:r>
     </w:p>
-    <w:bookmarkEnd w:id="194"/>
-    <w:bookmarkStart w:id="195" w:name="umsetzung-wählen"/>
+    <w:bookmarkEnd w:id="199"/>
+    <w:bookmarkStart w:id="200" w:name="umsetzung-wählen"/>
     <w:p>
       <w:pPr>
         <w:pStyle w:val="Heading2"/>
@@ -10093,8 +10670,8 @@
         </w:pict>
       </w:r>
     </w:p>
-    <w:bookmarkEnd w:id="195"/>
-    <w:bookmarkStart w:id="196" w:name="projekt-in-kleine-aufgaben-zerlegen"/>
+    <w:bookmarkEnd w:id="200"/>
+    <w:bookmarkStart w:id="201" w:name="projekt-in-kleine-aufgaben-zerlegen"/>
     <w:p>
       <w:pPr>
         <w:pStyle w:val="Heading2"/>
@@ -10395,8 +10972,8 @@
         </w:pict>
       </w:r>
     </w:p>
-    <w:bookmarkEnd w:id="196"/>
-    <w:bookmarkStart w:id="197" w:name="erste-lauffähige-version"/>
+    <w:bookmarkEnd w:id="201"/>
+    <w:bookmarkStart w:id="202" w:name="erste-lauffähige-version"/>
     <w:p>
       <w:pPr>
         <w:pStyle w:val="Heading2"/>
@@ -10501,8 +11078,8 @@
         </w:pict>
       </w:r>
     </w:p>
-    <w:bookmarkEnd w:id="197"/>
-    <w:bookmarkStart w:id="198" w:name="planungscheck"/>
+    <w:bookmarkEnd w:id="202"/>
+    <w:bookmarkStart w:id="203" w:name="planungscheck"/>
     <w:p>
       <w:pPr>
         <w:pStyle w:val="Heading2"/>
@@ -10576,9 +11153,9 @@
         <w:br w:type="page"/>
       </w:r>
     </w:p>
-    <w:bookmarkEnd w:id="198"/>
-    <w:bookmarkEnd w:id="199"/>
-    <w:bookmarkStart w:id="212" w:name="Xc03165e95680d2e49cd7d1b211952edb308f5f9"/>
+    <w:bookmarkEnd w:id="203"/>
+    <w:bookmarkEnd w:id="204"/>
+    <w:bookmarkStart w:id="217" w:name="Xc03165e95680d2e49cd7d1b211952edb308f5f9"/>
     <w:p>
       <w:pPr>
         <w:pStyle w:val="Heading1"/>
@@ -10587,7 +11164,7 @@
         <w:t xml:space="preserve">Umsetzung – Aus dem Entwurf wird eine funktionierende Lösung</w:t>
       </w:r>
     </w:p>
-    <w:bookmarkStart w:id="200" w:name="kleine-schritte"/>
+    <w:bookmarkStart w:id="205" w:name="kleine-schritte"/>
     <w:p>
       <w:pPr>
         <w:pStyle w:val="Heading2"/>
@@ -10702,8 +11279,8 @@
         </w:pict>
       </w:r>
     </w:p>
-    <w:bookmarkEnd w:id="200"/>
-    <w:bookmarkStart w:id="203" w:name="version-1"/>
+    <w:bookmarkEnd w:id="205"/>
+    <w:bookmarkStart w:id="208" w:name="version-1"/>
     <w:p>
       <w:pPr>
         <w:pStyle w:val="Heading2"/>
@@ -10727,7 +11304,7 @@
         </w:pict>
       </w:r>
     </w:p>
-    <w:bookmarkStart w:id="201" w:name="ergebnis"/>
+    <w:bookmarkStart w:id="206" w:name="ergebnis"/>
     <w:p>
       <w:pPr>
         <w:pStyle w:val="Heading3"/>
@@ -10772,8 +11349,8 @@
         <w:t xml:space="preserve">☐ funktioniert noch nicht</w:t>
       </w:r>
     </w:p>
-    <w:bookmarkEnd w:id="201"/>
-    <w:bookmarkStart w:id="202" w:name="beobachtung"/>
+    <w:bookmarkEnd w:id="206"/>
+    <w:bookmarkStart w:id="207" w:name="beobachtung"/>
     <w:p>
       <w:pPr>
         <w:pStyle w:val="Heading3"/>
@@ -10803,9 +11380,9 @@
         </w:pict>
       </w:r>
     </w:p>
-    <w:bookmarkEnd w:id="202"/>
-    <w:bookmarkEnd w:id="203"/>
-    <w:bookmarkStart w:id="204" w:name="entwicklungsprotokoll"/>
+    <w:bookmarkEnd w:id="207"/>
+    <w:bookmarkEnd w:id="208"/>
+    <w:bookmarkStart w:id="209" w:name="entwicklungsprotokoll"/>
     <w:p>
       <w:pPr>
         <w:pStyle w:val="Heading2"/>
@@ -11003,8 +11580,8 @@
         </w:pict>
       </w:r>
     </w:p>
-    <w:bookmarkEnd w:id="204"/>
-    <w:bookmarkStart w:id="205" w:name="wenn-etwas-nicht-funktioniert"/>
+    <w:bookmarkEnd w:id="209"/>
+    <w:bookmarkStart w:id="210" w:name="wenn-etwas-nicht-funktioniert"/>
     <w:p>
       <w:pPr>
         <w:pStyle w:val="Heading2"/>
@@ -11124,8 +11701,8 @@
         </w:pict>
       </w:r>
     </w:p>
-    <w:bookmarkEnd w:id="205"/>
-    <w:bookmarkStart w:id="206" w:name="kai-fragt-1"/>
+    <w:bookmarkEnd w:id="210"/>
+    <w:bookmarkStart w:id="211" w:name="kai-fragt-1"/>
     <w:p>
       <w:pPr>
         <w:pStyle w:val="Heading2"/>
@@ -11157,8 +11734,8 @@
         </w:pict>
       </w:r>
     </w:p>
-    <w:bookmarkEnd w:id="206"/>
-    <w:bookmarkStart w:id="210" w:name="kommunikation-im-team"/>
+    <w:bookmarkEnd w:id="211"/>
+    <w:bookmarkStart w:id="215" w:name="kommunikation-im-team"/>
     <w:p>
       <w:pPr>
         <w:pStyle w:val="Heading2"/>
@@ -11223,7 +11800,7 @@
         <w:t xml:space="preserve">Welche Aufgabe kommt als Nächstes?</w:t>
       </w:r>
     </w:p>
-    <w:bookmarkStart w:id="207" w:name="unser-aktueller-stand"/>
+    <w:bookmarkStart w:id="212" w:name="unser-aktueller-stand"/>
     <w:p>
       <w:pPr>
         <w:pStyle w:val="Heading3"/>
@@ -11246,8 +11823,8 @@
         </w:pict>
       </w:r>
     </w:p>
-    <w:bookmarkEnd w:id="207"/>
-    <w:bookmarkStart w:id="208" w:name="unser-größtes-problem"/>
+    <w:bookmarkEnd w:id="212"/>
+    <w:bookmarkStart w:id="213" w:name="unser-größtes-problem"/>
     <w:p>
       <w:pPr>
         <w:pStyle w:val="Heading3"/>
@@ -11263,8 +11840,8 @@
         </w:pict>
       </w:r>
     </w:p>
-    <w:bookmarkEnd w:id="208"/>
-    <w:bookmarkStart w:id="209" w:name="unser-nächster-schritt"/>
+    <w:bookmarkEnd w:id="213"/>
+    <w:bookmarkStart w:id="214" w:name="unser-nächster-schritt"/>
     <w:p>
       <w:pPr>
         <w:pStyle w:val="Heading3"/>
@@ -11287,9 +11864,9 @@
         </w:pict>
       </w:r>
     </w:p>
-    <w:bookmarkEnd w:id="209"/>
-    <w:bookmarkEnd w:id="210"/>
-    <w:bookmarkStart w:id="211" w:name="zwischenstand-sichern"/>
+    <w:bookmarkEnd w:id="214"/>
+    <w:bookmarkEnd w:id="215"/>
+    <w:bookmarkStart w:id="216" w:name="zwischenstand-sichern"/>
     <w:p>
       <w:pPr>
         <w:pStyle w:val="Heading2"/>
@@ -11351,9 +11928,9 @@
         <w:br w:type="page"/>
       </w:r>
     </w:p>
-    <w:bookmarkEnd w:id="211"/>
-    <w:bookmarkEnd w:id="212"/>
-    <w:bookmarkStart w:id="226" w:name="testen-und-verbessern"/>
+    <w:bookmarkEnd w:id="216"/>
+    <w:bookmarkEnd w:id="217"/>
+    <w:bookmarkStart w:id="231" w:name="testen-und-verbessern"/>
     <w:p>
       <w:pPr>
         <w:pStyle w:val="Heading1"/>
@@ -11362,7 +11939,7 @@
         <w:t xml:space="preserve">Testen und Verbessern</w:t>
       </w:r>
     </w:p>
-    <w:bookmarkStart w:id="213" w:name="es-läuft-reicht-nicht"/>
+    <w:bookmarkStart w:id="218" w:name="es-läuft-reicht-nicht"/>
     <w:p>
       <w:pPr>
         <w:pStyle w:val="Heading2"/>
@@ -11418,8 +11995,8 @@
         </w:pict>
       </w:r>
     </w:p>
-    <w:bookmarkEnd w:id="213"/>
-    <w:bookmarkStart w:id="215" w:name="testfälle-entwickeln"/>
+    <w:bookmarkEnd w:id="218"/>
+    <w:bookmarkStart w:id="220" w:name="testfälle-entwickeln"/>
     <w:p>
       <w:pPr>
         <w:pStyle w:val="Heading2"/>
@@ -11472,7 +12049,7 @@
         <w:t xml:space="preserve">das erwartete Ergebnis.</w:t>
       </w:r>
     </w:p>
-    <w:bookmarkStart w:id="214" w:name="beispiel"/>
+    <w:bookmarkStart w:id="219" w:name="beispiel"/>
     <w:p>
       <w:pPr>
         <w:pStyle w:val="Heading3"/>
@@ -11580,9 +12157,9 @@
         </w:pict>
       </w:r>
     </w:p>
-    <w:bookmarkEnd w:id="214"/>
-    <w:bookmarkEnd w:id="215"/>
-    <w:bookmarkStart w:id="216" w:name="unsere-testfälle"/>
+    <w:bookmarkEnd w:id="219"/>
+    <w:bookmarkEnd w:id="220"/>
+    <w:bookmarkStart w:id="221" w:name="unsere-testfälle"/>
     <w:p>
       <w:pPr>
         <w:pStyle w:val="Heading2"/>
@@ -11908,8 +12485,8 @@
         </w:pict>
       </w:r>
     </w:p>
-    <w:bookmarkEnd w:id="216"/>
-    <w:bookmarkStart w:id="217" w:name="muss-anforderungen-testen"/>
+    <w:bookmarkEnd w:id="221"/>
+    <w:bookmarkStart w:id="222" w:name="muss-anforderungen-testen"/>
     <w:p>
       <w:pPr>
         <w:pStyle w:val="Heading2"/>
@@ -12114,8 +12691,8 @@
         </w:pict>
       </w:r>
     </w:p>
-    <w:bookmarkEnd w:id="217"/>
-    <w:bookmarkStart w:id="220" w:name="fremdtest"/>
+    <w:bookmarkEnd w:id="222"/>
+    <w:bookmarkStart w:id="225" w:name="fremdtest"/>
     <w:p>
       <w:pPr>
         <w:pStyle w:val="Heading2"/>
@@ -12140,7 +12717,7 @@
         <w:t xml:space="preserve">Die Testperson darf zunächst keine Erklärung erhalten.</w:t>
       </w:r>
     </w:p>
-    <w:bookmarkStart w:id="218" w:name="beobachtet"/>
+    <w:bookmarkStart w:id="223" w:name="beobachtet"/>
     <w:p>
       <w:pPr>
         <w:pStyle w:val="Heading3"/>
@@ -12197,8 +12774,8 @@
         <w:t xml:space="preserve">Sind Hinweise verständlich?</w:t>
       </w:r>
     </w:p>
-    <w:bookmarkEnd w:id="218"/>
-    <w:bookmarkStart w:id="219" w:name="rückmeldung"/>
+    <w:bookmarkEnd w:id="223"/>
+    <w:bookmarkStart w:id="224" w:name="rückmeldung"/>
     <w:p>
       <w:pPr>
         <w:pStyle w:val="Heading3"/>
@@ -12228,9 +12805,9 @@
         </w:pict>
       </w:r>
     </w:p>
-    <w:bookmarkEnd w:id="219"/>
-    <w:bookmarkEnd w:id="220"/>
-    <w:bookmarkStart w:id="224" w:name="fehler-priorisieren"/>
+    <w:bookmarkEnd w:id="224"/>
+    <w:bookmarkEnd w:id="225"/>
+    <w:bookmarkStart w:id="229" w:name="fehler-priorisieren"/>
     <w:p>
       <w:pPr>
         <w:pStyle w:val="Heading2"/>
@@ -12247,7 +12824,7 @@
         <w:t xml:space="preserve">Nicht jeder Fehler ist gleich wichtig.</w:t>
       </w:r>
     </w:p>
-    <w:bookmarkStart w:id="221" w:name="kritisch"/>
+    <w:bookmarkStart w:id="226" w:name="kritisch"/>
     <w:p>
       <w:pPr>
         <w:pStyle w:val="Heading3"/>
@@ -12264,8 +12841,8 @@
         <w:t xml:space="preserve">Die Kernfunktion funktioniert nicht.</w:t>
       </w:r>
     </w:p>
-    <w:bookmarkEnd w:id="221"/>
-    <w:bookmarkStart w:id="222" w:name="wichtig"/>
+    <w:bookmarkEnd w:id="226"/>
+    <w:bookmarkStart w:id="227" w:name="wichtig"/>
     <w:p>
       <w:pPr>
         <w:pStyle w:val="Heading3"/>
@@ -12282,8 +12859,8 @@
         <w:t xml:space="preserve">Die Lösung funktioniert, aber eine wichtige Funktion ist fehlerhaft.</w:t>
       </w:r>
     </w:p>
-    <w:bookmarkEnd w:id="222"/>
-    <w:bookmarkStart w:id="223" w:name="klein"/>
+    <w:bookmarkEnd w:id="227"/>
+    <w:bookmarkStart w:id="228" w:name="klein"/>
     <w:p>
       <w:pPr>
         <w:pStyle w:val="Heading3"/>
@@ -12439,9 +13016,9 @@
         </w:pict>
       </w:r>
     </w:p>
-    <w:bookmarkEnd w:id="223"/>
-    <w:bookmarkEnd w:id="224"/>
-    <w:bookmarkStart w:id="225" w:name="qualitätskreislauf"/>
+    <w:bookmarkEnd w:id="228"/>
+    <w:bookmarkEnd w:id="229"/>
+    <w:bookmarkStart w:id="230" w:name="qualitätskreislauf"/>
     <w:p>
       <w:pPr>
         <w:pStyle w:val="Heading2"/>
@@ -12577,9 +13154,9 @@
         <w:br w:type="page"/>
       </w:r>
     </w:p>
-    <w:bookmarkEnd w:id="225"/>
-    <w:bookmarkEnd w:id="226"/>
-    <w:bookmarkStart w:id="243" w:name="Xe931c42aac3179b4bf7628331a1f8f075d03c70"/>
+    <w:bookmarkEnd w:id="230"/>
+    <w:bookmarkEnd w:id="231"/>
+    <w:bookmarkStart w:id="248" w:name="Xe931c42aac3179b4bf7628331a1f8f075d03c70"/>
     <w:p>
       <w:pPr>
         <w:pStyle w:val="Heading1"/>
@@ -12588,7 +13165,7 @@
         <w:t xml:space="preserve">Dokumentation – Den Lösungsweg nachvollziehbar machen</w:t>
       </w:r>
     </w:p>
-    <w:bookmarkStart w:id="227" w:name="dokumentation-ist-teil-des-projekts"/>
+    <w:bookmarkStart w:id="232" w:name="dokumentation-ist-teil-des-projekts"/>
     <w:p>
       <w:pPr>
         <w:pStyle w:val="Heading2"/>
@@ -12636,8 +13213,8 @@
         </w:pict>
       </w:r>
     </w:p>
-    <w:bookmarkEnd w:id="227"/>
-    <w:bookmarkStart w:id="235" w:name="eure-projektdokumentation"/>
+    <w:bookmarkEnd w:id="232"/>
+    <w:bookmarkStart w:id="240" w:name="eure-projektdokumentation"/>
     <w:p>
       <w:pPr>
         <w:pStyle w:val="Heading2"/>
@@ -12654,7 +13231,7 @@
         <w:t xml:space="preserve">Sie sollte mindestens enthalten:</w:t>
       </w:r>
     </w:p>
-    <w:bookmarkStart w:id="228" w:name="projektziel"/>
+    <w:bookmarkStart w:id="233" w:name="projektziel"/>
     <w:p>
       <w:pPr>
         <w:pStyle w:val="Heading3"/>
@@ -12678,8 +13255,8 @@
         </w:pict>
       </w:r>
     </w:p>
-    <w:bookmarkEnd w:id="228"/>
-    <w:bookmarkStart w:id="229" w:name="anforderungen-1"/>
+    <w:bookmarkEnd w:id="233"/>
+    <w:bookmarkStart w:id="234" w:name="anforderungen-1"/>
     <w:p>
       <w:pPr>
         <w:pStyle w:val="Heading3"/>
@@ -12703,8 +13280,8 @@
         </w:pict>
       </w:r>
     </w:p>
-    <w:bookmarkEnd w:id="229"/>
-    <w:bookmarkStart w:id="230" w:name="lösungsentwurf"/>
+    <w:bookmarkEnd w:id="234"/>
+    <w:bookmarkStart w:id="235" w:name="lösungsentwurf"/>
     <w:p>
       <w:pPr>
         <w:pStyle w:val="Heading3"/>
@@ -12728,8 +13305,8 @@
         </w:pict>
       </w:r>
     </w:p>
-    <w:bookmarkEnd w:id="230"/>
-    <w:bookmarkStart w:id="231" w:name="umsetzung"/>
+    <w:bookmarkEnd w:id="235"/>
+    <w:bookmarkStart w:id="236" w:name="umsetzung"/>
     <w:p>
       <w:pPr>
         <w:pStyle w:val="Heading3"/>
@@ -12753,8 +13330,8 @@
         </w:pict>
       </w:r>
     </w:p>
-    <w:bookmarkEnd w:id="231"/>
-    <w:bookmarkStart w:id="232" w:name="test-2"/>
+    <w:bookmarkEnd w:id="236"/>
+    <w:bookmarkStart w:id="237" w:name="test-2"/>
     <w:p>
       <w:pPr>
         <w:pStyle w:val="Heading3"/>
@@ -12778,8 +13355,8 @@
         </w:pict>
       </w:r>
     </w:p>
-    <w:bookmarkEnd w:id="232"/>
-    <w:bookmarkStart w:id="233" w:name="verbesserungen"/>
+    <w:bookmarkEnd w:id="237"/>
+    <w:bookmarkStart w:id="238" w:name="verbesserungen"/>
     <w:p>
       <w:pPr>
         <w:pStyle w:val="Heading3"/>
@@ -12803,8 +13380,8 @@
         </w:pict>
       </w:r>
     </w:p>
-    <w:bookmarkEnd w:id="233"/>
-    <w:bookmarkStart w:id="234" w:name="ergebnis-1"/>
+    <w:bookmarkEnd w:id="238"/>
+    <w:bookmarkStart w:id="239" w:name="ergebnis-1"/>
     <w:p>
       <w:pPr>
         <w:pStyle w:val="Heading3"/>
@@ -12835,9 +13412,9 @@
         </w:pict>
       </w:r>
     </w:p>
-    <w:bookmarkEnd w:id="234"/>
-    <w:bookmarkEnd w:id="235"/>
-    <w:bookmarkStart w:id="239" w:name="entscheidungen-dokumentieren"/>
+    <w:bookmarkEnd w:id="239"/>
+    <w:bookmarkEnd w:id="240"/>
+    <w:bookmarkStart w:id="244" w:name="entscheidungen-dokumentieren"/>
     <w:p>
       <w:pPr>
         <w:pStyle w:val="Heading2"/>
@@ -12854,7 +13431,7 @@
         <w:t xml:space="preserve">Notiert mindestens eine wichtige Entscheidung.</w:t>
       </w:r>
     </w:p>
-    <w:bookmarkStart w:id="236" w:name="entscheidung"/>
+    <w:bookmarkStart w:id="241" w:name="entscheidung"/>
     <w:p>
       <w:pPr>
         <w:pStyle w:val="Heading3"/>
@@ -12870,8 +13447,8 @@
         </w:pict>
       </w:r>
     </w:p>
-    <w:bookmarkEnd w:id="236"/>
-    <w:bookmarkStart w:id="237" w:name="welche-alternativen-gab-es"/>
+    <w:bookmarkEnd w:id="241"/>
+    <w:bookmarkStart w:id="242" w:name="welche-alternativen-gab-es"/>
     <w:p>
       <w:pPr>
         <w:pStyle w:val="Heading3"/>
@@ -12887,8 +13464,8 @@
         </w:pict>
       </w:r>
     </w:p>
-    <w:bookmarkEnd w:id="237"/>
-    <w:bookmarkStart w:id="238" w:name="warum-habt-ihr-euch-so-entschieden"/>
+    <w:bookmarkEnd w:id="242"/>
+    <w:bookmarkStart w:id="243" w:name="warum-habt-ihr-euch-so-entschieden"/>
     <w:p>
       <w:pPr>
         <w:pStyle w:val="Heading3"/>
@@ -12911,9 +13488,9 @@
         </w:pict>
       </w:r>
     </w:p>
-    <w:bookmarkEnd w:id="238"/>
-    <w:bookmarkEnd w:id="239"/>
-    <w:bookmarkStart w:id="240" w:name="schwierigkeiten"/>
+    <w:bookmarkEnd w:id="243"/>
+    <w:bookmarkEnd w:id="244"/>
+    <w:bookmarkStart w:id="245" w:name="schwierigkeiten"/>
     <w:p>
       <w:pPr>
         <w:pStyle w:val="Heading2"/>
@@ -12959,8 +13536,8 @@
         </w:pict>
       </w:r>
     </w:p>
-    <w:bookmarkEnd w:id="240"/>
-    <w:bookmarkStart w:id="241" w:name="zusammenarbeit"/>
+    <w:bookmarkEnd w:id="245"/>
+    <w:bookmarkStart w:id="246" w:name="zusammenarbeit"/>
     <w:p>
       <w:pPr>
         <w:pStyle w:val="Heading2"/>
@@ -13021,8 +13598,8 @@
         </w:pict>
       </w:r>
     </w:p>
-    <w:bookmarkEnd w:id="241"/>
-    <w:bookmarkStart w:id="242" w:name="dokumentationscheck"/>
+    <w:bookmarkEnd w:id="246"/>
+    <w:bookmarkStart w:id="247" w:name="dokumentationscheck"/>
     <w:p>
       <w:pPr>
         <w:pStyle w:val="Heading2"/>
@@ -13132,9 +13709,9 @@
         <w:br w:type="page"/>
       </w:r>
     </w:p>
-    <w:bookmarkEnd w:id="242"/>
-    <w:bookmarkEnd w:id="243"/>
-    <w:bookmarkStart w:id="258" w:name="präsentation-und-reflexion"/>
+    <w:bookmarkEnd w:id="247"/>
+    <w:bookmarkEnd w:id="248"/>
+    <w:bookmarkStart w:id="263" w:name="präsentation-und-reflexion"/>
     <w:p>
       <w:pPr>
         <w:pStyle w:val="Heading1"/>
@@ -13143,7 +13720,7 @@
         <w:t xml:space="preserve">Präsentation und Reflexion</w:t>
       </w:r>
     </w:p>
-    <w:bookmarkStart w:id="244" w:name="euer-ergebnis-vorstellen"/>
+    <w:bookmarkStart w:id="249" w:name="euer-ergebnis-vorstellen"/>
     <w:p>
       <w:pPr>
         <w:pStyle w:val="Heading2"/>
@@ -13175,8 +13752,8 @@
         </w:pict>
       </w:r>
     </w:p>
-    <w:bookmarkEnd w:id="244"/>
-    <w:bookmarkStart w:id="251" w:name="präsentationsstruktur"/>
+    <w:bookmarkEnd w:id="249"/>
+    <w:bookmarkStart w:id="256" w:name="präsentationsstruktur"/>
     <w:p>
       <w:pPr>
         <w:pStyle w:val="Heading2"/>
@@ -13185,7 +13762,7 @@
         <w:t xml:space="preserve">Präsentationsstruktur</w:t>
       </w:r>
     </w:p>
-    <w:bookmarkStart w:id="245" w:name="problem-1"/>
+    <w:bookmarkStart w:id="250" w:name="problem-1"/>
     <w:p>
       <w:pPr>
         <w:pStyle w:val="Heading3"/>
@@ -13202,8 +13779,8 @@
         <w:t xml:space="preserve">Was sollte gelöst werden?</w:t>
       </w:r>
     </w:p>
-    <w:bookmarkEnd w:id="245"/>
-    <w:bookmarkStart w:id="246" w:name="ziel-1"/>
+    <w:bookmarkEnd w:id="250"/>
+    <w:bookmarkStart w:id="251" w:name="ziel-1"/>
     <w:p>
       <w:pPr>
         <w:pStyle w:val="Heading3"/>
@@ -13220,8 +13797,8 @@
         <w:t xml:space="preserve">Was sollte eure Lösung können?</w:t>
       </w:r>
     </w:p>
-    <w:bookmarkEnd w:id="246"/>
-    <w:bookmarkStart w:id="247" w:name="lösungsweg"/>
+    <w:bookmarkEnd w:id="251"/>
+    <w:bookmarkStart w:id="252" w:name="lösungsweg"/>
     <w:p>
       <w:pPr>
         <w:pStyle w:val="Heading3"/>
@@ -13238,8 +13815,8 @@
         <w:t xml:space="preserve">Wie seid ihr vorgegangen?</w:t>
       </w:r>
     </w:p>
-    <w:bookmarkEnd w:id="247"/>
-    <w:bookmarkStart w:id="248" w:name="ergebnis-2"/>
+    <w:bookmarkEnd w:id="252"/>
+    <w:bookmarkStart w:id="253" w:name="ergebnis-2"/>
     <w:p>
       <w:pPr>
         <w:pStyle w:val="Heading3"/>
@@ -13256,8 +13833,8 @@
         <w:t xml:space="preserve">Zeigt eure funktionierende Lösung.</w:t>
       </w:r>
     </w:p>
-    <w:bookmarkEnd w:id="248"/>
-    <w:bookmarkStart w:id="249" w:name="test-und-verbesserung"/>
+    <w:bookmarkEnd w:id="253"/>
+    <w:bookmarkStart w:id="254" w:name="test-und-verbesserung"/>
     <w:p>
       <w:pPr>
         <w:pStyle w:val="Heading3"/>
@@ -13274,8 +13851,8 @@
         <w:t xml:space="preserve">Welche Fehler oder Schwächen habt ihr gefunden?</w:t>
       </w:r>
     </w:p>
-    <w:bookmarkEnd w:id="249"/>
-    <w:bookmarkStart w:id="250" w:name="erkenntnis"/>
+    <w:bookmarkEnd w:id="254"/>
+    <w:bookmarkStart w:id="255" w:name="erkenntnis"/>
     <w:p>
       <w:pPr>
         <w:pStyle w:val="Heading3"/>
@@ -13299,9 +13876,9 @@
         </w:pict>
       </w:r>
     </w:p>
-    <w:bookmarkEnd w:id="250"/>
-    <w:bookmarkEnd w:id="251"/>
-    <w:bookmarkStart w:id="252" w:name="präsentationsregeln"/>
+    <w:bookmarkEnd w:id="255"/>
+    <w:bookmarkEnd w:id="256"/>
+    <w:bookmarkStart w:id="257" w:name="präsentationsregeln"/>
     <w:p>
       <w:pPr>
         <w:pStyle w:val="Heading2"/>
@@ -13377,8 +13954,8 @@
         </w:pict>
       </w:r>
     </w:p>
-    <w:bookmarkEnd w:id="252"/>
-    <w:bookmarkStart w:id="257" w:name="vorbereitung"/>
+    <w:bookmarkEnd w:id="257"/>
+    <w:bookmarkStart w:id="262" w:name="vorbereitung"/>
     <w:p>
       <w:pPr>
         <w:pStyle w:val="Heading2"/>
@@ -13387,7 +13964,7 @@
         <w:t xml:space="preserve">Vorbereitung</w:t>
       </w:r>
     </w:p>
-    <w:bookmarkStart w:id="253" w:name="unser-wichtigster-satz-zum-problem"/>
+    <w:bookmarkStart w:id="258" w:name="unser-wichtigster-satz-zum-problem"/>
     <w:p>
       <w:pPr>
         <w:pStyle w:val="Heading3"/>
@@ -13403,8 +13980,8 @@
         </w:pict>
       </w:r>
     </w:p>
-    <w:bookmarkEnd w:id="253"/>
-    <w:bookmarkStart w:id="254" w:name="das-müssen-wir-unbedingt-zeigen"/>
+    <w:bookmarkEnd w:id="258"/>
+    <w:bookmarkStart w:id="259" w:name="das-müssen-wir-unbedingt-zeigen"/>
     <w:p>
       <w:pPr>
         <w:pStyle w:val="Heading3"/>
@@ -13420,8 +13997,8 @@
         </w:pict>
       </w:r>
     </w:p>
-    <w:bookmarkEnd w:id="254"/>
-    <w:bookmarkStart w:id="255" w:name="unser-wichtigster-test"/>
+    <w:bookmarkEnd w:id="259"/>
+    <w:bookmarkStart w:id="260" w:name="unser-wichtigster-test"/>
     <w:p>
       <w:pPr>
         <w:pStyle w:val="Heading3"/>
@@ -13437,8 +14014,8 @@
         </w:pict>
       </w:r>
     </w:p>
-    <w:bookmarkEnd w:id="255"/>
-    <w:bookmarkStart w:id="256" w:name="unsere-größte-verbesserung"/>
+    <w:bookmarkEnd w:id="260"/>
+    <w:bookmarkStart w:id="261" w:name="unsere-größte-verbesserung"/>
     <w:p>
       <w:pPr>
         <w:pStyle w:val="Heading3"/>
@@ -13466,10 +14043,10 @@
         <w:br w:type="page"/>
       </w:r>
     </w:p>
-    <w:bookmarkEnd w:id="256"/>
-    <w:bookmarkEnd w:id="257"/>
-    <w:bookmarkEnd w:id="258"/>
-    <w:bookmarkStart w:id="264" w:name="reflexion-1"/>
+    <w:bookmarkEnd w:id="261"/>
+    <w:bookmarkEnd w:id="262"/>
+    <w:bookmarkEnd w:id="263"/>
+    <w:bookmarkStart w:id="269" w:name="reflexion-1"/>
     <w:p>
       <w:pPr>
         <w:pStyle w:val="Heading1"/>
@@ -13478,7 +14055,7 @@
         <w:t xml:space="preserve">Reflexion</w:t>
       </w:r>
     </w:p>
-    <w:bookmarkStart w:id="259" w:name="über-das-ergebnis"/>
+    <w:bookmarkStart w:id="264" w:name="über-das-ergebnis"/>
     <w:p>
       <w:pPr>
         <w:pStyle w:val="Heading2"/>
@@ -13539,8 +14116,8 @@
         </w:pict>
       </w:r>
     </w:p>
-    <w:bookmarkEnd w:id="259"/>
-    <w:bookmarkStart w:id="260" w:name="über-den-lösungsweg"/>
+    <w:bookmarkEnd w:id="264"/>
+    <w:bookmarkStart w:id="265" w:name="über-den-lösungsweg"/>
     <w:p>
       <w:pPr>
         <w:pStyle w:val="Heading2"/>
@@ -13601,8 +14178,8 @@
         </w:pict>
       </w:r>
     </w:p>
-    <w:bookmarkEnd w:id="260"/>
-    <w:bookmarkStart w:id="261" w:name="über-die-zusammenarbeit"/>
+    <w:bookmarkEnd w:id="265"/>
+    <w:bookmarkStart w:id="266" w:name="über-die-zusammenarbeit"/>
     <w:p>
       <w:pPr>
         <w:pStyle w:val="Heading2"/>
@@ -13663,8 +14240,8 @@
         </w:pict>
       </w:r>
     </w:p>
-    <w:bookmarkEnd w:id="261"/>
-    <w:bookmarkStart w:id="262" w:name="über-das-lernen"/>
+    <w:bookmarkEnd w:id="266"/>
+    <w:bookmarkStart w:id="267" w:name="über-das-lernen"/>
     <w:p>
       <w:pPr>
         <w:pStyle w:val="Heading2"/>
@@ -13733,8 +14310,8 @@
         </w:pict>
       </w:r>
     </w:p>
-    <w:bookmarkEnd w:id="262"/>
-    <w:bookmarkStart w:id="263" w:name="abschluss"/>
+    <w:bookmarkEnd w:id="267"/>
+    <w:bookmarkStart w:id="268" w:name="abschluss"/>
     <w:p>
       <w:pPr>
         <w:pStyle w:val="Heading2"/>
@@ -13766,9 +14343,9 @@
         <w:br w:type="page"/>
       </w:r>
     </w:p>
-    <w:bookmarkEnd w:id="263"/>
-    <w:bookmarkEnd w:id="264"/>
-    <w:bookmarkStart w:id="273" w:name="X6e92bfeba7b9a3ceacd550ab6419a2317638c22"/>
+    <w:bookmarkEnd w:id="268"/>
+    <w:bookmarkEnd w:id="269"/>
+    <w:bookmarkStart w:id="278" w:name="X6e92bfeba7b9a3ceacd550ab6419a2317638c22"/>
     <w:p>
       <w:pPr>
         <w:pStyle w:val="Heading1"/>
@@ -13777,7 +14354,7 @@
         <w:t xml:space="preserve">Arbeitsheft – Komplexaufgabe 1: Lineare Algorithmen</w:t>
       </w:r>
     </w:p>
-    <w:bookmarkStart w:id="265" w:name="ausgangssituation"/>
+    <w:bookmarkStart w:id="270" w:name="ausgangssituation"/>
     <w:p>
       <w:pPr>
         <w:pStyle w:val="Heading2"/>
@@ -13794,8 +14371,8 @@
         <w:t xml:space="preserve">Für das Schulfest soll ein Programm entwickelt werden, das Eingaben verarbeitet und Ergebnisse berechnet.</w:t>
       </w:r>
     </w:p>
-    <w:bookmarkEnd w:id="265"/>
-    <w:bookmarkStart w:id="266" w:name="kompetenzziele"/>
+    <w:bookmarkEnd w:id="270"/>
+    <w:bookmarkStart w:id="271" w:name="kompetenzziele"/>
     <w:p>
       <w:pPr>
         <w:pStyle w:val="Heading2"/>
@@ -13812,8 +14389,8 @@
         <w:t xml:space="preserve">Lineare Algorithmen lesen, entwickeln und in Pseudocode, PAP und Python darstellen.</w:t>
       </w:r>
     </w:p>
-    <w:bookmarkEnd w:id="266"/>
-    <w:bookmarkStart w:id="267" w:name="aufgabe-1-1"/>
+    <w:bookmarkEnd w:id="271"/>
+    <w:bookmarkStart w:id="272" w:name="aufgabe-1-1"/>
     <w:p>
       <w:pPr>
         <w:pStyle w:val="Heading2"/>
@@ -13830,8 +14407,8 @@
         <w:t xml:space="preserve">Beschreibe den Ablauf zur Berechnung des Gesamtpreises aus Anzahl und Einzelpreis.</w:t>
       </w:r>
     </w:p>
-    <w:bookmarkEnd w:id="267"/>
-    <w:bookmarkStart w:id="268" w:name="aufgabe-2-1"/>
+    <w:bookmarkEnd w:id="272"/>
+    <w:bookmarkStart w:id="273" w:name="aufgabe-2-1"/>
     <w:p>
       <w:pPr>
         <w:pStyle w:val="Heading2"/>
@@ -13848,8 +14425,8 @@
         <w:t xml:space="preserve">Erstelle ein PAP für die Berechnung.</w:t>
       </w:r>
     </w:p>
-    <w:bookmarkEnd w:id="268"/>
-    <w:bookmarkStart w:id="269" w:name="aufgabe-3-1"/>
+    <w:bookmarkEnd w:id="273"/>
+    <w:bookmarkStart w:id="274" w:name="aufgabe-3-1"/>
     <w:p>
       <w:pPr>
         <w:pStyle w:val="Heading2"/>
@@ -13866,8 +14443,8 @@
         <w:t xml:space="preserve">Formuliere den Algorithmus als Pseudocode.</w:t>
       </w:r>
     </w:p>
-    <w:bookmarkEnd w:id="269"/>
-    <w:bookmarkStart w:id="270" w:name="aufgabe-4"/>
+    <w:bookmarkEnd w:id="274"/>
+    <w:bookmarkStart w:id="275" w:name="aufgabe-4"/>
     <w:p>
       <w:pPr>
         <w:pStyle w:val="Heading2"/>
@@ -13884,8 +14461,8 @@
         <w:t xml:space="preserve">Übertrage den Algorithmus nach Python.</w:t>
       </w:r>
     </w:p>
-    <w:bookmarkEnd w:id="270"/>
-    <w:bookmarkStart w:id="271" w:name="transfer-2"/>
+    <w:bookmarkEnd w:id="275"/>
+    <w:bookmarkStart w:id="276" w:name="transfer-3"/>
     <w:p>
       <w:pPr>
         <w:pStyle w:val="Heading2"/>
@@ -13902,8 +14479,8 @@
         <w:t xml:space="preserve">Entwickle einen Algorithmus zur Berechnung des Durchschnitts aus drei Messwerten.</w:t>
       </w:r>
     </w:p>
-    <w:bookmarkEnd w:id="271"/>
-    <w:bookmarkStart w:id="272" w:name="kompetenzcheck-1"/>
+    <w:bookmarkEnd w:id="276"/>
+    <w:bookmarkStart w:id="277" w:name="kompetenzcheck-1"/>
     <w:p>
       <w:pPr>
         <w:pStyle w:val="Heading2"/>
@@ -13920,8 +14497,8 @@
         <w:t xml:space="preserve">Erkläre den Unterschied zwischen Variable, Zuweisung und Ausgabe.</w:t>
       </w:r>
     </w:p>
-    <w:bookmarkEnd w:id="272"/>
-    <w:bookmarkEnd w:id="273"/>
+    <w:bookmarkEnd w:id="277"/>
+    <w:bookmarkEnd w:id="278"/>
     <w:sectPr>
       <w:headerReference r:id="rId9" w:type="default"/>
       <w:footerReference r:id="rId11" w:type="default"/>
@@ -13952,7 +14529,7 @@
       <w:rPr>
         <w:sz w:val="16"/>
       </w:rPr>
-      <w:t>Unterrichtsmaterial Oberschule Sachsen · Version v0.4.0-444-gad95bb4-dirty · Build 18.08.2026</w:t>
+      <w:t>Unterrichtsmaterial Oberschule Sachsen · Version v0.4.0-459-gb11fd20-dirty · Build 18.08.2026</w:t>
     </w:r>
   </w:p>
 </w:ftr>

--- a/Ausgabe/Klasse_9/02_Komplexaufgabe_zur_Algorithmierung/01_Arbeitsheft.docx
+++ b/Ausgabe/Klasse_9/02_Komplexaufgabe_zur_Algorithmierung/01_Arbeitsheft.docx
@@ -1848,7 +1848,7 @@
     </w:p>
     <w:bookmarkEnd w:id="52"/>
     <w:bookmarkEnd w:id="53"/>
-    <w:bookmarkStart w:id="59" w:name="beispiele"/>
+    <w:bookmarkStart w:id="54" w:name="beispiele"/>
     <w:p>
       <w:pPr>
         <w:pStyle w:val="Heading1"/>
@@ -1858,589 +1858,12 @@
       </w:r>
     </w:p>
     <w:p>
-      <w:pPr>
-        <w:pStyle w:val="FirstParagraph"/>
-      </w:pPr>
-      <w:r>
-        <w:t xml:space="preserve">Algorithmen begegnen dir im Alltag und in Computerprogrammen. Entscheidend ist nicht das Thema, sondern dass die Lösung als eindeutige, ausführbare und endliche Folge von Schritten beschrieben werden kann.</w:t>
-      </w:r>
-    </w:p>
-    <w:bookmarkStart w:id="54" w:name="beispiel-1-größere-zahl-bestimmen"/>
-    <w:p>
-      <w:pPr>
-        <w:pStyle w:val="Heading2"/>
-      </w:pPr>
-      <w:r>
-        <w:t xml:space="preserve">Beispiel 1 – Größere Zahl bestimmen</w:t>
-      </w:r>
-    </w:p>
-    <w:p>
-      <w:pPr>
-        <w:pStyle w:val="FirstParagraph"/>
-      </w:pPr>
-      <w:r>
-        <w:t xml:space="preserve">Eingabe: zwei Zahlen</w:t>
-      </w:r>
-      <w:r>
-        <w:t xml:space="preserve"> </w:t>
-      </w:r>
-      <w:r>
-        <w:rPr>
-          <w:rStyle w:val="VerbatimChar"/>
-        </w:rPr>
-        <w:t xml:space="preserve">a</w:t>
-      </w:r>
-      <w:r>
-        <w:t xml:space="preserve"> </w:t>
-      </w:r>
-      <w:r>
-        <w:t xml:space="preserve">und</w:t>
-      </w:r>
-      <w:r>
-        <w:t xml:space="preserve"> </w:t>
-      </w:r>
-      <w:r>
-        <w:rPr>
-          <w:rStyle w:val="VerbatimChar"/>
-        </w:rPr>
-        <w:t xml:space="preserve">b</w:t>
-      </w:r>
-      <w:r>
-        <w:t xml:space="preserve">.</w:t>
-      </w:r>
-    </w:p>
-    <w:p>
-      <w:pPr>
-        <w:pStyle w:val="BodyText"/>
-      </w:pPr>
-      <w:r>
-        <w:t xml:space="preserve">Pseudocode:</w:t>
-      </w:r>
-    </w:p>
-    <w:p>
-      <w:pPr>
-        <w:pStyle w:val="SourceCode"/>
-      </w:pPr>
-      <w:r>
-        <w:rPr>
-          <w:rStyle w:val="VerbatimChar"/>
-        </w:rPr>
-        <w:t xml:space="preserve">wenn a &gt; b dann</w:t>
-      </w:r>
-      <w:r>
-        <w:br/>
-      </w:r>
-      <w:r>
-        <w:rPr>
-          <w:rStyle w:val="VerbatimChar"/>
-        </w:rPr>
-        <w:t xml:space="preserve">    gib a aus</w:t>
-      </w:r>
-      <w:r>
-        <w:br/>
-      </w:r>
-      <w:r>
-        <w:rPr>
-          <w:rStyle w:val="VerbatimChar"/>
-        </w:rPr>
-        <w:t xml:space="preserve">sonst</w:t>
-      </w:r>
-      <w:r>
-        <w:br/>
-      </w:r>
-      <w:r>
-        <w:rPr>
-          <w:rStyle w:val="VerbatimChar"/>
-        </w:rPr>
-        <w:t xml:space="preserve">    gib b aus</w:t>
-      </w:r>
-      <w:r>
-        <w:br/>
-      </w:r>
-      <w:r>
-        <w:rPr>
-          <w:rStyle w:val="VerbatimChar"/>
-        </w:rPr>
-        <w:t xml:space="preserve">ende wenn</w:t>
-      </w:r>
-    </w:p>
-    <w:p>
-      <w:pPr>
-        <w:pStyle w:val="FirstParagraph"/>
-      </w:pPr>
-      <w:r>
-        <w:t xml:space="preserve">Teste den Ablauf mit</w:t>
-      </w:r>
-      <w:r>
-        <w:t xml:space="preserve"> </w:t>
-      </w:r>
-      <w:r>
-        <w:rPr>
-          <w:rStyle w:val="VerbatimChar"/>
-        </w:rPr>
-        <w:t xml:space="preserve">(8, 3)</w:t>
-      </w:r>
-      <w:r>
-        <w:t xml:space="preserve">,</w:t>
-      </w:r>
-      <w:r>
-        <w:t xml:space="preserve"> </w:t>
-      </w:r>
-      <w:r>
-        <w:rPr>
-          <w:rStyle w:val="VerbatimChar"/>
-        </w:rPr>
-        <w:t xml:space="preserve">(2, 9)</w:t>
-      </w:r>
-      <w:r>
-        <w:t xml:space="preserve"> </w:t>
-      </w:r>
-      <w:r>
-        <w:t xml:space="preserve">und</w:t>
-      </w:r>
-      <w:r>
-        <w:t xml:space="preserve"> </w:t>
-      </w:r>
-      <w:r>
-        <w:rPr>
-          <w:rStyle w:val="VerbatimChar"/>
-        </w:rPr>
-        <w:t xml:space="preserve">(5, 5)</w:t>
-      </w:r>
-      <w:r>
-        <w:t xml:space="preserve">. Was fällt beim letzten Test auf? Ergänze den Algorithmus so, dass Gleichheit ausdrücklich behandelt wird.</w:t>
+      <w:r>
+        <w:br w:type="page"/>
       </w:r>
     </w:p>
     <w:bookmarkEnd w:id="54"/>
-    <w:bookmarkStart w:id="55" w:name="beispiel-2-summe-von-1-bis-n"/>
-    <w:p>
-      <w:pPr>
-        <w:pStyle w:val="Heading2"/>
-      </w:pPr>
-      <w:r>
-        <w:t xml:space="preserve">Beispiel 2 – Summe von 1 bis n</w:t>
-      </w:r>
-    </w:p>
-    <w:p>
-      <w:pPr>
-        <w:pStyle w:val="FirstParagraph"/>
-      </w:pPr>
-      <w:r>
-        <w:t xml:space="preserve">Für eine positive ganze Zahl</w:t>
-      </w:r>
-      <w:r>
-        <w:t xml:space="preserve"> </w:t>
-      </w:r>
-      <w:r>
-        <w:rPr>
-          <w:rStyle w:val="VerbatimChar"/>
-        </w:rPr>
-        <w:t xml:space="preserve">n</w:t>
-      </w:r>
-      <w:r>
-        <w:t xml:space="preserve"> </w:t>
-      </w:r>
-      <w:r>
-        <w:t xml:space="preserve">soll die Summe</w:t>
-      </w:r>
-      <w:r>
-        <w:t xml:space="preserve"> </w:t>
-      </w:r>
-      <w:r>
-        <w:rPr>
-          <w:rStyle w:val="VerbatimChar"/>
-        </w:rPr>
-        <w:t xml:space="preserve">1 + 2 + ... + n</w:t>
-      </w:r>
-      <w:r>
-        <w:t xml:space="preserve"> </w:t>
-      </w:r>
-      <w:r>
-        <w:t xml:space="preserve">berechnet werden.</w:t>
-      </w:r>
-    </w:p>
-    <w:p>
-      <w:pPr>
-        <w:pStyle w:val="SourceCode"/>
-      </w:pPr>
-      <w:r>
-        <w:rPr>
-          <w:rStyle w:val="VerbatimChar"/>
-        </w:rPr>
-        <w:t xml:space="preserve">summe ← 0</w:t>
-      </w:r>
-      <w:r>
-        <w:br/>
-      </w:r>
-      <w:r>
-        <w:rPr>
-          <w:rStyle w:val="VerbatimChar"/>
-        </w:rPr>
-        <w:t xml:space="preserve">für zahl von 1 bis n</w:t>
-      </w:r>
-      <w:r>
-        <w:br/>
-      </w:r>
-      <w:r>
-        <w:rPr>
-          <w:rStyle w:val="VerbatimChar"/>
-        </w:rPr>
-        <w:t xml:space="preserve">    summe ← summe + zahl</w:t>
-      </w:r>
-      <w:r>
-        <w:br/>
-      </w:r>
-      <w:r>
-        <w:rPr>
-          <w:rStyle w:val="VerbatimChar"/>
-        </w:rPr>
-        <w:t xml:space="preserve">ende für</w:t>
-      </w:r>
-      <w:r>
-        <w:br/>
-      </w:r>
-      <w:r>
-        <w:rPr>
-          <w:rStyle w:val="VerbatimChar"/>
-        </w:rPr>
-        <w:t xml:space="preserve">gib summe aus</w:t>
-      </w:r>
-    </w:p>
-    <w:p>
-      <w:pPr>
-        <w:pStyle w:val="FirstParagraph"/>
-      </w:pPr>
-      <w:r>
-        <w:t xml:space="preserve">Führe den Algorithmus für</w:t>
-      </w:r>
-      <w:r>
-        <w:t xml:space="preserve"> </w:t>
-      </w:r>
-      <w:r>
-        <w:rPr>
-          <w:rStyle w:val="VerbatimChar"/>
-        </w:rPr>
-        <w:t xml:space="preserve">n = 4</w:t>
-      </w:r>
-      <w:r>
-        <w:t xml:space="preserve"> </w:t>
-      </w:r>
-      <w:r>
-        <w:t xml:space="preserve">schrittweise in einer Tabelle aus. Notiere nach jedem Schleifendurchlauf</w:t>
-      </w:r>
-      <w:r>
-        <w:t xml:space="preserve"> </w:t>
-      </w:r>
-      <w:r>
-        <w:rPr>
-          <w:rStyle w:val="VerbatimChar"/>
-        </w:rPr>
-        <w:t xml:space="preserve">zahl</w:t>
-      </w:r>
-      <w:r>
-        <w:t xml:space="preserve"> </w:t>
-      </w:r>
-      <w:r>
-        <w:t xml:space="preserve">und</w:t>
-      </w:r>
-      <w:r>
-        <w:t xml:space="preserve"> </w:t>
-      </w:r>
-      <w:r>
-        <w:rPr>
-          <w:rStyle w:val="VerbatimChar"/>
-        </w:rPr>
-        <w:t xml:space="preserve">summe</w:t>
-      </w:r>
-      <w:r>
-        <w:t xml:space="preserve">.</w:t>
-      </w:r>
-    </w:p>
-    <w:bookmarkEnd w:id="55"/>
-    <w:bookmarkStart w:id="56" w:name="beispiel-3-eingabe-prüfen"/>
-    <w:p>
-      <w:pPr>
-        <w:pStyle w:val="Heading2"/>
-      </w:pPr>
-      <w:r>
-        <w:t xml:space="preserve">Beispiel 3 – Eingabe prüfen</w:t>
-      </w:r>
-    </w:p>
-    <w:p>
-      <w:pPr>
-        <w:pStyle w:val="FirstParagraph"/>
-      </w:pPr>
-      <w:r>
-        <w:t xml:space="preserve">Ein Programm darf nur Werte von 1 bis 10 akzeptieren.</w:t>
-      </w:r>
-    </w:p>
-    <w:p>
-      <w:pPr>
-        <w:pStyle w:val="SourceCode"/>
-      </w:pPr>
-      <w:r>
-        <w:rPr>
-          <w:rStyle w:val="VerbatimChar"/>
-        </w:rPr>
-        <w:t xml:space="preserve">wiederhole</w:t>
-      </w:r>
-      <w:r>
-        <w:br/>
-      </w:r>
-      <w:r>
-        <w:rPr>
-          <w:rStyle w:val="VerbatimChar"/>
-        </w:rPr>
-        <w:t xml:space="preserve">    lies wert ein</w:t>
-      </w:r>
-      <w:r>
-        <w:br/>
-      </w:r>
-      <w:r>
-        <w:rPr>
-          <w:rStyle w:val="VerbatimChar"/>
-        </w:rPr>
-        <w:t xml:space="preserve">solange wert &lt; 1 oder wert &gt; 10</w:t>
-      </w:r>
-      <w:r>
-        <w:br/>
-      </w:r>
-      <w:r>
-        <w:rPr>
-          <w:rStyle w:val="VerbatimChar"/>
-        </w:rPr>
-        <w:t xml:space="preserve">gib wert aus</w:t>
-      </w:r>
-    </w:p>
-    <w:p>
-      <w:pPr>
-        <w:pStyle w:val="FirstParagraph"/>
-      </w:pPr>
-      <w:r>
-        <w:t xml:space="preserve">Erkläre, warum hier eine bedingte Wiederholung sinnvoller ist als eine feste Wiederholungszahl.</w:t>
-      </w:r>
-    </w:p>
-    <w:bookmarkEnd w:id="56"/>
-    <w:bookmarkStart w:id="57" w:name="beispiel-4-algorithmus-testen"/>
-    <w:p>
-      <w:pPr>
-        <w:pStyle w:val="Heading2"/>
-      </w:pPr>
-      <w:r>
-        <w:t xml:space="preserve">Beispiel 4 – Algorithmus testen</w:t>
-      </w:r>
-    </w:p>
-    <w:p>
-      <w:pPr>
-        <w:pStyle w:val="FirstParagraph"/>
-      </w:pPr>
-      <w:r>
-        <w:t xml:space="preserve">Entwirf für Beispiel 1 mindestens drei Testfälle. Ein guter Testsatz enthält neben typischen Werten auch Rand- oder Sonderfälle.</w:t>
-      </w:r>
-    </w:p>
-    <w:p>
-      <w:pPr>
-        <w:pStyle w:val="BodyText"/>
-      </w:pPr>
-      <w:r>
-        <w:t xml:space="preserve">Nutze die Tabelle:</w:t>
-      </w:r>
-    </w:p>
-    <w:tbl>
-      <w:tblPr>
-        <w:tblStyle w:val="Table"/>
-        <w:tblW w:type="pct" w:w="5000"/>
-        <w:tblLook w:firstRow="1" w:lastRow="0" w:firstColumn="0" w:lastColumn="0" w:noHBand="0" w:noVBand="0" w:val="0020"/>
-        <w:jc w:val="start"/>
-      </w:tblPr>
-      <w:tblGrid>
-        <w:gridCol w:w="1980"/>
-        <w:gridCol w:w="1980"/>
-        <w:gridCol w:w="1980"/>
-        <w:gridCol w:w="1980"/>
-      </w:tblGrid>
-      <w:tr>
-        <w:trPr>
-          <w:tblHeader w:val="true"/>
-        </w:trPr>
-        <w:tc>
-          <w:tcPr/>
-          <w:p>
-            <w:pPr>
-              <w:pStyle w:val="Compact"/>
-              <w:jc w:val="left"/>
-            </w:pPr>
-            <w:r>
-              <w:t xml:space="preserve">Eingabe</w:t>
-            </w:r>
-          </w:p>
-        </w:tc>
-        <w:tc>
-          <w:tcPr/>
-          <w:p>
-            <w:pPr>
-              <w:pStyle w:val="Compact"/>
-              <w:jc w:val="left"/>
-            </w:pPr>
-            <w:r>
-              <w:t xml:space="preserve">erwartetes Ergebnis</w:t>
-            </w:r>
-          </w:p>
-        </w:tc>
-        <w:tc>
-          <w:tcPr/>
-          <w:p>
-            <w:pPr>
-              <w:pStyle w:val="Compact"/>
-              <w:jc w:val="left"/>
-            </w:pPr>
-            <w:r>
-              <w:t xml:space="preserve">tatsächliches Ergebnis</w:t>
-            </w:r>
-          </w:p>
-        </w:tc>
-        <w:tc>
-          <w:tcPr/>
-          <w:p>
-            <w:pPr>
-              <w:pStyle w:val="Compact"/>
-              <w:jc w:val="left"/>
-            </w:pPr>
-            <w:r>
-              <w:t xml:space="preserve">Änderung nötig?</w:t>
-            </w:r>
-          </w:p>
-        </w:tc>
-      </w:tr>
-      <w:tr>
-        <w:tc>
-          <w:tcPr/>
-          <w:p>
-            <w:pPr>
-              <w:pStyle w:val="Compact"/>
-            </w:pPr>
-          </w:p>
-        </w:tc>
-        <w:tc>
-          <w:tcPr/>
-          <w:p>
-            <w:pPr>
-              <w:pStyle w:val="Compact"/>
-            </w:pPr>
-          </w:p>
-        </w:tc>
-        <w:tc>
-          <w:tcPr/>
-          <w:p>
-            <w:pPr>
-              <w:pStyle w:val="Compact"/>
-            </w:pPr>
-          </w:p>
-        </w:tc>
-        <w:tc>
-          <w:tcPr/>
-          <w:p>
-            <w:pPr>
-              <w:pStyle w:val="Compact"/>
-            </w:pPr>
-          </w:p>
-        </w:tc>
-      </w:tr>
-      <w:tr>
-        <w:tc>
-          <w:tcPr/>
-          <w:p>
-            <w:pPr>
-              <w:pStyle w:val="Compact"/>
-            </w:pPr>
-          </w:p>
-        </w:tc>
-        <w:tc>
-          <w:tcPr/>
-          <w:p>
-            <w:pPr>
-              <w:pStyle w:val="Compact"/>
-            </w:pPr>
-          </w:p>
-        </w:tc>
-        <w:tc>
-          <w:tcPr/>
-          <w:p>
-            <w:pPr>
-              <w:pStyle w:val="Compact"/>
-            </w:pPr>
-          </w:p>
-        </w:tc>
-        <w:tc>
-          <w:tcPr/>
-          <w:p>
-            <w:pPr>
-              <w:pStyle w:val="Compact"/>
-            </w:pPr>
-          </w:p>
-        </w:tc>
-      </w:tr>
-      <w:tr>
-        <w:tc>
-          <w:tcPr/>
-          <w:p>
-            <w:pPr>
-              <w:pStyle w:val="Compact"/>
-            </w:pPr>
-          </w:p>
-        </w:tc>
-        <w:tc>
-          <w:tcPr/>
-          <w:p>
-            <w:pPr>
-              <w:pStyle w:val="Compact"/>
-            </w:pPr>
-          </w:p>
-        </w:tc>
-        <w:tc>
-          <w:tcPr/>
-          <w:p>
-            <w:pPr>
-              <w:pStyle w:val="Compact"/>
-            </w:pPr>
-          </w:p>
-        </w:tc>
-        <w:tc>
-          <w:tcPr/>
-          <w:p>
-            <w:pPr>
-              <w:pStyle w:val="Compact"/>
-            </w:pPr>
-          </w:p>
-        </w:tc>
-      </w:tr>
-    </w:tbl>
-    <w:bookmarkEnd w:id="57"/>
-    <w:bookmarkStart w:id="58" w:name="transfer"/>
-    <w:p>
-      <w:pPr>
-        <w:pStyle w:val="Heading2"/>
-      </w:pPr>
-      <w:r>
-        <w:t xml:space="preserve">Transfer</w:t>
-      </w:r>
-    </w:p>
-    <w:p>
-      <w:pPr>
-        <w:pStyle w:val="FirstParagraph"/>
-      </w:pPr>
-      <w:r>
-        <w:t xml:space="preserve">Beschreibe einen eigenen kleinen Algorithmus zunächst in Alltagssprache und anschließend als Pseudocode oder Struktogramm. Markiere Sequenz, Auswahl und Wiederholung, soweit sie vorkommen.</w:t>
-      </w:r>
-    </w:p>
-    <w:p>
-      <w:r>
-        <w:br w:type="page"/>
-      </w:r>
-    </w:p>
-    <w:bookmarkEnd w:id="58"/>
-    <w:bookmarkEnd w:id="59"/>
-    <w:bookmarkStart w:id="66" w:name="alltag-und-computer"/>
+    <w:bookmarkStart w:id="61" w:name="alltag-und-computer"/>
     <w:p>
       <w:pPr>
         <w:pStyle w:val="Heading1"/>
@@ -2449,7 +1872,7 @@
         <w:t xml:space="preserve">Alltag und Computer</w:t>
       </w:r>
     </w:p>
-    <w:bookmarkStart w:id="60" w:name="warum-brauchen-computer-algorithmen"/>
+    <w:bookmarkStart w:id="55" w:name="warum-brauchen-computer-algorithmen"/>
     <w:p>
       <w:pPr>
         <w:pStyle w:val="Heading2"/>
@@ -2533,8 +1956,8 @@
         </w:pict>
       </w:r>
     </w:p>
-    <w:bookmarkEnd w:id="60"/>
-    <w:bookmarkStart w:id="61" w:name="kai-erklärt-2"/>
+    <w:bookmarkEnd w:id="55"/>
+    <w:bookmarkStart w:id="56" w:name="kai-erklärt-2"/>
     <w:p>
       <w:pPr>
         <w:pStyle w:val="Heading2"/>
@@ -2566,8 +1989,8 @@
         </w:pict>
       </w:r>
     </w:p>
-    <w:bookmarkEnd w:id="61"/>
-    <w:bookmarkStart w:id="62" w:name="mensch-oder-computer"/>
+    <w:bookmarkEnd w:id="56"/>
+    <w:bookmarkStart w:id="57" w:name="mensch-oder-computer"/>
     <w:p>
       <w:pPr>
         <w:pStyle w:val="Heading2"/>
@@ -2797,8 +2220,8 @@
         </w:pict>
       </w:r>
     </w:p>
-    <w:bookmarkEnd w:id="62"/>
-    <w:bookmarkStart w:id="63" w:name="X5b1b8cc3b2716a1b3d4e01a6f35b72175239e8d"/>
+    <w:bookmarkEnd w:id="57"/>
+    <w:bookmarkStart w:id="58" w:name="X5b1b8cc3b2716a1b3d4e01a6f35b72175239e8d"/>
     <w:p>
       <w:pPr>
         <w:pStyle w:val="Heading2"/>
@@ -2891,8 +2314,8 @@
         </w:pict>
       </w:r>
     </w:p>
-    <w:bookmarkEnd w:id="63"/>
-    <w:bookmarkStart w:id="64" w:name="scratch-und-python"/>
+    <w:bookmarkEnd w:id="58"/>
+    <w:bookmarkStart w:id="59" w:name="scratch-und-python"/>
     <w:p>
       <w:pPr>
         <w:pStyle w:val="Heading2"/>
@@ -3009,8 +2432,8 @@
         </w:pict>
       </w:r>
     </w:p>
-    <w:bookmarkEnd w:id="64"/>
-    <w:bookmarkStart w:id="65" w:name="ausblick"/>
+    <w:bookmarkEnd w:id="59"/>
+    <w:bookmarkStart w:id="60" w:name="ausblick"/>
     <w:p>
       <w:pPr>
         <w:pStyle w:val="Heading2"/>
@@ -3085,9 +2508,9 @@
         <w:br w:type="page"/>
       </w:r>
     </w:p>
-    <w:bookmarkEnd w:id="65"/>
-    <w:bookmarkEnd w:id="66"/>
-    <w:bookmarkStart w:id="79" w:name="algorithmen-mit-scratch-umsetzen"/>
+    <w:bookmarkEnd w:id="60"/>
+    <w:bookmarkEnd w:id="61"/>
+    <w:bookmarkStart w:id="74" w:name="algorithmen-mit-scratch-umsetzen"/>
     <w:p>
       <w:pPr>
         <w:pStyle w:val="Heading1"/>
@@ -3096,7 +2519,7 @@
         <w:t xml:space="preserve">Algorithmen mit Scratch umsetzen</w:t>
       </w:r>
     </w:p>
-    <w:bookmarkStart w:id="67" w:name="das-problem"/>
+    <w:bookmarkStart w:id="62" w:name="das-problem"/>
     <w:p>
       <w:pPr>
         <w:pStyle w:val="Heading2"/>
@@ -3156,8 +2579,8 @@
         </w:pict>
       </w:r>
     </w:p>
-    <w:bookmarkEnd w:id="67"/>
-    <w:bookmarkStart w:id="68" w:name="ein-möglicher-algorithmus"/>
+    <w:bookmarkEnd w:id="62"/>
+    <w:bookmarkStart w:id="63" w:name="ein-möglicher-algorithmus"/>
     <w:p>
       <w:pPr>
         <w:pStyle w:val="Heading2"/>
@@ -3205,8 +2628,8 @@
         </w:pict>
       </w:r>
     </w:p>
-    <w:bookmarkEnd w:id="68"/>
-    <w:bookmarkStart w:id="69" w:name="scratch-kennenlernen"/>
+    <w:bookmarkEnd w:id="63"/>
+    <w:bookmarkStart w:id="64" w:name="scratch-kennenlernen"/>
     <w:p>
       <w:pPr>
         <w:pStyle w:val="Heading2"/>
@@ -3254,8 +2677,8 @@
         </w:pict>
       </w:r>
     </w:p>
-    <w:bookmarkEnd w:id="69"/>
-    <w:bookmarkStart w:id="73" w:name="schritt-für-schritt"/>
+    <w:bookmarkEnd w:id="64"/>
+    <w:bookmarkStart w:id="68" w:name="schritt-für-schritt"/>
     <w:p>
       <w:pPr>
         <w:pStyle w:val="Heading2"/>
@@ -3264,7 +2687,7 @@
         <w:t xml:space="preserve">Schritt für Schritt</w:t>
       </w:r>
     </w:p>
-    <w:bookmarkStart w:id="70" w:name="schritt-1"/>
+    <w:bookmarkStart w:id="65" w:name="schritt-1"/>
     <w:p>
       <w:pPr>
         <w:pStyle w:val="Heading3"/>
@@ -3296,8 +2719,8 @@
         </w:pict>
       </w:r>
     </w:p>
-    <w:bookmarkEnd w:id="70"/>
-    <w:bookmarkStart w:id="71" w:name="schritt-2"/>
+    <w:bookmarkEnd w:id="65"/>
+    <w:bookmarkStart w:id="66" w:name="schritt-2"/>
     <w:p>
       <w:pPr>
         <w:pStyle w:val="Heading3"/>
@@ -3341,8 +2764,8 @@
         </w:pict>
       </w:r>
     </w:p>
-    <w:bookmarkEnd w:id="71"/>
-    <w:bookmarkStart w:id="72" w:name="schritt-3"/>
+    <w:bookmarkEnd w:id="66"/>
+    <w:bookmarkStart w:id="67" w:name="schritt-3"/>
     <w:p>
       <w:pPr>
         <w:pStyle w:val="Heading3"/>
@@ -3402,9 +2825,9 @@
         </w:pict>
       </w:r>
     </w:p>
-    <w:bookmarkEnd w:id="72"/>
-    <w:bookmarkEnd w:id="73"/>
-    <w:bookmarkStart w:id="75" w:name="programm-testen"/>
+    <w:bookmarkEnd w:id="67"/>
+    <w:bookmarkEnd w:id="68"/>
+    <w:bookmarkStart w:id="70" w:name="programm-testen"/>
     <w:p>
       <w:pPr>
         <w:pStyle w:val="Heading2"/>
@@ -3421,7 +2844,7 @@
         <w:t xml:space="preserve">Klicke auf die grüne Flagge.</w:t>
       </w:r>
     </w:p>
-    <w:bookmarkStart w:id="74" w:name="beobachte"/>
+    <w:bookmarkStart w:id="69" w:name="beobachte"/>
     <w:p>
       <w:pPr>
         <w:pStyle w:val="Heading3"/>
@@ -3473,9 +2896,9 @@
         </w:pict>
       </w:r>
     </w:p>
-    <w:bookmarkEnd w:id="74"/>
-    <w:bookmarkEnd w:id="75"/>
-    <w:bookmarkStart w:id="76" w:name="kai-erklärt-3"/>
+    <w:bookmarkEnd w:id="69"/>
+    <w:bookmarkEnd w:id="70"/>
+    <w:bookmarkStart w:id="71" w:name="kai-erklärt-3"/>
     <w:p>
       <w:pPr>
         <w:pStyle w:val="Heading2"/>
@@ -3507,8 +2930,8 @@
         </w:pict>
       </w:r>
     </w:p>
-    <w:bookmarkEnd w:id="76"/>
-    <w:bookmarkStart w:id="77" w:name="ausprobieren"/>
+    <w:bookmarkEnd w:id="71"/>
+    <w:bookmarkStart w:id="72" w:name="ausprobieren"/>
     <w:p>
       <w:pPr>
         <w:pStyle w:val="Heading2"/>
@@ -3576,8 +2999,8 @@
         </w:pict>
       </w:r>
     </w:p>
-    <w:bookmarkEnd w:id="77"/>
-    <w:bookmarkStart w:id="78" w:name="merke-1"/>
+    <w:bookmarkEnd w:id="72"/>
+    <w:bookmarkStart w:id="73" w:name="merke-1"/>
     <w:p>
       <w:pPr>
         <w:pStyle w:val="Heading2"/>
@@ -3607,9 +3030,9 @@
         <w:br w:type="page"/>
       </w:r>
     </w:p>
-    <w:bookmarkEnd w:id="78"/>
-    <w:bookmarkEnd w:id="79"/>
-    <w:bookmarkStart w:id="90" w:name="algorithmen-mit-python-umsetzen"/>
+    <w:bookmarkEnd w:id="73"/>
+    <w:bookmarkEnd w:id="74"/>
+    <w:bookmarkStart w:id="85" w:name="algorithmen-mit-python-umsetzen"/>
     <w:p>
       <w:pPr>
         <w:pStyle w:val="Heading1"/>
@@ -3618,7 +3041,7 @@
         <w:t xml:space="preserve">Algorithmen mit Python umsetzen</w:t>
       </w:r>
     </w:p>
-    <w:bookmarkStart w:id="80" w:name="dasselbe-problem"/>
+    <w:bookmarkStart w:id="75" w:name="dasselbe-problem"/>
     <w:p>
       <w:pPr>
         <w:pStyle w:val="Heading2"/>
@@ -3714,8 +3137,8 @@
         </w:pict>
       </w:r>
     </w:p>
-    <w:bookmarkEnd w:id="80"/>
-    <w:bookmarkStart w:id="81" w:name="python-kennenlernen"/>
+    <w:bookmarkEnd w:id="75"/>
+    <w:bookmarkStart w:id="76" w:name="python-kennenlernen"/>
     <w:p>
       <w:pPr>
         <w:pStyle w:val="Heading2"/>
@@ -3763,8 +3186,8 @@
         </w:pict>
       </w:r>
     </w:p>
-    <w:bookmarkEnd w:id="81"/>
-    <w:bookmarkStart w:id="82" w:name="das-erste-python-programm"/>
+    <w:bookmarkEnd w:id="76"/>
+    <w:bookmarkStart w:id="77" w:name="das-erste-python-programm"/>
     <w:p>
       <w:pPr>
         <w:pStyle w:val="Heading2"/>
@@ -3809,8 +3232,8 @@
         </w:pict>
       </w:r>
     </w:p>
-    <w:bookmarkEnd w:id="82"/>
-    <w:bookmarkStart w:id="83" w:name="was-passiert"/>
+    <w:bookmarkEnd w:id="77"/>
+    <w:bookmarkStart w:id="78" w:name="was-passiert"/>
     <w:p>
       <w:pPr>
         <w:pStyle w:val="Heading2"/>
@@ -3857,8 +3280,8 @@
         </w:pict>
       </w:r>
     </w:p>
-    <w:bookmarkEnd w:id="83"/>
-    <w:bookmarkStart w:id="85" w:name="programm-testen-1"/>
+    <w:bookmarkEnd w:id="78"/>
+    <w:bookmarkStart w:id="80" w:name="programm-testen-1"/>
     <w:p>
       <w:pPr>
         <w:pStyle w:val="Heading2"/>
@@ -3883,7 +3306,7 @@
         <w:t xml:space="preserve">Vergleiche die Ausgabe mit deinem Scratch-Programm.</w:t>
       </w:r>
     </w:p>
-    <w:bookmarkStart w:id="84" w:name="überlege"/>
+    <w:bookmarkStart w:id="79" w:name="überlege"/>
     <w:p>
       <w:pPr>
         <w:pStyle w:val="Heading3"/>
@@ -3923,9 +3346,9 @@
         </w:pict>
       </w:r>
     </w:p>
-    <w:bookmarkEnd w:id="84"/>
-    <w:bookmarkEnd w:id="85"/>
-    <w:bookmarkStart w:id="86" w:name="scratch-und-python-im-vergleich"/>
+    <w:bookmarkEnd w:id="79"/>
+    <w:bookmarkEnd w:id="80"/>
+    <w:bookmarkStart w:id="81" w:name="scratch-und-python-im-vergleich"/>
     <w:p>
       <w:pPr>
         <w:pStyle w:val="Heading2"/>
@@ -4060,8 +3483,8 @@
         </w:pict>
       </w:r>
     </w:p>
-    <w:bookmarkEnd w:id="86"/>
-    <w:bookmarkStart w:id="87" w:name="kai-erklärt-4"/>
+    <w:bookmarkEnd w:id="81"/>
+    <w:bookmarkStart w:id="82" w:name="kai-erklärt-4"/>
     <w:p>
       <w:pPr>
         <w:pStyle w:val="Heading2"/>
@@ -4093,8 +3516,8 @@
         </w:pict>
       </w:r>
     </w:p>
-    <w:bookmarkEnd w:id="87"/>
-    <w:bookmarkStart w:id="88" w:name="ausprobieren-1"/>
+    <w:bookmarkEnd w:id="82"/>
+    <w:bookmarkStart w:id="83" w:name="ausprobieren-1"/>
     <w:p>
       <w:pPr>
         <w:pStyle w:val="Heading2"/>
@@ -4170,8 +3593,8 @@
         </w:pict>
       </w:r>
     </w:p>
-    <w:bookmarkEnd w:id="88"/>
-    <w:bookmarkStart w:id="89" w:name="merke-2"/>
+    <w:bookmarkEnd w:id="83"/>
+    <w:bookmarkStart w:id="84" w:name="merke-2"/>
     <w:p>
       <w:pPr>
         <w:pStyle w:val="Heading2"/>
@@ -4201,9 +3624,9 @@
         <w:br w:type="page"/>
       </w:r>
     </w:p>
-    <w:bookmarkEnd w:id="89"/>
-    <w:bookmarkEnd w:id="90"/>
-    <w:bookmarkStart w:id="133" w:name="übungen-lineare-algorithmen"/>
+    <w:bookmarkEnd w:id="84"/>
+    <w:bookmarkEnd w:id="85"/>
+    <w:bookmarkStart w:id="128" w:name="übungen-lineare-algorithmen"/>
     <w:p>
       <w:pPr>
         <w:pStyle w:val="Heading1"/>
@@ -4212,7 +3635,7 @@
         <w:t xml:space="preserve">Übungen – Lineare Algorithmen</w:t>
       </w:r>
     </w:p>
-    <w:bookmarkStart w:id="91" w:name="ziel"/>
+    <w:bookmarkStart w:id="86" w:name="ziel"/>
     <w:p>
       <w:pPr>
         <w:pStyle w:val="Heading2"/>
@@ -4260,8 +3683,8 @@
         </w:pict>
       </w:r>
     </w:p>
-    <w:bookmarkEnd w:id="91"/>
-    <w:bookmarkStart w:id="96" w:name="erkennen"/>
+    <w:bookmarkEnd w:id="86"/>
+    <w:bookmarkStart w:id="91" w:name="erkennen"/>
     <w:p>
       <w:pPr>
         <w:pStyle w:val="Heading2"/>
@@ -4270,7 +3693,7 @@
         <w:t xml:space="preserve">1. Erkennen</w:t>
       </w:r>
     </w:p>
-    <w:bookmarkStart w:id="92" w:name="aufgabe-1-algorithmus-oder-nicht"/>
+    <w:bookmarkStart w:id="87" w:name="aufgabe-1-algorithmus-oder-nicht"/>
     <w:p>
       <w:pPr>
         <w:pStyle w:val="Heading3"/>
@@ -4295,8 +3718,8 @@
         <w:t xml:space="preserve">Begründe deine Entscheidung mit den Eigenschaften eines Algorithmus.</w:t>
       </w:r>
     </w:p>
-    <w:bookmarkEnd w:id="92"/>
-    <w:bookmarkStart w:id="93" w:name="a"/>
+    <w:bookmarkEnd w:id="87"/>
+    <w:bookmarkStart w:id="88" w:name="a"/>
     <w:p>
       <w:pPr>
         <w:pStyle w:val="Heading3"/>
@@ -4384,8 +3807,8 @@
         </w:pict>
       </w:r>
     </w:p>
-    <w:bookmarkEnd w:id="93"/>
-    <w:bookmarkStart w:id="94" w:name="b"/>
+    <w:bookmarkEnd w:id="88"/>
+    <w:bookmarkStart w:id="89" w:name="b"/>
     <w:p>
       <w:pPr>
         <w:pStyle w:val="Heading3"/>
@@ -4473,8 +3896,8 @@
         </w:pict>
       </w:r>
     </w:p>
-    <w:bookmarkEnd w:id="94"/>
-    <w:bookmarkStart w:id="95" w:name="c"/>
+    <w:bookmarkEnd w:id="89"/>
+    <w:bookmarkStart w:id="90" w:name="c"/>
     <w:p>
       <w:pPr>
         <w:pStyle w:val="Heading3"/>
@@ -4562,9 +3985,9 @@
         </w:pict>
       </w:r>
     </w:p>
-    <w:bookmarkEnd w:id="95"/>
-    <w:bookmarkEnd w:id="96"/>
-    <w:bookmarkStart w:id="98" w:name="fehler-finden"/>
+    <w:bookmarkEnd w:id="90"/>
+    <w:bookmarkEnd w:id="91"/>
+    <w:bookmarkStart w:id="93" w:name="fehler-finden"/>
     <w:p>
       <w:pPr>
         <w:pStyle w:val="Heading2"/>
@@ -4573,7 +3996,7 @@
         <w:t xml:space="preserve">2. Fehler finden</w:t>
       </w:r>
     </w:p>
-    <w:bookmarkStart w:id="97" w:name="aufgabe-2-kai-bereitet-kakao-zu"/>
+    <w:bookmarkStart w:id="92" w:name="aufgabe-2-kai-bereitet-kakao-zu"/>
     <w:p>
       <w:pPr>
         <w:pStyle w:val="Heading3"/>
@@ -4729,9 +4152,9 @@
         </w:pict>
       </w:r>
     </w:p>
-    <w:bookmarkEnd w:id="97"/>
-    <w:bookmarkEnd w:id="98"/>
-    <w:bookmarkStart w:id="100" w:name="reihenfolge"/>
+    <w:bookmarkEnd w:id="92"/>
+    <w:bookmarkEnd w:id="93"/>
+    <w:bookmarkStart w:id="95" w:name="reihenfolge"/>
     <w:p>
       <w:pPr>
         <w:pStyle w:val="Heading2"/>
@@ -4740,7 +4163,7 @@
         <w:t xml:space="preserve">3. Reihenfolge</w:t>
       </w:r>
     </w:p>
-    <w:bookmarkStart w:id="99" w:name="aufgabe-3-computerarbeitsplatz"/>
+    <w:bookmarkStart w:id="94" w:name="aufgabe-3-computerarbeitsplatz"/>
     <w:p>
       <w:pPr>
         <w:pStyle w:val="Heading3"/>
@@ -4867,9 +4290,9 @@
         </w:pict>
       </w:r>
     </w:p>
-    <w:bookmarkEnd w:id="99"/>
-    <w:bookmarkEnd w:id="100"/>
-    <w:bookmarkStart w:id="102" w:name="vollständigkeit"/>
+    <w:bookmarkEnd w:id="94"/>
+    <w:bookmarkEnd w:id="95"/>
+    <w:bookmarkStart w:id="97" w:name="vollständigkeit"/>
     <w:p>
       <w:pPr>
         <w:pStyle w:val="Heading2"/>
@@ -4878,7 +4301,7 @@
         <w:t xml:space="preserve">4. Vollständigkeit</w:t>
       </w:r>
     </w:p>
-    <w:bookmarkStart w:id="101" w:name="aufgabe-4-brief-verschicken"/>
+    <w:bookmarkStart w:id="96" w:name="aufgabe-4-brief-verschicken"/>
     <w:p>
       <w:pPr>
         <w:pStyle w:val="Heading3"/>
@@ -4975,9 +4398,9 @@
         </w:pict>
       </w:r>
     </w:p>
-    <w:bookmarkEnd w:id="101"/>
-    <w:bookmarkEnd w:id="102"/>
-    <w:bookmarkStart w:id="108" w:name="eindeutigkeit"/>
+    <w:bookmarkEnd w:id="96"/>
+    <w:bookmarkEnd w:id="97"/>
+    <w:bookmarkStart w:id="103" w:name="eindeutigkeit"/>
     <w:p>
       <w:pPr>
         <w:pStyle w:val="Heading2"/>
@@ -4986,7 +4409,7 @@
         <w:t xml:space="preserve">5. Eindeutigkeit</w:t>
       </w:r>
     </w:p>
-    <w:bookmarkStart w:id="103" w:name="aufgabe-5-ungenaue-anweisungen"/>
+    <w:bookmarkStart w:id="98" w:name="aufgabe-5-ungenaue-anweisungen"/>
     <w:p>
       <w:pPr>
         <w:pStyle w:val="Heading3"/>
@@ -5003,8 +4426,8 @@
         <w:t xml:space="preserve">Verbessere die folgenden Anweisungen so, dass KAI möglichst wenig nachfragen muss.</w:t>
       </w:r>
     </w:p>
-    <w:bookmarkEnd w:id="103"/>
-    <w:bookmarkStart w:id="104" w:name="a-1"/>
+    <w:bookmarkEnd w:id="98"/>
+    <w:bookmarkStart w:id="99" w:name="a-1"/>
     <w:p>
       <w:pPr>
         <w:pStyle w:val="Heading3"/>
@@ -5028,8 +4451,8 @@
         </w:pict>
       </w:r>
     </w:p>
-    <w:bookmarkEnd w:id="104"/>
-    <w:bookmarkStart w:id="105" w:name="b-1"/>
+    <w:bookmarkEnd w:id="99"/>
+    <w:bookmarkStart w:id="100" w:name="b-1"/>
     <w:p>
       <w:pPr>
         <w:pStyle w:val="Heading3"/>
@@ -5053,8 +4476,8 @@
         </w:pict>
       </w:r>
     </w:p>
-    <w:bookmarkEnd w:id="105"/>
-    <w:bookmarkStart w:id="106" w:name="c-1"/>
+    <w:bookmarkEnd w:id="100"/>
+    <w:bookmarkStart w:id="101" w:name="c-1"/>
     <w:p>
       <w:pPr>
         <w:pStyle w:val="Heading3"/>
@@ -5078,8 +4501,8 @@
         </w:pict>
       </w:r>
     </w:p>
-    <w:bookmarkEnd w:id="106"/>
-    <w:bookmarkStart w:id="107" w:name="d"/>
+    <w:bookmarkEnd w:id="101"/>
+    <w:bookmarkStart w:id="102" w:name="d"/>
     <w:p>
       <w:pPr>
         <w:pStyle w:val="Heading3"/>
@@ -5110,9 +4533,9 @@
         </w:pict>
       </w:r>
     </w:p>
-    <w:bookmarkEnd w:id="107"/>
-    <w:bookmarkEnd w:id="108"/>
-    <w:bookmarkStart w:id="110" w:name="einen-algorithmus-entwickeln"/>
+    <w:bookmarkEnd w:id="102"/>
+    <w:bookmarkEnd w:id="103"/>
+    <w:bookmarkStart w:id="105" w:name="einen-algorithmus-entwickeln"/>
     <w:p>
       <w:pPr>
         <w:pStyle w:val="Heading2"/>
@@ -5121,7 +4544,7 @@
         <w:t xml:space="preserve">6. Einen Algorithmus entwickeln</w:t>
       </w:r>
     </w:p>
-    <w:bookmarkStart w:id="109" w:name="aufgabe-6-trinkflasche-füllen"/>
+    <w:bookmarkStart w:id="104" w:name="aufgabe-6-trinkflasche-füllen"/>
     <w:p>
       <w:pPr>
         <w:pStyle w:val="Heading3"/>
@@ -5292,9 +4715,9 @@
         </w:pict>
       </w:r>
     </w:p>
-    <w:bookmarkEnd w:id="109"/>
-    <w:bookmarkEnd w:id="110"/>
-    <w:bookmarkStart w:id="114" w:name="testen"/>
+    <w:bookmarkEnd w:id="104"/>
+    <w:bookmarkEnd w:id="105"/>
+    <w:bookmarkStart w:id="109" w:name="testen"/>
     <w:p>
       <w:pPr>
         <w:pStyle w:val="Heading2"/>
@@ -5303,7 +4726,7 @@
         <w:t xml:space="preserve">7. Testen</w:t>
       </w:r>
     </w:p>
-    <w:bookmarkStart w:id="111" w:name="aufgabe-7-partnerprüfung"/>
+    <w:bookmarkStart w:id="106" w:name="aufgabe-7-partnerprüfung"/>
     <w:p>
       <w:pPr>
         <w:pStyle w:val="Heading3"/>
@@ -5405,8 +4828,8 @@
         <w:t xml:space="preserve">Überarbeite deinen Algorithmus danach.</w:t>
       </w:r>
     </w:p>
-    <w:bookmarkEnd w:id="111"/>
-    <w:bookmarkStart w:id="112" w:name="was-hast-du-verändert"/>
+    <w:bookmarkEnd w:id="106"/>
+    <w:bookmarkStart w:id="107" w:name="was-hast-du-verändert"/>
     <w:p>
       <w:pPr>
         <w:pStyle w:val="Heading3"/>
@@ -5429,8 +4852,8 @@
         </w:pict>
       </w:r>
     </w:p>
-    <w:bookmarkEnd w:id="112"/>
-    <w:bookmarkStart w:id="113" w:name="warum-ist-version-2-besser"/>
+    <w:bookmarkEnd w:id="107"/>
+    <w:bookmarkStart w:id="108" w:name="warum-ist-version-2-besser"/>
     <w:p>
       <w:pPr>
         <w:pStyle w:val="Heading3"/>
@@ -5460,9 +4883,9 @@
         </w:pict>
       </w:r>
     </w:p>
-    <w:bookmarkEnd w:id="113"/>
-    <w:bookmarkEnd w:id="114"/>
-    <w:bookmarkStart w:id="116" w:name="verschiedene-lösungen-vergleichen"/>
+    <w:bookmarkEnd w:id="108"/>
+    <w:bookmarkEnd w:id="109"/>
+    <w:bookmarkStart w:id="111" w:name="verschiedene-lösungen-vergleichen"/>
     <w:p>
       <w:pPr>
         <w:pStyle w:val="Heading2"/>
@@ -5471,7 +4894,7 @@
         <w:t xml:space="preserve">8. Verschiedene Lösungen vergleichen</w:t>
       </w:r>
     </w:p>
-    <w:bookmarkStart w:id="115" w:name="aufgabe-8"/>
+    <w:bookmarkStart w:id="110" w:name="aufgabe-8"/>
     <w:p>
       <w:pPr>
         <w:pStyle w:val="Heading3"/>
@@ -5727,9 +5150,9 @@
         </w:pict>
       </w:r>
     </w:p>
-    <w:bookmarkEnd w:id="115"/>
-    <w:bookmarkEnd w:id="116"/>
-    <w:bookmarkStart w:id="119" w:name="scratch-und-python-1"/>
+    <w:bookmarkEnd w:id="110"/>
+    <w:bookmarkEnd w:id="111"/>
+    <w:bookmarkStart w:id="114" w:name="scratch-und-python-1"/>
     <w:p>
       <w:pPr>
         <w:pStyle w:val="Heading2"/>
@@ -5738,7 +5161,7 @@
         <w:t xml:space="preserve">9. Scratch und Python</w:t>
       </w:r>
     </w:p>
-    <w:bookmarkStart w:id="117" w:name="Xb0dc84488a4f8817c9b8838836211d6c55325d7"/>
+    <w:bookmarkStart w:id="112" w:name="Xb0dc84488a4f8817c9b8838836211d6c55325d7"/>
     <w:p>
       <w:pPr>
         <w:pStyle w:val="Heading3"/>
@@ -5898,8 +5321,8 @@
         <w:t xml:space="preserve">um.</w:t>
       </w:r>
     </w:p>
-    <w:bookmarkEnd w:id="117"/>
-    <w:bookmarkStart w:id="118" w:name="denkfrage"/>
+    <w:bookmarkEnd w:id="112"/>
+    <w:bookmarkStart w:id="113" w:name="denkfrage"/>
     <w:p>
       <w:pPr>
         <w:pStyle w:val="Heading3"/>
@@ -5969,9 +5392,9 @@
         </w:pict>
       </w:r>
     </w:p>
-    <w:bookmarkEnd w:id="118"/>
-    <w:bookmarkEnd w:id="119"/>
-    <w:bookmarkStart w:id="121" w:name="fehler-erklären"/>
+    <w:bookmarkEnd w:id="113"/>
+    <w:bookmarkEnd w:id="114"/>
+    <w:bookmarkStart w:id="116" w:name="fehler-erklären"/>
     <w:p>
       <w:pPr>
         <w:pStyle w:val="Heading2"/>
@@ -5980,7 +5403,7 @@
         <w:t xml:space="preserve">10. Fehler erklären</w:t>
       </w:r>
     </w:p>
-    <w:bookmarkStart w:id="120" w:name="aufgabe-10-kai-macht-genau-das-richtige"/>
+    <w:bookmarkStart w:id="115" w:name="aufgabe-10-kai-macht-genau-das-richtige"/>
     <w:p>
       <w:pPr>
         <w:pStyle w:val="Heading3"/>
@@ -6049,9 +5472,9 @@
         </w:pict>
       </w:r>
     </w:p>
-    <w:bookmarkEnd w:id="120"/>
-    <w:bookmarkEnd w:id="121"/>
-    <w:bookmarkStart w:id="124" w:name="eigener-fehleralgorithmus"/>
+    <w:bookmarkEnd w:id="115"/>
+    <w:bookmarkEnd w:id="116"/>
+    <w:bookmarkStart w:id="119" w:name="eigener-fehleralgorithmus"/>
     <w:p>
       <w:pPr>
         <w:pStyle w:val="Heading2"/>
@@ -6084,7 +5507,7 @@
         <w:t xml:space="preserve">Eine andere Gruppe soll die Fehler finden und erklären.</w:t>
       </w:r>
     </w:p>
-    <w:bookmarkStart w:id="122" w:name="mein-fehlerhafter-algorithmus"/>
+    <w:bookmarkStart w:id="117" w:name="mein-fehlerhafter-algorithmus"/>
     <w:p>
       <w:pPr>
         <w:pStyle w:val="Heading3"/>
@@ -6121,8 +5544,8 @@
         </w:pict>
       </w:r>
     </w:p>
-    <w:bookmarkEnd w:id="122"/>
-    <w:bookmarkStart w:id="123" w:name="eingebaute-fehler"/>
+    <w:bookmarkEnd w:id="117"/>
+    <w:bookmarkStart w:id="118" w:name="eingebaute-fehler"/>
     <w:p>
       <w:pPr>
         <w:pStyle w:val="Heading3"/>
@@ -6159,9 +5582,9 @@
         </w:pict>
       </w:r>
     </w:p>
-    <w:bookmarkEnd w:id="123"/>
-    <w:bookmarkEnd w:id="124"/>
-    <w:bookmarkStart w:id="131" w:name="transfer-1"/>
+    <w:bookmarkEnd w:id="118"/>
+    <w:bookmarkEnd w:id="119"/>
+    <w:bookmarkStart w:id="126" w:name="transfer"/>
     <w:p>
       <w:pPr>
         <w:pStyle w:val="Heading2"/>
@@ -6170,7 +5593,7 @@
         <w:t xml:space="preserve">12. Transfer</w:t>
       </w:r>
     </w:p>
-    <w:bookmarkStart w:id="125" w:name="aufgabe-12-vom-ablauf-zum-problem"/>
+    <w:bookmarkStart w:id="120" w:name="aufgabe-12-vom-ablauf-zum-problem"/>
     <w:p>
       <w:pPr>
         <w:pStyle w:val="Heading3"/>
@@ -6251,8 +5674,8 @@
         <w:t xml:space="preserve">Gehe systematisch vor.</w:t>
       </w:r>
     </w:p>
-    <w:bookmarkEnd w:id="125"/>
-    <w:bookmarkStart w:id="126" w:name="problem"/>
+    <w:bookmarkEnd w:id="120"/>
+    <w:bookmarkStart w:id="121" w:name="problem"/>
     <w:p>
       <w:pPr>
         <w:pStyle w:val="Heading3"/>
@@ -6276,8 +5699,8 @@
         </w:pict>
       </w:r>
     </w:p>
-    <w:bookmarkEnd w:id="126"/>
-    <w:bookmarkStart w:id="127" w:name="eingaben-und-voraussetzungen"/>
+    <w:bookmarkEnd w:id="121"/>
+    <w:bookmarkStart w:id="122" w:name="eingaben-und-voraussetzungen"/>
     <w:p>
       <w:pPr>
         <w:pStyle w:val="Heading3"/>
@@ -6301,8 +5724,8 @@
         </w:pict>
       </w:r>
     </w:p>
-    <w:bookmarkEnd w:id="127"/>
-    <w:bookmarkStart w:id="128" w:name="algorithmus"/>
+    <w:bookmarkEnd w:id="122"/>
+    <w:bookmarkStart w:id="123" w:name="algorithmus"/>
     <w:p>
       <w:pPr>
         <w:pStyle w:val="Heading3"/>
@@ -6340,8 +5763,8 @@
         </w:pict>
       </w:r>
     </w:p>
-    <w:bookmarkEnd w:id="128"/>
-    <w:bookmarkStart w:id="129" w:name="test"/>
+    <w:bookmarkEnd w:id="123"/>
+    <w:bookmarkStart w:id="124" w:name="test"/>
     <w:p>
       <w:pPr>
         <w:pStyle w:val="Heading3"/>
@@ -6365,8 +5788,8 @@
         </w:pict>
       </w:r>
     </w:p>
-    <w:bookmarkEnd w:id="129"/>
-    <w:bookmarkStart w:id="130" w:name="verbesserung"/>
+    <w:bookmarkEnd w:id="124"/>
+    <w:bookmarkStart w:id="125" w:name="verbesserung"/>
     <w:p>
       <w:pPr>
         <w:pStyle w:val="Heading3"/>
@@ -6397,9 +5820,9 @@
         </w:pict>
       </w:r>
     </w:p>
-    <w:bookmarkEnd w:id="130"/>
-    <w:bookmarkEnd w:id="131"/>
-    <w:bookmarkStart w:id="132" w:name="plus-effizienz"/>
+    <w:bookmarkEnd w:id="125"/>
+    <w:bookmarkEnd w:id="126"/>
+    <w:bookmarkStart w:id="127" w:name="plus-effizienz"/>
     <w:p>
       <w:pPr>
         <w:pStyle w:val="Heading2"/>
@@ -6474,9 +5897,9 @@
         <w:br w:type="page"/>
       </w:r>
     </w:p>
-    <w:bookmarkEnd w:id="132"/>
-    <w:bookmarkEnd w:id="133"/>
-    <w:bookmarkStart w:id="140" w:name="transfer-2"/>
+    <w:bookmarkEnd w:id="127"/>
+    <w:bookmarkEnd w:id="128"/>
+    <w:bookmarkStart w:id="135" w:name="transfer-1"/>
     <w:p>
       <w:pPr>
         <w:pStyle w:val="Heading1"/>
@@ -6508,7 +5931,7 @@
         </w:pict>
       </w:r>
     </w:p>
-    <w:bookmarkStart w:id="134" w:name="aufgabe-1-frühstück-vorbereiten"/>
+    <w:bookmarkStart w:id="129" w:name="aufgabe-1-frühstück-vorbereiten"/>
     <w:p>
       <w:pPr>
         <w:pStyle w:val="Heading2"/>
@@ -6596,8 +6019,8 @@
         </w:pict>
       </w:r>
     </w:p>
-    <w:bookmarkEnd w:id="134"/>
-    <w:bookmarkStart w:id="135" w:name="aufgabe-2-papierflieger-falten"/>
+    <w:bookmarkEnd w:id="129"/>
+    <w:bookmarkStart w:id="130" w:name="aufgabe-2-papierflieger-falten"/>
     <w:p>
       <w:pPr>
         <w:pStyle w:val="Heading2"/>
@@ -6645,8 +6068,8 @@
         </w:pict>
       </w:r>
     </w:p>
-    <w:bookmarkEnd w:id="135"/>
-    <w:bookmarkStart w:id="136" w:name="aufgabe-3-der-schulweg"/>
+    <w:bookmarkEnd w:id="130"/>
+    <w:bookmarkStart w:id="131" w:name="aufgabe-3-der-schulweg"/>
     <w:p>
       <w:pPr>
         <w:pStyle w:val="Heading2"/>
@@ -6686,8 +6109,8 @@
         </w:pict>
       </w:r>
     </w:p>
-    <w:bookmarkEnd w:id="136"/>
-    <w:bookmarkStart w:id="137" w:name="kai-challenge"/>
+    <w:bookmarkEnd w:id="131"/>
+    <w:bookmarkStart w:id="132" w:name="kai-challenge"/>
     <w:p>
       <w:pPr>
         <w:pStyle w:val="Heading2"/>
@@ -6743,8 +6166,8 @@
         </w:pict>
       </w:r>
     </w:p>
-    <w:bookmarkEnd w:id="137"/>
-    <w:bookmarkStart w:id="138" w:name="aufgabe-4-ist-das-ein-algorithmus"/>
+    <w:bookmarkEnd w:id="132"/>
+    <w:bookmarkStart w:id="133" w:name="aufgabe-4-ist-das-ein-algorithmus"/>
     <w:p>
       <w:pPr>
         <w:pStyle w:val="Heading2"/>
@@ -6844,8 +6267,8 @@
         </w:pict>
       </w:r>
     </w:p>
-    <w:bookmarkEnd w:id="138"/>
-    <w:bookmarkStart w:id="139" w:name="aufgabe-5-eigene-idee"/>
+    <w:bookmarkEnd w:id="133"/>
+    <w:bookmarkStart w:id="134" w:name="aufgabe-5-eigene-idee"/>
     <w:p>
       <w:pPr>
         <w:pStyle w:val="Heading2"/>
@@ -6883,9 +6306,9 @@
         <w:br w:type="page"/>
       </w:r>
     </w:p>
-    <w:bookmarkEnd w:id="139"/>
-    <w:bookmarkEnd w:id="140"/>
-    <w:bookmarkStart w:id="152" w:name="projekt-kai-übernimmt-eine-neue-aufgabe"/>
+    <w:bookmarkEnd w:id="134"/>
+    <w:bookmarkEnd w:id="135"/>
+    <w:bookmarkStart w:id="147" w:name="projekt-kai-übernimmt-eine-neue-aufgabe"/>
     <w:p>
       <w:pPr>
         <w:pStyle w:val="Heading1"/>
@@ -6894,7 +6317,7 @@
         <w:t xml:space="preserve">Projekt – KAI übernimmt eine neue Aufgabe</w:t>
       </w:r>
     </w:p>
-    <w:bookmarkStart w:id="141" w:name="der-auftrag"/>
+    <w:bookmarkStart w:id="136" w:name="der-auftrag"/>
     <w:p>
       <w:pPr>
         <w:pStyle w:val="Heading2"/>
@@ -6934,8 +6357,8 @@
         </w:pict>
       </w:r>
     </w:p>
-    <w:bookmarkEnd w:id="141"/>
-    <w:bookmarkStart w:id="145" w:name="aufgabe"/>
+    <w:bookmarkEnd w:id="136"/>
+    <w:bookmarkStart w:id="140" w:name="aufgabe"/>
     <w:p>
       <w:pPr>
         <w:pStyle w:val="Heading2"/>
@@ -6968,7 +6391,7 @@
         <w:t xml:space="preserve">der folgenden Aufgaben aus.</w:t>
       </w:r>
     </w:p>
-    <w:bookmarkStart w:id="142" w:name="möglichkeit-a-getränke-ausgeben"/>
+    <w:bookmarkStart w:id="137" w:name="möglichkeit-a-getränke-ausgeben"/>
     <w:p>
       <w:pPr>
         <w:pStyle w:val="Heading3"/>
@@ -6992,8 +6415,8 @@
         </w:pict>
       </w:r>
     </w:p>
-    <w:bookmarkEnd w:id="142"/>
-    <w:bookmarkStart w:id="143" w:name="möglichkeit-b-material-ausgeben"/>
+    <w:bookmarkEnd w:id="137"/>
+    <w:bookmarkStart w:id="138" w:name="möglichkeit-b-material-ausgeben"/>
     <w:p>
       <w:pPr>
         <w:pStyle w:val="Heading3"/>
@@ -7017,8 +6440,8 @@
         </w:pict>
       </w:r>
     </w:p>
-    <w:bookmarkEnd w:id="143"/>
-    <w:bookmarkStart w:id="144" w:name="möglichkeit-c-fundbüro"/>
+    <w:bookmarkEnd w:id="138"/>
+    <w:bookmarkStart w:id="139" w:name="möglichkeit-c-fundbüro"/>
     <w:p>
       <w:pPr>
         <w:pStyle w:val="Heading3"/>
@@ -7042,9 +6465,9 @@
         </w:pict>
       </w:r>
     </w:p>
-    <w:bookmarkEnd w:id="144"/>
-    <w:bookmarkEnd w:id="145"/>
-    <w:bookmarkStart w:id="146" w:name="planung"/>
+    <w:bookmarkEnd w:id="139"/>
+    <w:bookmarkEnd w:id="140"/>
+    <w:bookmarkStart w:id="141" w:name="planung"/>
     <w:p>
       <w:pPr>
         <w:pStyle w:val="Heading2"/>
@@ -7116,8 +6539,8 @@
         </w:pict>
       </w:r>
     </w:p>
-    <w:bookmarkEnd w:id="146"/>
-    <w:bookmarkStart w:id="147" w:name="entwickelt-euren-algorithmus"/>
+    <w:bookmarkEnd w:id="141"/>
+    <w:bookmarkStart w:id="142" w:name="entwickelt-euren-algorithmus"/>
     <w:p>
       <w:pPr>
         <w:pStyle w:val="Heading2"/>
@@ -7205,8 +6628,8 @@
         </w:pict>
       </w:r>
     </w:p>
-    <w:bookmarkEnd w:id="147"/>
-    <w:bookmarkStart w:id="148" w:name="test-1"/>
+    <w:bookmarkEnd w:id="142"/>
+    <w:bookmarkStart w:id="143" w:name="test-1"/>
     <w:p>
       <w:pPr>
         <w:pStyle w:val="Heading2"/>
@@ -7300,8 +6723,8 @@
         </w:pict>
       </w:r>
     </w:p>
-    <w:bookmarkEnd w:id="148"/>
-    <w:bookmarkStart w:id="149" w:name="überarbeitet-euren-algorithmus"/>
+    <w:bookmarkEnd w:id="143"/>
+    <w:bookmarkStart w:id="144" w:name="überarbeitet-euren-algorithmus"/>
     <w:p>
       <w:pPr>
         <w:pStyle w:val="Heading2"/>
@@ -7325,8 +6748,8 @@
         </w:pict>
       </w:r>
     </w:p>
-    <w:bookmarkEnd w:id="149"/>
-    <w:bookmarkStart w:id="150" w:name="präsentation"/>
+    <w:bookmarkEnd w:id="144"/>
+    <w:bookmarkStart w:id="145" w:name="präsentation"/>
     <w:p>
       <w:pPr>
         <w:pStyle w:val="Heading2"/>
@@ -7394,8 +6817,8 @@
         </w:pict>
       </w:r>
     </w:p>
-    <w:bookmarkEnd w:id="150"/>
-    <w:bookmarkStart w:id="151" w:name="kai-erklärt-5"/>
+    <w:bookmarkEnd w:id="145"/>
+    <w:bookmarkStart w:id="146" w:name="kai-erklärt-5"/>
     <w:p>
       <w:pPr>
         <w:pStyle w:val="Heading2"/>
@@ -7425,9 +6848,9 @@
         <w:br w:type="page"/>
       </w:r>
     </w:p>
-    <w:bookmarkEnd w:id="151"/>
-    <w:bookmarkEnd w:id="152"/>
-    <w:bookmarkStart w:id="153" w:name="reflexion"/>
+    <w:bookmarkEnd w:id="146"/>
+    <w:bookmarkEnd w:id="147"/>
+    <w:bookmarkStart w:id="148" w:name="reflexion"/>
     <w:p>
       <w:pPr>
         <w:pStyle w:val="Heading1"/>
@@ -7441,8 +6864,8 @@
         <w:br w:type="page"/>
       </w:r>
     </w:p>
-    <w:bookmarkEnd w:id="153"/>
-    <w:bookmarkStart w:id="163" w:name="kompetenzcheck"/>
+    <w:bookmarkEnd w:id="148"/>
+    <w:bookmarkStart w:id="158" w:name="kompetenzcheck"/>
     <w:p>
       <w:pPr>
         <w:pStyle w:val="Heading1"/>
@@ -7451,7 +6874,7 @@
         <w:t xml:space="preserve">Kompetenzcheck</w:t>
       </w:r>
     </w:p>
-    <w:bookmarkStart w:id="154" w:name="das-kann-ich"/>
+    <w:bookmarkStart w:id="149" w:name="das-kann-ich"/>
     <w:p>
       <w:pPr>
         <w:pStyle w:val="Heading2"/>
@@ -7475,8 +6898,8 @@
         </w:pict>
       </w:r>
     </w:p>
-    <w:bookmarkEnd w:id="154"/>
-    <w:bookmarkStart w:id="157" w:name="aufgabe-1-algorithmus-erkennen"/>
+    <w:bookmarkEnd w:id="149"/>
+    <w:bookmarkStart w:id="152" w:name="aufgabe-1-algorithmus-erkennen"/>
     <w:p>
       <w:pPr>
         <w:pStyle w:val="Heading2"/>
@@ -7501,7 +6924,7 @@
         <w:t xml:space="preserve">Begründe deine Entscheidung.</w:t>
       </w:r>
     </w:p>
-    <w:bookmarkStart w:id="155" w:name="a-2"/>
+    <w:bookmarkStart w:id="150" w:name="a-2"/>
     <w:p>
       <w:pPr>
         <w:pStyle w:val="Heading3"/>
@@ -7569,8 +6992,8 @@
         </w:pict>
       </w:r>
     </w:p>
-    <w:bookmarkEnd w:id="155"/>
-    <w:bookmarkStart w:id="156" w:name="b-2"/>
+    <w:bookmarkEnd w:id="150"/>
+    <w:bookmarkStart w:id="151" w:name="b-2"/>
     <w:p>
       <w:pPr>
         <w:pStyle w:val="Heading3"/>
@@ -7638,9 +7061,9 @@
         </w:pict>
       </w:r>
     </w:p>
-    <w:bookmarkEnd w:id="156"/>
-    <w:bookmarkEnd w:id="157"/>
-    <w:bookmarkStart w:id="158" w:name="aufgabe-2-fehler-finden"/>
+    <w:bookmarkEnd w:id="151"/>
+    <w:bookmarkEnd w:id="152"/>
+    <w:bookmarkStart w:id="153" w:name="aufgabe-2-fehler-finden"/>
     <w:p>
       <w:pPr>
         <w:pStyle w:val="Heading2"/>
@@ -7734,8 +7157,8 @@
         </w:pict>
       </w:r>
     </w:p>
-    <w:bookmarkEnd w:id="158"/>
-    <w:bookmarkStart w:id="159" w:name="aufgabe-3-algorithmus-entwickeln"/>
+    <w:bookmarkEnd w:id="153"/>
+    <w:bookmarkStart w:id="154" w:name="aufgabe-3-algorithmus-entwickeln"/>
     <w:p>
       <w:pPr>
         <w:pStyle w:val="Heading2"/>
@@ -7856,8 +7279,8 @@
         </w:pict>
       </w:r>
     </w:p>
-    <w:bookmarkEnd w:id="159"/>
-    <w:bookmarkStart w:id="160" w:name="aufgabe-4-darstellungen-vergleichen"/>
+    <w:bookmarkEnd w:id="154"/>
+    <w:bookmarkStart w:id="155" w:name="aufgabe-4-darstellungen-vergleichen"/>
     <w:p>
       <w:pPr>
         <w:pStyle w:val="Heading2"/>
@@ -7903,8 +7326,8 @@
         </w:pict>
       </w:r>
     </w:p>
-    <w:bookmarkEnd w:id="160"/>
-    <w:bookmarkStart w:id="161" w:name="selbsteinschätzung"/>
+    <w:bookmarkEnd w:id="155"/>
+    <w:bookmarkStart w:id="156" w:name="selbsteinschätzung"/>
     <w:p>
       <w:pPr>
         <w:pStyle w:val="Heading2"/>
@@ -8295,8 +7718,8 @@
         </w:pict>
       </w:r>
     </w:p>
-    <w:bookmarkEnd w:id="161"/>
-    <w:bookmarkStart w:id="162" w:name="geschafft"/>
+    <w:bookmarkEnd w:id="156"/>
+    <w:bookmarkStart w:id="157" w:name="geschafft"/>
     <w:p>
       <w:pPr>
         <w:pStyle w:val="Heading2"/>
@@ -8326,9 +7749,9 @@
         <w:br w:type="page"/>
       </w:r>
     </w:p>
-    <w:bookmarkEnd w:id="162"/>
-    <w:bookmarkEnd w:id="163"/>
-    <w:bookmarkStart w:id="174" w:name="X1fe86ddd3f4edc47bc3f740cbc88faf3705b9d2"/>
+    <w:bookmarkEnd w:id="157"/>
+    <w:bookmarkEnd w:id="158"/>
+    <w:bookmarkStart w:id="169" w:name="X1fe86ddd3f4edc47bc3f740cbc88faf3705b9d2"/>
     <w:p>
       <w:pPr>
         <w:pStyle w:val="Heading1"/>
@@ -8337,7 +7760,7 @@
         <w:t xml:space="preserve">Projektstart – Von der Übung zur Komplexaufgabe</w:t>
       </w:r>
     </w:p>
-    <w:bookmarkStart w:id="164" w:name="jetzt-beginnt-das-eigentliche-projekt"/>
+    <w:bookmarkStart w:id="159" w:name="jetzt-beginnt-das-eigentliche-projekt"/>
     <w:p>
       <w:pPr>
         <w:pStyle w:val="Heading2"/>
@@ -8406,8 +7829,8 @@
         </w:pict>
       </w:r>
     </w:p>
-    <w:bookmarkEnd w:id="164"/>
-    <w:bookmarkStart w:id="165" w:name="was-ist-ein-projekt"/>
+    <w:bookmarkEnd w:id="159"/>
+    <w:bookmarkStart w:id="160" w:name="was-ist-ein-projekt"/>
     <w:p>
       <w:pPr>
         <w:pStyle w:val="Heading2"/>
@@ -8499,8 +7922,8 @@
         </w:pict>
       </w:r>
     </w:p>
-    <w:bookmarkEnd w:id="165"/>
-    <w:bookmarkStart w:id="166" w:name="der-projektauftrag"/>
+    <w:bookmarkEnd w:id="160"/>
+    <w:bookmarkStart w:id="161" w:name="der-projektauftrag"/>
     <w:p>
       <w:pPr>
         <w:pStyle w:val="Heading2"/>
@@ -8613,8 +8036,8 @@
         </w:pict>
       </w:r>
     </w:p>
-    <w:bookmarkEnd w:id="166"/>
-    <w:bookmarkStart w:id="167" w:name="unser-team"/>
+    <w:bookmarkEnd w:id="161"/>
+    <w:bookmarkStart w:id="162" w:name="unser-team"/>
     <w:p>
       <w:pPr>
         <w:pStyle w:val="Heading2"/>
@@ -8673,8 +8096,8 @@
         </w:pict>
       </w:r>
     </w:p>
-    <w:bookmarkEnd w:id="167"/>
-    <w:bookmarkStart w:id="168" w:name="unsere-erste-idee"/>
+    <w:bookmarkEnd w:id="162"/>
+    <w:bookmarkStart w:id="163" w:name="unsere-erste-idee"/>
     <w:p>
       <w:pPr>
         <w:pStyle w:val="Heading2"/>
@@ -8734,8 +8157,8 @@
         </w:pict>
       </w:r>
     </w:p>
-    <w:bookmarkEnd w:id="168"/>
-    <w:bookmarkStart w:id="170" w:name="rollen-im-team"/>
+    <w:bookmarkEnd w:id="163"/>
+    <w:bookmarkStart w:id="165" w:name="rollen-im-team"/>
     <w:p>
       <w:pPr>
         <w:pStyle w:val="Heading2"/>
@@ -8833,7 +8256,7 @@
         <w:t xml:space="preserve">Präsentation</w:t>
       </w:r>
     </w:p>
-    <w:bookmarkStart w:id="169" w:name="unsere-erste-rollenverteilung"/>
+    <w:bookmarkStart w:id="164" w:name="unsere-erste-rollenverteilung"/>
     <w:p>
       <w:pPr>
         <w:pStyle w:val="Heading3"/>
@@ -9000,9 +8423,9 @@
         </w:pict>
       </w:r>
     </w:p>
-    <w:bookmarkEnd w:id="169"/>
-    <w:bookmarkEnd w:id="170"/>
-    <w:bookmarkStart w:id="171" w:name="der-qualitätskreislauf"/>
+    <w:bookmarkEnd w:id="164"/>
+    <w:bookmarkEnd w:id="165"/>
+    <w:bookmarkStart w:id="166" w:name="der-qualitätskreislauf"/>
     <w:p>
       <w:pPr>
         <w:pStyle w:val="Heading2"/>
@@ -9126,8 +8549,8 @@
         </w:pict>
       </w:r>
     </w:p>
-    <w:bookmarkEnd w:id="171"/>
-    <w:bookmarkStart w:id="172" w:name="projektregeln"/>
+    <w:bookmarkEnd w:id="166"/>
+    <w:bookmarkStart w:id="167" w:name="projektregeln"/>
     <w:p>
       <w:pPr>
         <w:pStyle w:val="Heading2"/>
@@ -9223,8 +8646,8 @@
         </w:pict>
       </w:r>
     </w:p>
-    <w:bookmarkEnd w:id="172"/>
-    <w:bookmarkStart w:id="173" w:name="startcheck"/>
+    <w:bookmarkEnd w:id="167"/>
+    <w:bookmarkStart w:id="168" w:name="startcheck"/>
     <w:p>
       <w:pPr>
         <w:pStyle w:val="Heading2"/>
@@ -9318,9 +8741,9 @@
         <w:br w:type="page"/>
       </w:r>
     </w:p>
-    <w:bookmarkEnd w:id="173"/>
-    <w:bookmarkEnd w:id="174"/>
-    <w:bookmarkStart w:id="191" w:name="X5fcebfba1a68adbdf1018d8e779eaec79c036c9"/>
+    <w:bookmarkEnd w:id="168"/>
+    <w:bookmarkEnd w:id="169"/>
+    <w:bookmarkStart w:id="186" w:name="X5fcebfba1a68adbdf1018d8e779eaec79c036c9"/>
     <w:p>
       <w:pPr>
         <w:pStyle w:val="Heading1"/>
@@ -9329,7 +8752,7 @@
         <w:t xml:space="preserve">Problemanalyse – Was müssen wir eigentlich lösen?</w:t>
       </w:r>
     </w:p>
-    <w:bookmarkStart w:id="175" w:name="nicht-sofort-programmieren"/>
+    <w:bookmarkStart w:id="170" w:name="nicht-sofort-programmieren"/>
     <w:p>
       <w:pPr>
         <w:pStyle w:val="Heading2"/>
@@ -9390,8 +8813,8 @@
         </w:pict>
       </w:r>
     </w:p>
-    <w:bookmarkEnd w:id="175"/>
-    <w:bookmarkStart w:id="176" w:name="problem-beschreiben"/>
+    <w:bookmarkEnd w:id="170"/>
+    <w:bookmarkStart w:id="171" w:name="problem-beschreiben"/>
     <w:p>
       <w:pPr>
         <w:pStyle w:val="Heading2"/>
@@ -9441,8 +8864,8 @@
         </w:pict>
       </w:r>
     </w:p>
-    <w:bookmarkEnd w:id="176"/>
-    <w:bookmarkStart w:id="177" w:name="ziel-beschreiben"/>
+    <w:bookmarkEnd w:id="171"/>
+    <w:bookmarkStart w:id="172" w:name="ziel-beschreiben"/>
     <w:p>
       <w:pPr>
         <w:pStyle w:val="Heading2"/>
@@ -9492,8 +8915,8 @@
         </w:pict>
       </w:r>
     </w:p>
-    <w:bookmarkEnd w:id="177"/>
-    <w:bookmarkStart w:id="178" w:name="zielgruppe"/>
+    <w:bookmarkEnd w:id="172"/>
+    <w:bookmarkStart w:id="173" w:name="zielgruppe"/>
     <w:p>
       <w:pPr>
         <w:pStyle w:val="Heading2"/>
@@ -9599,8 +9022,8 @@
         </w:pict>
       </w:r>
     </w:p>
-    <w:bookmarkEnd w:id="178"/>
-    <w:bookmarkStart w:id="183" w:name="Xf7b9c48f7794619faea0afbfc8db270f698cf46"/>
+    <w:bookmarkEnd w:id="173"/>
+    <w:bookmarkStart w:id="178" w:name="Xf7b9c48f7794619faea0afbfc8db270f698cf46"/>
     <w:p>
       <w:pPr>
         <w:pStyle w:val="Heading2"/>
@@ -9625,7 +9048,7 @@
         <w:t xml:space="preserve">Übertragt es auf euer Projekt.</w:t>
       </w:r>
     </w:p>
-    <w:bookmarkStart w:id="179" w:name="eingabe"/>
+    <w:bookmarkStart w:id="174" w:name="eingabe"/>
     <w:p>
       <w:pPr>
         <w:pStyle w:val="Heading3"/>
@@ -9649,8 +9072,8 @@
         </w:pict>
       </w:r>
     </w:p>
-    <w:bookmarkEnd w:id="179"/>
-    <w:bookmarkStart w:id="180" w:name="verarbeitung"/>
+    <w:bookmarkEnd w:id="174"/>
+    <w:bookmarkStart w:id="175" w:name="verarbeitung"/>
     <w:p>
       <w:pPr>
         <w:pStyle w:val="Heading3"/>
@@ -9674,8 +9097,8 @@
         </w:pict>
       </w:r>
     </w:p>
-    <w:bookmarkEnd w:id="180"/>
-    <w:bookmarkStart w:id="181" w:name="ausgabe"/>
+    <w:bookmarkEnd w:id="175"/>
+    <w:bookmarkStart w:id="176" w:name="ausgabe"/>
     <w:p>
       <w:pPr>
         <w:pStyle w:val="Heading3"/>
@@ -9699,8 +9122,8 @@
         </w:pict>
       </w:r>
     </w:p>
-    <w:bookmarkEnd w:id="181"/>
-    <w:bookmarkStart w:id="182" w:name="speicherung"/>
+    <w:bookmarkEnd w:id="176"/>
+    <w:bookmarkStart w:id="177" w:name="speicherung"/>
     <w:p>
       <w:pPr>
         <w:pStyle w:val="Heading3"/>
@@ -9731,9 +9154,9 @@
         </w:pict>
       </w:r>
     </w:p>
-    <w:bookmarkEnd w:id="182"/>
-    <w:bookmarkEnd w:id="183"/>
-    <w:bookmarkStart w:id="186" w:name="anforderungen"/>
+    <w:bookmarkEnd w:id="177"/>
+    <w:bookmarkEnd w:id="178"/>
+    <w:bookmarkStart w:id="181" w:name="anforderungen"/>
     <w:p>
       <w:pPr>
         <w:pStyle w:val="Heading2"/>
@@ -9766,7 +9189,7 @@
         <w:t xml:space="preserve">beschreibt, was eure Lösung leisten soll.</w:t>
       </w:r>
     </w:p>
-    <w:bookmarkStart w:id="184" w:name="muss-anforderungen"/>
+    <w:bookmarkStart w:id="179" w:name="muss-anforderungen"/>
     <w:p>
       <w:pPr>
         <w:pStyle w:val="Heading3"/>
@@ -9804,8 +9227,8 @@
         </w:pict>
       </w:r>
     </w:p>
-    <w:bookmarkEnd w:id="184"/>
-    <w:bookmarkStart w:id="185" w:name="kann-anforderungen"/>
+    <w:bookmarkEnd w:id="179"/>
+    <w:bookmarkStart w:id="180" w:name="kann-anforderungen"/>
     <w:p>
       <w:pPr>
         <w:pStyle w:val="Heading3"/>
@@ -9850,9 +9273,9 @@
         </w:pict>
       </w:r>
     </w:p>
-    <w:bookmarkEnd w:id="185"/>
-    <w:bookmarkEnd w:id="186"/>
-    <w:bookmarkStart w:id="187" w:name="grenzen-festlegen"/>
+    <w:bookmarkEnd w:id="180"/>
+    <w:bookmarkEnd w:id="181"/>
+    <w:bookmarkStart w:id="182" w:name="grenzen-festlegen"/>
     <w:p>
       <w:pPr>
         <w:pStyle w:val="Heading2"/>
@@ -9914,8 +9337,8 @@
         </w:pict>
       </w:r>
     </w:p>
-    <w:bookmarkEnd w:id="187"/>
-    <w:bookmarkStart w:id="190" w:name="prüfen"/>
+    <w:bookmarkEnd w:id="182"/>
+    <w:bookmarkStart w:id="185" w:name="prüfen"/>
     <w:p>
       <w:pPr>
         <w:pStyle w:val="Heading2"/>
@@ -9988,7 +9411,7 @@
         <w:t xml:space="preserve">Fehlen wichtige Informationen?</w:t>
       </w:r>
     </w:p>
-    <w:bookmarkStart w:id="188" w:name="rückmeldung-des-anderen-teams"/>
+    <w:bookmarkStart w:id="183" w:name="rückmeldung-des-anderen-teams"/>
     <w:p>
       <w:pPr>
         <w:pStyle w:val="Heading3"/>
@@ -10011,8 +9434,8 @@
         </w:pict>
       </w:r>
     </w:p>
-    <w:bookmarkEnd w:id="188"/>
-    <w:bookmarkStart w:id="189" w:name="das-ändern-wir-danach"/>
+    <w:bookmarkEnd w:id="183"/>
+    <w:bookmarkStart w:id="184" w:name="das-ändern-wir-danach"/>
     <w:p>
       <w:pPr>
         <w:pStyle w:val="Heading3"/>
@@ -10064,10 +9487,10 @@
         <w:br w:type="page"/>
       </w:r>
     </w:p>
-    <w:bookmarkEnd w:id="189"/>
-    <w:bookmarkEnd w:id="190"/>
-    <w:bookmarkEnd w:id="191"/>
-    <w:bookmarkStart w:id="204" w:name="lösungsentwurf-und-planung"/>
+    <w:bookmarkEnd w:id="184"/>
+    <w:bookmarkEnd w:id="185"/>
+    <w:bookmarkEnd w:id="186"/>
+    <w:bookmarkStart w:id="199" w:name="lösungsentwurf-und-planung"/>
     <w:p>
       <w:pPr>
         <w:pStyle w:val="Heading1"/>
@@ -10076,7 +9499,7 @@
         <w:t xml:space="preserve">Lösungsentwurf und Planung</w:t>
       </w:r>
     </w:p>
-    <w:bookmarkStart w:id="192" w:name="vom-problem-zur-lösung"/>
+    <w:bookmarkStart w:id="187" w:name="vom-problem-zur-lösung"/>
     <w:p>
       <w:pPr>
         <w:pStyle w:val="Heading2"/>
@@ -10116,8 +9539,8 @@
         </w:pict>
       </w:r>
     </w:p>
-    <w:bookmarkEnd w:id="192"/>
-    <w:bookmarkStart w:id="195" w:name="lösungsideen-sammeln"/>
+    <w:bookmarkEnd w:id="187"/>
+    <w:bookmarkStart w:id="190" w:name="lösungsideen-sammeln"/>
     <w:p>
       <w:pPr>
         <w:pStyle w:val="Heading2"/>
@@ -10134,7 +9557,7 @@
         <w:t xml:space="preserve">Notiert mindestens zwei mögliche Lösungsansätze.</w:t>
       </w:r>
     </w:p>
-    <w:bookmarkStart w:id="193" w:name="idee-a"/>
+    <w:bookmarkStart w:id="188" w:name="idee-a"/>
     <w:p>
       <w:pPr>
         <w:pStyle w:val="Heading3"/>
@@ -10157,8 +9580,8 @@
         </w:pict>
       </w:r>
     </w:p>
-    <w:bookmarkEnd w:id="193"/>
-    <w:bookmarkStart w:id="194" w:name="idee-b"/>
+    <w:bookmarkEnd w:id="188"/>
+    <w:bookmarkStart w:id="189" w:name="idee-b"/>
     <w:p>
       <w:pPr>
         <w:pStyle w:val="Heading3"/>
@@ -10188,9 +9611,9 @@
         </w:pict>
       </w:r>
     </w:p>
-    <w:bookmarkEnd w:id="194"/>
-    <w:bookmarkEnd w:id="195"/>
-    <w:bookmarkStart w:id="198" w:name="ideen-vergleichen"/>
+    <w:bookmarkEnd w:id="189"/>
+    <w:bookmarkEnd w:id="190"/>
+    <w:bookmarkStart w:id="193" w:name="ideen-vergleichen"/>
     <w:p>
       <w:pPr>
         <w:pStyle w:val="Heading2"/>
@@ -10403,7 +9826,7 @@
         </w:tc>
       </w:tr>
     </w:tbl>
-    <w:bookmarkStart w:id="196" w:name="unsere-entscheidung"/>
+    <w:bookmarkStart w:id="191" w:name="unsere-entscheidung"/>
     <w:p>
       <w:pPr>
         <w:pStyle w:val="Heading3"/>
@@ -10427,8 +9850,8 @@
         </w:pict>
       </w:r>
     </w:p>
-    <w:bookmarkEnd w:id="196"/>
-    <w:bookmarkStart w:id="197" w:name="begründung"/>
+    <w:bookmarkEnd w:id="191"/>
+    <w:bookmarkStart w:id="192" w:name="begründung"/>
     <w:p>
       <w:pPr>
         <w:pStyle w:val="Heading3"/>
@@ -10458,9 +9881,9 @@
         </w:pict>
       </w:r>
     </w:p>
-    <w:bookmarkEnd w:id="197"/>
-    <w:bookmarkEnd w:id="198"/>
-    <w:bookmarkStart w:id="199" w:name="algorithmus-entwerfen"/>
+    <w:bookmarkEnd w:id="192"/>
+    <w:bookmarkEnd w:id="193"/>
+    <w:bookmarkStart w:id="194" w:name="algorithmus-entwerfen"/>
     <w:p>
       <w:pPr>
         <w:pStyle w:val="Heading2"/>
@@ -10575,8 +9998,8 @@
         </w:pict>
       </w:r>
     </w:p>
-    <w:bookmarkEnd w:id="199"/>
-    <w:bookmarkStart w:id="200" w:name="umsetzung-wählen"/>
+    <w:bookmarkEnd w:id="194"/>
+    <w:bookmarkStart w:id="195" w:name="umsetzung-wählen"/>
     <w:p>
       <w:pPr>
         <w:pStyle w:val="Heading2"/>
@@ -10670,8 +10093,8 @@
         </w:pict>
       </w:r>
     </w:p>
-    <w:bookmarkEnd w:id="200"/>
-    <w:bookmarkStart w:id="201" w:name="projekt-in-kleine-aufgaben-zerlegen"/>
+    <w:bookmarkEnd w:id="195"/>
+    <w:bookmarkStart w:id="196" w:name="projekt-in-kleine-aufgaben-zerlegen"/>
     <w:p>
       <w:pPr>
         <w:pStyle w:val="Heading2"/>
@@ -10972,8 +10395,8 @@
         </w:pict>
       </w:r>
     </w:p>
-    <w:bookmarkEnd w:id="201"/>
-    <w:bookmarkStart w:id="202" w:name="erste-lauffähige-version"/>
+    <w:bookmarkEnd w:id="196"/>
+    <w:bookmarkStart w:id="197" w:name="erste-lauffähige-version"/>
     <w:p>
       <w:pPr>
         <w:pStyle w:val="Heading2"/>
@@ -11078,8 +10501,8 @@
         </w:pict>
       </w:r>
     </w:p>
-    <w:bookmarkEnd w:id="202"/>
-    <w:bookmarkStart w:id="203" w:name="planungscheck"/>
+    <w:bookmarkEnd w:id="197"/>
+    <w:bookmarkStart w:id="198" w:name="planungscheck"/>
     <w:p>
       <w:pPr>
         <w:pStyle w:val="Heading2"/>
@@ -11153,9 +10576,9 @@
         <w:br w:type="page"/>
       </w:r>
     </w:p>
-    <w:bookmarkEnd w:id="203"/>
-    <w:bookmarkEnd w:id="204"/>
-    <w:bookmarkStart w:id="217" w:name="Xc03165e95680d2e49cd7d1b211952edb308f5f9"/>
+    <w:bookmarkEnd w:id="198"/>
+    <w:bookmarkEnd w:id="199"/>
+    <w:bookmarkStart w:id="212" w:name="Xc03165e95680d2e49cd7d1b211952edb308f5f9"/>
     <w:p>
       <w:pPr>
         <w:pStyle w:val="Heading1"/>
@@ -11164,7 +10587,7 @@
         <w:t xml:space="preserve">Umsetzung – Aus dem Entwurf wird eine funktionierende Lösung</w:t>
       </w:r>
     </w:p>
-    <w:bookmarkStart w:id="205" w:name="kleine-schritte"/>
+    <w:bookmarkStart w:id="200" w:name="kleine-schritte"/>
     <w:p>
       <w:pPr>
         <w:pStyle w:val="Heading2"/>
@@ -11279,8 +10702,8 @@
         </w:pict>
       </w:r>
     </w:p>
-    <w:bookmarkEnd w:id="205"/>
-    <w:bookmarkStart w:id="208" w:name="version-1"/>
+    <w:bookmarkEnd w:id="200"/>
+    <w:bookmarkStart w:id="203" w:name="version-1"/>
     <w:p>
       <w:pPr>
         <w:pStyle w:val="Heading2"/>
@@ -11304,7 +10727,7 @@
         </w:pict>
       </w:r>
     </w:p>
-    <w:bookmarkStart w:id="206" w:name="ergebnis"/>
+    <w:bookmarkStart w:id="201" w:name="ergebnis"/>
     <w:p>
       <w:pPr>
         <w:pStyle w:val="Heading3"/>
@@ -11349,8 +10772,8 @@
         <w:t xml:space="preserve">☐ funktioniert noch nicht</w:t>
       </w:r>
     </w:p>
-    <w:bookmarkEnd w:id="206"/>
-    <w:bookmarkStart w:id="207" w:name="beobachtung"/>
+    <w:bookmarkEnd w:id="201"/>
+    <w:bookmarkStart w:id="202" w:name="beobachtung"/>
     <w:p>
       <w:pPr>
         <w:pStyle w:val="Heading3"/>
@@ -11380,9 +10803,9 @@
         </w:pict>
       </w:r>
     </w:p>
-    <w:bookmarkEnd w:id="207"/>
-    <w:bookmarkEnd w:id="208"/>
-    <w:bookmarkStart w:id="209" w:name="entwicklungsprotokoll"/>
+    <w:bookmarkEnd w:id="202"/>
+    <w:bookmarkEnd w:id="203"/>
+    <w:bookmarkStart w:id="204" w:name="entwicklungsprotokoll"/>
     <w:p>
       <w:pPr>
         <w:pStyle w:val="Heading2"/>
@@ -11580,8 +11003,8 @@
         </w:pict>
       </w:r>
     </w:p>
-    <w:bookmarkEnd w:id="209"/>
-    <w:bookmarkStart w:id="210" w:name="wenn-etwas-nicht-funktioniert"/>
+    <w:bookmarkEnd w:id="204"/>
+    <w:bookmarkStart w:id="205" w:name="wenn-etwas-nicht-funktioniert"/>
     <w:p>
       <w:pPr>
         <w:pStyle w:val="Heading2"/>
@@ -11701,8 +11124,8 @@
         </w:pict>
       </w:r>
     </w:p>
-    <w:bookmarkEnd w:id="210"/>
-    <w:bookmarkStart w:id="211" w:name="kai-fragt-1"/>
+    <w:bookmarkEnd w:id="205"/>
+    <w:bookmarkStart w:id="206" w:name="kai-fragt-1"/>
     <w:p>
       <w:pPr>
         <w:pStyle w:val="Heading2"/>
@@ -11734,8 +11157,8 @@
         </w:pict>
       </w:r>
     </w:p>
-    <w:bookmarkEnd w:id="211"/>
-    <w:bookmarkStart w:id="215" w:name="kommunikation-im-team"/>
+    <w:bookmarkEnd w:id="206"/>
+    <w:bookmarkStart w:id="210" w:name="kommunikation-im-team"/>
     <w:p>
       <w:pPr>
         <w:pStyle w:val="Heading2"/>
@@ -11800,7 +11223,7 @@
         <w:t xml:space="preserve">Welche Aufgabe kommt als Nächstes?</w:t>
       </w:r>
     </w:p>
-    <w:bookmarkStart w:id="212" w:name="unser-aktueller-stand"/>
+    <w:bookmarkStart w:id="207" w:name="unser-aktueller-stand"/>
     <w:p>
       <w:pPr>
         <w:pStyle w:val="Heading3"/>
@@ -11823,8 +11246,8 @@
         </w:pict>
       </w:r>
     </w:p>
-    <w:bookmarkEnd w:id="212"/>
-    <w:bookmarkStart w:id="213" w:name="unser-größtes-problem"/>
+    <w:bookmarkEnd w:id="207"/>
+    <w:bookmarkStart w:id="208" w:name="unser-größtes-problem"/>
     <w:p>
       <w:pPr>
         <w:pStyle w:val="Heading3"/>
@@ -11840,8 +11263,8 @@
         </w:pict>
       </w:r>
     </w:p>
-    <w:bookmarkEnd w:id="213"/>
-    <w:bookmarkStart w:id="214" w:name="unser-nächster-schritt"/>
+    <w:bookmarkEnd w:id="208"/>
+    <w:bookmarkStart w:id="209" w:name="unser-nächster-schritt"/>
     <w:p>
       <w:pPr>
         <w:pStyle w:val="Heading3"/>
@@ -11864,9 +11287,9 @@
         </w:pict>
       </w:r>
     </w:p>
-    <w:bookmarkEnd w:id="214"/>
-    <w:bookmarkEnd w:id="215"/>
-    <w:bookmarkStart w:id="216" w:name="zwischenstand-sichern"/>
+    <w:bookmarkEnd w:id="209"/>
+    <w:bookmarkEnd w:id="210"/>
+    <w:bookmarkStart w:id="211" w:name="zwischenstand-sichern"/>
     <w:p>
       <w:pPr>
         <w:pStyle w:val="Heading2"/>
@@ -11928,9 +11351,9 @@
         <w:br w:type="page"/>
       </w:r>
     </w:p>
-    <w:bookmarkEnd w:id="216"/>
-    <w:bookmarkEnd w:id="217"/>
-    <w:bookmarkStart w:id="231" w:name="testen-und-verbessern"/>
+    <w:bookmarkEnd w:id="211"/>
+    <w:bookmarkEnd w:id="212"/>
+    <w:bookmarkStart w:id="226" w:name="testen-und-verbessern"/>
     <w:p>
       <w:pPr>
         <w:pStyle w:val="Heading1"/>
@@ -11939,7 +11362,7 @@
         <w:t xml:space="preserve">Testen und Verbessern</w:t>
       </w:r>
     </w:p>
-    <w:bookmarkStart w:id="218" w:name="es-läuft-reicht-nicht"/>
+    <w:bookmarkStart w:id="213" w:name="es-läuft-reicht-nicht"/>
     <w:p>
       <w:pPr>
         <w:pStyle w:val="Heading2"/>
@@ -11995,8 +11418,8 @@
         </w:pict>
       </w:r>
     </w:p>
-    <w:bookmarkEnd w:id="218"/>
-    <w:bookmarkStart w:id="220" w:name="testfälle-entwickeln"/>
+    <w:bookmarkEnd w:id="213"/>
+    <w:bookmarkStart w:id="215" w:name="testfälle-entwickeln"/>
     <w:p>
       <w:pPr>
         <w:pStyle w:val="Heading2"/>
@@ -12049,7 +11472,7 @@
         <w:t xml:space="preserve">das erwartete Ergebnis.</w:t>
       </w:r>
     </w:p>
-    <w:bookmarkStart w:id="219" w:name="beispiel"/>
+    <w:bookmarkStart w:id="214" w:name="beispiel"/>
     <w:p>
       <w:pPr>
         <w:pStyle w:val="Heading3"/>
@@ -12157,9 +11580,9 @@
         </w:pict>
       </w:r>
     </w:p>
-    <w:bookmarkEnd w:id="219"/>
-    <w:bookmarkEnd w:id="220"/>
-    <w:bookmarkStart w:id="221" w:name="unsere-testfälle"/>
+    <w:bookmarkEnd w:id="214"/>
+    <w:bookmarkEnd w:id="215"/>
+    <w:bookmarkStart w:id="216" w:name="unsere-testfälle"/>
     <w:p>
       <w:pPr>
         <w:pStyle w:val="Heading2"/>
@@ -12485,8 +11908,8 @@
         </w:pict>
       </w:r>
     </w:p>
-    <w:bookmarkEnd w:id="221"/>
-    <w:bookmarkStart w:id="222" w:name="muss-anforderungen-testen"/>
+    <w:bookmarkEnd w:id="216"/>
+    <w:bookmarkStart w:id="217" w:name="muss-anforderungen-testen"/>
     <w:p>
       <w:pPr>
         <w:pStyle w:val="Heading2"/>
@@ -12691,8 +12114,8 @@
         </w:pict>
       </w:r>
     </w:p>
-    <w:bookmarkEnd w:id="222"/>
-    <w:bookmarkStart w:id="225" w:name="fremdtest"/>
+    <w:bookmarkEnd w:id="217"/>
+    <w:bookmarkStart w:id="220" w:name="fremdtest"/>
     <w:p>
       <w:pPr>
         <w:pStyle w:val="Heading2"/>
@@ -12717,7 +12140,7 @@
         <w:t xml:space="preserve">Die Testperson darf zunächst keine Erklärung erhalten.</w:t>
       </w:r>
     </w:p>
-    <w:bookmarkStart w:id="223" w:name="beobachtet"/>
+    <w:bookmarkStart w:id="218" w:name="beobachtet"/>
     <w:p>
       <w:pPr>
         <w:pStyle w:val="Heading3"/>
@@ -12774,8 +12197,8 @@
         <w:t xml:space="preserve">Sind Hinweise verständlich?</w:t>
       </w:r>
     </w:p>
-    <w:bookmarkEnd w:id="223"/>
-    <w:bookmarkStart w:id="224" w:name="rückmeldung"/>
+    <w:bookmarkEnd w:id="218"/>
+    <w:bookmarkStart w:id="219" w:name="rückmeldung"/>
     <w:p>
       <w:pPr>
         <w:pStyle w:val="Heading3"/>
@@ -12805,9 +12228,9 @@
         </w:pict>
       </w:r>
     </w:p>
-    <w:bookmarkEnd w:id="224"/>
-    <w:bookmarkEnd w:id="225"/>
-    <w:bookmarkStart w:id="229" w:name="fehler-priorisieren"/>
+    <w:bookmarkEnd w:id="219"/>
+    <w:bookmarkEnd w:id="220"/>
+    <w:bookmarkStart w:id="224" w:name="fehler-priorisieren"/>
     <w:p>
       <w:pPr>
         <w:pStyle w:val="Heading2"/>
@@ -12824,7 +12247,7 @@
         <w:t xml:space="preserve">Nicht jeder Fehler ist gleich wichtig.</w:t>
       </w:r>
     </w:p>
-    <w:bookmarkStart w:id="226" w:name="kritisch"/>
+    <w:bookmarkStart w:id="221" w:name="kritisch"/>
     <w:p>
       <w:pPr>
         <w:pStyle w:val="Heading3"/>
@@ -12841,8 +12264,8 @@
         <w:t xml:space="preserve">Die Kernfunktion funktioniert nicht.</w:t>
       </w:r>
     </w:p>
-    <w:bookmarkEnd w:id="226"/>
-    <w:bookmarkStart w:id="227" w:name="wichtig"/>
+    <w:bookmarkEnd w:id="221"/>
+    <w:bookmarkStart w:id="222" w:name="wichtig"/>
     <w:p>
       <w:pPr>
         <w:pStyle w:val="Heading3"/>
@@ -12859,8 +12282,8 @@
         <w:t xml:space="preserve">Die Lösung funktioniert, aber eine wichtige Funktion ist fehlerhaft.</w:t>
       </w:r>
     </w:p>
-    <w:bookmarkEnd w:id="227"/>
-    <w:bookmarkStart w:id="228" w:name="klein"/>
+    <w:bookmarkEnd w:id="222"/>
+    <w:bookmarkStart w:id="223" w:name="klein"/>
     <w:p>
       <w:pPr>
         <w:pStyle w:val="Heading3"/>
@@ -13016,9 +12439,9 @@
         </w:pict>
       </w:r>
     </w:p>
-    <w:bookmarkEnd w:id="228"/>
-    <w:bookmarkEnd w:id="229"/>
-    <w:bookmarkStart w:id="230" w:name="qualitätskreislauf"/>
+    <w:bookmarkEnd w:id="223"/>
+    <w:bookmarkEnd w:id="224"/>
+    <w:bookmarkStart w:id="225" w:name="qualitätskreislauf"/>
     <w:p>
       <w:pPr>
         <w:pStyle w:val="Heading2"/>
@@ -13154,9 +12577,9 @@
         <w:br w:type="page"/>
       </w:r>
     </w:p>
-    <w:bookmarkEnd w:id="230"/>
-    <w:bookmarkEnd w:id="231"/>
-    <w:bookmarkStart w:id="248" w:name="Xe931c42aac3179b4bf7628331a1f8f075d03c70"/>
+    <w:bookmarkEnd w:id="225"/>
+    <w:bookmarkEnd w:id="226"/>
+    <w:bookmarkStart w:id="243" w:name="Xe931c42aac3179b4bf7628331a1f8f075d03c70"/>
     <w:p>
       <w:pPr>
         <w:pStyle w:val="Heading1"/>
@@ -13165,7 +12588,7 @@
         <w:t xml:space="preserve">Dokumentation – Den Lösungsweg nachvollziehbar machen</w:t>
       </w:r>
     </w:p>
-    <w:bookmarkStart w:id="232" w:name="dokumentation-ist-teil-des-projekts"/>
+    <w:bookmarkStart w:id="227" w:name="dokumentation-ist-teil-des-projekts"/>
     <w:p>
       <w:pPr>
         <w:pStyle w:val="Heading2"/>
@@ -13213,8 +12636,8 @@
         </w:pict>
       </w:r>
     </w:p>
-    <w:bookmarkEnd w:id="232"/>
-    <w:bookmarkStart w:id="240" w:name="eure-projektdokumentation"/>
+    <w:bookmarkEnd w:id="227"/>
+    <w:bookmarkStart w:id="235" w:name="eure-projektdokumentation"/>
     <w:p>
       <w:pPr>
         <w:pStyle w:val="Heading2"/>
@@ -13231,7 +12654,7 @@
         <w:t xml:space="preserve">Sie sollte mindestens enthalten:</w:t>
       </w:r>
     </w:p>
-    <w:bookmarkStart w:id="233" w:name="projektziel"/>
+    <w:bookmarkStart w:id="228" w:name="projektziel"/>
     <w:p>
       <w:pPr>
         <w:pStyle w:val="Heading3"/>
@@ -13255,8 +12678,8 @@
         </w:pict>
       </w:r>
     </w:p>
-    <w:bookmarkEnd w:id="233"/>
-    <w:bookmarkStart w:id="234" w:name="anforderungen-1"/>
+    <w:bookmarkEnd w:id="228"/>
+    <w:bookmarkStart w:id="229" w:name="anforderungen-1"/>
     <w:p>
       <w:pPr>
         <w:pStyle w:val="Heading3"/>
@@ -13280,8 +12703,8 @@
         </w:pict>
       </w:r>
     </w:p>
-    <w:bookmarkEnd w:id="234"/>
-    <w:bookmarkStart w:id="235" w:name="lösungsentwurf"/>
+    <w:bookmarkEnd w:id="229"/>
+    <w:bookmarkStart w:id="230" w:name="lösungsentwurf"/>
     <w:p>
       <w:pPr>
         <w:pStyle w:val="Heading3"/>
@@ -13305,8 +12728,8 @@
         </w:pict>
       </w:r>
     </w:p>
-    <w:bookmarkEnd w:id="235"/>
-    <w:bookmarkStart w:id="236" w:name="umsetzung"/>
+    <w:bookmarkEnd w:id="230"/>
+    <w:bookmarkStart w:id="231" w:name="umsetzung"/>
     <w:p>
       <w:pPr>
         <w:pStyle w:val="Heading3"/>
@@ -13330,8 +12753,8 @@
         </w:pict>
       </w:r>
     </w:p>
-    <w:bookmarkEnd w:id="236"/>
-    <w:bookmarkStart w:id="237" w:name="test-2"/>
+    <w:bookmarkEnd w:id="231"/>
+    <w:bookmarkStart w:id="232" w:name="test-2"/>
     <w:p>
       <w:pPr>
         <w:pStyle w:val="Heading3"/>
@@ -13355,8 +12778,8 @@
         </w:pict>
       </w:r>
     </w:p>
-    <w:bookmarkEnd w:id="237"/>
-    <w:bookmarkStart w:id="238" w:name="verbesserungen"/>
+    <w:bookmarkEnd w:id="232"/>
+    <w:bookmarkStart w:id="233" w:name="verbesserungen"/>
     <w:p>
       <w:pPr>
         <w:pStyle w:val="Heading3"/>
@@ -13380,8 +12803,8 @@
         </w:pict>
       </w:r>
     </w:p>
-    <w:bookmarkEnd w:id="238"/>
-    <w:bookmarkStart w:id="239" w:name="ergebnis-1"/>
+    <w:bookmarkEnd w:id="233"/>
+    <w:bookmarkStart w:id="234" w:name="ergebnis-1"/>
     <w:p>
       <w:pPr>
         <w:pStyle w:val="Heading3"/>
@@ -13412,9 +12835,9 @@
         </w:pict>
       </w:r>
     </w:p>
-    <w:bookmarkEnd w:id="239"/>
-    <w:bookmarkEnd w:id="240"/>
-    <w:bookmarkStart w:id="244" w:name="entscheidungen-dokumentieren"/>
+    <w:bookmarkEnd w:id="234"/>
+    <w:bookmarkEnd w:id="235"/>
+    <w:bookmarkStart w:id="239" w:name="entscheidungen-dokumentieren"/>
     <w:p>
       <w:pPr>
         <w:pStyle w:val="Heading2"/>
@@ -13431,7 +12854,7 @@
         <w:t xml:space="preserve">Notiert mindestens eine wichtige Entscheidung.</w:t>
       </w:r>
     </w:p>
-    <w:bookmarkStart w:id="241" w:name="entscheidung"/>
+    <w:bookmarkStart w:id="236" w:name="entscheidung"/>
     <w:p>
       <w:pPr>
         <w:pStyle w:val="Heading3"/>
@@ -13447,8 +12870,8 @@
         </w:pict>
       </w:r>
     </w:p>
-    <w:bookmarkEnd w:id="241"/>
-    <w:bookmarkStart w:id="242" w:name="welche-alternativen-gab-es"/>
+    <w:bookmarkEnd w:id="236"/>
+    <w:bookmarkStart w:id="237" w:name="welche-alternativen-gab-es"/>
     <w:p>
       <w:pPr>
         <w:pStyle w:val="Heading3"/>
@@ -13464,8 +12887,8 @@
         </w:pict>
       </w:r>
     </w:p>
-    <w:bookmarkEnd w:id="242"/>
-    <w:bookmarkStart w:id="243" w:name="warum-habt-ihr-euch-so-entschieden"/>
+    <w:bookmarkEnd w:id="237"/>
+    <w:bookmarkStart w:id="238" w:name="warum-habt-ihr-euch-so-entschieden"/>
     <w:p>
       <w:pPr>
         <w:pStyle w:val="Heading3"/>
@@ -13488,9 +12911,9 @@
         </w:pict>
       </w:r>
     </w:p>
-    <w:bookmarkEnd w:id="243"/>
-    <w:bookmarkEnd w:id="244"/>
-    <w:bookmarkStart w:id="245" w:name="schwierigkeiten"/>
+    <w:bookmarkEnd w:id="238"/>
+    <w:bookmarkEnd w:id="239"/>
+    <w:bookmarkStart w:id="240" w:name="schwierigkeiten"/>
     <w:p>
       <w:pPr>
         <w:pStyle w:val="Heading2"/>
@@ -13536,8 +12959,8 @@
         </w:pict>
       </w:r>
     </w:p>
-    <w:bookmarkEnd w:id="245"/>
-    <w:bookmarkStart w:id="246" w:name="zusammenarbeit"/>
+    <w:bookmarkEnd w:id="240"/>
+    <w:bookmarkStart w:id="241" w:name="zusammenarbeit"/>
     <w:p>
       <w:pPr>
         <w:pStyle w:val="Heading2"/>
@@ -13598,8 +13021,8 @@
         </w:pict>
       </w:r>
     </w:p>
-    <w:bookmarkEnd w:id="246"/>
-    <w:bookmarkStart w:id="247" w:name="dokumentationscheck"/>
+    <w:bookmarkEnd w:id="241"/>
+    <w:bookmarkStart w:id="242" w:name="dokumentationscheck"/>
     <w:p>
       <w:pPr>
         <w:pStyle w:val="Heading2"/>
@@ -13709,9 +13132,9 @@
         <w:br w:type="page"/>
       </w:r>
     </w:p>
-    <w:bookmarkEnd w:id="247"/>
-    <w:bookmarkEnd w:id="248"/>
-    <w:bookmarkStart w:id="263" w:name="präsentation-und-reflexion"/>
+    <w:bookmarkEnd w:id="242"/>
+    <w:bookmarkEnd w:id="243"/>
+    <w:bookmarkStart w:id="258" w:name="präsentation-und-reflexion"/>
     <w:p>
       <w:pPr>
         <w:pStyle w:val="Heading1"/>
@@ -13720,7 +13143,7 @@
         <w:t xml:space="preserve">Präsentation und Reflexion</w:t>
       </w:r>
     </w:p>
-    <w:bookmarkStart w:id="249" w:name="euer-ergebnis-vorstellen"/>
+    <w:bookmarkStart w:id="244" w:name="euer-ergebnis-vorstellen"/>
     <w:p>
       <w:pPr>
         <w:pStyle w:val="Heading2"/>
@@ -13752,107 +13175,107 @@
         </w:pict>
       </w:r>
     </w:p>
+    <w:bookmarkEnd w:id="244"/>
+    <w:bookmarkStart w:id="251" w:name="präsentationsstruktur"/>
+    <w:p>
+      <w:pPr>
+        <w:pStyle w:val="Heading2"/>
+      </w:pPr>
+      <w:r>
+        <w:t xml:space="preserve">Präsentationsstruktur</w:t>
+      </w:r>
+    </w:p>
+    <w:bookmarkStart w:id="245" w:name="problem-1"/>
+    <w:p>
+      <w:pPr>
+        <w:pStyle w:val="Heading3"/>
+      </w:pPr>
+      <w:r>
+        <w:t xml:space="preserve">1. Problem</w:t>
+      </w:r>
+    </w:p>
+    <w:p>
+      <w:pPr>
+        <w:pStyle w:val="FirstParagraph"/>
+      </w:pPr>
+      <w:r>
+        <w:t xml:space="preserve">Was sollte gelöst werden?</w:t>
+      </w:r>
+    </w:p>
+    <w:bookmarkEnd w:id="245"/>
+    <w:bookmarkStart w:id="246" w:name="ziel-1"/>
+    <w:p>
+      <w:pPr>
+        <w:pStyle w:val="Heading3"/>
+      </w:pPr>
+      <w:r>
+        <w:t xml:space="preserve">2. Ziel</w:t>
+      </w:r>
+    </w:p>
+    <w:p>
+      <w:pPr>
+        <w:pStyle w:val="FirstParagraph"/>
+      </w:pPr>
+      <w:r>
+        <w:t xml:space="preserve">Was sollte eure Lösung können?</w:t>
+      </w:r>
+    </w:p>
+    <w:bookmarkEnd w:id="246"/>
+    <w:bookmarkStart w:id="247" w:name="lösungsweg"/>
+    <w:p>
+      <w:pPr>
+        <w:pStyle w:val="Heading3"/>
+      </w:pPr>
+      <w:r>
+        <w:t xml:space="preserve">3. Lösungsweg</w:t>
+      </w:r>
+    </w:p>
+    <w:p>
+      <w:pPr>
+        <w:pStyle w:val="FirstParagraph"/>
+      </w:pPr>
+      <w:r>
+        <w:t xml:space="preserve">Wie seid ihr vorgegangen?</w:t>
+      </w:r>
+    </w:p>
+    <w:bookmarkEnd w:id="247"/>
+    <w:bookmarkStart w:id="248" w:name="ergebnis-2"/>
+    <w:p>
+      <w:pPr>
+        <w:pStyle w:val="Heading3"/>
+      </w:pPr>
+      <w:r>
+        <w:t xml:space="preserve">4. Ergebnis</w:t>
+      </w:r>
+    </w:p>
+    <w:p>
+      <w:pPr>
+        <w:pStyle w:val="FirstParagraph"/>
+      </w:pPr>
+      <w:r>
+        <w:t xml:space="preserve">Zeigt eure funktionierende Lösung.</w:t>
+      </w:r>
+    </w:p>
+    <w:bookmarkEnd w:id="248"/>
+    <w:bookmarkStart w:id="249" w:name="test-und-verbesserung"/>
+    <w:p>
+      <w:pPr>
+        <w:pStyle w:val="Heading3"/>
+      </w:pPr>
+      <w:r>
+        <w:t xml:space="preserve">5. Test und Verbesserung</w:t>
+      </w:r>
+    </w:p>
+    <w:p>
+      <w:pPr>
+        <w:pStyle w:val="FirstParagraph"/>
+      </w:pPr>
+      <w:r>
+        <w:t xml:space="preserve">Welche Fehler oder Schwächen habt ihr gefunden?</w:t>
+      </w:r>
+    </w:p>
     <w:bookmarkEnd w:id="249"/>
-    <w:bookmarkStart w:id="256" w:name="präsentationsstruktur"/>
-    <w:p>
-      <w:pPr>
-        <w:pStyle w:val="Heading2"/>
-      </w:pPr>
-      <w:r>
-        <w:t xml:space="preserve">Präsentationsstruktur</w:t>
-      </w:r>
-    </w:p>
-    <w:bookmarkStart w:id="250" w:name="problem-1"/>
-    <w:p>
-      <w:pPr>
-        <w:pStyle w:val="Heading3"/>
-      </w:pPr>
-      <w:r>
-        <w:t xml:space="preserve">1. Problem</w:t>
-      </w:r>
-    </w:p>
-    <w:p>
-      <w:pPr>
-        <w:pStyle w:val="FirstParagraph"/>
-      </w:pPr>
-      <w:r>
-        <w:t xml:space="preserve">Was sollte gelöst werden?</w:t>
-      </w:r>
-    </w:p>
-    <w:bookmarkEnd w:id="250"/>
-    <w:bookmarkStart w:id="251" w:name="ziel-1"/>
-    <w:p>
-      <w:pPr>
-        <w:pStyle w:val="Heading3"/>
-      </w:pPr>
-      <w:r>
-        <w:t xml:space="preserve">2. Ziel</w:t>
-      </w:r>
-    </w:p>
-    <w:p>
-      <w:pPr>
-        <w:pStyle w:val="FirstParagraph"/>
-      </w:pPr>
-      <w:r>
-        <w:t xml:space="preserve">Was sollte eure Lösung können?</w:t>
-      </w:r>
-    </w:p>
-    <w:bookmarkEnd w:id="251"/>
-    <w:bookmarkStart w:id="252" w:name="lösungsweg"/>
-    <w:p>
-      <w:pPr>
-        <w:pStyle w:val="Heading3"/>
-      </w:pPr>
-      <w:r>
-        <w:t xml:space="preserve">3. Lösungsweg</w:t>
-      </w:r>
-    </w:p>
-    <w:p>
-      <w:pPr>
-        <w:pStyle w:val="FirstParagraph"/>
-      </w:pPr>
-      <w:r>
-        <w:t xml:space="preserve">Wie seid ihr vorgegangen?</w:t>
-      </w:r>
-    </w:p>
-    <w:bookmarkEnd w:id="252"/>
-    <w:bookmarkStart w:id="253" w:name="ergebnis-2"/>
-    <w:p>
-      <w:pPr>
-        <w:pStyle w:val="Heading3"/>
-      </w:pPr>
-      <w:r>
-        <w:t xml:space="preserve">4. Ergebnis</w:t>
-      </w:r>
-    </w:p>
-    <w:p>
-      <w:pPr>
-        <w:pStyle w:val="FirstParagraph"/>
-      </w:pPr>
-      <w:r>
-        <w:t xml:space="preserve">Zeigt eure funktionierende Lösung.</w:t>
-      </w:r>
-    </w:p>
-    <w:bookmarkEnd w:id="253"/>
-    <w:bookmarkStart w:id="254" w:name="test-und-verbesserung"/>
-    <w:p>
-      <w:pPr>
-        <w:pStyle w:val="Heading3"/>
-      </w:pPr>
-      <w:r>
-        <w:t xml:space="preserve">5. Test und Verbesserung</w:t>
-      </w:r>
-    </w:p>
-    <w:p>
-      <w:pPr>
-        <w:pStyle w:val="FirstParagraph"/>
-      </w:pPr>
-      <w:r>
-        <w:t xml:space="preserve">Welche Fehler oder Schwächen habt ihr gefunden?</w:t>
-      </w:r>
-    </w:p>
-    <w:bookmarkEnd w:id="254"/>
-    <w:bookmarkStart w:id="255" w:name="erkenntnis"/>
+    <w:bookmarkStart w:id="250" w:name="erkenntnis"/>
     <w:p>
       <w:pPr>
         <w:pStyle w:val="Heading3"/>
@@ -13876,9 +13299,9 @@
         </w:pict>
       </w:r>
     </w:p>
-    <w:bookmarkEnd w:id="255"/>
-    <w:bookmarkEnd w:id="256"/>
-    <w:bookmarkStart w:id="257" w:name="präsentationsregeln"/>
+    <w:bookmarkEnd w:id="250"/>
+    <w:bookmarkEnd w:id="251"/>
+    <w:bookmarkStart w:id="252" w:name="präsentationsregeln"/>
     <w:p>
       <w:pPr>
         <w:pStyle w:val="Heading2"/>
@@ -13954,8 +13377,8 @@
         </w:pict>
       </w:r>
     </w:p>
-    <w:bookmarkEnd w:id="257"/>
-    <w:bookmarkStart w:id="262" w:name="vorbereitung"/>
+    <w:bookmarkEnd w:id="252"/>
+    <w:bookmarkStart w:id="257" w:name="vorbereitung"/>
     <w:p>
       <w:pPr>
         <w:pStyle w:val="Heading2"/>
@@ -13964,7 +13387,7 @@
         <w:t xml:space="preserve">Vorbereitung</w:t>
       </w:r>
     </w:p>
-    <w:bookmarkStart w:id="258" w:name="unser-wichtigster-satz-zum-problem"/>
+    <w:bookmarkStart w:id="253" w:name="unser-wichtigster-satz-zum-problem"/>
     <w:p>
       <w:pPr>
         <w:pStyle w:val="Heading3"/>
@@ -13980,8 +13403,8 @@
         </w:pict>
       </w:r>
     </w:p>
-    <w:bookmarkEnd w:id="258"/>
-    <w:bookmarkStart w:id="259" w:name="das-müssen-wir-unbedingt-zeigen"/>
+    <w:bookmarkEnd w:id="253"/>
+    <w:bookmarkStart w:id="254" w:name="das-müssen-wir-unbedingt-zeigen"/>
     <w:p>
       <w:pPr>
         <w:pStyle w:val="Heading3"/>
@@ -13997,8 +13420,8 @@
         </w:pict>
       </w:r>
     </w:p>
-    <w:bookmarkEnd w:id="259"/>
-    <w:bookmarkStart w:id="260" w:name="unser-wichtigster-test"/>
+    <w:bookmarkEnd w:id="254"/>
+    <w:bookmarkStart w:id="255" w:name="unser-wichtigster-test"/>
     <w:p>
       <w:pPr>
         <w:pStyle w:val="Heading3"/>
@@ -14014,8 +13437,8 @@
         </w:pict>
       </w:r>
     </w:p>
-    <w:bookmarkEnd w:id="260"/>
-    <w:bookmarkStart w:id="261" w:name="unsere-größte-verbesserung"/>
+    <w:bookmarkEnd w:id="255"/>
+    <w:bookmarkStart w:id="256" w:name="unsere-größte-verbesserung"/>
     <w:p>
       <w:pPr>
         <w:pStyle w:val="Heading3"/>
@@ -14043,10 +13466,10 @@
         <w:br w:type="page"/>
       </w:r>
     </w:p>
-    <w:bookmarkEnd w:id="261"/>
-    <w:bookmarkEnd w:id="262"/>
-    <w:bookmarkEnd w:id="263"/>
-    <w:bookmarkStart w:id="269" w:name="reflexion-1"/>
+    <w:bookmarkEnd w:id="256"/>
+    <w:bookmarkEnd w:id="257"/>
+    <w:bookmarkEnd w:id="258"/>
+    <w:bookmarkStart w:id="264" w:name="reflexion-1"/>
     <w:p>
       <w:pPr>
         <w:pStyle w:val="Heading1"/>
@@ -14055,7 +13478,7 @@
         <w:t xml:space="preserve">Reflexion</w:t>
       </w:r>
     </w:p>
-    <w:bookmarkStart w:id="264" w:name="über-das-ergebnis"/>
+    <w:bookmarkStart w:id="259" w:name="über-das-ergebnis"/>
     <w:p>
       <w:pPr>
         <w:pStyle w:val="Heading2"/>
@@ -14116,8 +13539,8 @@
         </w:pict>
       </w:r>
     </w:p>
-    <w:bookmarkEnd w:id="264"/>
-    <w:bookmarkStart w:id="265" w:name="über-den-lösungsweg"/>
+    <w:bookmarkEnd w:id="259"/>
+    <w:bookmarkStart w:id="260" w:name="über-den-lösungsweg"/>
     <w:p>
       <w:pPr>
         <w:pStyle w:val="Heading2"/>
@@ -14178,8 +13601,8 @@
         </w:pict>
       </w:r>
     </w:p>
-    <w:bookmarkEnd w:id="265"/>
-    <w:bookmarkStart w:id="266" w:name="über-die-zusammenarbeit"/>
+    <w:bookmarkEnd w:id="260"/>
+    <w:bookmarkStart w:id="261" w:name="über-die-zusammenarbeit"/>
     <w:p>
       <w:pPr>
         <w:pStyle w:val="Heading2"/>
@@ -14240,8 +13663,8 @@
         </w:pict>
       </w:r>
     </w:p>
-    <w:bookmarkEnd w:id="266"/>
-    <w:bookmarkStart w:id="267" w:name="über-das-lernen"/>
+    <w:bookmarkEnd w:id="261"/>
+    <w:bookmarkStart w:id="262" w:name="über-das-lernen"/>
     <w:p>
       <w:pPr>
         <w:pStyle w:val="Heading2"/>
@@ -14310,8 +13733,8 @@
         </w:pict>
       </w:r>
     </w:p>
-    <w:bookmarkEnd w:id="267"/>
-    <w:bookmarkStart w:id="268" w:name="abschluss"/>
+    <w:bookmarkEnd w:id="262"/>
+    <w:bookmarkStart w:id="263" w:name="abschluss"/>
     <w:p>
       <w:pPr>
         <w:pStyle w:val="Heading2"/>
@@ -14343,24 +13766,114 @@
         <w:br w:type="page"/>
       </w:r>
     </w:p>
+    <w:bookmarkEnd w:id="263"/>
+    <w:bookmarkEnd w:id="264"/>
+    <w:bookmarkStart w:id="273" w:name="X6e92bfeba7b9a3ceacd550ab6419a2317638c22"/>
+    <w:p>
+      <w:pPr>
+        <w:pStyle w:val="Heading1"/>
+      </w:pPr>
+      <w:r>
+        <w:t xml:space="preserve">Arbeitsheft – Komplexaufgabe 1: Lineare Algorithmen</w:t>
+      </w:r>
+    </w:p>
+    <w:bookmarkStart w:id="265" w:name="ausgangssituation"/>
+    <w:p>
+      <w:pPr>
+        <w:pStyle w:val="Heading2"/>
+      </w:pPr>
+      <w:r>
+        <w:t xml:space="preserve">Ausgangssituation</w:t>
+      </w:r>
+    </w:p>
+    <w:p>
+      <w:pPr>
+        <w:pStyle w:val="FirstParagraph"/>
+      </w:pPr>
+      <w:r>
+        <w:t xml:space="preserve">Für das Schulfest soll ein Programm entwickelt werden, das Eingaben verarbeitet und Ergebnisse berechnet.</w:t>
+      </w:r>
+    </w:p>
+    <w:bookmarkEnd w:id="265"/>
+    <w:bookmarkStart w:id="266" w:name="kompetenzziele"/>
+    <w:p>
+      <w:pPr>
+        <w:pStyle w:val="Heading2"/>
+      </w:pPr>
+      <w:r>
+        <w:t xml:space="preserve">Kompetenzziele</w:t>
+      </w:r>
+    </w:p>
+    <w:p>
+      <w:pPr>
+        <w:pStyle w:val="FirstParagraph"/>
+      </w:pPr>
+      <w:r>
+        <w:t xml:space="preserve">Lineare Algorithmen lesen, entwickeln und in Pseudocode, PAP und Python darstellen.</w:t>
+      </w:r>
+    </w:p>
+    <w:bookmarkEnd w:id="266"/>
+    <w:bookmarkStart w:id="267" w:name="aufgabe-1-1"/>
+    <w:p>
+      <w:pPr>
+        <w:pStyle w:val="Heading2"/>
+      </w:pPr>
+      <w:r>
+        <w:t xml:space="preserve">Aufgabe 1</w:t>
+      </w:r>
+    </w:p>
+    <w:p>
+      <w:pPr>
+        <w:pStyle w:val="FirstParagraph"/>
+      </w:pPr>
+      <w:r>
+        <w:t xml:space="preserve">Beschreibe den Ablauf zur Berechnung des Gesamtpreises aus Anzahl und Einzelpreis.</w:t>
+      </w:r>
+    </w:p>
+    <w:bookmarkEnd w:id="267"/>
+    <w:bookmarkStart w:id="268" w:name="aufgabe-2-1"/>
+    <w:p>
+      <w:pPr>
+        <w:pStyle w:val="Heading2"/>
+      </w:pPr>
+      <w:r>
+        <w:t xml:space="preserve">Aufgabe 2</w:t>
+      </w:r>
+    </w:p>
+    <w:p>
+      <w:pPr>
+        <w:pStyle w:val="FirstParagraph"/>
+      </w:pPr>
+      <w:r>
+        <w:t xml:space="preserve">Erstelle ein PAP für die Berechnung.</w:t>
+      </w:r>
+    </w:p>
     <w:bookmarkEnd w:id="268"/>
+    <w:bookmarkStart w:id="269" w:name="aufgabe-3-1"/>
+    <w:p>
+      <w:pPr>
+        <w:pStyle w:val="Heading2"/>
+      </w:pPr>
+      <w:r>
+        <w:t xml:space="preserve">Aufgabe 3</w:t>
+      </w:r>
+    </w:p>
+    <w:p>
+      <w:pPr>
+        <w:pStyle w:val="FirstParagraph"/>
+      </w:pPr>
+      <w:r>
+        <w:t xml:space="preserve">Formuliere den Algorithmus als Pseudocode.</w:t>
+      </w:r>
+    </w:p>
     <w:bookmarkEnd w:id="269"/>
-    <w:bookmarkStart w:id="278" w:name="X6e92bfeba7b9a3ceacd550ab6419a2317638c22"/>
-    <w:p>
-      <w:pPr>
-        <w:pStyle w:val="Heading1"/>
-      </w:pPr>
-      <w:r>
-        <w:t xml:space="preserve">Arbeitsheft – Komplexaufgabe 1: Lineare Algorithmen</w:t>
-      </w:r>
-    </w:p>
-    <w:bookmarkStart w:id="270" w:name="ausgangssituation"/>
+    <w:bookmarkStart w:id="270" w:name="aufgabe-4"/>
     <w:p>
       <w:pPr>
         <w:pStyle w:val="Heading2"/>
       </w:pPr>
       <w:r>
-        <w:t xml:space="preserve">Ausgangssituation</w:t>
+        <w:t xml:space="preserve">Aufgabe 4</w:t>
       </w:r>
     </w:p>
     <w:p>
@@ -14368,17 +13881,17 @@
         <w:pStyle w:val="FirstParagraph"/>
       </w:pPr>
       <w:r>
-        <w:t xml:space="preserve">Für das Schulfest soll ein Programm entwickelt werden, das Eingaben verarbeitet und Ergebnisse berechnet.</w:t>
+        <w:t xml:space="preserve">Übertrage den Algorithmus nach Python.</w:t>
       </w:r>
     </w:p>
     <w:bookmarkEnd w:id="270"/>
-    <w:bookmarkStart w:id="271" w:name="kompetenzziele"/>
+    <w:bookmarkStart w:id="271" w:name="transfer-2"/>
     <w:p>
       <w:pPr>
         <w:pStyle w:val="Heading2"/>
       </w:pPr>
       <w:r>
-        <w:t xml:space="preserve">Kompetenzziele</w:t>
+        <w:t xml:space="preserve">Transfer</w:t>
       </w:r>
     </w:p>
     <w:p>
@@ -14386,17 +13899,17 @@
         <w:pStyle w:val="FirstParagraph"/>
       </w:pPr>
       <w:r>
-        <w:t xml:space="preserve">Lineare Algorithmen lesen, entwickeln und in Pseudocode, PAP und Python darstellen.</w:t>
+        <w:t xml:space="preserve">Entwickle einen Algorithmus zur Berechnung des Durchschnitts aus drei Messwerten.</w:t>
       </w:r>
     </w:p>
     <w:bookmarkEnd w:id="271"/>
-    <w:bookmarkStart w:id="272" w:name="aufgabe-1-1"/>
+    <w:bookmarkStart w:id="272" w:name="kompetenzcheck-1"/>
     <w:p>
       <w:pPr>
         <w:pStyle w:val="Heading2"/>
       </w:pPr>
       <w:r>
-        <w:t xml:space="preserve">Aufgabe 1</w:t>
+        <w:t xml:space="preserve">Kompetenzcheck</w:t>
       </w:r>
     </w:p>
     <w:p>
@@ -14404,101 +13917,11 @@
         <w:pStyle w:val="FirstParagraph"/>
       </w:pPr>
       <w:r>
-        <w:t xml:space="preserve">Beschreibe den Ablauf zur Berechnung des Gesamtpreises aus Anzahl und Einzelpreis.</w:t>
+        <w:t xml:space="preserve">Erkläre den Unterschied zwischen Variable, Zuweisung und Ausgabe.</w:t>
       </w:r>
     </w:p>
     <w:bookmarkEnd w:id="272"/>
-    <w:bookmarkStart w:id="273" w:name="aufgabe-2-1"/>
-    <w:p>
-      <w:pPr>
-        <w:pStyle w:val="Heading2"/>
-      </w:pPr>
-      <w:r>
-        <w:t xml:space="preserve">Aufgabe 2</w:t>
-      </w:r>
-    </w:p>
-    <w:p>
-      <w:pPr>
-        <w:pStyle w:val="FirstParagraph"/>
-      </w:pPr>
-      <w:r>
-        <w:t xml:space="preserve">Erstelle ein PAP für die Berechnung.</w:t>
-      </w:r>
-    </w:p>
     <w:bookmarkEnd w:id="273"/>
-    <w:bookmarkStart w:id="274" w:name="aufgabe-3-1"/>
-    <w:p>
-      <w:pPr>
-        <w:pStyle w:val="Heading2"/>
-      </w:pPr>
-      <w:r>
-        <w:t xml:space="preserve">Aufgabe 3</w:t>
-      </w:r>
-    </w:p>
-    <w:p>
-      <w:pPr>
-        <w:pStyle w:val="FirstParagraph"/>
-      </w:pPr>
-      <w:r>
-        <w:t xml:space="preserve">Formuliere den Algorithmus als Pseudocode.</w:t>
-      </w:r>
-    </w:p>
-    <w:bookmarkEnd w:id="274"/>
-    <w:bookmarkStart w:id="275" w:name="aufgabe-4"/>
-    <w:p>
-      <w:pPr>
-        <w:pStyle w:val="Heading2"/>
-      </w:pPr>
-      <w:r>
-        <w:t xml:space="preserve">Aufgabe 4</w:t>
-      </w:r>
-    </w:p>
-    <w:p>
-      <w:pPr>
-        <w:pStyle w:val="FirstParagraph"/>
-      </w:pPr>
-      <w:r>
-        <w:t xml:space="preserve">Übertrage den Algorithmus nach Python.</w:t>
-      </w:r>
-    </w:p>
-    <w:bookmarkEnd w:id="275"/>
-    <w:bookmarkStart w:id="276" w:name="transfer-3"/>
-    <w:p>
-      <w:pPr>
-        <w:pStyle w:val="Heading2"/>
-      </w:pPr>
-      <w:r>
-        <w:t xml:space="preserve">Transfer</w:t>
-      </w:r>
-    </w:p>
-    <w:p>
-      <w:pPr>
-        <w:pStyle w:val="FirstParagraph"/>
-      </w:pPr>
-      <w:r>
-        <w:t xml:space="preserve">Entwickle einen Algorithmus zur Berechnung des Durchschnitts aus drei Messwerten.</w:t>
-      </w:r>
-    </w:p>
-    <w:bookmarkEnd w:id="276"/>
-    <w:bookmarkStart w:id="277" w:name="kompetenzcheck-1"/>
-    <w:p>
-      <w:pPr>
-        <w:pStyle w:val="Heading2"/>
-      </w:pPr>
-      <w:r>
-        <w:t xml:space="preserve">Kompetenzcheck</w:t>
-      </w:r>
-    </w:p>
-    <w:p>
-      <w:pPr>
-        <w:pStyle w:val="FirstParagraph"/>
-      </w:pPr>
-      <w:r>
-        <w:t xml:space="preserve">Erkläre den Unterschied zwischen Variable, Zuweisung und Ausgabe.</w:t>
-      </w:r>
-    </w:p>
-    <w:bookmarkEnd w:id="277"/>
-    <w:bookmarkEnd w:id="278"/>
     <w:sectPr>
       <w:headerReference r:id="rId9" w:type="default"/>
       <w:footerReference r:id="rId11" w:type="default"/>
@@ -14529,7 +13952,7 @@
       <w:rPr>
         <w:sz w:val="16"/>
       </w:rPr>
-      <w:t>Unterrichtsmaterial Oberschule Sachsen · Version v0.4.0-459-gb11fd20-dirty · Build 18.08.2026</w:t>
+      <w:t>Unterrichtsmaterial Oberschule Sachsen · Version v0.4.0-444-gad95bb4-dirty · Build 18.08.2026</w:t>
     </w:r>
   </w:p>
 </w:ftr>

--- a/Ausgabe/Klasse_9/02_Komplexaufgabe_zur_Algorithmierung/01_Arbeitsheft.docx
+++ b/Ausgabe/Klasse_9/02_Komplexaufgabe_zur_Algorithmierung/01_Arbeitsheft.docx
@@ -1848,7 +1848,7 @@
     </w:p>
     <w:bookmarkEnd w:id="52"/>
     <w:bookmarkEnd w:id="53"/>
-    <w:bookmarkStart w:id="54" w:name="beispiele"/>
+    <w:bookmarkStart w:id="59" w:name="beispiele"/>
     <w:p>
       <w:pPr>
         <w:pStyle w:val="Heading1"/>
@@ -1858,12 +1858,589 @@
       </w:r>
     </w:p>
     <w:p>
+      <w:pPr>
+        <w:pStyle w:val="FirstParagraph"/>
+      </w:pPr>
+      <w:r>
+        <w:t xml:space="preserve">Algorithmen begegnen dir im Alltag und in Computerprogrammen. Entscheidend ist nicht das Thema, sondern dass die Lösung als eindeutige, ausführbare und endliche Folge von Schritten beschrieben werden kann.</w:t>
+      </w:r>
+    </w:p>
+    <w:bookmarkStart w:id="54" w:name="beispiel-1-größere-zahl-bestimmen"/>
+    <w:p>
+      <w:pPr>
+        <w:pStyle w:val="Heading2"/>
+      </w:pPr>
+      <w:r>
+        <w:t xml:space="preserve">Beispiel 1 – Größere Zahl bestimmen</w:t>
+      </w:r>
+    </w:p>
+    <w:p>
+      <w:pPr>
+        <w:pStyle w:val="FirstParagraph"/>
+      </w:pPr>
+      <w:r>
+        <w:t xml:space="preserve">Eingabe: zwei Zahlen</w:t>
+      </w:r>
+      <w:r>
+        <w:t xml:space="preserve"> </w:t>
+      </w:r>
+      <w:r>
+        <w:rPr>
+          <w:rStyle w:val="VerbatimChar"/>
+        </w:rPr>
+        <w:t xml:space="preserve">a</w:t>
+      </w:r>
+      <w:r>
+        <w:t xml:space="preserve"> </w:t>
+      </w:r>
+      <w:r>
+        <w:t xml:space="preserve">und</w:t>
+      </w:r>
+      <w:r>
+        <w:t xml:space="preserve"> </w:t>
+      </w:r>
+      <w:r>
+        <w:rPr>
+          <w:rStyle w:val="VerbatimChar"/>
+        </w:rPr>
+        <w:t xml:space="preserve">b</w:t>
+      </w:r>
+      <w:r>
+        <w:t xml:space="preserve">.</w:t>
+      </w:r>
+    </w:p>
+    <w:p>
+      <w:pPr>
+        <w:pStyle w:val="BodyText"/>
+      </w:pPr>
+      <w:r>
+        <w:t xml:space="preserve">Pseudocode:</w:t>
+      </w:r>
+    </w:p>
+    <w:p>
+      <w:pPr>
+        <w:pStyle w:val="SourceCode"/>
+      </w:pPr>
+      <w:r>
+        <w:rPr>
+          <w:rStyle w:val="VerbatimChar"/>
+        </w:rPr>
+        <w:t xml:space="preserve">wenn a &gt; b dann</w:t>
+      </w:r>
+      <w:r>
+        <w:br/>
+      </w:r>
+      <w:r>
+        <w:rPr>
+          <w:rStyle w:val="VerbatimChar"/>
+        </w:rPr>
+        <w:t xml:space="preserve">    gib a aus</w:t>
+      </w:r>
+      <w:r>
+        <w:br/>
+      </w:r>
+      <w:r>
+        <w:rPr>
+          <w:rStyle w:val="VerbatimChar"/>
+        </w:rPr>
+        <w:t xml:space="preserve">sonst</w:t>
+      </w:r>
+      <w:r>
+        <w:br/>
+      </w:r>
+      <w:r>
+        <w:rPr>
+          <w:rStyle w:val="VerbatimChar"/>
+        </w:rPr>
+        <w:t xml:space="preserve">    gib b aus</w:t>
+      </w:r>
+      <w:r>
+        <w:br/>
+      </w:r>
+      <w:r>
+        <w:rPr>
+          <w:rStyle w:val="VerbatimChar"/>
+        </w:rPr>
+        <w:t xml:space="preserve">ende wenn</w:t>
+      </w:r>
+    </w:p>
+    <w:p>
+      <w:pPr>
+        <w:pStyle w:val="FirstParagraph"/>
+      </w:pPr>
+      <w:r>
+        <w:t xml:space="preserve">Teste den Ablauf mit</w:t>
+      </w:r>
+      <w:r>
+        <w:t xml:space="preserve"> </w:t>
+      </w:r>
+      <w:r>
+        <w:rPr>
+          <w:rStyle w:val="VerbatimChar"/>
+        </w:rPr>
+        <w:t xml:space="preserve">(8, 3)</w:t>
+      </w:r>
+      <w:r>
+        <w:t xml:space="preserve">,</w:t>
+      </w:r>
+      <w:r>
+        <w:t xml:space="preserve"> </w:t>
+      </w:r>
+      <w:r>
+        <w:rPr>
+          <w:rStyle w:val="VerbatimChar"/>
+        </w:rPr>
+        <w:t xml:space="preserve">(2, 9)</w:t>
+      </w:r>
+      <w:r>
+        <w:t xml:space="preserve"> </w:t>
+      </w:r>
+      <w:r>
+        <w:t xml:space="preserve">und</w:t>
+      </w:r>
+      <w:r>
+        <w:t xml:space="preserve"> </w:t>
+      </w:r>
+      <w:r>
+        <w:rPr>
+          <w:rStyle w:val="VerbatimChar"/>
+        </w:rPr>
+        <w:t xml:space="preserve">(5, 5)</w:t>
+      </w:r>
+      <w:r>
+        <w:t xml:space="preserve">. Was fällt beim letzten Test auf? Ergänze den Algorithmus so, dass Gleichheit ausdrücklich behandelt wird.</w:t>
+      </w:r>
+    </w:p>
+    <w:bookmarkEnd w:id="54"/>
+    <w:bookmarkStart w:id="55" w:name="beispiel-2-summe-von-1-bis-n"/>
+    <w:p>
+      <w:pPr>
+        <w:pStyle w:val="Heading2"/>
+      </w:pPr>
+      <w:r>
+        <w:t xml:space="preserve">Beispiel 2 – Summe von 1 bis n</w:t>
+      </w:r>
+    </w:p>
+    <w:p>
+      <w:pPr>
+        <w:pStyle w:val="FirstParagraph"/>
+      </w:pPr>
+      <w:r>
+        <w:t xml:space="preserve">Für eine positive ganze Zahl</w:t>
+      </w:r>
+      <w:r>
+        <w:t xml:space="preserve"> </w:t>
+      </w:r>
+      <w:r>
+        <w:rPr>
+          <w:rStyle w:val="VerbatimChar"/>
+        </w:rPr>
+        <w:t xml:space="preserve">n</w:t>
+      </w:r>
+      <w:r>
+        <w:t xml:space="preserve"> </w:t>
+      </w:r>
+      <w:r>
+        <w:t xml:space="preserve">soll die Summe</w:t>
+      </w:r>
+      <w:r>
+        <w:t xml:space="preserve"> </w:t>
+      </w:r>
+      <w:r>
+        <w:rPr>
+          <w:rStyle w:val="VerbatimChar"/>
+        </w:rPr>
+        <w:t xml:space="preserve">1 + 2 + ... + n</w:t>
+      </w:r>
+      <w:r>
+        <w:t xml:space="preserve"> </w:t>
+      </w:r>
+      <w:r>
+        <w:t xml:space="preserve">berechnet werden.</w:t>
+      </w:r>
+    </w:p>
+    <w:p>
+      <w:pPr>
+        <w:pStyle w:val="SourceCode"/>
+      </w:pPr>
+      <w:r>
+        <w:rPr>
+          <w:rStyle w:val="VerbatimChar"/>
+        </w:rPr>
+        <w:t xml:space="preserve">summe ← 0</w:t>
+      </w:r>
+      <w:r>
+        <w:br/>
+      </w:r>
+      <w:r>
+        <w:rPr>
+          <w:rStyle w:val="VerbatimChar"/>
+        </w:rPr>
+        <w:t xml:space="preserve">für zahl von 1 bis n</w:t>
+      </w:r>
+      <w:r>
+        <w:br/>
+      </w:r>
+      <w:r>
+        <w:rPr>
+          <w:rStyle w:val="VerbatimChar"/>
+        </w:rPr>
+        <w:t xml:space="preserve">    summe ← summe + zahl</w:t>
+      </w:r>
+      <w:r>
+        <w:br/>
+      </w:r>
+      <w:r>
+        <w:rPr>
+          <w:rStyle w:val="VerbatimChar"/>
+        </w:rPr>
+        <w:t xml:space="preserve">ende für</w:t>
+      </w:r>
+      <w:r>
+        <w:br/>
+      </w:r>
+      <w:r>
+        <w:rPr>
+          <w:rStyle w:val="VerbatimChar"/>
+        </w:rPr>
+        <w:t xml:space="preserve">gib summe aus</w:t>
+      </w:r>
+    </w:p>
+    <w:p>
+      <w:pPr>
+        <w:pStyle w:val="FirstParagraph"/>
+      </w:pPr>
+      <w:r>
+        <w:t xml:space="preserve">Führe den Algorithmus für</w:t>
+      </w:r>
+      <w:r>
+        <w:t xml:space="preserve"> </w:t>
+      </w:r>
+      <w:r>
+        <w:rPr>
+          <w:rStyle w:val="VerbatimChar"/>
+        </w:rPr>
+        <w:t xml:space="preserve">n = 4</w:t>
+      </w:r>
+      <w:r>
+        <w:t xml:space="preserve"> </w:t>
+      </w:r>
+      <w:r>
+        <w:t xml:space="preserve">schrittweise in einer Tabelle aus. Notiere nach jedem Schleifendurchlauf</w:t>
+      </w:r>
+      <w:r>
+        <w:t xml:space="preserve"> </w:t>
+      </w:r>
+      <w:r>
+        <w:rPr>
+          <w:rStyle w:val="VerbatimChar"/>
+        </w:rPr>
+        <w:t xml:space="preserve">zahl</w:t>
+      </w:r>
+      <w:r>
+        <w:t xml:space="preserve"> </w:t>
+      </w:r>
+      <w:r>
+        <w:t xml:space="preserve">und</w:t>
+      </w:r>
+      <w:r>
+        <w:t xml:space="preserve"> </w:t>
+      </w:r>
+      <w:r>
+        <w:rPr>
+          <w:rStyle w:val="VerbatimChar"/>
+        </w:rPr>
+        <w:t xml:space="preserve">summe</w:t>
+      </w:r>
+      <w:r>
+        <w:t xml:space="preserve">.</w:t>
+      </w:r>
+    </w:p>
+    <w:bookmarkEnd w:id="55"/>
+    <w:bookmarkStart w:id="56" w:name="beispiel-3-eingabe-prüfen"/>
+    <w:p>
+      <w:pPr>
+        <w:pStyle w:val="Heading2"/>
+      </w:pPr>
+      <w:r>
+        <w:t xml:space="preserve">Beispiel 3 – Eingabe prüfen</w:t>
+      </w:r>
+    </w:p>
+    <w:p>
+      <w:pPr>
+        <w:pStyle w:val="FirstParagraph"/>
+      </w:pPr>
+      <w:r>
+        <w:t xml:space="preserve">Ein Programm darf nur Werte von 1 bis 10 akzeptieren.</w:t>
+      </w:r>
+    </w:p>
+    <w:p>
+      <w:pPr>
+        <w:pStyle w:val="SourceCode"/>
+      </w:pPr>
+      <w:r>
+        <w:rPr>
+          <w:rStyle w:val="VerbatimChar"/>
+        </w:rPr>
+        <w:t xml:space="preserve">wiederhole</w:t>
+      </w:r>
+      <w:r>
+        <w:br/>
+      </w:r>
+      <w:r>
+        <w:rPr>
+          <w:rStyle w:val="VerbatimChar"/>
+        </w:rPr>
+        <w:t xml:space="preserve">    lies wert ein</w:t>
+      </w:r>
+      <w:r>
+        <w:br/>
+      </w:r>
+      <w:r>
+        <w:rPr>
+          <w:rStyle w:val="VerbatimChar"/>
+        </w:rPr>
+        <w:t xml:space="preserve">solange wert &lt; 1 oder wert &gt; 10</w:t>
+      </w:r>
+      <w:r>
+        <w:br/>
+      </w:r>
+      <w:r>
+        <w:rPr>
+          <w:rStyle w:val="VerbatimChar"/>
+        </w:rPr>
+        <w:t xml:space="preserve">gib wert aus</w:t>
+      </w:r>
+    </w:p>
+    <w:p>
+      <w:pPr>
+        <w:pStyle w:val="FirstParagraph"/>
+      </w:pPr>
+      <w:r>
+        <w:t xml:space="preserve">Erkläre, warum hier eine bedingte Wiederholung sinnvoller ist als eine feste Wiederholungszahl.</w:t>
+      </w:r>
+    </w:p>
+    <w:bookmarkEnd w:id="56"/>
+    <w:bookmarkStart w:id="57" w:name="beispiel-4-algorithmus-testen"/>
+    <w:p>
+      <w:pPr>
+        <w:pStyle w:val="Heading2"/>
+      </w:pPr>
+      <w:r>
+        <w:t xml:space="preserve">Beispiel 4 – Algorithmus testen</w:t>
+      </w:r>
+    </w:p>
+    <w:p>
+      <w:pPr>
+        <w:pStyle w:val="FirstParagraph"/>
+      </w:pPr>
+      <w:r>
+        <w:t xml:space="preserve">Entwirf für Beispiel 1 mindestens drei Testfälle. Ein guter Testsatz enthält neben typischen Werten auch Rand- oder Sonderfälle.</w:t>
+      </w:r>
+    </w:p>
+    <w:p>
+      <w:pPr>
+        <w:pStyle w:val="BodyText"/>
+      </w:pPr>
+      <w:r>
+        <w:t xml:space="preserve">Nutze die Tabelle:</w:t>
+      </w:r>
+    </w:p>
+    <w:tbl>
+      <w:tblPr>
+        <w:tblStyle w:val="Table"/>
+        <w:tblW w:type="pct" w:w="5000"/>
+        <w:tblLook w:firstRow="1" w:lastRow="0" w:firstColumn="0" w:lastColumn="0" w:noHBand="0" w:noVBand="0" w:val="0020"/>
+        <w:jc w:val="start"/>
+      </w:tblPr>
+      <w:tblGrid>
+        <w:gridCol w:w="1980"/>
+        <w:gridCol w:w="1980"/>
+        <w:gridCol w:w="1980"/>
+        <w:gridCol w:w="1980"/>
+      </w:tblGrid>
+      <w:tr>
+        <w:trPr>
+          <w:tblHeader w:val="true"/>
+        </w:trPr>
+        <w:tc>
+          <w:tcPr/>
+          <w:p>
+            <w:pPr>
+              <w:pStyle w:val="Compact"/>
+              <w:jc w:val="left"/>
+            </w:pPr>
+            <w:r>
+              <w:t xml:space="preserve">Eingabe</w:t>
+            </w:r>
+          </w:p>
+        </w:tc>
+        <w:tc>
+          <w:tcPr/>
+          <w:p>
+            <w:pPr>
+              <w:pStyle w:val="Compact"/>
+              <w:jc w:val="left"/>
+            </w:pPr>
+            <w:r>
+              <w:t xml:space="preserve">erwartetes Ergebnis</w:t>
+            </w:r>
+          </w:p>
+        </w:tc>
+        <w:tc>
+          <w:tcPr/>
+          <w:p>
+            <w:pPr>
+              <w:pStyle w:val="Compact"/>
+              <w:jc w:val="left"/>
+            </w:pPr>
+            <w:r>
+              <w:t xml:space="preserve">tatsächliches Ergebnis</w:t>
+            </w:r>
+          </w:p>
+        </w:tc>
+        <w:tc>
+          <w:tcPr/>
+          <w:p>
+            <w:pPr>
+              <w:pStyle w:val="Compact"/>
+              <w:jc w:val="left"/>
+            </w:pPr>
+            <w:r>
+              <w:t xml:space="preserve">Änderung nötig?</w:t>
+            </w:r>
+          </w:p>
+        </w:tc>
+      </w:tr>
+      <w:tr>
+        <w:tc>
+          <w:tcPr/>
+          <w:p>
+            <w:pPr>
+              <w:pStyle w:val="Compact"/>
+            </w:pPr>
+          </w:p>
+        </w:tc>
+        <w:tc>
+          <w:tcPr/>
+          <w:p>
+            <w:pPr>
+              <w:pStyle w:val="Compact"/>
+            </w:pPr>
+          </w:p>
+        </w:tc>
+        <w:tc>
+          <w:tcPr/>
+          <w:p>
+            <w:pPr>
+              <w:pStyle w:val="Compact"/>
+            </w:pPr>
+          </w:p>
+        </w:tc>
+        <w:tc>
+          <w:tcPr/>
+          <w:p>
+            <w:pPr>
+              <w:pStyle w:val="Compact"/>
+            </w:pPr>
+          </w:p>
+        </w:tc>
+      </w:tr>
+      <w:tr>
+        <w:tc>
+          <w:tcPr/>
+          <w:p>
+            <w:pPr>
+              <w:pStyle w:val="Compact"/>
+            </w:pPr>
+          </w:p>
+        </w:tc>
+        <w:tc>
+          <w:tcPr/>
+          <w:p>
+            <w:pPr>
+              <w:pStyle w:val="Compact"/>
+            </w:pPr>
+          </w:p>
+        </w:tc>
+        <w:tc>
+          <w:tcPr/>
+          <w:p>
+            <w:pPr>
+              <w:pStyle w:val="Compact"/>
+            </w:pPr>
+          </w:p>
+        </w:tc>
+        <w:tc>
+          <w:tcPr/>
+          <w:p>
+            <w:pPr>
+              <w:pStyle w:val="Compact"/>
+            </w:pPr>
+          </w:p>
+        </w:tc>
+      </w:tr>
+      <w:tr>
+        <w:tc>
+          <w:tcPr/>
+          <w:p>
+            <w:pPr>
+              <w:pStyle w:val="Compact"/>
+            </w:pPr>
+          </w:p>
+        </w:tc>
+        <w:tc>
+          <w:tcPr/>
+          <w:p>
+            <w:pPr>
+              <w:pStyle w:val="Compact"/>
+            </w:pPr>
+          </w:p>
+        </w:tc>
+        <w:tc>
+          <w:tcPr/>
+          <w:p>
+            <w:pPr>
+              <w:pStyle w:val="Compact"/>
+            </w:pPr>
+          </w:p>
+        </w:tc>
+        <w:tc>
+          <w:tcPr/>
+          <w:p>
+            <w:pPr>
+              <w:pStyle w:val="Compact"/>
+            </w:pPr>
+          </w:p>
+        </w:tc>
+      </w:tr>
+    </w:tbl>
+    <w:bookmarkEnd w:id="57"/>
+    <w:bookmarkStart w:id="58" w:name="transfer"/>
+    <w:p>
+      <w:pPr>
+        <w:pStyle w:val="Heading2"/>
+      </w:pPr>
+      <w:r>
+        <w:t xml:space="preserve">Transfer</w:t>
+      </w:r>
+    </w:p>
+    <w:p>
+      <w:pPr>
+        <w:pStyle w:val="FirstParagraph"/>
+      </w:pPr>
+      <w:r>
+        <w:t xml:space="preserve">Beschreibe einen eigenen kleinen Algorithmus zunächst in Alltagssprache und anschließend als Pseudocode oder Struktogramm. Markiere Sequenz, Auswahl und Wiederholung, soweit sie vorkommen.</w:t>
+      </w:r>
+    </w:p>
+    <w:p>
       <w:r>
         <w:br w:type="page"/>
       </w:r>
     </w:p>
-    <w:bookmarkEnd w:id="54"/>
-    <w:bookmarkStart w:id="61" w:name="alltag-und-computer"/>
+    <w:bookmarkEnd w:id="58"/>
+    <w:bookmarkEnd w:id="59"/>
+    <w:bookmarkStart w:id="66" w:name="alltag-und-computer"/>
     <w:p>
       <w:pPr>
         <w:pStyle w:val="Heading1"/>
@@ -1872,7 +2449,7 @@
         <w:t xml:space="preserve">Alltag und Computer</w:t>
       </w:r>
     </w:p>
-    <w:bookmarkStart w:id="55" w:name="warum-brauchen-computer-algorithmen"/>
+    <w:bookmarkStart w:id="60" w:name="warum-brauchen-computer-algorithmen"/>
     <w:p>
       <w:pPr>
         <w:pStyle w:val="Heading2"/>
@@ -1956,8 +2533,8 @@
         </w:pict>
       </w:r>
     </w:p>
-    <w:bookmarkEnd w:id="55"/>
-    <w:bookmarkStart w:id="56" w:name="kai-erklärt-2"/>
+    <w:bookmarkEnd w:id="60"/>
+    <w:bookmarkStart w:id="61" w:name="kai-erklärt-2"/>
     <w:p>
       <w:pPr>
         <w:pStyle w:val="Heading2"/>
@@ -1989,8 +2566,8 @@
         </w:pict>
       </w:r>
     </w:p>
-    <w:bookmarkEnd w:id="56"/>
-    <w:bookmarkStart w:id="57" w:name="mensch-oder-computer"/>
+    <w:bookmarkEnd w:id="61"/>
+    <w:bookmarkStart w:id="62" w:name="mensch-oder-computer"/>
     <w:p>
       <w:pPr>
         <w:pStyle w:val="Heading2"/>
@@ -2220,8 +2797,8 @@
         </w:pict>
       </w:r>
     </w:p>
-    <w:bookmarkEnd w:id="57"/>
-    <w:bookmarkStart w:id="58" w:name="X5b1b8cc3b2716a1b3d4e01a6f35b72175239e8d"/>
+    <w:bookmarkEnd w:id="62"/>
+    <w:bookmarkStart w:id="63" w:name="X5b1b8cc3b2716a1b3d4e01a6f35b72175239e8d"/>
     <w:p>
       <w:pPr>
         <w:pStyle w:val="Heading2"/>
@@ -2314,8 +2891,8 @@
         </w:pict>
       </w:r>
     </w:p>
-    <w:bookmarkEnd w:id="58"/>
-    <w:bookmarkStart w:id="59" w:name="scratch-und-python"/>
+    <w:bookmarkEnd w:id="63"/>
+    <w:bookmarkStart w:id="64" w:name="scratch-und-python"/>
     <w:p>
       <w:pPr>
         <w:pStyle w:val="Heading2"/>
@@ -2432,8 +3009,8 @@
         </w:pict>
       </w:r>
     </w:p>
-    <w:bookmarkEnd w:id="59"/>
-    <w:bookmarkStart w:id="60" w:name="ausblick"/>
+    <w:bookmarkEnd w:id="64"/>
+    <w:bookmarkStart w:id="65" w:name="ausblick"/>
     <w:p>
       <w:pPr>
         <w:pStyle w:val="Heading2"/>
@@ -2508,9 +3085,9 @@
         <w:br w:type="page"/>
       </w:r>
     </w:p>
-    <w:bookmarkEnd w:id="60"/>
-    <w:bookmarkEnd w:id="61"/>
-    <w:bookmarkStart w:id="74" w:name="algorithmen-mit-scratch-umsetzen"/>
+    <w:bookmarkEnd w:id="65"/>
+    <w:bookmarkEnd w:id="66"/>
+    <w:bookmarkStart w:id="79" w:name="algorithmen-mit-scratch-umsetzen"/>
     <w:p>
       <w:pPr>
         <w:pStyle w:val="Heading1"/>
@@ -2519,7 +3096,7 @@
         <w:t xml:space="preserve">Algorithmen mit Scratch umsetzen</w:t>
       </w:r>
     </w:p>
-    <w:bookmarkStart w:id="62" w:name="das-problem"/>
+    <w:bookmarkStart w:id="67" w:name="das-problem"/>
     <w:p>
       <w:pPr>
         <w:pStyle w:val="Heading2"/>
@@ -2579,8 +3156,8 @@
         </w:pict>
       </w:r>
     </w:p>
-    <w:bookmarkEnd w:id="62"/>
-    <w:bookmarkStart w:id="63" w:name="ein-möglicher-algorithmus"/>
+    <w:bookmarkEnd w:id="67"/>
+    <w:bookmarkStart w:id="68" w:name="ein-möglicher-algorithmus"/>
     <w:p>
       <w:pPr>
         <w:pStyle w:val="Heading2"/>
@@ -2628,8 +3205,8 @@
         </w:pict>
       </w:r>
     </w:p>
-    <w:bookmarkEnd w:id="63"/>
-    <w:bookmarkStart w:id="64" w:name="scratch-kennenlernen"/>
+    <w:bookmarkEnd w:id="68"/>
+    <w:bookmarkStart w:id="69" w:name="scratch-kennenlernen"/>
     <w:p>
       <w:pPr>
         <w:pStyle w:val="Heading2"/>
@@ -2677,8 +3254,8 @@
         </w:pict>
       </w:r>
     </w:p>
-    <w:bookmarkEnd w:id="64"/>
-    <w:bookmarkStart w:id="68" w:name="schritt-für-schritt"/>
+    <w:bookmarkEnd w:id="69"/>
+    <w:bookmarkStart w:id="73" w:name="schritt-für-schritt"/>
     <w:p>
       <w:pPr>
         <w:pStyle w:val="Heading2"/>
@@ -2687,7 +3264,7 @@
         <w:t xml:space="preserve">Schritt für Schritt</w:t>
       </w:r>
     </w:p>
-    <w:bookmarkStart w:id="65" w:name="schritt-1"/>
+    <w:bookmarkStart w:id="70" w:name="schritt-1"/>
     <w:p>
       <w:pPr>
         <w:pStyle w:val="Heading3"/>
@@ -2719,8 +3296,8 @@
         </w:pict>
       </w:r>
     </w:p>
-    <w:bookmarkEnd w:id="65"/>
-    <w:bookmarkStart w:id="66" w:name="schritt-2"/>
+    <w:bookmarkEnd w:id="70"/>
+    <w:bookmarkStart w:id="71" w:name="schritt-2"/>
     <w:p>
       <w:pPr>
         <w:pStyle w:val="Heading3"/>
@@ -2764,8 +3341,8 @@
         </w:pict>
       </w:r>
     </w:p>
-    <w:bookmarkEnd w:id="66"/>
-    <w:bookmarkStart w:id="67" w:name="schritt-3"/>
+    <w:bookmarkEnd w:id="71"/>
+    <w:bookmarkStart w:id="72" w:name="schritt-3"/>
     <w:p>
       <w:pPr>
         <w:pStyle w:val="Heading3"/>
@@ -2825,9 +3402,9 @@
         </w:pict>
       </w:r>
     </w:p>
-    <w:bookmarkEnd w:id="67"/>
-    <w:bookmarkEnd w:id="68"/>
-    <w:bookmarkStart w:id="70" w:name="programm-testen"/>
+    <w:bookmarkEnd w:id="72"/>
+    <w:bookmarkEnd w:id="73"/>
+    <w:bookmarkStart w:id="75" w:name="programm-testen"/>
     <w:p>
       <w:pPr>
         <w:pStyle w:val="Heading2"/>
@@ -2844,7 +3421,7 @@
         <w:t xml:space="preserve">Klicke auf die grüne Flagge.</w:t>
       </w:r>
     </w:p>
-    <w:bookmarkStart w:id="69" w:name="beobachte"/>
+    <w:bookmarkStart w:id="74" w:name="beobachte"/>
     <w:p>
       <w:pPr>
         <w:pStyle w:val="Heading3"/>
@@ -2896,9 +3473,9 @@
         </w:pict>
       </w:r>
     </w:p>
-    <w:bookmarkEnd w:id="69"/>
-    <w:bookmarkEnd w:id="70"/>
-    <w:bookmarkStart w:id="71" w:name="kai-erklärt-3"/>
+    <w:bookmarkEnd w:id="74"/>
+    <w:bookmarkEnd w:id="75"/>
+    <w:bookmarkStart w:id="76" w:name="kai-erklärt-3"/>
     <w:p>
       <w:pPr>
         <w:pStyle w:val="Heading2"/>
@@ -2930,8 +3507,8 @@
         </w:pict>
       </w:r>
     </w:p>
-    <w:bookmarkEnd w:id="71"/>
-    <w:bookmarkStart w:id="72" w:name="ausprobieren"/>
+    <w:bookmarkEnd w:id="76"/>
+    <w:bookmarkStart w:id="77" w:name="ausprobieren"/>
     <w:p>
       <w:pPr>
         <w:pStyle w:val="Heading2"/>
@@ -2999,8 +3576,8 @@
         </w:pict>
       </w:r>
     </w:p>
-    <w:bookmarkEnd w:id="72"/>
-    <w:bookmarkStart w:id="73" w:name="merke-1"/>
+    <w:bookmarkEnd w:id="77"/>
+    <w:bookmarkStart w:id="78" w:name="merke-1"/>
     <w:p>
       <w:pPr>
         <w:pStyle w:val="Heading2"/>
@@ -3030,9 +3607,9 @@
         <w:br w:type="page"/>
       </w:r>
     </w:p>
-    <w:bookmarkEnd w:id="73"/>
-    <w:bookmarkEnd w:id="74"/>
-    <w:bookmarkStart w:id="85" w:name="algorithmen-mit-python-umsetzen"/>
+    <w:bookmarkEnd w:id="78"/>
+    <w:bookmarkEnd w:id="79"/>
+    <w:bookmarkStart w:id="90" w:name="algorithmen-mit-python-umsetzen"/>
     <w:p>
       <w:pPr>
         <w:pStyle w:val="Heading1"/>
@@ -3041,7 +3618,7 @@
         <w:t xml:space="preserve">Algorithmen mit Python umsetzen</w:t>
       </w:r>
     </w:p>
-    <w:bookmarkStart w:id="75" w:name="dasselbe-problem"/>
+    <w:bookmarkStart w:id="80" w:name="dasselbe-problem"/>
     <w:p>
       <w:pPr>
         <w:pStyle w:val="Heading2"/>
@@ -3137,8 +3714,8 @@
         </w:pict>
       </w:r>
     </w:p>
-    <w:bookmarkEnd w:id="75"/>
-    <w:bookmarkStart w:id="76" w:name="python-kennenlernen"/>
+    <w:bookmarkEnd w:id="80"/>
+    <w:bookmarkStart w:id="81" w:name="python-kennenlernen"/>
     <w:p>
       <w:pPr>
         <w:pStyle w:val="Heading2"/>
@@ -3186,8 +3763,8 @@
         </w:pict>
       </w:r>
     </w:p>
-    <w:bookmarkEnd w:id="76"/>
-    <w:bookmarkStart w:id="77" w:name="das-erste-python-programm"/>
+    <w:bookmarkEnd w:id="81"/>
+    <w:bookmarkStart w:id="82" w:name="das-erste-python-programm"/>
     <w:p>
       <w:pPr>
         <w:pStyle w:val="Heading2"/>
@@ -3232,8 +3809,8 @@
         </w:pict>
       </w:r>
     </w:p>
-    <w:bookmarkEnd w:id="77"/>
-    <w:bookmarkStart w:id="78" w:name="was-passiert"/>
+    <w:bookmarkEnd w:id="82"/>
+    <w:bookmarkStart w:id="83" w:name="was-passiert"/>
     <w:p>
       <w:pPr>
         <w:pStyle w:val="Heading2"/>
@@ -3280,8 +3857,8 @@
         </w:pict>
       </w:r>
     </w:p>
-    <w:bookmarkEnd w:id="78"/>
-    <w:bookmarkStart w:id="80" w:name="programm-testen-1"/>
+    <w:bookmarkEnd w:id="83"/>
+    <w:bookmarkStart w:id="85" w:name="programm-testen-1"/>
     <w:p>
       <w:pPr>
         <w:pStyle w:val="Heading2"/>
@@ -3306,7 +3883,7 @@
         <w:t xml:space="preserve">Vergleiche die Ausgabe mit deinem Scratch-Programm.</w:t>
       </w:r>
     </w:p>
-    <w:bookmarkStart w:id="79" w:name="überlege"/>
+    <w:bookmarkStart w:id="84" w:name="überlege"/>
     <w:p>
       <w:pPr>
         <w:pStyle w:val="Heading3"/>
@@ -3346,9 +3923,9 @@
         </w:pict>
       </w:r>
     </w:p>
-    <w:bookmarkEnd w:id="79"/>
-    <w:bookmarkEnd w:id="80"/>
-    <w:bookmarkStart w:id="81" w:name="scratch-und-python-im-vergleich"/>
+    <w:bookmarkEnd w:id="84"/>
+    <w:bookmarkEnd w:id="85"/>
+    <w:bookmarkStart w:id="86" w:name="scratch-und-python-im-vergleich"/>
     <w:p>
       <w:pPr>
         <w:pStyle w:val="Heading2"/>
@@ -3483,8 +4060,8 @@
         </w:pict>
       </w:r>
     </w:p>
-    <w:bookmarkEnd w:id="81"/>
-    <w:bookmarkStart w:id="82" w:name="kai-erklärt-4"/>
+    <w:bookmarkEnd w:id="86"/>
+    <w:bookmarkStart w:id="87" w:name="kai-erklärt-4"/>
     <w:p>
       <w:pPr>
         <w:pStyle w:val="Heading2"/>
@@ -3516,8 +4093,8 @@
         </w:pict>
       </w:r>
     </w:p>
-    <w:bookmarkEnd w:id="82"/>
-    <w:bookmarkStart w:id="83" w:name="ausprobieren-1"/>
+    <w:bookmarkEnd w:id="87"/>
+    <w:bookmarkStart w:id="88" w:name="ausprobieren-1"/>
     <w:p>
       <w:pPr>
         <w:pStyle w:val="Heading2"/>
@@ -3593,8 +4170,8 @@
         </w:pict>
       </w:r>
     </w:p>
-    <w:bookmarkEnd w:id="83"/>
-    <w:bookmarkStart w:id="84" w:name="merke-2"/>
+    <w:bookmarkEnd w:id="88"/>
+    <w:bookmarkStart w:id="89" w:name="merke-2"/>
     <w:p>
       <w:pPr>
         <w:pStyle w:val="Heading2"/>
@@ -3624,9 +4201,9 @@
         <w:br w:type="page"/>
       </w:r>
     </w:p>
-    <w:bookmarkEnd w:id="84"/>
-    <w:bookmarkEnd w:id="85"/>
-    <w:bookmarkStart w:id="128" w:name="übungen-lineare-algorithmen"/>
+    <w:bookmarkEnd w:id="89"/>
+    <w:bookmarkEnd w:id="90"/>
+    <w:bookmarkStart w:id="133" w:name="übungen-lineare-algorithmen"/>
     <w:p>
       <w:pPr>
         <w:pStyle w:val="Heading1"/>
@@ -3635,7 +4212,7 @@
         <w:t xml:space="preserve">Übungen – Lineare Algorithmen</w:t>
       </w:r>
     </w:p>
-    <w:bookmarkStart w:id="86" w:name="ziel"/>
+    <w:bookmarkStart w:id="91" w:name="ziel"/>
     <w:p>
       <w:pPr>
         <w:pStyle w:val="Heading2"/>
@@ -3683,8 +4260,8 @@
         </w:pict>
       </w:r>
     </w:p>
-    <w:bookmarkEnd w:id="86"/>
-    <w:bookmarkStart w:id="91" w:name="erkennen"/>
+    <w:bookmarkEnd w:id="91"/>
+    <w:bookmarkStart w:id="96" w:name="erkennen"/>
     <w:p>
       <w:pPr>
         <w:pStyle w:val="Heading2"/>
@@ -3693,7 +4270,7 @@
         <w:t xml:space="preserve">1. Erkennen</w:t>
       </w:r>
     </w:p>
-    <w:bookmarkStart w:id="87" w:name="aufgabe-1-algorithmus-oder-nicht"/>
+    <w:bookmarkStart w:id="92" w:name="aufgabe-1-algorithmus-oder-nicht"/>
     <w:p>
       <w:pPr>
         <w:pStyle w:val="Heading3"/>
@@ -3718,8 +4295,8 @@
         <w:t xml:space="preserve">Begründe deine Entscheidung mit den Eigenschaften eines Algorithmus.</w:t>
       </w:r>
     </w:p>
-    <w:bookmarkEnd w:id="87"/>
-    <w:bookmarkStart w:id="88" w:name="a"/>
+    <w:bookmarkEnd w:id="92"/>
+    <w:bookmarkStart w:id="93" w:name="a"/>
     <w:p>
       <w:pPr>
         <w:pStyle w:val="Heading3"/>
@@ -3807,8 +4384,8 @@
         </w:pict>
       </w:r>
     </w:p>
-    <w:bookmarkEnd w:id="88"/>
-    <w:bookmarkStart w:id="89" w:name="b"/>
+    <w:bookmarkEnd w:id="93"/>
+    <w:bookmarkStart w:id="94" w:name="b"/>
     <w:p>
       <w:pPr>
         <w:pStyle w:val="Heading3"/>
@@ -3896,8 +4473,8 @@
         </w:pict>
       </w:r>
     </w:p>
-    <w:bookmarkEnd w:id="89"/>
-    <w:bookmarkStart w:id="90" w:name="c"/>
+    <w:bookmarkEnd w:id="94"/>
+    <w:bookmarkStart w:id="95" w:name="c"/>
     <w:p>
       <w:pPr>
         <w:pStyle w:val="Heading3"/>
@@ -3985,9 +4562,9 @@
         </w:pict>
       </w:r>
     </w:p>
-    <w:bookmarkEnd w:id="90"/>
-    <w:bookmarkEnd w:id="91"/>
-    <w:bookmarkStart w:id="93" w:name="fehler-finden"/>
+    <w:bookmarkEnd w:id="95"/>
+    <w:bookmarkEnd w:id="96"/>
+    <w:bookmarkStart w:id="98" w:name="fehler-finden"/>
     <w:p>
       <w:pPr>
         <w:pStyle w:val="Heading2"/>
@@ -3996,7 +4573,7 @@
         <w:t xml:space="preserve">2. Fehler finden</w:t>
       </w:r>
     </w:p>
-    <w:bookmarkStart w:id="92" w:name="aufgabe-2-kai-bereitet-kakao-zu"/>
+    <w:bookmarkStart w:id="97" w:name="aufgabe-2-kai-bereitet-kakao-zu"/>
     <w:p>
       <w:pPr>
         <w:pStyle w:val="Heading3"/>
@@ -4152,9 +4729,9 @@
         </w:pict>
       </w:r>
     </w:p>
-    <w:bookmarkEnd w:id="92"/>
-    <w:bookmarkEnd w:id="93"/>
-    <w:bookmarkStart w:id="95" w:name="reihenfolge"/>
+    <w:bookmarkEnd w:id="97"/>
+    <w:bookmarkEnd w:id="98"/>
+    <w:bookmarkStart w:id="100" w:name="reihenfolge"/>
     <w:p>
       <w:pPr>
         <w:pStyle w:val="Heading2"/>
@@ -4163,7 +4740,7 @@
         <w:t xml:space="preserve">3. Reihenfolge</w:t>
       </w:r>
     </w:p>
-    <w:bookmarkStart w:id="94" w:name="aufgabe-3-computerarbeitsplatz"/>
+    <w:bookmarkStart w:id="99" w:name="aufgabe-3-computerarbeitsplatz"/>
     <w:p>
       <w:pPr>
         <w:pStyle w:val="Heading3"/>
@@ -4290,9 +4867,9 @@
         </w:pict>
       </w:r>
     </w:p>
-    <w:bookmarkEnd w:id="94"/>
-    <w:bookmarkEnd w:id="95"/>
-    <w:bookmarkStart w:id="97" w:name="vollständigkeit"/>
+    <w:bookmarkEnd w:id="99"/>
+    <w:bookmarkEnd w:id="100"/>
+    <w:bookmarkStart w:id="102" w:name="vollständigkeit"/>
     <w:p>
       <w:pPr>
         <w:pStyle w:val="Heading2"/>
@@ -4301,7 +4878,7 @@
         <w:t xml:space="preserve">4. Vollständigkeit</w:t>
       </w:r>
     </w:p>
-    <w:bookmarkStart w:id="96" w:name="aufgabe-4-brief-verschicken"/>
+    <w:bookmarkStart w:id="101" w:name="aufgabe-4-brief-verschicken"/>
     <w:p>
       <w:pPr>
         <w:pStyle w:val="Heading3"/>
@@ -4398,9 +4975,9 @@
         </w:pict>
       </w:r>
     </w:p>
-    <w:bookmarkEnd w:id="96"/>
-    <w:bookmarkEnd w:id="97"/>
-    <w:bookmarkStart w:id="103" w:name="eindeutigkeit"/>
+    <w:bookmarkEnd w:id="101"/>
+    <w:bookmarkEnd w:id="102"/>
+    <w:bookmarkStart w:id="108" w:name="eindeutigkeit"/>
     <w:p>
       <w:pPr>
         <w:pStyle w:val="Heading2"/>
@@ -4409,7 +4986,7 @@
         <w:t xml:space="preserve">5. Eindeutigkeit</w:t>
       </w:r>
     </w:p>
-    <w:bookmarkStart w:id="98" w:name="aufgabe-5-ungenaue-anweisungen"/>
+    <w:bookmarkStart w:id="103" w:name="aufgabe-5-ungenaue-anweisungen"/>
     <w:p>
       <w:pPr>
         <w:pStyle w:val="Heading3"/>
@@ -4426,8 +5003,8 @@
         <w:t xml:space="preserve">Verbessere die folgenden Anweisungen so, dass KAI möglichst wenig nachfragen muss.</w:t>
       </w:r>
     </w:p>
-    <w:bookmarkEnd w:id="98"/>
-    <w:bookmarkStart w:id="99" w:name="a-1"/>
+    <w:bookmarkEnd w:id="103"/>
+    <w:bookmarkStart w:id="104" w:name="a-1"/>
     <w:p>
       <w:pPr>
         <w:pStyle w:val="Heading3"/>
@@ -4451,8 +5028,8 @@
         </w:pict>
       </w:r>
     </w:p>
-    <w:bookmarkEnd w:id="99"/>
-    <w:bookmarkStart w:id="100" w:name="b-1"/>
+    <w:bookmarkEnd w:id="104"/>
+    <w:bookmarkStart w:id="105" w:name="b-1"/>
     <w:p>
       <w:pPr>
         <w:pStyle w:val="Heading3"/>
@@ -4476,8 +5053,8 @@
         </w:pict>
       </w:r>
     </w:p>
-    <w:bookmarkEnd w:id="100"/>
-    <w:bookmarkStart w:id="101" w:name="c-1"/>
+    <w:bookmarkEnd w:id="105"/>
+    <w:bookmarkStart w:id="106" w:name="c-1"/>
     <w:p>
       <w:pPr>
         <w:pStyle w:val="Heading3"/>
@@ -4501,8 +5078,8 @@
         </w:pict>
       </w:r>
     </w:p>
-    <w:bookmarkEnd w:id="101"/>
-    <w:bookmarkStart w:id="102" w:name="d"/>
+    <w:bookmarkEnd w:id="106"/>
+    <w:bookmarkStart w:id="107" w:name="d"/>
     <w:p>
       <w:pPr>
         <w:pStyle w:val="Heading3"/>
@@ -4533,9 +5110,9 @@
         </w:pict>
       </w:r>
     </w:p>
-    <w:bookmarkEnd w:id="102"/>
-    <w:bookmarkEnd w:id="103"/>
-    <w:bookmarkStart w:id="105" w:name="einen-algorithmus-entwickeln"/>
+    <w:bookmarkEnd w:id="107"/>
+    <w:bookmarkEnd w:id="108"/>
+    <w:bookmarkStart w:id="110" w:name="einen-algorithmus-entwickeln"/>
     <w:p>
       <w:pPr>
         <w:pStyle w:val="Heading2"/>
@@ -4544,7 +5121,7 @@
         <w:t xml:space="preserve">6. Einen Algorithmus entwickeln</w:t>
       </w:r>
     </w:p>
-    <w:bookmarkStart w:id="104" w:name="aufgabe-6-trinkflasche-füllen"/>
+    <w:bookmarkStart w:id="109" w:name="aufgabe-6-trinkflasche-füllen"/>
     <w:p>
       <w:pPr>
         <w:pStyle w:val="Heading3"/>
@@ -4715,9 +5292,9 @@
         </w:pict>
       </w:r>
     </w:p>
-    <w:bookmarkEnd w:id="104"/>
-    <w:bookmarkEnd w:id="105"/>
-    <w:bookmarkStart w:id="109" w:name="testen"/>
+    <w:bookmarkEnd w:id="109"/>
+    <w:bookmarkEnd w:id="110"/>
+    <w:bookmarkStart w:id="114" w:name="testen"/>
     <w:p>
       <w:pPr>
         <w:pStyle w:val="Heading2"/>
@@ -4726,7 +5303,7 @@
         <w:t xml:space="preserve">7. Testen</w:t>
       </w:r>
     </w:p>
-    <w:bookmarkStart w:id="106" w:name="aufgabe-7-partnerprüfung"/>
+    <w:bookmarkStart w:id="111" w:name="aufgabe-7-partnerprüfung"/>
     <w:p>
       <w:pPr>
         <w:pStyle w:val="Heading3"/>
@@ -4828,8 +5405,8 @@
         <w:t xml:space="preserve">Überarbeite deinen Algorithmus danach.</w:t>
       </w:r>
     </w:p>
-    <w:bookmarkEnd w:id="106"/>
-    <w:bookmarkStart w:id="107" w:name="was-hast-du-verändert"/>
+    <w:bookmarkEnd w:id="111"/>
+    <w:bookmarkStart w:id="112" w:name="was-hast-du-verändert"/>
     <w:p>
       <w:pPr>
         <w:pStyle w:val="Heading3"/>
@@ -4852,8 +5429,8 @@
         </w:pict>
       </w:r>
     </w:p>
-    <w:bookmarkEnd w:id="107"/>
-    <w:bookmarkStart w:id="108" w:name="warum-ist-version-2-besser"/>
+    <w:bookmarkEnd w:id="112"/>
+    <w:bookmarkStart w:id="113" w:name="warum-ist-version-2-besser"/>
     <w:p>
       <w:pPr>
         <w:pStyle w:val="Heading3"/>
@@ -4883,9 +5460,9 @@
         </w:pict>
       </w:r>
     </w:p>
-    <w:bookmarkEnd w:id="108"/>
-    <w:bookmarkEnd w:id="109"/>
-    <w:bookmarkStart w:id="111" w:name="verschiedene-lösungen-vergleichen"/>
+    <w:bookmarkEnd w:id="113"/>
+    <w:bookmarkEnd w:id="114"/>
+    <w:bookmarkStart w:id="116" w:name="verschiedene-lösungen-vergleichen"/>
     <w:p>
       <w:pPr>
         <w:pStyle w:val="Heading2"/>
@@ -4894,7 +5471,7 @@
         <w:t xml:space="preserve">8. Verschiedene Lösungen vergleichen</w:t>
       </w:r>
     </w:p>
-    <w:bookmarkStart w:id="110" w:name="aufgabe-8"/>
+    <w:bookmarkStart w:id="115" w:name="aufgabe-8"/>
     <w:p>
       <w:pPr>
         <w:pStyle w:val="Heading3"/>
@@ -5150,9 +5727,9 @@
         </w:pict>
       </w:r>
     </w:p>
-    <w:bookmarkEnd w:id="110"/>
-    <w:bookmarkEnd w:id="111"/>
-    <w:bookmarkStart w:id="114" w:name="scratch-und-python-1"/>
+    <w:bookmarkEnd w:id="115"/>
+    <w:bookmarkEnd w:id="116"/>
+    <w:bookmarkStart w:id="119" w:name="scratch-und-python-1"/>
     <w:p>
       <w:pPr>
         <w:pStyle w:val="Heading2"/>
@@ -5161,7 +5738,7 @@
         <w:t xml:space="preserve">9. Scratch und Python</w:t>
       </w:r>
     </w:p>
-    <w:bookmarkStart w:id="112" w:name="Xb0dc84488a4f8817c9b8838836211d6c55325d7"/>
+    <w:bookmarkStart w:id="117" w:name="Xb0dc84488a4f8817c9b8838836211d6c55325d7"/>
     <w:p>
       <w:pPr>
         <w:pStyle w:val="Heading3"/>
@@ -5321,8 +5898,8 @@
         <w:t xml:space="preserve">um.</w:t>
       </w:r>
     </w:p>
-    <w:bookmarkEnd w:id="112"/>
-    <w:bookmarkStart w:id="113" w:name="denkfrage"/>
+    <w:bookmarkEnd w:id="117"/>
+    <w:bookmarkStart w:id="118" w:name="denkfrage"/>
     <w:p>
       <w:pPr>
         <w:pStyle w:val="Heading3"/>
@@ -5392,9 +5969,9 @@
         </w:pict>
       </w:r>
     </w:p>
-    <w:bookmarkEnd w:id="113"/>
-    <w:bookmarkEnd w:id="114"/>
-    <w:bookmarkStart w:id="116" w:name="fehler-erklären"/>
+    <w:bookmarkEnd w:id="118"/>
+    <w:bookmarkEnd w:id="119"/>
+    <w:bookmarkStart w:id="121" w:name="fehler-erklären"/>
     <w:p>
       <w:pPr>
         <w:pStyle w:val="Heading2"/>
@@ -5403,7 +5980,7 @@
         <w:t xml:space="preserve">10. Fehler erklären</w:t>
       </w:r>
     </w:p>
-    <w:bookmarkStart w:id="115" w:name="aufgabe-10-kai-macht-genau-das-richtige"/>
+    <w:bookmarkStart w:id="120" w:name="aufgabe-10-kai-macht-genau-das-richtige"/>
     <w:p>
       <w:pPr>
         <w:pStyle w:val="Heading3"/>
@@ -5472,9 +6049,9 @@
         </w:pict>
       </w:r>
     </w:p>
-    <w:bookmarkEnd w:id="115"/>
-    <w:bookmarkEnd w:id="116"/>
-    <w:bookmarkStart w:id="119" w:name="eigener-fehleralgorithmus"/>
+    <w:bookmarkEnd w:id="120"/>
+    <w:bookmarkEnd w:id="121"/>
+    <w:bookmarkStart w:id="124" w:name="eigener-fehleralgorithmus"/>
     <w:p>
       <w:pPr>
         <w:pStyle w:val="Heading2"/>
@@ -5507,7 +6084,7 @@
         <w:t xml:space="preserve">Eine andere Gruppe soll die Fehler finden und erklären.</w:t>
       </w:r>
     </w:p>
-    <w:bookmarkStart w:id="117" w:name="mein-fehlerhafter-algorithmus"/>
+    <w:bookmarkStart w:id="122" w:name="mein-fehlerhafter-algorithmus"/>
     <w:p>
       <w:pPr>
         <w:pStyle w:val="Heading3"/>
@@ -5544,8 +6121,8 @@
         </w:pict>
       </w:r>
     </w:p>
-    <w:bookmarkEnd w:id="117"/>
-    <w:bookmarkStart w:id="118" w:name="eingebaute-fehler"/>
+    <w:bookmarkEnd w:id="122"/>
+    <w:bookmarkStart w:id="123" w:name="eingebaute-fehler"/>
     <w:p>
       <w:pPr>
         <w:pStyle w:val="Heading3"/>
@@ -5582,9 +6159,9 @@
         </w:pict>
       </w:r>
     </w:p>
-    <w:bookmarkEnd w:id="118"/>
-    <w:bookmarkEnd w:id="119"/>
-    <w:bookmarkStart w:id="126" w:name="transfer"/>
+    <w:bookmarkEnd w:id="123"/>
+    <w:bookmarkEnd w:id="124"/>
+    <w:bookmarkStart w:id="131" w:name="transfer-1"/>
     <w:p>
       <w:pPr>
         <w:pStyle w:val="Heading2"/>
@@ -5593,7 +6170,7 @@
         <w:t xml:space="preserve">12. Transfer</w:t>
       </w:r>
     </w:p>
-    <w:bookmarkStart w:id="120" w:name="aufgabe-12-vom-ablauf-zum-problem"/>
+    <w:bookmarkStart w:id="125" w:name="aufgabe-12-vom-ablauf-zum-problem"/>
     <w:p>
       <w:pPr>
         <w:pStyle w:val="Heading3"/>
@@ -5674,8 +6251,8 @@
         <w:t xml:space="preserve">Gehe systematisch vor.</w:t>
       </w:r>
     </w:p>
-    <w:bookmarkEnd w:id="120"/>
-    <w:bookmarkStart w:id="121" w:name="problem"/>
+    <w:bookmarkEnd w:id="125"/>
+    <w:bookmarkStart w:id="126" w:name="problem"/>
     <w:p>
       <w:pPr>
         <w:pStyle w:val="Heading3"/>
@@ -5699,8 +6276,8 @@
         </w:pict>
       </w:r>
     </w:p>
-    <w:bookmarkEnd w:id="121"/>
-    <w:bookmarkStart w:id="122" w:name="eingaben-und-voraussetzungen"/>
+    <w:bookmarkEnd w:id="126"/>
+    <w:bookmarkStart w:id="127" w:name="eingaben-und-voraussetzungen"/>
     <w:p>
       <w:pPr>
         <w:pStyle w:val="Heading3"/>
@@ -5724,8 +6301,8 @@
         </w:pict>
       </w:r>
     </w:p>
-    <w:bookmarkEnd w:id="122"/>
-    <w:bookmarkStart w:id="123" w:name="algorithmus"/>
+    <w:bookmarkEnd w:id="127"/>
+    <w:bookmarkStart w:id="128" w:name="algorithmus"/>
     <w:p>
       <w:pPr>
         <w:pStyle w:val="Heading3"/>
@@ -5763,8 +6340,8 @@
         </w:pict>
       </w:r>
     </w:p>
-    <w:bookmarkEnd w:id="123"/>
-    <w:bookmarkStart w:id="124" w:name="test"/>
+    <w:bookmarkEnd w:id="128"/>
+    <w:bookmarkStart w:id="129" w:name="test"/>
     <w:p>
       <w:pPr>
         <w:pStyle w:val="Heading3"/>
@@ -5788,8 +6365,8 @@
         </w:pict>
       </w:r>
     </w:p>
-    <w:bookmarkEnd w:id="124"/>
-    <w:bookmarkStart w:id="125" w:name="verbesserung"/>
+    <w:bookmarkEnd w:id="129"/>
+    <w:bookmarkStart w:id="130" w:name="verbesserung"/>
     <w:p>
       <w:pPr>
         <w:pStyle w:val="Heading3"/>
@@ -5820,9 +6397,9 @@
         </w:pict>
       </w:r>
     </w:p>
-    <w:bookmarkEnd w:id="125"/>
-    <w:bookmarkEnd w:id="126"/>
-    <w:bookmarkStart w:id="127" w:name="plus-effizienz"/>
+    <w:bookmarkEnd w:id="130"/>
+    <w:bookmarkEnd w:id="131"/>
+    <w:bookmarkStart w:id="132" w:name="plus-effizienz"/>
     <w:p>
       <w:pPr>
         <w:pStyle w:val="Heading2"/>
@@ -5897,9 +6474,9 @@
         <w:br w:type="page"/>
       </w:r>
     </w:p>
-    <w:bookmarkEnd w:id="127"/>
-    <w:bookmarkEnd w:id="128"/>
-    <w:bookmarkStart w:id="135" w:name="transfer-1"/>
+    <w:bookmarkEnd w:id="132"/>
+    <w:bookmarkEnd w:id="133"/>
+    <w:bookmarkStart w:id="140" w:name="transfer-2"/>
     <w:p>
       <w:pPr>
         <w:pStyle w:val="Heading1"/>
@@ -5931,7 +6508,7 @@
         </w:pict>
       </w:r>
     </w:p>
-    <w:bookmarkStart w:id="129" w:name="aufgabe-1-frühstück-vorbereiten"/>
+    <w:bookmarkStart w:id="134" w:name="aufgabe-1-frühstück-vorbereiten"/>
     <w:p>
       <w:pPr>
         <w:pStyle w:val="Heading2"/>
@@ -6019,8 +6596,8 @@
         </w:pict>
       </w:r>
     </w:p>
-    <w:bookmarkEnd w:id="129"/>
-    <w:bookmarkStart w:id="130" w:name="aufgabe-2-papierflieger-falten"/>
+    <w:bookmarkEnd w:id="134"/>
+    <w:bookmarkStart w:id="135" w:name="aufgabe-2-papierflieger-falten"/>
     <w:p>
       <w:pPr>
         <w:pStyle w:val="Heading2"/>
@@ -6068,8 +6645,8 @@
         </w:pict>
       </w:r>
     </w:p>
-    <w:bookmarkEnd w:id="130"/>
-    <w:bookmarkStart w:id="131" w:name="aufgabe-3-der-schulweg"/>
+    <w:bookmarkEnd w:id="135"/>
+    <w:bookmarkStart w:id="136" w:name="aufgabe-3-der-schulweg"/>
     <w:p>
       <w:pPr>
         <w:pStyle w:val="Heading2"/>
@@ -6109,8 +6686,8 @@
         </w:pict>
       </w:r>
     </w:p>
-    <w:bookmarkEnd w:id="131"/>
-    <w:bookmarkStart w:id="132" w:name="kai-challenge"/>
+    <w:bookmarkEnd w:id="136"/>
+    <w:bookmarkStart w:id="137" w:name="kai-challenge"/>
     <w:p>
       <w:pPr>
         <w:pStyle w:val="Heading2"/>
@@ -6166,8 +6743,8 @@
         </w:pict>
       </w:r>
     </w:p>
-    <w:bookmarkEnd w:id="132"/>
-    <w:bookmarkStart w:id="133" w:name="aufgabe-4-ist-das-ein-algorithmus"/>
+    <w:bookmarkEnd w:id="137"/>
+    <w:bookmarkStart w:id="138" w:name="aufgabe-4-ist-das-ein-algorithmus"/>
     <w:p>
       <w:pPr>
         <w:pStyle w:val="Heading2"/>
@@ -6267,8 +6844,8 @@
         </w:pict>
       </w:r>
     </w:p>
-    <w:bookmarkEnd w:id="133"/>
-    <w:bookmarkStart w:id="134" w:name="aufgabe-5-eigene-idee"/>
+    <w:bookmarkEnd w:id="138"/>
+    <w:bookmarkStart w:id="139" w:name="aufgabe-5-eigene-idee"/>
     <w:p>
       <w:pPr>
         <w:pStyle w:val="Heading2"/>
@@ -6306,9 +6883,9 @@
         <w:br w:type="page"/>
       </w:r>
     </w:p>
-    <w:bookmarkEnd w:id="134"/>
-    <w:bookmarkEnd w:id="135"/>
-    <w:bookmarkStart w:id="147" w:name="projekt-kai-übernimmt-eine-neue-aufgabe"/>
+    <w:bookmarkEnd w:id="139"/>
+    <w:bookmarkEnd w:id="140"/>
+    <w:bookmarkStart w:id="152" w:name="projekt-kai-übernimmt-eine-neue-aufgabe"/>
     <w:p>
       <w:pPr>
         <w:pStyle w:val="Heading1"/>
@@ -6317,7 +6894,7 @@
         <w:t xml:space="preserve">Projekt – KAI übernimmt eine neue Aufgabe</w:t>
       </w:r>
     </w:p>
-    <w:bookmarkStart w:id="136" w:name="der-auftrag"/>
+    <w:bookmarkStart w:id="141" w:name="der-auftrag"/>
     <w:p>
       <w:pPr>
         <w:pStyle w:val="Heading2"/>
@@ -6357,8 +6934,8 @@
         </w:pict>
       </w:r>
     </w:p>
-    <w:bookmarkEnd w:id="136"/>
-    <w:bookmarkStart w:id="140" w:name="aufgabe"/>
+    <w:bookmarkEnd w:id="141"/>
+    <w:bookmarkStart w:id="145" w:name="aufgabe"/>
     <w:p>
       <w:pPr>
         <w:pStyle w:val="Heading2"/>
@@ -6391,7 +6968,7 @@
         <w:t xml:space="preserve">der folgenden Aufgaben aus.</w:t>
       </w:r>
     </w:p>
-    <w:bookmarkStart w:id="137" w:name="möglichkeit-a-getränke-ausgeben"/>
+    <w:bookmarkStart w:id="142" w:name="möglichkeit-a-getränke-ausgeben"/>
     <w:p>
       <w:pPr>
         <w:pStyle w:val="Heading3"/>
@@ -6415,8 +6992,8 @@
         </w:pict>
       </w:r>
     </w:p>
-    <w:bookmarkEnd w:id="137"/>
-    <w:bookmarkStart w:id="138" w:name="möglichkeit-b-material-ausgeben"/>
+    <w:bookmarkEnd w:id="142"/>
+    <w:bookmarkStart w:id="143" w:name="möglichkeit-b-material-ausgeben"/>
     <w:p>
       <w:pPr>
         <w:pStyle w:val="Heading3"/>
@@ -6440,8 +7017,8 @@
         </w:pict>
       </w:r>
     </w:p>
-    <w:bookmarkEnd w:id="138"/>
-    <w:bookmarkStart w:id="139" w:name="möglichkeit-c-fundbüro"/>
+    <w:bookmarkEnd w:id="143"/>
+    <w:bookmarkStart w:id="144" w:name="möglichkeit-c-fundbüro"/>
     <w:p>
       <w:pPr>
         <w:pStyle w:val="Heading3"/>
@@ -6465,9 +7042,9 @@
         </w:pict>
       </w:r>
     </w:p>
-    <w:bookmarkEnd w:id="139"/>
-    <w:bookmarkEnd w:id="140"/>
-    <w:bookmarkStart w:id="141" w:name="planung"/>
+    <w:bookmarkEnd w:id="144"/>
+    <w:bookmarkEnd w:id="145"/>
+    <w:bookmarkStart w:id="146" w:name="planung"/>
     <w:p>
       <w:pPr>
         <w:pStyle w:val="Heading2"/>
@@ -6539,8 +7116,8 @@
         </w:pict>
       </w:r>
     </w:p>
-    <w:bookmarkEnd w:id="141"/>
-    <w:bookmarkStart w:id="142" w:name="entwickelt-euren-algorithmus"/>
+    <w:bookmarkEnd w:id="146"/>
+    <w:bookmarkStart w:id="147" w:name="entwickelt-euren-algorithmus"/>
     <w:p>
       <w:pPr>
         <w:pStyle w:val="Heading2"/>
@@ -6628,8 +7205,8 @@
         </w:pict>
       </w:r>
     </w:p>
-    <w:bookmarkEnd w:id="142"/>
-    <w:bookmarkStart w:id="143" w:name="test-1"/>
+    <w:bookmarkEnd w:id="147"/>
+    <w:bookmarkStart w:id="148" w:name="test-1"/>
     <w:p>
       <w:pPr>
         <w:pStyle w:val="Heading2"/>
@@ -6723,8 +7300,8 @@
         </w:pict>
       </w:r>
     </w:p>
-    <w:bookmarkEnd w:id="143"/>
-    <w:bookmarkStart w:id="144" w:name="überarbeitet-euren-algorithmus"/>
+    <w:bookmarkEnd w:id="148"/>
+    <w:bookmarkStart w:id="149" w:name="überarbeitet-euren-algorithmus"/>
     <w:p>
       <w:pPr>
         <w:pStyle w:val="Heading2"/>
@@ -6748,8 +7325,8 @@
         </w:pict>
       </w:r>
     </w:p>
-    <w:bookmarkEnd w:id="144"/>
-    <w:bookmarkStart w:id="145" w:name="präsentation"/>
+    <w:bookmarkEnd w:id="149"/>
+    <w:bookmarkStart w:id="150" w:name="präsentation"/>
     <w:p>
       <w:pPr>
         <w:pStyle w:val="Heading2"/>
@@ -6817,8 +7394,8 @@
         </w:pict>
       </w:r>
     </w:p>
-    <w:bookmarkEnd w:id="145"/>
-    <w:bookmarkStart w:id="146" w:name="kai-erklärt-5"/>
+    <w:bookmarkEnd w:id="150"/>
+    <w:bookmarkStart w:id="151" w:name="kai-erklärt-5"/>
     <w:p>
       <w:pPr>
         <w:pStyle w:val="Heading2"/>
@@ -6848,9 +7425,9 @@
         <w:br w:type="page"/>
       </w:r>
     </w:p>
-    <w:bookmarkEnd w:id="146"/>
-    <w:bookmarkEnd w:id="147"/>
-    <w:bookmarkStart w:id="148" w:name="reflexion"/>
+    <w:bookmarkEnd w:id="151"/>
+    <w:bookmarkEnd w:id="152"/>
+    <w:bookmarkStart w:id="153" w:name="reflexion"/>
     <w:p>
       <w:pPr>
         <w:pStyle w:val="Heading1"/>
@@ -6864,8 +7441,8 @@
         <w:br w:type="page"/>
       </w:r>
     </w:p>
-    <w:bookmarkEnd w:id="148"/>
-    <w:bookmarkStart w:id="158" w:name="kompetenzcheck"/>
+    <w:bookmarkEnd w:id="153"/>
+    <w:bookmarkStart w:id="163" w:name="kompetenzcheck"/>
     <w:p>
       <w:pPr>
         <w:pStyle w:val="Heading1"/>
@@ -6874,7 +7451,7 @@
         <w:t xml:space="preserve">Kompetenzcheck</w:t>
       </w:r>
     </w:p>
-    <w:bookmarkStart w:id="149" w:name="das-kann-ich"/>
+    <w:bookmarkStart w:id="154" w:name="das-kann-ich"/>
     <w:p>
       <w:pPr>
         <w:pStyle w:val="Heading2"/>
@@ -6898,8 +7475,8 @@
         </w:pict>
       </w:r>
     </w:p>
-    <w:bookmarkEnd w:id="149"/>
-    <w:bookmarkStart w:id="152" w:name="aufgabe-1-algorithmus-erkennen"/>
+    <w:bookmarkEnd w:id="154"/>
+    <w:bookmarkStart w:id="157" w:name="aufgabe-1-algorithmus-erkennen"/>
     <w:p>
       <w:pPr>
         <w:pStyle w:val="Heading2"/>
@@ -6924,7 +7501,7 @@
         <w:t xml:space="preserve">Begründe deine Entscheidung.</w:t>
       </w:r>
     </w:p>
-    <w:bookmarkStart w:id="150" w:name="a-2"/>
+    <w:bookmarkStart w:id="155" w:name="a-2"/>
     <w:p>
       <w:pPr>
         <w:pStyle w:val="Heading3"/>
@@ -6992,8 +7569,8 @@
         </w:pict>
       </w:r>
     </w:p>
-    <w:bookmarkEnd w:id="150"/>
-    <w:bookmarkStart w:id="151" w:name="b-2"/>
+    <w:bookmarkEnd w:id="155"/>
+    <w:bookmarkStart w:id="156" w:name="b-2"/>
     <w:p>
       <w:pPr>
         <w:pStyle w:val="Heading3"/>
@@ -7061,9 +7638,9 @@
         </w:pict>
       </w:r>
     </w:p>
-    <w:bookmarkEnd w:id="151"/>
-    <w:bookmarkEnd w:id="152"/>
-    <w:bookmarkStart w:id="153" w:name="aufgabe-2-fehler-finden"/>
+    <w:bookmarkEnd w:id="156"/>
+    <w:bookmarkEnd w:id="157"/>
+    <w:bookmarkStart w:id="158" w:name="aufgabe-2-fehler-finden"/>
     <w:p>
       <w:pPr>
         <w:pStyle w:val="Heading2"/>
@@ -7157,8 +7734,8 @@
         </w:pict>
       </w:r>
     </w:p>
-    <w:bookmarkEnd w:id="153"/>
-    <w:bookmarkStart w:id="154" w:name="aufgabe-3-algorithmus-entwickeln"/>
+    <w:bookmarkEnd w:id="158"/>
+    <w:bookmarkStart w:id="159" w:name="aufgabe-3-algorithmus-entwickeln"/>
     <w:p>
       <w:pPr>
         <w:pStyle w:val="Heading2"/>
@@ -7279,8 +7856,8 @@
         </w:pict>
       </w:r>
     </w:p>
-    <w:bookmarkEnd w:id="154"/>
-    <w:bookmarkStart w:id="155" w:name="aufgabe-4-darstellungen-vergleichen"/>
+    <w:bookmarkEnd w:id="159"/>
+    <w:bookmarkStart w:id="160" w:name="aufgabe-4-darstellungen-vergleichen"/>
     <w:p>
       <w:pPr>
         <w:pStyle w:val="Heading2"/>
@@ -7326,8 +7903,8 @@
         </w:pict>
       </w:r>
     </w:p>
-    <w:bookmarkEnd w:id="155"/>
-    <w:bookmarkStart w:id="156" w:name="selbsteinschätzung"/>
+    <w:bookmarkEnd w:id="160"/>
+    <w:bookmarkStart w:id="161" w:name="selbsteinschätzung"/>
     <w:p>
       <w:pPr>
         <w:pStyle w:val="Heading2"/>
@@ -7718,8 +8295,8 @@
         </w:pict>
       </w:r>
     </w:p>
-    <w:bookmarkEnd w:id="156"/>
-    <w:bookmarkStart w:id="157" w:name="geschafft"/>
+    <w:bookmarkEnd w:id="161"/>
+    <w:bookmarkStart w:id="162" w:name="geschafft"/>
     <w:p>
       <w:pPr>
         <w:pStyle w:val="Heading2"/>
@@ -7749,9 +8326,9 @@
         <w:br w:type="page"/>
       </w:r>
     </w:p>
-    <w:bookmarkEnd w:id="157"/>
-    <w:bookmarkEnd w:id="158"/>
-    <w:bookmarkStart w:id="169" w:name="X1fe86ddd3f4edc47bc3f740cbc88faf3705b9d2"/>
+    <w:bookmarkEnd w:id="162"/>
+    <w:bookmarkEnd w:id="163"/>
+    <w:bookmarkStart w:id="174" w:name="X1fe86ddd3f4edc47bc3f740cbc88faf3705b9d2"/>
     <w:p>
       <w:pPr>
         <w:pStyle w:val="Heading1"/>
@@ -7760,7 +8337,7 @@
         <w:t xml:space="preserve">Projektstart – Von der Übung zur Komplexaufgabe</w:t>
       </w:r>
     </w:p>
-    <w:bookmarkStart w:id="159" w:name="jetzt-beginnt-das-eigentliche-projekt"/>
+    <w:bookmarkStart w:id="164" w:name="jetzt-beginnt-das-eigentliche-projekt"/>
     <w:p>
       <w:pPr>
         <w:pStyle w:val="Heading2"/>
@@ -7829,8 +8406,8 @@
         </w:pict>
       </w:r>
     </w:p>
-    <w:bookmarkEnd w:id="159"/>
-    <w:bookmarkStart w:id="160" w:name="was-ist-ein-projekt"/>
+    <w:bookmarkEnd w:id="164"/>
+    <w:bookmarkStart w:id="165" w:name="was-ist-ein-projekt"/>
     <w:p>
       <w:pPr>
         <w:pStyle w:val="Heading2"/>
@@ -7922,8 +8499,8 @@
         </w:pict>
       </w:r>
     </w:p>
-    <w:bookmarkEnd w:id="160"/>
-    <w:bookmarkStart w:id="161" w:name="der-projektauftrag"/>
+    <w:bookmarkEnd w:id="165"/>
+    <w:bookmarkStart w:id="166" w:name="der-projektauftrag"/>
     <w:p>
       <w:pPr>
         <w:pStyle w:val="Heading2"/>
@@ -8036,8 +8613,8 @@
         </w:pict>
       </w:r>
     </w:p>
-    <w:bookmarkEnd w:id="161"/>
-    <w:bookmarkStart w:id="162" w:name="unser-team"/>
+    <w:bookmarkEnd w:id="166"/>
+    <w:bookmarkStart w:id="167" w:name="unser-team"/>
     <w:p>
       <w:pPr>
         <w:pStyle w:val="Heading2"/>
@@ -8096,8 +8673,8 @@
         </w:pict>
       </w:r>
     </w:p>
-    <w:bookmarkEnd w:id="162"/>
-    <w:bookmarkStart w:id="163" w:name="unsere-erste-idee"/>
+    <w:bookmarkEnd w:id="167"/>
+    <w:bookmarkStart w:id="168" w:name="unsere-erste-idee"/>
     <w:p>
       <w:pPr>
         <w:pStyle w:val="Heading2"/>
@@ -8157,8 +8734,8 @@
         </w:pict>
       </w:r>
     </w:p>
-    <w:bookmarkEnd w:id="163"/>
-    <w:bookmarkStart w:id="165" w:name="rollen-im-team"/>
+    <w:bookmarkEnd w:id="168"/>
+    <w:bookmarkStart w:id="170" w:name="rollen-im-team"/>
     <w:p>
       <w:pPr>
         <w:pStyle w:val="Heading2"/>
@@ -8256,7 +8833,7 @@
         <w:t xml:space="preserve">Präsentation</w:t>
       </w:r>
     </w:p>
-    <w:bookmarkStart w:id="164" w:name="unsere-erste-rollenverteilung"/>
+    <w:bookmarkStart w:id="169" w:name="unsere-erste-rollenverteilung"/>
     <w:p>
       <w:pPr>
         <w:pStyle w:val="Heading3"/>
@@ -8423,9 +9000,9 @@
         </w:pict>
       </w:r>
     </w:p>
-    <w:bookmarkEnd w:id="164"/>
-    <w:bookmarkEnd w:id="165"/>
-    <w:bookmarkStart w:id="166" w:name="der-qualitätskreislauf"/>
+    <w:bookmarkEnd w:id="169"/>
+    <w:bookmarkEnd w:id="170"/>
+    <w:bookmarkStart w:id="171" w:name="der-qualitätskreislauf"/>
     <w:p>
       <w:pPr>
         <w:pStyle w:val="Heading2"/>
@@ -8549,8 +9126,8 @@
         </w:pict>
       </w:r>
     </w:p>
-    <w:bookmarkEnd w:id="166"/>
-    <w:bookmarkStart w:id="167" w:name="projektregeln"/>
+    <w:bookmarkEnd w:id="171"/>
+    <w:bookmarkStart w:id="172" w:name="projektregeln"/>
     <w:p>
       <w:pPr>
         <w:pStyle w:val="Heading2"/>
@@ -8646,8 +9223,8 @@
         </w:pict>
       </w:r>
     </w:p>
-    <w:bookmarkEnd w:id="167"/>
-    <w:bookmarkStart w:id="168" w:name="startcheck"/>
+    <w:bookmarkEnd w:id="172"/>
+    <w:bookmarkStart w:id="173" w:name="startcheck"/>
     <w:p>
       <w:pPr>
         <w:pStyle w:val="Heading2"/>
@@ -8741,9 +9318,9 @@
         <w:br w:type="page"/>
       </w:r>
     </w:p>
-    <w:bookmarkEnd w:id="168"/>
-    <w:bookmarkEnd w:id="169"/>
-    <w:bookmarkStart w:id="186" w:name="X5fcebfba1a68adbdf1018d8e779eaec79c036c9"/>
+    <w:bookmarkEnd w:id="173"/>
+    <w:bookmarkEnd w:id="174"/>
+    <w:bookmarkStart w:id="191" w:name="X5fcebfba1a68adbdf1018d8e779eaec79c036c9"/>
     <w:p>
       <w:pPr>
         <w:pStyle w:val="Heading1"/>
@@ -8752,7 +9329,7 @@
         <w:t xml:space="preserve">Problemanalyse – Was müssen wir eigentlich lösen?</w:t>
       </w:r>
     </w:p>
-    <w:bookmarkStart w:id="170" w:name="nicht-sofort-programmieren"/>
+    <w:bookmarkStart w:id="175" w:name="nicht-sofort-programmieren"/>
     <w:p>
       <w:pPr>
         <w:pStyle w:val="Heading2"/>
@@ -8813,8 +9390,8 @@
         </w:pict>
       </w:r>
     </w:p>
-    <w:bookmarkEnd w:id="170"/>
-    <w:bookmarkStart w:id="171" w:name="problem-beschreiben"/>
+    <w:bookmarkEnd w:id="175"/>
+    <w:bookmarkStart w:id="176" w:name="problem-beschreiben"/>
     <w:p>
       <w:pPr>
         <w:pStyle w:val="Heading2"/>
@@ -8864,8 +9441,8 @@
         </w:pict>
       </w:r>
     </w:p>
-    <w:bookmarkEnd w:id="171"/>
-    <w:bookmarkStart w:id="172" w:name="ziel-beschreiben"/>
+    <w:bookmarkEnd w:id="176"/>
+    <w:bookmarkStart w:id="177" w:name="ziel-beschreiben"/>
     <w:p>
       <w:pPr>
         <w:pStyle w:val="Heading2"/>
@@ -8915,8 +9492,8 @@
         </w:pict>
       </w:r>
     </w:p>
-    <w:bookmarkEnd w:id="172"/>
-    <w:bookmarkStart w:id="173" w:name="zielgruppe"/>
+    <w:bookmarkEnd w:id="177"/>
+    <w:bookmarkStart w:id="178" w:name="zielgruppe"/>
     <w:p>
       <w:pPr>
         <w:pStyle w:val="Heading2"/>
@@ -9022,8 +9599,8 @@
         </w:pict>
       </w:r>
     </w:p>
-    <w:bookmarkEnd w:id="173"/>
-    <w:bookmarkStart w:id="178" w:name="Xf7b9c48f7794619faea0afbfc8db270f698cf46"/>
+    <w:bookmarkEnd w:id="178"/>
+    <w:bookmarkStart w:id="183" w:name="Xf7b9c48f7794619faea0afbfc8db270f698cf46"/>
     <w:p>
       <w:pPr>
         <w:pStyle w:val="Heading2"/>
@@ -9048,7 +9625,7 @@
         <w:t xml:space="preserve">Übertragt es auf euer Projekt.</w:t>
       </w:r>
     </w:p>
-    <w:bookmarkStart w:id="174" w:name="eingabe"/>
+    <w:bookmarkStart w:id="179" w:name="eingabe"/>
     <w:p>
       <w:pPr>
         <w:pStyle w:val="Heading3"/>
@@ -9072,8 +9649,8 @@
         </w:pict>
       </w:r>
     </w:p>
-    <w:bookmarkEnd w:id="174"/>
-    <w:bookmarkStart w:id="175" w:name="verarbeitung"/>
+    <w:bookmarkEnd w:id="179"/>
+    <w:bookmarkStart w:id="180" w:name="verarbeitung"/>
     <w:p>
       <w:pPr>
         <w:pStyle w:val="Heading3"/>
@@ -9097,8 +9674,8 @@
         </w:pict>
       </w:r>
     </w:p>
-    <w:bookmarkEnd w:id="175"/>
-    <w:bookmarkStart w:id="176" w:name="ausgabe"/>
+    <w:bookmarkEnd w:id="180"/>
+    <w:bookmarkStart w:id="181" w:name="ausgabe"/>
     <w:p>
       <w:pPr>
         <w:pStyle w:val="Heading3"/>
@@ -9122,8 +9699,8 @@
         </w:pict>
       </w:r>
     </w:p>
-    <w:bookmarkEnd w:id="176"/>
-    <w:bookmarkStart w:id="177" w:name="speicherung"/>
+    <w:bookmarkEnd w:id="181"/>
+    <w:bookmarkStart w:id="182" w:name="speicherung"/>
     <w:p>
       <w:pPr>
         <w:pStyle w:val="Heading3"/>
@@ -9154,9 +9731,9 @@
         </w:pict>
       </w:r>
     </w:p>
-    <w:bookmarkEnd w:id="177"/>
-    <w:bookmarkEnd w:id="178"/>
-    <w:bookmarkStart w:id="181" w:name="anforderungen"/>
+    <w:bookmarkEnd w:id="182"/>
+    <w:bookmarkEnd w:id="183"/>
+    <w:bookmarkStart w:id="186" w:name="anforderungen"/>
     <w:p>
       <w:pPr>
         <w:pStyle w:val="Heading2"/>
@@ -9189,7 +9766,7 @@
         <w:t xml:space="preserve">beschreibt, was eure Lösung leisten soll.</w:t>
       </w:r>
     </w:p>
-    <w:bookmarkStart w:id="179" w:name="muss-anforderungen"/>
+    <w:bookmarkStart w:id="184" w:name="muss-anforderungen"/>
     <w:p>
       <w:pPr>
         <w:pStyle w:val="Heading3"/>
@@ -9227,8 +9804,8 @@
         </w:pict>
       </w:r>
     </w:p>
-    <w:bookmarkEnd w:id="179"/>
-    <w:bookmarkStart w:id="180" w:name="kann-anforderungen"/>
+    <w:bookmarkEnd w:id="184"/>
+    <w:bookmarkStart w:id="185" w:name="kann-anforderungen"/>
     <w:p>
       <w:pPr>
         <w:pStyle w:val="Heading3"/>
@@ -9273,9 +9850,9 @@
         </w:pict>
       </w:r>
     </w:p>
-    <w:bookmarkEnd w:id="180"/>
-    <w:bookmarkEnd w:id="181"/>
-    <w:bookmarkStart w:id="182" w:name="grenzen-festlegen"/>
+    <w:bookmarkEnd w:id="185"/>
+    <w:bookmarkEnd w:id="186"/>
+    <w:bookmarkStart w:id="187" w:name="grenzen-festlegen"/>
     <w:p>
       <w:pPr>
         <w:pStyle w:val="Heading2"/>
@@ -9337,8 +9914,8 @@
         </w:pict>
       </w:r>
     </w:p>
-    <w:bookmarkEnd w:id="182"/>
-    <w:bookmarkStart w:id="185" w:name="prüfen"/>
+    <w:bookmarkEnd w:id="187"/>
+    <w:bookmarkStart w:id="190" w:name="prüfen"/>
     <w:p>
       <w:pPr>
         <w:pStyle w:val="Heading2"/>
@@ -9411,7 +9988,7 @@
         <w:t xml:space="preserve">Fehlen wichtige Informationen?</w:t>
       </w:r>
     </w:p>
-    <w:bookmarkStart w:id="183" w:name="rückmeldung-des-anderen-teams"/>
+    <w:bookmarkStart w:id="188" w:name="rückmeldung-des-anderen-teams"/>
     <w:p>
       <w:pPr>
         <w:pStyle w:val="Heading3"/>
@@ -9434,8 +10011,8 @@
         </w:pict>
       </w:r>
     </w:p>
-    <w:bookmarkEnd w:id="183"/>
-    <w:bookmarkStart w:id="184" w:name="das-ändern-wir-danach"/>
+    <w:bookmarkEnd w:id="188"/>
+    <w:bookmarkStart w:id="189" w:name="das-ändern-wir-danach"/>
     <w:p>
       <w:pPr>
         <w:pStyle w:val="Heading3"/>
@@ -9487,10 +10064,10 @@
         <w:br w:type="page"/>
       </w:r>
     </w:p>
-    <w:bookmarkEnd w:id="184"/>
-    <w:bookmarkEnd w:id="185"/>
-    <w:bookmarkEnd w:id="186"/>
-    <w:bookmarkStart w:id="199" w:name="lösungsentwurf-und-planung"/>
+    <w:bookmarkEnd w:id="189"/>
+    <w:bookmarkEnd w:id="190"/>
+    <w:bookmarkEnd w:id="191"/>
+    <w:bookmarkStart w:id="204" w:name="lösungsentwurf-und-planung"/>
     <w:p>
       <w:pPr>
         <w:pStyle w:val="Heading1"/>
@@ -9499,7 +10076,7 @@
         <w:t xml:space="preserve">Lösungsentwurf und Planung</w:t>
       </w:r>
     </w:p>
-    <w:bookmarkStart w:id="187" w:name="vom-problem-zur-lösung"/>
+    <w:bookmarkStart w:id="192" w:name="vom-problem-zur-lösung"/>
     <w:p>
       <w:pPr>
         <w:pStyle w:val="Heading2"/>
@@ -9539,8 +10116,8 @@
         </w:pict>
       </w:r>
     </w:p>
-    <w:bookmarkEnd w:id="187"/>
-    <w:bookmarkStart w:id="190" w:name="lösungsideen-sammeln"/>
+    <w:bookmarkEnd w:id="192"/>
+    <w:bookmarkStart w:id="195" w:name="lösungsideen-sammeln"/>
     <w:p>
       <w:pPr>
         <w:pStyle w:val="Heading2"/>
@@ -9557,7 +10134,7 @@
         <w:t xml:space="preserve">Notiert mindestens zwei mögliche Lösungsansätze.</w:t>
       </w:r>
     </w:p>
-    <w:bookmarkStart w:id="188" w:name="idee-a"/>
+    <w:bookmarkStart w:id="193" w:name="idee-a"/>
     <w:p>
       <w:pPr>
         <w:pStyle w:val="Heading3"/>
@@ -9580,8 +10157,8 @@
         </w:pict>
       </w:r>
     </w:p>
-    <w:bookmarkEnd w:id="188"/>
-    <w:bookmarkStart w:id="189" w:name="idee-b"/>
+    <w:bookmarkEnd w:id="193"/>
+    <w:bookmarkStart w:id="194" w:name="idee-b"/>
     <w:p>
       <w:pPr>
         <w:pStyle w:val="Heading3"/>
@@ -9611,9 +10188,9 @@
         </w:pict>
       </w:r>
     </w:p>
-    <w:bookmarkEnd w:id="189"/>
-    <w:bookmarkEnd w:id="190"/>
-    <w:bookmarkStart w:id="193" w:name="ideen-vergleichen"/>
+    <w:bookmarkEnd w:id="194"/>
+    <w:bookmarkEnd w:id="195"/>
+    <w:bookmarkStart w:id="198" w:name="ideen-vergleichen"/>
     <w:p>
       <w:pPr>
         <w:pStyle w:val="Heading2"/>
@@ -9826,7 +10403,7 @@
         </w:tc>
       </w:tr>
     </w:tbl>
-    <w:bookmarkStart w:id="191" w:name="unsere-entscheidung"/>
+    <w:bookmarkStart w:id="196" w:name="unsere-entscheidung"/>
     <w:p>
       <w:pPr>
         <w:pStyle w:val="Heading3"/>
@@ -9850,8 +10427,8 @@
         </w:pict>
       </w:r>
     </w:p>
-    <w:bookmarkEnd w:id="191"/>
-    <w:bookmarkStart w:id="192" w:name="begründung"/>
+    <w:bookmarkEnd w:id="196"/>
+    <w:bookmarkStart w:id="197" w:name="begründung"/>
     <w:p>
       <w:pPr>
         <w:pStyle w:val="Heading3"/>
@@ -9881,9 +10458,9 @@
         </w:pict>
       </w:r>
     </w:p>
-    <w:bookmarkEnd w:id="192"/>
-    <w:bookmarkEnd w:id="193"/>
-    <w:bookmarkStart w:id="194" w:name="algorithmus-entwerfen"/>
+    <w:bookmarkEnd w:id="197"/>
+    <w:bookmarkEnd w:id="198"/>
+    <w:bookmarkStart w:id="199" w:name="algorithmus-entwerfen"/>
     <w:p>
       <w:pPr>
         <w:pStyle w:val="Heading2"/>
@@ -9998,8 +10575,8 @@
         </w:pict>
       </w:r>
     </w:p>
-    <w:bookmarkEnd w:id="194"/>
-    <w:bookmarkStart w:id="195" w:name="umsetzung-wählen"/>
+    <w:bookmarkEnd w:id="199"/>
+    <w:bookmarkStart w:id="200" w:name="umsetzung-wählen"/>
     <w:p>
       <w:pPr>
         <w:pStyle w:val="Heading2"/>
@@ -10093,8 +10670,8 @@
         </w:pict>
       </w:r>
     </w:p>
-    <w:bookmarkEnd w:id="195"/>
-    <w:bookmarkStart w:id="196" w:name="projekt-in-kleine-aufgaben-zerlegen"/>
+    <w:bookmarkEnd w:id="200"/>
+    <w:bookmarkStart w:id="201" w:name="projekt-in-kleine-aufgaben-zerlegen"/>
     <w:p>
       <w:pPr>
         <w:pStyle w:val="Heading2"/>
@@ -10395,8 +10972,8 @@
         </w:pict>
       </w:r>
     </w:p>
-    <w:bookmarkEnd w:id="196"/>
-    <w:bookmarkStart w:id="197" w:name="erste-lauffähige-version"/>
+    <w:bookmarkEnd w:id="201"/>
+    <w:bookmarkStart w:id="202" w:name="erste-lauffähige-version"/>
     <w:p>
       <w:pPr>
         <w:pStyle w:val="Heading2"/>
@@ -10501,8 +11078,8 @@
         </w:pict>
       </w:r>
     </w:p>
-    <w:bookmarkEnd w:id="197"/>
-    <w:bookmarkStart w:id="198" w:name="planungscheck"/>
+    <w:bookmarkEnd w:id="202"/>
+    <w:bookmarkStart w:id="203" w:name="planungscheck"/>
     <w:p>
       <w:pPr>
         <w:pStyle w:val="Heading2"/>
@@ -10576,9 +11153,9 @@
         <w:br w:type="page"/>
       </w:r>
     </w:p>
-    <w:bookmarkEnd w:id="198"/>
-    <w:bookmarkEnd w:id="199"/>
-    <w:bookmarkStart w:id="212" w:name="Xc03165e95680d2e49cd7d1b211952edb308f5f9"/>
+    <w:bookmarkEnd w:id="203"/>
+    <w:bookmarkEnd w:id="204"/>
+    <w:bookmarkStart w:id="217" w:name="Xc03165e95680d2e49cd7d1b211952edb308f5f9"/>
     <w:p>
       <w:pPr>
         <w:pStyle w:val="Heading1"/>
@@ -10587,7 +11164,7 @@
         <w:t xml:space="preserve">Umsetzung – Aus dem Entwurf wird eine funktionierende Lösung</w:t>
       </w:r>
     </w:p>
-    <w:bookmarkStart w:id="200" w:name="kleine-schritte"/>
+    <w:bookmarkStart w:id="205" w:name="kleine-schritte"/>
     <w:p>
       <w:pPr>
         <w:pStyle w:val="Heading2"/>
@@ -10702,8 +11279,8 @@
         </w:pict>
       </w:r>
     </w:p>
-    <w:bookmarkEnd w:id="200"/>
-    <w:bookmarkStart w:id="203" w:name="version-1"/>
+    <w:bookmarkEnd w:id="205"/>
+    <w:bookmarkStart w:id="208" w:name="version-1"/>
     <w:p>
       <w:pPr>
         <w:pStyle w:val="Heading2"/>
@@ -10727,7 +11304,7 @@
         </w:pict>
       </w:r>
     </w:p>
-    <w:bookmarkStart w:id="201" w:name="ergebnis"/>
+    <w:bookmarkStart w:id="206" w:name="ergebnis"/>
     <w:p>
       <w:pPr>
         <w:pStyle w:val="Heading3"/>
@@ -10772,8 +11349,8 @@
         <w:t xml:space="preserve">☐ funktioniert noch nicht</w:t>
       </w:r>
     </w:p>
-    <w:bookmarkEnd w:id="201"/>
-    <w:bookmarkStart w:id="202" w:name="beobachtung"/>
+    <w:bookmarkEnd w:id="206"/>
+    <w:bookmarkStart w:id="207" w:name="beobachtung"/>
     <w:p>
       <w:pPr>
         <w:pStyle w:val="Heading3"/>
@@ -10803,9 +11380,9 @@
         </w:pict>
       </w:r>
     </w:p>
-    <w:bookmarkEnd w:id="202"/>
-    <w:bookmarkEnd w:id="203"/>
-    <w:bookmarkStart w:id="204" w:name="entwicklungsprotokoll"/>
+    <w:bookmarkEnd w:id="207"/>
+    <w:bookmarkEnd w:id="208"/>
+    <w:bookmarkStart w:id="209" w:name="entwicklungsprotokoll"/>
     <w:p>
       <w:pPr>
         <w:pStyle w:val="Heading2"/>
@@ -11003,8 +11580,8 @@
         </w:pict>
       </w:r>
     </w:p>
-    <w:bookmarkEnd w:id="204"/>
-    <w:bookmarkStart w:id="205" w:name="wenn-etwas-nicht-funktioniert"/>
+    <w:bookmarkEnd w:id="209"/>
+    <w:bookmarkStart w:id="210" w:name="wenn-etwas-nicht-funktioniert"/>
     <w:p>
       <w:pPr>
         <w:pStyle w:val="Heading2"/>
@@ -11124,8 +11701,8 @@
         </w:pict>
       </w:r>
     </w:p>
-    <w:bookmarkEnd w:id="205"/>
-    <w:bookmarkStart w:id="206" w:name="kai-fragt-1"/>
+    <w:bookmarkEnd w:id="210"/>
+    <w:bookmarkStart w:id="211" w:name="kai-fragt-1"/>
     <w:p>
       <w:pPr>
         <w:pStyle w:val="Heading2"/>
@@ -11157,8 +11734,8 @@
         </w:pict>
       </w:r>
     </w:p>
-    <w:bookmarkEnd w:id="206"/>
-    <w:bookmarkStart w:id="210" w:name="kommunikation-im-team"/>
+    <w:bookmarkEnd w:id="211"/>
+    <w:bookmarkStart w:id="215" w:name="kommunikation-im-team"/>
     <w:p>
       <w:pPr>
         <w:pStyle w:val="Heading2"/>
@@ -11223,7 +11800,7 @@
         <w:t xml:space="preserve">Welche Aufgabe kommt als Nächstes?</w:t>
       </w:r>
     </w:p>
-    <w:bookmarkStart w:id="207" w:name="unser-aktueller-stand"/>
+    <w:bookmarkStart w:id="212" w:name="unser-aktueller-stand"/>
     <w:p>
       <w:pPr>
         <w:pStyle w:val="Heading3"/>
@@ -11246,8 +11823,8 @@
         </w:pict>
       </w:r>
     </w:p>
-    <w:bookmarkEnd w:id="207"/>
-    <w:bookmarkStart w:id="208" w:name="unser-größtes-problem"/>
+    <w:bookmarkEnd w:id="212"/>
+    <w:bookmarkStart w:id="213" w:name="unser-größtes-problem"/>
     <w:p>
       <w:pPr>
         <w:pStyle w:val="Heading3"/>
@@ -11263,8 +11840,8 @@
         </w:pict>
       </w:r>
     </w:p>
-    <w:bookmarkEnd w:id="208"/>
-    <w:bookmarkStart w:id="209" w:name="unser-nächster-schritt"/>
+    <w:bookmarkEnd w:id="213"/>
+    <w:bookmarkStart w:id="214" w:name="unser-nächster-schritt"/>
     <w:p>
       <w:pPr>
         <w:pStyle w:val="Heading3"/>
@@ -11287,9 +11864,9 @@
         </w:pict>
       </w:r>
     </w:p>
-    <w:bookmarkEnd w:id="209"/>
-    <w:bookmarkEnd w:id="210"/>
-    <w:bookmarkStart w:id="211" w:name="zwischenstand-sichern"/>
+    <w:bookmarkEnd w:id="214"/>
+    <w:bookmarkEnd w:id="215"/>
+    <w:bookmarkStart w:id="216" w:name="zwischenstand-sichern"/>
     <w:p>
       <w:pPr>
         <w:pStyle w:val="Heading2"/>
@@ -11351,9 +11928,9 @@
         <w:br w:type="page"/>
       </w:r>
     </w:p>
-    <w:bookmarkEnd w:id="211"/>
-    <w:bookmarkEnd w:id="212"/>
-    <w:bookmarkStart w:id="226" w:name="testen-und-verbessern"/>
+    <w:bookmarkEnd w:id="216"/>
+    <w:bookmarkEnd w:id="217"/>
+    <w:bookmarkStart w:id="231" w:name="testen-und-verbessern"/>
     <w:p>
       <w:pPr>
         <w:pStyle w:val="Heading1"/>
@@ -11362,7 +11939,7 @@
         <w:t xml:space="preserve">Testen und Verbessern</w:t>
       </w:r>
     </w:p>
-    <w:bookmarkStart w:id="213" w:name="es-läuft-reicht-nicht"/>
+    <w:bookmarkStart w:id="218" w:name="es-läuft-reicht-nicht"/>
     <w:p>
       <w:pPr>
         <w:pStyle w:val="Heading2"/>
@@ -11418,8 +11995,8 @@
         </w:pict>
       </w:r>
     </w:p>
-    <w:bookmarkEnd w:id="213"/>
-    <w:bookmarkStart w:id="215" w:name="testfälle-entwickeln"/>
+    <w:bookmarkEnd w:id="218"/>
+    <w:bookmarkStart w:id="220" w:name="testfälle-entwickeln"/>
     <w:p>
       <w:pPr>
         <w:pStyle w:val="Heading2"/>
@@ -11472,7 +12049,7 @@
         <w:t xml:space="preserve">das erwartete Ergebnis.</w:t>
       </w:r>
     </w:p>
-    <w:bookmarkStart w:id="214" w:name="beispiel"/>
+    <w:bookmarkStart w:id="219" w:name="beispiel"/>
     <w:p>
       <w:pPr>
         <w:pStyle w:val="Heading3"/>
@@ -11580,9 +12157,9 @@
         </w:pict>
       </w:r>
     </w:p>
-    <w:bookmarkEnd w:id="214"/>
-    <w:bookmarkEnd w:id="215"/>
-    <w:bookmarkStart w:id="216" w:name="unsere-testfälle"/>
+    <w:bookmarkEnd w:id="219"/>
+    <w:bookmarkEnd w:id="220"/>
+    <w:bookmarkStart w:id="221" w:name="unsere-testfälle"/>
     <w:p>
       <w:pPr>
         <w:pStyle w:val="Heading2"/>
@@ -11908,8 +12485,8 @@
         </w:pict>
       </w:r>
     </w:p>
-    <w:bookmarkEnd w:id="216"/>
-    <w:bookmarkStart w:id="217" w:name="muss-anforderungen-testen"/>
+    <w:bookmarkEnd w:id="221"/>
+    <w:bookmarkStart w:id="222" w:name="muss-anforderungen-testen"/>
     <w:p>
       <w:pPr>
         <w:pStyle w:val="Heading2"/>
@@ -12114,8 +12691,8 @@
         </w:pict>
       </w:r>
     </w:p>
-    <w:bookmarkEnd w:id="217"/>
-    <w:bookmarkStart w:id="220" w:name="fremdtest"/>
+    <w:bookmarkEnd w:id="222"/>
+    <w:bookmarkStart w:id="225" w:name="fremdtest"/>
     <w:p>
       <w:pPr>
         <w:pStyle w:val="Heading2"/>
@@ -12140,7 +12717,7 @@
         <w:t xml:space="preserve">Die Testperson darf zunächst keine Erklärung erhalten.</w:t>
       </w:r>
     </w:p>
-    <w:bookmarkStart w:id="218" w:name="beobachtet"/>
+    <w:bookmarkStart w:id="223" w:name="beobachtet"/>
     <w:p>
       <w:pPr>
         <w:pStyle w:val="Heading3"/>
@@ -12197,8 +12774,8 @@
         <w:t xml:space="preserve">Sind Hinweise verständlich?</w:t>
       </w:r>
     </w:p>
-    <w:bookmarkEnd w:id="218"/>
-    <w:bookmarkStart w:id="219" w:name="rückmeldung"/>
+    <w:bookmarkEnd w:id="223"/>
+    <w:bookmarkStart w:id="224" w:name="rückmeldung"/>
     <w:p>
       <w:pPr>
         <w:pStyle w:val="Heading3"/>
@@ -12228,9 +12805,9 @@
         </w:pict>
       </w:r>
     </w:p>
-    <w:bookmarkEnd w:id="219"/>
-    <w:bookmarkEnd w:id="220"/>
-    <w:bookmarkStart w:id="224" w:name="fehler-priorisieren"/>
+    <w:bookmarkEnd w:id="224"/>
+    <w:bookmarkEnd w:id="225"/>
+    <w:bookmarkStart w:id="229" w:name="fehler-priorisieren"/>
     <w:p>
       <w:pPr>
         <w:pStyle w:val="Heading2"/>
@@ -12247,7 +12824,7 @@
         <w:t xml:space="preserve">Nicht jeder Fehler ist gleich wichtig.</w:t>
       </w:r>
     </w:p>
-    <w:bookmarkStart w:id="221" w:name="kritisch"/>
+    <w:bookmarkStart w:id="226" w:name="kritisch"/>
     <w:p>
       <w:pPr>
         <w:pStyle w:val="Heading3"/>
@@ -12264,8 +12841,8 @@
         <w:t xml:space="preserve">Die Kernfunktion funktioniert nicht.</w:t>
       </w:r>
     </w:p>
-    <w:bookmarkEnd w:id="221"/>
-    <w:bookmarkStart w:id="222" w:name="wichtig"/>
+    <w:bookmarkEnd w:id="226"/>
+    <w:bookmarkStart w:id="227" w:name="wichtig"/>
     <w:p>
       <w:pPr>
         <w:pStyle w:val="Heading3"/>
@@ -12282,8 +12859,8 @@
         <w:t xml:space="preserve">Die Lösung funktioniert, aber eine wichtige Funktion ist fehlerhaft.</w:t>
       </w:r>
     </w:p>
-    <w:bookmarkEnd w:id="222"/>
-    <w:bookmarkStart w:id="223" w:name="klein"/>
+    <w:bookmarkEnd w:id="227"/>
+    <w:bookmarkStart w:id="228" w:name="klein"/>
     <w:p>
       <w:pPr>
         <w:pStyle w:val="Heading3"/>
@@ -12439,9 +13016,9 @@
         </w:pict>
       </w:r>
     </w:p>
-    <w:bookmarkEnd w:id="223"/>
-    <w:bookmarkEnd w:id="224"/>
-    <w:bookmarkStart w:id="225" w:name="qualitätskreislauf"/>
+    <w:bookmarkEnd w:id="228"/>
+    <w:bookmarkEnd w:id="229"/>
+    <w:bookmarkStart w:id="230" w:name="qualitätskreislauf"/>
     <w:p>
       <w:pPr>
         <w:pStyle w:val="Heading2"/>
@@ -12577,9 +13154,9 @@
         <w:br w:type="page"/>
       </w:r>
     </w:p>
-    <w:bookmarkEnd w:id="225"/>
-    <w:bookmarkEnd w:id="226"/>
-    <w:bookmarkStart w:id="243" w:name="Xe931c42aac3179b4bf7628331a1f8f075d03c70"/>
+    <w:bookmarkEnd w:id="230"/>
+    <w:bookmarkEnd w:id="231"/>
+    <w:bookmarkStart w:id="248" w:name="Xe931c42aac3179b4bf7628331a1f8f075d03c70"/>
     <w:p>
       <w:pPr>
         <w:pStyle w:val="Heading1"/>
@@ -12588,7 +13165,7 @@
         <w:t xml:space="preserve">Dokumentation – Den Lösungsweg nachvollziehbar machen</w:t>
       </w:r>
     </w:p>
-    <w:bookmarkStart w:id="227" w:name="dokumentation-ist-teil-des-projekts"/>
+    <w:bookmarkStart w:id="232" w:name="dokumentation-ist-teil-des-projekts"/>
     <w:p>
       <w:pPr>
         <w:pStyle w:val="Heading2"/>
@@ -12636,8 +13213,8 @@
         </w:pict>
       </w:r>
     </w:p>
-    <w:bookmarkEnd w:id="227"/>
-    <w:bookmarkStart w:id="235" w:name="eure-projektdokumentation"/>
+    <w:bookmarkEnd w:id="232"/>
+    <w:bookmarkStart w:id="240" w:name="eure-projektdokumentation"/>
     <w:p>
       <w:pPr>
         <w:pStyle w:val="Heading2"/>
@@ -12654,7 +13231,7 @@
         <w:t xml:space="preserve">Sie sollte mindestens enthalten:</w:t>
       </w:r>
     </w:p>
-    <w:bookmarkStart w:id="228" w:name="projektziel"/>
+    <w:bookmarkStart w:id="233" w:name="projektziel"/>
     <w:p>
       <w:pPr>
         <w:pStyle w:val="Heading3"/>
@@ -12678,8 +13255,8 @@
         </w:pict>
       </w:r>
     </w:p>
-    <w:bookmarkEnd w:id="228"/>
-    <w:bookmarkStart w:id="229" w:name="anforderungen-1"/>
+    <w:bookmarkEnd w:id="233"/>
+    <w:bookmarkStart w:id="234" w:name="anforderungen-1"/>
     <w:p>
       <w:pPr>
         <w:pStyle w:val="Heading3"/>
@@ -12703,8 +13280,8 @@
         </w:pict>
       </w:r>
     </w:p>
-    <w:bookmarkEnd w:id="229"/>
-    <w:bookmarkStart w:id="230" w:name="lösungsentwurf"/>
+    <w:bookmarkEnd w:id="234"/>
+    <w:bookmarkStart w:id="235" w:name="lösungsentwurf"/>
     <w:p>
       <w:pPr>
         <w:pStyle w:val="Heading3"/>
@@ -12728,8 +13305,8 @@
         </w:pict>
       </w:r>
     </w:p>
-    <w:bookmarkEnd w:id="230"/>
-    <w:bookmarkStart w:id="231" w:name="umsetzung"/>
+    <w:bookmarkEnd w:id="235"/>
+    <w:bookmarkStart w:id="236" w:name="umsetzung"/>
     <w:p>
       <w:pPr>
         <w:pStyle w:val="Heading3"/>
@@ -12753,8 +13330,8 @@
         </w:pict>
       </w:r>
     </w:p>
-    <w:bookmarkEnd w:id="231"/>
-    <w:bookmarkStart w:id="232" w:name="test-2"/>
+    <w:bookmarkEnd w:id="236"/>
+    <w:bookmarkStart w:id="237" w:name="test-2"/>
     <w:p>
       <w:pPr>
         <w:pStyle w:val="Heading3"/>
@@ -12778,8 +13355,8 @@
         </w:pict>
       </w:r>
     </w:p>
-    <w:bookmarkEnd w:id="232"/>
-    <w:bookmarkStart w:id="233" w:name="verbesserungen"/>
+    <w:bookmarkEnd w:id="237"/>
+    <w:bookmarkStart w:id="238" w:name="verbesserungen"/>
     <w:p>
       <w:pPr>
         <w:pStyle w:val="Heading3"/>
@@ -12803,8 +13380,8 @@
         </w:pict>
       </w:r>
     </w:p>
-    <w:bookmarkEnd w:id="233"/>
-    <w:bookmarkStart w:id="234" w:name="ergebnis-1"/>
+    <w:bookmarkEnd w:id="238"/>
+    <w:bookmarkStart w:id="239" w:name="ergebnis-1"/>
     <w:p>
       <w:pPr>
         <w:pStyle w:val="Heading3"/>
@@ -12835,9 +13412,9 @@
         </w:pict>
       </w:r>
     </w:p>
-    <w:bookmarkEnd w:id="234"/>
-    <w:bookmarkEnd w:id="235"/>
-    <w:bookmarkStart w:id="239" w:name="entscheidungen-dokumentieren"/>
+    <w:bookmarkEnd w:id="239"/>
+    <w:bookmarkEnd w:id="240"/>
+    <w:bookmarkStart w:id="244" w:name="entscheidungen-dokumentieren"/>
     <w:p>
       <w:pPr>
         <w:pStyle w:val="Heading2"/>
@@ -12854,7 +13431,7 @@
         <w:t xml:space="preserve">Notiert mindestens eine wichtige Entscheidung.</w:t>
       </w:r>
     </w:p>
-    <w:bookmarkStart w:id="236" w:name="entscheidung"/>
+    <w:bookmarkStart w:id="241" w:name="entscheidung"/>
     <w:p>
       <w:pPr>
         <w:pStyle w:val="Heading3"/>
@@ -12870,8 +13447,8 @@
         </w:pict>
       </w:r>
     </w:p>
-    <w:bookmarkEnd w:id="236"/>
-    <w:bookmarkStart w:id="237" w:name="welche-alternativen-gab-es"/>
+    <w:bookmarkEnd w:id="241"/>
+    <w:bookmarkStart w:id="242" w:name="welche-alternativen-gab-es"/>
     <w:p>
       <w:pPr>
         <w:pStyle w:val="Heading3"/>
@@ -12887,8 +13464,8 @@
         </w:pict>
       </w:r>
     </w:p>
-    <w:bookmarkEnd w:id="237"/>
-    <w:bookmarkStart w:id="238" w:name="warum-habt-ihr-euch-so-entschieden"/>
+    <w:bookmarkEnd w:id="242"/>
+    <w:bookmarkStart w:id="243" w:name="warum-habt-ihr-euch-so-entschieden"/>
     <w:p>
       <w:pPr>
         <w:pStyle w:val="Heading3"/>
@@ -12911,9 +13488,9 @@
         </w:pict>
       </w:r>
     </w:p>
-    <w:bookmarkEnd w:id="238"/>
-    <w:bookmarkEnd w:id="239"/>
-    <w:bookmarkStart w:id="240" w:name="schwierigkeiten"/>
+    <w:bookmarkEnd w:id="243"/>
+    <w:bookmarkEnd w:id="244"/>
+    <w:bookmarkStart w:id="245" w:name="schwierigkeiten"/>
     <w:p>
       <w:pPr>
         <w:pStyle w:val="Heading2"/>
@@ -12959,8 +13536,8 @@
         </w:pict>
       </w:r>
     </w:p>
-    <w:bookmarkEnd w:id="240"/>
-    <w:bookmarkStart w:id="241" w:name="zusammenarbeit"/>
+    <w:bookmarkEnd w:id="245"/>
+    <w:bookmarkStart w:id="246" w:name="zusammenarbeit"/>
     <w:p>
       <w:pPr>
         <w:pStyle w:val="Heading2"/>
@@ -13021,8 +13598,8 @@
         </w:pict>
       </w:r>
     </w:p>
-    <w:bookmarkEnd w:id="241"/>
-    <w:bookmarkStart w:id="242" w:name="dokumentationscheck"/>
+    <w:bookmarkEnd w:id="246"/>
+    <w:bookmarkStart w:id="247" w:name="dokumentationscheck"/>
     <w:p>
       <w:pPr>
         <w:pStyle w:val="Heading2"/>
@@ -13132,9 +13709,9 @@
         <w:br w:type="page"/>
       </w:r>
     </w:p>
-    <w:bookmarkEnd w:id="242"/>
-    <w:bookmarkEnd w:id="243"/>
-    <w:bookmarkStart w:id="258" w:name="präsentation-und-reflexion"/>
+    <w:bookmarkEnd w:id="247"/>
+    <w:bookmarkEnd w:id="248"/>
+    <w:bookmarkStart w:id="263" w:name="präsentation-und-reflexion"/>
     <w:p>
       <w:pPr>
         <w:pStyle w:val="Heading1"/>
@@ -13143,7 +13720,7 @@
         <w:t xml:space="preserve">Präsentation und Reflexion</w:t>
       </w:r>
     </w:p>
-    <w:bookmarkStart w:id="244" w:name="euer-ergebnis-vorstellen"/>
+    <w:bookmarkStart w:id="249" w:name="euer-ergebnis-vorstellen"/>
     <w:p>
       <w:pPr>
         <w:pStyle w:val="Heading2"/>
@@ -13175,8 +13752,8 @@
         </w:pict>
       </w:r>
     </w:p>
-    <w:bookmarkEnd w:id="244"/>
-    <w:bookmarkStart w:id="251" w:name="präsentationsstruktur"/>
+    <w:bookmarkEnd w:id="249"/>
+    <w:bookmarkStart w:id="256" w:name="präsentationsstruktur"/>
     <w:p>
       <w:pPr>
         <w:pStyle w:val="Heading2"/>
@@ -13185,7 +13762,7 @@
         <w:t xml:space="preserve">Präsentationsstruktur</w:t>
       </w:r>
     </w:p>
-    <w:bookmarkStart w:id="245" w:name="problem-1"/>
+    <w:bookmarkStart w:id="250" w:name="problem-1"/>
     <w:p>
       <w:pPr>
         <w:pStyle w:val="Heading3"/>
@@ -13202,8 +13779,8 @@
         <w:t xml:space="preserve">Was sollte gelöst werden?</w:t>
       </w:r>
     </w:p>
-    <w:bookmarkEnd w:id="245"/>
-    <w:bookmarkStart w:id="246" w:name="ziel-1"/>
+    <w:bookmarkEnd w:id="250"/>
+    <w:bookmarkStart w:id="251" w:name="ziel-1"/>
     <w:p>
       <w:pPr>
         <w:pStyle w:val="Heading3"/>
@@ -13220,8 +13797,8 @@
         <w:t xml:space="preserve">Was sollte eure Lösung können?</w:t>
       </w:r>
     </w:p>
-    <w:bookmarkEnd w:id="246"/>
-    <w:bookmarkStart w:id="247" w:name="lösungsweg"/>
+    <w:bookmarkEnd w:id="251"/>
+    <w:bookmarkStart w:id="252" w:name="lösungsweg"/>
     <w:p>
       <w:pPr>
         <w:pStyle w:val="Heading3"/>
@@ -13238,8 +13815,8 @@
         <w:t xml:space="preserve">Wie seid ihr vorgegangen?</w:t>
       </w:r>
     </w:p>
-    <w:bookmarkEnd w:id="247"/>
-    <w:bookmarkStart w:id="248" w:name="ergebnis-2"/>
+    <w:bookmarkEnd w:id="252"/>
+    <w:bookmarkStart w:id="253" w:name="ergebnis-2"/>
     <w:p>
       <w:pPr>
         <w:pStyle w:val="Heading3"/>
@@ -13256,8 +13833,8 @@
         <w:t xml:space="preserve">Zeigt eure funktionierende Lösung.</w:t>
       </w:r>
     </w:p>
-    <w:bookmarkEnd w:id="248"/>
-    <w:bookmarkStart w:id="249" w:name="test-und-verbesserung"/>
+    <w:bookmarkEnd w:id="253"/>
+    <w:bookmarkStart w:id="254" w:name="test-und-verbesserung"/>
     <w:p>
       <w:pPr>
         <w:pStyle w:val="Heading3"/>
@@ -13274,8 +13851,8 @@
         <w:t xml:space="preserve">Welche Fehler oder Schwächen habt ihr gefunden?</w:t>
       </w:r>
     </w:p>
-    <w:bookmarkEnd w:id="249"/>
-    <w:bookmarkStart w:id="250" w:name="erkenntnis"/>
+    <w:bookmarkEnd w:id="254"/>
+    <w:bookmarkStart w:id="255" w:name="erkenntnis"/>
     <w:p>
       <w:pPr>
         <w:pStyle w:val="Heading3"/>
@@ -13299,9 +13876,9 @@
         </w:pict>
       </w:r>
     </w:p>
-    <w:bookmarkEnd w:id="250"/>
-    <w:bookmarkEnd w:id="251"/>
-    <w:bookmarkStart w:id="252" w:name="präsentationsregeln"/>
+    <w:bookmarkEnd w:id="255"/>
+    <w:bookmarkEnd w:id="256"/>
+    <w:bookmarkStart w:id="257" w:name="präsentationsregeln"/>
     <w:p>
       <w:pPr>
         <w:pStyle w:val="Heading2"/>
@@ -13377,8 +13954,8 @@
         </w:pict>
       </w:r>
     </w:p>
-    <w:bookmarkEnd w:id="252"/>
-    <w:bookmarkStart w:id="257" w:name="vorbereitung"/>
+    <w:bookmarkEnd w:id="257"/>
+    <w:bookmarkStart w:id="262" w:name="vorbereitung"/>
     <w:p>
       <w:pPr>
         <w:pStyle w:val="Heading2"/>
@@ -13387,7 +13964,7 @@
         <w:t xml:space="preserve">Vorbereitung</w:t>
       </w:r>
     </w:p>
-    <w:bookmarkStart w:id="253" w:name="unser-wichtigster-satz-zum-problem"/>
+    <w:bookmarkStart w:id="258" w:name="unser-wichtigster-satz-zum-problem"/>
     <w:p>
       <w:pPr>
         <w:pStyle w:val="Heading3"/>
@@ -13403,8 +13980,8 @@
         </w:pict>
       </w:r>
     </w:p>
-    <w:bookmarkEnd w:id="253"/>
-    <w:bookmarkStart w:id="254" w:name="das-müssen-wir-unbedingt-zeigen"/>
+    <w:bookmarkEnd w:id="258"/>
+    <w:bookmarkStart w:id="259" w:name="das-müssen-wir-unbedingt-zeigen"/>
     <w:p>
       <w:pPr>
         <w:pStyle w:val="Heading3"/>
@@ -13420,8 +13997,8 @@
         </w:pict>
       </w:r>
     </w:p>
-    <w:bookmarkEnd w:id="254"/>
-    <w:bookmarkStart w:id="255" w:name="unser-wichtigster-test"/>
+    <w:bookmarkEnd w:id="259"/>
+    <w:bookmarkStart w:id="260" w:name="unser-wichtigster-test"/>
     <w:p>
       <w:pPr>
         <w:pStyle w:val="Heading3"/>
@@ -13437,8 +14014,8 @@
         </w:pict>
       </w:r>
     </w:p>
-    <w:bookmarkEnd w:id="255"/>
-    <w:bookmarkStart w:id="256" w:name="unsere-größte-verbesserung"/>
+    <w:bookmarkEnd w:id="260"/>
+    <w:bookmarkStart w:id="261" w:name="unsere-größte-verbesserung"/>
     <w:p>
       <w:pPr>
         <w:pStyle w:val="Heading3"/>
@@ -13466,10 +14043,10 @@
         <w:br w:type="page"/>
       </w:r>
     </w:p>
-    <w:bookmarkEnd w:id="256"/>
-    <w:bookmarkEnd w:id="257"/>
-    <w:bookmarkEnd w:id="258"/>
-    <w:bookmarkStart w:id="264" w:name="reflexion-1"/>
+    <w:bookmarkEnd w:id="261"/>
+    <w:bookmarkEnd w:id="262"/>
+    <w:bookmarkEnd w:id="263"/>
+    <w:bookmarkStart w:id="269" w:name="reflexion-1"/>
     <w:p>
       <w:pPr>
         <w:pStyle w:val="Heading1"/>
@@ -13478,7 +14055,7 @@
         <w:t xml:space="preserve">Reflexion</w:t>
       </w:r>
     </w:p>
-    <w:bookmarkStart w:id="259" w:name="über-das-ergebnis"/>
+    <w:bookmarkStart w:id="264" w:name="über-das-ergebnis"/>
     <w:p>
       <w:pPr>
         <w:pStyle w:val="Heading2"/>
@@ -13539,8 +14116,8 @@
         </w:pict>
       </w:r>
     </w:p>
-    <w:bookmarkEnd w:id="259"/>
-    <w:bookmarkStart w:id="260" w:name="über-den-lösungsweg"/>
+    <w:bookmarkEnd w:id="264"/>
+    <w:bookmarkStart w:id="265" w:name="über-den-lösungsweg"/>
     <w:p>
       <w:pPr>
         <w:pStyle w:val="Heading2"/>
@@ -13601,8 +14178,8 @@
         </w:pict>
       </w:r>
     </w:p>
-    <w:bookmarkEnd w:id="260"/>
-    <w:bookmarkStart w:id="261" w:name="über-die-zusammenarbeit"/>
+    <w:bookmarkEnd w:id="265"/>
+    <w:bookmarkStart w:id="266" w:name="über-die-zusammenarbeit"/>
     <w:p>
       <w:pPr>
         <w:pStyle w:val="Heading2"/>
@@ -13663,8 +14240,8 @@
         </w:pict>
       </w:r>
     </w:p>
-    <w:bookmarkEnd w:id="261"/>
-    <w:bookmarkStart w:id="262" w:name="über-das-lernen"/>
+    <w:bookmarkEnd w:id="266"/>
+    <w:bookmarkStart w:id="267" w:name="über-das-lernen"/>
     <w:p>
       <w:pPr>
         <w:pStyle w:val="Heading2"/>
@@ -13733,8 +14310,8 @@
         </w:pict>
       </w:r>
     </w:p>
-    <w:bookmarkEnd w:id="262"/>
-    <w:bookmarkStart w:id="263" w:name="abschluss"/>
+    <w:bookmarkEnd w:id="267"/>
+    <w:bookmarkStart w:id="268" w:name="abschluss"/>
     <w:p>
       <w:pPr>
         <w:pStyle w:val="Heading2"/>
@@ -13766,9 +14343,9 @@
         <w:br w:type="page"/>
       </w:r>
     </w:p>
-    <w:bookmarkEnd w:id="263"/>
-    <w:bookmarkEnd w:id="264"/>
-    <w:bookmarkStart w:id="273" w:name="X6e92bfeba7b9a3ceacd550ab6419a2317638c22"/>
+    <w:bookmarkEnd w:id="268"/>
+    <w:bookmarkEnd w:id="269"/>
+    <w:bookmarkStart w:id="278" w:name="X6e92bfeba7b9a3ceacd550ab6419a2317638c22"/>
     <w:p>
       <w:pPr>
         <w:pStyle w:val="Heading1"/>
@@ -13777,7 +14354,7 @@
         <w:t xml:space="preserve">Arbeitsheft – Komplexaufgabe 1: Lineare Algorithmen</w:t>
       </w:r>
     </w:p>
-    <w:bookmarkStart w:id="265" w:name="ausgangssituation"/>
+    <w:bookmarkStart w:id="270" w:name="ausgangssituation"/>
     <w:p>
       <w:pPr>
         <w:pStyle w:val="Heading2"/>
@@ -13794,8 +14371,8 @@
         <w:t xml:space="preserve">Für das Schulfest soll ein Programm entwickelt werden, das Eingaben verarbeitet und Ergebnisse berechnet.</w:t>
       </w:r>
     </w:p>
-    <w:bookmarkEnd w:id="265"/>
-    <w:bookmarkStart w:id="266" w:name="kompetenzziele"/>
+    <w:bookmarkEnd w:id="270"/>
+    <w:bookmarkStart w:id="271" w:name="kompetenzziele"/>
     <w:p>
       <w:pPr>
         <w:pStyle w:val="Heading2"/>
@@ -13812,8 +14389,8 @@
         <w:t xml:space="preserve">Lineare Algorithmen lesen, entwickeln und in Pseudocode, PAP und Python darstellen.</w:t>
       </w:r>
     </w:p>
-    <w:bookmarkEnd w:id="266"/>
-    <w:bookmarkStart w:id="267" w:name="aufgabe-1-1"/>
+    <w:bookmarkEnd w:id="271"/>
+    <w:bookmarkStart w:id="272" w:name="aufgabe-1-1"/>
     <w:p>
       <w:pPr>
         <w:pStyle w:val="Heading2"/>
@@ -13830,8 +14407,8 @@
         <w:t xml:space="preserve">Beschreibe den Ablauf zur Berechnung des Gesamtpreises aus Anzahl und Einzelpreis.</w:t>
       </w:r>
     </w:p>
-    <w:bookmarkEnd w:id="267"/>
-    <w:bookmarkStart w:id="268" w:name="aufgabe-2-1"/>
+    <w:bookmarkEnd w:id="272"/>
+    <w:bookmarkStart w:id="273" w:name="aufgabe-2-1"/>
     <w:p>
       <w:pPr>
         <w:pStyle w:val="Heading2"/>
@@ -13848,8 +14425,8 @@
         <w:t xml:space="preserve">Erstelle ein PAP für die Berechnung.</w:t>
       </w:r>
     </w:p>
-    <w:bookmarkEnd w:id="268"/>
-    <w:bookmarkStart w:id="269" w:name="aufgabe-3-1"/>
+    <w:bookmarkEnd w:id="273"/>
+    <w:bookmarkStart w:id="274" w:name="aufgabe-3-1"/>
     <w:p>
       <w:pPr>
         <w:pStyle w:val="Heading2"/>
@@ -13866,8 +14443,8 @@
         <w:t xml:space="preserve">Formuliere den Algorithmus als Pseudocode.</w:t>
       </w:r>
     </w:p>
-    <w:bookmarkEnd w:id="269"/>
-    <w:bookmarkStart w:id="270" w:name="aufgabe-4"/>
+    <w:bookmarkEnd w:id="274"/>
+    <w:bookmarkStart w:id="275" w:name="aufgabe-4"/>
     <w:p>
       <w:pPr>
         <w:pStyle w:val="Heading2"/>
@@ -13884,8 +14461,8 @@
         <w:t xml:space="preserve">Übertrage den Algorithmus nach Python.</w:t>
       </w:r>
     </w:p>
-    <w:bookmarkEnd w:id="270"/>
-    <w:bookmarkStart w:id="271" w:name="transfer-2"/>
+    <w:bookmarkEnd w:id="275"/>
+    <w:bookmarkStart w:id="276" w:name="transfer-3"/>
     <w:p>
       <w:pPr>
         <w:pStyle w:val="Heading2"/>
@@ -13902,8 +14479,8 @@
         <w:t xml:space="preserve">Entwickle einen Algorithmus zur Berechnung des Durchschnitts aus drei Messwerten.</w:t>
       </w:r>
     </w:p>
-    <w:bookmarkEnd w:id="271"/>
-    <w:bookmarkStart w:id="272" w:name="kompetenzcheck-1"/>
+    <w:bookmarkEnd w:id="276"/>
+    <w:bookmarkStart w:id="277" w:name="kompetenzcheck-1"/>
     <w:p>
       <w:pPr>
         <w:pStyle w:val="Heading2"/>
@@ -13920,8 +14497,8 @@
         <w:t xml:space="preserve">Erkläre den Unterschied zwischen Variable, Zuweisung und Ausgabe.</w:t>
       </w:r>
     </w:p>
-    <w:bookmarkEnd w:id="272"/>
-    <w:bookmarkEnd w:id="273"/>
+    <w:bookmarkEnd w:id="277"/>
+    <w:bookmarkEnd w:id="278"/>
     <w:sectPr>
       <w:headerReference r:id="rId9" w:type="default"/>
       <w:footerReference r:id="rId11" w:type="default"/>
@@ -13952,7 +14529,7 @@
       <w:rPr>
         <w:sz w:val="16"/>
       </w:rPr>
-      <w:t>Unterrichtsmaterial Oberschule Sachsen · Version v0.4.0-444-gad95bb4-dirty · Build 18.08.2026</w:t>
+      <w:t>Unterrichtsmaterial Oberschule Sachsen · Version v0.4.0-489-gf58e499-dirty · Build 18.08.2026</w:t>
     </w:r>
   </w:p>
 </w:ftr>

--- a/Ausgabe/Klasse_9/02_Komplexaufgabe_zur_Algorithmierung/01_Arbeitsheft.docx
+++ b/Ausgabe/Klasse_9/02_Komplexaufgabe_zur_Algorithmierung/01_Arbeitsheft.docx
@@ -1848,7 +1848,7 @@
     </w:p>
     <w:bookmarkEnd w:id="52"/>
     <w:bookmarkEnd w:id="53"/>
-    <w:bookmarkStart w:id="54" w:name="beispiele"/>
+    <w:bookmarkStart w:id="59" w:name="beispiele"/>
     <w:p>
       <w:pPr>
         <w:pStyle w:val="Heading1"/>
@@ -1858,12 +1858,589 @@
       </w:r>
     </w:p>
     <w:p>
+      <w:pPr>
+        <w:pStyle w:val="FirstParagraph"/>
+      </w:pPr>
+      <w:r>
+        <w:t xml:space="preserve">Algorithmen begegnen dir im Alltag und in Computerprogrammen. Entscheidend ist nicht das Thema, sondern dass die Lösung als eindeutige, ausführbare und endliche Folge von Schritten beschrieben werden kann.</w:t>
+      </w:r>
+    </w:p>
+    <w:bookmarkStart w:id="54" w:name="beispiel-1-größere-zahl-bestimmen"/>
+    <w:p>
+      <w:pPr>
+        <w:pStyle w:val="Heading2"/>
+      </w:pPr>
+      <w:r>
+        <w:t xml:space="preserve">Beispiel 1 – Größere Zahl bestimmen</w:t>
+      </w:r>
+    </w:p>
+    <w:p>
+      <w:pPr>
+        <w:pStyle w:val="FirstParagraph"/>
+      </w:pPr>
+      <w:r>
+        <w:t xml:space="preserve">Eingabe: zwei Zahlen</w:t>
+      </w:r>
+      <w:r>
+        <w:t xml:space="preserve"> </w:t>
+      </w:r>
+      <w:r>
+        <w:rPr>
+          <w:rStyle w:val="VerbatimChar"/>
+        </w:rPr>
+        <w:t xml:space="preserve">a</w:t>
+      </w:r>
+      <w:r>
+        <w:t xml:space="preserve"> </w:t>
+      </w:r>
+      <w:r>
+        <w:t xml:space="preserve">und</w:t>
+      </w:r>
+      <w:r>
+        <w:t xml:space="preserve"> </w:t>
+      </w:r>
+      <w:r>
+        <w:rPr>
+          <w:rStyle w:val="VerbatimChar"/>
+        </w:rPr>
+        <w:t xml:space="preserve">b</w:t>
+      </w:r>
+      <w:r>
+        <w:t xml:space="preserve">.</w:t>
+      </w:r>
+    </w:p>
+    <w:p>
+      <w:pPr>
+        <w:pStyle w:val="BodyText"/>
+      </w:pPr>
+      <w:r>
+        <w:t xml:space="preserve">Pseudocode:</w:t>
+      </w:r>
+    </w:p>
+    <w:p>
+      <w:pPr>
+        <w:pStyle w:val="SourceCode"/>
+      </w:pPr>
+      <w:r>
+        <w:rPr>
+          <w:rStyle w:val="VerbatimChar"/>
+        </w:rPr>
+        <w:t xml:space="preserve">wenn a &gt; b dann</w:t>
+      </w:r>
+      <w:r>
+        <w:br/>
+      </w:r>
+      <w:r>
+        <w:rPr>
+          <w:rStyle w:val="VerbatimChar"/>
+        </w:rPr>
+        <w:t xml:space="preserve">    gib a aus</w:t>
+      </w:r>
+      <w:r>
+        <w:br/>
+      </w:r>
+      <w:r>
+        <w:rPr>
+          <w:rStyle w:val="VerbatimChar"/>
+        </w:rPr>
+        <w:t xml:space="preserve">sonst</w:t>
+      </w:r>
+      <w:r>
+        <w:br/>
+      </w:r>
+      <w:r>
+        <w:rPr>
+          <w:rStyle w:val="VerbatimChar"/>
+        </w:rPr>
+        <w:t xml:space="preserve">    gib b aus</w:t>
+      </w:r>
+      <w:r>
+        <w:br/>
+      </w:r>
+      <w:r>
+        <w:rPr>
+          <w:rStyle w:val="VerbatimChar"/>
+        </w:rPr>
+        <w:t xml:space="preserve">ende wenn</w:t>
+      </w:r>
+    </w:p>
+    <w:p>
+      <w:pPr>
+        <w:pStyle w:val="FirstParagraph"/>
+      </w:pPr>
+      <w:r>
+        <w:t xml:space="preserve">Teste den Ablauf mit</w:t>
+      </w:r>
+      <w:r>
+        <w:t xml:space="preserve"> </w:t>
+      </w:r>
+      <w:r>
+        <w:rPr>
+          <w:rStyle w:val="VerbatimChar"/>
+        </w:rPr>
+        <w:t xml:space="preserve">(8, 3)</w:t>
+      </w:r>
+      <w:r>
+        <w:t xml:space="preserve">,</w:t>
+      </w:r>
+      <w:r>
+        <w:t xml:space="preserve"> </w:t>
+      </w:r>
+      <w:r>
+        <w:rPr>
+          <w:rStyle w:val="VerbatimChar"/>
+        </w:rPr>
+        <w:t xml:space="preserve">(2, 9)</w:t>
+      </w:r>
+      <w:r>
+        <w:t xml:space="preserve"> </w:t>
+      </w:r>
+      <w:r>
+        <w:t xml:space="preserve">und</w:t>
+      </w:r>
+      <w:r>
+        <w:t xml:space="preserve"> </w:t>
+      </w:r>
+      <w:r>
+        <w:rPr>
+          <w:rStyle w:val="VerbatimChar"/>
+        </w:rPr>
+        <w:t xml:space="preserve">(5, 5)</w:t>
+      </w:r>
+      <w:r>
+        <w:t xml:space="preserve">. Was fällt beim letzten Test auf? Ergänze den Algorithmus so, dass Gleichheit ausdrücklich behandelt wird.</w:t>
+      </w:r>
+    </w:p>
+    <w:bookmarkEnd w:id="54"/>
+    <w:bookmarkStart w:id="55" w:name="beispiel-2-summe-von-1-bis-n"/>
+    <w:p>
+      <w:pPr>
+        <w:pStyle w:val="Heading2"/>
+      </w:pPr>
+      <w:r>
+        <w:t xml:space="preserve">Beispiel 2 – Summe von 1 bis n</w:t>
+      </w:r>
+    </w:p>
+    <w:p>
+      <w:pPr>
+        <w:pStyle w:val="FirstParagraph"/>
+      </w:pPr>
+      <w:r>
+        <w:t xml:space="preserve">Für eine positive ganze Zahl</w:t>
+      </w:r>
+      <w:r>
+        <w:t xml:space="preserve"> </w:t>
+      </w:r>
+      <w:r>
+        <w:rPr>
+          <w:rStyle w:val="VerbatimChar"/>
+        </w:rPr>
+        <w:t xml:space="preserve">n</w:t>
+      </w:r>
+      <w:r>
+        <w:t xml:space="preserve"> </w:t>
+      </w:r>
+      <w:r>
+        <w:t xml:space="preserve">soll die Summe</w:t>
+      </w:r>
+      <w:r>
+        <w:t xml:space="preserve"> </w:t>
+      </w:r>
+      <w:r>
+        <w:rPr>
+          <w:rStyle w:val="VerbatimChar"/>
+        </w:rPr>
+        <w:t xml:space="preserve">1 + 2 + ... + n</w:t>
+      </w:r>
+      <w:r>
+        <w:t xml:space="preserve"> </w:t>
+      </w:r>
+      <w:r>
+        <w:t xml:space="preserve">berechnet werden.</w:t>
+      </w:r>
+    </w:p>
+    <w:p>
+      <w:pPr>
+        <w:pStyle w:val="SourceCode"/>
+      </w:pPr>
+      <w:r>
+        <w:rPr>
+          <w:rStyle w:val="VerbatimChar"/>
+        </w:rPr>
+        <w:t xml:space="preserve">summe ← 0</w:t>
+      </w:r>
+      <w:r>
+        <w:br/>
+      </w:r>
+      <w:r>
+        <w:rPr>
+          <w:rStyle w:val="VerbatimChar"/>
+        </w:rPr>
+        <w:t xml:space="preserve">für zahl von 1 bis n</w:t>
+      </w:r>
+      <w:r>
+        <w:br/>
+      </w:r>
+      <w:r>
+        <w:rPr>
+          <w:rStyle w:val="VerbatimChar"/>
+        </w:rPr>
+        <w:t xml:space="preserve">    summe ← summe + zahl</w:t>
+      </w:r>
+      <w:r>
+        <w:br/>
+      </w:r>
+      <w:r>
+        <w:rPr>
+          <w:rStyle w:val="VerbatimChar"/>
+        </w:rPr>
+        <w:t xml:space="preserve">ende für</w:t>
+      </w:r>
+      <w:r>
+        <w:br/>
+      </w:r>
+      <w:r>
+        <w:rPr>
+          <w:rStyle w:val="VerbatimChar"/>
+        </w:rPr>
+        <w:t xml:space="preserve">gib summe aus</w:t>
+      </w:r>
+    </w:p>
+    <w:p>
+      <w:pPr>
+        <w:pStyle w:val="FirstParagraph"/>
+      </w:pPr>
+      <w:r>
+        <w:t xml:space="preserve">Führe den Algorithmus für</w:t>
+      </w:r>
+      <w:r>
+        <w:t xml:space="preserve"> </w:t>
+      </w:r>
+      <w:r>
+        <w:rPr>
+          <w:rStyle w:val="VerbatimChar"/>
+        </w:rPr>
+        <w:t xml:space="preserve">n = 4</w:t>
+      </w:r>
+      <w:r>
+        <w:t xml:space="preserve"> </w:t>
+      </w:r>
+      <w:r>
+        <w:t xml:space="preserve">schrittweise in einer Tabelle aus. Notiere nach jedem Schleifendurchlauf</w:t>
+      </w:r>
+      <w:r>
+        <w:t xml:space="preserve"> </w:t>
+      </w:r>
+      <w:r>
+        <w:rPr>
+          <w:rStyle w:val="VerbatimChar"/>
+        </w:rPr>
+        <w:t xml:space="preserve">zahl</w:t>
+      </w:r>
+      <w:r>
+        <w:t xml:space="preserve"> </w:t>
+      </w:r>
+      <w:r>
+        <w:t xml:space="preserve">und</w:t>
+      </w:r>
+      <w:r>
+        <w:t xml:space="preserve"> </w:t>
+      </w:r>
+      <w:r>
+        <w:rPr>
+          <w:rStyle w:val="VerbatimChar"/>
+        </w:rPr>
+        <w:t xml:space="preserve">summe</w:t>
+      </w:r>
+      <w:r>
+        <w:t xml:space="preserve">.</w:t>
+      </w:r>
+    </w:p>
+    <w:bookmarkEnd w:id="55"/>
+    <w:bookmarkStart w:id="56" w:name="beispiel-3-eingabe-prüfen"/>
+    <w:p>
+      <w:pPr>
+        <w:pStyle w:val="Heading2"/>
+      </w:pPr>
+      <w:r>
+        <w:t xml:space="preserve">Beispiel 3 – Eingabe prüfen</w:t>
+      </w:r>
+    </w:p>
+    <w:p>
+      <w:pPr>
+        <w:pStyle w:val="FirstParagraph"/>
+      </w:pPr>
+      <w:r>
+        <w:t xml:space="preserve">Ein Programm darf nur Werte von 1 bis 10 akzeptieren.</w:t>
+      </w:r>
+    </w:p>
+    <w:p>
+      <w:pPr>
+        <w:pStyle w:val="SourceCode"/>
+      </w:pPr>
+      <w:r>
+        <w:rPr>
+          <w:rStyle w:val="VerbatimChar"/>
+        </w:rPr>
+        <w:t xml:space="preserve">wiederhole</w:t>
+      </w:r>
+      <w:r>
+        <w:br/>
+      </w:r>
+      <w:r>
+        <w:rPr>
+          <w:rStyle w:val="VerbatimChar"/>
+        </w:rPr>
+        <w:t xml:space="preserve">    lies wert ein</w:t>
+      </w:r>
+      <w:r>
+        <w:br/>
+      </w:r>
+      <w:r>
+        <w:rPr>
+          <w:rStyle w:val="VerbatimChar"/>
+        </w:rPr>
+        <w:t xml:space="preserve">solange wert &lt; 1 oder wert &gt; 10</w:t>
+      </w:r>
+      <w:r>
+        <w:br/>
+      </w:r>
+      <w:r>
+        <w:rPr>
+          <w:rStyle w:val="VerbatimChar"/>
+        </w:rPr>
+        <w:t xml:space="preserve">gib wert aus</w:t>
+      </w:r>
+    </w:p>
+    <w:p>
+      <w:pPr>
+        <w:pStyle w:val="FirstParagraph"/>
+      </w:pPr>
+      <w:r>
+        <w:t xml:space="preserve">Erkläre, warum hier eine bedingte Wiederholung sinnvoller ist als eine feste Wiederholungszahl.</w:t>
+      </w:r>
+    </w:p>
+    <w:bookmarkEnd w:id="56"/>
+    <w:bookmarkStart w:id="57" w:name="beispiel-4-algorithmus-testen"/>
+    <w:p>
+      <w:pPr>
+        <w:pStyle w:val="Heading2"/>
+      </w:pPr>
+      <w:r>
+        <w:t xml:space="preserve">Beispiel 4 – Algorithmus testen</w:t>
+      </w:r>
+    </w:p>
+    <w:p>
+      <w:pPr>
+        <w:pStyle w:val="FirstParagraph"/>
+      </w:pPr>
+      <w:r>
+        <w:t xml:space="preserve">Entwirf für Beispiel 1 mindestens drei Testfälle. Ein guter Testsatz enthält neben typischen Werten auch Rand- oder Sonderfälle.</w:t>
+      </w:r>
+    </w:p>
+    <w:p>
+      <w:pPr>
+        <w:pStyle w:val="BodyText"/>
+      </w:pPr>
+      <w:r>
+        <w:t xml:space="preserve">Nutze die Tabelle:</w:t>
+      </w:r>
+    </w:p>
+    <w:tbl>
+      <w:tblPr>
+        <w:tblStyle w:val="Table"/>
+        <w:tblW w:type="pct" w:w="5000"/>
+        <w:tblLook w:firstRow="1" w:lastRow="0" w:firstColumn="0" w:lastColumn="0" w:noHBand="0" w:noVBand="0" w:val="0020"/>
+        <w:jc w:val="start"/>
+      </w:tblPr>
+      <w:tblGrid>
+        <w:gridCol w:w="1980"/>
+        <w:gridCol w:w="1980"/>
+        <w:gridCol w:w="1980"/>
+        <w:gridCol w:w="1980"/>
+      </w:tblGrid>
+      <w:tr>
+        <w:trPr>
+          <w:tblHeader w:val="true"/>
+        </w:trPr>
+        <w:tc>
+          <w:tcPr/>
+          <w:p>
+            <w:pPr>
+              <w:pStyle w:val="Compact"/>
+              <w:jc w:val="left"/>
+            </w:pPr>
+            <w:r>
+              <w:t xml:space="preserve">Eingabe</w:t>
+            </w:r>
+          </w:p>
+        </w:tc>
+        <w:tc>
+          <w:tcPr/>
+          <w:p>
+            <w:pPr>
+              <w:pStyle w:val="Compact"/>
+              <w:jc w:val="left"/>
+            </w:pPr>
+            <w:r>
+              <w:t xml:space="preserve">erwartetes Ergebnis</w:t>
+            </w:r>
+          </w:p>
+        </w:tc>
+        <w:tc>
+          <w:tcPr/>
+          <w:p>
+            <w:pPr>
+              <w:pStyle w:val="Compact"/>
+              <w:jc w:val="left"/>
+            </w:pPr>
+            <w:r>
+              <w:t xml:space="preserve">tatsächliches Ergebnis</w:t>
+            </w:r>
+          </w:p>
+        </w:tc>
+        <w:tc>
+          <w:tcPr/>
+          <w:p>
+            <w:pPr>
+              <w:pStyle w:val="Compact"/>
+              <w:jc w:val="left"/>
+            </w:pPr>
+            <w:r>
+              <w:t xml:space="preserve">Änderung nötig?</w:t>
+            </w:r>
+          </w:p>
+        </w:tc>
+      </w:tr>
+      <w:tr>
+        <w:tc>
+          <w:tcPr/>
+          <w:p>
+            <w:pPr>
+              <w:pStyle w:val="Compact"/>
+            </w:pPr>
+          </w:p>
+        </w:tc>
+        <w:tc>
+          <w:tcPr/>
+          <w:p>
+            <w:pPr>
+              <w:pStyle w:val="Compact"/>
+            </w:pPr>
+          </w:p>
+        </w:tc>
+        <w:tc>
+          <w:tcPr/>
+          <w:p>
+            <w:pPr>
+              <w:pStyle w:val="Compact"/>
+            </w:pPr>
+          </w:p>
+        </w:tc>
+        <w:tc>
+          <w:tcPr/>
+          <w:p>
+            <w:pPr>
+              <w:pStyle w:val="Compact"/>
+            </w:pPr>
+          </w:p>
+        </w:tc>
+      </w:tr>
+      <w:tr>
+        <w:tc>
+          <w:tcPr/>
+          <w:p>
+            <w:pPr>
+              <w:pStyle w:val="Compact"/>
+            </w:pPr>
+          </w:p>
+        </w:tc>
+        <w:tc>
+          <w:tcPr/>
+          <w:p>
+            <w:pPr>
+              <w:pStyle w:val="Compact"/>
+            </w:pPr>
+          </w:p>
+        </w:tc>
+        <w:tc>
+          <w:tcPr/>
+          <w:p>
+            <w:pPr>
+              <w:pStyle w:val="Compact"/>
+            </w:pPr>
+          </w:p>
+        </w:tc>
+        <w:tc>
+          <w:tcPr/>
+          <w:p>
+            <w:pPr>
+              <w:pStyle w:val="Compact"/>
+            </w:pPr>
+          </w:p>
+        </w:tc>
+      </w:tr>
+      <w:tr>
+        <w:tc>
+          <w:tcPr/>
+          <w:p>
+            <w:pPr>
+              <w:pStyle w:val="Compact"/>
+            </w:pPr>
+          </w:p>
+        </w:tc>
+        <w:tc>
+          <w:tcPr/>
+          <w:p>
+            <w:pPr>
+              <w:pStyle w:val="Compact"/>
+            </w:pPr>
+          </w:p>
+        </w:tc>
+        <w:tc>
+          <w:tcPr/>
+          <w:p>
+            <w:pPr>
+              <w:pStyle w:val="Compact"/>
+            </w:pPr>
+          </w:p>
+        </w:tc>
+        <w:tc>
+          <w:tcPr/>
+          <w:p>
+            <w:pPr>
+              <w:pStyle w:val="Compact"/>
+            </w:pPr>
+          </w:p>
+        </w:tc>
+      </w:tr>
+    </w:tbl>
+    <w:bookmarkEnd w:id="57"/>
+    <w:bookmarkStart w:id="58" w:name="transfer"/>
+    <w:p>
+      <w:pPr>
+        <w:pStyle w:val="Heading2"/>
+      </w:pPr>
+      <w:r>
+        <w:t xml:space="preserve">Transfer</w:t>
+      </w:r>
+    </w:p>
+    <w:p>
+      <w:pPr>
+        <w:pStyle w:val="FirstParagraph"/>
+      </w:pPr>
+      <w:r>
+        <w:t xml:space="preserve">Beschreibe einen eigenen kleinen Algorithmus zunächst in Alltagssprache und anschließend als Pseudocode oder Struktogramm. Markiere Sequenz, Auswahl und Wiederholung, soweit sie vorkommen.</w:t>
+      </w:r>
+    </w:p>
+    <w:p>
       <w:r>
         <w:br w:type="page"/>
       </w:r>
     </w:p>
-    <w:bookmarkEnd w:id="54"/>
-    <w:bookmarkStart w:id="61" w:name="alltag-und-computer"/>
+    <w:bookmarkEnd w:id="58"/>
+    <w:bookmarkEnd w:id="59"/>
+    <w:bookmarkStart w:id="66" w:name="alltag-und-computer"/>
     <w:p>
       <w:pPr>
         <w:pStyle w:val="Heading1"/>
@@ -1872,7 +2449,7 @@
         <w:t xml:space="preserve">Alltag und Computer</w:t>
       </w:r>
     </w:p>
-    <w:bookmarkStart w:id="55" w:name="warum-brauchen-computer-algorithmen"/>
+    <w:bookmarkStart w:id="60" w:name="warum-brauchen-computer-algorithmen"/>
     <w:p>
       <w:pPr>
         <w:pStyle w:val="Heading2"/>
@@ -1956,8 +2533,8 @@
         </w:pict>
       </w:r>
     </w:p>
-    <w:bookmarkEnd w:id="55"/>
-    <w:bookmarkStart w:id="56" w:name="kai-erklärt-2"/>
+    <w:bookmarkEnd w:id="60"/>
+    <w:bookmarkStart w:id="61" w:name="kai-erklärt-2"/>
     <w:p>
       <w:pPr>
         <w:pStyle w:val="Heading2"/>
@@ -1989,8 +2566,8 @@
         </w:pict>
       </w:r>
     </w:p>
-    <w:bookmarkEnd w:id="56"/>
-    <w:bookmarkStart w:id="57" w:name="mensch-oder-computer"/>
+    <w:bookmarkEnd w:id="61"/>
+    <w:bookmarkStart w:id="62" w:name="mensch-oder-computer"/>
     <w:p>
       <w:pPr>
         <w:pStyle w:val="Heading2"/>
@@ -2220,8 +2797,8 @@
         </w:pict>
       </w:r>
     </w:p>
-    <w:bookmarkEnd w:id="57"/>
-    <w:bookmarkStart w:id="58" w:name="X5b1b8cc3b2716a1b3d4e01a6f35b72175239e8d"/>
+    <w:bookmarkEnd w:id="62"/>
+    <w:bookmarkStart w:id="63" w:name="X5b1b8cc3b2716a1b3d4e01a6f35b72175239e8d"/>
     <w:p>
       <w:pPr>
         <w:pStyle w:val="Heading2"/>
@@ -2314,8 +2891,8 @@
         </w:pict>
       </w:r>
     </w:p>
-    <w:bookmarkEnd w:id="58"/>
-    <w:bookmarkStart w:id="59" w:name="scratch-und-python"/>
+    <w:bookmarkEnd w:id="63"/>
+    <w:bookmarkStart w:id="64" w:name="scratch-und-python"/>
     <w:p>
       <w:pPr>
         <w:pStyle w:val="Heading2"/>
@@ -2432,8 +3009,8 @@
         </w:pict>
       </w:r>
     </w:p>
-    <w:bookmarkEnd w:id="59"/>
-    <w:bookmarkStart w:id="60" w:name="ausblick"/>
+    <w:bookmarkEnd w:id="64"/>
+    <w:bookmarkStart w:id="65" w:name="ausblick"/>
     <w:p>
       <w:pPr>
         <w:pStyle w:val="Heading2"/>
@@ -2508,9 +3085,9 @@
         <w:br w:type="page"/>
       </w:r>
     </w:p>
-    <w:bookmarkEnd w:id="60"/>
-    <w:bookmarkEnd w:id="61"/>
-    <w:bookmarkStart w:id="74" w:name="algorithmen-mit-scratch-umsetzen"/>
+    <w:bookmarkEnd w:id="65"/>
+    <w:bookmarkEnd w:id="66"/>
+    <w:bookmarkStart w:id="79" w:name="algorithmen-mit-scratch-umsetzen"/>
     <w:p>
       <w:pPr>
         <w:pStyle w:val="Heading1"/>
@@ -2519,7 +3096,7 @@
         <w:t xml:space="preserve">Algorithmen mit Scratch umsetzen</w:t>
       </w:r>
     </w:p>
-    <w:bookmarkStart w:id="62" w:name="das-problem"/>
+    <w:bookmarkStart w:id="67" w:name="das-problem"/>
     <w:p>
       <w:pPr>
         <w:pStyle w:val="Heading2"/>
@@ -2579,8 +3156,8 @@
         </w:pict>
       </w:r>
     </w:p>
-    <w:bookmarkEnd w:id="62"/>
-    <w:bookmarkStart w:id="63" w:name="ein-möglicher-algorithmus"/>
+    <w:bookmarkEnd w:id="67"/>
+    <w:bookmarkStart w:id="68" w:name="ein-möglicher-algorithmus"/>
     <w:p>
       <w:pPr>
         <w:pStyle w:val="Heading2"/>
@@ -2628,8 +3205,8 @@
         </w:pict>
       </w:r>
     </w:p>
-    <w:bookmarkEnd w:id="63"/>
-    <w:bookmarkStart w:id="64" w:name="scratch-kennenlernen"/>
+    <w:bookmarkEnd w:id="68"/>
+    <w:bookmarkStart w:id="69" w:name="scratch-kennenlernen"/>
     <w:p>
       <w:pPr>
         <w:pStyle w:val="Heading2"/>
@@ -2677,8 +3254,8 @@
         </w:pict>
       </w:r>
     </w:p>
-    <w:bookmarkEnd w:id="64"/>
-    <w:bookmarkStart w:id="68" w:name="schritt-für-schritt"/>
+    <w:bookmarkEnd w:id="69"/>
+    <w:bookmarkStart w:id="73" w:name="schritt-für-schritt"/>
     <w:p>
       <w:pPr>
         <w:pStyle w:val="Heading2"/>
@@ -2687,7 +3264,7 @@
         <w:t xml:space="preserve">Schritt für Schritt</w:t>
       </w:r>
     </w:p>
-    <w:bookmarkStart w:id="65" w:name="schritt-1"/>
+    <w:bookmarkStart w:id="70" w:name="schritt-1"/>
     <w:p>
       <w:pPr>
         <w:pStyle w:val="Heading3"/>
@@ -2719,8 +3296,8 @@
         </w:pict>
       </w:r>
     </w:p>
-    <w:bookmarkEnd w:id="65"/>
-    <w:bookmarkStart w:id="66" w:name="schritt-2"/>
+    <w:bookmarkEnd w:id="70"/>
+    <w:bookmarkStart w:id="71" w:name="schritt-2"/>
     <w:p>
       <w:pPr>
         <w:pStyle w:val="Heading3"/>
@@ -2764,8 +3341,8 @@
         </w:pict>
       </w:r>
     </w:p>
-    <w:bookmarkEnd w:id="66"/>
-    <w:bookmarkStart w:id="67" w:name="schritt-3"/>
+    <w:bookmarkEnd w:id="71"/>
+    <w:bookmarkStart w:id="72" w:name="schritt-3"/>
     <w:p>
       <w:pPr>
         <w:pStyle w:val="Heading3"/>
@@ -2825,9 +3402,9 @@
         </w:pict>
       </w:r>
     </w:p>
-    <w:bookmarkEnd w:id="67"/>
-    <w:bookmarkEnd w:id="68"/>
-    <w:bookmarkStart w:id="70" w:name="programm-testen"/>
+    <w:bookmarkEnd w:id="72"/>
+    <w:bookmarkEnd w:id="73"/>
+    <w:bookmarkStart w:id="75" w:name="programm-testen"/>
     <w:p>
       <w:pPr>
         <w:pStyle w:val="Heading2"/>
@@ -2844,7 +3421,7 @@
         <w:t xml:space="preserve">Klicke auf die grüne Flagge.</w:t>
       </w:r>
     </w:p>
-    <w:bookmarkStart w:id="69" w:name="beobachte"/>
+    <w:bookmarkStart w:id="74" w:name="beobachte"/>
     <w:p>
       <w:pPr>
         <w:pStyle w:val="Heading3"/>
@@ -2896,9 +3473,9 @@
         </w:pict>
       </w:r>
     </w:p>
-    <w:bookmarkEnd w:id="69"/>
-    <w:bookmarkEnd w:id="70"/>
-    <w:bookmarkStart w:id="71" w:name="kai-erklärt-3"/>
+    <w:bookmarkEnd w:id="74"/>
+    <w:bookmarkEnd w:id="75"/>
+    <w:bookmarkStart w:id="76" w:name="kai-erklärt-3"/>
     <w:p>
       <w:pPr>
         <w:pStyle w:val="Heading2"/>
@@ -2930,8 +3507,8 @@
         </w:pict>
       </w:r>
     </w:p>
-    <w:bookmarkEnd w:id="71"/>
-    <w:bookmarkStart w:id="72" w:name="ausprobieren"/>
+    <w:bookmarkEnd w:id="76"/>
+    <w:bookmarkStart w:id="77" w:name="ausprobieren"/>
     <w:p>
       <w:pPr>
         <w:pStyle w:val="Heading2"/>
@@ -2999,8 +3576,8 @@
         </w:pict>
       </w:r>
     </w:p>
-    <w:bookmarkEnd w:id="72"/>
-    <w:bookmarkStart w:id="73" w:name="merke-1"/>
+    <w:bookmarkEnd w:id="77"/>
+    <w:bookmarkStart w:id="78" w:name="merke-1"/>
     <w:p>
       <w:pPr>
         <w:pStyle w:val="Heading2"/>
@@ -3030,9 +3607,9 @@
         <w:br w:type="page"/>
       </w:r>
     </w:p>
-    <w:bookmarkEnd w:id="73"/>
-    <w:bookmarkEnd w:id="74"/>
-    <w:bookmarkStart w:id="85" w:name="algorithmen-mit-python-umsetzen"/>
+    <w:bookmarkEnd w:id="78"/>
+    <w:bookmarkEnd w:id="79"/>
+    <w:bookmarkStart w:id="90" w:name="algorithmen-mit-python-umsetzen"/>
     <w:p>
       <w:pPr>
         <w:pStyle w:val="Heading1"/>
@@ -3041,7 +3618,7 @@
         <w:t xml:space="preserve">Algorithmen mit Python umsetzen</w:t>
       </w:r>
     </w:p>
-    <w:bookmarkStart w:id="75" w:name="dasselbe-problem"/>
+    <w:bookmarkStart w:id="80" w:name="dasselbe-problem"/>
     <w:p>
       <w:pPr>
         <w:pStyle w:val="Heading2"/>
@@ -3137,8 +3714,8 @@
         </w:pict>
       </w:r>
     </w:p>
-    <w:bookmarkEnd w:id="75"/>
-    <w:bookmarkStart w:id="76" w:name="python-kennenlernen"/>
+    <w:bookmarkEnd w:id="80"/>
+    <w:bookmarkStart w:id="81" w:name="python-kennenlernen"/>
     <w:p>
       <w:pPr>
         <w:pStyle w:val="Heading2"/>
@@ -3186,8 +3763,8 @@
         </w:pict>
       </w:r>
     </w:p>
-    <w:bookmarkEnd w:id="76"/>
-    <w:bookmarkStart w:id="77" w:name="das-erste-python-programm"/>
+    <w:bookmarkEnd w:id="81"/>
+    <w:bookmarkStart w:id="82" w:name="das-erste-python-programm"/>
     <w:p>
       <w:pPr>
         <w:pStyle w:val="Heading2"/>
@@ -3232,8 +3809,8 @@
         </w:pict>
       </w:r>
     </w:p>
-    <w:bookmarkEnd w:id="77"/>
-    <w:bookmarkStart w:id="78" w:name="was-passiert"/>
+    <w:bookmarkEnd w:id="82"/>
+    <w:bookmarkStart w:id="83" w:name="was-passiert"/>
     <w:p>
       <w:pPr>
         <w:pStyle w:val="Heading2"/>
@@ -3280,8 +3857,8 @@
         </w:pict>
       </w:r>
     </w:p>
-    <w:bookmarkEnd w:id="78"/>
-    <w:bookmarkStart w:id="80" w:name="programm-testen-1"/>
+    <w:bookmarkEnd w:id="83"/>
+    <w:bookmarkStart w:id="85" w:name="programm-testen-1"/>
     <w:p>
       <w:pPr>
         <w:pStyle w:val="Heading2"/>
@@ -3306,7 +3883,7 @@
         <w:t xml:space="preserve">Vergleiche die Ausgabe mit deinem Scratch-Programm.</w:t>
       </w:r>
     </w:p>
-    <w:bookmarkStart w:id="79" w:name="überlege"/>
+    <w:bookmarkStart w:id="84" w:name="überlege"/>
     <w:p>
       <w:pPr>
         <w:pStyle w:val="Heading3"/>
@@ -3346,9 +3923,9 @@
         </w:pict>
       </w:r>
     </w:p>
-    <w:bookmarkEnd w:id="79"/>
-    <w:bookmarkEnd w:id="80"/>
-    <w:bookmarkStart w:id="81" w:name="scratch-und-python-im-vergleich"/>
+    <w:bookmarkEnd w:id="84"/>
+    <w:bookmarkEnd w:id="85"/>
+    <w:bookmarkStart w:id="86" w:name="scratch-und-python-im-vergleich"/>
     <w:p>
       <w:pPr>
         <w:pStyle w:val="Heading2"/>
@@ -3483,8 +4060,8 @@
         </w:pict>
       </w:r>
     </w:p>
-    <w:bookmarkEnd w:id="81"/>
-    <w:bookmarkStart w:id="82" w:name="kai-erklärt-4"/>
+    <w:bookmarkEnd w:id="86"/>
+    <w:bookmarkStart w:id="87" w:name="kai-erklärt-4"/>
     <w:p>
       <w:pPr>
         <w:pStyle w:val="Heading2"/>
@@ -3516,8 +4093,8 @@
         </w:pict>
       </w:r>
     </w:p>
-    <w:bookmarkEnd w:id="82"/>
-    <w:bookmarkStart w:id="83" w:name="ausprobieren-1"/>
+    <w:bookmarkEnd w:id="87"/>
+    <w:bookmarkStart w:id="88" w:name="ausprobieren-1"/>
     <w:p>
       <w:pPr>
         <w:pStyle w:val="Heading2"/>
@@ -3593,8 +4170,8 @@
         </w:pict>
       </w:r>
     </w:p>
-    <w:bookmarkEnd w:id="83"/>
-    <w:bookmarkStart w:id="84" w:name="merke-2"/>
+    <w:bookmarkEnd w:id="88"/>
+    <w:bookmarkStart w:id="89" w:name="merke-2"/>
     <w:p>
       <w:pPr>
         <w:pStyle w:val="Heading2"/>
@@ -3624,9 +4201,9 @@
         <w:br w:type="page"/>
       </w:r>
     </w:p>
-    <w:bookmarkEnd w:id="84"/>
-    <w:bookmarkEnd w:id="85"/>
-    <w:bookmarkStart w:id="128" w:name="übungen-lineare-algorithmen"/>
+    <w:bookmarkEnd w:id="89"/>
+    <w:bookmarkEnd w:id="90"/>
+    <w:bookmarkStart w:id="133" w:name="übungen-lineare-algorithmen"/>
     <w:p>
       <w:pPr>
         <w:pStyle w:val="Heading1"/>
@@ -3635,7 +4212,7 @@
         <w:t xml:space="preserve">Übungen – Lineare Algorithmen</w:t>
       </w:r>
     </w:p>
-    <w:bookmarkStart w:id="86" w:name="ziel"/>
+    <w:bookmarkStart w:id="91" w:name="ziel"/>
     <w:p>
       <w:pPr>
         <w:pStyle w:val="Heading2"/>
@@ -3683,8 +4260,8 @@
         </w:pict>
       </w:r>
     </w:p>
-    <w:bookmarkEnd w:id="86"/>
-    <w:bookmarkStart w:id="91" w:name="erkennen"/>
+    <w:bookmarkEnd w:id="91"/>
+    <w:bookmarkStart w:id="96" w:name="erkennen"/>
     <w:p>
       <w:pPr>
         <w:pStyle w:val="Heading2"/>
@@ -3693,7 +4270,7 @@
         <w:t xml:space="preserve">1. Erkennen</w:t>
       </w:r>
     </w:p>
-    <w:bookmarkStart w:id="87" w:name="aufgabe-1-algorithmus-oder-nicht"/>
+    <w:bookmarkStart w:id="92" w:name="aufgabe-1-algorithmus-oder-nicht"/>
     <w:p>
       <w:pPr>
         <w:pStyle w:val="Heading3"/>
@@ -3718,8 +4295,8 @@
         <w:t xml:space="preserve">Begründe deine Entscheidung mit den Eigenschaften eines Algorithmus.</w:t>
       </w:r>
     </w:p>
-    <w:bookmarkEnd w:id="87"/>
-    <w:bookmarkStart w:id="88" w:name="a"/>
+    <w:bookmarkEnd w:id="92"/>
+    <w:bookmarkStart w:id="93" w:name="a"/>
     <w:p>
       <w:pPr>
         <w:pStyle w:val="Heading3"/>
@@ -3807,8 +4384,8 @@
         </w:pict>
       </w:r>
     </w:p>
-    <w:bookmarkEnd w:id="88"/>
-    <w:bookmarkStart w:id="89" w:name="b"/>
+    <w:bookmarkEnd w:id="93"/>
+    <w:bookmarkStart w:id="94" w:name="b"/>
     <w:p>
       <w:pPr>
         <w:pStyle w:val="Heading3"/>
@@ -3896,8 +4473,8 @@
         </w:pict>
       </w:r>
     </w:p>
-    <w:bookmarkEnd w:id="89"/>
-    <w:bookmarkStart w:id="90" w:name="c"/>
+    <w:bookmarkEnd w:id="94"/>
+    <w:bookmarkStart w:id="95" w:name="c"/>
     <w:p>
       <w:pPr>
         <w:pStyle w:val="Heading3"/>
@@ -3985,9 +4562,9 @@
         </w:pict>
       </w:r>
     </w:p>
-    <w:bookmarkEnd w:id="90"/>
-    <w:bookmarkEnd w:id="91"/>
-    <w:bookmarkStart w:id="93" w:name="fehler-finden"/>
+    <w:bookmarkEnd w:id="95"/>
+    <w:bookmarkEnd w:id="96"/>
+    <w:bookmarkStart w:id="98" w:name="fehler-finden"/>
     <w:p>
       <w:pPr>
         <w:pStyle w:val="Heading2"/>
@@ -3996,7 +4573,7 @@
         <w:t xml:space="preserve">2. Fehler finden</w:t>
       </w:r>
     </w:p>
-    <w:bookmarkStart w:id="92" w:name="aufgabe-2-kai-bereitet-kakao-zu"/>
+    <w:bookmarkStart w:id="97" w:name="aufgabe-2-kai-bereitet-kakao-zu"/>
     <w:p>
       <w:pPr>
         <w:pStyle w:val="Heading3"/>
@@ -4152,9 +4729,9 @@
         </w:pict>
       </w:r>
     </w:p>
-    <w:bookmarkEnd w:id="92"/>
-    <w:bookmarkEnd w:id="93"/>
-    <w:bookmarkStart w:id="95" w:name="reihenfolge"/>
+    <w:bookmarkEnd w:id="97"/>
+    <w:bookmarkEnd w:id="98"/>
+    <w:bookmarkStart w:id="100" w:name="reihenfolge"/>
     <w:p>
       <w:pPr>
         <w:pStyle w:val="Heading2"/>
@@ -4163,7 +4740,7 @@
         <w:t xml:space="preserve">3. Reihenfolge</w:t>
       </w:r>
     </w:p>
-    <w:bookmarkStart w:id="94" w:name="aufgabe-3-computerarbeitsplatz"/>
+    <w:bookmarkStart w:id="99" w:name="aufgabe-3-computerarbeitsplatz"/>
     <w:p>
       <w:pPr>
         <w:pStyle w:val="Heading3"/>
@@ -4290,9 +4867,9 @@
         </w:pict>
       </w:r>
     </w:p>
-    <w:bookmarkEnd w:id="94"/>
-    <w:bookmarkEnd w:id="95"/>
-    <w:bookmarkStart w:id="97" w:name="vollständigkeit"/>
+    <w:bookmarkEnd w:id="99"/>
+    <w:bookmarkEnd w:id="100"/>
+    <w:bookmarkStart w:id="102" w:name="vollständigkeit"/>
     <w:p>
       <w:pPr>
         <w:pStyle w:val="Heading2"/>
@@ -4301,7 +4878,7 @@
         <w:t xml:space="preserve">4. Vollständigkeit</w:t>
       </w:r>
     </w:p>
-    <w:bookmarkStart w:id="96" w:name="aufgabe-4-brief-verschicken"/>
+    <w:bookmarkStart w:id="101" w:name="aufgabe-4-brief-verschicken"/>
     <w:p>
       <w:pPr>
         <w:pStyle w:val="Heading3"/>
@@ -4398,9 +4975,9 @@
         </w:pict>
       </w:r>
     </w:p>
-    <w:bookmarkEnd w:id="96"/>
-    <w:bookmarkEnd w:id="97"/>
-    <w:bookmarkStart w:id="103" w:name="eindeutigkeit"/>
+    <w:bookmarkEnd w:id="101"/>
+    <w:bookmarkEnd w:id="102"/>
+    <w:bookmarkStart w:id="108" w:name="eindeutigkeit"/>
     <w:p>
       <w:pPr>
         <w:pStyle w:val="Heading2"/>
@@ -4409,7 +4986,7 @@
         <w:t xml:space="preserve">5. Eindeutigkeit</w:t>
       </w:r>
     </w:p>
-    <w:bookmarkStart w:id="98" w:name="aufgabe-5-ungenaue-anweisungen"/>
+    <w:bookmarkStart w:id="103" w:name="aufgabe-5-ungenaue-anweisungen"/>
     <w:p>
       <w:pPr>
         <w:pStyle w:val="Heading3"/>
@@ -4426,8 +5003,8 @@
         <w:t xml:space="preserve">Verbessere die folgenden Anweisungen so, dass KAI möglichst wenig nachfragen muss.</w:t>
       </w:r>
     </w:p>
-    <w:bookmarkEnd w:id="98"/>
-    <w:bookmarkStart w:id="99" w:name="a-1"/>
+    <w:bookmarkEnd w:id="103"/>
+    <w:bookmarkStart w:id="104" w:name="a-1"/>
     <w:p>
       <w:pPr>
         <w:pStyle w:val="Heading3"/>
@@ -4451,8 +5028,8 @@
         </w:pict>
       </w:r>
     </w:p>
-    <w:bookmarkEnd w:id="99"/>
-    <w:bookmarkStart w:id="100" w:name="b-1"/>
+    <w:bookmarkEnd w:id="104"/>
+    <w:bookmarkStart w:id="105" w:name="b-1"/>
     <w:p>
       <w:pPr>
         <w:pStyle w:val="Heading3"/>
@@ -4476,8 +5053,8 @@
         </w:pict>
       </w:r>
     </w:p>
-    <w:bookmarkEnd w:id="100"/>
-    <w:bookmarkStart w:id="101" w:name="c-1"/>
+    <w:bookmarkEnd w:id="105"/>
+    <w:bookmarkStart w:id="106" w:name="c-1"/>
     <w:p>
       <w:pPr>
         <w:pStyle w:val="Heading3"/>
@@ -4501,8 +5078,8 @@
         </w:pict>
       </w:r>
     </w:p>
-    <w:bookmarkEnd w:id="101"/>
-    <w:bookmarkStart w:id="102" w:name="d"/>
+    <w:bookmarkEnd w:id="106"/>
+    <w:bookmarkStart w:id="107" w:name="d"/>
     <w:p>
       <w:pPr>
         <w:pStyle w:val="Heading3"/>
@@ -4533,9 +5110,9 @@
         </w:pict>
       </w:r>
     </w:p>
-    <w:bookmarkEnd w:id="102"/>
-    <w:bookmarkEnd w:id="103"/>
-    <w:bookmarkStart w:id="105" w:name="einen-algorithmus-entwickeln"/>
+    <w:bookmarkEnd w:id="107"/>
+    <w:bookmarkEnd w:id="108"/>
+    <w:bookmarkStart w:id="110" w:name="einen-algorithmus-entwickeln"/>
     <w:p>
       <w:pPr>
         <w:pStyle w:val="Heading2"/>
@@ -4544,7 +5121,7 @@
         <w:t xml:space="preserve">6. Einen Algorithmus entwickeln</w:t>
       </w:r>
     </w:p>
-    <w:bookmarkStart w:id="104" w:name="aufgabe-6-trinkflasche-füllen"/>
+    <w:bookmarkStart w:id="109" w:name="aufgabe-6-trinkflasche-füllen"/>
     <w:p>
       <w:pPr>
         <w:pStyle w:val="Heading3"/>
@@ -4715,9 +5292,9 @@
         </w:pict>
       </w:r>
     </w:p>
-    <w:bookmarkEnd w:id="104"/>
-    <w:bookmarkEnd w:id="105"/>
-    <w:bookmarkStart w:id="109" w:name="testen"/>
+    <w:bookmarkEnd w:id="109"/>
+    <w:bookmarkEnd w:id="110"/>
+    <w:bookmarkStart w:id="114" w:name="testen"/>
     <w:p>
       <w:pPr>
         <w:pStyle w:val="Heading2"/>
@@ -4726,7 +5303,7 @@
         <w:t xml:space="preserve">7. Testen</w:t>
       </w:r>
     </w:p>
-    <w:bookmarkStart w:id="106" w:name="aufgabe-7-partnerprüfung"/>
+    <w:bookmarkStart w:id="111" w:name="aufgabe-7-partnerprüfung"/>
     <w:p>
       <w:pPr>
         <w:pStyle w:val="Heading3"/>
@@ -4828,8 +5405,8 @@
         <w:t xml:space="preserve">Überarbeite deinen Algorithmus danach.</w:t>
       </w:r>
     </w:p>
-    <w:bookmarkEnd w:id="106"/>
-    <w:bookmarkStart w:id="107" w:name="was-hast-du-verändert"/>
+    <w:bookmarkEnd w:id="111"/>
+    <w:bookmarkStart w:id="112" w:name="was-hast-du-verändert"/>
     <w:p>
       <w:pPr>
         <w:pStyle w:val="Heading3"/>
@@ -4852,8 +5429,8 @@
         </w:pict>
       </w:r>
     </w:p>
-    <w:bookmarkEnd w:id="107"/>
-    <w:bookmarkStart w:id="108" w:name="warum-ist-version-2-besser"/>
+    <w:bookmarkEnd w:id="112"/>
+    <w:bookmarkStart w:id="113" w:name="warum-ist-version-2-besser"/>
     <w:p>
       <w:pPr>
         <w:pStyle w:val="Heading3"/>
@@ -4883,9 +5460,9 @@
         </w:pict>
       </w:r>
     </w:p>
-    <w:bookmarkEnd w:id="108"/>
-    <w:bookmarkEnd w:id="109"/>
-    <w:bookmarkStart w:id="111" w:name="verschiedene-lösungen-vergleichen"/>
+    <w:bookmarkEnd w:id="113"/>
+    <w:bookmarkEnd w:id="114"/>
+    <w:bookmarkStart w:id="116" w:name="verschiedene-lösungen-vergleichen"/>
     <w:p>
       <w:pPr>
         <w:pStyle w:val="Heading2"/>
@@ -4894,7 +5471,7 @@
         <w:t xml:space="preserve">8. Verschiedene Lösungen vergleichen</w:t>
       </w:r>
     </w:p>
-    <w:bookmarkStart w:id="110" w:name="aufgabe-8"/>
+    <w:bookmarkStart w:id="115" w:name="aufgabe-8"/>
     <w:p>
       <w:pPr>
         <w:pStyle w:val="Heading3"/>
@@ -5150,9 +5727,9 @@
         </w:pict>
       </w:r>
     </w:p>
-    <w:bookmarkEnd w:id="110"/>
-    <w:bookmarkEnd w:id="111"/>
-    <w:bookmarkStart w:id="114" w:name="scratch-und-python-1"/>
+    <w:bookmarkEnd w:id="115"/>
+    <w:bookmarkEnd w:id="116"/>
+    <w:bookmarkStart w:id="119" w:name="scratch-und-python-1"/>
     <w:p>
       <w:pPr>
         <w:pStyle w:val="Heading2"/>
@@ -5161,7 +5738,7 @@
         <w:t xml:space="preserve">9. Scratch und Python</w:t>
       </w:r>
     </w:p>
-    <w:bookmarkStart w:id="112" w:name="Xb0dc84488a4f8817c9b8838836211d6c55325d7"/>
+    <w:bookmarkStart w:id="117" w:name="Xb0dc84488a4f8817c9b8838836211d6c55325d7"/>
     <w:p>
       <w:pPr>
         <w:pStyle w:val="Heading3"/>
@@ -5321,8 +5898,8 @@
         <w:t xml:space="preserve">um.</w:t>
       </w:r>
     </w:p>
-    <w:bookmarkEnd w:id="112"/>
-    <w:bookmarkStart w:id="113" w:name="denkfrage"/>
+    <w:bookmarkEnd w:id="117"/>
+    <w:bookmarkStart w:id="118" w:name="denkfrage"/>
     <w:p>
       <w:pPr>
         <w:pStyle w:val="Heading3"/>
@@ -5392,9 +5969,9 @@
         </w:pict>
       </w:r>
     </w:p>
-    <w:bookmarkEnd w:id="113"/>
-    <w:bookmarkEnd w:id="114"/>
-    <w:bookmarkStart w:id="116" w:name="fehler-erklären"/>
+    <w:bookmarkEnd w:id="118"/>
+    <w:bookmarkEnd w:id="119"/>
+    <w:bookmarkStart w:id="121" w:name="fehler-erklären"/>
     <w:p>
       <w:pPr>
         <w:pStyle w:val="Heading2"/>
@@ -5403,7 +5980,7 @@
         <w:t xml:space="preserve">10. Fehler erklären</w:t>
       </w:r>
     </w:p>
-    <w:bookmarkStart w:id="115" w:name="aufgabe-10-kai-macht-genau-das-richtige"/>
+    <w:bookmarkStart w:id="120" w:name="aufgabe-10-kai-macht-genau-das-richtige"/>
     <w:p>
       <w:pPr>
         <w:pStyle w:val="Heading3"/>
@@ -5472,9 +6049,9 @@
         </w:pict>
       </w:r>
     </w:p>
-    <w:bookmarkEnd w:id="115"/>
-    <w:bookmarkEnd w:id="116"/>
-    <w:bookmarkStart w:id="119" w:name="eigener-fehleralgorithmus"/>
+    <w:bookmarkEnd w:id="120"/>
+    <w:bookmarkEnd w:id="121"/>
+    <w:bookmarkStart w:id="124" w:name="eigener-fehleralgorithmus"/>
     <w:p>
       <w:pPr>
         <w:pStyle w:val="Heading2"/>
@@ -5507,7 +6084,7 @@
         <w:t xml:space="preserve">Eine andere Gruppe soll die Fehler finden und erklären.</w:t>
       </w:r>
     </w:p>
-    <w:bookmarkStart w:id="117" w:name="mein-fehlerhafter-algorithmus"/>
+    <w:bookmarkStart w:id="122" w:name="mein-fehlerhafter-algorithmus"/>
     <w:p>
       <w:pPr>
         <w:pStyle w:val="Heading3"/>
@@ -5544,8 +6121,8 @@
         </w:pict>
       </w:r>
     </w:p>
-    <w:bookmarkEnd w:id="117"/>
-    <w:bookmarkStart w:id="118" w:name="eingebaute-fehler"/>
+    <w:bookmarkEnd w:id="122"/>
+    <w:bookmarkStart w:id="123" w:name="eingebaute-fehler"/>
     <w:p>
       <w:pPr>
         <w:pStyle w:val="Heading3"/>
@@ -5582,9 +6159,9 @@
         </w:pict>
       </w:r>
     </w:p>
-    <w:bookmarkEnd w:id="118"/>
-    <w:bookmarkEnd w:id="119"/>
-    <w:bookmarkStart w:id="126" w:name="transfer"/>
+    <w:bookmarkEnd w:id="123"/>
+    <w:bookmarkEnd w:id="124"/>
+    <w:bookmarkStart w:id="131" w:name="transfer-1"/>
     <w:p>
       <w:pPr>
         <w:pStyle w:val="Heading2"/>
@@ -5593,7 +6170,7 @@
         <w:t xml:space="preserve">12. Transfer</w:t>
       </w:r>
     </w:p>
-    <w:bookmarkStart w:id="120" w:name="aufgabe-12-vom-ablauf-zum-problem"/>
+    <w:bookmarkStart w:id="125" w:name="aufgabe-12-vom-ablauf-zum-problem"/>
     <w:p>
       <w:pPr>
         <w:pStyle w:val="Heading3"/>
@@ -5674,8 +6251,8 @@
         <w:t xml:space="preserve">Gehe systematisch vor.</w:t>
       </w:r>
     </w:p>
-    <w:bookmarkEnd w:id="120"/>
-    <w:bookmarkStart w:id="121" w:name="problem"/>
+    <w:bookmarkEnd w:id="125"/>
+    <w:bookmarkStart w:id="126" w:name="problem"/>
     <w:p>
       <w:pPr>
         <w:pStyle w:val="Heading3"/>
@@ -5699,8 +6276,8 @@
         </w:pict>
       </w:r>
     </w:p>
-    <w:bookmarkEnd w:id="121"/>
-    <w:bookmarkStart w:id="122" w:name="eingaben-und-voraussetzungen"/>
+    <w:bookmarkEnd w:id="126"/>
+    <w:bookmarkStart w:id="127" w:name="eingaben-und-voraussetzungen"/>
     <w:p>
       <w:pPr>
         <w:pStyle w:val="Heading3"/>
@@ -5724,8 +6301,8 @@
         </w:pict>
       </w:r>
     </w:p>
-    <w:bookmarkEnd w:id="122"/>
-    <w:bookmarkStart w:id="123" w:name="algorithmus"/>
+    <w:bookmarkEnd w:id="127"/>
+    <w:bookmarkStart w:id="128" w:name="algorithmus"/>
     <w:p>
       <w:pPr>
         <w:pStyle w:val="Heading3"/>
@@ -5763,8 +6340,8 @@
         </w:pict>
       </w:r>
     </w:p>
-    <w:bookmarkEnd w:id="123"/>
-    <w:bookmarkStart w:id="124" w:name="test"/>
+    <w:bookmarkEnd w:id="128"/>
+    <w:bookmarkStart w:id="129" w:name="test"/>
     <w:p>
       <w:pPr>
         <w:pStyle w:val="Heading3"/>
@@ -5788,8 +6365,8 @@
         </w:pict>
       </w:r>
     </w:p>
-    <w:bookmarkEnd w:id="124"/>
-    <w:bookmarkStart w:id="125" w:name="verbesserung"/>
+    <w:bookmarkEnd w:id="129"/>
+    <w:bookmarkStart w:id="130" w:name="verbesserung"/>
     <w:p>
       <w:pPr>
         <w:pStyle w:val="Heading3"/>
@@ -5820,9 +6397,9 @@
         </w:pict>
       </w:r>
     </w:p>
-    <w:bookmarkEnd w:id="125"/>
-    <w:bookmarkEnd w:id="126"/>
-    <w:bookmarkStart w:id="127" w:name="plus-effizienz"/>
+    <w:bookmarkEnd w:id="130"/>
+    <w:bookmarkEnd w:id="131"/>
+    <w:bookmarkStart w:id="132" w:name="plus-effizienz"/>
     <w:p>
       <w:pPr>
         <w:pStyle w:val="Heading2"/>
@@ -5897,9 +6474,9 @@
         <w:br w:type="page"/>
       </w:r>
     </w:p>
-    <w:bookmarkEnd w:id="127"/>
-    <w:bookmarkEnd w:id="128"/>
-    <w:bookmarkStart w:id="135" w:name="transfer-1"/>
+    <w:bookmarkEnd w:id="132"/>
+    <w:bookmarkEnd w:id="133"/>
+    <w:bookmarkStart w:id="140" w:name="transfer-2"/>
     <w:p>
       <w:pPr>
         <w:pStyle w:val="Heading1"/>
@@ -5931,7 +6508,7 @@
         </w:pict>
       </w:r>
     </w:p>
-    <w:bookmarkStart w:id="129" w:name="aufgabe-1-frühstück-vorbereiten"/>
+    <w:bookmarkStart w:id="134" w:name="aufgabe-1-frühstück-vorbereiten"/>
     <w:p>
       <w:pPr>
         <w:pStyle w:val="Heading2"/>
@@ -6019,8 +6596,8 @@
         </w:pict>
       </w:r>
     </w:p>
-    <w:bookmarkEnd w:id="129"/>
-    <w:bookmarkStart w:id="130" w:name="aufgabe-2-papierflieger-falten"/>
+    <w:bookmarkEnd w:id="134"/>
+    <w:bookmarkStart w:id="135" w:name="aufgabe-2-papierflieger-falten"/>
     <w:p>
       <w:pPr>
         <w:pStyle w:val="Heading2"/>
@@ -6068,8 +6645,8 @@
         </w:pict>
       </w:r>
     </w:p>
-    <w:bookmarkEnd w:id="130"/>
-    <w:bookmarkStart w:id="131" w:name="aufgabe-3-der-schulweg"/>
+    <w:bookmarkEnd w:id="135"/>
+    <w:bookmarkStart w:id="136" w:name="aufgabe-3-der-schulweg"/>
     <w:p>
       <w:pPr>
         <w:pStyle w:val="Heading2"/>
@@ -6109,8 +6686,8 @@
         </w:pict>
       </w:r>
     </w:p>
-    <w:bookmarkEnd w:id="131"/>
-    <w:bookmarkStart w:id="132" w:name="kai-challenge"/>
+    <w:bookmarkEnd w:id="136"/>
+    <w:bookmarkStart w:id="137" w:name="kai-challenge"/>
     <w:p>
       <w:pPr>
         <w:pStyle w:val="Heading2"/>
@@ -6166,8 +6743,8 @@
         </w:pict>
       </w:r>
     </w:p>
-    <w:bookmarkEnd w:id="132"/>
-    <w:bookmarkStart w:id="133" w:name="aufgabe-4-ist-das-ein-algorithmus"/>
+    <w:bookmarkEnd w:id="137"/>
+    <w:bookmarkStart w:id="138" w:name="aufgabe-4-ist-das-ein-algorithmus"/>
     <w:p>
       <w:pPr>
         <w:pStyle w:val="Heading2"/>
@@ -6267,8 +6844,8 @@
         </w:pict>
       </w:r>
     </w:p>
-    <w:bookmarkEnd w:id="133"/>
-    <w:bookmarkStart w:id="134" w:name="aufgabe-5-eigene-idee"/>
+    <w:bookmarkEnd w:id="138"/>
+    <w:bookmarkStart w:id="139" w:name="aufgabe-5-eigene-idee"/>
     <w:p>
       <w:pPr>
         <w:pStyle w:val="Heading2"/>
@@ -6306,9 +6883,9 @@
         <w:br w:type="page"/>
       </w:r>
     </w:p>
-    <w:bookmarkEnd w:id="134"/>
-    <w:bookmarkEnd w:id="135"/>
-    <w:bookmarkStart w:id="147" w:name="projekt-kai-übernimmt-eine-neue-aufgabe"/>
+    <w:bookmarkEnd w:id="139"/>
+    <w:bookmarkEnd w:id="140"/>
+    <w:bookmarkStart w:id="152" w:name="projekt-kai-übernimmt-eine-neue-aufgabe"/>
     <w:p>
       <w:pPr>
         <w:pStyle w:val="Heading1"/>
@@ -6317,7 +6894,7 @@
         <w:t xml:space="preserve">Projekt – KAI übernimmt eine neue Aufgabe</w:t>
       </w:r>
     </w:p>
-    <w:bookmarkStart w:id="136" w:name="der-auftrag"/>
+    <w:bookmarkStart w:id="141" w:name="der-auftrag"/>
     <w:p>
       <w:pPr>
         <w:pStyle w:val="Heading2"/>
@@ -6357,8 +6934,8 @@
         </w:pict>
       </w:r>
     </w:p>
-    <w:bookmarkEnd w:id="136"/>
-    <w:bookmarkStart w:id="140" w:name="aufgabe"/>
+    <w:bookmarkEnd w:id="141"/>
+    <w:bookmarkStart w:id="145" w:name="aufgabe"/>
     <w:p>
       <w:pPr>
         <w:pStyle w:val="Heading2"/>
@@ -6391,7 +6968,7 @@
         <w:t xml:space="preserve">der folgenden Aufgaben aus.</w:t>
       </w:r>
     </w:p>
-    <w:bookmarkStart w:id="137" w:name="möglichkeit-a-getränke-ausgeben"/>
+    <w:bookmarkStart w:id="142" w:name="möglichkeit-a-getränke-ausgeben"/>
     <w:p>
       <w:pPr>
         <w:pStyle w:val="Heading3"/>
@@ -6415,8 +6992,8 @@
         </w:pict>
       </w:r>
     </w:p>
-    <w:bookmarkEnd w:id="137"/>
-    <w:bookmarkStart w:id="138" w:name="möglichkeit-b-material-ausgeben"/>
+    <w:bookmarkEnd w:id="142"/>
+    <w:bookmarkStart w:id="143" w:name="möglichkeit-b-material-ausgeben"/>
     <w:p>
       <w:pPr>
         <w:pStyle w:val="Heading3"/>
@@ -6440,8 +7017,8 @@
         </w:pict>
       </w:r>
     </w:p>
-    <w:bookmarkEnd w:id="138"/>
-    <w:bookmarkStart w:id="139" w:name="möglichkeit-c-fundbüro"/>
+    <w:bookmarkEnd w:id="143"/>
+    <w:bookmarkStart w:id="144" w:name="möglichkeit-c-fundbüro"/>
     <w:p>
       <w:pPr>
         <w:pStyle w:val="Heading3"/>
@@ -6465,9 +7042,9 @@
         </w:pict>
       </w:r>
     </w:p>
-    <w:bookmarkEnd w:id="139"/>
-    <w:bookmarkEnd w:id="140"/>
-    <w:bookmarkStart w:id="141" w:name="planung"/>
+    <w:bookmarkEnd w:id="144"/>
+    <w:bookmarkEnd w:id="145"/>
+    <w:bookmarkStart w:id="146" w:name="planung"/>
     <w:p>
       <w:pPr>
         <w:pStyle w:val="Heading2"/>
@@ -6539,8 +7116,8 @@
         </w:pict>
       </w:r>
     </w:p>
-    <w:bookmarkEnd w:id="141"/>
-    <w:bookmarkStart w:id="142" w:name="entwickelt-euren-algorithmus"/>
+    <w:bookmarkEnd w:id="146"/>
+    <w:bookmarkStart w:id="147" w:name="entwickelt-euren-algorithmus"/>
     <w:p>
       <w:pPr>
         <w:pStyle w:val="Heading2"/>
@@ -6628,8 +7205,8 @@
         </w:pict>
       </w:r>
     </w:p>
-    <w:bookmarkEnd w:id="142"/>
-    <w:bookmarkStart w:id="143" w:name="test-1"/>
+    <w:bookmarkEnd w:id="147"/>
+    <w:bookmarkStart w:id="148" w:name="test-1"/>
     <w:p>
       <w:pPr>
         <w:pStyle w:val="Heading2"/>
@@ -6723,8 +7300,8 @@
         </w:pict>
       </w:r>
     </w:p>
-    <w:bookmarkEnd w:id="143"/>
-    <w:bookmarkStart w:id="144" w:name="überarbeitet-euren-algorithmus"/>
+    <w:bookmarkEnd w:id="148"/>
+    <w:bookmarkStart w:id="149" w:name="überarbeitet-euren-algorithmus"/>
     <w:p>
       <w:pPr>
         <w:pStyle w:val="Heading2"/>
@@ -6748,8 +7325,8 @@
         </w:pict>
       </w:r>
     </w:p>
-    <w:bookmarkEnd w:id="144"/>
-    <w:bookmarkStart w:id="145" w:name="präsentation"/>
+    <w:bookmarkEnd w:id="149"/>
+    <w:bookmarkStart w:id="150" w:name="präsentation"/>
     <w:p>
       <w:pPr>
         <w:pStyle w:val="Heading2"/>
@@ -6817,8 +7394,8 @@
         </w:pict>
       </w:r>
     </w:p>
-    <w:bookmarkEnd w:id="145"/>
-    <w:bookmarkStart w:id="146" w:name="kai-erklärt-5"/>
+    <w:bookmarkEnd w:id="150"/>
+    <w:bookmarkStart w:id="151" w:name="kai-erklärt-5"/>
     <w:p>
       <w:pPr>
         <w:pStyle w:val="Heading2"/>
@@ -6848,9 +7425,9 @@
         <w:br w:type="page"/>
       </w:r>
     </w:p>
-    <w:bookmarkEnd w:id="146"/>
-    <w:bookmarkEnd w:id="147"/>
-    <w:bookmarkStart w:id="148" w:name="reflexion"/>
+    <w:bookmarkEnd w:id="151"/>
+    <w:bookmarkEnd w:id="152"/>
+    <w:bookmarkStart w:id="153" w:name="reflexion"/>
     <w:p>
       <w:pPr>
         <w:pStyle w:val="Heading1"/>
@@ -6864,8 +7441,8 @@
         <w:br w:type="page"/>
       </w:r>
     </w:p>
-    <w:bookmarkEnd w:id="148"/>
-    <w:bookmarkStart w:id="158" w:name="kompetenzcheck"/>
+    <w:bookmarkEnd w:id="153"/>
+    <w:bookmarkStart w:id="163" w:name="kompetenzcheck"/>
     <w:p>
       <w:pPr>
         <w:pStyle w:val="Heading1"/>
@@ -6874,7 +7451,7 @@
         <w:t xml:space="preserve">Kompetenzcheck</w:t>
       </w:r>
     </w:p>
-    <w:bookmarkStart w:id="149" w:name="das-kann-ich"/>
+    <w:bookmarkStart w:id="154" w:name="das-kann-ich"/>
     <w:p>
       <w:pPr>
         <w:pStyle w:val="Heading2"/>
@@ -6898,8 +7475,8 @@
         </w:pict>
       </w:r>
     </w:p>
-    <w:bookmarkEnd w:id="149"/>
-    <w:bookmarkStart w:id="152" w:name="aufgabe-1-algorithmus-erkennen"/>
+    <w:bookmarkEnd w:id="154"/>
+    <w:bookmarkStart w:id="157" w:name="aufgabe-1-algorithmus-erkennen"/>
     <w:p>
       <w:pPr>
         <w:pStyle w:val="Heading2"/>
@@ -6924,7 +7501,7 @@
         <w:t xml:space="preserve">Begründe deine Entscheidung.</w:t>
       </w:r>
     </w:p>
-    <w:bookmarkStart w:id="150" w:name="a-2"/>
+    <w:bookmarkStart w:id="155" w:name="a-2"/>
     <w:p>
       <w:pPr>
         <w:pStyle w:val="Heading3"/>
@@ -6992,8 +7569,8 @@
         </w:pict>
       </w:r>
     </w:p>
-    <w:bookmarkEnd w:id="150"/>
-    <w:bookmarkStart w:id="151" w:name="b-2"/>
+    <w:bookmarkEnd w:id="155"/>
+    <w:bookmarkStart w:id="156" w:name="b-2"/>
     <w:p>
       <w:pPr>
         <w:pStyle w:val="Heading3"/>
@@ -7061,9 +7638,9 @@
         </w:pict>
       </w:r>
     </w:p>
-    <w:bookmarkEnd w:id="151"/>
-    <w:bookmarkEnd w:id="152"/>
-    <w:bookmarkStart w:id="153" w:name="aufgabe-2-fehler-finden"/>
+    <w:bookmarkEnd w:id="156"/>
+    <w:bookmarkEnd w:id="157"/>
+    <w:bookmarkStart w:id="158" w:name="aufgabe-2-fehler-finden"/>
     <w:p>
       <w:pPr>
         <w:pStyle w:val="Heading2"/>
@@ -7157,8 +7734,8 @@
         </w:pict>
       </w:r>
     </w:p>
-    <w:bookmarkEnd w:id="153"/>
-    <w:bookmarkStart w:id="154" w:name="aufgabe-3-algorithmus-entwickeln"/>
+    <w:bookmarkEnd w:id="158"/>
+    <w:bookmarkStart w:id="159" w:name="aufgabe-3-algorithmus-entwickeln"/>
     <w:p>
       <w:pPr>
         <w:pStyle w:val="Heading2"/>
@@ -7279,8 +7856,8 @@
         </w:pict>
       </w:r>
     </w:p>
-    <w:bookmarkEnd w:id="154"/>
-    <w:bookmarkStart w:id="155" w:name="aufgabe-4-darstellungen-vergleichen"/>
+    <w:bookmarkEnd w:id="159"/>
+    <w:bookmarkStart w:id="160" w:name="aufgabe-4-darstellungen-vergleichen"/>
     <w:p>
       <w:pPr>
         <w:pStyle w:val="Heading2"/>
@@ -7326,8 +7903,8 @@
         </w:pict>
       </w:r>
     </w:p>
-    <w:bookmarkEnd w:id="155"/>
-    <w:bookmarkStart w:id="156" w:name="selbsteinschätzung"/>
+    <w:bookmarkEnd w:id="160"/>
+    <w:bookmarkStart w:id="161" w:name="selbsteinschätzung"/>
     <w:p>
       <w:pPr>
         <w:pStyle w:val="Heading2"/>
@@ -7718,8 +8295,8 @@
         </w:pict>
       </w:r>
     </w:p>
-    <w:bookmarkEnd w:id="156"/>
-    <w:bookmarkStart w:id="157" w:name="geschafft"/>
+    <w:bookmarkEnd w:id="161"/>
+    <w:bookmarkStart w:id="162" w:name="geschafft"/>
     <w:p>
       <w:pPr>
         <w:pStyle w:val="Heading2"/>
@@ -7749,9 +8326,9 @@
         <w:br w:type="page"/>
       </w:r>
     </w:p>
-    <w:bookmarkEnd w:id="157"/>
-    <w:bookmarkEnd w:id="158"/>
-    <w:bookmarkStart w:id="169" w:name="X1fe86ddd3f4edc47bc3f740cbc88faf3705b9d2"/>
+    <w:bookmarkEnd w:id="162"/>
+    <w:bookmarkEnd w:id="163"/>
+    <w:bookmarkStart w:id="174" w:name="X1fe86ddd3f4edc47bc3f740cbc88faf3705b9d2"/>
     <w:p>
       <w:pPr>
         <w:pStyle w:val="Heading1"/>
@@ -7760,7 +8337,7 @@
         <w:t xml:space="preserve">Projektstart – Von der Übung zur Komplexaufgabe</w:t>
       </w:r>
     </w:p>
-    <w:bookmarkStart w:id="159" w:name="jetzt-beginnt-das-eigentliche-projekt"/>
+    <w:bookmarkStart w:id="164" w:name="jetzt-beginnt-das-eigentliche-projekt"/>
     <w:p>
       <w:pPr>
         <w:pStyle w:val="Heading2"/>
@@ -7829,8 +8406,8 @@
         </w:pict>
       </w:r>
     </w:p>
-    <w:bookmarkEnd w:id="159"/>
-    <w:bookmarkStart w:id="160" w:name="was-ist-ein-projekt"/>
+    <w:bookmarkEnd w:id="164"/>
+    <w:bookmarkStart w:id="165" w:name="was-ist-ein-projekt"/>
     <w:p>
       <w:pPr>
         <w:pStyle w:val="Heading2"/>
@@ -7922,8 +8499,8 @@
         </w:pict>
       </w:r>
     </w:p>
-    <w:bookmarkEnd w:id="160"/>
-    <w:bookmarkStart w:id="161" w:name="der-projektauftrag"/>
+    <w:bookmarkEnd w:id="165"/>
+    <w:bookmarkStart w:id="166" w:name="der-projektauftrag"/>
     <w:p>
       <w:pPr>
         <w:pStyle w:val="Heading2"/>
@@ -8036,8 +8613,8 @@
         </w:pict>
       </w:r>
     </w:p>
-    <w:bookmarkEnd w:id="161"/>
-    <w:bookmarkStart w:id="162" w:name="unser-team"/>
+    <w:bookmarkEnd w:id="166"/>
+    <w:bookmarkStart w:id="167" w:name="unser-team"/>
     <w:p>
       <w:pPr>
         <w:pStyle w:val="Heading2"/>
@@ -8096,8 +8673,8 @@
         </w:pict>
       </w:r>
     </w:p>
-    <w:bookmarkEnd w:id="162"/>
-    <w:bookmarkStart w:id="163" w:name="unsere-erste-idee"/>
+    <w:bookmarkEnd w:id="167"/>
+    <w:bookmarkStart w:id="168" w:name="unsere-erste-idee"/>
     <w:p>
       <w:pPr>
         <w:pStyle w:val="Heading2"/>
@@ -8157,8 +8734,8 @@
         </w:pict>
       </w:r>
     </w:p>
-    <w:bookmarkEnd w:id="163"/>
-    <w:bookmarkStart w:id="165" w:name="rollen-im-team"/>
+    <w:bookmarkEnd w:id="168"/>
+    <w:bookmarkStart w:id="170" w:name="rollen-im-team"/>
     <w:p>
       <w:pPr>
         <w:pStyle w:val="Heading2"/>
@@ -8256,7 +8833,7 @@
         <w:t xml:space="preserve">Präsentation</w:t>
       </w:r>
     </w:p>
-    <w:bookmarkStart w:id="164" w:name="unsere-erste-rollenverteilung"/>
+    <w:bookmarkStart w:id="169" w:name="unsere-erste-rollenverteilung"/>
     <w:p>
       <w:pPr>
         <w:pStyle w:val="Heading3"/>
@@ -8423,9 +9000,9 @@
         </w:pict>
       </w:r>
     </w:p>
-    <w:bookmarkEnd w:id="164"/>
-    <w:bookmarkEnd w:id="165"/>
-    <w:bookmarkStart w:id="166" w:name="der-qualitätskreislauf"/>
+    <w:bookmarkEnd w:id="169"/>
+    <w:bookmarkEnd w:id="170"/>
+    <w:bookmarkStart w:id="171" w:name="der-qualitätskreislauf"/>
     <w:p>
       <w:pPr>
         <w:pStyle w:val="Heading2"/>
@@ -8549,8 +9126,8 @@
         </w:pict>
       </w:r>
     </w:p>
-    <w:bookmarkEnd w:id="166"/>
-    <w:bookmarkStart w:id="167" w:name="projektregeln"/>
+    <w:bookmarkEnd w:id="171"/>
+    <w:bookmarkStart w:id="172" w:name="projektregeln"/>
     <w:p>
       <w:pPr>
         <w:pStyle w:val="Heading2"/>
@@ -8646,8 +9223,8 @@
         </w:pict>
       </w:r>
     </w:p>
-    <w:bookmarkEnd w:id="167"/>
-    <w:bookmarkStart w:id="168" w:name="startcheck"/>
+    <w:bookmarkEnd w:id="172"/>
+    <w:bookmarkStart w:id="173" w:name="startcheck"/>
     <w:p>
       <w:pPr>
         <w:pStyle w:val="Heading2"/>
@@ -8741,9 +9318,9 @@
         <w:br w:type="page"/>
       </w:r>
     </w:p>
-    <w:bookmarkEnd w:id="168"/>
-    <w:bookmarkEnd w:id="169"/>
-    <w:bookmarkStart w:id="186" w:name="X5fcebfba1a68adbdf1018d8e779eaec79c036c9"/>
+    <w:bookmarkEnd w:id="173"/>
+    <w:bookmarkEnd w:id="174"/>
+    <w:bookmarkStart w:id="191" w:name="X5fcebfba1a68adbdf1018d8e779eaec79c036c9"/>
     <w:p>
       <w:pPr>
         <w:pStyle w:val="Heading1"/>
@@ -8752,7 +9329,7 @@
         <w:t xml:space="preserve">Problemanalyse – Was müssen wir eigentlich lösen?</w:t>
       </w:r>
     </w:p>
-    <w:bookmarkStart w:id="170" w:name="nicht-sofort-programmieren"/>
+    <w:bookmarkStart w:id="175" w:name="nicht-sofort-programmieren"/>
     <w:p>
       <w:pPr>
         <w:pStyle w:val="Heading2"/>
@@ -8813,8 +9390,8 @@
         </w:pict>
       </w:r>
     </w:p>
-    <w:bookmarkEnd w:id="170"/>
-    <w:bookmarkStart w:id="171" w:name="problem-beschreiben"/>
+    <w:bookmarkEnd w:id="175"/>
+    <w:bookmarkStart w:id="176" w:name="problem-beschreiben"/>
     <w:p>
       <w:pPr>
         <w:pStyle w:val="Heading2"/>
@@ -8864,8 +9441,8 @@
         </w:pict>
       </w:r>
     </w:p>
-    <w:bookmarkEnd w:id="171"/>
-    <w:bookmarkStart w:id="172" w:name="ziel-beschreiben"/>
+    <w:bookmarkEnd w:id="176"/>
+    <w:bookmarkStart w:id="177" w:name="ziel-beschreiben"/>
     <w:p>
       <w:pPr>
         <w:pStyle w:val="Heading2"/>
@@ -8915,8 +9492,8 @@
         </w:pict>
       </w:r>
     </w:p>
-    <w:bookmarkEnd w:id="172"/>
-    <w:bookmarkStart w:id="173" w:name="zielgruppe"/>
+    <w:bookmarkEnd w:id="177"/>
+    <w:bookmarkStart w:id="178" w:name="zielgruppe"/>
     <w:p>
       <w:pPr>
         <w:pStyle w:val="Heading2"/>
@@ -9022,8 +9599,8 @@
         </w:pict>
       </w:r>
     </w:p>
-    <w:bookmarkEnd w:id="173"/>
-    <w:bookmarkStart w:id="178" w:name="Xf7b9c48f7794619faea0afbfc8db270f698cf46"/>
+    <w:bookmarkEnd w:id="178"/>
+    <w:bookmarkStart w:id="183" w:name="Xf7b9c48f7794619faea0afbfc8db270f698cf46"/>
     <w:p>
       <w:pPr>
         <w:pStyle w:val="Heading2"/>
@@ -9048,7 +9625,7 @@
         <w:t xml:space="preserve">Übertragt es auf euer Projekt.</w:t>
       </w:r>
     </w:p>
-    <w:bookmarkStart w:id="174" w:name="eingabe"/>
+    <w:bookmarkStart w:id="179" w:name="eingabe"/>
     <w:p>
       <w:pPr>
         <w:pStyle w:val="Heading3"/>
@@ -9072,8 +9649,8 @@
         </w:pict>
       </w:r>
     </w:p>
-    <w:bookmarkEnd w:id="174"/>
-    <w:bookmarkStart w:id="175" w:name="verarbeitung"/>
+    <w:bookmarkEnd w:id="179"/>
+    <w:bookmarkStart w:id="180" w:name="verarbeitung"/>
     <w:p>
       <w:pPr>
         <w:pStyle w:val="Heading3"/>
@@ -9097,8 +9674,8 @@
         </w:pict>
       </w:r>
     </w:p>
-    <w:bookmarkEnd w:id="175"/>
-    <w:bookmarkStart w:id="176" w:name="ausgabe"/>
+    <w:bookmarkEnd w:id="180"/>
+    <w:bookmarkStart w:id="181" w:name="ausgabe"/>
     <w:p>
       <w:pPr>
         <w:pStyle w:val="Heading3"/>
@@ -9122,8 +9699,8 @@
         </w:pict>
       </w:r>
     </w:p>
-    <w:bookmarkEnd w:id="176"/>
-    <w:bookmarkStart w:id="177" w:name="speicherung"/>
+    <w:bookmarkEnd w:id="181"/>
+    <w:bookmarkStart w:id="182" w:name="speicherung"/>
     <w:p>
       <w:pPr>
         <w:pStyle w:val="Heading3"/>
@@ -9154,9 +9731,9 @@
         </w:pict>
       </w:r>
     </w:p>
-    <w:bookmarkEnd w:id="177"/>
-    <w:bookmarkEnd w:id="178"/>
-    <w:bookmarkStart w:id="181" w:name="anforderungen"/>
+    <w:bookmarkEnd w:id="182"/>
+    <w:bookmarkEnd w:id="183"/>
+    <w:bookmarkStart w:id="186" w:name="anforderungen"/>
     <w:p>
       <w:pPr>
         <w:pStyle w:val="Heading2"/>
@@ -9189,7 +9766,7 @@
         <w:t xml:space="preserve">beschreibt, was eure Lösung leisten soll.</w:t>
       </w:r>
     </w:p>
-    <w:bookmarkStart w:id="179" w:name="muss-anforderungen"/>
+    <w:bookmarkStart w:id="184" w:name="muss-anforderungen"/>
     <w:p>
       <w:pPr>
         <w:pStyle w:val="Heading3"/>
@@ -9227,8 +9804,8 @@
         </w:pict>
       </w:r>
     </w:p>
-    <w:bookmarkEnd w:id="179"/>
-    <w:bookmarkStart w:id="180" w:name="kann-anforderungen"/>
+    <w:bookmarkEnd w:id="184"/>
+    <w:bookmarkStart w:id="185" w:name="kann-anforderungen"/>
     <w:p>
       <w:pPr>
         <w:pStyle w:val="Heading3"/>
@@ -9273,9 +9850,9 @@
         </w:pict>
       </w:r>
     </w:p>
-    <w:bookmarkEnd w:id="180"/>
-    <w:bookmarkEnd w:id="181"/>
-    <w:bookmarkStart w:id="182" w:name="grenzen-festlegen"/>
+    <w:bookmarkEnd w:id="185"/>
+    <w:bookmarkEnd w:id="186"/>
+    <w:bookmarkStart w:id="187" w:name="grenzen-festlegen"/>
     <w:p>
       <w:pPr>
         <w:pStyle w:val="Heading2"/>
@@ -9337,8 +9914,8 @@
         </w:pict>
       </w:r>
     </w:p>
-    <w:bookmarkEnd w:id="182"/>
-    <w:bookmarkStart w:id="185" w:name="prüfen"/>
+    <w:bookmarkEnd w:id="187"/>
+    <w:bookmarkStart w:id="190" w:name="prüfen"/>
     <w:p>
       <w:pPr>
         <w:pStyle w:val="Heading2"/>
@@ -9411,7 +9988,7 @@
         <w:t xml:space="preserve">Fehlen wichtige Informationen?</w:t>
       </w:r>
     </w:p>
-    <w:bookmarkStart w:id="183" w:name="rückmeldung-des-anderen-teams"/>
+    <w:bookmarkStart w:id="188" w:name="rückmeldung-des-anderen-teams"/>
     <w:p>
       <w:pPr>
         <w:pStyle w:val="Heading3"/>
@@ -9434,8 +10011,8 @@
         </w:pict>
       </w:r>
     </w:p>
-    <w:bookmarkEnd w:id="183"/>
-    <w:bookmarkStart w:id="184" w:name="das-ändern-wir-danach"/>
+    <w:bookmarkEnd w:id="188"/>
+    <w:bookmarkStart w:id="189" w:name="das-ändern-wir-danach"/>
     <w:p>
       <w:pPr>
         <w:pStyle w:val="Heading3"/>
@@ -9487,10 +10064,10 @@
         <w:br w:type="page"/>
       </w:r>
     </w:p>
-    <w:bookmarkEnd w:id="184"/>
-    <w:bookmarkEnd w:id="185"/>
-    <w:bookmarkEnd w:id="186"/>
-    <w:bookmarkStart w:id="199" w:name="lösungsentwurf-und-planung"/>
+    <w:bookmarkEnd w:id="189"/>
+    <w:bookmarkEnd w:id="190"/>
+    <w:bookmarkEnd w:id="191"/>
+    <w:bookmarkStart w:id="204" w:name="lösungsentwurf-und-planung"/>
     <w:p>
       <w:pPr>
         <w:pStyle w:val="Heading1"/>
@@ -9499,7 +10076,7 @@
         <w:t xml:space="preserve">Lösungsentwurf und Planung</w:t>
       </w:r>
     </w:p>
-    <w:bookmarkStart w:id="187" w:name="vom-problem-zur-lösung"/>
+    <w:bookmarkStart w:id="192" w:name="vom-problem-zur-lösung"/>
     <w:p>
       <w:pPr>
         <w:pStyle w:val="Heading2"/>
@@ -9539,8 +10116,8 @@
         </w:pict>
       </w:r>
     </w:p>
-    <w:bookmarkEnd w:id="187"/>
-    <w:bookmarkStart w:id="190" w:name="lösungsideen-sammeln"/>
+    <w:bookmarkEnd w:id="192"/>
+    <w:bookmarkStart w:id="195" w:name="lösungsideen-sammeln"/>
     <w:p>
       <w:pPr>
         <w:pStyle w:val="Heading2"/>
@@ -9557,7 +10134,7 @@
         <w:t xml:space="preserve">Notiert mindestens zwei mögliche Lösungsansätze.</w:t>
       </w:r>
     </w:p>
-    <w:bookmarkStart w:id="188" w:name="idee-a"/>
+    <w:bookmarkStart w:id="193" w:name="idee-a"/>
     <w:p>
       <w:pPr>
         <w:pStyle w:val="Heading3"/>
@@ -9580,8 +10157,8 @@
         </w:pict>
       </w:r>
     </w:p>
-    <w:bookmarkEnd w:id="188"/>
-    <w:bookmarkStart w:id="189" w:name="idee-b"/>
+    <w:bookmarkEnd w:id="193"/>
+    <w:bookmarkStart w:id="194" w:name="idee-b"/>
     <w:p>
       <w:pPr>
         <w:pStyle w:val="Heading3"/>
@@ -9611,9 +10188,9 @@
         </w:pict>
       </w:r>
     </w:p>
-    <w:bookmarkEnd w:id="189"/>
-    <w:bookmarkEnd w:id="190"/>
-    <w:bookmarkStart w:id="193" w:name="ideen-vergleichen"/>
+    <w:bookmarkEnd w:id="194"/>
+    <w:bookmarkEnd w:id="195"/>
+    <w:bookmarkStart w:id="198" w:name="ideen-vergleichen"/>
     <w:p>
       <w:pPr>
         <w:pStyle w:val="Heading2"/>
@@ -9826,7 +10403,7 @@
         </w:tc>
       </w:tr>
     </w:tbl>
-    <w:bookmarkStart w:id="191" w:name="unsere-entscheidung"/>
+    <w:bookmarkStart w:id="196" w:name="unsere-entscheidung"/>
     <w:p>
       <w:pPr>
         <w:pStyle w:val="Heading3"/>
@@ -9850,8 +10427,8 @@
         </w:pict>
       </w:r>
     </w:p>
-    <w:bookmarkEnd w:id="191"/>
-    <w:bookmarkStart w:id="192" w:name="begründung"/>
+    <w:bookmarkEnd w:id="196"/>
+    <w:bookmarkStart w:id="197" w:name="begründung"/>
     <w:p>
       <w:pPr>
         <w:pStyle w:val="Heading3"/>
@@ -9881,9 +10458,9 @@
         </w:pict>
       </w:r>
     </w:p>
-    <w:bookmarkEnd w:id="192"/>
-    <w:bookmarkEnd w:id="193"/>
-    <w:bookmarkStart w:id="194" w:name="algorithmus-entwerfen"/>
+    <w:bookmarkEnd w:id="197"/>
+    <w:bookmarkEnd w:id="198"/>
+    <w:bookmarkStart w:id="199" w:name="algorithmus-entwerfen"/>
     <w:p>
       <w:pPr>
         <w:pStyle w:val="Heading2"/>
@@ -9998,8 +10575,8 @@
         </w:pict>
       </w:r>
     </w:p>
-    <w:bookmarkEnd w:id="194"/>
-    <w:bookmarkStart w:id="195" w:name="umsetzung-wählen"/>
+    <w:bookmarkEnd w:id="199"/>
+    <w:bookmarkStart w:id="200" w:name="umsetzung-wählen"/>
     <w:p>
       <w:pPr>
         <w:pStyle w:val="Heading2"/>
@@ -10093,8 +10670,8 @@
         </w:pict>
       </w:r>
     </w:p>
-    <w:bookmarkEnd w:id="195"/>
-    <w:bookmarkStart w:id="196" w:name="projekt-in-kleine-aufgaben-zerlegen"/>
+    <w:bookmarkEnd w:id="200"/>
+    <w:bookmarkStart w:id="201" w:name="projekt-in-kleine-aufgaben-zerlegen"/>
     <w:p>
       <w:pPr>
         <w:pStyle w:val="Heading2"/>
@@ -10395,8 +10972,8 @@
         </w:pict>
       </w:r>
     </w:p>
-    <w:bookmarkEnd w:id="196"/>
-    <w:bookmarkStart w:id="197" w:name="erste-lauffähige-version"/>
+    <w:bookmarkEnd w:id="201"/>
+    <w:bookmarkStart w:id="202" w:name="erste-lauffähige-version"/>
     <w:p>
       <w:pPr>
         <w:pStyle w:val="Heading2"/>
@@ -10501,8 +11078,8 @@
         </w:pict>
       </w:r>
     </w:p>
-    <w:bookmarkEnd w:id="197"/>
-    <w:bookmarkStart w:id="198" w:name="planungscheck"/>
+    <w:bookmarkEnd w:id="202"/>
+    <w:bookmarkStart w:id="203" w:name="planungscheck"/>
     <w:p>
       <w:pPr>
         <w:pStyle w:val="Heading2"/>
@@ -10576,9 +11153,9 @@
         <w:br w:type="page"/>
       </w:r>
     </w:p>
-    <w:bookmarkEnd w:id="198"/>
-    <w:bookmarkEnd w:id="199"/>
-    <w:bookmarkStart w:id="212" w:name="Xc03165e95680d2e49cd7d1b211952edb308f5f9"/>
+    <w:bookmarkEnd w:id="203"/>
+    <w:bookmarkEnd w:id="204"/>
+    <w:bookmarkStart w:id="217" w:name="Xc03165e95680d2e49cd7d1b211952edb308f5f9"/>
     <w:p>
       <w:pPr>
         <w:pStyle w:val="Heading1"/>
@@ -10587,7 +11164,7 @@
         <w:t xml:space="preserve">Umsetzung – Aus dem Entwurf wird eine funktionierende Lösung</w:t>
       </w:r>
     </w:p>
-    <w:bookmarkStart w:id="200" w:name="kleine-schritte"/>
+    <w:bookmarkStart w:id="205" w:name="kleine-schritte"/>
     <w:p>
       <w:pPr>
         <w:pStyle w:val="Heading2"/>
@@ -10702,8 +11279,8 @@
         </w:pict>
       </w:r>
     </w:p>
-    <w:bookmarkEnd w:id="200"/>
-    <w:bookmarkStart w:id="203" w:name="version-1"/>
+    <w:bookmarkEnd w:id="205"/>
+    <w:bookmarkStart w:id="208" w:name="version-1"/>
     <w:p>
       <w:pPr>
         <w:pStyle w:val="Heading2"/>
@@ -10727,7 +11304,7 @@
         </w:pict>
       </w:r>
     </w:p>
-    <w:bookmarkStart w:id="201" w:name="ergebnis"/>
+    <w:bookmarkStart w:id="206" w:name="ergebnis"/>
     <w:p>
       <w:pPr>
         <w:pStyle w:val="Heading3"/>
@@ -10772,8 +11349,8 @@
         <w:t xml:space="preserve">☐ funktioniert noch nicht</w:t>
       </w:r>
     </w:p>
-    <w:bookmarkEnd w:id="201"/>
-    <w:bookmarkStart w:id="202" w:name="beobachtung"/>
+    <w:bookmarkEnd w:id="206"/>
+    <w:bookmarkStart w:id="207" w:name="beobachtung"/>
     <w:p>
       <w:pPr>
         <w:pStyle w:val="Heading3"/>
@@ -10803,9 +11380,9 @@
         </w:pict>
       </w:r>
     </w:p>
-    <w:bookmarkEnd w:id="202"/>
-    <w:bookmarkEnd w:id="203"/>
-    <w:bookmarkStart w:id="204" w:name="entwicklungsprotokoll"/>
+    <w:bookmarkEnd w:id="207"/>
+    <w:bookmarkEnd w:id="208"/>
+    <w:bookmarkStart w:id="209" w:name="entwicklungsprotokoll"/>
     <w:p>
       <w:pPr>
         <w:pStyle w:val="Heading2"/>
@@ -11003,8 +11580,8 @@
         </w:pict>
       </w:r>
     </w:p>
-    <w:bookmarkEnd w:id="204"/>
-    <w:bookmarkStart w:id="205" w:name="wenn-etwas-nicht-funktioniert"/>
+    <w:bookmarkEnd w:id="209"/>
+    <w:bookmarkStart w:id="210" w:name="wenn-etwas-nicht-funktioniert"/>
     <w:p>
       <w:pPr>
         <w:pStyle w:val="Heading2"/>
@@ -11124,8 +11701,8 @@
         </w:pict>
       </w:r>
     </w:p>
-    <w:bookmarkEnd w:id="205"/>
-    <w:bookmarkStart w:id="206" w:name="kai-fragt-1"/>
+    <w:bookmarkEnd w:id="210"/>
+    <w:bookmarkStart w:id="211" w:name="kai-fragt-1"/>
     <w:p>
       <w:pPr>
         <w:pStyle w:val="Heading2"/>
@@ -11157,8 +11734,8 @@
         </w:pict>
       </w:r>
     </w:p>
-    <w:bookmarkEnd w:id="206"/>
-    <w:bookmarkStart w:id="210" w:name="kommunikation-im-team"/>
+    <w:bookmarkEnd w:id="211"/>
+    <w:bookmarkStart w:id="215" w:name="kommunikation-im-team"/>
     <w:p>
       <w:pPr>
         <w:pStyle w:val="Heading2"/>
@@ -11223,7 +11800,7 @@
         <w:t xml:space="preserve">Welche Aufgabe kommt als Nächstes?</w:t>
       </w:r>
     </w:p>
-    <w:bookmarkStart w:id="207" w:name="unser-aktueller-stand"/>
+    <w:bookmarkStart w:id="212" w:name="unser-aktueller-stand"/>
     <w:p>
       <w:pPr>
         <w:pStyle w:val="Heading3"/>
@@ -11246,8 +11823,8 @@
         </w:pict>
       </w:r>
     </w:p>
-    <w:bookmarkEnd w:id="207"/>
-    <w:bookmarkStart w:id="208" w:name="unser-größtes-problem"/>
+    <w:bookmarkEnd w:id="212"/>
+    <w:bookmarkStart w:id="213" w:name="unser-größtes-problem"/>
     <w:p>
       <w:pPr>
         <w:pStyle w:val="Heading3"/>
@@ -11263,8 +11840,8 @@
         </w:pict>
       </w:r>
     </w:p>
-    <w:bookmarkEnd w:id="208"/>
-    <w:bookmarkStart w:id="209" w:name="unser-nächster-schritt"/>
+    <w:bookmarkEnd w:id="213"/>
+    <w:bookmarkStart w:id="214" w:name="unser-nächster-schritt"/>
     <w:p>
       <w:pPr>
         <w:pStyle w:val="Heading3"/>
@@ -11287,9 +11864,9 @@
         </w:pict>
       </w:r>
     </w:p>
-    <w:bookmarkEnd w:id="209"/>
-    <w:bookmarkEnd w:id="210"/>
-    <w:bookmarkStart w:id="211" w:name="zwischenstand-sichern"/>
+    <w:bookmarkEnd w:id="214"/>
+    <w:bookmarkEnd w:id="215"/>
+    <w:bookmarkStart w:id="216" w:name="zwischenstand-sichern"/>
     <w:p>
       <w:pPr>
         <w:pStyle w:val="Heading2"/>
@@ -11351,9 +11928,9 @@
         <w:br w:type="page"/>
       </w:r>
     </w:p>
-    <w:bookmarkEnd w:id="211"/>
-    <w:bookmarkEnd w:id="212"/>
-    <w:bookmarkStart w:id="226" w:name="testen-und-verbessern"/>
+    <w:bookmarkEnd w:id="216"/>
+    <w:bookmarkEnd w:id="217"/>
+    <w:bookmarkStart w:id="231" w:name="testen-und-verbessern"/>
     <w:p>
       <w:pPr>
         <w:pStyle w:val="Heading1"/>
@@ -11362,7 +11939,7 @@
         <w:t xml:space="preserve">Testen und Verbessern</w:t>
       </w:r>
     </w:p>
-    <w:bookmarkStart w:id="213" w:name="es-läuft-reicht-nicht"/>
+    <w:bookmarkStart w:id="218" w:name="es-läuft-reicht-nicht"/>
     <w:p>
       <w:pPr>
         <w:pStyle w:val="Heading2"/>
@@ -11418,8 +11995,8 @@
         </w:pict>
       </w:r>
     </w:p>
-    <w:bookmarkEnd w:id="213"/>
-    <w:bookmarkStart w:id="215" w:name="testfälle-entwickeln"/>
+    <w:bookmarkEnd w:id="218"/>
+    <w:bookmarkStart w:id="220" w:name="testfälle-entwickeln"/>
     <w:p>
       <w:pPr>
         <w:pStyle w:val="Heading2"/>
@@ -11472,7 +12049,7 @@
         <w:t xml:space="preserve">das erwartete Ergebnis.</w:t>
       </w:r>
     </w:p>
-    <w:bookmarkStart w:id="214" w:name="beispiel"/>
+    <w:bookmarkStart w:id="219" w:name="beispiel"/>
     <w:p>
       <w:pPr>
         <w:pStyle w:val="Heading3"/>
@@ -11580,9 +12157,9 @@
         </w:pict>
       </w:r>
     </w:p>
-    <w:bookmarkEnd w:id="214"/>
-    <w:bookmarkEnd w:id="215"/>
-    <w:bookmarkStart w:id="216" w:name="unsere-testfälle"/>
+    <w:bookmarkEnd w:id="219"/>
+    <w:bookmarkEnd w:id="220"/>
+    <w:bookmarkStart w:id="221" w:name="unsere-testfälle"/>
     <w:p>
       <w:pPr>
         <w:pStyle w:val="Heading2"/>
@@ -11908,8 +12485,8 @@
         </w:pict>
       </w:r>
     </w:p>
-    <w:bookmarkEnd w:id="216"/>
-    <w:bookmarkStart w:id="217" w:name="muss-anforderungen-testen"/>
+    <w:bookmarkEnd w:id="221"/>
+    <w:bookmarkStart w:id="222" w:name="muss-anforderungen-testen"/>
     <w:p>
       <w:pPr>
         <w:pStyle w:val="Heading2"/>
@@ -12114,8 +12691,8 @@
         </w:pict>
       </w:r>
     </w:p>
-    <w:bookmarkEnd w:id="217"/>
-    <w:bookmarkStart w:id="220" w:name="fremdtest"/>
+    <w:bookmarkEnd w:id="222"/>
+    <w:bookmarkStart w:id="225" w:name="fremdtest"/>
     <w:p>
       <w:pPr>
         <w:pStyle w:val="Heading2"/>
@@ -12140,7 +12717,7 @@
         <w:t xml:space="preserve">Die Testperson darf zunächst keine Erklärung erhalten.</w:t>
       </w:r>
     </w:p>
-    <w:bookmarkStart w:id="218" w:name="beobachtet"/>
+    <w:bookmarkStart w:id="223" w:name="beobachtet"/>
     <w:p>
       <w:pPr>
         <w:pStyle w:val="Heading3"/>
@@ -12197,8 +12774,8 @@
         <w:t xml:space="preserve">Sind Hinweise verständlich?</w:t>
       </w:r>
     </w:p>
-    <w:bookmarkEnd w:id="218"/>
-    <w:bookmarkStart w:id="219" w:name="rückmeldung"/>
+    <w:bookmarkEnd w:id="223"/>
+    <w:bookmarkStart w:id="224" w:name="rückmeldung"/>
     <w:p>
       <w:pPr>
         <w:pStyle w:val="Heading3"/>
@@ -12228,9 +12805,9 @@
         </w:pict>
       </w:r>
     </w:p>
-    <w:bookmarkEnd w:id="219"/>
-    <w:bookmarkEnd w:id="220"/>
-    <w:bookmarkStart w:id="224" w:name="fehler-priorisieren"/>
+    <w:bookmarkEnd w:id="224"/>
+    <w:bookmarkEnd w:id="225"/>
+    <w:bookmarkStart w:id="229" w:name="fehler-priorisieren"/>
     <w:p>
       <w:pPr>
         <w:pStyle w:val="Heading2"/>
@@ -12247,7 +12824,7 @@
         <w:t xml:space="preserve">Nicht jeder Fehler ist gleich wichtig.</w:t>
       </w:r>
     </w:p>
-    <w:bookmarkStart w:id="221" w:name="kritisch"/>
+    <w:bookmarkStart w:id="226" w:name="kritisch"/>
     <w:p>
       <w:pPr>
         <w:pStyle w:val="Heading3"/>
@@ -12264,8 +12841,8 @@
         <w:t xml:space="preserve">Die Kernfunktion funktioniert nicht.</w:t>
       </w:r>
     </w:p>
-    <w:bookmarkEnd w:id="221"/>
-    <w:bookmarkStart w:id="222" w:name="wichtig"/>
+    <w:bookmarkEnd w:id="226"/>
+    <w:bookmarkStart w:id="227" w:name="wichtig"/>
     <w:p>
       <w:pPr>
         <w:pStyle w:val="Heading3"/>
@@ -12282,8 +12859,8 @@
         <w:t xml:space="preserve">Die Lösung funktioniert, aber eine wichtige Funktion ist fehlerhaft.</w:t>
       </w:r>
     </w:p>
-    <w:bookmarkEnd w:id="222"/>
-    <w:bookmarkStart w:id="223" w:name="klein"/>
+    <w:bookmarkEnd w:id="227"/>
+    <w:bookmarkStart w:id="228" w:name="klein"/>
     <w:p>
       <w:pPr>
         <w:pStyle w:val="Heading3"/>
@@ -12439,9 +13016,9 @@
         </w:pict>
       </w:r>
     </w:p>
-    <w:bookmarkEnd w:id="223"/>
-    <w:bookmarkEnd w:id="224"/>
-    <w:bookmarkStart w:id="225" w:name="qualitätskreislauf"/>
+    <w:bookmarkEnd w:id="228"/>
+    <w:bookmarkEnd w:id="229"/>
+    <w:bookmarkStart w:id="230" w:name="qualitätskreislauf"/>
     <w:p>
       <w:pPr>
         <w:pStyle w:val="Heading2"/>
@@ -12577,9 +13154,9 @@
         <w:br w:type="page"/>
       </w:r>
     </w:p>
-    <w:bookmarkEnd w:id="225"/>
-    <w:bookmarkEnd w:id="226"/>
-    <w:bookmarkStart w:id="243" w:name="Xe931c42aac3179b4bf7628331a1f8f075d03c70"/>
+    <w:bookmarkEnd w:id="230"/>
+    <w:bookmarkEnd w:id="231"/>
+    <w:bookmarkStart w:id="248" w:name="Xe931c42aac3179b4bf7628331a1f8f075d03c70"/>
     <w:p>
       <w:pPr>
         <w:pStyle w:val="Heading1"/>
@@ -12588,7 +13165,7 @@
         <w:t xml:space="preserve">Dokumentation – Den Lösungsweg nachvollziehbar machen</w:t>
       </w:r>
     </w:p>
-    <w:bookmarkStart w:id="227" w:name="dokumentation-ist-teil-des-projekts"/>
+    <w:bookmarkStart w:id="232" w:name="dokumentation-ist-teil-des-projekts"/>
     <w:p>
       <w:pPr>
         <w:pStyle w:val="Heading2"/>
@@ -12636,8 +13213,8 @@
         </w:pict>
       </w:r>
     </w:p>
-    <w:bookmarkEnd w:id="227"/>
-    <w:bookmarkStart w:id="235" w:name="eure-projektdokumentation"/>
+    <w:bookmarkEnd w:id="232"/>
+    <w:bookmarkStart w:id="240" w:name="eure-projektdokumentation"/>
     <w:p>
       <w:pPr>
         <w:pStyle w:val="Heading2"/>
@@ -12654,7 +13231,7 @@
         <w:t xml:space="preserve">Sie sollte mindestens enthalten:</w:t>
       </w:r>
     </w:p>
-    <w:bookmarkStart w:id="228" w:name="projektziel"/>
+    <w:bookmarkStart w:id="233" w:name="projektziel"/>
     <w:p>
       <w:pPr>
         <w:pStyle w:val="Heading3"/>
@@ -12678,8 +13255,8 @@
         </w:pict>
       </w:r>
     </w:p>
-    <w:bookmarkEnd w:id="228"/>
-    <w:bookmarkStart w:id="229" w:name="anforderungen-1"/>
+    <w:bookmarkEnd w:id="233"/>
+    <w:bookmarkStart w:id="234" w:name="anforderungen-1"/>
     <w:p>
       <w:pPr>
         <w:pStyle w:val="Heading3"/>
@@ -12703,8 +13280,8 @@
         </w:pict>
       </w:r>
     </w:p>
-    <w:bookmarkEnd w:id="229"/>
-    <w:bookmarkStart w:id="230" w:name="lösungsentwurf"/>
+    <w:bookmarkEnd w:id="234"/>
+    <w:bookmarkStart w:id="235" w:name="lösungsentwurf"/>
     <w:p>
       <w:pPr>
         <w:pStyle w:val="Heading3"/>
@@ -12728,8 +13305,8 @@
         </w:pict>
       </w:r>
     </w:p>
-    <w:bookmarkEnd w:id="230"/>
-    <w:bookmarkStart w:id="231" w:name="umsetzung"/>
+    <w:bookmarkEnd w:id="235"/>
+    <w:bookmarkStart w:id="236" w:name="umsetzung"/>
     <w:p>
       <w:pPr>
         <w:pStyle w:val="Heading3"/>
@@ -12753,8 +13330,8 @@
         </w:pict>
       </w:r>
     </w:p>
-    <w:bookmarkEnd w:id="231"/>
-    <w:bookmarkStart w:id="232" w:name="test-2"/>
+    <w:bookmarkEnd w:id="236"/>
+    <w:bookmarkStart w:id="237" w:name="test-2"/>
     <w:p>
       <w:pPr>
         <w:pStyle w:val="Heading3"/>
@@ -12778,8 +13355,8 @@
         </w:pict>
       </w:r>
     </w:p>
-    <w:bookmarkEnd w:id="232"/>
-    <w:bookmarkStart w:id="233" w:name="verbesserungen"/>
+    <w:bookmarkEnd w:id="237"/>
+    <w:bookmarkStart w:id="238" w:name="verbesserungen"/>
     <w:p>
       <w:pPr>
         <w:pStyle w:val="Heading3"/>
@@ -12803,8 +13380,8 @@
         </w:pict>
       </w:r>
     </w:p>
-    <w:bookmarkEnd w:id="233"/>
-    <w:bookmarkStart w:id="234" w:name="ergebnis-1"/>
+    <w:bookmarkEnd w:id="238"/>
+    <w:bookmarkStart w:id="239" w:name="ergebnis-1"/>
     <w:p>
       <w:pPr>
         <w:pStyle w:val="Heading3"/>
@@ -12835,9 +13412,9 @@
         </w:pict>
       </w:r>
     </w:p>
-    <w:bookmarkEnd w:id="234"/>
-    <w:bookmarkEnd w:id="235"/>
-    <w:bookmarkStart w:id="239" w:name="entscheidungen-dokumentieren"/>
+    <w:bookmarkEnd w:id="239"/>
+    <w:bookmarkEnd w:id="240"/>
+    <w:bookmarkStart w:id="244" w:name="entscheidungen-dokumentieren"/>
     <w:p>
       <w:pPr>
         <w:pStyle w:val="Heading2"/>
@@ -12854,7 +13431,7 @@
         <w:t xml:space="preserve">Notiert mindestens eine wichtige Entscheidung.</w:t>
       </w:r>
     </w:p>
-    <w:bookmarkStart w:id="236" w:name="entscheidung"/>
+    <w:bookmarkStart w:id="241" w:name="entscheidung"/>
     <w:p>
       <w:pPr>
         <w:pStyle w:val="Heading3"/>
@@ -12870,8 +13447,8 @@
         </w:pict>
       </w:r>
     </w:p>
-    <w:bookmarkEnd w:id="236"/>
-    <w:bookmarkStart w:id="237" w:name="welche-alternativen-gab-es"/>
+    <w:bookmarkEnd w:id="241"/>
+    <w:bookmarkStart w:id="242" w:name="welche-alternativen-gab-es"/>
     <w:p>
       <w:pPr>
         <w:pStyle w:val="Heading3"/>
@@ -12887,8 +13464,8 @@
         </w:pict>
       </w:r>
     </w:p>
-    <w:bookmarkEnd w:id="237"/>
-    <w:bookmarkStart w:id="238" w:name="warum-habt-ihr-euch-so-entschieden"/>
+    <w:bookmarkEnd w:id="242"/>
+    <w:bookmarkStart w:id="243" w:name="warum-habt-ihr-euch-so-entschieden"/>
     <w:p>
       <w:pPr>
         <w:pStyle w:val="Heading3"/>
@@ -12911,9 +13488,9 @@
         </w:pict>
       </w:r>
     </w:p>
-    <w:bookmarkEnd w:id="238"/>
-    <w:bookmarkEnd w:id="239"/>
-    <w:bookmarkStart w:id="240" w:name="schwierigkeiten"/>
+    <w:bookmarkEnd w:id="243"/>
+    <w:bookmarkEnd w:id="244"/>
+    <w:bookmarkStart w:id="245" w:name="schwierigkeiten"/>
     <w:p>
       <w:pPr>
         <w:pStyle w:val="Heading2"/>
@@ -12959,8 +13536,8 @@
         </w:pict>
       </w:r>
     </w:p>
-    <w:bookmarkEnd w:id="240"/>
-    <w:bookmarkStart w:id="241" w:name="zusammenarbeit"/>
+    <w:bookmarkEnd w:id="245"/>
+    <w:bookmarkStart w:id="246" w:name="zusammenarbeit"/>
     <w:p>
       <w:pPr>
         <w:pStyle w:val="Heading2"/>
@@ -13021,8 +13598,8 @@
         </w:pict>
       </w:r>
     </w:p>
-    <w:bookmarkEnd w:id="241"/>
-    <w:bookmarkStart w:id="242" w:name="dokumentationscheck"/>
+    <w:bookmarkEnd w:id="246"/>
+    <w:bookmarkStart w:id="247" w:name="dokumentationscheck"/>
     <w:p>
       <w:pPr>
         <w:pStyle w:val="Heading2"/>
@@ -13132,9 +13709,9 @@
         <w:br w:type="page"/>
       </w:r>
     </w:p>
-    <w:bookmarkEnd w:id="242"/>
-    <w:bookmarkEnd w:id="243"/>
-    <w:bookmarkStart w:id="258" w:name="präsentation-und-reflexion"/>
+    <w:bookmarkEnd w:id="247"/>
+    <w:bookmarkEnd w:id="248"/>
+    <w:bookmarkStart w:id="263" w:name="präsentation-und-reflexion"/>
     <w:p>
       <w:pPr>
         <w:pStyle w:val="Heading1"/>
@@ -13143,7 +13720,7 @@
         <w:t xml:space="preserve">Präsentation und Reflexion</w:t>
       </w:r>
     </w:p>
-    <w:bookmarkStart w:id="244" w:name="euer-ergebnis-vorstellen"/>
+    <w:bookmarkStart w:id="249" w:name="euer-ergebnis-vorstellen"/>
     <w:p>
       <w:pPr>
         <w:pStyle w:val="Heading2"/>
@@ -13175,8 +13752,8 @@
         </w:pict>
       </w:r>
     </w:p>
-    <w:bookmarkEnd w:id="244"/>
-    <w:bookmarkStart w:id="251" w:name="präsentationsstruktur"/>
+    <w:bookmarkEnd w:id="249"/>
+    <w:bookmarkStart w:id="256" w:name="präsentationsstruktur"/>
     <w:p>
       <w:pPr>
         <w:pStyle w:val="Heading2"/>
@@ -13185,7 +13762,7 @@
         <w:t xml:space="preserve">Präsentationsstruktur</w:t>
       </w:r>
     </w:p>
-    <w:bookmarkStart w:id="245" w:name="problem-1"/>
+    <w:bookmarkStart w:id="250" w:name="problem-1"/>
     <w:p>
       <w:pPr>
         <w:pStyle w:val="Heading3"/>
@@ -13202,8 +13779,8 @@
         <w:t xml:space="preserve">Was sollte gelöst werden?</w:t>
       </w:r>
     </w:p>
-    <w:bookmarkEnd w:id="245"/>
-    <w:bookmarkStart w:id="246" w:name="ziel-1"/>
+    <w:bookmarkEnd w:id="250"/>
+    <w:bookmarkStart w:id="251" w:name="ziel-1"/>
     <w:p>
       <w:pPr>
         <w:pStyle w:val="Heading3"/>
@@ -13220,8 +13797,8 @@
         <w:t xml:space="preserve">Was sollte eure Lösung können?</w:t>
       </w:r>
     </w:p>
-    <w:bookmarkEnd w:id="246"/>
-    <w:bookmarkStart w:id="247" w:name="lösungsweg"/>
+    <w:bookmarkEnd w:id="251"/>
+    <w:bookmarkStart w:id="252" w:name="lösungsweg"/>
     <w:p>
       <w:pPr>
         <w:pStyle w:val="Heading3"/>
@@ -13238,8 +13815,8 @@
         <w:t xml:space="preserve">Wie seid ihr vorgegangen?</w:t>
       </w:r>
     </w:p>
-    <w:bookmarkEnd w:id="247"/>
-    <w:bookmarkStart w:id="248" w:name="ergebnis-2"/>
+    <w:bookmarkEnd w:id="252"/>
+    <w:bookmarkStart w:id="253" w:name="ergebnis-2"/>
     <w:p>
       <w:pPr>
         <w:pStyle w:val="Heading3"/>
@@ -13256,8 +13833,8 @@
         <w:t xml:space="preserve">Zeigt eure funktionierende Lösung.</w:t>
       </w:r>
     </w:p>
-    <w:bookmarkEnd w:id="248"/>
-    <w:bookmarkStart w:id="249" w:name="test-und-verbesserung"/>
+    <w:bookmarkEnd w:id="253"/>
+    <w:bookmarkStart w:id="254" w:name="test-und-verbesserung"/>
     <w:p>
       <w:pPr>
         <w:pStyle w:val="Heading3"/>
@@ -13274,8 +13851,8 @@
         <w:t xml:space="preserve">Welche Fehler oder Schwächen habt ihr gefunden?</w:t>
       </w:r>
     </w:p>
-    <w:bookmarkEnd w:id="249"/>
-    <w:bookmarkStart w:id="250" w:name="erkenntnis"/>
+    <w:bookmarkEnd w:id="254"/>
+    <w:bookmarkStart w:id="255" w:name="erkenntnis"/>
     <w:p>
       <w:pPr>
         <w:pStyle w:val="Heading3"/>
@@ -13299,9 +13876,9 @@
         </w:pict>
       </w:r>
     </w:p>
-    <w:bookmarkEnd w:id="250"/>
-    <w:bookmarkEnd w:id="251"/>
-    <w:bookmarkStart w:id="252" w:name="präsentationsregeln"/>
+    <w:bookmarkEnd w:id="255"/>
+    <w:bookmarkEnd w:id="256"/>
+    <w:bookmarkStart w:id="257" w:name="präsentationsregeln"/>
     <w:p>
       <w:pPr>
         <w:pStyle w:val="Heading2"/>
@@ -13377,8 +13954,8 @@
         </w:pict>
       </w:r>
     </w:p>
-    <w:bookmarkEnd w:id="252"/>
-    <w:bookmarkStart w:id="257" w:name="vorbereitung"/>
+    <w:bookmarkEnd w:id="257"/>
+    <w:bookmarkStart w:id="262" w:name="vorbereitung"/>
     <w:p>
       <w:pPr>
         <w:pStyle w:val="Heading2"/>
@@ -13387,7 +13964,7 @@
         <w:t xml:space="preserve">Vorbereitung</w:t>
       </w:r>
     </w:p>
-    <w:bookmarkStart w:id="253" w:name="unser-wichtigster-satz-zum-problem"/>
+    <w:bookmarkStart w:id="258" w:name="unser-wichtigster-satz-zum-problem"/>
     <w:p>
       <w:pPr>
         <w:pStyle w:val="Heading3"/>
@@ -13403,8 +13980,8 @@
         </w:pict>
       </w:r>
     </w:p>
-    <w:bookmarkEnd w:id="253"/>
-    <w:bookmarkStart w:id="254" w:name="das-müssen-wir-unbedingt-zeigen"/>
+    <w:bookmarkEnd w:id="258"/>
+    <w:bookmarkStart w:id="259" w:name="das-müssen-wir-unbedingt-zeigen"/>
     <w:p>
       <w:pPr>
         <w:pStyle w:val="Heading3"/>
@@ -13420,8 +13997,8 @@
         </w:pict>
       </w:r>
     </w:p>
-    <w:bookmarkEnd w:id="254"/>
-    <w:bookmarkStart w:id="255" w:name="unser-wichtigster-test"/>
+    <w:bookmarkEnd w:id="259"/>
+    <w:bookmarkStart w:id="260" w:name="unser-wichtigster-test"/>
     <w:p>
       <w:pPr>
         <w:pStyle w:val="Heading3"/>
@@ -13437,8 +14014,8 @@
         </w:pict>
       </w:r>
     </w:p>
-    <w:bookmarkEnd w:id="255"/>
-    <w:bookmarkStart w:id="256" w:name="unsere-größte-verbesserung"/>
+    <w:bookmarkEnd w:id="260"/>
+    <w:bookmarkStart w:id="261" w:name="unsere-größte-verbesserung"/>
     <w:p>
       <w:pPr>
         <w:pStyle w:val="Heading3"/>
@@ -13466,10 +14043,10 @@
         <w:br w:type="page"/>
       </w:r>
     </w:p>
-    <w:bookmarkEnd w:id="256"/>
-    <w:bookmarkEnd w:id="257"/>
-    <w:bookmarkEnd w:id="258"/>
-    <w:bookmarkStart w:id="264" w:name="reflexion-1"/>
+    <w:bookmarkEnd w:id="261"/>
+    <w:bookmarkEnd w:id="262"/>
+    <w:bookmarkEnd w:id="263"/>
+    <w:bookmarkStart w:id="269" w:name="reflexion-1"/>
     <w:p>
       <w:pPr>
         <w:pStyle w:val="Heading1"/>
@@ -13478,7 +14055,7 @@
         <w:t xml:space="preserve">Reflexion</w:t>
       </w:r>
     </w:p>
-    <w:bookmarkStart w:id="259" w:name="über-das-ergebnis"/>
+    <w:bookmarkStart w:id="264" w:name="über-das-ergebnis"/>
     <w:p>
       <w:pPr>
         <w:pStyle w:val="Heading2"/>
@@ -13539,8 +14116,8 @@
         </w:pict>
       </w:r>
     </w:p>
-    <w:bookmarkEnd w:id="259"/>
-    <w:bookmarkStart w:id="260" w:name="über-den-lösungsweg"/>
+    <w:bookmarkEnd w:id="264"/>
+    <w:bookmarkStart w:id="265" w:name="über-den-lösungsweg"/>
     <w:p>
       <w:pPr>
         <w:pStyle w:val="Heading2"/>
@@ -13601,8 +14178,8 @@
         </w:pict>
       </w:r>
     </w:p>
-    <w:bookmarkEnd w:id="260"/>
-    <w:bookmarkStart w:id="261" w:name="über-die-zusammenarbeit"/>
+    <w:bookmarkEnd w:id="265"/>
+    <w:bookmarkStart w:id="266" w:name="über-die-zusammenarbeit"/>
     <w:p>
       <w:pPr>
         <w:pStyle w:val="Heading2"/>
@@ -13663,8 +14240,8 @@
         </w:pict>
       </w:r>
     </w:p>
-    <w:bookmarkEnd w:id="261"/>
-    <w:bookmarkStart w:id="262" w:name="über-das-lernen"/>
+    <w:bookmarkEnd w:id="266"/>
+    <w:bookmarkStart w:id="267" w:name="über-das-lernen"/>
     <w:p>
       <w:pPr>
         <w:pStyle w:val="Heading2"/>
@@ -13733,8 +14310,8 @@
         </w:pict>
       </w:r>
     </w:p>
-    <w:bookmarkEnd w:id="262"/>
-    <w:bookmarkStart w:id="263" w:name="abschluss"/>
+    <w:bookmarkEnd w:id="267"/>
+    <w:bookmarkStart w:id="268" w:name="abschluss"/>
     <w:p>
       <w:pPr>
         <w:pStyle w:val="Heading2"/>
@@ -13766,9 +14343,9 @@
         <w:br w:type="page"/>
       </w:r>
     </w:p>
-    <w:bookmarkEnd w:id="263"/>
-    <w:bookmarkEnd w:id="264"/>
-    <w:bookmarkStart w:id="273" w:name="X6e92bfeba7b9a3ceacd550ab6419a2317638c22"/>
+    <w:bookmarkEnd w:id="268"/>
+    <w:bookmarkEnd w:id="269"/>
+    <w:bookmarkStart w:id="278" w:name="X6e92bfeba7b9a3ceacd550ab6419a2317638c22"/>
     <w:p>
       <w:pPr>
         <w:pStyle w:val="Heading1"/>
@@ -13777,7 +14354,7 @@
         <w:t xml:space="preserve">Arbeitsheft – Komplexaufgabe 1: Lineare Algorithmen</w:t>
       </w:r>
     </w:p>
-    <w:bookmarkStart w:id="265" w:name="ausgangssituation"/>
+    <w:bookmarkStart w:id="270" w:name="ausgangssituation"/>
     <w:p>
       <w:pPr>
         <w:pStyle w:val="Heading2"/>
@@ -13794,8 +14371,8 @@
         <w:t xml:space="preserve">Für das Schulfest soll ein Programm entwickelt werden, das Eingaben verarbeitet und Ergebnisse berechnet.</w:t>
       </w:r>
     </w:p>
-    <w:bookmarkEnd w:id="265"/>
-    <w:bookmarkStart w:id="266" w:name="kompetenzziele"/>
+    <w:bookmarkEnd w:id="270"/>
+    <w:bookmarkStart w:id="271" w:name="kompetenzziele"/>
     <w:p>
       <w:pPr>
         <w:pStyle w:val="Heading2"/>
@@ -13812,8 +14389,8 @@
         <w:t xml:space="preserve">Lineare Algorithmen lesen, entwickeln und in Pseudocode, PAP und Python darstellen.</w:t>
       </w:r>
     </w:p>
-    <w:bookmarkEnd w:id="266"/>
-    <w:bookmarkStart w:id="267" w:name="aufgabe-1-1"/>
+    <w:bookmarkEnd w:id="271"/>
+    <w:bookmarkStart w:id="272" w:name="aufgabe-1-1"/>
     <w:p>
       <w:pPr>
         <w:pStyle w:val="Heading2"/>
@@ -13830,8 +14407,8 @@
         <w:t xml:space="preserve">Beschreibe den Ablauf zur Berechnung des Gesamtpreises aus Anzahl und Einzelpreis.</w:t>
       </w:r>
     </w:p>
-    <w:bookmarkEnd w:id="267"/>
-    <w:bookmarkStart w:id="268" w:name="aufgabe-2-1"/>
+    <w:bookmarkEnd w:id="272"/>
+    <w:bookmarkStart w:id="273" w:name="aufgabe-2-1"/>
     <w:p>
       <w:pPr>
         <w:pStyle w:val="Heading2"/>
@@ -13848,8 +14425,8 @@
         <w:t xml:space="preserve">Erstelle ein PAP für die Berechnung.</w:t>
       </w:r>
     </w:p>
-    <w:bookmarkEnd w:id="268"/>
-    <w:bookmarkStart w:id="269" w:name="aufgabe-3-1"/>
+    <w:bookmarkEnd w:id="273"/>
+    <w:bookmarkStart w:id="274" w:name="aufgabe-3-1"/>
     <w:p>
       <w:pPr>
         <w:pStyle w:val="Heading2"/>
@@ -13866,8 +14443,8 @@
         <w:t xml:space="preserve">Formuliere den Algorithmus als Pseudocode.</w:t>
       </w:r>
     </w:p>
-    <w:bookmarkEnd w:id="269"/>
-    <w:bookmarkStart w:id="270" w:name="aufgabe-4"/>
+    <w:bookmarkEnd w:id="274"/>
+    <w:bookmarkStart w:id="275" w:name="aufgabe-4"/>
     <w:p>
       <w:pPr>
         <w:pStyle w:val="Heading2"/>
@@ -13884,8 +14461,8 @@
         <w:t xml:space="preserve">Übertrage den Algorithmus nach Python.</w:t>
       </w:r>
     </w:p>
-    <w:bookmarkEnd w:id="270"/>
-    <w:bookmarkStart w:id="271" w:name="transfer-2"/>
+    <w:bookmarkEnd w:id="275"/>
+    <w:bookmarkStart w:id="276" w:name="transfer-3"/>
     <w:p>
       <w:pPr>
         <w:pStyle w:val="Heading2"/>
@@ -13902,8 +14479,8 @@
         <w:t xml:space="preserve">Entwickle einen Algorithmus zur Berechnung des Durchschnitts aus drei Messwerten.</w:t>
       </w:r>
     </w:p>
-    <w:bookmarkEnd w:id="271"/>
-    <w:bookmarkStart w:id="272" w:name="kompetenzcheck-1"/>
+    <w:bookmarkEnd w:id="276"/>
+    <w:bookmarkStart w:id="277" w:name="kompetenzcheck-1"/>
     <w:p>
       <w:pPr>
         <w:pStyle w:val="Heading2"/>
@@ -13920,8 +14497,8 @@
         <w:t xml:space="preserve">Erkläre den Unterschied zwischen Variable, Zuweisung und Ausgabe.</w:t>
       </w:r>
     </w:p>
-    <w:bookmarkEnd w:id="272"/>
-    <w:bookmarkEnd w:id="273"/>
+    <w:bookmarkEnd w:id="277"/>
+    <w:bookmarkEnd w:id="278"/>
     <w:sectPr>
       <w:headerReference r:id="rId9" w:type="default"/>
       <w:footerReference r:id="rId11" w:type="default"/>
@@ -13952,7 +14529,7 @@
       <w:rPr>
         <w:sz w:val="16"/>
       </w:rPr>
-      <w:t>Unterrichtsmaterial Oberschule Sachsen · Version v0.4.0-444-gad95bb4-dirty · Build 18.08.2026</w:t>
+      <w:t>Unterrichtsmaterial Oberschule Sachsen · Version v0.4.0-490-g2532335-dirty · Build 18.08.2026</w:t>
     </w:r>
   </w:p>
 </w:ftr>

--- a/Ausgabe/Klasse_9/02_Komplexaufgabe_zur_Algorithmierung/01_Arbeitsheft.docx
+++ b/Ausgabe/Klasse_9/02_Komplexaufgabe_zur_Algorithmierung/01_Arbeitsheft.docx
@@ -14529,7 +14529,7 @@
       <w:rPr>
         <w:sz w:val="16"/>
       </w:rPr>
-      <w:t>Unterrichtsmaterial Oberschule Sachsen · Version v0.4.0-490-g2532335-dirty · Build 18.08.2026</w:t>
+      <w:t>Unterrichtsmaterial Oberschule Sachsen · Version v0.4.0-521-gfaabf71-dirty · Build 19.08.2026</w:t>
     </w:r>
   </w:p>
 </w:ftr>

--- a/Ausgabe/Klasse_9/02_Komplexaufgabe_zur_Algorithmierung/01_Arbeitsheft.docx
+++ b/Ausgabe/Klasse_9/02_Komplexaufgabe_zur_Algorithmierung/01_Arbeitsheft.docx
@@ -14529,7 +14529,7 @@
       <w:rPr>
         <w:sz w:val="16"/>
       </w:rPr>
-      <w:t>Unterrichtsmaterial Oberschule Sachsen · Version v0.4.0-490-g2532335-dirty · Build 18.08.2026</w:t>
+      <w:t>Unterrichtsmaterial Oberschule Sachsen · Version v0.4.0-521-g87c4bcc-dirty · Build 19.08.2026</w:t>
     </w:r>
   </w:p>
 </w:ftr>

--- a/Ausgabe/Klasse_9/02_Komplexaufgabe_zur_Algorithmierung/01_Arbeitsheft.docx
+++ b/Ausgabe/Klasse_9/02_Komplexaufgabe_zur_Algorithmierung/01_Arbeitsheft.docx
@@ -14529,7 +14529,7 @@
       <w:rPr>
         <w:sz w:val="16"/>
       </w:rPr>
-      <w:t>Unterrichtsmaterial Oberschule Sachsen · Version v0.4.0-521-g87c4bcc-dirty · Build 19.08.2026</w:t>
+      <w:t>Unterrichtsmaterial Oberschule Sachsen · Version v0.4.0-527-gca6ed1b-dirty · Build 19.08.2026</w:t>
     </w:r>
   </w:p>
 </w:ftr>

--- a/Ausgabe/Klasse_9/02_Komplexaufgabe_zur_Algorithmierung/01_Arbeitsheft.docx
+++ b/Ausgabe/Klasse_9/02_Komplexaufgabe_zur_Algorithmierung/01_Arbeitsheft.docx
@@ -14529,7 +14529,7 @@
       <w:rPr>
         <w:sz w:val="16"/>
       </w:rPr>
-      <w:t>Unterrichtsmaterial Oberschule Sachsen · Version v0.4.0-527-gca6ed1b-dirty · Build 19.08.2026</w:t>
+      <w:t>Unterrichtsmaterial Oberschule Sachsen · Version v0.4.0-530-gbb43ae4-dirty · Build 20.08.2026</w:t>
     </w:r>
   </w:p>
 </w:ftr>

--- a/Ausgabe/Klasse_9/02_Komplexaufgabe_zur_Algorithmierung/01_Arbeitsheft.docx
+++ b/Ausgabe/Klasse_9/02_Komplexaufgabe_zur_Algorithmierung/01_Arbeitsheft.docx
@@ -14529,7 +14529,7 @@
       <w:rPr>
         <w:sz w:val="16"/>
       </w:rPr>
-      <w:t>Unterrichtsmaterial Oberschule Sachsen · Version v0.4.0-530-gbb43ae4-dirty · Build 20.08.2026</w:t>
+      <w:t>Unterrichtsmaterial Oberschule Sachsen · Version v0.4.0-534-gc09a6c6-dirty · Build 20.08.2026</w:t>
     </w:r>
   </w:p>
 </w:ftr>
